--- a/paper/Makalah_ASA_Robot_Path_Planning_UCS_Astar_RRTstar.docx
+++ b/paper/Makalah_ASA_Robot_Path_Planning_UCS_Astar_RRTstar.docx
@@ -5,19 +5,29 @@
     <w:p>
       <w:pPr>
         <w:pStyle w:val="papertitle"/>
-      </w:pPr>
-      <w:r>
+        <w:rPr>
+          <w:lang w:val="id-ID"/>
+        </w:rPr>
+      </w:pPr>
+      <w:r>
+        <w:rPr>
+          <w:lang w:val="id-ID"/>
+        </w:rPr>
         <w:t>Analisis Perbandingan UCS, A*, dan RRT* pada Simulasi Pencarian Jalur Robot Sepak Bola Humanoid di Lapangan Berhalangan</w:t>
       </w:r>
     </w:p>
     <w:p>
       <w:pPr>
         <w:pStyle w:val="Author"/>
+        <w:rPr>
+          <w:lang w:val="id-ID"/>
+        </w:rPr>
       </w:pPr>
       <w:r>
         <w:rPr>
           <w:rFonts w:eastAsia="Times New Roman"/>
           <w:sz w:val="18"/>
+          <w:lang w:val="id-ID"/>
         </w:rPr>
         <w:t>Muchammad Yuda Tri Ananda - 24060124110142</w:t>
       </w:r>
@@ -25,6 +35,7 @@
         <w:rPr>
           <w:rFonts w:eastAsia="Times New Roman"/>
           <w:sz w:val="18"/>
+          <w:lang w:val="id-ID"/>
         </w:rPr>
         <w:br/>
         <w:t>Departemen Informatika</w:t>
@@ -33,6 +44,7 @@
         <w:rPr>
           <w:rFonts w:eastAsia="Times New Roman"/>
           <w:sz w:val="18"/>
+          <w:lang w:val="id-ID"/>
         </w:rPr>
         <w:br/>
         <w:t>Universitas Diponegoro</w:t>
@@ -41,6 +53,7 @@
         <w:rPr>
           <w:rFonts w:eastAsia="Times New Roman"/>
           <w:sz w:val="18"/>
+          <w:lang w:val="id-ID"/>
         </w:rPr>
         <w:br/>
         <w:t>Semarang, Indonesia</w:t>
@@ -49,6 +62,7 @@
         <w:rPr>
           <w:rFonts w:eastAsia="Times New Roman"/>
           <w:sz w:val="18"/>
+          <w:lang w:val="id-ID"/>
         </w:rPr>
         <w:br/>
       </w:r>
@@ -56,6 +70,7 @@
         <w:rPr>
           <w:rFonts w:eastAsia="Times New Roman"/>
           <w:sz w:val="18"/>
+          <w:lang w:val="id-ID"/>
         </w:rPr>
         <w:t>myudak</w:t>
       </w:r>
@@ -63,6 +78,7 @@
         <w:rPr>
           <w:rFonts w:eastAsia="Times New Roman"/>
           <w:sz w:val="18"/>
+          <w:lang w:val="id-ID"/>
         </w:rPr>
         <w:t>@students.undip.ac.id</w:t>
       </w:r>
@@ -80,16 +96,28 @@
     <w:p>
       <w:pPr>
         <w:pStyle w:val="Abstract"/>
-      </w:pPr>
-      <w:r>
+        <w:rPr>
+          <w:lang w:val="id-ID"/>
+        </w:rPr>
+      </w:pPr>
+      <w:r>
+        <w:rPr>
+          <w:lang w:val="id-ID"/>
+        </w:rPr>
         <w:t>Abstract—Penelitian ini membahas penerapan Brute Force, kelompok Uniform Cost Search (UCS), Greedy Best First Search (GBFS), A*, dan Rapidly-exploring Random Tree Star (RRT*) pada simulasi pencarian jalur robot sepak bola humanoid di lapangan berhalangan. Sesuai ketentuan proyek, UCS, GBFS, dan A* diperlakukan sebagai satu kelompok strategi pencarian berbasis biaya dan heuristik, sedangkan Brute Force menjadi algoritma daftar kedua dan RRT* menjadi algoritma di luar daftar. Eksperimen dilakukan pada empat skenario peta dengan lima seed acak. Hasil menunjukkan bahwa A* mempertahankan biaya optimal seperti UCS dengan ekspansi simpul lebih sedikit, GBFS paling cepat tetapi tidak selalu optimal, Brute Force hanya efektif pada peta sederhana karena ruang enumerasi cepat membesar, dan RRT* relevan untuk ruang kontinu meskipun performanya lebih bergantung pada sampling.</w:t>
       </w:r>
     </w:p>
     <w:p>
       <w:pPr>
         <w:pStyle w:val="Keywords"/>
-      </w:pPr>
-      <w:r>
+        <w:rPr>
+          <w:lang w:val="id-ID"/>
+        </w:rPr>
+      </w:pPr>
+      <w:r>
+        <w:rPr>
+          <w:lang w:val="id-ID"/>
+        </w:rPr>
         <w:t>Keywords—Brute Force, UCS, Greedy Best First Search, A*, RRT*, pencarian jalur, robot humanoid, analisis algoritma</w:t>
       </w:r>
     </w:p>
@@ -104,28 +132,49 @@
     <w:p>
       <w:pPr>
         <w:pStyle w:val="BodyText"/>
-      </w:pPr>
-      <w:r>
+        <w:rPr>
+          <w:lang w:val="id-ID"/>
+        </w:rPr>
+      </w:pPr>
+      <w:r>
+        <w:rPr>
+          <w:lang w:val="id-ID"/>
+        </w:rPr>
         <w:t>Robot sepak bola humanoid membutuhkan kemampuan memilih lintasan secara cepat karena lingkungan pertandingan dipenuhi objek yang dapat menghalangi gerak. Dalam tahap perencanaan gerak, robot perlu menentukan rute dari posisi awal menuju target sambil menghindari robot lain, batas area, atau zona yang tidak boleh dilalui.</w:t>
       </w:r>
     </w:p>
     <w:p>
       <w:pPr>
         <w:pStyle w:val="BodyText"/>
-      </w:pPr>
-      <w:r>
+        <w:rPr>
+          <w:lang w:val="id-ID"/>
+        </w:rPr>
+      </w:pPr>
+      <w:r>
+        <w:rPr>
+          <w:lang w:val="id-ID"/>
+        </w:rPr>
         <w:t>Pencarian jalur relevan untuk Analisis dan Strategi Algoritma karena satu masalah dapat diselesaikan dengan pendekatan yang sangat berbeda. Pada makalah ini, algoritma yang dibandingkan disusun menjadi tiga pilihan utama: Brute Force, kelompok UCS/GBFS/A*, dan RRT*. Pengelompokan UCS, GBFS, dan A* mengikuti butir tugas yang menempatkan ketiganya sebagai satu strategi pencarian berbasis frontier.</w:t>
       </w:r>
     </w:p>
     <w:p>
       <w:pPr>
         <w:pStyle w:val="BodyText"/>
-      </w:pPr>
-      <w:r>
-        <w:t>Tujuan makalah ini adalah menerapkan dan membandingkan kelima algoritma tersebut pada peta simulasi yang sama. Kontribusi utama makalah adalah eksperimen komputasional yang memperlihatkan trade-</w:t>
-      </w:r>
-      <w:r>
-        <w:t>off antara kelengkapan, biaya lintasan, waktu eksekusi, dan jumlah simpul atau kandidat yang diproses.</w:t>
+        <w:rPr>
+          <w:lang w:val="id-ID"/>
+        </w:rPr>
+      </w:pPr>
+      <w:r>
+        <w:rPr>
+          <w:lang w:val="id-ID"/>
+        </w:rPr>
+        <w:t xml:space="preserve">Tujuan makalah ini adalah menerapkan dan membandingkan kelima algoritma tersebut pada peta simulasi yang sama. Kontribusi utama makalah adalah eksperimen komputasional yang memperlihatkan trade-off antara kelengkapan, biaya lintasan, waktu </w:t>
+      </w:r>
+      <w:r>
+        <w:rPr>
+          <w:lang w:val="id-ID"/>
+        </w:rPr>
+        <w:t>eksekusi, dan jumlah simpul atau kandidat yang diproses.</w:t>
       </w:r>
     </w:p>
     <w:p>
@@ -139,40 +188,70 @@
     <w:p>
       <w:pPr>
         <w:pStyle w:val="BodyText"/>
-      </w:pPr>
-      <w:r>
+        <w:rPr>
+          <w:lang w:val="id-ID"/>
+        </w:rPr>
+      </w:pPr>
+      <w:r>
+        <w:rPr>
+          <w:lang w:val="id-ID"/>
+        </w:rPr>
         <w:t>Penelitian dibatasi pada simulasi dua dimensi. Lapangan direpresentasikan sebagai bidang berukuran 60 x 40 satuan, sedangkan posisi awal dan posisi target dianggap sudah diketahui. Hambatan dimodelkan sebagai lingkaran dan persegi panjang yang tidak boleh dilewati lintasan.</w:t>
       </w:r>
     </w:p>
     <w:p>
       <w:pPr>
         <w:pStyle w:val="BodyText"/>
-      </w:pPr>
-      <w:r>
+        <w:rPr>
+          <w:lang w:val="id-ID"/>
+        </w:rPr>
+      </w:pPr>
+      <w:r>
+        <w:rPr>
+          <w:lang w:val="id-ID"/>
+        </w:rPr>
         <w:t>Brute Force menggunakan enumerasi kandidat waypoint dan pemeriksaan garis bebas hambatan. UCS, GBFS, dan A* menggunakan grid delapan arah, yaitu atas, bawah, kiri, kanan, dan empat arah diagonal. Biaya gerak lurus bernilai 1, sedangkan biaya gerak diagonal bernilai akar dua. Pada RRT*, posisi robot direpresentasikan sebagai titik kontinu.</w:t>
       </w:r>
     </w:p>
     <w:p>
       <w:pPr>
         <w:pStyle w:val="BodyText"/>
-      </w:pPr>
-      <w:r>
+        <w:rPr>
+          <w:lang w:val="id-ID"/>
+        </w:rPr>
+      </w:pPr>
+      <w:r>
+        <w:rPr>
+          <w:lang w:val="id-ID"/>
+        </w:rPr>
         <w:t>Aspek dinamika robot seperti keseimbangan, percepatan servo, gaya gesek kaki, sensor kamera, dan ketidakpastian lokalisasi tidak dimodelkan secara detail. Oleh karena itu, eksperimen ini lebih tepat disebut sebagai simulasi perencanaan jalur, bukan simulasi robot humanoid lengkap.</w:t>
       </w:r>
     </w:p>
     <w:p>
       <w:pPr>
         <w:pStyle w:val="BodyText"/>
-      </w:pPr>
-      <w:r>
+        <w:rPr>
+          <w:lang w:val="id-ID"/>
+        </w:rPr>
+      </w:pPr>
+      <w:r>
+        <w:rPr>
+          <w:lang w:val="id-ID"/>
+        </w:rPr>
         <w:t>Secara formal, masukan masalah adalah ukuran lapangan, posisi awal robot, posisi tujuan, dan himpunan hambatan. Hambatan direpresentasikan sebagai lingkaran atau persegi panjang, sedangkan posisi start dan goal berada pada ruang bebas. Pada model grid, ruang dibagi menjadi sel diskret; pada model kontinu, posisi dianggap sebagai koordinat real yang dapat dihubungkan oleh segmen garis.</w:t>
       </w:r>
     </w:p>
     <w:p>
       <w:pPr>
         <w:pStyle w:val="BodyText"/>
-      </w:pPr>
-      <w:r>
+        <w:rPr>
+          <w:lang w:val="id-ID"/>
+        </w:rPr>
+      </w:pPr>
+      <w:r>
+        <w:rPr>
+          <w:lang w:val="id-ID"/>
+        </w:rPr>
         <w:t>Keluaran yang diharapkan adalah lintasan valid dari start ke goal. Lintasan valid tidak boleh berpotongan dengan hambatan dan harus tetap berada di dalam batas lapangan. Fungsi objektif yang digunakan adalah meminimalkan biaya lintasan, yaitu jumlah jarak antar titik atau simpul berurutan. Dengan formulasi ini, perbedaan algoritma dapat dibandingkan melalui keberhasilan menemukan jalur, biaya rute, waktu komputasi, dan jumlah processed.</w:t>
       </w:r>
     </w:p>
@@ -196,8 +275,14 @@
     <w:p>
       <w:pPr>
         <w:pStyle w:val="BodyText"/>
-      </w:pPr>
-      <w:r>
+        <w:rPr>
+          <w:lang w:val="id-ID"/>
+        </w:rPr>
+      </w:pPr>
+      <w:r>
+        <w:rPr>
+          <w:lang w:val="id-ID"/>
+        </w:rPr>
         <w:t>Masalah pencarian jalur dapat dimodelkan sebagai pencarian lintasan dari titik awal ke titik tujuan pada ruang bebas hambatan. Dalam representasi grid, setiap sel bebas menjadi simpul dan perpindahan antar sel menjadi sisi. Dalam representasi waypoint atau ruang kontinu, simpul dapat berupa titik kandidat yang dihubungkan jika segmen garis antar titik tidak menabrak hambatan.</w:t>
       </w:r>
     </w:p>
@@ -215,8 +300,14 @@
     <w:p>
       <w:pPr>
         <w:pStyle w:val="BodyText"/>
-      </w:pPr>
-      <w:r>
+        <w:rPr>
+          <w:lang w:val="id-ID"/>
+        </w:rPr>
+      </w:pPr>
+      <w:r>
+        <w:rPr>
+          <w:lang w:val="id-ID"/>
+        </w:rPr>
         <w:t>Persamaan (1) menunjukkan bahwa biaya lintasan merupakan penjumlahan jarak antar simpul atau titik berurutan. Untuk robot humanoid, biaya ini dapat dimaknai sebagai pendekatan terhadap jarak tempuh yang harus dilalui sebelum modul kontrol gerak menjalankan langkah fisik.</w:t>
       </w:r>
     </w:p>
@@ -231,8 +322,14 @@
     <w:p>
       <w:pPr>
         <w:pStyle w:val="BodyText"/>
-      </w:pPr>
-      <w:r>
+        <w:rPr>
+          <w:lang w:val="id-ID"/>
+        </w:rPr>
+      </w:pPr>
+      <w:r>
+        <w:rPr>
+          <w:lang w:val="id-ID"/>
+        </w:rPr>
         <w:t>Brute Force mencoba semua kombinasi kandidat solusi dalam batas tertentu. Pada eksperimen ini, kandidat waypoint diambil dari koridor start-goal, titik sekitar hambatan, dan area celah dinding. Program kemudian mengevaluasi setiap urutan hingga tiga waypoint dan memilih rute bebas hambatan dengan biaya terkecil. Pendekatan ini mudah dipahami, tetapi tidak lengkap jika solusi membutuhkan waypoint di luar kandidat atau lebih banyak titik antara.</w:t>
       </w:r>
     </w:p>
@@ -247,8 +344,14 @@
     <w:p>
       <w:pPr>
         <w:pStyle w:val="BodyText"/>
-      </w:pPr>
-      <w:r>
+        <w:rPr>
+          <w:lang w:val="id-ID"/>
+        </w:rPr>
+      </w:pPr>
+      <w:r>
+        <w:rPr>
+          <w:lang w:val="id-ID"/>
+        </w:rPr>
         <w:t>UCS, GBFS, dan A* sama-sama menggunakan frontier berbasis priority queue, tetapi berbeda pada fungsi prioritasnya. UCS memilih simpul dengan biaya aktual terkecil dari start. GBFS memilih simpul yang secara heuristik paling dekat ke tujuan. A* menggabungkan biaya aktual dan estimasi sisa biaya sehingga dapat lebih terarah tanpa kehilangan optimalitas ketika heuristiknya admissible [1], [2].</w:t>
       </w:r>
     </w:p>
@@ -256,6 +359,9 @@
       <w:pPr>
         <w:pStyle w:val="BodyText"/>
         <w:jc w:val="center"/>
+        <w:rPr>
+          <w:lang w:val="id-ID"/>
+        </w:rPr>
       </w:pPr>
       <m:oMathPara>
         <m:oMath>
@@ -263,6 +369,7 @@
             <w:rPr>
               <w:rFonts w:ascii="Cambria Math" w:hAnsi="Cambria Math"/>
               <w:sz w:val="18"/>
+              <w:lang w:val="id-ID"/>
             </w:rPr>
             <m:t>p_UCS(n) = g(n),   p_GBFS(n) = h(n),   p_A*(n) = g(n) + h(n)        (2)</m:t>
           </m:r>
@@ -272,8 +379,14 @@
     <w:p>
       <w:pPr>
         <w:pStyle w:val="BodyText"/>
-      </w:pPr>
-      <w:r>
+        <w:rPr>
+          <w:lang w:val="id-ID"/>
+        </w:rPr>
+      </w:pPr>
+      <w:r>
+        <w:rPr>
+          <w:lang w:val="id-ID"/>
+        </w:rPr>
         <w:t>Heuristik yang digunakan adalah jarak Euclidean karena gerakan grid mengizinkan arah diagonal. UCS digunakan sebagai baseline optimal pada graf berbobot non-negatif, GBFS digunakan untuk melihat dampak keputusan yang sangat agresif mengikuti arah goal, dan A* digunakan sebagai kompromi antara optimalitas dan efisiensi.</w:t>
       </w:r>
     </w:p>
@@ -288,12 +401,21 @@
     <w:p>
       <w:pPr>
         <w:pStyle w:val="BodyText"/>
-      </w:pPr>
-      <w:r>
-        <w:t xml:space="preserve">RRT* adalah pengembangan dari Rapidly-exploring Random Tree yang menumbuhkan pohon pencarian melalui sampling acak pada ruang konfigurasi. Setiap sampel dihubungkan ke simpul terdekat jika lintasan bebas hambatan, kemudian dilakukan rewiring agar </w:t>
-      </w:r>
-      <w:r>
-        <w:t>struktur pohon mendekati lintasan berbiaya lebih kecil [3], [4].</w:t>
+        <w:rPr>
+          <w:lang w:val="id-ID"/>
+        </w:rPr>
+      </w:pPr>
+      <w:r>
+        <w:rPr>
+          <w:lang w:val="id-ID"/>
+        </w:rPr>
+        <w:t xml:space="preserve">RRT* adalah pengembangan dari Rapidly-exploring Random Tree yang menumbuhkan pohon pencarian melalui sampling acak pada ruang konfigurasi. Setiap sampel dihubungkan ke simpul terdekat jika lintasan bebas hambatan, kemudian </w:t>
+      </w:r>
+      <w:r>
+        <w:rPr>
+          <w:lang w:val="id-ID"/>
+        </w:rPr>
+        <w:t>dilakukan rewiring agar struktur pohon mendekati lintasan berbiaya lebih kecil [3], [4].</w:t>
       </w:r>
     </w:p>
     <w:p>
@@ -307,8 +429,14 @@
     <w:p>
       <w:pPr>
         <w:pStyle w:val="BodyText"/>
-      </w:pPr>
-      <w:r>
+        <w:rPr>
+          <w:lang w:val="id-ID"/>
+        </w:rPr>
+      </w:pPr>
+      <w:r>
+        <w:rPr>
+          <w:lang w:val="id-ID"/>
+        </w:rPr>
         <w:t>Empat metrik digunakan dalam eksperimen. Pertama, tingkat keberhasilan menunjukkan persentase percobaan yang berhasil menemukan jalur. Kedua, biaya lintasan menunjukkan panjang jalur yang dihasilkan. Ketiga, waktu eksekusi mengukur durasi komputasi dalam milidetik. Keempat, jumlah processed menunjukkan simpul grid, node sampling, atau kandidat waypoint yang diproses.</w:t>
       </w:r>
     </w:p>
@@ -323,16 +451,28 @@
     <w:p>
       <w:pPr>
         <w:pStyle w:val="BodyText"/>
-      </w:pPr>
-      <w:r>
+        <w:rPr>
+          <w:lang w:val="id-ID"/>
+        </w:rPr>
+      </w:pPr>
+      <w:r>
+        <w:rPr>
+          <w:lang w:val="id-ID"/>
+        </w:rPr>
         <w:t>Brute Force memiliki kompleksitas yang dipengaruhi jumlah kandidat m dan batas kedalaman d, yaitu mendekati jumlah permutasi ΣP(m,d). Pada eksperimen ini d dibatasi menjadi tiga agar masih dapat diuji. UCS, GBFS, dan A* pada priority queue memiliki kompleksitas teoretis mendekati O((V + E) log V), dengan V sebagai jumlah sel bebas dan E sebagai jumlah hubungan antar sel.</w:t>
       </w:r>
     </w:p>
     <w:p>
       <w:pPr>
         <w:pStyle w:val="BodyText"/>
-      </w:pPr>
-      <w:r>
+        <w:rPr>
+          <w:lang w:val="id-ID"/>
+        </w:rPr>
+      </w:pPr>
+      <w:r>
+        <w:rPr>
+          <w:lang w:val="id-ID"/>
+        </w:rPr>
         <w:t>RRT* memiliki karakter berbeda karena biaya komputasi dipengaruhi jumlah sampel dan proses pencarian tetangga untuk rewiring. Implementasi sederhana yang digunakan masih melakukan pencarian tetangga secara linear, sehingga biaya dapat mendekati O(n²) terhadap jumlah node sampling.</w:t>
       </w:r>
     </w:p>
@@ -340,22 +480,27 @@
       <w:pPr>
         <w:pStyle w:val="tablehead"/>
         <w:jc w:val="both"/>
-      </w:pPr>
-      <w:r>
+        <w:rPr>
+          <w:lang w:val="id-ID"/>
+        </w:rPr>
+      </w:pPr>
+      <w:r>
+        <w:rPr>
+          <w:lang w:val="id-ID"/>
+        </w:rPr>
         <w:t>Ringkasan Kompleksitas Lima Algoritma</w:t>
       </w:r>
     </w:p>
     <w:tbl>
       <w:tblPr>
         <w:tblStyle w:val="PlainTable2"/>
-        <w:tblW w:w="0" w:type="auto"/>
+        <w:tblW w:w="4536" w:type="dxa"/>
         <w:jc w:val="center"/>
-        <w:tblLayout w:type="fixed"/>
         <w:tblLook w:val="04A0" w:firstRow="1" w:lastRow="0" w:firstColumn="1" w:lastColumn="0" w:noHBand="0" w:noVBand="1"/>
       </w:tblPr>
       <w:tblGrid>
-        <w:gridCol w:w="1119"/>
-        <w:gridCol w:w="974"/>
+        <w:gridCol w:w="919"/>
+        <w:gridCol w:w="1066"/>
         <w:gridCol w:w="1417"/>
         <w:gridCol w:w="1134"/>
       </w:tblGrid>
@@ -367,7 +512,7 @@
         <w:tc>
           <w:tcPr>
             <w:cnfStyle w:val="001000000000" w:firstRow="0" w:lastRow="0" w:firstColumn="1" w:lastColumn="0" w:oddVBand="0" w:evenVBand="0" w:oddHBand="0" w:evenHBand="0" w:firstRowFirstColumn="0" w:firstRowLastColumn="0" w:lastRowFirstColumn="0" w:lastRowLastColumn="0"/>
-            <w:tcW w:w="1119" w:type="dxa"/>
+            <w:tcW w:w="0" w:type="auto"/>
             <w:tcBorders>
               <w:top w:val="double" w:sz="4" w:space="0" w:color="auto"/>
               <w:bottom w:val="double" w:sz="4" w:space="0" w:color="auto"/>
@@ -375,22 +520,25 @@
           </w:tcPr>
           <w:p>
             <w:pPr>
-              <w:pStyle w:val="tablehead"/>
-              <w:numPr>
-                <w:ilvl w:val="0"/>
-                <w:numId w:val="0"/>
-              </w:numPr>
-              <w:spacing w:before="0" w:after="0"/>
+              <w:pStyle w:val="tablecolhead"/>
               <w:jc w:val="left"/>
-            </w:pPr>
-            <w:r>
-              <w:t>algoritma</w:t>
-            </w:r>
-          </w:p>
-        </w:tc>
-        <w:tc>
-          <w:tcPr>
-            <w:tcW w:w="974" w:type="dxa"/>
+              <w:rPr>
+                <w:b/>
+                <w:bCs/>
+              </w:rPr>
+            </w:pPr>
+            <w:r>
+              <w:rPr>
+                <w:b/>
+                <w:bCs/>
+              </w:rPr>
+              <w:t>Algoritma</w:t>
+            </w:r>
+          </w:p>
+        </w:tc>
+        <w:tc>
+          <w:tcPr>
+            <w:tcW w:w="1066" w:type="dxa"/>
             <w:tcBorders>
               <w:top w:val="double" w:sz="4" w:space="0" w:color="auto"/>
               <w:bottom w:val="double" w:sz="4" w:space="0" w:color="auto"/>
@@ -398,17 +546,20 @@
           </w:tcPr>
           <w:p>
             <w:pPr>
-              <w:pStyle w:val="tablehead"/>
-              <w:numPr>
-                <w:ilvl w:val="0"/>
-                <w:numId w:val="0"/>
-              </w:numPr>
-              <w:spacing w:before="0" w:after="0"/>
+              <w:pStyle w:val="tablecolhead"/>
               <w:jc w:val="left"/>
               <w:cnfStyle w:val="100000000000" w:firstRow="1" w:lastRow="0" w:firstColumn="0" w:lastColumn="0" w:oddVBand="0" w:evenVBand="0" w:oddHBand="0" w:evenHBand="0" w:firstRowFirstColumn="0" w:firstRowLastColumn="0" w:lastRowFirstColumn="0" w:lastRowLastColumn="0"/>
-            </w:pPr>
-            <w:r>
-              <w:t>prioritas</w:t>
+              <w:rPr>
+                <w:b/>
+                <w:bCs/>
+              </w:rPr>
+            </w:pPr>
+            <w:r>
+              <w:rPr>
+                <w:b/>
+                <w:bCs/>
+              </w:rPr>
+              <w:t>Prioritas</w:t>
             </w:r>
           </w:p>
         </w:tc>
@@ -422,17 +573,20 @@
           </w:tcPr>
           <w:p>
             <w:pPr>
-              <w:pStyle w:val="tablehead"/>
-              <w:numPr>
-                <w:ilvl w:val="0"/>
-                <w:numId w:val="0"/>
-              </w:numPr>
-              <w:spacing w:before="0" w:after="0"/>
+              <w:pStyle w:val="tablecolhead"/>
               <w:jc w:val="left"/>
               <w:cnfStyle w:val="100000000000" w:firstRow="1" w:lastRow="0" w:firstColumn="0" w:lastColumn="0" w:oddVBand="0" w:evenVBand="0" w:oddHBand="0" w:evenHBand="0" w:firstRowFirstColumn="0" w:firstRowLastColumn="0" w:lastRowFirstColumn="0" w:lastRowLastColumn="0"/>
-            </w:pPr>
-            <w:r>
-              <w:t>kompleksitas</w:t>
+              <w:rPr>
+                <w:b/>
+                <w:bCs/>
+              </w:rPr>
+            </w:pPr>
+            <w:r>
+              <w:rPr>
+                <w:b/>
+                <w:bCs/>
+              </w:rPr>
+              <w:t>Kompleksitas</w:t>
             </w:r>
           </w:p>
         </w:tc>
@@ -446,17 +600,20 @@
           </w:tcPr>
           <w:p>
             <w:pPr>
-              <w:pStyle w:val="tablehead"/>
-              <w:numPr>
-                <w:ilvl w:val="0"/>
-                <w:numId w:val="0"/>
-              </w:numPr>
-              <w:spacing w:before="0" w:after="0"/>
+              <w:pStyle w:val="tablecolhead"/>
               <w:jc w:val="left"/>
               <w:cnfStyle w:val="100000000000" w:firstRow="1" w:lastRow="0" w:firstColumn="0" w:lastColumn="0" w:oddVBand="0" w:evenVBand="0" w:oddHBand="0" w:evenHBand="0" w:firstRowFirstColumn="0" w:firstRowLastColumn="0" w:lastRowFirstColumn="0" w:lastRowLastColumn="0"/>
-            </w:pPr>
-            <w:r>
-              <w:t>catatan</w:t>
+              <w:rPr>
+                <w:b/>
+                <w:bCs/>
+              </w:rPr>
+            </w:pPr>
+            <w:r>
+              <w:rPr>
+                <w:b/>
+                <w:bCs/>
+              </w:rPr>
+              <w:t>Catatan</w:t>
             </w:r>
           </w:p>
         </w:tc>
@@ -470,7 +627,7 @@
         <w:tc>
           <w:tcPr>
             <w:cnfStyle w:val="001000000000" w:firstRow="0" w:lastRow="0" w:firstColumn="1" w:lastColumn="0" w:oddVBand="0" w:evenVBand="0" w:oddHBand="0" w:evenHBand="0" w:firstRowFirstColumn="0" w:firstRowLastColumn="0" w:lastRowFirstColumn="0" w:lastRowLastColumn="0"/>
-            <w:tcW w:w="1119" w:type="dxa"/>
+            <w:tcW w:w="0" w:type="auto"/>
             <w:tcBorders>
               <w:top w:val="double" w:sz="4" w:space="0" w:color="auto"/>
               <w:bottom w:val="nil"/>
@@ -484,20 +641,30 @@
               <w:rPr>
                 <w:b w:val="0"/>
                 <w:bCs w:val="0"/>
-              </w:rPr>
-            </w:pPr>
-            <w:r>
-              <w:rPr>
-                <w:b w:val="0"/>
-                <w:bCs w:val="0"/>
-              </w:rPr>
-              <w:t>bruteforce</w:t>
-            </w:r>
-          </w:p>
-        </w:tc>
-        <w:tc>
-          <w:tcPr>
-            <w:tcW w:w="974" w:type="dxa"/>
+                <w:lang w:val="id-ID"/>
+              </w:rPr>
+            </w:pPr>
+            <w:r>
+              <w:rPr>
+                <w:b w:val="0"/>
+                <w:bCs w:val="0"/>
+                <w:lang w:val="id-ID"/>
+              </w:rPr>
+              <w:t>B</w:t>
+            </w:r>
+            <w:r>
+              <w:rPr>
+                <w:b w:val="0"/>
+                <w:bCs w:val="0"/>
+                <w:lang w:val="id-ID"/>
+              </w:rPr>
+              <w:t>ruteforce</w:t>
+            </w:r>
+          </w:p>
+        </w:tc>
+        <w:tc>
+          <w:tcPr>
+            <w:tcW w:w="1066" w:type="dxa"/>
             <w:tcBorders>
               <w:top w:val="double" w:sz="4" w:space="0" w:color="auto"/>
               <w:bottom w:val="nil"/>
@@ -509,8 +676,14 @@
               <w:pStyle w:val="tablecopy"/>
               <w:jc w:val="left"/>
               <w:cnfStyle w:val="000000100000" w:firstRow="0" w:lastRow="0" w:firstColumn="0" w:lastColumn="0" w:oddVBand="0" w:evenVBand="0" w:oddHBand="1" w:evenHBand="0" w:firstRowFirstColumn="0" w:firstRowLastColumn="0" w:lastRowFirstColumn="0" w:lastRowLastColumn="0"/>
-            </w:pPr>
-            <w:r>
+              <w:rPr>
+                <w:lang w:val="id-ID"/>
+              </w:rPr>
+            </w:pPr>
+            <w:r>
+              <w:rPr>
+                <w:lang w:val="id-ID"/>
+              </w:rPr>
               <w:t>waypoint</w:t>
             </w:r>
           </w:p>
@@ -528,6 +701,9 @@
               <w:pStyle w:val="tablecopy"/>
               <w:jc w:val="left"/>
               <w:cnfStyle w:val="000000100000" w:firstRow="0" w:lastRow="0" w:firstColumn="0" w:lastColumn="0" w:oddVBand="0" w:evenVBand="0" w:oddHBand="1" w:evenHBand="0" w:firstRowFirstColumn="0" w:firstRowLastColumn="0" w:lastRowFirstColumn="0" w:lastRowLastColumn="0"/>
+              <w:rPr>
+                <w:lang w:val="id-ID"/>
+              </w:rPr>
             </w:pPr>
             <m:oMathPara>
               <m:oMathParaPr>
@@ -537,6 +713,7 @@
                 <m:r>
                   <w:rPr>
                     <w:rFonts w:ascii="Cambria Math" w:hAnsi="Cambria Math"/>
+                    <w:lang w:val="id-ID"/>
                   </w:rPr>
                   <m:t>O</m:t>
                 </m:r>
@@ -546,6 +723,7 @@
                       <w:rPr>
                         <w:rFonts w:ascii="Cambria Math" w:hAnsi="Cambria Math"/>
                         <w:i/>
+                        <w:lang w:val="id-ID"/>
                       </w:rPr>
                     </m:ctrlPr>
                   </m:dPr>
@@ -556,12 +734,14 @@
                       </m:rPr>
                       <w:rPr>
                         <w:rFonts w:ascii="Cambria Math" w:hAnsi="Cambria Math"/>
+                        <w:lang w:val="id-ID"/>
                       </w:rPr>
                       <m:t>Σ</m:t>
                     </m:r>
                     <m:r>
                       <w:rPr>
                         <w:rFonts w:ascii="Cambria Math" w:hAnsi="Cambria Math"/>
+                        <w:lang w:val="id-ID"/>
                       </w:rPr>
                       <m:t>P</m:t>
                     </m:r>
@@ -571,6 +751,7 @@
                           <w:rPr>
                             <w:rFonts w:ascii="Cambria Math" w:hAnsi="Cambria Math"/>
                             <w:i/>
+                            <w:lang w:val="id-ID"/>
                           </w:rPr>
                         </m:ctrlPr>
                       </m:dPr>
@@ -578,6 +759,7 @@
                         <m:r>
                           <w:rPr>
                             <w:rFonts w:ascii="Cambria Math" w:hAnsi="Cambria Math"/>
+                            <w:lang w:val="id-ID"/>
                           </w:rPr>
                           <m:t>m,d</m:t>
                         </m:r>
@@ -589,12 +771,14 @@
                       </m:rPr>
                       <w:rPr>
                         <w:rFonts w:ascii="Cambria Math" w:hAnsi="Cambria Math"/>
+                        <w:lang w:val="id-ID"/>
                       </w:rPr>
                       <m:t>⋅</m:t>
                     </m:r>
                     <m:r>
                       <w:rPr>
                         <w:rFonts w:ascii="Cambria Math" w:hAnsi="Cambria Math"/>
+                        <w:lang w:val="id-ID"/>
                       </w:rPr>
                       <m:t>L</m:t>
                     </m:r>
@@ -602,9 +786,6 @@
                 </m:d>
               </m:oMath>
             </m:oMathPara>
-            <w:r>
-              <w:t>O(n^d)</w:t>
-            </w:r>
           </w:p>
         </w:tc>
         <w:tc>
@@ -620,8 +801,14 @@
               <w:pStyle w:val="tablecopy"/>
               <w:jc w:val="left"/>
               <w:cnfStyle w:val="000000100000" w:firstRow="0" w:lastRow="0" w:firstColumn="0" w:lastColumn="0" w:oddVBand="0" w:evenVBand="0" w:oddHBand="1" w:evenHBand="0" w:firstRowFirstColumn="0" w:firstRowLastColumn="0" w:lastRowFirstColumn="0" w:lastRowLastColumn="0"/>
-            </w:pPr>
-            <w:r>
+              <w:rPr>
+                <w:lang w:val="id-ID"/>
+              </w:rPr>
+            </w:pPr>
+            <w:r>
+              <w:rPr>
+                <w:lang w:val="id-ID"/>
+              </w:rPr>
               <w:t>Batas d=3</w:t>
             </w:r>
           </w:p>
@@ -635,7 +822,7 @@
         <w:tc>
           <w:tcPr>
             <w:cnfStyle w:val="001000000000" w:firstRow="0" w:lastRow="0" w:firstColumn="1" w:lastColumn="0" w:oddVBand="0" w:evenVBand="0" w:oddHBand="0" w:evenHBand="0" w:firstRowFirstColumn="0" w:firstRowLastColumn="0" w:lastRowFirstColumn="0" w:lastRowLastColumn="0"/>
-            <w:tcW w:w="1119" w:type="dxa"/>
+            <w:tcW w:w="0" w:type="auto"/>
             <w:tcBorders>
               <w:top w:val="nil"/>
               <w:bottom w:val="nil"/>
@@ -648,12 +835,14 @@
               <w:rPr>
                 <w:b w:val="0"/>
                 <w:bCs w:val="0"/>
-              </w:rPr>
-            </w:pPr>
-            <w:r>
-              <w:rPr>
-                <w:b w:val="0"/>
-                <w:bCs w:val="0"/>
+                <w:lang w:val="id-ID"/>
+              </w:rPr>
+            </w:pPr>
+            <w:r>
+              <w:rPr>
+                <w:b w:val="0"/>
+                <w:bCs w:val="0"/>
+                <w:lang w:val="id-ID"/>
               </w:rPr>
               <w:t>UCS</w:t>
             </w:r>
@@ -661,7 +850,7 @@
         </w:tc>
         <w:tc>
           <w:tcPr>
-            <w:tcW w:w="974" w:type="dxa"/>
+            <w:tcW w:w="1066" w:type="dxa"/>
             <w:tcBorders>
               <w:top w:val="nil"/>
               <w:bottom w:val="nil"/>
@@ -672,8 +861,14 @@
               <w:pStyle w:val="tablecopy"/>
               <w:jc w:val="left"/>
               <w:cnfStyle w:val="000000000000" w:firstRow="0" w:lastRow="0" w:firstColumn="0" w:lastColumn="0" w:oddVBand="0" w:evenVBand="0" w:oddHBand="0" w:evenHBand="0" w:firstRowFirstColumn="0" w:firstRowLastColumn="0" w:lastRowFirstColumn="0" w:lastRowLastColumn="0"/>
-            </w:pPr>
-            <w:r>
+              <w:rPr>
+                <w:lang w:val="id-ID"/>
+              </w:rPr>
+            </w:pPr>
+            <w:r>
+              <w:rPr>
+                <w:lang w:val="id-ID"/>
+              </w:rPr>
               <w:t>g(n)</w:t>
             </w:r>
           </w:p>
@@ -691,6 +886,9 @@
               <w:pStyle w:val="tablecopy"/>
               <w:jc w:val="left"/>
               <w:cnfStyle w:val="000000000000" w:firstRow="0" w:lastRow="0" w:firstColumn="0" w:lastColumn="0" w:oddVBand="0" w:evenVBand="0" w:oddHBand="0" w:evenHBand="0" w:firstRowFirstColumn="0" w:firstRowLastColumn="0" w:lastRowFirstColumn="0" w:lastRowLastColumn="0"/>
+              <w:rPr>
+                <w:lang w:val="id-ID"/>
+              </w:rPr>
             </w:pPr>
             <m:oMathPara>
               <m:oMathParaPr>
@@ -700,6 +898,7 @@
                 <m:r>
                   <w:rPr>
                     <w:rFonts w:ascii="Cambria Math" w:hAnsi="Cambria Math"/>
+                    <w:lang w:val="id-ID"/>
                   </w:rPr>
                   <m:t>O</m:t>
                 </m:r>
@@ -708,6 +907,7 @@
                     <m:ctrlPr>
                       <w:rPr>
                         <w:rFonts w:ascii="Cambria Math" w:hAnsi="Cambria Math"/>
+                        <w:lang w:val="id-ID"/>
                       </w:rPr>
                     </m:ctrlPr>
                   </m:dPr>
@@ -717,6 +917,7 @@
                         <m:ctrlPr>
                           <w:rPr>
                             <w:rFonts w:ascii="Cambria Math" w:hAnsi="Cambria Math"/>
+                            <w:lang w:val="id-ID"/>
                           </w:rPr>
                         </m:ctrlPr>
                       </m:dPr>
@@ -724,6 +925,7 @@
                         <m:r>
                           <w:rPr>
                             <w:rFonts w:ascii="Cambria Math" w:hAnsi="Cambria Math"/>
+                            <w:lang w:val="id-ID"/>
                           </w:rPr>
                           <m:t>V+E</m:t>
                         </m:r>
@@ -731,6 +933,7 @@
                           <w:rPr>
                             <w:rFonts w:ascii="Cambria Math" w:hAnsi="Cambria Math"/>
                             <w:i/>
+                            <w:lang w:val="id-ID"/>
                           </w:rPr>
                         </m:ctrlPr>
                       </m:e>
@@ -740,6 +943,7 @@
                         <m:ctrlPr>
                           <w:rPr>
                             <w:rFonts w:ascii="Cambria Math" w:hAnsi="Cambria Math"/>
+                            <w:lang w:val="id-ID"/>
                           </w:rPr>
                         </m:ctrlPr>
                       </m:funcPr>
@@ -750,6 +954,7 @@
                           </m:rPr>
                           <w:rPr>
                             <w:rFonts w:ascii="Cambria Math" w:hAnsi="Cambria Math"/>
+                            <w:lang w:val="id-ID"/>
                           </w:rPr>
                           <m:t>log</m:t>
                         </m:r>
@@ -758,6 +963,7 @@
                         <m:r>
                           <w:rPr>
                             <w:rFonts w:ascii="Cambria Math" w:hAnsi="Cambria Math"/>
+                            <w:lang w:val="id-ID"/>
                           </w:rPr>
                           <m:t>V</m:t>
                         </m:r>
@@ -767,15 +973,13 @@
                       <w:rPr>
                         <w:rFonts w:ascii="Cambria Math" w:hAnsi="Cambria Math"/>
                         <w:i/>
+                        <w:lang w:val="id-ID"/>
                       </w:rPr>
                     </m:ctrlPr>
                   </m:e>
                 </m:d>
               </m:oMath>
             </m:oMathPara>
-            <w:r>
-              <w:t>O(E log V)</w:t>
-            </w:r>
           </w:p>
         </w:tc>
         <w:tc>
@@ -791,8 +995,14 @@
               <w:pStyle w:val="tablecopy"/>
               <w:jc w:val="left"/>
               <w:cnfStyle w:val="000000000000" w:firstRow="0" w:lastRow="0" w:firstColumn="0" w:lastColumn="0" w:oddVBand="0" w:evenVBand="0" w:oddHBand="0" w:evenHBand="0" w:firstRowFirstColumn="0" w:firstRowLastColumn="0" w:lastRowFirstColumn="0" w:lastRowLastColumn="0"/>
-            </w:pPr>
-            <w:r>
+              <w:rPr>
+                <w:lang w:val="id-ID"/>
+              </w:rPr>
+            </w:pPr>
+            <w:r>
+              <w:rPr>
+                <w:lang w:val="id-ID"/>
+              </w:rPr>
               <w:t>Optimal</w:t>
             </w:r>
           </w:p>
@@ -807,7 +1017,7 @@
         <w:tc>
           <w:tcPr>
             <w:cnfStyle w:val="001000000000" w:firstRow="0" w:lastRow="0" w:firstColumn="1" w:lastColumn="0" w:oddVBand="0" w:evenVBand="0" w:oddHBand="0" w:evenHBand="0" w:firstRowFirstColumn="0" w:firstRowLastColumn="0" w:lastRowFirstColumn="0" w:lastRowLastColumn="0"/>
-            <w:tcW w:w="1119" w:type="dxa"/>
+            <w:tcW w:w="0" w:type="auto"/>
             <w:tcBorders>
               <w:top w:val="nil"/>
               <w:bottom w:val="nil"/>
@@ -820,12 +1030,14 @@
               <w:rPr>
                 <w:b w:val="0"/>
                 <w:bCs w:val="0"/>
-              </w:rPr>
-            </w:pPr>
-            <w:r>
-              <w:rPr>
-                <w:b w:val="0"/>
-                <w:bCs w:val="0"/>
+                <w:lang w:val="id-ID"/>
+              </w:rPr>
+            </w:pPr>
+            <w:r>
+              <w:rPr>
+                <w:b w:val="0"/>
+                <w:bCs w:val="0"/>
+                <w:lang w:val="id-ID"/>
               </w:rPr>
               <w:t>GBFS</w:t>
             </w:r>
@@ -833,7 +1045,7 @@
         </w:tc>
         <w:tc>
           <w:tcPr>
-            <w:tcW w:w="974" w:type="dxa"/>
+            <w:tcW w:w="1066" w:type="dxa"/>
             <w:tcBorders>
               <w:top w:val="nil"/>
               <w:bottom w:val="nil"/>
@@ -844,8 +1056,14 @@
               <w:pStyle w:val="tablecopy"/>
               <w:jc w:val="left"/>
               <w:cnfStyle w:val="000000100000" w:firstRow="0" w:lastRow="0" w:firstColumn="0" w:lastColumn="0" w:oddVBand="0" w:evenVBand="0" w:oddHBand="1" w:evenHBand="0" w:firstRowFirstColumn="0" w:firstRowLastColumn="0" w:lastRowFirstColumn="0" w:lastRowLastColumn="0"/>
-            </w:pPr>
-            <w:r>
+              <w:rPr>
+                <w:lang w:val="id-ID"/>
+              </w:rPr>
+            </w:pPr>
+            <w:r>
+              <w:rPr>
+                <w:lang w:val="id-ID"/>
+              </w:rPr>
               <w:t>h(n)</w:t>
             </w:r>
           </w:p>
@@ -863,6 +1081,9 @@
               <w:pStyle w:val="tablecopy"/>
               <w:jc w:val="left"/>
               <w:cnfStyle w:val="000000100000" w:firstRow="0" w:lastRow="0" w:firstColumn="0" w:lastColumn="0" w:oddVBand="0" w:evenVBand="0" w:oddHBand="1" w:evenHBand="0" w:firstRowFirstColumn="0" w:firstRowLastColumn="0" w:lastRowFirstColumn="0" w:lastRowLastColumn="0"/>
+              <w:rPr>
+                <w:lang w:val="id-ID"/>
+              </w:rPr>
             </w:pPr>
             <m:oMathPara>
               <m:oMathParaPr>
@@ -872,6 +1093,7 @@
                 <m:r>
                   <w:rPr>
                     <w:rFonts w:ascii="Cambria Math" w:hAnsi="Cambria Math"/>
+                    <w:lang w:val="id-ID"/>
                   </w:rPr>
                   <m:t>O</m:t>
                 </m:r>
@@ -881,6 +1103,7 @@
                       <w:rPr>
                         <w:rFonts w:ascii="Cambria Math" w:hAnsi="Cambria Math"/>
                         <w:i/>
+                        <w:lang w:val="id-ID"/>
                       </w:rPr>
                     </m:ctrlPr>
                   </m:dPr>
@@ -891,6 +1114,7 @@
                           <w:rPr>
                             <w:rFonts w:ascii="Cambria Math" w:hAnsi="Cambria Math"/>
                             <w:i/>
+                            <w:lang w:val="id-ID"/>
                           </w:rPr>
                         </m:ctrlPr>
                       </m:dPr>
@@ -898,6 +1122,7 @@
                         <m:r>
                           <w:rPr>
                             <w:rFonts w:ascii="Cambria Math" w:hAnsi="Cambria Math"/>
+                            <w:lang w:val="id-ID"/>
                           </w:rPr>
                           <m:t>V+E</m:t>
                         </m:r>
@@ -908,6 +1133,7 @@
                         <m:ctrlPr>
                           <w:rPr>
                             <w:rFonts w:ascii="Cambria Math" w:hAnsi="Cambria Math"/>
+                            <w:lang w:val="id-ID"/>
                           </w:rPr>
                         </m:ctrlPr>
                       </m:funcPr>
@@ -918,6 +1144,7 @@
                           </m:rPr>
                           <w:rPr>
                             <w:rFonts w:ascii="Cambria Math" w:hAnsi="Cambria Math"/>
+                            <w:lang w:val="id-ID"/>
                           </w:rPr>
                           <m:t>log</m:t>
                         </m:r>
@@ -926,6 +1153,7 @@
                         <m:r>
                           <w:rPr>
                             <w:rFonts w:ascii="Cambria Math" w:hAnsi="Cambria Math"/>
+                            <w:lang w:val="id-ID"/>
                           </w:rPr>
                           <m:t>V</m:t>
                         </m:r>
@@ -935,9 +1163,6 @@
                 </m:d>
               </m:oMath>
             </m:oMathPara>
-            <w:r>
-              <w:t>O(E log V)</w:t>
-            </w:r>
           </w:p>
         </w:tc>
         <w:tc>
@@ -953,8 +1178,14 @@
               <w:pStyle w:val="tablecopy"/>
               <w:jc w:val="left"/>
               <w:cnfStyle w:val="000000100000" w:firstRow="0" w:lastRow="0" w:firstColumn="0" w:lastColumn="0" w:oddVBand="0" w:evenVBand="0" w:oddHBand="1" w:evenHBand="0" w:firstRowFirstColumn="0" w:firstRowLastColumn="0" w:lastRowFirstColumn="0" w:lastRowLastColumn="0"/>
-            </w:pPr>
-            <w:r>
+              <w:rPr>
+                <w:lang w:val="id-ID"/>
+              </w:rPr>
+            </w:pPr>
+            <w:r>
+              <w:rPr>
+                <w:lang w:val="id-ID"/>
+              </w:rPr>
               <w:t>Tidak optimal</w:t>
             </w:r>
           </w:p>
@@ -968,7 +1199,7 @@
         <w:tc>
           <w:tcPr>
             <w:cnfStyle w:val="001000000000" w:firstRow="0" w:lastRow="0" w:firstColumn="1" w:lastColumn="0" w:oddVBand="0" w:evenVBand="0" w:oddHBand="0" w:evenHBand="0" w:firstRowFirstColumn="0" w:firstRowLastColumn="0" w:lastRowFirstColumn="0" w:lastRowLastColumn="0"/>
-            <w:tcW w:w="1119" w:type="dxa"/>
+            <w:tcW w:w="0" w:type="auto"/>
             <w:tcBorders>
               <w:top w:val="nil"/>
               <w:bottom w:val="nil"/>
@@ -981,12 +1212,14 @@
               <w:rPr>
                 <w:b w:val="0"/>
                 <w:bCs w:val="0"/>
-              </w:rPr>
-            </w:pPr>
-            <w:r>
-              <w:rPr>
-                <w:b w:val="0"/>
-                <w:bCs w:val="0"/>
+                <w:lang w:val="id-ID"/>
+              </w:rPr>
+            </w:pPr>
+            <w:r>
+              <w:rPr>
+                <w:b w:val="0"/>
+                <w:bCs w:val="0"/>
+                <w:lang w:val="id-ID"/>
               </w:rPr>
               <w:t>A*</w:t>
             </w:r>
@@ -994,7 +1227,7 @@
         </w:tc>
         <w:tc>
           <w:tcPr>
-            <w:tcW w:w="974" w:type="dxa"/>
+            <w:tcW w:w="1066" w:type="dxa"/>
             <w:tcBorders>
               <w:top w:val="nil"/>
               <w:bottom w:val="nil"/>
@@ -1005,8 +1238,14 @@
               <w:pStyle w:val="tablecopy"/>
               <w:jc w:val="left"/>
               <w:cnfStyle w:val="000000000000" w:firstRow="0" w:lastRow="0" w:firstColumn="0" w:lastColumn="0" w:oddVBand="0" w:evenVBand="0" w:oddHBand="0" w:evenHBand="0" w:firstRowFirstColumn="0" w:firstRowLastColumn="0" w:lastRowFirstColumn="0" w:lastRowLastColumn="0"/>
-            </w:pPr>
-            <w:r>
+              <w:rPr>
+                <w:lang w:val="id-ID"/>
+              </w:rPr>
+            </w:pPr>
+            <w:r>
+              <w:rPr>
+                <w:lang w:val="id-ID"/>
+              </w:rPr>
               <w:t>g(n) + h(n)</w:t>
             </w:r>
           </w:p>
@@ -1024,6 +1263,9 @@
               <w:pStyle w:val="tablecopy"/>
               <w:jc w:val="left"/>
               <w:cnfStyle w:val="000000000000" w:firstRow="0" w:lastRow="0" w:firstColumn="0" w:lastColumn="0" w:oddVBand="0" w:evenVBand="0" w:oddHBand="0" w:evenHBand="0" w:firstRowFirstColumn="0" w:firstRowLastColumn="0" w:lastRowFirstColumn="0" w:lastRowLastColumn="0"/>
+              <w:rPr>
+                <w:lang w:val="id-ID"/>
+              </w:rPr>
             </w:pPr>
             <m:oMathPara>
               <m:oMathParaPr>
@@ -1033,6 +1275,7 @@
                 <m:r>
                   <w:rPr>
                     <w:rFonts w:ascii="Cambria Math" w:hAnsi="Cambria Math"/>
+                    <w:lang w:val="id-ID"/>
                   </w:rPr>
                   <m:t>O</m:t>
                 </m:r>
@@ -1042,6 +1285,7 @@
                       <w:rPr>
                         <w:rFonts w:ascii="Cambria Math" w:hAnsi="Cambria Math"/>
                         <w:i/>
+                        <w:lang w:val="id-ID"/>
                       </w:rPr>
                     </m:ctrlPr>
                   </m:dPr>
@@ -1052,6 +1296,7 @@
                           <w:rPr>
                             <w:rFonts w:ascii="Cambria Math" w:hAnsi="Cambria Math"/>
                             <w:i/>
+                            <w:lang w:val="id-ID"/>
                           </w:rPr>
                         </m:ctrlPr>
                       </m:dPr>
@@ -1059,6 +1304,7 @@
                         <m:r>
                           <w:rPr>
                             <w:rFonts w:ascii="Cambria Math" w:hAnsi="Cambria Math"/>
+                            <w:lang w:val="id-ID"/>
                           </w:rPr>
                           <m:t>V+E</m:t>
                         </m:r>
@@ -1069,6 +1315,7 @@
                         <m:ctrlPr>
                           <w:rPr>
                             <w:rFonts w:ascii="Cambria Math" w:hAnsi="Cambria Math"/>
+                            <w:lang w:val="id-ID"/>
                           </w:rPr>
                         </m:ctrlPr>
                       </m:funcPr>
@@ -1079,6 +1326,7 @@
                           </m:rPr>
                           <w:rPr>
                             <w:rFonts w:ascii="Cambria Math" w:hAnsi="Cambria Math"/>
+                            <w:lang w:val="id-ID"/>
                           </w:rPr>
                           <m:t>log</m:t>
                         </m:r>
@@ -1087,6 +1335,7 @@
                         <m:r>
                           <w:rPr>
                             <w:rFonts w:ascii="Cambria Math" w:hAnsi="Cambria Math"/>
+                            <w:lang w:val="id-ID"/>
                           </w:rPr>
                           <m:t>V</m:t>
                         </m:r>
@@ -1096,9 +1345,6 @@
                 </m:d>
               </m:oMath>
             </m:oMathPara>
-            <w:r>
-              <w:t>O(E log V)</w:t>
-            </w:r>
           </w:p>
         </w:tc>
         <w:tc>
@@ -1114,8 +1360,14 @@
               <w:pStyle w:val="tablecopy"/>
               <w:jc w:val="left"/>
               <w:cnfStyle w:val="000000000000" w:firstRow="0" w:lastRow="0" w:firstColumn="0" w:lastColumn="0" w:oddVBand="0" w:evenVBand="0" w:oddHBand="0" w:evenHBand="0" w:firstRowFirstColumn="0" w:firstRowLastColumn="0" w:lastRowFirstColumn="0" w:lastRowLastColumn="0"/>
-            </w:pPr>
-            <w:r>
+              <w:rPr>
+                <w:lang w:val="id-ID"/>
+              </w:rPr>
+            </w:pPr>
+            <w:r>
+              <w:rPr>
+                <w:lang w:val="id-ID"/>
+              </w:rPr>
               <w:t>Optimal*</w:t>
             </w:r>
           </w:p>
@@ -1130,7 +1382,7 @@
         <w:tc>
           <w:tcPr>
             <w:cnfStyle w:val="001000000000" w:firstRow="0" w:lastRow="0" w:firstColumn="1" w:lastColumn="0" w:oddVBand="0" w:evenVBand="0" w:oddHBand="0" w:evenHBand="0" w:firstRowFirstColumn="0" w:firstRowLastColumn="0" w:lastRowFirstColumn="0" w:lastRowLastColumn="0"/>
-            <w:tcW w:w="1119" w:type="dxa"/>
+            <w:tcW w:w="0" w:type="auto"/>
             <w:tcBorders>
               <w:top w:val="nil"/>
               <w:bottom w:val="double" w:sz="4" w:space="0" w:color="auto"/>
@@ -1143,12 +1395,14 @@
               <w:rPr>
                 <w:b w:val="0"/>
                 <w:bCs w:val="0"/>
-              </w:rPr>
-            </w:pPr>
-            <w:r>
-              <w:rPr>
-                <w:b w:val="0"/>
-                <w:bCs w:val="0"/>
+                <w:lang w:val="id-ID"/>
+              </w:rPr>
+            </w:pPr>
+            <w:r>
+              <w:rPr>
+                <w:b w:val="0"/>
+                <w:bCs w:val="0"/>
+                <w:lang w:val="id-ID"/>
               </w:rPr>
               <w:t>RRT*</w:t>
             </w:r>
@@ -1156,7 +1410,7 @@
         </w:tc>
         <w:tc>
           <w:tcPr>
-            <w:tcW w:w="974" w:type="dxa"/>
+            <w:tcW w:w="1066" w:type="dxa"/>
             <w:tcBorders>
               <w:top w:val="nil"/>
               <w:bottom w:val="double" w:sz="4" w:space="0" w:color="auto"/>
@@ -1167,8 +1421,14 @@
               <w:pStyle w:val="tablecopy"/>
               <w:jc w:val="left"/>
               <w:cnfStyle w:val="000000100000" w:firstRow="0" w:lastRow="0" w:firstColumn="0" w:lastColumn="0" w:oddVBand="0" w:evenVBand="0" w:oddHBand="1" w:evenHBand="0" w:firstRowFirstColumn="0" w:firstRowLastColumn="0" w:lastRowFirstColumn="0" w:lastRowLastColumn="0"/>
-            </w:pPr>
-            <w:r>
+              <w:rPr>
+                <w:lang w:val="id-ID"/>
+              </w:rPr>
+            </w:pPr>
+            <w:r>
+              <w:rPr>
+                <w:lang w:val="id-ID"/>
+              </w:rPr>
               <w:t>Sampling</w:t>
             </w:r>
           </w:p>
@@ -1186,6 +1446,9 @@
               <w:pStyle w:val="tablecopy"/>
               <w:jc w:val="left"/>
               <w:cnfStyle w:val="000000100000" w:firstRow="0" w:lastRow="0" w:firstColumn="0" w:lastColumn="0" w:oddVBand="0" w:evenVBand="0" w:oddHBand="1" w:evenHBand="0" w:firstRowFirstColumn="0" w:firstRowLastColumn="0" w:lastRowFirstColumn="0" w:lastRowLastColumn="0"/>
+              <w:rPr>
+                <w:lang w:val="id-ID"/>
+              </w:rPr>
             </w:pPr>
             <m:oMathPara>
               <m:oMathParaPr>
@@ -1195,6 +1458,7 @@
                 <m:r>
                   <w:rPr>
                     <w:rFonts w:ascii="Cambria Math" w:hAnsi="Cambria Math"/>
+                    <w:lang w:val="id-ID"/>
                   </w:rPr>
                   <m:t>O(</m:t>
                 </m:r>
@@ -1203,6 +1467,7 @@
                     <m:ctrlPr>
                       <w:rPr>
                         <w:rFonts w:ascii="Cambria Math" w:hAnsi="Cambria Math"/>
+                        <w:lang w:val="id-ID"/>
                       </w:rPr>
                     </m:ctrlPr>
                   </m:sSupPr>
@@ -1210,6 +1475,7 @@
                     <m:r>
                       <w:rPr>
                         <w:rFonts w:ascii="Cambria Math" w:hAnsi="Cambria Math"/>
+                        <w:lang w:val="id-ID"/>
                       </w:rPr>
                       <m:t>n)</m:t>
                     </m:r>
@@ -1218,6 +1484,7 @@
                     <m:r>
                       <w:rPr>
                         <w:rFonts w:ascii="Cambria Math" w:hAnsi="Cambria Math"/>
+                        <w:lang w:val="id-ID"/>
                       </w:rPr>
                       <m:t>2</m:t>
                     </m:r>
@@ -1225,9 +1492,6 @@
                 </m:sSup>
               </m:oMath>
             </m:oMathPara>
-            <w:r>
-              <w:t>O(n²)</w:t>
-            </w:r>
           </w:p>
         </w:tc>
         <w:tc>
@@ -1243,8 +1507,14 @@
               <w:pStyle w:val="tablecopy"/>
               <w:jc w:val="left"/>
               <w:cnfStyle w:val="000000100000" w:firstRow="0" w:lastRow="0" w:firstColumn="0" w:lastColumn="0" w:oddVBand="0" w:evenVBand="0" w:oddHBand="1" w:evenHBand="0" w:firstRowFirstColumn="0" w:firstRowLastColumn="0" w:lastRowFirstColumn="0" w:lastRowLastColumn="0"/>
-            </w:pPr>
-            <w:r>
+              <w:rPr>
+                <w:lang w:val="id-ID"/>
+              </w:rPr>
+            </w:pPr>
+            <w:r>
+              <w:rPr>
+                <w:lang w:val="id-ID"/>
+              </w:rPr>
               <w:t>Kontinu</w:t>
             </w:r>
           </w:p>
@@ -1270,8 +1540,14 @@
     <w:p>
       <w:pPr>
         <w:pStyle w:val="BodyText"/>
-      </w:pPr>
-      <w:r>
+        <w:rPr>
+          <w:lang w:val="id-ID"/>
+        </w:rPr>
+      </w:pPr>
+      <w:r>
+        <w:rPr>
+          <w:lang w:val="id-ID"/>
+        </w:rPr>
         <w:t>Eksperimen dibuat menggunakan program Python. Peta simulasi berukuran 60 x 40 satuan dengan titik awal di sisi kiri lapangan dan titik tujuan di sisi kanan lapangan. Setiap peta berisi hambatan berbentuk lingkaran dan persegi panjang. Empat tingkat skenario digunakan agar algoritma diuji pada kondisi mudah hingga padat.</w:t>
       </w:r>
     </w:p>
@@ -1286,28 +1562,49 @@
     <w:p>
       <w:pPr>
         <w:pStyle w:val="BodyText"/>
-      </w:pPr>
-      <w:r>
+        <w:rPr>
+          <w:lang w:val="id-ID"/>
+        </w:rPr>
+      </w:pPr>
+      <w:r>
+        <w:rPr>
+          <w:lang w:val="id-ID"/>
+        </w:rPr>
         <w:t>Eksperimen dijalankan pada satu perangkat yang sama agar perbandingan waktu lebih konsisten. Program dijalankan melalui uv dengan CPython 3.12.13 pada Windows 11 dan memori sekitar 16 GB. Pengukuran waktu menggunakan time.perf_counter sehingga nilai yang dicatat adalah durasi eksekusi fungsi algoritma dalam milidetik.</w:t>
       </w:r>
     </w:p>
     <w:p>
       <w:pPr>
         <w:pStyle w:val="BodyText"/>
-      </w:pPr>
-      <w:r>
+        <w:rPr>
+          <w:lang w:val="id-ID"/>
+        </w:rPr>
+      </w:pPr>
+      <w:r>
+        <w:rPr>
+          <w:lang w:val="id-ID"/>
+        </w:rPr>
         <w:t xml:space="preserve">Resolusi grid ditetapkan 60 x 40 sel, dengan lima seed acak untuk setiap skenario. Hasil setiap seed </w:t>
       </w:r>
       <w:r>
+        <w:rPr>
+          <w:lang w:val="id-ID"/>
+        </w:rPr>
         <w:lastRenderedPageBreak/>
         <w:t>disimpan dalam hasil_eksperimen.csv, sedangkan rata-rata biaya, waktu, tingkat keberhasilan, dan processed disimpan dalam ringkasan_eksperimen.csv. Seluruh visualisasi pada makalah dibuat ulang dari keluaran program yang sama.</w:t>
       </w:r>
     </w:p>
     <w:p>
       <w:pPr>
-        <w:pStyle w:val="BodyText"/>
-      </w:pPr>
-      <w:r>
+        <w:pStyle w:val="tablehead"/>
+        <w:rPr>
+          <w:lang w:val="id-ID"/>
+        </w:rPr>
+      </w:pPr>
+      <w:r>
+        <w:rPr>
+          <w:lang w:val="id-ID"/>
+        </w:rPr>
         <w:t>Skenario Pengujian</w:t>
       </w:r>
     </w:p>
@@ -1319,7 +1616,7 @@
         <w:tblLook w:val="04A0" w:firstRow="1" w:lastRow="0" w:firstColumn="1" w:lastColumn="0" w:noHBand="0" w:noVBand="1"/>
       </w:tblPr>
       <w:tblGrid>
-        <w:gridCol w:w="1047"/>
+        <w:gridCol w:w="919"/>
         <w:gridCol w:w="1800"/>
         <w:gridCol w:w="1505"/>
       </w:tblGrid>
@@ -1339,16 +1636,18 @@
           </w:tcPr>
           <w:p>
             <w:pPr>
-              <w:pStyle w:val="tablehead"/>
-              <w:numPr>
-                <w:ilvl w:val="0"/>
-                <w:numId w:val="0"/>
-              </w:numPr>
-              <w:spacing w:before="0" w:after="0"/>
-              <w:jc w:val="left"/>
-            </w:pPr>
-            <w:r>
-              <w:t>algoritma</w:t>
+              <w:pStyle w:val="tablecolhead"/>
+              <w:rPr>
+                <w:b/>
+                <w:bCs/>
+              </w:rPr>
+            </w:pPr>
+            <w:r>
+              <w:rPr>
+                <w:b/>
+                <w:bCs/>
+              </w:rPr>
+              <w:t>Algoritma</w:t>
             </w:r>
           </w:p>
         </w:tc>
@@ -1362,17 +1661,19 @@
           </w:tcPr>
           <w:p>
             <w:pPr>
-              <w:pStyle w:val="tablehead"/>
-              <w:numPr>
-                <w:ilvl w:val="0"/>
-                <w:numId w:val="0"/>
-              </w:numPr>
-              <w:spacing w:before="0" w:after="0"/>
-              <w:jc w:val="left"/>
+              <w:pStyle w:val="tablecolhead"/>
               <w:cnfStyle w:val="100000000000" w:firstRow="1" w:lastRow="0" w:firstColumn="0" w:lastColumn="0" w:oddVBand="0" w:evenVBand="0" w:oddHBand="0" w:evenHBand="0" w:firstRowFirstColumn="0" w:firstRowLastColumn="0" w:lastRowFirstColumn="0" w:lastRowLastColumn="0"/>
-            </w:pPr>
-            <w:r>
-              <w:t>hambatan</w:t>
+              <w:rPr>
+                <w:b/>
+                <w:bCs/>
+              </w:rPr>
+            </w:pPr>
+            <w:r>
+              <w:rPr>
+                <w:b/>
+                <w:bCs/>
+              </w:rPr>
+              <w:t>Hambatan</w:t>
             </w:r>
           </w:p>
         </w:tc>
@@ -1386,17 +1687,19 @@
           </w:tcPr>
           <w:p>
             <w:pPr>
-              <w:pStyle w:val="tablehead"/>
-              <w:numPr>
-                <w:ilvl w:val="0"/>
-                <w:numId w:val="0"/>
-              </w:numPr>
-              <w:spacing w:before="0" w:after="0"/>
-              <w:jc w:val="left"/>
+              <w:pStyle w:val="tablecolhead"/>
               <w:cnfStyle w:val="100000000000" w:firstRow="1" w:lastRow="0" w:firstColumn="0" w:lastColumn="0" w:oddVBand="0" w:evenVBand="0" w:oddHBand="0" w:evenHBand="0" w:firstRowFirstColumn="0" w:firstRowLastColumn="0" w:lastRowFirstColumn="0" w:lastRowLastColumn="0"/>
-            </w:pPr>
-            <w:r>
-              <w:t>tujuan uji</w:t>
+              <w:rPr>
+                <w:b/>
+                <w:bCs/>
+              </w:rPr>
+            </w:pPr>
+            <w:r>
+              <w:rPr>
+                <w:b/>
+                <w:bCs/>
+              </w:rPr>
+              <w:t>Tujuan uji</w:t>
             </w:r>
           </w:p>
         </w:tc>
@@ -1424,12 +1727,14 @@
               <w:rPr>
                 <w:b w:val="0"/>
                 <w:bCs w:val="0"/>
-              </w:rPr>
-            </w:pPr>
-            <w:r>
-              <w:rPr>
-                <w:b w:val="0"/>
-                <w:bCs w:val="0"/>
+                <w:lang w:val="id-ID"/>
+              </w:rPr>
+            </w:pPr>
+            <w:r>
+              <w:rPr>
+                <w:b w:val="0"/>
+                <w:bCs w:val="0"/>
+                <w:lang w:val="id-ID"/>
               </w:rPr>
               <w:t>Mudah</w:t>
             </w:r>
@@ -1449,8 +1754,14 @@
               <w:pStyle w:val="tablecopy"/>
               <w:jc w:val="left"/>
               <w:cnfStyle w:val="000000100000" w:firstRow="0" w:lastRow="0" w:firstColumn="0" w:lastColumn="0" w:oddVBand="0" w:evenVBand="0" w:oddHBand="1" w:evenHBand="0" w:firstRowFirstColumn="0" w:firstRowLastColumn="0" w:lastRowFirstColumn="0" w:lastRowLastColumn="0"/>
-            </w:pPr>
-            <w:r>
+              <w:rPr>
+                <w:lang w:val="id-ID"/>
+              </w:rPr>
+            </w:pPr>
+            <w:r>
+              <w:rPr>
+                <w:lang w:val="id-ID"/>
+              </w:rPr>
               <w:t>5 lingkaran</w:t>
             </w:r>
           </w:p>
@@ -1470,11 +1781,13 @@
               <w:cnfStyle w:val="000000100000" w:firstRow="0" w:lastRow="0" w:firstColumn="0" w:lastColumn="0" w:oddVBand="0" w:evenVBand="0" w:oddHBand="1" w:evenHBand="0" w:firstRowFirstColumn="0" w:firstRowLastColumn="0" w:lastRowFirstColumn="0" w:lastRowLastColumn="0"/>
               <w:rPr>
                 <w:rFonts w:eastAsia="MS Mincho"/>
+                <w:lang w:val="id-ID"/>
               </w:rPr>
             </w:pPr>
             <w:r>
               <w:rPr>
                 <w:rFonts w:eastAsia="MS Mincho"/>
+                <w:lang w:val="id-ID"/>
               </w:rPr>
               <w:t>Hambatan jarang</w:t>
             </w:r>
@@ -1502,12 +1815,14 @@
               <w:rPr>
                 <w:b w:val="0"/>
                 <w:bCs w:val="0"/>
-              </w:rPr>
-            </w:pPr>
-            <w:r>
-              <w:rPr>
-                <w:b w:val="0"/>
-                <w:bCs w:val="0"/>
+                <w:lang w:val="id-ID"/>
+              </w:rPr>
+            </w:pPr>
+            <w:r>
+              <w:rPr>
+                <w:b w:val="0"/>
+                <w:bCs w:val="0"/>
+                <w:lang w:val="id-ID"/>
               </w:rPr>
               <w:t>Sedang</w:t>
             </w:r>
@@ -1526,8 +1841,14 @@
               <w:pStyle w:val="tablecopy"/>
               <w:jc w:val="left"/>
               <w:cnfStyle w:val="000000000000" w:firstRow="0" w:lastRow="0" w:firstColumn="0" w:lastColumn="0" w:oddVBand="0" w:evenVBand="0" w:oddHBand="0" w:evenHBand="0" w:firstRowFirstColumn="0" w:firstRowLastColumn="0" w:lastRowFirstColumn="0" w:lastRowLastColumn="0"/>
-            </w:pPr>
-            <w:r>
+              <w:rPr>
+                <w:lang w:val="id-ID"/>
+              </w:rPr>
+            </w:pPr>
+            <w:r>
+              <w:rPr>
+                <w:lang w:val="id-ID"/>
+              </w:rPr>
               <w:t>10 lingkaran + 2 dinding</w:t>
             </w:r>
           </w:p>
@@ -1547,11 +1868,13 @@
               <w:cnfStyle w:val="000000000000" w:firstRow="0" w:lastRow="0" w:firstColumn="0" w:lastColumn="0" w:oddVBand="0" w:evenVBand="0" w:oddHBand="0" w:evenHBand="0" w:firstRowFirstColumn="0" w:firstRowLastColumn="0" w:lastRowFirstColumn="0" w:lastRowLastColumn="0"/>
               <w:rPr>
                 <w:rFonts w:eastAsia="MS Mincho"/>
+                <w:lang w:val="id-ID"/>
               </w:rPr>
             </w:pPr>
             <w:r>
               <w:rPr>
                 <w:rFonts w:eastAsia="MS Mincho"/>
+                <w:lang w:val="id-ID"/>
               </w:rPr>
               <w:t>Ada celah lintasan</w:t>
             </w:r>
@@ -1580,12 +1903,14 @@
               <w:rPr>
                 <w:b w:val="0"/>
                 <w:bCs w:val="0"/>
-              </w:rPr>
-            </w:pPr>
-            <w:r>
-              <w:rPr>
-                <w:b w:val="0"/>
-                <w:bCs w:val="0"/>
+                <w:lang w:val="id-ID"/>
+              </w:rPr>
+            </w:pPr>
+            <w:r>
+              <w:rPr>
+                <w:b w:val="0"/>
+                <w:bCs w:val="0"/>
+                <w:lang w:val="id-ID"/>
               </w:rPr>
               <w:t>Sulit</w:t>
             </w:r>
@@ -1604,8 +1929,14 @@
               <w:pStyle w:val="tablecopy"/>
               <w:jc w:val="left"/>
               <w:cnfStyle w:val="000000100000" w:firstRow="0" w:lastRow="0" w:firstColumn="0" w:lastColumn="0" w:oddVBand="0" w:evenVBand="0" w:oddHBand="1" w:evenHBand="0" w:firstRowFirstColumn="0" w:firstRowLastColumn="0" w:lastRowFirstColumn="0" w:lastRowLastColumn="0"/>
-            </w:pPr>
-            <w:r>
+              <w:rPr>
+                <w:lang w:val="id-ID"/>
+              </w:rPr>
+            </w:pPr>
+            <w:r>
+              <w:rPr>
+                <w:lang w:val="id-ID"/>
+              </w:rPr>
               <w:t>2 dinding + 8 lingkaran</w:t>
             </w:r>
           </w:p>
@@ -1625,11 +1956,13 @@
               <w:cnfStyle w:val="000000100000" w:firstRow="0" w:lastRow="0" w:firstColumn="0" w:lastColumn="0" w:oddVBand="0" w:evenVBand="0" w:oddHBand="1" w:evenHBand="0" w:firstRowFirstColumn="0" w:firstRowLastColumn="0" w:lastRowFirstColumn="0" w:lastRowLastColumn="0"/>
               <w:rPr>
                 <w:rFonts w:eastAsia="MS Mincho"/>
+                <w:lang w:val="id-ID"/>
               </w:rPr>
             </w:pPr>
             <w:r>
               <w:rPr>
                 <w:rFonts w:eastAsia="MS Mincho"/>
+                <w:lang w:val="id-ID"/>
               </w:rPr>
               <w:t>Perlu belokan jauh</w:t>
             </w:r>
@@ -1647,7 +1980,7 @@
             <w:tcW w:w="0" w:type="auto"/>
             <w:tcBorders>
               <w:top w:val="nil"/>
-              <w:bottom w:val="nil"/>
+              <w:bottom w:val="double" w:sz="4" w:space="0" w:color="auto"/>
             </w:tcBorders>
           </w:tcPr>
           <w:p>
@@ -1657,12 +1990,14 @@
               <w:rPr>
                 <w:b w:val="0"/>
                 <w:bCs w:val="0"/>
-              </w:rPr>
-            </w:pPr>
-            <w:r>
-              <w:rPr>
-                <w:b w:val="0"/>
-                <w:bCs w:val="0"/>
+                <w:lang w:val="id-ID"/>
+              </w:rPr>
+            </w:pPr>
+            <w:r>
+              <w:rPr>
+                <w:b w:val="0"/>
+                <w:bCs w:val="0"/>
+                <w:lang w:val="id-ID"/>
               </w:rPr>
               <w:t>Padat</w:t>
             </w:r>
@@ -1673,7 +2008,7 @@
             <w:tcW w:w="0" w:type="auto"/>
             <w:tcBorders>
               <w:top w:val="nil"/>
-              <w:bottom w:val="nil"/>
+              <w:bottom w:val="double" w:sz="4" w:space="0" w:color="auto"/>
             </w:tcBorders>
           </w:tcPr>
           <w:p>
@@ -1681,8 +2016,14 @@
               <w:pStyle w:val="tablecopy"/>
               <w:jc w:val="left"/>
               <w:cnfStyle w:val="000000000000" w:firstRow="0" w:lastRow="0" w:firstColumn="0" w:lastColumn="0" w:oddVBand="0" w:evenVBand="0" w:oddHBand="0" w:evenHBand="0" w:firstRowFirstColumn="0" w:firstRowLastColumn="0" w:lastRowFirstColumn="0" w:lastRowLastColumn="0"/>
-            </w:pPr>
-            <w:r>
+              <w:rPr>
+                <w:lang w:val="id-ID"/>
+              </w:rPr>
+            </w:pPr>
+            <w:r>
+              <w:rPr>
+                <w:lang w:val="id-ID"/>
+              </w:rPr>
               <w:t>19 lingkaran + 2 dinding</w:t>
             </w:r>
           </w:p>
@@ -1692,7 +2033,7 @@
             <w:tcW w:w="0" w:type="auto"/>
             <w:tcBorders>
               <w:top w:val="nil"/>
-              <w:bottom w:val="nil"/>
+              <w:bottom w:val="double" w:sz="4" w:space="0" w:color="auto"/>
             </w:tcBorders>
           </w:tcPr>
           <w:p>
@@ -1702,11 +2043,13 @@
               <w:cnfStyle w:val="000000000000" w:firstRow="0" w:lastRow="0" w:firstColumn="0" w:lastColumn="0" w:oddVBand="0" w:evenVBand="0" w:oddHBand="0" w:evenHBand="0" w:firstRowFirstColumn="0" w:firstRowLastColumn="0" w:lastRowFirstColumn="0" w:lastRowLastColumn="0"/>
               <w:rPr>
                 <w:rFonts w:eastAsia="Times New Roman"/>
+                <w:lang w:val="id-ID"/>
               </w:rPr>
             </w:pPr>
             <w:r>
               <w:rPr>
                 <w:rFonts w:eastAsia="Times New Roman"/>
+                <w:lang w:val="id-ID"/>
               </w:rPr>
               <w:t>Ruang bebas sempit</w:t>
             </w:r>
@@ -1725,36 +2068,33 @@
     <w:p>
       <w:pPr>
         <w:pStyle w:val="BodyText"/>
-      </w:pPr>
-      <w:r>
+        <w:rPr>
+          <w:lang w:val="id-ID"/>
+        </w:rPr>
+      </w:pPr>
+      <w:r>
+        <w:rPr>
+          <w:lang w:val="id-ID"/>
+        </w:rPr>
         <w:t>Setiap skenario diuji sebanyak lima kali dengan seed acak berbeda. Prosedur yang dilakukan adalah membangkitkan peta, menjalankan Brute Force, UCS, GBFS, A*, dan RRT*, lalu menyimpan biaya lintasan, waktu eksekusi, jumlah processed, dan status keberhasilan.</w:t>
       </w:r>
     </w:p>
     <w:p>
       <w:pPr>
         <w:pStyle w:val="BodyText"/>
-      </w:pPr>
-      <w:r>
+        <w:rPr>
+          <w:lang w:val="id-ID"/>
+        </w:rPr>
+      </w:pPr>
+      <w:r>
+        <w:rPr>
+          <w:lang w:val="id-ID"/>
+        </w:rPr>
         <w:t>Pada Brute Force, program menyusun kandidat waypoint, memeriksa visibilitas antar titik, lalu mengevaluasi semua urutan kandidat sampai batas tiga waypoint. Pada UCS, GBFS, dan A*, frontier diimplementasikan menggunakan priority queue dengan fungsi prioritas masing-masing. Pada RRT*, parameter utama yang digunakan adalah jumlah iterasi maksimum, step size, radius rewiring, dan peluang sampling langsung ke goal.</w:t>
       </w:r>
     </w:p>
     <w:p>
       <w:pPr>
-        <w:pStyle w:val="BodyText"/>
-      </w:pPr>
-    </w:p>
-    <w:p>
-      <w:pPr>
-        <w:pStyle w:val="BodyText"/>
-      </w:pPr>
-    </w:p>
-    <w:p>
-      <w:pPr>
-        <w:pStyle w:val="BodyText"/>
-      </w:pPr>
-    </w:p>
-    <w:p>
-      <w:pPr>
         <w:pStyle w:val="Heading2"/>
       </w:pPr>
       <w:r>
@@ -1764,8 +2104,14 @@
     <w:p>
       <w:pPr>
         <w:pStyle w:val="tablehead"/>
-      </w:pPr>
-      <w:r>
+        <w:rPr>
+          <w:lang w:val="id-ID"/>
+        </w:rPr>
+      </w:pPr>
+      <w:r>
+        <w:rPr>
+          <w:lang w:val="id-ID"/>
+        </w:rPr>
         <w:t>Parameter Algoritma</w:t>
       </w:r>
     </w:p>
@@ -1797,16 +2143,18 @@
           </w:tcPr>
           <w:p>
             <w:pPr>
-              <w:pStyle w:val="tablehead"/>
-              <w:numPr>
-                <w:ilvl w:val="0"/>
-                <w:numId w:val="0"/>
-              </w:numPr>
-              <w:spacing w:before="0" w:after="0"/>
-              <w:jc w:val="left"/>
-            </w:pPr>
-            <w:r>
-              <w:t>algoritma</w:t>
+              <w:pStyle w:val="tablecolhead"/>
+              <w:rPr>
+                <w:b/>
+                <w:bCs/>
+              </w:rPr>
+            </w:pPr>
+            <w:r>
+              <w:rPr>
+                <w:b/>
+                <w:bCs/>
+              </w:rPr>
+              <w:t>Algoritma</w:t>
             </w:r>
           </w:p>
         </w:tc>
@@ -1820,17 +2168,19 @@
           </w:tcPr>
           <w:p>
             <w:pPr>
-              <w:pStyle w:val="tablehead"/>
-              <w:numPr>
-                <w:ilvl w:val="0"/>
-                <w:numId w:val="0"/>
-              </w:numPr>
-              <w:spacing w:before="0" w:after="0"/>
-              <w:jc w:val="left"/>
+              <w:pStyle w:val="tablecolhead"/>
               <w:cnfStyle w:val="100000000000" w:firstRow="1" w:lastRow="0" w:firstColumn="0" w:lastColumn="0" w:oddVBand="0" w:evenVBand="0" w:oddHBand="0" w:evenHBand="0" w:firstRowFirstColumn="0" w:firstRowLastColumn="0" w:lastRowFirstColumn="0" w:lastRowLastColumn="0"/>
-            </w:pPr>
-            <w:r>
-              <w:t>parameter</w:t>
+              <w:rPr>
+                <w:b/>
+                <w:bCs/>
+              </w:rPr>
+            </w:pPr>
+            <w:r>
+              <w:rPr>
+                <w:b/>
+                <w:bCs/>
+              </w:rPr>
+              <w:t>Parameter</w:t>
             </w:r>
           </w:p>
         </w:tc>
@@ -1854,18 +2204,19 @@
           <w:p>
             <w:pPr>
               <w:pStyle w:val="tablecopy"/>
-              <w:jc w:val="left"/>
-              <w:rPr>
-                <w:b w:val="0"/>
-                <w:bCs w:val="0"/>
-              </w:rPr>
-            </w:pPr>
-            <w:r>
-              <w:rPr>
-                <w:b w:val="0"/>
-                <w:bCs w:val="0"/>
-              </w:rPr>
-              <w:t>bruteforce</w:t>
+              <w:rPr>
+                <w:b w:val="0"/>
+                <w:bCs w:val="0"/>
+                <w:lang w:val="id-ID"/>
+              </w:rPr>
+            </w:pPr>
+            <w:r>
+              <w:rPr>
+                <w:b w:val="0"/>
+                <w:bCs w:val="0"/>
+                <w:lang w:val="id-ID"/>
+              </w:rPr>
+              <w:t>Bruteforce</w:t>
             </w:r>
           </w:p>
         </w:tc>
@@ -1881,47 +2232,51 @@
           <w:p>
             <w:pPr>
               <w:pStyle w:val="tablecopy"/>
-              <w:jc w:val="left"/>
               <w:cnfStyle w:val="000000100000" w:firstRow="0" w:lastRow="0" w:firstColumn="0" w:lastColumn="0" w:oddVBand="0" w:evenVBand="0" w:oddHBand="1" w:evenHBand="0" w:firstRowFirstColumn="0" w:firstRowLastColumn="0" w:lastRowFirstColumn="0" w:lastRowLastColumn="0"/>
-            </w:pPr>
-            <m:oMathPara>
-              <m:oMathParaPr>
-                <m:jc m:val="left"/>
-              </m:oMathParaPr>
-              <m:oMath>
-                <m:r>
-                  <m:rPr>
-                    <m:nor/>
-                  </m:rPr>
-                  <w:rPr>
-                    <w:rFonts w:ascii="Cambria Math" w:hAnsi="Cambria Math"/>
-                  </w:rPr>
-                  <m:t>waypoints</m:t>
-                </m:r>
-                <m:r>
-                  <w:rPr>
-                    <w:rFonts w:ascii="Cambria Math" w:hAnsi="Cambria Math"/>
-                  </w:rPr>
-                  <m:t>=3; </m:t>
-                </m:r>
-                <m:r>
-                  <m:rPr>
-                    <m:nor/>
-                  </m:rPr>
-                  <w:rPr>
-                    <w:rFonts w:ascii="Cambria Math" w:hAnsi="Cambria Math"/>
-                  </w:rPr>
-                  <m:t>kandidat</m:t>
-                </m:r>
-                <m:r>
-                  <w:rPr>
-                    <w:rFonts w:ascii="Cambria Math" w:hAnsi="Cambria Math"/>
-                  </w:rPr>
-                  <m:t>=24</m:t>
-                </m:r>
-              </m:oMath>
-            </m:oMathPara>
-            <w:r>
+              <w:rPr>
+                <w:lang w:val="id-ID"/>
+              </w:rPr>
+            </w:pPr>
+            <m:oMath>
+              <m:r>
+                <m:rPr>
+                  <m:nor/>
+                </m:rPr>
+                <w:rPr>
+                  <w:rFonts w:ascii="Cambria Math" w:hAnsi="Cambria Math"/>
+                  <w:lang w:val="id-ID"/>
+                </w:rPr>
+                <m:t>Waypoints</m:t>
+              </m:r>
+              <m:r>
+                <w:rPr>
+                  <w:rFonts w:ascii="Cambria Math" w:hAnsi="Cambria Math"/>
+                  <w:lang w:val="id-ID"/>
+                </w:rPr>
+                <m:t>=3; </m:t>
+              </m:r>
+              <m:r>
+                <m:rPr>
+                  <m:nor/>
+                </m:rPr>
+                <w:rPr>
+                  <w:rFonts w:ascii="Cambria Math" w:hAnsi="Cambria Math"/>
+                  <w:lang w:val="id-ID"/>
+                </w:rPr>
+                <m:t>kandidat</m:t>
+              </m:r>
+              <m:r>
+                <w:rPr>
+                  <w:rFonts w:ascii="Cambria Math" w:hAnsi="Cambria Math"/>
+                  <w:lang w:val="id-ID"/>
+                </w:rPr>
+                <m:t>=24</m:t>
+              </m:r>
+            </m:oMath>
+            <w:r>
+              <w:rPr>
+                <w:lang w:val="id-ID"/>
+              </w:rPr>
               <w:t>kandidat maks. 24, kedalaman waypoint maks. 3</w:t>
             </w:r>
           </w:p>
@@ -1944,16 +2299,17 @@
           <w:p>
             <w:pPr>
               <w:pStyle w:val="tablecopy"/>
-              <w:jc w:val="left"/>
-              <w:rPr>
-                <w:b w:val="0"/>
-                <w:bCs w:val="0"/>
-              </w:rPr>
-            </w:pPr>
-            <w:r>
-              <w:rPr>
-                <w:b w:val="0"/>
-                <w:bCs w:val="0"/>
+              <w:rPr>
+                <w:b w:val="0"/>
+                <w:bCs w:val="0"/>
+                <w:lang w:val="id-ID"/>
+              </w:rPr>
+            </w:pPr>
+            <w:r>
+              <w:rPr>
+                <w:b w:val="0"/>
+                <w:bCs w:val="0"/>
+                <w:lang w:val="id-ID"/>
               </w:rPr>
               <w:t>UCS</w:t>
             </w:r>
@@ -1970,80 +2326,88 @@
           <w:p>
             <w:pPr>
               <w:pStyle w:val="tablecopy"/>
-              <w:jc w:val="left"/>
               <w:cnfStyle w:val="000000000000" w:firstRow="0" w:lastRow="0" w:firstColumn="0" w:lastColumn="0" w:oddVBand="0" w:evenVBand="0" w:oddHBand="0" w:evenHBand="0" w:firstRowFirstColumn="0" w:firstRowLastColumn="0" w:lastRowFirstColumn="0" w:lastRowLastColumn="0"/>
-            </w:pPr>
-            <m:oMathPara>
-              <m:oMathParaPr>
-                <m:jc m:val="left"/>
-              </m:oMathParaPr>
-              <m:oMath>
-                <m:r>
-                  <w:rPr>
-                    <w:rFonts w:ascii="Cambria Math" w:hAnsi="Cambria Math"/>
-                  </w:rPr>
-                  <m:t>p</m:t>
-                </m:r>
-                <m:d>
-                  <m:dPr>
-                    <m:ctrlPr>
-                      <w:rPr>
-                        <w:rFonts w:ascii="Cambria Math" w:hAnsi="Cambria Math"/>
-                        <w:i/>
-                      </w:rPr>
-                    </m:ctrlPr>
-                  </m:dPr>
-                  <m:e>
-                    <m:r>
-                      <w:rPr>
-                        <w:rFonts w:ascii="Cambria Math" w:hAnsi="Cambria Math"/>
-                      </w:rPr>
-                      <m:t>n</m:t>
-                    </m:r>
-                  </m:e>
-                </m:d>
-                <m:r>
-                  <w:rPr>
-                    <w:rFonts w:ascii="Cambria Math" w:hAnsi="Cambria Math"/>
-                  </w:rPr>
-                  <m:t>=g</m:t>
-                </m:r>
-                <m:d>
-                  <m:dPr>
-                    <m:ctrlPr>
-                      <w:rPr>
-                        <w:rFonts w:ascii="Cambria Math" w:hAnsi="Cambria Math"/>
-                        <w:i/>
-                      </w:rPr>
-                    </m:ctrlPr>
-                  </m:dPr>
-                  <m:e>
-                    <m:r>
-                      <w:rPr>
-                        <w:rFonts w:ascii="Cambria Math" w:hAnsi="Cambria Math"/>
-                      </w:rPr>
-                      <m:t>n</m:t>
-                    </m:r>
-                  </m:e>
-                </m:d>
-                <m:r>
-                  <w:rPr>
-                    <w:rFonts w:ascii="Cambria Math" w:hAnsi="Cambria Math"/>
-                  </w:rPr>
-                  <m:t>; </m:t>
-                </m:r>
-                <m:r>
-                  <m:rPr>
-                    <m:nor/>
-                  </m:rPr>
-                  <w:rPr>
-                    <w:rFonts w:ascii="Cambria Math" w:hAnsi="Cambria Math"/>
-                  </w:rPr>
-                  <m:t>grid 8 arah</m:t>
-                </m:r>
-              </m:oMath>
-            </m:oMathPara>
-            <w:r>
+              <w:rPr>
+                <w:lang w:val="id-ID"/>
+              </w:rPr>
+            </w:pPr>
+            <m:oMath>
+              <m:r>
+                <w:rPr>
+                  <w:rFonts w:ascii="Cambria Math" w:hAnsi="Cambria Math"/>
+                  <w:lang w:val="id-ID"/>
+                </w:rPr>
+                <m:t>p</m:t>
+              </m:r>
+              <m:d>
+                <m:dPr>
+                  <m:ctrlPr>
+                    <w:rPr>
+                      <w:rFonts w:ascii="Cambria Math" w:hAnsi="Cambria Math"/>
+                      <w:i/>
+                      <w:lang w:val="id-ID"/>
+                    </w:rPr>
+                  </m:ctrlPr>
+                </m:dPr>
+                <m:e>
+                  <m:r>
+                    <w:rPr>
+                      <w:rFonts w:ascii="Cambria Math" w:hAnsi="Cambria Math"/>
+                      <w:lang w:val="id-ID"/>
+                    </w:rPr>
+                    <m:t>n</m:t>
+                  </m:r>
+                </m:e>
+              </m:d>
+              <m:r>
+                <w:rPr>
+                  <w:rFonts w:ascii="Cambria Math" w:hAnsi="Cambria Math"/>
+                  <w:lang w:val="id-ID"/>
+                </w:rPr>
+                <m:t>=g</m:t>
+              </m:r>
+              <m:d>
+                <m:dPr>
+                  <m:ctrlPr>
+                    <w:rPr>
+                      <w:rFonts w:ascii="Cambria Math" w:hAnsi="Cambria Math"/>
+                      <w:i/>
+                      <w:lang w:val="id-ID"/>
+                    </w:rPr>
+                  </m:ctrlPr>
+                </m:dPr>
+                <m:e>
+                  <m:r>
+                    <w:rPr>
+                      <w:rFonts w:ascii="Cambria Math" w:hAnsi="Cambria Math"/>
+                      <w:lang w:val="id-ID"/>
+                    </w:rPr>
+                    <m:t>n</m:t>
+                  </m:r>
+                </m:e>
+              </m:d>
+              <m:r>
+                <w:rPr>
+                  <w:rFonts w:ascii="Cambria Math" w:hAnsi="Cambria Math"/>
+                  <w:lang w:val="id-ID"/>
+                </w:rPr>
+                <m:t>; </m:t>
+              </m:r>
+              <m:r>
+                <m:rPr>
+                  <m:nor/>
+                </m:rPr>
+                <w:rPr>
+                  <w:rFonts w:ascii="Cambria Math" w:hAnsi="Cambria Math"/>
+                  <w:lang w:val="id-ID"/>
+                </w:rPr>
+                <m:t>grid 8 arah</m:t>
+              </m:r>
+            </m:oMath>
+            <w:r>
+              <w:rPr>
+                <w:lang w:val="id-ID"/>
+              </w:rPr>
               <w:t>grid 60x40, 8 arah, biaya lurus 1 dan diagonal √2</w:t>
             </w:r>
           </w:p>
@@ -2067,16 +2431,17 @@
           <w:p>
             <w:pPr>
               <w:pStyle w:val="tablecopy"/>
-              <w:jc w:val="left"/>
-              <w:rPr>
-                <w:b w:val="0"/>
-                <w:bCs w:val="0"/>
-              </w:rPr>
-            </w:pPr>
-            <w:r>
-              <w:rPr>
-                <w:b w:val="0"/>
-                <w:bCs w:val="0"/>
+              <w:rPr>
+                <w:b w:val="0"/>
+                <w:bCs w:val="0"/>
+                <w:lang w:val="id-ID"/>
+              </w:rPr>
+            </w:pPr>
+            <w:r>
+              <w:rPr>
+                <w:b w:val="0"/>
+                <w:bCs w:val="0"/>
+                <w:lang w:val="id-ID"/>
               </w:rPr>
               <w:t>GBFS</w:t>
             </w:r>
@@ -2093,81 +2458,89 @@
           <w:p>
             <w:pPr>
               <w:pStyle w:val="tablecopy"/>
-              <w:jc w:val="left"/>
               <w:cnfStyle w:val="000000100000" w:firstRow="0" w:lastRow="0" w:firstColumn="0" w:lastColumn="0" w:oddVBand="0" w:evenVBand="0" w:oddHBand="1" w:evenHBand="0" w:firstRowFirstColumn="0" w:firstRowLastColumn="0" w:lastRowFirstColumn="0" w:lastRowLastColumn="0"/>
-            </w:pPr>
-            <m:oMathPara>
-              <m:oMathParaPr>
-                <m:jc m:val="left"/>
-              </m:oMathParaPr>
-              <m:oMath>
-                <m:r>
-                  <w:rPr>
-                    <w:rFonts w:ascii="Cambria Math" w:hAnsi="Cambria Math"/>
-                  </w:rPr>
-                  <m:t>p</m:t>
-                </m:r>
-                <m:d>
-                  <m:dPr>
-                    <m:ctrlPr>
-                      <w:rPr>
-                        <w:rFonts w:ascii="Cambria Math" w:hAnsi="Cambria Math"/>
-                        <w:i/>
-                      </w:rPr>
-                    </m:ctrlPr>
-                  </m:dPr>
-                  <m:e>
-                    <m:r>
-                      <w:rPr>
-                        <w:rFonts w:ascii="Cambria Math" w:hAnsi="Cambria Math"/>
-                      </w:rPr>
-                      <m:t>n</m:t>
-                    </m:r>
-                  </m:e>
-                </m:d>
-                <m:r>
-                  <w:rPr>
-                    <w:rFonts w:ascii="Cambria Math" w:hAnsi="Cambria Math"/>
-                  </w:rPr>
-                  <m:t>=h</m:t>
-                </m:r>
-                <m:d>
-                  <m:dPr>
-                    <m:ctrlPr>
-                      <w:rPr>
-                        <w:rFonts w:ascii="Cambria Math" w:hAnsi="Cambria Math"/>
-                        <w:i/>
-                      </w:rPr>
-                    </m:ctrlPr>
-                  </m:dPr>
-                  <m:e>
-                    <m:r>
-                      <w:rPr>
-                        <w:rFonts w:ascii="Cambria Math" w:hAnsi="Cambria Math"/>
-                      </w:rPr>
-                      <m:t>n</m:t>
-                    </m:r>
-                  </m:e>
-                </m:d>
-                <m:r>
-                  <w:rPr>
-                    <w:rFonts w:ascii="Cambria Math" w:hAnsi="Cambria Math"/>
-                  </w:rPr>
-                  <m:t>; </m:t>
-                </m:r>
-                <m:r>
-                  <m:rPr>
-                    <m:nor/>
-                  </m:rPr>
-                  <w:rPr>
-                    <w:rFonts w:ascii="Cambria Math" w:hAnsi="Cambria Math"/>
-                  </w:rPr>
-                  <m:t>Euclidean</m:t>
-                </m:r>
-              </m:oMath>
-            </m:oMathPara>
-            <w:r>
-              <w:t>grid 60x40, h(n)=jarak Euclidean ke goal</w:t>
+              <w:rPr>
+                <w:lang w:val="id-ID"/>
+              </w:rPr>
+            </w:pPr>
+            <m:oMath>
+              <m:r>
+                <w:rPr>
+                  <w:rFonts w:ascii="Cambria Math" w:hAnsi="Cambria Math"/>
+                  <w:lang w:val="id-ID"/>
+                </w:rPr>
+                <m:t>p</m:t>
+              </m:r>
+              <m:d>
+                <m:dPr>
+                  <m:ctrlPr>
+                    <w:rPr>
+                      <w:rFonts w:ascii="Cambria Math" w:hAnsi="Cambria Math"/>
+                      <w:i/>
+                      <w:lang w:val="id-ID"/>
+                    </w:rPr>
+                  </m:ctrlPr>
+                </m:dPr>
+                <m:e>
+                  <m:r>
+                    <w:rPr>
+                      <w:rFonts w:ascii="Cambria Math" w:hAnsi="Cambria Math"/>
+                      <w:lang w:val="id-ID"/>
+                    </w:rPr>
+                    <m:t>n</m:t>
+                  </m:r>
+                </m:e>
+              </m:d>
+              <m:r>
+                <w:rPr>
+                  <w:rFonts w:ascii="Cambria Math" w:hAnsi="Cambria Math"/>
+                  <w:lang w:val="id-ID"/>
+                </w:rPr>
+                <m:t>=h</m:t>
+              </m:r>
+              <m:d>
+                <m:dPr>
+                  <m:ctrlPr>
+                    <w:rPr>
+                      <w:rFonts w:ascii="Cambria Math" w:hAnsi="Cambria Math"/>
+                      <w:i/>
+                      <w:lang w:val="id-ID"/>
+                    </w:rPr>
+                  </m:ctrlPr>
+                </m:dPr>
+                <m:e>
+                  <m:r>
+                    <w:rPr>
+                      <w:rFonts w:ascii="Cambria Math" w:hAnsi="Cambria Math"/>
+                      <w:lang w:val="id-ID"/>
+                    </w:rPr>
+                    <m:t>n</m:t>
+                  </m:r>
+                </m:e>
+              </m:d>
+              <m:r>
+                <w:rPr>
+                  <w:rFonts w:ascii="Cambria Math" w:hAnsi="Cambria Math"/>
+                  <w:lang w:val="id-ID"/>
+                </w:rPr>
+                <m:t>; </m:t>
+              </m:r>
+              <m:r>
+                <m:rPr>
+                  <m:nor/>
+                </m:rPr>
+                <w:rPr>
+                  <w:rFonts w:ascii="Cambria Math" w:hAnsi="Cambria Math"/>
+                  <w:lang w:val="id-ID"/>
+                </w:rPr>
+                <m:t>euclidean</m:t>
+              </m:r>
+            </m:oMath>
+            <w:r>
+              <w:rPr>
+                <w:lang w:val="id-ID"/>
+              </w:rPr>
+              <w:t>grid 60x40, h(n)=jarak euclidean ke goal</w:t>
             </w:r>
           </w:p>
         </w:tc>
@@ -2189,16 +2562,17 @@
           <w:p>
             <w:pPr>
               <w:pStyle w:val="tablecopy"/>
-              <w:jc w:val="left"/>
-              <w:rPr>
-                <w:b w:val="0"/>
-                <w:bCs w:val="0"/>
-              </w:rPr>
-            </w:pPr>
-            <w:r>
-              <w:rPr>
-                <w:b w:val="0"/>
-                <w:bCs w:val="0"/>
+              <w:rPr>
+                <w:b w:val="0"/>
+                <w:bCs w:val="0"/>
+                <w:lang w:val="id-ID"/>
+              </w:rPr>
+            </w:pPr>
+            <w:r>
+              <w:rPr>
+                <w:b w:val="0"/>
+                <w:bCs w:val="0"/>
+                <w:lang w:val="id-ID"/>
               </w:rPr>
               <w:t>A*</w:t>
             </w:r>
@@ -2215,105 +2589,116 @@
           <w:p>
             <w:pPr>
               <w:pStyle w:val="tablecopy"/>
-              <w:jc w:val="left"/>
               <w:cnfStyle w:val="000000000000" w:firstRow="0" w:lastRow="0" w:firstColumn="0" w:lastColumn="0" w:oddVBand="0" w:evenVBand="0" w:oddHBand="0" w:evenHBand="0" w:firstRowFirstColumn="0" w:firstRowLastColumn="0" w:lastRowFirstColumn="0" w:lastRowLastColumn="0"/>
-            </w:pPr>
-            <m:oMathPara>
-              <m:oMathParaPr>
-                <m:jc m:val="left"/>
-              </m:oMathParaPr>
-              <m:oMath>
-                <m:r>
-                  <w:rPr>
-                    <w:rFonts w:ascii="Cambria Math" w:hAnsi="Cambria Math"/>
-                  </w:rPr>
-                  <m:t>p</m:t>
-                </m:r>
-                <m:d>
-                  <m:dPr>
-                    <m:ctrlPr>
-                      <w:rPr>
-                        <w:rFonts w:ascii="Cambria Math" w:hAnsi="Cambria Math"/>
-                        <w:i/>
-                      </w:rPr>
-                    </m:ctrlPr>
-                  </m:dPr>
-                  <m:e>
-                    <m:r>
-                      <w:rPr>
-                        <w:rFonts w:ascii="Cambria Math" w:hAnsi="Cambria Math"/>
-                      </w:rPr>
-                      <m:t>n</m:t>
-                    </m:r>
-                  </m:e>
-                </m:d>
-                <m:r>
-                  <w:rPr>
-                    <w:rFonts w:ascii="Cambria Math" w:hAnsi="Cambria Math"/>
-                  </w:rPr>
-                  <m:t>=g</m:t>
-                </m:r>
-                <m:d>
-                  <m:dPr>
-                    <m:ctrlPr>
-                      <w:rPr>
-                        <w:rFonts w:ascii="Cambria Math" w:hAnsi="Cambria Math"/>
-                        <w:i/>
-                      </w:rPr>
-                    </m:ctrlPr>
-                  </m:dPr>
-                  <m:e>
-                    <m:r>
-                      <w:rPr>
-                        <w:rFonts w:ascii="Cambria Math" w:hAnsi="Cambria Math"/>
-                      </w:rPr>
-                      <m:t>n</m:t>
-                    </m:r>
-                  </m:e>
-                </m:d>
-                <m:r>
-                  <w:rPr>
-                    <w:rFonts w:ascii="Cambria Math" w:hAnsi="Cambria Math"/>
-                  </w:rPr>
-                  <m:t>+h</m:t>
-                </m:r>
-                <m:d>
-                  <m:dPr>
-                    <m:ctrlPr>
-                      <w:rPr>
-                        <w:rFonts w:ascii="Cambria Math" w:hAnsi="Cambria Math"/>
-                        <w:i/>
-                      </w:rPr>
-                    </m:ctrlPr>
-                  </m:dPr>
-                  <m:e>
-                    <m:r>
-                      <w:rPr>
-                        <w:rFonts w:ascii="Cambria Math" w:hAnsi="Cambria Math"/>
-                      </w:rPr>
-                      <m:t>n</m:t>
-                    </m:r>
-                  </m:e>
-                </m:d>
-                <m:r>
-                  <w:rPr>
-                    <w:rFonts w:ascii="Cambria Math" w:hAnsi="Cambria Math"/>
-                  </w:rPr>
-                  <m:t>; </m:t>
-                </m:r>
-                <m:r>
-                  <m:rPr>
-                    <m:nor/>
-                  </m:rPr>
-                  <w:rPr>
-                    <w:rFonts w:ascii="Cambria Math" w:hAnsi="Cambria Math"/>
-                  </w:rPr>
-                  <m:t>Euclidean</m:t>
-                </m:r>
-              </m:oMath>
-            </m:oMathPara>
-            <w:r>
-              <w:t>grid 60x40, f(n)=g(n)+h(n), h(n)=Euclidean</w:t>
+              <w:rPr>
+                <w:lang w:val="id-ID"/>
+              </w:rPr>
+            </w:pPr>
+            <m:oMath>
+              <m:r>
+                <w:rPr>
+                  <w:rFonts w:ascii="Cambria Math" w:hAnsi="Cambria Math"/>
+                  <w:lang w:val="id-ID"/>
+                </w:rPr>
+                <m:t>p</m:t>
+              </m:r>
+              <m:d>
+                <m:dPr>
+                  <m:ctrlPr>
+                    <w:rPr>
+                      <w:rFonts w:ascii="Cambria Math" w:hAnsi="Cambria Math"/>
+                      <w:i/>
+                      <w:lang w:val="id-ID"/>
+                    </w:rPr>
+                  </m:ctrlPr>
+                </m:dPr>
+                <m:e>
+                  <m:r>
+                    <w:rPr>
+                      <w:rFonts w:ascii="Cambria Math" w:hAnsi="Cambria Math"/>
+                      <w:lang w:val="id-ID"/>
+                    </w:rPr>
+                    <m:t>n</m:t>
+                  </m:r>
+                </m:e>
+              </m:d>
+              <m:r>
+                <w:rPr>
+                  <w:rFonts w:ascii="Cambria Math" w:hAnsi="Cambria Math"/>
+                  <w:lang w:val="id-ID"/>
+                </w:rPr>
+                <m:t>=g</m:t>
+              </m:r>
+              <m:d>
+                <m:dPr>
+                  <m:ctrlPr>
+                    <w:rPr>
+                      <w:rFonts w:ascii="Cambria Math" w:hAnsi="Cambria Math"/>
+                      <w:i/>
+                      <w:lang w:val="id-ID"/>
+                    </w:rPr>
+                  </m:ctrlPr>
+                </m:dPr>
+                <m:e>
+                  <m:r>
+                    <w:rPr>
+                      <w:rFonts w:ascii="Cambria Math" w:hAnsi="Cambria Math"/>
+                      <w:lang w:val="id-ID"/>
+                    </w:rPr>
+                    <m:t>n</m:t>
+                  </m:r>
+                </m:e>
+              </m:d>
+              <m:r>
+                <w:rPr>
+                  <w:rFonts w:ascii="Cambria Math" w:hAnsi="Cambria Math"/>
+                  <w:lang w:val="id-ID"/>
+                </w:rPr>
+                <m:t>+h</m:t>
+              </m:r>
+              <m:d>
+                <m:dPr>
+                  <m:ctrlPr>
+                    <w:rPr>
+                      <w:rFonts w:ascii="Cambria Math" w:hAnsi="Cambria Math"/>
+                      <w:i/>
+                      <w:lang w:val="id-ID"/>
+                    </w:rPr>
+                  </m:ctrlPr>
+                </m:dPr>
+                <m:e>
+                  <m:r>
+                    <w:rPr>
+                      <w:rFonts w:ascii="Cambria Math" w:hAnsi="Cambria Math"/>
+                      <w:lang w:val="id-ID"/>
+                    </w:rPr>
+                    <m:t>n</m:t>
+                  </m:r>
+                </m:e>
+              </m:d>
+              <m:r>
+                <w:rPr>
+                  <w:rFonts w:ascii="Cambria Math" w:hAnsi="Cambria Math"/>
+                  <w:lang w:val="id-ID"/>
+                </w:rPr>
+                <m:t>; </m:t>
+              </m:r>
+              <m:r>
+                <m:rPr>
+                  <m:nor/>
+                </m:rPr>
+                <w:rPr>
+                  <w:rFonts w:ascii="Cambria Math" w:hAnsi="Cambria Math"/>
+                  <w:lang w:val="id-ID"/>
+                </w:rPr>
+                <m:t>euclidean</m:t>
+              </m:r>
+            </m:oMath>
+            <w:r>
+              <w:rPr>
+                <w:lang w:val="id-ID"/>
+              </w:rPr>
+              <w:t>grid 60x40, f(n)=g(n)+h(n), h(n)=euclidean</w:t>
             </w:r>
           </w:p>
         </w:tc>
@@ -2336,18 +2721,35 @@
           <w:p>
             <w:pPr>
               <w:pStyle w:val="tablecopy"/>
-              <w:jc w:val="left"/>
-              <w:rPr>
-                <w:b w:val="0"/>
-                <w:bCs w:val="0"/>
-              </w:rPr>
-            </w:pPr>
-            <w:r>
-              <w:rPr>
-                <w:b w:val="0"/>
-                <w:bCs w:val="0"/>
-              </w:rPr>
-              <w:t>RRT*</w:t>
+              <w:rPr>
+                <w:b w:val="0"/>
+                <w:bCs w:val="0"/>
+                <w:lang w:val="id-ID"/>
+              </w:rPr>
+            </w:pPr>
+            <w:r>
+              <w:rPr>
+                <w:b w:val="0"/>
+                <w:bCs w:val="0"/>
+                <w:lang w:val="id-ID"/>
+              </w:rPr>
+              <w:t>R</w:t>
+            </w:r>
+            <w:r>
+              <w:rPr>
+                <w:b w:val="0"/>
+                <w:bCs w:val="0"/>
+                <w:lang w:val="id-ID"/>
+              </w:rPr>
+              <w:t>RT</w:t>
+            </w:r>
+            <w:r>
+              <w:rPr>
+                <w:b w:val="0"/>
+                <w:bCs w:val="0"/>
+                <w:lang w:val="id-ID"/>
+              </w:rPr>
+              <w:t>*</w:t>
             </w:r>
           </w:p>
         </w:tc>
@@ -2362,78 +2764,86 @@
           <w:p>
             <w:pPr>
               <w:pStyle w:val="tablecopy"/>
-              <w:jc w:val="left"/>
               <w:cnfStyle w:val="000000100000" w:firstRow="0" w:lastRow="0" w:firstColumn="0" w:lastColumn="0" w:oddVBand="0" w:evenVBand="0" w:oddHBand="1" w:evenHBand="0" w:firstRowFirstColumn="0" w:firstRowLastColumn="0" w:lastRowFirstColumn="0" w:lastRowLastColumn="0"/>
-            </w:pPr>
-            <m:oMathPara>
-              <m:oMathParaPr>
-                <m:jc m:val="left"/>
-              </m:oMathParaPr>
-              <m:oMath>
-                <m:r>
-                  <m:rPr>
-                    <m:nor/>
-                  </m:rPr>
-                  <w:rPr>
-                    <w:rFonts w:ascii="Cambria Math" w:hAnsi="Cambria Math"/>
-                  </w:rPr>
-                  <m:t>iter</m:t>
-                </m:r>
-                <m:r>
-                  <w:rPr>
-                    <w:rFonts w:ascii="Cambria Math" w:hAnsi="Cambria Math"/>
-                  </w:rPr>
-                  <m:t>=650</m:t>
-                </m:r>
-                <m:r>
-                  <m:rPr>
-                    <m:lit/>
-                  </m:rPr>
-                  <w:rPr>
-                    <w:rFonts w:ascii="Cambria Math" w:hAnsi="Cambria Math"/>
-                  </w:rPr>
-                  <m:t>/</m:t>
-                </m:r>
-                <m:r>
-                  <w:rPr>
-                    <w:rFonts w:ascii="Cambria Math" w:hAnsi="Cambria Math"/>
-                  </w:rPr>
-                  <m:t>950; </m:t>
-                </m:r>
-                <m:r>
-                  <m:rPr>
-                    <m:nor/>
-                  </m:rPr>
-                  <w:rPr>
-                    <w:rFonts w:ascii="Cambria Math" w:hAnsi="Cambria Math"/>
-                  </w:rPr>
-                  <m:t>step</m:t>
-                </m:r>
-                <m:r>
-                  <w:rPr>
-                    <w:rFonts w:ascii="Cambria Math" w:hAnsi="Cambria Math"/>
-                  </w:rPr>
-                  <m:t>=2,5; </m:t>
-                </m:r>
-                <m:r>
-                  <m:rPr>
-                    <m:nor/>
-                  </m:rPr>
-                  <w:rPr>
-                    <w:rFonts w:ascii="Cambria Math" w:hAnsi="Cambria Math"/>
-                  </w:rPr>
-                  <m:t>radius</m:t>
-                </m:r>
-                <m:r>
-                  <w:rPr>
-                    <w:rFonts w:ascii="Cambria Math" w:hAnsi="Cambria Math"/>
-                  </w:rPr>
-                  <m:t>=4,5</m:t>
-                </m:r>
-              </m:oMath>
-            </m:oMathPara>
-            <w:r>
-              <w:t>max_iter 650 (Padat 950), step 2,5, radius 4,5, goal bias 0,12</w:t>
+              <w:rPr>
+                <w:lang w:val="id-ID"/>
+              </w:rPr>
+            </w:pPr>
+            <m:oMath>
+              <m:r>
+                <m:rPr>
+                  <m:nor/>
+                </m:rPr>
+                <w:rPr>
+                  <w:rFonts w:ascii="Cambria Math" w:hAnsi="Cambria Math"/>
+                  <w:lang w:val="id-ID"/>
+                </w:rPr>
+                <m:t>Iter</m:t>
+              </m:r>
+              <m:r>
+                <w:rPr>
+                  <w:rFonts w:ascii="Cambria Math" w:hAnsi="Cambria Math"/>
+                  <w:lang w:val="id-ID"/>
+                </w:rPr>
+                <m:t>=650</m:t>
+              </m:r>
+              <m:r>
+                <m:rPr>
+                  <m:lit/>
+                </m:rPr>
+                <w:rPr>
+                  <w:rFonts w:ascii="Cambria Math" w:hAnsi="Cambria Math"/>
+                  <w:lang w:val="id-ID"/>
+                </w:rPr>
+                <m:t>/</m:t>
+              </m:r>
+              <m:r>
+                <w:rPr>
+                  <w:rFonts w:ascii="Cambria Math" w:hAnsi="Cambria Math"/>
+                  <w:lang w:val="id-ID"/>
+                </w:rPr>
+                <m:t>950; </m:t>
+              </m:r>
+              <m:r>
+                <m:rPr>
+                  <m:nor/>
+                </m:rPr>
+                <w:rPr>
+                  <w:rFonts w:ascii="Cambria Math" w:hAnsi="Cambria Math"/>
+                  <w:lang w:val="id-ID"/>
+                </w:rPr>
+                <m:t>step</m:t>
+              </m:r>
+              <m:r>
+                <w:rPr>
+                  <w:rFonts w:ascii="Cambria Math" w:hAnsi="Cambria Math"/>
+                  <w:lang w:val="id-ID"/>
+                </w:rPr>
+                <m:t>=2,5; </m:t>
+              </m:r>
+              <m:r>
+                <m:rPr>
+                  <m:nor/>
+                </m:rPr>
+                <w:rPr>
+                  <w:rFonts w:ascii="Cambria Math" w:hAnsi="Cambria Math"/>
+                  <w:lang w:val="id-ID"/>
+                </w:rPr>
+                <m:t>radius</m:t>
+              </m:r>
+              <m:r>
+                <w:rPr>
+                  <w:rFonts w:ascii="Cambria Math" w:hAnsi="Cambria Math"/>
+                  <w:lang w:val="id-ID"/>
+                </w:rPr>
+                <m:t>=4,5</m:t>
+              </m:r>
+            </m:oMath>
+            <w:r>
+              <w:rPr>
+                <w:lang w:val="id-ID"/>
+              </w:rPr>
+              <w:t>max_iter 650 (padat 950), step 2,5, radius 4,5, goal bias 0,12</w:t>
             </w:r>
           </w:p>
         </w:tc>
@@ -2443,8 +2853,14 @@
       <w:pPr>
         <w:pStyle w:val="BodyText"/>
         <w:spacing w:before="240"/>
-      </w:pPr>
-      <w:r>
+        <w:rPr>
+          <w:lang w:val="id-ID"/>
+        </w:rPr>
+      </w:pPr>
+      <w:r>
+        <w:rPr>
+          <w:lang w:val="id-ID"/>
+        </w:rPr>
         <w:t>Parameter Brute Force dibatasi agar eksperimen tetap selesai dalam waktu wajar. Parameter RRT* dipilih melalui percobaan awal agar algoritma memiliki peluang menemukan jalur pada skenario sulit, tetapi tetap dapat selesai dalam waktu yang sebanding dengan metode lain. Pada skenario padat, jumlah iterasi maksimum RRT* dinaikkan karena ruang bebas lebih sempit.</w:t>
       </w:r>
     </w:p>
@@ -2459,19 +2875,34 @@
     <w:p>
       <w:pPr>
         <w:pStyle w:val="BodyText"/>
-      </w:pPr>
-      <w:r>
-        <w:t xml:space="preserve">Secara umum, Brute Force membangun daftar kandidat titik, lalu mencoba rute start-waypoint-goal secara menyeluruh sampai batas kedalaman. UCS, GBFS, dan A* menggunakan kerangka program yang </w:t>
-      </w:r>
-      <w:r>
-        <w:t>sama: memasukkan simpul awal ke priority queue, mengambil simpul dengan prioritas terkecil, memeriksa goal, lalu memasukkan tetangga valid dengan prioritas sesuai algoritma.</w:t>
+        <w:rPr>
+          <w:lang w:val="id-ID"/>
+        </w:rPr>
+      </w:pPr>
+      <w:r>
+        <w:rPr>
+          <w:lang w:val="id-ID"/>
+        </w:rPr>
+        <w:t xml:space="preserve">Secara umum, Brute Force membangun daftar kandidat titik, lalu mencoba rute start-waypoint-goal secara menyeluruh sampai batas kedalaman. UCS, </w:t>
+      </w:r>
+      <w:r>
+        <w:rPr>
+          <w:lang w:val="id-ID"/>
+        </w:rPr>
+        <w:t>GBFS, dan A* menggunakan kerangka program yang sama: memasukkan simpul awal ke priority queue, mengambil simpul dengan prioritas terkecil, memeriksa goal, lalu memasukkan tetangga valid dengan prioritas sesuai algoritma.</w:t>
       </w:r>
     </w:p>
     <w:p>
       <w:pPr>
         <w:pStyle w:val="BodyText"/>
-      </w:pPr>
-      <w:r>
+        <w:rPr>
+          <w:lang w:val="id-ID"/>
+        </w:rPr>
+      </w:pPr>
+      <w:r>
+        <w:rPr>
+          <w:lang w:val="id-ID"/>
+        </w:rPr>
         <w:t>Untuk RRT*, program mengulang proses sampling titik acak, mencari simpul terdekat pada pohon, membuat titik baru sejauh step size, memeriksa tabrakan, memilih parent terbaik dari tetangga dalam radius tertentu, lalu melakukan rewiring jika jalur melalui titik baru menghasilkan biaya lebih rendah.</w:t>
       </w:r>
     </w:p>
@@ -2496,17 +2927,27 @@
         <w:pStyle w:val="BodyText"/>
         <w:rPr>
           <w:smallCaps/>
-        </w:rPr>
-      </w:pPr>
-      <w:r>
+          <w:lang w:val="id-ID"/>
+        </w:rPr>
+      </w:pPr>
+      <w:r>
+        <w:rPr>
+          <w:lang w:val="id-ID"/>
+        </w:rPr>
         <w:t>Tabel IV menunjukkan ringkasan hasil eksperimen dari empat skenario. Nilai biaya, waktu, dan processed merupakan rata-rata dari lima percobaan. Jika suatu algoritma gagal pada sebagian seed, biaya rata-rata dihitung hanya dari percobaan yang berhasil sehingga tingkat keberhasilan harus dibaca bersama nilai biaya.</w:t>
       </w:r>
     </w:p>
     <w:p>
       <w:pPr>
-        <w:pStyle w:val="BodyText"/>
-      </w:pPr>
-      <w:r>
+        <w:pStyle w:val="tablehead"/>
+        <w:rPr>
+          <w:lang w:val="id-ID"/>
+        </w:rPr>
+      </w:pPr>
+      <w:r>
+        <w:rPr>
+          <w:lang w:val="id-ID"/>
+        </w:rPr>
         <w:t>Ringkasan Biaya dan Waktu Eksperimen</w:t>
       </w:r>
     </w:p>
@@ -2518,11 +2959,11 @@
         <w:tblLook w:val="04A0" w:firstRow="1" w:lastRow="0" w:firstColumn="1" w:lastColumn="0" w:noHBand="0" w:noVBand="1"/>
       </w:tblPr>
       <w:tblGrid>
-        <w:gridCol w:w="658"/>
-        <w:gridCol w:w="983"/>
-        <w:gridCol w:w="566"/>
-        <w:gridCol w:w="603"/>
-        <w:gridCol w:w="554"/>
+        <w:gridCol w:w="688"/>
+        <w:gridCol w:w="976"/>
+        <w:gridCol w:w="590"/>
+        <w:gridCol w:w="608"/>
+        <w:gridCol w:w="576"/>
       </w:tblGrid>
       <w:tr>
         <w:trPr>
@@ -2540,26 +2981,24 @@
           </w:tcPr>
           <w:p>
             <w:pPr>
-              <w:pStyle w:val="tablehead"/>
-              <w:numPr>
-                <w:ilvl w:val="0"/>
-                <w:numId w:val="0"/>
-              </w:numPr>
-              <w:spacing w:before="0" w:after="0"/>
-              <w:rPr>
-                <w:sz w:val="15"/>
+              <w:pStyle w:val="tablecolhead"/>
+              <w:rPr>
+                <w:b/>
+                <w:bCs/>
               </w:rPr>
             </w:pPr>
             <w:bookmarkStart w:id="0" w:name="_Hlk231597801"/>
             <w:r>
               <w:rPr>
-                <w:sz w:val="15"/>
-              </w:rPr>
-              <w:t>s</w:t>
-            </w:r>
-            <w:r>
-              <w:rPr>
-                <w:sz w:val="15"/>
+                <w:b/>
+                <w:bCs/>
+              </w:rPr>
+              <w:t>S</w:t>
+            </w:r>
+            <w:r>
+              <w:rPr>
+                <w:b/>
+                <w:bCs/>
               </w:rPr>
               <w:t>ken.</w:t>
             </w:r>
@@ -2575,26 +3014,24 @@
           </w:tcPr>
           <w:p>
             <w:pPr>
-              <w:pStyle w:val="tablehead"/>
-              <w:numPr>
-                <w:ilvl w:val="0"/>
-                <w:numId w:val="0"/>
-              </w:numPr>
-              <w:spacing w:before="0" w:after="0"/>
+              <w:pStyle w:val="tablecolhead"/>
               <w:cnfStyle w:val="100000000000" w:firstRow="1" w:lastRow="0" w:firstColumn="0" w:lastColumn="0" w:oddVBand="0" w:evenVBand="0" w:oddHBand="0" w:evenHBand="0" w:firstRowFirstColumn="0" w:firstRowLastColumn="0" w:lastRowFirstColumn="0" w:lastRowLastColumn="0"/>
               <w:rPr>
-                <w:sz w:val="15"/>
-              </w:rPr>
-            </w:pPr>
-            <w:r>
-              <w:rPr>
-                <w:sz w:val="15"/>
-              </w:rPr>
-              <w:t>a</w:t>
-            </w:r>
-            <w:r>
-              <w:rPr>
-                <w:sz w:val="15"/>
+                <w:b/>
+                <w:bCs/>
+              </w:rPr>
+            </w:pPr>
+            <w:r>
+              <w:rPr>
+                <w:b/>
+                <w:bCs/>
+              </w:rPr>
+              <w:t>A</w:t>
+            </w:r>
+            <w:r>
+              <w:rPr>
+                <w:b/>
+                <w:bCs/>
               </w:rPr>
               <w:t>lgoritma</w:t>
             </w:r>
@@ -2610,22 +3047,19 @@
           </w:tcPr>
           <w:p>
             <w:pPr>
-              <w:pStyle w:val="tablehead"/>
-              <w:numPr>
-                <w:ilvl w:val="0"/>
-                <w:numId w:val="0"/>
-              </w:numPr>
-              <w:spacing w:before="0" w:after="0"/>
+              <w:pStyle w:val="tablecolhead"/>
               <w:cnfStyle w:val="100000000000" w:firstRow="1" w:lastRow="0" w:firstColumn="0" w:lastColumn="0" w:oddVBand="0" w:evenVBand="0" w:oddHBand="0" w:evenHBand="0" w:firstRowFirstColumn="0" w:firstRowLastColumn="0" w:lastRowFirstColumn="0" w:lastRowLastColumn="0"/>
               <w:rPr>
-                <w:sz w:val="15"/>
-              </w:rPr>
-            </w:pPr>
-            <w:r>
-              <w:rPr>
-                <w:sz w:val="15"/>
-              </w:rPr>
-              <w:t>ok</w:t>
+                <w:b/>
+                <w:bCs/>
+              </w:rPr>
+            </w:pPr>
+            <w:r>
+              <w:rPr>
+                <w:b/>
+                <w:bCs/>
+              </w:rPr>
+              <w:t>Ok</w:t>
             </w:r>
           </w:p>
         </w:tc>
@@ -2639,26 +3073,24 @@
           </w:tcPr>
           <w:p>
             <w:pPr>
-              <w:pStyle w:val="tablehead"/>
-              <w:numPr>
-                <w:ilvl w:val="0"/>
-                <w:numId w:val="0"/>
-              </w:numPr>
-              <w:spacing w:before="0" w:after="0"/>
+              <w:pStyle w:val="tablecolhead"/>
               <w:cnfStyle w:val="100000000000" w:firstRow="1" w:lastRow="0" w:firstColumn="0" w:lastColumn="0" w:oddVBand="0" w:evenVBand="0" w:oddHBand="0" w:evenHBand="0" w:firstRowFirstColumn="0" w:firstRowLastColumn="0" w:lastRowFirstColumn="0" w:lastRowLastColumn="0"/>
               <w:rPr>
-                <w:sz w:val="15"/>
-              </w:rPr>
-            </w:pPr>
-            <w:r>
-              <w:rPr>
-                <w:sz w:val="15"/>
-              </w:rPr>
-              <w:t>b</w:t>
-            </w:r>
-            <w:r>
-              <w:rPr>
-                <w:sz w:val="15"/>
+                <w:b/>
+                <w:bCs/>
+              </w:rPr>
+            </w:pPr>
+            <w:r>
+              <w:rPr>
+                <w:b/>
+                <w:bCs/>
+              </w:rPr>
+              <w:t>B</w:t>
+            </w:r>
+            <w:r>
+              <w:rPr>
+                <w:b/>
+                <w:bCs/>
               </w:rPr>
               <w:t>iaya</w:t>
             </w:r>
@@ -2674,22 +3106,19 @@
           </w:tcPr>
           <w:p>
             <w:pPr>
-              <w:pStyle w:val="tablehead"/>
-              <w:numPr>
-                <w:ilvl w:val="0"/>
-                <w:numId w:val="0"/>
-              </w:numPr>
-              <w:spacing w:before="0" w:after="0"/>
+              <w:pStyle w:val="tablecolhead"/>
               <w:cnfStyle w:val="100000000000" w:firstRow="1" w:lastRow="0" w:firstColumn="0" w:lastColumn="0" w:oddVBand="0" w:evenVBand="0" w:oddHBand="0" w:evenHBand="0" w:firstRowFirstColumn="0" w:firstRowLastColumn="0" w:lastRowFirstColumn="0" w:lastRowLastColumn="0"/>
               <w:rPr>
-                <w:sz w:val="15"/>
-              </w:rPr>
-            </w:pPr>
-            <w:r>
-              <w:rPr>
-                <w:sz w:val="15"/>
-              </w:rPr>
-              <w:t>ms</w:t>
+                <w:b/>
+                <w:bCs/>
+              </w:rPr>
+            </w:pPr>
+            <w:r>
+              <w:rPr>
+                <w:b/>
+                <w:bCs/>
+              </w:rPr>
+              <w:t>Ms</w:t>
             </w:r>
           </w:p>
         </w:tc>
@@ -2711,18 +3140,15 @@
           <w:p>
             <w:pPr>
               <w:pStyle w:val="tablecopy"/>
-              <w:jc w:val="center"/>
-              <w:rPr>
-                <w:b w:val="0"/>
-                <w:bCs w:val="0"/>
-                <w:sz w:val="15"/>
-              </w:rPr>
-            </w:pPr>
-            <w:r>
-              <w:rPr>
-                <w:b w:val="0"/>
-                <w:bCs w:val="0"/>
-                <w:sz w:val="15"/>
+              <w:rPr>
+                <w:b w:val="0"/>
+                <w:bCs w:val="0"/>
+              </w:rPr>
+            </w:pPr>
+            <w:r>
+              <w:rPr>
+                <w:b w:val="0"/>
+                <w:bCs w:val="0"/>
               </w:rPr>
               <w:t>Mudah</w:t>
             </w:r>
@@ -2739,16 +3165,9 @@
           <w:p>
             <w:pPr>
               <w:pStyle w:val="tablecopy"/>
-              <w:jc w:val="center"/>
               <w:cnfStyle w:val="000000100000" w:firstRow="0" w:lastRow="0" w:firstColumn="0" w:lastColumn="0" w:oddVBand="0" w:evenVBand="0" w:oddHBand="1" w:evenHBand="0" w:firstRowFirstColumn="0" w:firstRowLastColumn="0" w:lastRowFirstColumn="0" w:lastRowLastColumn="0"/>
-              <w:rPr>
-                <w:sz w:val="15"/>
-              </w:rPr>
-            </w:pPr>
-            <w:r>
-              <w:rPr>
-                <w:sz w:val="15"/>
-              </w:rPr>
+            </w:pPr>
+            <w:r>
               <w:t>Brute Force</w:t>
             </w:r>
           </w:p>
@@ -2764,16 +3183,9 @@
           <w:p>
             <w:pPr>
               <w:pStyle w:val="tablecopy"/>
-              <w:jc w:val="center"/>
               <w:cnfStyle w:val="000000100000" w:firstRow="0" w:lastRow="0" w:firstColumn="0" w:lastColumn="0" w:oddVBand="0" w:evenVBand="0" w:oddHBand="1" w:evenHBand="0" w:firstRowFirstColumn="0" w:firstRowLastColumn="0" w:lastRowFirstColumn="0" w:lastRowLastColumn="0"/>
-              <w:rPr>
-                <w:sz w:val="15"/>
-              </w:rPr>
-            </w:pPr>
-            <w:r>
-              <w:rPr>
-                <w:sz w:val="15"/>
-              </w:rPr>
+            </w:pPr>
+            <w:r>
               <w:t>100%</w:t>
             </w:r>
           </w:p>
@@ -2789,16 +3201,9 @@
           <w:p>
             <w:pPr>
               <w:pStyle w:val="tablecopy"/>
-              <w:jc w:val="center"/>
               <w:cnfStyle w:val="000000100000" w:firstRow="0" w:lastRow="0" w:firstColumn="0" w:lastColumn="0" w:oddVBand="0" w:evenVBand="0" w:oddHBand="1" w:evenHBand="0" w:firstRowFirstColumn="0" w:firstRowLastColumn="0" w:lastRowFirstColumn="0" w:lastRowLastColumn="0"/>
-              <w:rPr>
-                <w:sz w:val="15"/>
-              </w:rPr>
-            </w:pPr>
-            <w:r>
-              <w:rPr>
-                <w:sz w:val="15"/>
-              </w:rPr>
+            </w:pPr>
+            <w:r>
               <w:t>53.34</w:t>
             </w:r>
           </w:p>
@@ -2814,17 +3219,10 @@
           <w:p>
             <w:pPr>
               <w:pStyle w:val="tablecopy"/>
-              <w:jc w:val="center"/>
               <w:cnfStyle w:val="000000100000" w:firstRow="0" w:lastRow="0" w:firstColumn="0" w:lastColumn="0" w:oddVBand="0" w:evenVBand="0" w:oddHBand="1" w:evenHBand="0" w:firstRowFirstColumn="0" w:firstRowLastColumn="0" w:lastRowFirstColumn="0" w:lastRowLastColumn="0"/>
-              <w:rPr>
-                <w:sz w:val="15"/>
-              </w:rPr>
-            </w:pPr>
-            <w:r>
-              <w:rPr>
-                <w:sz w:val="15"/>
-              </w:rPr>
-              <w:t>77.0</w:t>
+            </w:pPr>
+            <w:r>
+              <w:t>118.8</w:t>
             </w:r>
           </w:p>
         </w:tc>
@@ -2845,18 +3243,15 @@
           <w:p>
             <w:pPr>
               <w:pStyle w:val="tablecopy"/>
-              <w:jc w:val="center"/>
-              <w:rPr>
-                <w:b w:val="0"/>
-                <w:bCs w:val="0"/>
-                <w:sz w:val="15"/>
-              </w:rPr>
-            </w:pPr>
-            <w:r>
-              <w:rPr>
-                <w:b w:val="0"/>
-                <w:bCs w:val="0"/>
-                <w:sz w:val="15"/>
+              <w:rPr>
+                <w:b w:val="0"/>
+                <w:bCs w:val="0"/>
+              </w:rPr>
+            </w:pPr>
+            <w:r>
+              <w:rPr>
+                <w:b w:val="0"/>
+                <w:bCs w:val="0"/>
               </w:rPr>
               <w:t>Mudah</w:t>
             </w:r>
@@ -2873,16 +3268,9 @@
           <w:p>
             <w:pPr>
               <w:pStyle w:val="tablecopy"/>
-              <w:jc w:val="center"/>
               <w:cnfStyle w:val="000000000000" w:firstRow="0" w:lastRow="0" w:firstColumn="0" w:lastColumn="0" w:oddVBand="0" w:evenVBand="0" w:oddHBand="0" w:evenHBand="0" w:firstRowFirstColumn="0" w:firstRowLastColumn="0" w:lastRowFirstColumn="0" w:lastRowLastColumn="0"/>
-              <w:rPr>
-                <w:sz w:val="15"/>
-              </w:rPr>
-            </w:pPr>
-            <w:r>
-              <w:rPr>
-                <w:sz w:val="15"/>
-              </w:rPr>
+            </w:pPr>
+            <w:r>
               <w:t>UCS</w:t>
             </w:r>
           </w:p>
@@ -2898,16 +3286,9 @@
           <w:p>
             <w:pPr>
               <w:pStyle w:val="tablecopy"/>
-              <w:jc w:val="center"/>
               <w:cnfStyle w:val="000000000000" w:firstRow="0" w:lastRow="0" w:firstColumn="0" w:lastColumn="0" w:oddVBand="0" w:evenVBand="0" w:oddHBand="0" w:evenHBand="0" w:firstRowFirstColumn="0" w:firstRowLastColumn="0" w:lastRowFirstColumn="0" w:lastRowLastColumn="0"/>
-              <w:rPr>
-                <w:sz w:val="15"/>
-              </w:rPr>
-            </w:pPr>
-            <w:r>
-              <w:rPr>
-                <w:sz w:val="15"/>
-              </w:rPr>
+            </w:pPr>
+            <w:r>
               <w:t>100%</w:t>
             </w:r>
           </w:p>
@@ -2923,16 +3304,9 @@
           <w:p>
             <w:pPr>
               <w:pStyle w:val="tablecopy"/>
-              <w:jc w:val="center"/>
               <w:cnfStyle w:val="000000000000" w:firstRow="0" w:lastRow="0" w:firstColumn="0" w:lastColumn="0" w:oddVBand="0" w:evenVBand="0" w:oddHBand="0" w:evenHBand="0" w:firstRowFirstColumn="0" w:firstRowLastColumn="0" w:lastRowFirstColumn="0" w:lastRowLastColumn="0"/>
-              <w:rPr>
-                <w:sz w:val="15"/>
-              </w:rPr>
-            </w:pPr>
-            <w:r>
-              <w:rPr>
-                <w:sz w:val="15"/>
-              </w:rPr>
+            </w:pPr>
+            <w:r>
               <w:t>54.82</w:t>
             </w:r>
           </w:p>
@@ -2948,17 +3322,10 @@
           <w:p>
             <w:pPr>
               <w:pStyle w:val="tablecopy"/>
-              <w:jc w:val="center"/>
               <w:cnfStyle w:val="000000000000" w:firstRow="0" w:lastRow="0" w:firstColumn="0" w:lastColumn="0" w:oddVBand="0" w:evenVBand="0" w:oddHBand="0" w:evenHBand="0" w:firstRowFirstColumn="0" w:firstRowLastColumn="0" w:lastRowFirstColumn="0" w:lastRowLastColumn="0"/>
-              <w:rPr>
-                <w:sz w:val="15"/>
-              </w:rPr>
-            </w:pPr>
-            <w:r>
-              <w:rPr>
-                <w:sz w:val="15"/>
-              </w:rPr>
-              <w:t>178.1</w:t>
+            </w:pPr>
+            <w:r>
+              <w:t>240.2</w:t>
             </w:r>
           </w:p>
         </w:tc>
@@ -2980,18 +3347,15 @@
           <w:p>
             <w:pPr>
               <w:pStyle w:val="tablecopy"/>
-              <w:jc w:val="center"/>
-              <w:rPr>
-                <w:b w:val="0"/>
-                <w:bCs w:val="0"/>
-                <w:sz w:val="15"/>
-              </w:rPr>
-            </w:pPr>
-            <w:r>
-              <w:rPr>
-                <w:b w:val="0"/>
-                <w:bCs w:val="0"/>
-                <w:sz w:val="15"/>
+              <w:rPr>
+                <w:b w:val="0"/>
+                <w:bCs w:val="0"/>
+              </w:rPr>
+            </w:pPr>
+            <w:r>
+              <w:rPr>
+                <w:b w:val="0"/>
+                <w:bCs w:val="0"/>
               </w:rPr>
               <w:t>Mudah</w:t>
             </w:r>
@@ -3008,16 +3372,9 @@
           <w:p>
             <w:pPr>
               <w:pStyle w:val="tablecopy"/>
-              <w:jc w:val="center"/>
               <w:cnfStyle w:val="000000100000" w:firstRow="0" w:lastRow="0" w:firstColumn="0" w:lastColumn="0" w:oddVBand="0" w:evenVBand="0" w:oddHBand="1" w:evenHBand="0" w:firstRowFirstColumn="0" w:firstRowLastColumn="0" w:lastRowFirstColumn="0" w:lastRowLastColumn="0"/>
-              <w:rPr>
-                <w:sz w:val="15"/>
-              </w:rPr>
-            </w:pPr>
-            <w:r>
-              <w:rPr>
-                <w:sz w:val="15"/>
-              </w:rPr>
+            </w:pPr>
+            <w:r>
               <w:t>GBFS</w:t>
             </w:r>
           </w:p>
@@ -3033,16 +3390,9 @@
           <w:p>
             <w:pPr>
               <w:pStyle w:val="tablecopy"/>
-              <w:jc w:val="center"/>
               <w:cnfStyle w:val="000000100000" w:firstRow="0" w:lastRow="0" w:firstColumn="0" w:lastColumn="0" w:oddVBand="0" w:evenVBand="0" w:oddHBand="1" w:evenHBand="0" w:firstRowFirstColumn="0" w:firstRowLastColumn="0" w:lastRowFirstColumn="0" w:lastRowLastColumn="0"/>
-              <w:rPr>
-                <w:sz w:val="15"/>
-              </w:rPr>
-            </w:pPr>
-            <w:r>
-              <w:rPr>
-                <w:sz w:val="15"/>
-              </w:rPr>
+            </w:pPr>
+            <w:r>
               <w:t>100%</w:t>
             </w:r>
           </w:p>
@@ -3058,16 +3408,9 @@
           <w:p>
             <w:pPr>
               <w:pStyle w:val="tablecopy"/>
-              <w:jc w:val="center"/>
               <w:cnfStyle w:val="000000100000" w:firstRow="0" w:lastRow="0" w:firstColumn="0" w:lastColumn="0" w:oddVBand="0" w:evenVBand="0" w:oddHBand="1" w:evenHBand="0" w:firstRowFirstColumn="0" w:firstRowLastColumn="0" w:lastRowFirstColumn="0" w:lastRowLastColumn="0"/>
-              <w:rPr>
-                <w:sz w:val="15"/>
-              </w:rPr>
-            </w:pPr>
-            <w:r>
-              <w:rPr>
-                <w:sz w:val="15"/>
-              </w:rPr>
+            </w:pPr>
+            <w:r>
               <w:t>55.44</w:t>
             </w:r>
           </w:p>
@@ -3083,17 +3426,10 @@
           <w:p>
             <w:pPr>
               <w:pStyle w:val="tablecopy"/>
-              <w:jc w:val="center"/>
               <w:cnfStyle w:val="000000100000" w:firstRow="0" w:lastRow="0" w:firstColumn="0" w:lastColumn="0" w:oddVBand="0" w:evenVBand="0" w:oddHBand="1" w:evenHBand="0" w:firstRowFirstColumn="0" w:firstRowLastColumn="0" w:lastRowFirstColumn="0" w:lastRowLastColumn="0"/>
-              <w:rPr>
-                <w:sz w:val="15"/>
-              </w:rPr>
-            </w:pPr>
-            <w:r>
-              <w:rPr>
-                <w:sz w:val="15"/>
-              </w:rPr>
-              <w:t>4.3</w:t>
+            </w:pPr>
+            <w:r>
+              <w:t>7.4</w:t>
             </w:r>
           </w:p>
         </w:tc>
@@ -3114,18 +3450,15 @@
           <w:p>
             <w:pPr>
               <w:pStyle w:val="tablecopy"/>
-              <w:jc w:val="center"/>
-              <w:rPr>
-                <w:b w:val="0"/>
-                <w:bCs w:val="0"/>
-                <w:sz w:val="15"/>
-              </w:rPr>
-            </w:pPr>
-            <w:r>
-              <w:rPr>
-                <w:b w:val="0"/>
-                <w:bCs w:val="0"/>
-                <w:sz w:val="15"/>
+              <w:rPr>
+                <w:b w:val="0"/>
+                <w:bCs w:val="0"/>
+              </w:rPr>
+            </w:pPr>
+            <w:r>
+              <w:rPr>
+                <w:b w:val="0"/>
+                <w:bCs w:val="0"/>
               </w:rPr>
               <w:t>Mudah</w:t>
             </w:r>
@@ -3142,16 +3475,9 @@
           <w:p>
             <w:pPr>
               <w:pStyle w:val="tablecopy"/>
-              <w:jc w:val="center"/>
               <w:cnfStyle w:val="000000000000" w:firstRow="0" w:lastRow="0" w:firstColumn="0" w:lastColumn="0" w:oddVBand="0" w:evenVBand="0" w:oddHBand="0" w:evenHBand="0" w:firstRowFirstColumn="0" w:firstRowLastColumn="0" w:lastRowFirstColumn="0" w:lastRowLastColumn="0"/>
-              <w:rPr>
-                <w:sz w:val="15"/>
-              </w:rPr>
-            </w:pPr>
-            <w:r>
-              <w:rPr>
-                <w:sz w:val="15"/>
-              </w:rPr>
+            </w:pPr>
+            <w:r>
               <w:t>A*</w:t>
             </w:r>
           </w:p>
@@ -3167,16 +3493,9 @@
           <w:p>
             <w:pPr>
               <w:pStyle w:val="tablecopy"/>
-              <w:jc w:val="center"/>
               <w:cnfStyle w:val="000000000000" w:firstRow="0" w:lastRow="0" w:firstColumn="0" w:lastColumn="0" w:oddVBand="0" w:evenVBand="0" w:oddHBand="0" w:evenHBand="0" w:firstRowFirstColumn="0" w:firstRowLastColumn="0" w:lastRowFirstColumn="0" w:lastRowLastColumn="0"/>
-              <w:rPr>
-                <w:sz w:val="15"/>
-              </w:rPr>
-            </w:pPr>
-            <w:r>
-              <w:rPr>
-                <w:sz w:val="15"/>
-              </w:rPr>
+            </w:pPr>
+            <w:r>
               <w:t>100%</w:t>
             </w:r>
           </w:p>
@@ -3192,16 +3511,9 @@
           <w:p>
             <w:pPr>
               <w:pStyle w:val="tablecopy"/>
-              <w:jc w:val="center"/>
               <w:cnfStyle w:val="000000000000" w:firstRow="0" w:lastRow="0" w:firstColumn="0" w:lastColumn="0" w:oddVBand="0" w:evenVBand="0" w:oddHBand="0" w:evenHBand="0" w:firstRowFirstColumn="0" w:firstRowLastColumn="0" w:lastRowFirstColumn="0" w:lastRowLastColumn="0"/>
-              <w:rPr>
-                <w:sz w:val="15"/>
-              </w:rPr>
-            </w:pPr>
-            <w:r>
-              <w:rPr>
-                <w:sz w:val="15"/>
-              </w:rPr>
+            </w:pPr>
+            <w:r>
               <w:t>54.82</w:t>
             </w:r>
           </w:p>
@@ -3217,17 +3529,10 @@
           <w:p>
             <w:pPr>
               <w:pStyle w:val="tablecopy"/>
-              <w:jc w:val="center"/>
               <w:cnfStyle w:val="000000000000" w:firstRow="0" w:lastRow="0" w:firstColumn="0" w:lastColumn="0" w:oddVBand="0" w:evenVBand="0" w:oddHBand="0" w:evenHBand="0" w:firstRowFirstColumn="0" w:firstRowLastColumn="0" w:lastRowFirstColumn="0" w:lastRowLastColumn="0"/>
-              <w:rPr>
-                <w:sz w:val="15"/>
-              </w:rPr>
-            </w:pPr>
-            <w:r>
-              <w:rPr>
-                <w:sz w:val="15"/>
-              </w:rPr>
-              <w:t>20.6</w:t>
+            </w:pPr>
+            <w:r>
+              <w:t>31.4</w:t>
             </w:r>
           </w:p>
         </w:tc>
@@ -3249,18 +3554,15 @@
           <w:p>
             <w:pPr>
               <w:pStyle w:val="tablecopy"/>
-              <w:jc w:val="center"/>
-              <w:rPr>
-                <w:b w:val="0"/>
-                <w:bCs w:val="0"/>
-                <w:sz w:val="15"/>
-              </w:rPr>
-            </w:pPr>
-            <w:r>
-              <w:rPr>
-                <w:b w:val="0"/>
-                <w:bCs w:val="0"/>
-                <w:sz w:val="15"/>
+              <w:rPr>
+                <w:b w:val="0"/>
+                <w:bCs w:val="0"/>
+              </w:rPr>
+            </w:pPr>
+            <w:r>
+              <w:rPr>
+                <w:b w:val="0"/>
+                <w:bCs w:val="0"/>
               </w:rPr>
               <w:t>Mudah</w:t>
             </w:r>
@@ -3277,16 +3579,9 @@
           <w:p>
             <w:pPr>
               <w:pStyle w:val="tablecopy"/>
-              <w:jc w:val="center"/>
               <w:cnfStyle w:val="000000100000" w:firstRow="0" w:lastRow="0" w:firstColumn="0" w:lastColumn="0" w:oddVBand="0" w:evenVBand="0" w:oddHBand="1" w:evenHBand="0" w:firstRowFirstColumn="0" w:firstRowLastColumn="0" w:lastRowFirstColumn="0" w:lastRowLastColumn="0"/>
-              <w:rPr>
-                <w:sz w:val="15"/>
-              </w:rPr>
-            </w:pPr>
-            <w:r>
-              <w:rPr>
-                <w:sz w:val="15"/>
-              </w:rPr>
+            </w:pPr>
+            <w:r>
               <w:t>RRT*</w:t>
             </w:r>
           </w:p>
@@ -3302,16 +3597,9 @@
           <w:p>
             <w:pPr>
               <w:pStyle w:val="tablecopy"/>
-              <w:jc w:val="center"/>
               <w:cnfStyle w:val="000000100000" w:firstRow="0" w:lastRow="0" w:firstColumn="0" w:lastColumn="0" w:oddVBand="0" w:evenVBand="0" w:oddHBand="1" w:evenHBand="0" w:firstRowFirstColumn="0" w:firstRowLastColumn="0" w:lastRowFirstColumn="0" w:lastRowLastColumn="0"/>
-              <w:rPr>
-                <w:sz w:val="15"/>
-              </w:rPr>
-            </w:pPr>
-            <w:r>
-              <w:rPr>
-                <w:sz w:val="15"/>
-              </w:rPr>
+            </w:pPr>
+            <w:r>
               <w:t>100%</w:t>
             </w:r>
           </w:p>
@@ -3327,16 +3615,9 @@
           <w:p>
             <w:pPr>
               <w:pStyle w:val="tablecopy"/>
-              <w:jc w:val="center"/>
               <w:cnfStyle w:val="000000100000" w:firstRow="0" w:lastRow="0" w:firstColumn="0" w:lastColumn="0" w:oddVBand="0" w:evenVBand="0" w:oddHBand="1" w:evenHBand="0" w:firstRowFirstColumn="0" w:firstRowLastColumn="0" w:lastRowFirstColumn="0" w:lastRowLastColumn="0"/>
-              <w:rPr>
-                <w:sz w:val="15"/>
-              </w:rPr>
-            </w:pPr>
-            <w:r>
-              <w:rPr>
-                <w:sz w:val="15"/>
-              </w:rPr>
+            </w:pPr>
+            <w:r>
               <w:t>57.25</w:t>
             </w:r>
           </w:p>
@@ -3352,17 +3633,10 @@
           <w:p>
             <w:pPr>
               <w:pStyle w:val="tablecopy"/>
-              <w:jc w:val="center"/>
               <w:cnfStyle w:val="000000100000" w:firstRow="0" w:lastRow="0" w:firstColumn="0" w:lastColumn="0" w:oddVBand="0" w:evenVBand="0" w:oddHBand="1" w:evenHBand="0" w:firstRowFirstColumn="0" w:firstRowLastColumn="0" w:lastRowFirstColumn="0" w:lastRowLastColumn="0"/>
-              <w:rPr>
-                <w:sz w:val="15"/>
-              </w:rPr>
-            </w:pPr>
-            <w:r>
-              <w:rPr>
-                <w:sz w:val="15"/>
-              </w:rPr>
-              <w:t>125.6</w:t>
+            </w:pPr>
+            <w:r>
+              <w:t>197.9</w:t>
             </w:r>
           </w:p>
         </w:tc>
@@ -3383,18 +3657,15 @@
           <w:p>
             <w:pPr>
               <w:pStyle w:val="tablecopy"/>
-              <w:jc w:val="center"/>
-              <w:rPr>
-                <w:b w:val="0"/>
-                <w:bCs w:val="0"/>
-                <w:sz w:val="15"/>
-              </w:rPr>
-            </w:pPr>
-            <w:r>
-              <w:rPr>
-                <w:b w:val="0"/>
-                <w:bCs w:val="0"/>
-                <w:sz w:val="15"/>
+              <w:rPr>
+                <w:b w:val="0"/>
+                <w:bCs w:val="0"/>
+              </w:rPr>
+            </w:pPr>
+            <w:r>
+              <w:rPr>
+                <w:b w:val="0"/>
+                <w:bCs w:val="0"/>
               </w:rPr>
               <w:t>Sedang</w:t>
             </w:r>
@@ -3411,16 +3682,9 @@
           <w:p>
             <w:pPr>
               <w:pStyle w:val="tablecopy"/>
-              <w:jc w:val="center"/>
               <w:cnfStyle w:val="000000000000" w:firstRow="0" w:lastRow="0" w:firstColumn="0" w:lastColumn="0" w:oddVBand="0" w:evenVBand="0" w:oddHBand="0" w:evenHBand="0" w:firstRowFirstColumn="0" w:firstRowLastColumn="0" w:lastRowFirstColumn="0" w:lastRowLastColumn="0"/>
-              <w:rPr>
-                <w:sz w:val="15"/>
-              </w:rPr>
-            </w:pPr>
-            <w:r>
-              <w:rPr>
-                <w:sz w:val="15"/>
-              </w:rPr>
+            </w:pPr>
+            <w:r>
               <w:t>Brute Force</w:t>
             </w:r>
           </w:p>
@@ -3436,16 +3700,9 @@
           <w:p>
             <w:pPr>
               <w:pStyle w:val="tablecopy"/>
-              <w:jc w:val="center"/>
               <w:cnfStyle w:val="000000000000" w:firstRow="0" w:lastRow="0" w:firstColumn="0" w:lastColumn="0" w:oddVBand="0" w:evenVBand="0" w:oddHBand="0" w:evenHBand="0" w:firstRowFirstColumn="0" w:firstRowLastColumn="0" w:lastRowFirstColumn="0" w:lastRowLastColumn="0"/>
-              <w:rPr>
-                <w:sz w:val="15"/>
-              </w:rPr>
-            </w:pPr>
-            <w:r>
-              <w:rPr>
-                <w:sz w:val="15"/>
-              </w:rPr>
+            </w:pPr>
+            <w:r>
               <w:t>80%</w:t>
             </w:r>
           </w:p>
@@ -3461,16 +3718,9 @@
           <w:p>
             <w:pPr>
               <w:pStyle w:val="tablecopy"/>
-              <w:jc w:val="center"/>
               <w:cnfStyle w:val="000000000000" w:firstRow="0" w:lastRow="0" w:firstColumn="0" w:lastColumn="0" w:oddVBand="0" w:evenVBand="0" w:oddHBand="0" w:evenHBand="0" w:firstRowFirstColumn="0" w:firstRowLastColumn="0" w:lastRowFirstColumn="0" w:lastRowLastColumn="0"/>
-              <w:rPr>
-                <w:sz w:val="15"/>
-              </w:rPr>
-            </w:pPr>
-            <w:r>
-              <w:rPr>
-                <w:sz w:val="15"/>
-              </w:rPr>
+            </w:pPr>
+            <w:r>
               <w:t>53.16</w:t>
             </w:r>
           </w:p>
@@ -3486,17 +3736,10 @@
           <w:p>
             <w:pPr>
               <w:pStyle w:val="tablecopy"/>
-              <w:jc w:val="center"/>
               <w:cnfStyle w:val="000000000000" w:firstRow="0" w:lastRow="0" w:firstColumn="0" w:lastColumn="0" w:oddVBand="0" w:evenVBand="0" w:oddHBand="0" w:evenHBand="0" w:firstRowFirstColumn="0" w:firstRowLastColumn="0" w:lastRowFirstColumn="0" w:lastRowLastColumn="0"/>
-              <w:rPr>
-                <w:sz w:val="15"/>
-              </w:rPr>
-            </w:pPr>
-            <w:r>
-              <w:rPr>
-                <w:sz w:val="15"/>
-              </w:rPr>
-              <w:t>81.6</w:t>
+            </w:pPr>
+            <w:r>
+              <w:t>128.8</w:t>
             </w:r>
           </w:p>
         </w:tc>
@@ -3518,18 +3761,15 @@
           <w:p>
             <w:pPr>
               <w:pStyle w:val="tablecopy"/>
-              <w:jc w:val="center"/>
-              <w:rPr>
-                <w:b w:val="0"/>
-                <w:bCs w:val="0"/>
-                <w:sz w:val="15"/>
-              </w:rPr>
-            </w:pPr>
-            <w:r>
-              <w:rPr>
-                <w:b w:val="0"/>
-                <w:bCs w:val="0"/>
-                <w:sz w:val="15"/>
+              <w:rPr>
+                <w:b w:val="0"/>
+                <w:bCs w:val="0"/>
+              </w:rPr>
+            </w:pPr>
+            <w:r>
+              <w:rPr>
+                <w:b w:val="0"/>
+                <w:bCs w:val="0"/>
               </w:rPr>
               <w:t>Sedang</w:t>
             </w:r>
@@ -3546,16 +3786,9 @@
           <w:p>
             <w:pPr>
               <w:pStyle w:val="tablecopy"/>
-              <w:jc w:val="center"/>
               <w:cnfStyle w:val="000000100000" w:firstRow="0" w:lastRow="0" w:firstColumn="0" w:lastColumn="0" w:oddVBand="0" w:evenVBand="0" w:oddHBand="1" w:evenHBand="0" w:firstRowFirstColumn="0" w:firstRowLastColumn="0" w:lastRowFirstColumn="0" w:lastRowLastColumn="0"/>
-              <w:rPr>
-                <w:sz w:val="15"/>
-              </w:rPr>
-            </w:pPr>
-            <w:r>
-              <w:rPr>
-                <w:sz w:val="15"/>
-              </w:rPr>
+            </w:pPr>
+            <w:r>
               <w:t>UCS</w:t>
             </w:r>
           </w:p>
@@ -3571,16 +3804,9 @@
           <w:p>
             <w:pPr>
               <w:pStyle w:val="tablecopy"/>
-              <w:jc w:val="center"/>
               <w:cnfStyle w:val="000000100000" w:firstRow="0" w:lastRow="0" w:firstColumn="0" w:lastColumn="0" w:oddVBand="0" w:evenVBand="0" w:oddHBand="1" w:evenHBand="0" w:firstRowFirstColumn="0" w:firstRowLastColumn="0" w:lastRowFirstColumn="0" w:lastRowLastColumn="0"/>
-              <w:rPr>
-                <w:sz w:val="15"/>
-              </w:rPr>
-            </w:pPr>
-            <w:r>
-              <w:rPr>
-                <w:sz w:val="15"/>
-              </w:rPr>
+            </w:pPr>
+            <w:r>
               <w:t>100%</w:t>
             </w:r>
           </w:p>
@@ -3596,16 +3822,9 @@
           <w:p>
             <w:pPr>
               <w:pStyle w:val="tablecopy"/>
-              <w:jc w:val="center"/>
               <w:cnfStyle w:val="000000100000" w:firstRow="0" w:lastRow="0" w:firstColumn="0" w:lastColumn="0" w:oddVBand="0" w:evenVBand="0" w:oddHBand="1" w:evenHBand="0" w:firstRowFirstColumn="0" w:firstRowLastColumn="0" w:lastRowFirstColumn="0" w:lastRowLastColumn="0"/>
-              <w:rPr>
-                <w:sz w:val="15"/>
-              </w:rPr>
-            </w:pPr>
-            <w:r>
-              <w:rPr>
-                <w:sz w:val="15"/>
-              </w:rPr>
+            </w:pPr>
+            <w:r>
               <w:t>54.49</w:t>
             </w:r>
           </w:p>
@@ -3621,17 +3840,10 @@
           <w:p>
             <w:pPr>
               <w:pStyle w:val="tablecopy"/>
-              <w:jc w:val="center"/>
               <w:cnfStyle w:val="000000100000" w:firstRow="0" w:lastRow="0" w:firstColumn="0" w:lastColumn="0" w:oddVBand="0" w:evenVBand="0" w:oddHBand="1" w:evenHBand="0" w:firstRowFirstColumn="0" w:firstRowLastColumn="0" w:lastRowFirstColumn="0" w:lastRowLastColumn="0"/>
-              <w:rPr>
-                <w:sz w:val="15"/>
-              </w:rPr>
-            </w:pPr>
-            <w:r>
-              <w:rPr>
-                <w:sz w:val="15"/>
-              </w:rPr>
-              <w:t>269.2</w:t>
+            </w:pPr>
+            <w:r>
+              <w:t>413.5</w:t>
             </w:r>
           </w:p>
         </w:tc>
@@ -3652,18 +3864,15 @@
           <w:p>
             <w:pPr>
               <w:pStyle w:val="tablecopy"/>
-              <w:jc w:val="center"/>
-              <w:rPr>
-                <w:b w:val="0"/>
-                <w:bCs w:val="0"/>
-                <w:sz w:val="15"/>
-              </w:rPr>
-            </w:pPr>
-            <w:r>
-              <w:rPr>
-                <w:b w:val="0"/>
-                <w:bCs w:val="0"/>
-                <w:sz w:val="15"/>
+              <w:rPr>
+                <w:b w:val="0"/>
+                <w:bCs w:val="0"/>
+              </w:rPr>
+            </w:pPr>
+            <w:r>
+              <w:rPr>
+                <w:b w:val="0"/>
+                <w:bCs w:val="0"/>
               </w:rPr>
               <w:t>Sedang</w:t>
             </w:r>
@@ -3680,16 +3889,9 @@
           <w:p>
             <w:pPr>
               <w:pStyle w:val="tablecopy"/>
-              <w:jc w:val="center"/>
               <w:cnfStyle w:val="000000000000" w:firstRow="0" w:lastRow="0" w:firstColumn="0" w:lastColumn="0" w:oddVBand="0" w:evenVBand="0" w:oddHBand="0" w:evenHBand="0" w:firstRowFirstColumn="0" w:firstRowLastColumn="0" w:lastRowFirstColumn="0" w:lastRowLastColumn="0"/>
-              <w:rPr>
-                <w:sz w:val="15"/>
-              </w:rPr>
-            </w:pPr>
-            <w:r>
-              <w:rPr>
-                <w:sz w:val="15"/>
-              </w:rPr>
+            </w:pPr>
+            <w:r>
               <w:t>GBFS</w:t>
             </w:r>
           </w:p>
@@ -3705,16 +3907,9 @@
           <w:p>
             <w:pPr>
               <w:pStyle w:val="tablecopy"/>
-              <w:jc w:val="center"/>
               <w:cnfStyle w:val="000000000000" w:firstRow="0" w:lastRow="0" w:firstColumn="0" w:lastColumn="0" w:oddVBand="0" w:evenVBand="0" w:oddHBand="0" w:evenHBand="0" w:firstRowFirstColumn="0" w:firstRowLastColumn="0" w:lastRowFirstColumn="0" w:lastRowLastColumn="0"/>
-              <w:rPr>
-                <w:sz w:val="15"/>
-              </w:rPr>
-            </w:pPr>
-            <w:r>
-              <w:rPr>
-                <w:sz w:val="15"/>
-              </w:rPr>
+            </w:pPr>
+            <w:r>
               <w:t>100%</w:t>
             </w:r>
           </w:p>
@@ -3730,16 +3925,9 @@
           <w:p>
             <w:pPr>
               <w:pStyle w:val="tablecopy"/>
-              <w:jc w:val="center"/>
               <w:cnfStyle w:val="000000000000" w:firstRow="0" w:lastRow="0" w:firstColumn="0" w:lastColumn="0" w:oddVBand="0" w:evenVBand="0" w:oddHBand="0" w:evenHBand="0" w:firstRowFirstColumn="0" w:firstRowLastColumn="0" w:lastRowFirstColumn="0" w:lastRowLastColumn="0"/>
-              <w:rPr>
-                <w:sz w:val="15"/>
-              </w:rPr>
-            </w:pPr>
-            <w:r>
-              <w:rPr>
-                <w:sz w:val="15"/>
-              </w:rPr>
+            </w:pPr>
+            <w:r>
               <w:t>55.44</w:t>
             </w:r>
           </w:p>
@@ -3755,17 +3943,10 @@
           <w:p>
             <w:pPr>
               <w:pStyle w:val="tablecopy"/>
-              <w:jc w:val="center"/>
               <w:cnfStyle w:val="000000000000" w:firstRow="0" w:lastRow="0" w:firstColumn="0" w:lastColumn="0" w:oddVBand="0" w:evenVBand="0" w:oddHBand="0" w:evenHBand="0" w:firstRowFirstColumn="0" w:firstRowLastColumn="0" w:lastRowFirstColumn="0" w:lastRowLastColumn="0"/>
-              <w:rPr>
-                <w:sz w:val="15"/>
-              </w:rPr>
-            </w:pPr>
-            <w:r>
-              <w:rPr>
-                <w:sz w:val="15"/>
-              </w:rPr>
-              <w:t>7.8</w:t>
+            </w:pPr>
+            <w:r>
+              <w:t>11.1</w:t>
             </w:r>
           </w:p>
         </w:tc>
@@ -3787,18 +3968,15 @@
           <w:p>
             <w:pPr>
               <w:pStyle w:val="tablecopy"/>
-              <w:jc w:val="center"/>
-              <w:rPr>
-                <w:b w:val="0"/>
-                <w:bCs w:val="0"/>
-                <w:sz w:val="15"/>
-              </w:rPr>
-            </w:pPr>
-            <w:r>
-              <w:rPr>
-                <w:b w:val="0"/>
-                <w:bCs w:val="0"/>
-                <w:sz w:val="15"/>
+              <w:rPr>
+                <w:b w:val="0"/>
+                <w:bCs w:val="0"/>
+              </w:rPr>
+            </w:pPr>
+            <w:r>
+              <w:rPr>
+                <w:b w:val="0"/>
+                <w:bCs w:val="0"/>
               </w:rPr>
               <w:t>Sedang</w:t>
             </w:r>
@@ -3815,16 +3993,9 @@
           <w:p>
             <w:pPr>
               <w:pStyle w:val="tablecopy"/>
-              <w:jc w:val="center"/>
               <w:cnfStyle w:val="000000100000" w:firstRow="0" w:lastRow="0" w:firstColumn="0" w:lastColumn="0" w:oddVBand="0" w:evenVBand="0" w:oddHBand="1" w:evenHBand="0" w:firstRowFirstColumn="0" w:firstRowLastColumn="0" w:lastRowFirstColumn="0" w:lastRowLastColumn="0"/>
-              <w:rPr>
-                <w:sz w:val="15"/>
-              </w:rPr>
-            </w:pPr>
-            <w:r>
-              <w:rPr>
-                <w:sz w:val="15"/>
-              </w:rPr>
+            </w:pPr>
+            <w:r>
               <w:t>A*</w:t>
             </w:r>
           </w:p>
@@ -3840,16 +4011,9 @@
           <w:p>
             <w:pPr>
               <w:pStyle w:val="tablecopy"/>
-              <w:jc w:val="center"/>
               <w:cnfStyle w:val="000000100000" w:firstRow="0" w:lastRow="0" w:firstColumn="0" w:lastColumn="0" w:oddVBand="0" w:evenVBand="0" w:oddHBand="1" w:evenHBand="0" w:firstRowFirstColumn="0" w:firstRowLastColumn="0" w:lastRowFirstColumn="0" w:lastRowLastColumn="0"/>
-              <w:rPr>
-                <w:sz w:val="15"/>
-              </w:rPr>
-            </w:pPr>
-            <w:r>
-              <w:rPr>
-                <w:sz w:val="15"/>
-              </w:rPr>
+            </w:pPr>
+            <w:r>
               <w:t>100%</w:t>
             </w:r>
           </w:p>
@@ -3865,16 +4029,9 @@
           <w:p>
             <w:pPr>
               <w:pStyle w:val="tablecopy"/>
-              <w:jc w:val="center"/>
               <w:cnfStyle w:val="000000100000" w:firstRow="0" w:lastRow="0" w:firstColumn="0" w:lastColumn="0" w:oddVBand="0" w:evenVBand="0" w:oddHBand="1" w:evenHBand="0" w:firstRowFirstColumn="0" w:firstRowLastColumn="0" w:lastRowFirstColumn="0" w:lastRowLastColumn="0"/>
-              <w:rPr>
-                <w:sz w:val="15"/>
-              </w:rPr>
-            </w:pPr>
-            <w:r>
-              <w:rPr>
-                <w:sz w:val="15"/>
-              </w:rPr>
+            </w:pPr>
+            <w:r>
               <w:t>54.49</w:t>
             </w:r>
           </w:p>
@@ -3890,17 +4047,10 @@
           <w:p>
             <w:pPr>
               <w:pStyle w:val="tablecopy"/>
-              <w:jc w:val="center"/>
               <w:cnfStyle w:val="000000100000" w:firstRow="0" w:lastRow="0" w:firstColumn="0" w:lastColumn="0" w:oddVBand="0" w:evenVBand="0" w:oddHBand="1" w:evenHBand="0" w:firstRowFirstColumn="0" w:firstRowLastColumn="0" w:lastRowFirstColumn="0" w:lastRowLastColumn="0"/>
-              <w:rPr>
-                <w:sz w:val="15"/>
-              </w:rPr>
-            </w:pPr>
-            <w:r>
-              <w:rPr>
-                <w:sz w:val="15"/>
-              </w:rPr>
-              <w:t>33.2</w:t>
+            </w:pPr>
+            <w:r>
+              <w:t>46.9</w:t>
             </w:r>
           </w:p>
         </w:tc>
@@ -3921,18 +4071,15 @@
           <w:p>
             <w:pPr>
               <w:pStyle w:val="tablecopy"/>
-              <w:jc w:val="center"/>
-              <w:rPr>
-                <w:b w:val="0"/>
-                <w:bCs w:val="0"/>
-                <w:sz w:val="15"/>
-              </w:rPr>
-            </w:pPr>
-            <w:r>
-              <w:rPr>
-                <w:b w:val="0"/>
-                <w:bCs w:val="0"/>
-                <w:sz w:val="15"/>
+              <w:rPr>
+                <w:b w:val="0"/>
+                <w:bCs w:val="0"/>
+              </w:rPr>
+            </w:pPr>
+            <w:r>
+              <w:rPr>
+                <w:b w:val="0"/>
+                <w:bCs w:val="0"/>
               </w:rPr>
               <w:t>Sedang</w:t>
             </w:r>
@@ -3949,16 +4096,9 @@
           <w:p>
             <w:pPr>
               <w:pStyle w:val="tablecopy"/>
-              <w:jc w:val="center"/>
               <w:cnfStyle w:val="000000000000" w:firstRow="0" w:lastRow="0" w:firstColumn="0" w:lastColumn="0" w:oddVBand="0" w:evenVBand="0" w:oddHBand="0" w:evenHBand="0" w:firstRowFirstColumn="0" w:firstRowLastColumn="0" w:lastRowFirstColumn="0" w:lastRowLastColumn="0"/>
-              <w:rPr>
-                <w:sz w:val="15"/>
-              </w:rPr>
-            </w:pPr>
-            <w:r>
-              <w:rPr>
-                <w:sz w:val="15"/>
-              </w:rPr>
+            </w:pPr>
+            <w:r>
               <w:t>RRT*</w:t>
             </w:r>
           </w:p>
@@ -3974,16 +4114,9 @@
           <w:p>
             <w:pPr>
               <w:pStyle w:val="tablecopy"/>
-              <w:jc w:val="center"/>
               <w:cnfStyle w:val="000000000000" w:firstRow="0" w:lastRow="0" w:firstColumn="0" w:lastColumn="0" w:oddVBand="0" w:evenVBand="0" w:oddHBand="0" w:evenHBand="0" w:firstRowFirstColumn="0" w:firstRowLastColumn="0" w:lastRowFirstColumn="0" w:lastRowLastColumn="0"/>
-              <w:rPr>
-                <w:sz w:val="15"/>
-              </w:rPr>
-            </w:pPr>
-            <w:r>
-              <w:rPr>
-                <w:sz w:val="15"/>
-              </w:rPr>
+            </w:pPr>
+            <w:r>
               <w:t>100%</w:t>
             </w:r>
           </w:p>
@@ -3999,16 +4132,9 @@
           <w:p>
             <w:pPr>
               <w:pStyle w:val="tablecopy"/>
-              <w:jc w:val="center"/>
               <w:cnfStyle w:val="000000000000" w:firstRow="0" w:lastRow="0" w:firstColumn="0" w:lastColumn="0" w:oddVBand="0" w:evenVBand="0" w:oddHBand="0" w:evenHBand="0" w:firstRowFirstColumn="0" w:firstRowLastColumn="0" w:lastRowFirstColumn="0" w:lastRowLastColumn="0"/>
-              <w:rPr>
-                <w:sz w:val="15"/>
-              </w:rPr>
-            </w:pPr>
-            <w:r>
-              <w:rPr>
-                <w:sz w:val="15"/>
-              </w:rPr>
+            </w:pPr>
+            <w:r>
               <w:t>56.34</w:t>
             </w:r>
           </w:p>
@@ -4024,17 +4150,10 @@
           <w:p>
             <w:pPr>
               <w:pStyle w:val="tablecopy"/>
-              <w:jc w:val="center"/>
               <w:cnfStyle w:val="000000000000" w:firstRow="0" w:lastRow="0" w:firstColumn="0" w:lastColumn="0" w:oddVBand="0" w:evenVBand="0" w:oddHBand="0" w:evenHBand="0" w:firstRowFirstColumn="0" w:firstRowLastColumn="0" w:lastRowFirstColumn="0" w:lastRowLastColumn="0"/>
-              <w:rPr>
-                <w:sz w:val="15"/>
-              </w:rPr>
-            </w:pPr>
-            <w:r>
-              <w:rPr>
-                <w:sz w:val="15"/>
-              </w:rPr>
-              <w:t>178.5</w:t>
+            </w:pPr>
+            <w:r>
+              <w:t>288.8</w:t>
             </w:r>
           </w:p>
         </w:tc>
@@ -4056,18 +4175,15 @@
           <w:p>
             <w:pPr>
               <w:pStyle w:val="tablecopy"/>
-              <w:jc w:val="center"/>
-              <w:rPr>
-                <w:b w:val="0"/>
-                <w:bCs w:val="0"/>
-                <w:sz w:val="15"/>
-              </w:rPr>
-            </w:pPr>
-            <w:r>
-              <w:rPr>
-                <w:b w:val="0"/>
-                <w:bCs w:val="0"/>
-                <w:sz w:val="15"/>
+              <w:rPr>
+                <w:b w:val="0"/>
+                <w:bCs w:val="0"/>
+              </w:rPr>
+            </w:pPr>
+            <w:r>
+              <w:rPr>
+                <w:b w:val="0"/>
+                <w:bCs w:val="0"/>
               </w:rPr>
               <w:t>Sulit</w:t>
             </w:r>
@@ -4084,16 +4200,9 @@
           <w:p>
             <w:pPr>
               <w:pStyle w:val="tablecopy"/>
-              <w:jc w:val="center"/>
               <w:cnfStyle w:val="000000100000" w:firstRow="0" w:lastRow="0" w:firstColumn="0" w:lastColumn="0" w:oddVBand="0" w:evenVBand="0" w:oddHBand="1" w:evenHBand="0" w:firstRowFirstColumn="0" w:firstRowLastColumn="0" w:lastRowFirstColumn="0" w:lastRowLastColumn="0"/>
-              <w:rPr>
-                <w:sz w:val="15"/>
-              </w:rPr>
-            </w:pPr>
-            <w:r>
-              <w:rPr>
-                <w:sz w:val="15"/>
-              </w:rPr>
+            </w:pPr>
+            <w:r>
               <w:t>Brute Force</w:t>
             </w:r>
           </w:p>
@@ -4109,16 +4218,9 @@
           <w:p>
             <w:pPr>
               <w:pStyle w:val="tablecopy"/>
-              <w:jc w:val="center"/>
               <w:cnfStyle w:val="000000100000" w:firstRow="0" w:lastRow="0" w:firstColumn="0" w:lastColumn="0" w:oddVBand="0" w:evenVBand="0" w:oddHBand="1" w:evenHBand="0" w:firstRowFirstColumn="0" w:firstRowLastColumn="0" w:lastRowFirstColumn="0" w:lastRowLastColumn="0"/>
-              <w:rPr>
-                <w:sz w:val="15"/>
-              </w:rPr>
-            </w:pPr>
-            <w:r>
-              <w:rPr>
-                <w:sz w:val="15"/>
-              </w:rPr>
+            </w:pPr>
+            <w:r>
               <w:t>20%</w:t>
             </w:r>
           </w:p>
@@ -4134,16 +4236,9 @@
           <w:p>
             <w:pPr>
               <w:pStyle w:val="tablecopy"/>
-              <w:jc w:val="center"/>
               <w:cnfStyle w:val="000000100000" w:firstRow="0" w:lastRow="0" w:firstColumn="0" w:lastColumn="0" w:oddVBand="0" w:evenVBand="0" w:oddHBand="1" w:evenHBand="0" w:firstRowFirstColumn="0" w:firstRowLastColumn="0" w:lastRowFirstColumn="0" w:lastRowLastColumn="0"/>
-              <w:rPr>
-                <w:sz w:val="15"/>
-              </w:rPr>
-            </w:pPr>
-            <w:r>
-              <w:rPr>
-                <w:sz w:val="15"/>
-              </w:rPr>
+            </w:pPr>
+            <w:r>
               <w:t>66.13</w:t>
             </w:r>
           </w:p>
@@ -4159,17 +4254,10 @@
           <w:p>
             <w:pPr>
               <w:pStyle w:val="tablecopy"/>
-              <w:jc w:val="center"/>
               <w:cnfStyle w:val="000000100000" w:firstRow="0" w:lastRow="0" w:firstColumn="0" w:lastColumn="0" w:oddVBand="0" w:evenVBand="0" w:oddHBand="1" w:evenHBand="0" w:firstRowFirstColumn="0" w:firstRowLastColumn="0" w:lastRowFirstColumn="0" w:lastRowLastColumn="0"/>
-              <w:rPr>
-                <w:sz w:val="15"/>
-              </w:rPr>
-            </w:pPr>
-            <w:r>
-              <w:rPr>
-                <w:sz w:val="15"/>
-              </w:rPr>
-              <w:t>60.1</w:t>
+            </w:pPr>
+            <w:r>
+              <w:t>94.6</w:t>
             </w:r>
           </w:p>
         </w:tc>
@@ -4190,18 +4278,15 @@
           <w:p>
             <w:pPr>
               <w:pStyle w:val="tablecopy"/>
-              <w:jc w:val="center"/>
-              <w:rPr>
-                <w:b w:val="0"/>
-                <w:bCs w:val="0"/>
-                <w:sz w:val="15"/>
-              </w:rPr>
-            </w:pPr>
-            <w:r>
-              <w:rPr>
-                <w:b w:val="0"/>
-                <w:bCs w:val="0"/>
-                <w:sz w:val="15"/>
+              <w:rPr>
+                <w:b w:val="0"/>
+                <w:bCs w:val="0"/>
+              </w:rPr>
+            </w:pPr>
+            <w:r>
+              <w:rPr>
+                <w:b w:val="0"/>
+                <w:bCs w:val="0"/>
               </w:rPr>
               <w:t>Sulit</w:t>
             </w:r>
@@ -4218,16 +4303,9 @@
           <w:p>
             <w:pPr>
               <w:pStyle w:val="tablecopy"/>
-              <w:jc w:val="center"/>
               <w:cnfStyle w:val="000000000000" w:firstRow="0" w:lastRow="0" w:firstColumn="0" w:lastColumn="0" w:oddVBand="0" w:evenVBand="0" w:oddHBand="0" w:evenHBand="0" w:firstRowFirstColumn="0" w:firstRowLastColumn="0" w:lastRowFirstColumn="0" w:lastRowLastColumn="0"/>
-              <w:rPr>
-                <w:sz w:val="15"/>
-              </w:rPr>
-            </w:pPr>
-            <w:r>
-              <w:rPr>
-                <w:sz w:val="15"/>
-              </w:rPr>
+            </w:pPr>
+            <w:r>
               <w:t>UCS</w:t>
             </w:r>
           </w:p>
@@ -4243,16 +4321,9 @@
           <w:p>
             <w:pPr>
               <w:pStyle w:val="tablecopy"/>
-              <w:jc w:val="center"/>
               <w:cnfStyle w:val="000000000000" w:firstRow="0" w:lastRow="0" w:firstColumn="0" w:lastColumn="0" w:oddVBand="0" w:evenVBand="0" w:oddHBand="0" w:evenHBand="0" w:firstRowFirstColumn="0" w:firstRowLastColumn="0" w:lastRowFirstColumn="0" w:lastRowLastColumn="0"/>
-              <w:rPr>
-                <w:sz w:val="15"/>
-              </w:rPr>
-            </w:pPr>
-            <w:r>
-              <w:rPr>
-                <w:sz w:val="15"/>
-              </w:rPr>
+            </w:pPr>
+            <w:r>
               <w:t>100%</w:t>
             </w:r>
           </w:p>
@@ -4268,16 +4339,9 @@
           <w:p>
             <w:pPr>
               <w:pStyle w:val="tablecopy"/>
-              <w:jc w:val="center"/>
               <w:cnfStyle w:val="000000000000" w:firstRow="0" w:lastRow="0" w:firstColumn="0" w:lastColumn="0" w:oddVBand="0" w:evenVBand="0" w:oddHBand="0" w:evenHBand="0" w:firstRowFirstColumn="0" w:firstRowLastColumn="0" w:lastRowFirstColumn="0" w:lastRowLastColumn="0"/>
-              <w:rPr>
-                <w:sz w:val="15"/>
-              </w:rPr>
-            </w:pPr>
-            <w:r>
-              <w:rPr>
-                <w:sz w:val="15"/>
-              </w:rPr>
+            </w:pPr>
+            <w:r>
               <w:t>70.76</w:t>
             </w:r>
           </w:p>
@@ -4293,17 +4357,10 @@
           <w:p>
             <w:pPr>
               <w:pStyle w:val="tablecopy"/>
-              <w:jc w:val="center"/>
               <w:cnfStyle w:val="000000000000" w:firstRow="0" w:lastRow="0" w:firstColumn="0" w:lastColumn="0" w:oddVBand="0" w:evenVBand="0" w:oddHBand="0" w:evenHBand="0" w:firstRowFirstColumn="0" w:firstRowLastColumn="0" w:lastRowFirstColumn="0" w:lastRowLastColumn="0"/>
-              <w:rPr>
-                <w:sz w:val="15"/>
-              </w:rPr>
-            </w:pPr>
-            <w:r>
-              <w:rPr>
-                <w:sz w:val="15"/>
-              </w:rPr>
-              <w:t>236.5</w:t>
+            </w:pPr>
+            <w:r>
+              <w:t>342.2</w:t>
             </w:r>
           </w:p>
         </w:tc>
@@ -4325,18 +4382,15 @@
           <w:p>
             <w:pPr>
               <w:pStyle w:val="tablecopy"/>
-              <w:jc w:val="center"/>
-              <w:rPr>
-                <w:b w:val="0"/>
-                <w:bCs w:val="0"/>
-                <w:sz w:val="15"/>
-              </w:rPr>
-            </w:pPr>
-            <w:r>
-              <w:rPr>
-                <w:b w:val="0"/>
-                <w:bCs w:val="0"/>
-                <w:sz w:val="15"/>
+              <w:rPr>
+                <w:b w:val="0"/>
+                <w:bCs w:val="0"/>
+              </w:rPr>
+            </w:pPr>
+            <w:r>
+              <w:rPr>
+                <w:b w:val="0"/>
+                <w:bCs w:val="0"/>
               </w:rPr>
               <w:t>Sulit</w:t>
             </w:r>
@@ -4353,16 +4407,9 @@
           <w:p>
             <w:pPr>
               <w:pStyle w:val="tablecopy"/>
-              <w:jc w:val="center"/>
               <w:cnfStyle w:val="000000100000" w:firstRow="0" w:lastRow="0" w:firstColumn="0" w:lastColumn="0" w:oddVBand="0" w:evenVBand="0" w:oddHBand="1" w:evenHBand="0" w:firstRowFirstColumn="0" w:firstRowLastColumn="0" w:lastRowFirstColumn="0" w:lastRowLastColumn="0"/>
-              <w:rPr>
-                <w:sz w:val="15"/>
-              </w:rPr>
-            </w:pPr>
-            <w:r>
-              <w:rPr>
-                <w:sz w:val="15"/>
-              </w:rPr>
+            </w:pPr>
+            <w:r>
               <w:t>GBFS</w:t>
             </w:r>
           </w:p>
@@ -4378,16 +4425,9 @@
           <w:p>
             <w:pPr>
               <w:pStyle w:val="tablecopy"/>
-              <w:jc w:val="center"/>
               <w:cnfStyle w:val="000000100000" w:firstRow="0" w:lastRow="0" w:firstColumn="0" w:lastColumn="0" w:oddVBand="0" w:evenVBand="0" w:oddHBand="1" w:evenHBand="0" w:firstRowFirstColumn="0" w:firstRowLastColumn="0" w:lastRowFirstColumn="0" w:lastRowLastColumn="0"/>
-              <w:rPr>
-                <w:sz w:val="15"/>
-              </w:rPr>
-            </w:pPr>
-            <w:r>
-              <w:rPr>
-                <w:sz w:val="15"/>
-              </w:rPr>
+            </w:pPr>
+            <w:r>
               <w:t>100%</w:t>
             </w:r>
           </w:p>
@@ -4403,16 +4443,9 @@
           <w:p>
             <w:pPr>
               <w:pStyle w:val="tablecopy"/>
-              <w:jc w:val="center"/>
               <w:cnfStyle w:val="000000100000" w:firstRow="0" w:lastRow="0" w:firstColumn="0" w:lastColumn="0" w:oddVBand="0" w:evenVBand="0" w:oddHBand="1" w:evenHBand="0" w:firstRowFirstColumn="0" w:firstRowLastColumn="0" w:lastRowFirstColumn="0" w:lastRowLastColumn="0"/>
-              <w:rPr>
-                <w:sz w:val="15"/>
-              </w:rPr>
-            </w:pPr>
-            <w:r>
-              <w:rPr>
-                <w:sz w:val="15"/>
-              </w:rPr>
+            </w:pPr>
+            <w:r>
               <w:t>75.88</w:t>
             </w:r>
           </w:p>
@@ -4428,17 +4461,10 @@
           <w:p>
             <w:pPr>
               <w:pStyle w:val="tablecopy"/>
-              <w:jc w:val="center"/>
               <w:cnfStyle w:val="000000100000" w:firstRow="0" w:lastRow="0" w:firstColumn="0" w:lastColumn="0" w:oddVBand="0" w:evenVBand="0" w:oddHBand="1" w:evenHBand="0" w:firstRowFirstColumn="0" w:firstRowLastColumn="0" w:lastRowFirstColumn="0" w:lastRowLastColumn="0"/>
-              <w:rPr>
-                <w:sz w:val="15"/>
-              </w:rPr>
-            </w:pPr>
-            <w:r>
-              <w:rPr>
-                <w:sz w:val="15"/>
-              </w:rPr>
-              <w:t>16.0</w:t>
+            </w:pPr>
+            <w:r>
+              <w:t>33.8</w:t>
             </w:r>
           </w:p>
         </w:tc>
@@ -4459,18 +4485,15 @@
           <w:p>
             <w:pPr>
               <w:pStyle w:val="tablecopy"/>
-              <w:jc w:val="center"/>
-              <w:rPr>
-                <w:b w:val="0"/>
-                <w:bCs w:val="0"/>
-                <w:sz w:val="15"/>
-              </w:rPr>
-            </w:pPr>
-            <w:r>
-              <w:rPr>
-                <w:b w:val="0"/>
-                <w:bCs w:val="0"/>
-                <w:sz w:val="15"/>
+              <w:rPr>
+                <w:b w:val="0"/>
+                <w:bCs w:val="0"/>
+              </w:rPr>
+            </w:pPr>
+            <w:r>
+              <w:rPr>
+                <w:b w:val="0"/>
+                <w:bCs w:val="0"/>
               </w:rPr>
               <w:t>Sulit</w:t>
             </w:r>
@@ -4487,16 +4510,9 @@
           <w:p>
             <w:pPr>
               <w:pStyle w:val="tablecopy"/>
-              <w:jc w:val="center"/>
               <w:cnfStyle w:val="000000000000" w:firstRow="0" w:lastRow="0" w:firstColumn="0" w:lastColumn="0" w:oddVBand="0" w:evenVBand="0" w:oddHBand="0" w:evenHBand="0" w:firstRowFirstColumn="0" w:firstRowLastColumn="0" w:lastRowFirstColumn="0" w:lastRowLastColumn="0"/>
-              <w:rPr>
-                <w:sz w:val="15"/>
-              </w:rPr>
-            </w:pPr>
-            <w:r>
-              <w:rPr>
-                <w:sz w:val="15"/>
-              </w:rPr>
+            </w:pPr>
+            <w:r>
               <w:t>A*</w:t>
             </w:r>
           </w:p>
@@ -4512,16 +4528,9 @@
           <w:p>
             <w:pPr>
               <w:pStyle w:val="tablecopy"/>
-              <w:jc w:val="center"/>
               <w:cnfStyle w:val="000000000000" w:firstRow="0" w:lastRow="0" w:firstColumn="0" w:lastColumn="0" w:oddVBand="0" w:evenVBand="0" w:oddHBand="0" w:evenHBand="0" w:firstRowFirstColumn="0" w:firstRowLastColumn="0" w:lastRowFirstColumn="0" w:lastRowLastColumn="0"/>
-              <w:rPr>
-                <w:sz w:val="15"/>
-              </w:rPr>
-            </w:pPr>
-            <w:r>
-              <w:rPr>
-                <w:sz w:val="15"/>
-              </w:rPr>
+            </w:pPr>
+            <w:r>
               <w:t>100%</w:t>
             </w:r>
           </w:p>
@@ -4537,16 +4546,9 @@
           <w:p>
             <w:pPr>
               <w:pStyle w:val="tablecopy"/>
-              <w:jc w:val="center"/>
               <w:cnfStyle w:val="000000000000" w:firstRow="0" w:lastRow="0" w:firstColumn="0" w:lastColumn="0" w:oddVBand="0" w:evenVBand="0" w:oddHBand="0" w:evenHBand="0" w:firstRowFirstColumn="0" w:firstRowLastColumn="0" w:lastRowFirstColumn="0" w:lastRowLastColumn="0"/>
-              <w:rPr>
-                <w:sz w:val="15"/>
-              </w:rPr>
-            </w:pPr>
-            <w:r>
-              <w:rPr>
-                <w:sz w:val="15"/>
-              </w:rPr>
+            </w:pPr>
+            <w:r>
               <w:t>70.76</w:t>
             </w:r>
           </w:p>
@@ -4562,17 +4564,10 @@
           <w:p>
             <w:pPr>
               <w:pStyle w:val="tablecopy"/>
-              <w:jc w:val="center"/>
               <w:cnfStyle w:val="000000000000" w:firstRow="0" w:lastRow="0" w:firstColumn="0" w:lastColumn="0" w:oddVBand="0" w:evenVBand="0" w:oddHBand="0" w:evenHBand="0" w:firstRowFirstColumn="0" w:firstRowLastColumn="0" w:lastRowFirstColumn="0" w:lastRowLastColumn="0"/>
-              <w:rPr>
-                <w:sz w:val="15"/>
-              </w:rPr>
-            </w:pPr>
-            <w:r>
-              <w:rPr>
-                <w:sz w:val="15"/>
-              </w:rPr>
-              <w:t>131.7</w:t>
+            </w:pPr>
+            <w:r>
+              <w:t>241.1</w:t>
             </w:r>
           </w:p>
         </w:tc>
@@ -4594,18 +4589,15 @@
           <w:p>
             <w:pPr>
               <w:pStyle w:val="tablecopy"/>
-              <w:jc w:val="center"/>
-              <w:rPr>
-                <w:b w:val="0"/>
-                <w:bCs w:val="0"/>
-                <w:sz w:val="15"/>
-              </w:rPr>
-            </w:pPr>
-            <w:r>
-              <w:rPr>
-                <w:b w:val="0"/>
-                <w:bCs w:val="0"/>
-                <w:sz w:val="15"/>
+              <w:rPr>
+                <w:b w:val="0"/>
+                <w:bCs w:val="0"/>
+              </w:rPr>
+            </w:pPr>
+            <w:r>
+              <w:rPr>
+                <w:b w:val="0"/>
+                <w:bCs w:val="0"/>
               </w:rPr>
               <w:t>Sulit</w:t>
             </w:r>
@@ -4622,16 +4614,9 @@
           <w:p>
             <w:pPr>
               <w:pStyle w:val="tablecopy"/>
-              <w:jc w:val="center"/>
               <w:cnfStyle w:val="000000100000" w:firstRow="0" w:lastRow="0" w:firstColumn="0" w:lastColumn="0" w:oddVBand="0" w:evenVBand="0" w:oddHBand="1" w:evenHBand="0" w:firstRowFirstColumn="0" w:firstRowLastColumn="0" w:lastRowFirstColumn="0" w:lastRowLastColumn="0"/>
-              <w:rPr>
-                <w:sz w:val="15"/>
-              </w:rPr>
-            </w:pPr>
-            <w:r>
-              <w:rPr>
-                <w:sz w:val="15"/>
-              </w:rPr>
+            </w:pPr>
+            <w:r>
               <w:t>RRT*</w:t>
             </w:r>
           </w:p>
@@ -4647,16 +4632,9 @@
           <w:p>
             <w:pPr>
               <w:pStyle w:val="tablecopy"/>
-              <w:jc w:val="center"/>
               <w:cnfStyle w:val="000000100000" w:firstRow="0" w:lastRow="0" w:firstColumn="0" w:lastColumn="0" w:oddVBand="0" w:evenVBand="0" w:oddHBand="1" w:evenHBand="0" w:firstRowFirstColumn="0" w:firstRowLastColumn="0" w:lastRowFirstColumn="0" w:lastRowLastColumn="0"/>
-              <w:rPr>
-                <w:sz w:val="15"/>
-              </w:rPr>
-            </w:pPr>
-            <w:r>
-              <w:rPr>
-                <w:sz w:val="15"/>
-              </w:rPr>
+            </w:pPr>
+            <w:r>
               <w:t>80%</w:t>
             </w:r>
           </w:p>
@@ -4672,16 +4650,9 @@
           <w:p>
             <w:pPr>
               <w:pStyle w:val="tablecopy"/>
-              <w:jc w:val="center"/>
               <w:cnfStyle w:val="000000100000" w:firstRow="0" w:lastRow="0" w:firstColumn="0" w:lastColumn="0" w:oddVBand="0" w:evenVBand="0" w:oddHBand="1" w:evenHBand="0" w:firstRowFirstColumn="0" w:firstRowLastColumn="0" w:lastRowFirstColumn="0" w:lastRowLastColumn="0"/>
-              <w:rPr>
-                <w:sz w:val="15"/>
-              </w:rPr>
-            </w:pPr>
-            <w:r>
-              <w:rPr>
-                <w:sz w:val="15"/>
-              </w:rPr>
+            </w:pPr>
+            <w:r>
               <w:t>84.69</w:t>
             </w:r>
           </w:p>
@@ -4697,17 +4668,10 @@
           <w:p>
             <w:pPr>
               <w:pStyle w:val="tablecopy"/>
-              <w:jc w:val="center"/>
               <w:cnfStyle w:val="000000100000" w:firstRow="0" w:lastRow="0" w:firstColumn="0" w:lastColumn="0" w:oddVBand="0" w:evenVBand="0" w:oddHBand="1" w:evenHBand="0" w:firstRowFirstColumn="0" w:firstRowLastColumn="0" w:lastRowFirstColumn="0" w:lastRowLastColumn="0"/>
-              <w:rPr>
-                <w:sz w:val="15"/>
-              </w:rPr>
-            </w:pPr>
-            <w:r>
-              <w:rPr>
-                <w:sz w:val="15"/>
-              </w:rPr>
-              <w:t>73.5</w:t>
+            </w:pPr>
+            <w:r>
+              <w:t>125.4</w:t>
             </w:r>
           </w:p>
         </w:tc>
@@ -4728,18 +4692,15 @@
           <w:p>
             <w:pPr>
               <w:pStyle w:val="tablecopy"/>
-              <w:jc w:val="center"/>
-              <w:rPr>
-                <w:b w:val="0"/>
-                <w:bCs w:val="0"/>
-                <w:sz w:val="15"/>
-              </w:rPr>
-            </w:pPr>
-            <w:r>
-              <w:rPr>
-                <w:b w:val="0"/>
-                <w:bCs w:val="0"/>
-                <w:sz w:val="15"/>
+              <w:rPr>
+                <w:b w:val="0"/>
+                <w:bCs w:val="0"/>
+              </w:rPr>
+            </w:pPr>
+            <w:r>
+              <w:rPr>
+                <w:b w:val="0"/>
+                <w:bCs w:val="0"/>
               </w:rPr>
               <w:t>Padat</w:t>
             </w:r>
@@ -4756,16 +4717,9 @@
           <w:p>
             <w:pPr>
               <w:pStyle w:val="tablecopy"/>
-              <w:jc w:val="center"/>
               <w:cnfStyle w:val="000000000000" w:firstRow="0" w:lastRow="0" w:firstColumn="0" w:lastColumn="0" w:oddVBand="0" w:evenVBand="0" w:oddHBand="0" w:evenHBand="0" w:firstRowFirstColumn="0" w:firstRowLastColumn="0" w:lastRowFirstColumn="0" w:lastRowLastColumn="0"/>
-              <w:rPr>
-                <w:sz w:val="15"/>
-              </w:rPr>
-            </w:pPr>
-            <w:r>
-              <w:rPr>
-                <w:sz w:val="15"/>
-              </w:rPr>
+            </w:pPr>
+            <w:r>
               <w:t>Brute Force</w:t>
             </w:r>
           </w:p>
@@ -4781,16 +4735,9 @@
           <w:p>
             <w:pPr>
               <w:pStyle w:val="tablecopy"/>
-              <w:jc w:val="center"/>
               <w:cnfStyle w:val="000000000000" w:firstRow="0" w:lastRow="0" w:firstColumn="0" w:lastColumn="0" w:oddVBand="0" w:evenVBand="0" w:oddHBand="0" w:evenHBand="0" w:firstRowFirstColumn="0" w:firstRowLastColumn="0" w:lastRowFirstColumn="0" w:lastRowLastColumn="0"/>
-              <w:rPr>
-                <w:sz w:val="15"/>
-              </w:rPr>
-            </w:pPr>
-            <w:r>
-              <w:rPr>
-                <w:sz w:val="15"/>
-              </w:rPr>
+            </w:pPr>
+            <w:r>
               <w:t>20%</w:t>
             </w:r>
           </w:p>
@@ -4806,16 +4753,9 @@
           <w:p>
             <w:pPr>
               <w:pStyle w:val="tablecopy"/>
-              <w:jc w:val="center"/>
               <w:cnfStyle w:val="000000000000" w:firstRow="0" w:lastRow="0" w:firstColumn="0" w:lastColumn="0" w:oddVBand="0" w:evenVBand="0" w:oddHBand="0" w:evenHBand="0" w:firstRowFirstColumn="0" w:firstRowLastColumn="0" w:lastRowFirstColumn="0" w:lastRowLastColumn="0"/>
-              <w:rPr>
-                <w:sz w:val="15"/>
-              </w:rPr>
-            </w:pPr>
-            <w:r>
-              <w:rPr>
-                <w:sz w:val="15"/>
-              </w:rPr>
+            </w:pPr>
+            <w:r>
               <w:t>86.53</w:t>
             </w:r>
           </w:p>
@@ -4831,17 +4771,10 @@
           <w:p>
             <w:pPr>
               <w:pStyle w:val="tablecopy"/>
-              <w:jc w:val="center"/>
               <w:cnfStyle w:val="000000000000" w:firstRow="0" w:lastRow="0" w:firstColumn="0" w:lastColumn="0" w:oddVBand="0" w:evenVBand="0" w:oddHBand="0" w:evenHBand="0" w:firstRowFirstColumn="0" w:firstRowLastColumn="0" w:lastRowFirstColumn="0" w:lastRowLastColumn="0"/>
-              <w:rPr>
-                <w:sz w:val="15"/>
-              </w:rPr>
-            </w:pPr>
-            <w:r>
-              <w:rPr>
-                <w:sz w:val="15"/>
-              </w:rPr>
-              <w:t>61.3</w:t>
+            </w:pPr>
+            <w:r>
+              <w:t>91.9</w:t>
             </w:r>
           </w:p>
         </w:tc>
@@ -4863,18 +4796,15 @@
           <w:p>
             <w:pPr>
               <w:pStyle w:val="tablecopy"/>
-              <w:jc w:val="center"/>
-              <w:rPr>
-                <w:b w:val="0"/>
-                <w:bCs w:val="0"/>
-                <w:sz w:val="15"/>
-              </w:rPr>
-            </w:pPr>
-            <w:r>
-              <w:rPr>
-                <w:b w:val="0"/>
-                <w:bCs w:val="0"/>
-                <w:sz w:val="15"/>
+              <w:rPr>
+                <w:b w:val="0"/>
+                <w:bCs w:val="0"/>
+              </w:rPr>
+            </w:pPr>
+            <w:r>
+              <w:rPr>
+                <w:b w:val="0"/>
+                <w:bCs w:val="0"/>
               </w:rPr>
               <w:t>Padat</w:t>
             </w:r>
@@ -4891,16 +4821,9 @@
           <w:p>
             <w:pPr>
               <w:pStyle w:val="tablecopy"/>
-              <w:jc w:val="center"/>
               <w:cnfStyle w:val="000000100000" w:firstRow="0" w:lastRow="0" w:firstColumn="0" w:lastColumn="0" w:oddVBand="0" w:evenVBand="0" w:oddHBand="1" w:evenHBand="0" w:firstRowFirstColumn="0" w:firstRowLastColumn="0" w:lastRowFirstColumn="0" w:lastRowLastColumn="0"/>
-              <w:rPr>
-                <w:sz w:val="15"/>
-              </w:rPr>
-            </w:pPr>
-            <w:r>
-              <w:rPr>
-                <w:sz w:val="15"/>
-              </w:rPr>
+            </w:pPr>
+            <w:r>
               <w:t>UCS</w:t>
             </w:r>
           </w:p>
@@ -4916,16 +4839,9 @@
           <w:p>
             <w:pPr>
               <w:pStyle w:val="tablecopy"/>
-              <w:jc w:val="center"/>
               <w:cnfStyle w:val="000000100000" w:firstRow="0" w:lastRow="0" w:firstColumn="0" w:lastColumn="0" w:oddVBand="0" w:evenVBand="0" w:oddHBand="1" w:evenHBand="0" w:firstRowFirstColumn="0" w:firstRowLastColumn="0" w:lastRowFirstColumn="0" w:lastRowLastColumn="0"/>
-              <w:rPr>
-                <w:sz w:val="15"/>
-              </w:rPr>
-            </w:pPr>
-            <w:r>
-              <w:rPr>
-                <w:sz w:val="15"/>
-              </w:rPr>
+            </w:pPr>
+            <w:r>
               <w:t>80%</w:t>
             </w:r>
           </w:p>
@@ -4941,16 +4857,9 @@
           <w:p>
             <w:pPr>
               <w:pStyle w:val="tablecopy"/>
-              <w:jc w:val="center"/>
               <w:cnfStyle w:val="000000100000" w:firstRow="0" w:lastRow="0" w:firstColumn="0" w:lastColumn="0" w:oddVBand="0" w:evenVBand="0" w:oddHBand="1" w:evenHBand="0" w:firstRowFirstColumn="0" w:firstRowLastColumn="0" w:lastRowFirstColumn="0" w:lastRowLastColumn="0"/>
-              <w:rPr>
-                <w:sz w:val="15"/>
-              </w:rPr>
-            </w:pPr>
-            <w:r>
-              <w:rPr>
-                <w:sz w:val="15"/>
-              </w:rPr>
+            </w:pPr>
+            <w:r>
               <w:t>57.56</w:t>
             </w:r>
           </w:p>
@@ -4966,17 +4875,10 @@
           <w:p>
             <w:pPr>
               <w:pStyle w:val="tablecopy"/>
-              <w:jc w:val="center"/>
               <w:cnfStyle w:val="000000100000" w:firstRow="0" w:lastRow="0" w:firstColumn="0" w:lastColumn="0" w:oddVBand="0" w:evenVBand="0" w:oddHBand="1" w:evenHBand="0" w:firstRowFirstColumn="0" w:firstRowLastColumn="0" w:lastRowFirstColumn="0" w:lastRowLastColumn="0"/>
-              <w:rPr>
-                <w:sz w:val="15"/>
-              </w:rPr>
-            </w:pPr>
-            <w:r>
-              <w:rPr>
-                <w:sz w:val="15"/>
-              </w:rPr>
-              <w:t>377.4</w:t>
+            </w:pPr>
+            <w:r>
+              <w:t>732.6</w:t>
             </w:r>
           </w:p>
         </w:tc>
@@ -4997,18 +4899,15 @@
           <w:p>
             <w:pPr>
               <w:pStyle w:val="tablecopy"/>
-              <w:jc w:val="center"/>
-              <w:rPr>
-                <w:b w:val="0"/>
-                <w:bCs w:val="0"/>
-                <w:sz w:val="15"/>
-              </w:rPr>
-            </w:pPr>
-            <w:r>
-              <w:rPr>
-                <w:b w:val="0"/>
-                <w:bCs w:val="0"/>
-                <w:sz w:val="15"/>
+              <w:rPr>
+                <w:b w:val="0"/>
+                <w:bCs w:val="0"/>
+              </w:rPr>
+            </w:pPr>
+            <w:r>
+              <w:rPr>
+                <w:b w:val="0"/>
+                <w:bCs w:val="0"/>
               </w:rPr>
               <w:t>Padat</w:t>
             </w:r>
@@ -5025,16 +4924,9 @@
           <w:p>
             <w:pPr>
               <w:pStyle w:val="tablecopy"/>
-              <w:jc w:val="center"/>
               <w:cnfStyle w:val="000000000000" w:firstRow="0" w:lastRow="0" w:firstColumn="0" w:lastColumn="0" w:oddVBand="0" w:evenVBand="0" w:oddHBand="0" w:evenHBand="0" w:firstRowFirstColumn="0" w:firstRowLastColumn="0" w:lastRowFirstColumn="0" w:lastRowLastColumn="0"/>
-              <w:rPr>
-                <w:sz w:val="15"/>
-              </w:rPr>
-            </w:pPr>
-            <w:r>
-              <w:rPr>
-                <w:sz w:val="15"/>
-              </w:rPr>
+            </w:pPr>
+            <w:r>
               <w:t>GBFS</w:t>
             </w:r>
           </w:p>
@@ -5050,16 +4942,9 @@
           <w:p>
             <w:pPr>
               <w:pStyle w:val="tablecopy"/>
-              <w:jc w:val="center"/>
               <w:cnfStyle w:val="000000000000" w:firstRow="0" w:lastRow="0" w:firstColumn="0" w:lastColumn="0" w:oddVBand="0" w:evenVBand="0" w:oddHBand="0" w:evenHBand="0" w:firstRowFirstColumn="0" w:firstRowLastColumn="0" w:lastRowFirstColumn="0" w:lastRowLastColumn="0"/>
-              <w:rPr>
-                <w:sz w:val="15"/>
-              </w:rPr>
-            </w:pPr>
-            <w:r>
-              <w:rPr>
-                <w:sz w:val="15"/>
-              </w:rPr>
+            </w:pPr>
+            <w:r>
               <w:t>80%</w:t>
             </w:r>
           </w:p>
@@ -5075,16 +4960,9 @@
           <w:p>
             <w:pPr>
               <w:pStyle w:val="tablecopy"/>
-              <w:jc w:val="center"/>
               <w:cnfStyle w:val="000000000000" w:firstRow="0" w:lastRow="0" w:firstColumn="0" w:lastColumn="0" w:oddVBand="0" w:evenVBand="0" w:oddHBand="0" w:evenHBand="0" w:firstRowFirstColumn="0" w:firstRowLastColumn="0" w:lastRowFirstColumn="0" w:lastRowLastColumn="0"/>
-              <w:rPr>
-                <w:sz w:val="15"/>
-              </w:rPr>
-            </w:pPr>
-            <w:r>
-              <w:rPr>
-                <w:sz w:val="15"/>
-              </w:rPr>
+            </w:pPr>
+            <w:r>
               <w:t>60.15</w:t>
             </w:r>
           </w:p>
@@ -5100,17 +4978,10 @@
           <w:p>
             <w:pPr>
               <w:pStyle w:val="tablecopy"/>
-              <w:jc w:val="center"/>
               <w:cnfStyle w:val="000000000000" w:firstRow="0" w:lastRow="0" w:firstColumn="0" w:lastColumn="0" w:oddVBand="0" w:evenVBand="0" w:oddHBand="0" w:evenHBand="0" w:firstRowFirstColumn="0" w:firstRowLastColumn="0" w:lastRowFirstColumn="0" w:lastRowLastColumn="0"/>
-              <w:rPr>
-                <w:sz w:val="15"/>
-              </w:rPr>
-            </w:pPr>
-            <w:r>
-              <w:rPr>
-                <w:sz w:val="15"/>
-              </w:rPr>
-              <w:t>58.1</w:t>
+            </w:pPr>
+            <w:r>
+              <w:t>182.6</w:t>
             </w:r>
           </w:p>
         </w:tc>
@@ -5132,18 +5003,15 @@
           <w:p>
             <w:pPr>
               <w:pStyle w:val="tablecopy"/>
-              <w:jc w:val="center"/>
-              <w:rPr>
-                <w:b w:val="0"/>
-                <w:bCs w:val="0"/>
-                <w:sz w:val="15"/>
-              </w:rPr>
-            </w:pPr>
-            <w:r>
-              <w:rPr>
-                <w:b w:val="0"/>
-                <w:bCs w:val="0"/>
-                <w:sz w:val="15"/>
+              <w:rPr>
+                <w:b w:val="0"/>
+                <w:bCs w:val="0"/>
+              </w:rPr>
+            </w:pPr>
+            <w:r>
+              <w:rPr>
+                <w:b w:val="0"/>
+                <w:bCs w:val="0"/>
               </w:rPr>
               <w:t>Padat</w:t>
             </w:r>
@@ -5160,16 +5028,9 @@
           <w:p>
             <w:pPr>
               <w:pStyle w:val="tablecopy"/>
-              <w:jc w:val="center"/>
               <w:cnfStyle w:val="000000100000" w:firstRow="0" w:lastRow="0" w:firstColumn="0" w:lastColumn="0" w:oddVBand="0" w:evenVBand="0" w:oddHBand="1" w:evenHBand="0" w:firstRowFirstColumn="0" w:firstRowLastColumn="0" w:lastRowFirstColumn="0" w:lastRowLastColumn="0"/>
-              <w:rPr>
-                <w:sz w:val="15"/>
-              </w:rPr>
-            </w:pPr>
-            <w:r>
-              <w:rPr>
-                <w:sz w:val="15"/>
-              </w:rPr>
+            </w:pPr>
+            <w:r>
               <w:t>A*</w:t>
             </w:r>
           </w:p>
@@ -5185,16 +5046,9 @@
           <w:p>
             <w:pPr>
               <w:pStyle w:val="tablecopy"/>
-              <w:jc w:val="center"/>
               <w:cnfStyle w:val="000000100000" w:firstRow="0" w:lastRow="0" w:firstColumn="0" w:lastColumn="0" w:oddVBand="0" w:evenVBand="0" w:oddHBand="1" w:evenHBand="0" w:firstRowFirstColumn="0" w:firstRowLastColumn="0" w:lastRowFirstColumn="0" w:lastRowLastColumn="0"/>
-              <w:rPr>
-                <w:sz w:val="15"/>
-              </w:rPr>
-            </w:pPr>
-            <w:r>
-              <w:rPr>
-                <w:sz w:val="15"/>
-              </w:rPr>
+            </w:pPr>
+            <w:r>
               <w:t>80%</w:t>
             </w:r>
           </w:p>
@@ -5210,16 +5064,9 @@
           <w:p>
             <w:pPr>
               <w:pStyle w:val="tablecopy"/>
-              <w:jc w:val="center"/>
               <w:cnfStyle w:val="000000100000" w:firstRow="0" w:lastRow="0" w:firstColumn="0" w:lastColumn="0" w:oddVBand="0" w:evenVBand="0" w:oddHBand="1" w:evenHBand="0" w:firstRowFirstColumn="0" w:firstRowLastColumn="0" w:lastRowFirstColumn="0" w:lastRowLastColumn="0"/>
-              <w:rPr>
-                <w:sz w:val="15"/>
-              </w:rPr>
-            </w:pPr>
-            <w:r>
-              <w:rPr>
-                <w:sz w:val="15"/>
-              </w:rPr>
+            </w:pPr>
+            <w:r>
               <w:t>57.56</w:t>
             </w:r>
           </w:p>
@@ -5235,17 +5082,10 @@
           <w:p>
             <w:pPr>
               <w:pStyle w:val="tablecopy"/>
-              <w:jc w:val="center"/>
               <w:cnfStyle w:val="000000100000" w:firstRow="0" w:lastRow="0" w:firstColumn="0" w:lastColumn="0" w:oddVBand="0" w:evenVBand="0" w:oddHBand="1" w:evenHBand="0" w:firstRowFirstColumn="0" w:firstRowLastColumn="0" w:lastRowFirstColumn="0" w:lastRowLastColumn="0"/>
-              <w:rPr>
-                <w:sz w:val="15"/>
-              </w:rPr>
-            </w:pPr>
-            <w:r>
-              <w:rPr>
-                <w:sz w:val="15"/>
-              </w:rPr>
-              <w:t>126.5</w:t>
+            </w:pPr>
+            <w:r>
+              <w:t>244.9</w:t>
             </w:r>
           </w:p>
         </w:tc>
@@ -5266,18 +5106,15 @@
           <w:p>
             <w:pPr>
               <w:pStyle w:val="tablecopy"/>
-              <w:jc w:val="center"/>
-              <w:rPr>
-                <w:b w:val="0"/>
-                <w:bCs w:val="0"/>
-                <w:sz w:val="15"/>
-              </w:rPr>
-            </w:pPr>
-            <w:r>
-              <w:rPr>
-                <w:b w:val="0"/>
-                <w:bCs w:val="0"/>
-                <w:sz w:val="15"/>
+              <w:rPr>
+                <w:b w:val="0"/>
+                <w:bCs w:val="0"/>
+              </w:rPr>
+            </w:pPr>
+            <w:r>
+              <w:rPr>
+                <w:b w:val="0"/>
+                <w:bCs w:val="0"/>
               </w:rPr>
               <w:t>Padat</w:t>
             </w:r>
@@ -5294,16 +5131,9 @@
           <w:p>
             <w:pPr>
               <w:pStyle w:val="tablecopy"/>
-              <w:jc w:val="center"/>
               <w:cnfStyle w:val="000000000000" w:firstRow="0" w:lastRow="0" w:firstColumn="0" w:lastColumn="0" w:oddVBand="0" w:evenVBand="0" w:oddHBand="0" w:evenHBand="0" w:firstRowFirstColumn="0" w:firstRowLastColumn="0" w:lastRowFirstColumn="0" w:lastRowLastColumn="0"/>
-              <w:rPr>
-                <w:sz w:val="15"/>
-              </w:rPr>
-            </w:pPr>
-            <w:r>
-              <w:rPr>
-                <w:sz w:val="15"/>
-              </w:rPr>
+            </w:pPr>
+            <w:r>
               <w:t>RRT*</w:t>
             </w:r>
           </w:p>
@@ -5319,16 +5149,9 @@
           <w:p>
             <w:pPr>
               <w:pStyle w:val="tablecopy"/>
-              <w:jc w:val="center"/>
               <w:cnfStyle w:val="000000000000" w:firstRow="0" w:lastRow="0" w:firstColumn="0" w:lastColumn="0" w:oddVBand="0" w:evenVBand="0" w:oddHBand="0" w:evenHBand="0" w:firstRowFirstColumn="0" w:firstRowLastColumn="0" w:lastRowFirstColumn="0" w:lastRowLastColumn="0"/>
-              <w:rPr>
-                <w:sz w:val="15"/>
-              </w:rPr>
-            </w:pPr>
-            <w:r>
-              <w:rPr>
-                <w:sz w:val="15"/>
-              </w:rPr>
+            </w:pPr>
+            <w:r>
               <w:t>80%</w:t>
             </w:r>
           </w:p>
@@ -5344,16 +5167,9 @@
           <w:p>
             <w:pPr>
               <w:pStyle w:val="tablecopy"/>
-              <w:jc w:val="center"/>
               <w:cnfStyle w:val="000000000000" w:firstRow="0" w:lastRow="0" w:firstColumn="0" w:lastColumn="0" w:oddVBand="0" w:evenVBand="0" w:oddHBand="0" w:evenHBand="0" w:firstRowFirstColumn="0" w:firstRowLastColumn="0" w:lastRowFirstColumn="0" w:lastRowLastColumn="0"/>
-              <w:rPr>
-                <w:sz w:val="15"/>
-              </w:rPr>
-            </w:pPr>
-            <w:r>
-              <w:rPr>
-                <w:sz w:val="15"/>
-              </w:rPr>
+            </w:pPr>
+            <w:r>
               <w:t>59.49</w:t>
             </w:r>
           </w:p>
@@ -5369,17 +5185,10 @@
           <w:p>
             <w:pPr>
               <w:pStyle w:val="tablecopy"/>
-              <w:jc w:val="center"/>
               <w:cnfStyle w:val="000000000000" w:firstRow="0" w:lastRow="0" w:firstColumn="0" w:lastColumn="0" w:oddVBand="0" w:evenVBand="0" w:oddHBand="0" w:evenHBand="0" w:firstRowFirstColumn="0" w:firstRowLastColumn="0" w:lastRowFirstColumn="0" w:lastRowLastColumn="0"/>
-              <w:rPr>
-                <w:sz w:val="15"/>
-              </w:rPr>
-            </w:pPr>
-            <w:r>
-              <w:rPr>
-                <w:sz w:val="15"/>
-              </w:rPr>
-              <w:t>410.9</w:t>
+            </w:pPr>
+            <w:r>
+              <w:t>686.2</w:t>
             </w:r>
           </w:p>
         </w:tc>
@@ -5389,26 +5198,30 @@
     <w:p>
       <w:pPr>
         <w:pStyle w:val="BodyText"/>
-      </w:pPr>
-      <w:r>
+        <w:spacing w:before="240"/>
+        <w:rPr>
+          <w:lang w:val="id-ID"/>
+        </w:rPr>
+      </w:pPr>
+      <w:r>
+        <w:rPr>
+          <w:lang w:val="id-ID"/>
+        </w:rPr>
         <w:t>Selain biaya dan waktu, jumlah processed penting karena menunjukkan seberapa banyak kandidat solusi, simpul grid, atau node sampling yang harus diperiksa oleh algoritma. Karena satuan processed berbeda antarrepresentasi, angka pada Tabel V dibaca sebagai indikator beban kerja internal setiap algoritma, bukan sebagai satuan fisik yang sepenuhnya identik.</w:t>
       </w:r>
     </w:p>
     <w:p>
       <w:pPr>
-        <w:pStyle w:val="BodyText"/>
-        <w:jc w:val="center"/>
-        <w:rPr>
-          <w:b/>
-          <w:sz w:val="16"/>
-        </w:rPr>
-      </w:pPr>
-      <w:r>
-        <w:rPr>
-          <w:b/>
-          <w:sz w:val="16"/>
-        </w:rPr>
-        <w:t>Tabel V. Ringkasan Jumlah Processed</w:t>
+        <w:pStyle w:val="tablehead"/>
+        <w:rPr>
+          <w:lang w:val="id-ID"/>
+        </w:rPr>
+      </w:pPr>
+      <w:r>
+        <w:rPr>
+          <w:lang w:val="id-ID"/>
+        </w:rPr>
+        <w:t>Ringkasan Jumlah Processed</w:t>
       </w:r>
     </w:p>
     <w:tbl>
@@ -5432,62 +5245,83 @@
           <w:tcPr>
             <w:cnfStyle w:val="001000000000" w:firstRow="0" w:lastRow="0" w:firstColumn="1" w:lastColumn="0" w:oddVBand="0" w:evenVBand="0" w:oddHBand="0" w:evenHBand="0" w:firstRowFirstColumn="0" w:firstRowLastColumn="0" w:lastRowFirstColumn="0" w:lastRowLastColumn="0"/>
             <w:tcW w:w="1160" w:type="dxa"/>
+            <w:tcBorders>
+              <w:top w:val="double" w:sz="4" w:space="0" w:color="auto"/>
+              <w:bottom w:val="double" w:sz="4" w:space="0" w:color="auto"/>
+            </w:tcBorders>
           </w:tcPr>
           <w:p>
             <w:pPr>
               <w:pStyle w:val="BodyText"/>
+              <w:spacing w:after="0"/>
               <w:jc w:val="center"/>
               <w:rPr>
                 <w:sz w:val="15"/>
+                <w:lang w:val="id-ID"/>
               </w:rPr>
             </w:pPr>
             <w:r>
               <w:rPr>
                 <w:sz w:val="15"/>
-              </w:rPr>
-              <w:t>sken.</w:t>
+                <w:lang w:val="id-ID"/>
+              </w:rPr>
+              <w:t>Sken.</w:t>
             </w:r>
           </w:p>
         </w:tc>
         <w:tc>
           <w:tcPr>
             <w:tcW w:w="1720" w:type="dxa"/>
+            <w:tcBorders>
+              <w:top w:val="double" w:sz="4" w:space="0" w:color="auto"/>
+              <w:bottom w:val="double" w:sz="4" w:space="0" w:color="auto"/>
+            </w:tcBorders>
           </w:tcPr>
           <w:p>
             <w:pPr>
               <w:pStyle w:val="BodyText"/>
+              <w:spacing w:after="0"/>
               <w:jc w:val="center"/>
               <w:cnfStyle w:val="100000000000" w:firstRow="1" w:lastRow="0" w:firstColumn="0" w:lastColumn="0" w:oddVBand="0" w:evenVBand="0" w:oddHBand="0" w:evenHBand="0" w:firstRowFirstColumn="0" w:firstRowLastColumn="0" w:lastRowFirstColumn="0" w:lastRowLastColumn="0"/>
               <w:rPr>
                 <w:sz w:val="15"/>
+                <w:lang w:val="id-ID"/>
               </w:rPr>
             </w:pPr>
             <w:r>
               <w:rPr>
                 <w:sz w:val="15"/>
-              </w:rPr>
-              <w:t>algoritma</w:t>
+                <w:lang w:val="id-ID"/>
+              </w:rPr>
+              <w:t>Algoritma</w:t>
             </w:r>
           </w:p>
         </w:tc>
         <w:tc>
           <w:tcPr>
             <w:tcW w:w="1400" w:type="dxa"/>
+            <w:tcBorders>
+              <w:top w:val="double" w:sz="4" w:space="0" w:color="auto"/>
+              <w:bottom w:val="double" w:sz="4" w:space="0" w:color="auto"/>
+            </w:tcBorders>
           </w:tcPr>
           <w:p>
             <w:pPr>
               <w:pStyle w:val="BodyText"/>
+              <w:spacing w:after="0"/>
               <w:jc w:val="center"/>
               <w:cnfStyle w:val="100000000000" w:firstRow="1" w:lastRow="0" w:firstColumn="0" w:lastColumn="0" w:oddVBand="0" w:evenVBand="0" w:oddHBand="0" w:evenHBand="0" w:firstRowFirstColumn="0" w:firstRowLastColumn="0" w:lastRowFirstColumn="0" w:lastRowLastColumn="0"/>
               <w:rPr>
                 <w:sz w:val="15"/>
+                <w:lang w:val="id-ID"/>
               </w:rPr>
             </w:pPr>
             <w:r>
               <w:rPr>
                 <w:sz w:val="15"/>
-              </w:rPr>
-              <w:t>processed</w:t>
+                <w:lang w:val="id-ID"/>
+              </w:rPr>
+              <w:t>Processed</w:t>
             </w:r>
           </w:p>
         </w:tc>
@@ -5500,42 +5334,44 @@
           <w:tcPr>
             <w:cnfStyle w:val="001000000000" w:firstRow="0" w:lastRow="0" w:firstColumn="1" w:lastColumn="0" w:oddVBand="0" w:evenVBand="0" w:oddHBand="0" w:evenHBand="0" w:firstRowFirstColumn="0" w:firstRowLastColumn="0" w:lastRowFirstColumn="0" w:lastRowLastColumn="0"/>
             <w:tcW w:w="1160" w:type="dxa"/>
-          </w:tcPr>
-          <w:p>
-            <w:pPr>
-              <w:pStyle w:val="BodyText"/>
-              <w:jc w:val="center"/>
-              <w:rPr>
-                <w:b w:val="0"/>
-                <w:sz w:val="15"/>
-              </w:rPr>
-            </w:pPr>
-            <w:r>
-              <w:rPr>
-                <w:b w:val="0"/>
-                <w:sz w:val="15"/>
+            <w:tcBorders>
+              <w:top w:val="double" w:sz="4" w:space="0" w:color="auto"/>
+              <w:bottom w:val="nil"/>
+            </w:tcBorders>
+          </w:tcPr>
+          <w:p>
+            <w:pPr>
+              <w:pStyle w:val="tablecopy"/>
+              <w:rPr>
+                <w:b w:val="0"/>
+                <w:bCs w:val="0"/>
+              </w:rPr>
+            </w:pPr>
+            <w:proofErr w:type="spellStart"/>
+            <w:r>
+              <w:rPr>
+                <w:b w:val="0"/>
+                <w:bCs w:val="0"/>
               </w:rPr>
               <w:t>Mudah</w:t>
             </w:r>
+            <w:proofErr w:type="spellEnd"/>
           </w:p>
         </w:tc>
         <w:tc>
           <w:tcPr>
             <w:tcW w:w="1720" w:type="dxa"/>
-          </w:tcPr>
-          <w:p>
-            <w:pPr>
-              <w:pStyle w:val="BodyText"/>
-              <w:jc w:val="center"/>
+            <w:tcBorders>
+              <w:top w:val="double" w:sz="4" w:space="0" w:color="auto"/>
+              <w:bottom w:val="nil"/>
+            </w:tcBorders>
+          </w:tcPr>
+          <w:p>
+            <w:pPr>
+              <w:pStyle w:val="tablecopy"/>
               <w:cnfStyle w:val="000000100000" w:firstRow="0" w:lastRow="0" w:firstColumn="0" w:lastColumn="0" w:oddVBand="0" w:evenVBand="0" w:oddHBand="1" w:evenHBand="0" w:firstRowFirstColumn="0" w:firstRowLastColumn="0" w:lastRowFirstColumn="0" w:lastRowLastColumn="0"/>
-              <w:rPr>
-                <w:sz w:val="15"/>
-              </w:rPr>
-            </w:pPr>
-            <w:r>
-              <w:rPr>
-                <w:sz w:val="15"/>
-              </w:rPr>
+            </w:pPr>
+            <w:r>
               <w:t>Brute Force</w:t>
             </w:r>
           </w:p>
@@ -5543,20 +5379,17 @@
         <w:tc>
           <w:tcPr>
             <w:tcW w:w="1400" w:type="dxa"/>
-          </w:tcPr>
-          <w:p>
-            <w:pPr>
-              <w:pStyle w:val="BodyText"/>
-              <w:jc w:val="center"/>
+            <w:tcBorders>
+              <w:top w:val="double" w:sz="4" w:space="0" w:color="auto"/>
+              <w:bottom w:val="nil"/>
+            </w:tcBorders>
+          </w:tcPr>
+          <w:p>
+            <w:pPr>
+              <w:pStyle w:val="tablecopy"/>
               <w:cnfStyle w:val="000000100000" w:firstRow="0" w:lastRow="0" w:firstColumn="0" w:lastColumn="0" w:oddVBand="0" w:evenVBand="0" w:oddHBand="1" w:evenHBand="0" w:firstRowFirstColumn="0" w:firstRowLastColumn="0" w:lastRowFirstColumn="0" w:lastRowLastColumn="0"/>
-              <w:rPr>
-                <w:sz w:val="15"/>
-              </w:rPr>
-            </w:pPr>
-            <w:r>
-              <w:rPr>
-                <w:sz w:val="15"/>
-              </w:rPr>
+            </w:pPr>
+            <w:r>
               <w:t>12721</w:t>
             </w:r>
           </w:p>
@@ -5567,42 +5400,44 @@
           <w:tcPr>
             <w:cnfStyle w:val="001000000000" w:firstRow="0" w:lastRow="0" w:firstColumn="1" w:lastColumn="0" w:oddVBand="0" w:evenVBand="0" w:oddHBand="0" w:evenHBand="0" w:firstRowFirstColumn="0" w:firstRowLastColumn="0" w:lastRowFirstColumn="0" w:lastRowLastColumn="0"/>
             <w:tcW w:w="1160" w:type="dxa"/>
-          </w:tcPr>
-          <w:p>
-            <w:pPr>
-              <w:pStyle w:val="BodyText"/>
-              <w:jc w:val="center"/>
-              <w:rPr>
-                <w:b w:val="0"/>
-                <w:sz w:val="15"/>
-              </w:rPr>
-            </w:pPr>
-            <w:r>
-              <w:rPr>
-                <w:b w:val="0"/>
-                <w:sz w:val="15"/>
+            <w:tcBorders>
+              <w:top w:val="nil"/>
+              <w:bottom w:val="nil"/>
+            </w:tcBorders>
+          </w:tcPr>
+          <w:p>
+            <w:pPr>
+              <w:pStyle w:val="tablecopy"/>
+              <w:rPr>
+                <w:b w:val="0"/>
+                <w:bCs w:val="0"/>
+              </w:rPr>
+            </w:pPr>
+            <w:proofErr w:type="spellStart"/>
+            <w:r>
+              <w:rPr>
+                <w:b w:val="0"/>
+                <w:bCs w:val="0"/>
               </w:rPr>
               <w:t>Mudah</w:t>
             </w:r>
+            <w:proofErr w:type="spellEnd"/>
           </w:p>
         </w:tc>
         <w:tc>
           <w:tcPr>
             <w:tcW w:w="1720" w:type="dxa"/>
-          </w:tcPr>
-          <w:p>
-            <w:pPr>
-              <w:pStyle w:val="BodyText"/>
-              <w:jc w:val="center"/>
+            <w:tcBorders>
+              <w:top w:val="nil"/>
+              <w:bottom w:val="nil"/>
+            </w:tcBorders>
+          </w:tcPr>
+          <w:p>
+            <w:pPr>
+              <w:pStyle w:val="tablecopy"/>
               <w:cnfStyle w:val="000000000000" w:firstRow="0" w:lastRow="0" w:firstColumn="0" w:lastColumn="0" w:oddVBand="0" w:evenVBand="0" w:oddHBand="0" w:evenHBand="0" w:firstRowFirstColumn="0" w:firstRowLastColumn="0" w:lastRowFirstColumn="0" w:lastRowLastColumn="0"/>
-              <w:rPr>
-                <w:sz w:val="15"/>
-              </w:rPr>
-            </w:pPr>
-            <w:r>
-              <w:rPr>
-                <w:sz w:val="15"/>
-              </w:rPr>
+            </w:pPr>
+            <w:r>
               <w:t>UCS</w:t>
             </w:r>
           </w:p>
@@ -5610,20 +5445,17 @@
         <w:tc>
           <w:tcPr>
             <w:tcW w:w="1400" w:type="dxa"/>
-          </w:tcPr>
-          <w:p>
-            <w:pPr>
-              <w:pStyle w:val="BodyText"/>
-              <w:jc w:val="center"/>
+            <w:tcBorders>
+              <w:top w:val="nil"/>
+              <w:bottom w:val="nil"/>
+            </w:tcBorders>
+          </w:tcPr>
+          <w:p>
+            <w:pPr>
+              <w:pStyle w:val="tablecopy"/>
               <w:cnfStyle w:val="000000000000" w:firstRow="0" w:lastRow="0" w:firstColumn="0" w:lastColumn="0" w:oddVBand="0" w:evenVBand="0" w:oddHBand="0" w:evenHBand="0" w:firstRowFirstColumn="0" w:firstRowLastColumn="0" w:lastRowFirstColumn="0" w:lastRowLastColumn="0"/>
-              <w:rPr>
-                <w:sz w:val="15"/>
-              </w:rPr>
-            </w:pPr>
-            <w:r>
-              <w:rPr>
-                <w:sz w:val="15"/>
-              </w:rPr>
+            </w:pPr>
+            <w:r>
               <w:t>2041</w:t>
             </w:r>
           </w:p>
@@ -5637,42 +5469,44 @@
           <w:tcPr>
             <w:cnfStyle w:val="001000000000" w:firstRow="0" w:lastRow="0" w:firstColumn="1" w:lastColumn="0" w:oddVBand="0" w:evenVBand="0" w:oddHBand="0" w:evenHBand="0" w:firstRowFirstColumn="0" w:firstRowLastColumn="0" w:lastRowFirstColumn="0" w:lastRowLastColumn="0"/>
             <w:tcW w:w="1160" w:type="dxa"/>
-          </w:tcPr>
-          <w:p>
-            <w:pPr>
-              <w:pStyle w:val="BodyText"/>
-              <w:jc w:val="center"/>
-              <w:rPr>
-                <w:b w:val="0"/>
-                <w:sz w:val="15"/>
-              </w:rPr>
-            </w:pPr>
-            <w:r>
-              <w:rPr>
-                <w:b w:val="0"/>
-                <w:sz w:val="15"/>
+            <w:tcBorders>
+              <w:top w:val="nil"/>
+              <w:bottom w:val="nil"/>
+            </w:tcBorders>
+          </w:tcPr>
+          <w:p>
+            <w:pPr>
+              <w:pStyle w:val="tablecopy"/>
+              <w:rPr>
+                <w:b w:val="0"/>
+                <w:bCs w:val="0"/>
+              </w:rPr>
+            </w:pPr>
+            <w:proofErr w:type="spellStart"/>
+            <w:r>
+              <w:rPr>
+                <w:b w:val="0"/>
+                <w:bCs w:val="0"/>
               </w:rPr>
               <w:t>Mudah</w:t>
             </w:r>
+            <w:proofErr w:type="spellEnd"/>
           </w:p>
         </w:tc>
         <w:tc>
           <w:tcPr>
             <w:tcW w:w="1720" w:type="dxa"/>
-          </w:tcPr>
-          <w:p>
-            <w:pPr>
-              <w:pStyle w:val="BodyText"/>
-              <w:jc w:val="center"/>
+            <w:tcBorders>
+              <w:top w:val="nil"/>
+              <w:bottom w:val="nil"/>
+            </w:tcBorders>
+          </w:tcPr>
+          <w:p>
+            <w:pPr>
+              <w:pStyle w:val="tablecopy"/>
               <w:cnfStyle w:val="000000100000" w:firstRow="0" w:lastRow="0" w:firstColumn="0" w:lastColumn="0" w:oddVBand="0" w:evenVBand="0" w:oddHBand="1" w:evenHBand="0" w:firstRowFirstColumn="0" w:firstRowLastColumn="0" w:lastRowFirstColumn="0" w:lastRowLastColumn="0"/>
-              <w:rPr>
-                <w:sz w:val="15"/>
-              </w:rPr>
-            </w:pPr>
-            <w:r>
-              <w:rPr>
-                <w:sz w:val="15"/>
-              </w:rPr>
+            </w:pPr>
+            <w:r>
               <w:t>GBFS</w:t>
             </w:r>
           </w:p>
@@ -5680,20 +5514,17 @@
         <w:tc>
           <w:tcPr>
             <w:tcW w:w="1400" w:type="dxa"/>
-          </w:tcPr>
-          <w:p>
-            <w:pPr>
-              <w:pStyle w:val="BodyText"/>
-              <w:jc w:val="center"/>
+            <w:tcBorders>
+              <w:top w:val="nil"/>
+              <w:bottom w:val="nil"/>
+            </w:tcBorders>
+          </w:tcPr>
+          <w:p>
+            <w:pPr>
+              <w:pStyle w:val="tablecopy"/>
               <w:cnfStyle w:val="000000100000" w:firstRow="0" w:lastRow="0" w:firstColumn="0" w:lastColumn="0" w:oddVBand="0" w:evenVBand="0" w:oddHBand="1" w:evenHBand="0" w:firstRowFirstColumn="0" w:firstRowLastColumn="0" w:lastRowFirstColumn="0" w:lastRowLastColumn="0"/>
-              <w:rPr>
-                <w:sz w:val="15"/>
-              </w:rPr>
-            </w:pPr>
-            <w:r>
-              <w:rPr>
-                <w:sz w:val="15"/>
-              </w:rPr>
+            </w:pPr>
+            <w:r>
               <w:t>54.6</w:t>
             </w:r>
           </w:p>
@@ -5704,42 +5535,44 @@
           <w:tcPr>
             <w:cnfStyle w:val="001000000000" w:firstRow="0" w:lastRow="0" w:firstColumn="1" w:lastColumn="0" w:oddVBand="0" w:evenVBand="0" w:oddHBand="0" w:evenHBand="0" w:firstRowFirstColumn="0" w:firstRowLastColumn="0" w:lastRowFirstColumn="0" w:lastRowLastColumn="0"/>
             <w:tcW w:w="1160" w:type="dxa"/>
-          </w:tcPr>
-          <w:p>
-            <w:pPr>
-              <w:pStyle w:val="BodyText"/>
-              <w:jc w:val="center"/>
-              <w:rPr>
-                <w:b w:val="0"/>
-                <w:sz w:val="15"/>
-              </w:rPr>
-            </w:pPr>
-            <w:r>
-              <w:rPr>
-                <w:b w:val="0"/>
-                <w:sz w:val="15"/>
+            <w:tcBorders>
+              <w:top w:val="nil"/>
+              <w:bottom w:val="nil"/>
+            </w:tcBorders>
+          </w:tcPr>
+          <w:p>
+            <w:pPr>
+              <w:pStyle w:val="tablecopy"/>
+              <w:rPr>
+                <w:b w:val="0"/>
+                <w:bCs w:val="0"/>
+              </w:rPr>
+            </w:pPr>
+            <w:proofErr w:type="spellStart"/>
+            <w:r>
+              <w:rPr>
+                <w:b w:val="0"/>
+                <w:bCs w:val="0"/>
               </w:rPr>
               <w:t>Mudah</w:t>
             </w:r>
+            <w:proofErr w:type="spellEnd"/>
           </w:p>
         </w:tc>
         <w:tc>
           <w:tcPr>
             <w:tcW w:w="1720" w:type="dxa"/>
-          </w:tcPr>
-          <w:p>
-            <w:pPr>
-              <w:pStyle w:val="BodyText"/>
-              <w:jc w:val="center"/>
+            <w:tcBorders>
+              <w:top w:val="nil"/>
+              <w:bottom w:val="nil"/>
+            </w:tcBorders>
+          </w:tcPr>
+          <w:p>
+            <w:pPr>
+              <w:pStyle w:val="tablecopy"/>
               <w:cnfStyle w:val="000000000000" w:firstRow="0" w:lastRow="0" w:firstColumn="0" w:lastColumn="0" w:oddVBand="0" w:evenVBand="0" w:oddHBand="0" w:evenHBand="0" w:firstRowFirstColumn="0" w:firstRowLastColumn="0" w:lastRowFirstColumn="0" w:lastRowLastColumn="0"/>
-              <w:rPr>
-                <w:sz w:val="15"/>
-              </w:rPr>
-            </w:pPr>
-            <w:r>
-              <w:rPr>
-                <w:sz w:val="15"/>
-              </w:rPr>
+            </w:pPr>
+            <w:r>
               <w:t>A*</w:t>
             </w:r>
           </w:p>
@@ -5747,20 +5580,17 @@
         <w:tc>
           <w:tcPr>
             <w:tcW w:w="1400" w:type="dxa"/>
-          </w:tcPr>
-          <w:p>
-            <w:pPr>
-              <w:pStyle w:val="BodyText"/>
-              <w:jc w:val="center"/>
+            <w:tcBorders>
+              <w:top w:val="nil"/>
+              <w:bottom w:val="nil"/>
+            </w:tcBorders>
+          </w:tcPr>
+          <w:p>
+            <w:pPr>
+              <w:pStyle w:val="tablecopy"/>
               <w:cnfStyle w:val="000000000000" w:firstRow="0" w:lastRow="0" w:firstColumn="0" w:lastColumn="0" w:oddVBand="0" w:evenVBand="0" w:oddHBand="0" w:evenHBand="0" w:firstRowFirstColumn="0" w:firstRowLastColumn="0" w:lastRowFirstColumn="0" w:lastRowLastColumn="0"/>
-              <w:rPr>
-                <w:sz w:val="15"/>
-              </w:rPr>
-            </w:pPr>
-            <w:r>
-              <w:rPr>
-                <w:sz w:val="15"/>
-              </w:rPr>
+            </w:pPr>
+            <w:r>
               <w:t>246.2</w:t>
             </w:r>
           </w:p>
@@ -5774,42 +5604,44 @@
           <w:tcPr>
             <w:cnfStyle w:val="001000000000" w:firstRow="0" w:lastRow="0" w:firstColumn="1" w:lastColumn="0" w:oddVBand="0" w:evenVBand="0" w:oddHBand="0" w:evenHBand="0" w:firstRowFirstColumn="0" w:firstRowLastColumn="0" w:lastRowFirstColumn="0" w:lastRowLastColumn="0"/>
             <w:tcW w:w="1160" w:type="dxa"/>
-          </w:tcPr>
-          <w:p>
-            <w:pPr>
-              <w:pStyle w:val="BodyText"/>
-              <w:jc w:val="center"/>
-              <w:rPr>
-                <w:b w:val="0"/>
-                <w:sz w:val="15"/>
-              </w:rPr>
-            </w:pPr>
-            <w:r>
-              <w:rPr>
-                <w:b w:val="0"/>
-                <w:sz w:val="15"/>
+            <w:tcBorders>
+              <w:top w:val="nil"/>
+              <w:bottom w:val="nil"/>
+            </w:tcBorders>
+          </w:tcPr>
+          <w:p>
+            <w:pPr>
+              <w:pStyle w:val="tablecopy"/>
+              <w:rPr>
+                <w:b w:val="0"/>
+                <w:bCs w:val="0"/>
+              </w:rPr>
+            </w:pPr>
+            <w:proofErr w:type="spellStart"/>
+            <w:r>
+              <w:rPr>
+                <w:b w:val="0"/>
+                <w:bCs w:val="0"/>
               </w:rPr>
               <w:t>Mudah</w:t>
             </w:r>
+            <w:proofErr w:type="spellEnd"/>
           </w:p>
         </w:tc>
         <w:tc>
           <w:tcPr>
             <w:tcW w:w="1720" w:type="dxa"/>
-          </w:tcPr>
-          <w:p>
-            <w:pPr>
-              <w:pStyle w:val="BodyText"/>
-              <w:jc w:val="center"/>
+            <w:tcBorders>
+              <w:top w:val="nil"/>
+              <w:bottom w:val="nil"/>
+            </w:tcBorders>
+          </w:tcPr>
+          <w:p>
+            <w:pPr>
+              <w:pStyle w:val="tablecopy"/>
               <w:cnfStyle w:val="000000100000" w:firstRow="0" w:lastRow="0" w:firstColumn="0" w:lastColumn="0" w:oddVBand="0" w:evenVBand="0" w:oddHBand="1" w:evenHBand="0" w:firstRowFirstColumn="0" w:firstRowLastColumn="0" w:lastRowFirstColumn="0" w:lastRowLastColumn="0"/>
-              <w:rPr>
-                <w:sz w:val="15"/>
-              </w:rPr>
-            </w:pPr>
-            <w:r>
-              <w:rPr>
-                <w:sz w:val="15"/>
-              </w:rPr>
+            </w:pPr>
+            <w:r>
               <w:t>RRT*</w:t>
             </w:r>
           </w:p>
@@ -5817,20 +5649,17 @@
         <w:tc>
           <w:tcPr>
             <w:tcW w:w="1400" w:type="dxa"/>
-          </w:tcPr>
-          <w:p>
-            <w:pPr>
-              <w:pStyle w:val="BodyText"/>
-              <w:jc w:val="center"/>
+            <w:tcBorders>
+              <w:top w:val="nil"/>
+              <w:bottom w:val="nil"/>
+            </w:tcBorders>
+          </w:tcPr>
+          <w:p>
+            <w:pPr>
+              <w:pStyle w:val="tablecopy"/>
               <w:cnfStyle w:val="000000100000" w:firstRow="0" w:lastRow="0" w:firstColumn="0" w:lastColumn="0" w:oddVBand="0" w:evenVBand="0" w:oddHBand="1" w:evenHBand="0" w:firstRowFirstColumn="0" w:firstRowLastColumn="0" w:lastRowFirstColumn="0" w:lastRowLastColumn="0"/>
-              <w:rPr>
-                <w:sz w:val="15"/>
-              </w:rPr>
-            </w:pPr>
-            <w:r>
-              <w:rPr>
-                <w:sz w:val="15"/>
-              </w:rPr>
+            </w:pPr>
+            <w:r>
               <w:t>617</w:t>
             </w:r>
           </w:p>
@@ -5841,20 +5670,23 @@
           <w:tcPr>
             <w:cnfStyle w:val="001000000000" w:firstRow="0" w:lastRow="0" w:firstColumn="1" w:lastColumn="0" w:oddVBand="0" w:evenVBand="0" w:oddHBand="0" w:evenHBand="0" w:firstRowFirstColumn="0" w:firstRowLastColumn="0" w:lastRowFirstColumn="0" w:lastRowLastColumn="0"/>
             <w:tcW w:w="1160" w:type="dxa"/>
-          </w:tcPr>
-          <w:p>
-            <w:pPr>
-              <w:pStyle w:val="BodyText"/>
-              <w:jc w:val="center"/>
-              <w:rPr>
-                <w:b w:val="0"/>
-                <w:sz w:val="15"/>
-              </w:rPr>
-            </w:pPr>
-            <w:r>
-              <w:rPr>
-                <w:b w:val="0"/>
-                <w:sz w:val="15"/>
+            <w:tcBorders>
+              <w:top w:val="nil"/>
+              <w:bottom w:val="nil"/>
+            </w:tcBorders>
+          </w:tcPr>
+          <w:p>
+            <w:pPr>
+              <w:pStyle w:val="tablecopy"/>
+              <w:rPr>
+                <w:b w:val="0"/>
+                <w:bCs w:val="0"/>
+              </w:rPr>
+            </w:pPr>
+            <w:r>
+              <w:rPr>
+                <w:b w:val="0"/>
+                <w:bCs w:val="0"/>
               </w:rPr>
               <w:t>Sedang</w:t>
             </w:r>
@@ -5863,20 +5695,17 @@
         <w:tc>
           <w:tcPr>
             <w:tcW w:w="1720" w:type="dxa"/>
-          </w:tcPr>
-          <w:p>
-            <w:pPr>
-              <w:pStyle w:val="BodyText"/>
-              <w:jc w:val="center"/>
+            <w:tcBorders>
+              <w:top w:val="nil"/>
+              <w:bottom w:val="nil"/>
+            </w:tcBorders>
+          </w:tcPr>
+          <w:p>
+            <w:pPr>
+              <w:pStyle w:val="tablecopy"/>
               <w:cnfStyle w:val="000000000000" w:firstRow="0" w:lastRow="0" w:firstColumn="0" w:lastColumn="0" w:oddVBand="0" w:evenVBand="0" w:oddHBand="0" w:evenHBand="0" w:firstRowFirstColumn="0" w:firstRowLastColumn="0" w:lastRowFirstColumn="0" w:lastRowLastColumn="0"/>
-              <w:rPr>
-                <w:sz w:val="15"/>
-              </w:rPr>
-            </w:pPr>
-            <w:r>
-              <w:rPr>
-                <w:sz w:val="15"/>
-              </w:rPr>
+            </w:pPr>
+            <w:r>
               <w:t>Brute Force</w:t>
             </w:r>
           </w:p>
@@ -5884,20 +5713,17 @@
         <w:tc>
           <w:tcPr>
             <w:tcW w:w="1400" w:type="dxa"/>
-          </w:tcPr>
-          <w:p>
-            <w:pPr>
-              <w:pStyle w:val="BodyText"/>
-              <w:jc w:val="center"/>
+            <w:tcBorders>
+              <w:top w:val="nil"/>
+              <w:bottom w:val="nil"/>
+            </w:tcBorders>
+          </w:tcPr>
+          <w:p>
+            <w:pPr>
+              <w:pStyle w:val="tablecopy"/>
               <w:cnfStyle w:val="000000000000" w:firstRow="0" w:lastRow="0" w:firstColumn="0" w:lastColumn="0" w:oddVBand="0" w:evenVBand="0" w:oddHBand="0" w:evenHBand="0" w:firstRowFirstColumn="0" w:firstRowLastColumn="0" w:lastRowFirstColumn="0" w:lastRowLastColumn="0"/>
-              <w:rPr>
-                <w:sz w:val="15"/>
-              </w:rPr>
-            </w:pPr>
-            <w:r>
-              <w:rPr>
-                <w:sz w:val="15"/>
-              </w:rPr>
+            </w:pPr>
+            <w:r>
               <w:t>12721</w:t>
             </w:r>
           </w:p>
@@ -5911,20 +5737,23 @@
           <w:tcPr>
             <w:cnfStyle w:val="001000000000" w:firstRow="0" w:lastRow="0" w:firstColumn="1" w:lastColumn="0" w:oddVBand="0" w:evenVBand="0" w:oddHBand="0" w:evenHBand="0" w:firstRowFirstColumn="0" w:firstRowLastColumn="0" w:lastRowFirstColumn="0" w:lastRowLastColumn="0"/>
             <w:tcW w:w="1160" w:type="dxa"/>
-          </w:tcPr>
-          <w:p>
-            <w:pPr>
-              <w:pStyle w:val="BodyText"/>
-              <w:jc w:val="center"/>
-              <w:rPr>
-                <w:b w:val="0"/>
-                <w:sz w:val="15"/>
-              </w:rPr>
-            </w:pPr>
-            <w:r>
-              <w:rPr>
-                <w:b w:val="0"/>
-                <w:sz w:val="15"/>
+            <w:tcBorders>
+              <w:top w:val="nil"/>
+              <w:bottom w:val="nil"/>
+            </w:tcBorders>
+          </w:tcPr>
+          <w:p>
+            <w:pPr>
+              <w:pStyle w:val="tablecopy"/>
+              <w:rPr>
+                <w:b w:val="0"/>
+                <w:bCs w:val="0"/>
+              </w:rPr>
+            </w:pPr>
+            <w:r>
+              <w:rPr>
+                <w:b w:val="0"/>
+                <w:bCs w:val="0"/>
               </w:rPr>
               <w:t>Sedang</w:t>
             </w:r>
@@ -5933,20 +5762,17 @@
         <w:tc>
           <w:tcPr>
             <w:tcW w:w="1720" w:type="dxa"/>
-          </w:tcPr>
-          <w:p>
-            <w:pPr>
-              <w:pStyle w:val="BodyText"/>
-              <w:jc w:val="center"/>
+            <w:tcBorders>
+              <w:top w:val="nil"/>
+              <w:bottom w:val="nil"/>
+            </w:tcBorders>
+          </w:tcPr>
+          <w:p>
+            <w:pPr>
+              <w:pStyle w:val="tablecopy"/>
               <w:cnfStyle w:val="000000100000" w:firstRow="0" w:lastRow="0" w:firstColumn="0" w:lastColumn="0" w:oddVBand="0" w:evenVBand="0" w:oddHBand="1" w:evenHBand="0" w:firstRowFirstColumn="0" w:firstRowLastColumn="0" w:lastRowFirstColumn="0" w:lastRowLastColumn="0"/>
-              <w:rPr>
-                <w:sz w:val="15"/>
-              </w:rPr>
-            </w:pPr>
-            <w:r>
-              <w:rPr>
-                <w:sz w:val="15"/>
-              </w:rPr>
+            </w:pPr>
+            <w:r>
               <w:t>UCS</w:t>
             </w:r>
           </w:p>
@@ -5954,20 +5780,17 @@
         <w:tc>
           <w:tcPr>
             <w:tcW w:w="1400" w:type="dxa"/>
-          </w:tcPr>
-          <w:p>
-            <w:pPr>
-              <w:pStyle w:val="BodyText"/>
-              <w:jc w:val="center"/>
+            <w:tcBorders>
+              <w:top w:val="nil"/>
+              <w:bottom w:val="nil"/>
+            </w:tcBorders>
+          </w:tcPr>
+          <w:p>
+            <w:pPr>
+              <w:pStyle w:val="tablecopy"/>
               <w:cnfStyle w:val="000000100000" w:firstRow="0" w:lastRow="0" w:firstColumn="0" w:lastColumn="0" w:oddVBand="0" w:evenVBand="0" w:oddHBand="1" w:evenHBand="0" w:firstRowFirstColumn="0" w:firstRowLastColumn="0" w:lastRowFirstColumn="0" w:lastRowLastColumn="0"/>
-              <w:rPr>
-                <w:sz w:val="15"/>
-              </w:rPr>
-            </w:pPr>
-            <w:r>
-              <w:rPr>
-                <w:sz w:val="15"/>
-              </w:rPr>
+            </w:pPr>
+            <w:r>
               <w:t>1828.2</w:t>
             </w:r>
           </w:p>
@@ -5978,20 +5801,23 @@
           <w:tcPr>
             <w:cnfStyle w:val="001000000000" w:firstRow="0" w:lastRow="0" w:firstColumn="1" w:lastColumn="0" w:oddVBand="0" w:evenVBand="0" w:oddHBand="0" w:evenHBand="0" w:firstRowFirstColumn="0" w:firstRowLastColumn="0" w:lastRowFirstColumn="0" w:lastRowLastColumn="0"/>
             <w:tcW w:w="1160" w:type="dxa"/>
-          </w:tcPr>
-          <w:p>
-            <w:pPr>
-              <w:pStyle w:val="BodyText"/>
-              <w:jc w:val="center"/>
-              <w:rPr>
-                <w:b w:val="0"/>
-                <w:sz w:val="15"/>
-              </w:rPr>
-            </w:pPr>
-            <w:r>
-              <w:rPr>
-                <w:b w:val="0"/>
-                <w:sz w:val="15"/>
+            <w:tcBorders>
+              <w:top w:val="nil"/>
+              <w:bottom w:val="nil"/>
+            </w:tcBorders>
+          </w:tcPr>
+          <w:p>
+            <w:pPr>
+              <w:pStyle w:val="tablecopy"/>
+              <w:rPr>
+                <w:b w:val="0"/>
+                <w:bCs w:val="0"/>
+              </w:rPr>
+            </w:pPr>
+            <w:r>
+              <w:rPr>
+                <w:b w:val="0"/>
+                <w:bCs w:val="0"/>
               </w:rPr>
               <w:lastRenderedPageBreak/>
               <w:t>Sedang</w:t>
@@ -6001,20 +5827,17 @@
         <w:tc>
           <w:tcPr>
             <w:tcW w:w="1720" w:type="dxa"/>
-          </w:tcPr>
-          <w:p>
-            <w:pPr>
-              <w:pStyle w:val="BodyText"/>
-              <w:jc w:val="center"/>
+            <w:tcBorders>
+              <w:top w:val="nil"/>
+              <w:bottom w:val="nil"/>
+            </w:tcBorders>
+          </w:tcPr>
+          <w:p>
+            <w:pPr>
+              <w:pStyle w:val="tablecopy"/>
               <w:cnfStyle w:val="000000000000" w:firstRow="0" w:lastRow="0" w:firstColumn="0" w:lastColumn="0" w:oddVBand="0" w:evenVBand="0" w:oddHBand="0" w:evenHBand="0" w:firstRowFirstColumn="0" w:firstRowLastColumn="0" w:lastRowFirstColumn="0" w:lastRowLastColumn="0"/>
-              <w:rPr>
-                <w:sz w:val="15"/>
-              </w:rPr>
-            </w:pPr>
-            <w:r>
-              <w:rPr>
-                <w:sz w:val="15"/>
-              </w:rPr>
+            </w:pPr>
+            <w:r>
               <w:t>GBFS</w:t>
             </w:r>
           </w:p>
@@ -6022,20 +5845,17 @@
         <w:tc>
           <w:tcPr>
             <w:tcW w:w="1400" w:type="dxa"/>
-          </w:tcPr>
-          <w:p>
-            <w:pPr>
-              <w:pStyle w:val="BodyText"/>
-              <w:jc w:val="center"/>
+            <w:tcBorders>
+              <w:top w:val="nil"/>
+              <w:bottom w:val="nil"/>
+            </w:tcBorders>
+          </w:tcPr>
+          <w:p>
+            <w:pPr>
+              <w:pStyle w:val="tablecopy"/>
               <w:cnfStyle w:val="000000000000" w:firstRow="0" w:lastRow="0" w:firstColumn="0" w:lastColumn="0" w:oddVBand="0" w:evenVBand="0" w:oddHBand="0" w:evenHBand="0" w:firstRowFirstColumn="0" w:firstRowLastColumn="0" w:lastRowFirstColumn="0" w:lastRowLastColumn="0"/>
-              <w:rPr>
-                <w:sz w:val="15"/>
-              </w:rPr>
-            </w:pPr>
-            <w:r>
-              <w:rPr>
-                <w:sz w:val="15"/>
-              </w:rPr>
+            </w:pPr>
+            <w:r>
               <w:t>54.8</w:t>
             </w:r>
           </w:p>
@@ -6049,20 +5869,23 @@
           <w:tcPr>
             <w:cnfStyle w:val="001000000000" w:firstRow="0" w:lastRow="0" w:firstColumn="1" w:lastColumn="0" w:oddVBand="0" w:evenVBand="0" w:oddHBand="0" w:evenHBand="0" w:firstRowFirstColumn="0" w:firstRowLastColumn="0" w:lastRowFirstColumn="0" w:lastRowLastColumn="0"/>
             <w:tcW w:w="1160" w:type="dxa"/>
-          </w:tcPr>
-          <w:p>
-            <w:pPr>
-              <w:pStyle w:val="BodyText"/>
-              <w:jc w:val="center"/>
-              <w:rPr>
-                <w:b w:val="0"/>
-                <w:sz w:val="15"/>
-              </w:rPr>
-            </w:pPr>
-            <w:r>
-              <w:rPr>
-                <w:b w:val="0"/>
-                <w:sz w:val="15"/>
+            <w:tcBorders>
+              <w:top w:val="nil"/>
+              <w:bottom w:val="nil"/>
+            </w:tcBorders>
+          </w:tcPr>
+          <w:p>
+            <w:pPr>
+              <w:pStyle w:val="tablecopy"/>
+              <w:rPr>
+                <w:b w:val="0"/>
+                <w:bCs w:val="0"/>
+              </w:rPr>
+            </w:pPr>
+            <w:r>
+              <w:rPr>
+                <w:b w:val="0"/>
+                <w:bCs w:val="0"/>
               </w:rPr>
               <w:t>Sedang</w:t>
             </w:r>
@@ -6071,20 +5894,17 @@
         <w:tc>
           <w:tcPr>
             <w:tcW w:w="1720" w:type="dxa"/>
-          </w:tcPr>
-          <w:p>
-            <w:pPr>
-              <w:pStyle w:val="BodyText"/>
-              <w:jc w:val="center"/>
+            <w:tcBorders>
+              <w:top w:val="nil"/>
+              <w:bottom w:val="nil"/>
+            </w:tcBorders>
+          </w:tcPr>
+          <w:p>
+            <w:pPr>
+              <w:pStyle w:val="tablecopy"/>
               <w:cnfStyle w:val="000000100000" w:firstRow="0" w:lastRow="0" w:firstColumn="0" w:lastColumn="0" w:oddVBand="0" w:evenVBand="0" w:oddHBand="1" w:evenHBand="0" w:firstRowFirstColumn="0" w:firstRowLastColumn="0" w:lastRowFirstColumn="0" w:lastRowLastColumn="0"/>
-              <w:rPr>
-                <w:sz w:val="15"/>
-              </w:rPr>
-            </w:pPr>
-            <w:r>
-              <w:rPr>
-                <w:sz w:val="15"/>
-              </w:rPr>
+            </w:pPr>
+            <w:r>
               <w:t>A*</w:t>
             </w:r>
           </w:p>
@@ -6092,20 +5912,17 @@
         <w:tc>
           <w:tcPr>
             <w:tcW w:w="1400" w:type="dxa"/>
-          </w:tcPr>
-          <w:p>
-            <w:pPr>
-              <w:pStyle w:val="BodyText"/>
-              <w:jc w:val="center"/>
+            <w:tcBorders>
+              <w:top w:val="nil"/>
+              <w:bottom w:val="nil"/>
+            </w:tcBorders>
+          </w:tcPr>
+          <w:p>
+            <w:pPr>
+              <w:pStyle w:val="tablecopy"/>
               <w:cnfStyle w:val="000000100000" w:firstRow="0" w:lastRow="0" w:firstColumn="0" w:lastColumn="0" w:oddVBand="0" w:evenVBand="0" w:oddHBand="1" w:evenHBand="0" w:firstRowFirstColumn="0" w:firstRowLastColumn="0" w:lastRowFirstColumn="0" w:lastRowLastColumn="0"/>
-              <w:rPr>
-                <w:sz w:val="15"/>
-              </w:rPr>
-            </w:pPr>
-            <w:r>
-              <w:rPr>
-                <w:sz w:val="15"/>
-              </w:rPr>
+            </w:pPr>
+            <w:r>
               <w:t>226.6</w:t>
             </w:r>
           </w:p>
@@ -6116,20 +5933,23 @@
           <w:tcPr>
             <w:cnfStyle w:val="001000000000" w:firstRow="0" w:lastRow="0" w:firstColumn="1" w:lastColumn="0" w:oddVBand="0" w:evenVBand="0" w:oddHBand="0" w:evenHBand="0" w:firstRowFirstColumn="0" w:firstRowLastColumn="0" w:lastRowFirstColumn="0" w:lastRowLastColumn="0"/>
             <w:tcW w:w="1160" w:type="dxa"/>
-          </w:tcPr>
-          <w:p>
-            <w:pPr>
-              <w:pStyle w:val="BodyText"/>
-              <w:jc w:val="center"/>
-              <w:rPr>
-                <w:b w:val="0"/>
-                <w:sz w:val="15"/>
-              </w:rPr>
-            </w:pPr>
-            <w:r>
-              <w:rPr>
-                <w:b w:val="0"/>
-                <w:sz w:val="15"/>
+            <w:tcBorders>
+              <w:top w:val="nil"/>
+              <w:bottom w:val="nil"/>
+            </w:tcBorders>
+          </w:tcPr>
+          <w:p>
+            <w:pPr>
+              <w:pStyle w:val="tablecopy"/>
+              <w:rPr>
+                <w:b w:val="0"/>
+                <w:bCs w:val="0"/>
+              </w:rPr>
+            </w:pPr>
+            <w:r>
+              <w:rPr>
+                <w:b w:val="0"/>
+                <w:bCs w:val="0"/>
               </w:rPr>
               <w:t>Sedang</w:t>
             </w:r>
@@ -6138,20 +5958,17 @@
         <w:tc>
           <w:tcPr>
             <w:tcW w:w="1720" w:type="dxa"/>
-          </w:tcPr>
-          <w:p>
-            <w:pPr>
-              <w:pStyle w:val="BodyText"/>
-              <w:jc w:val="center"/>
+            <w:tcBorders>
+              <w:top w:val="nil"/>
+              <w:bottom w:val="nil"/>
+            </w:tcBorders>
+          </w:tcPr>
+          <w:p>
+            <w:pPr>
+              <w:pStyle w:val="tablecopy"/>
               <w:cnfStyle w:val="000000000000" w:firstRow="0" w:lastRow="0" w:firstColumn="0" w:lastColumn="0" w:oddVBand="0" w:evenVBand="0" w:oddHBand="0" w:evenHBand="0" w:firstRowFirstColumn="0" w:firstRowLastColumn="0" w:lastRowFirstColumn="0" w:lastRowLastColumn="0"/>
-              <w:rPr>
-                <w:sz w:val="15"/>
-              </w:rPr>
-            </w:pPr>
-            <w:r>
-              <w:rPr>
-                <w:sz w:val="15"/>
-              </w:rPr>
+            </w:pPr>
+            <w:r>
               <w:t>RRT*</w:t>
             </w:r>
           </w:p>
@@ -6159,20 +5976,17 @@
         <w:tc>
           <w:tcPr>
             <w:tcW w:w="1400" w:type="dxa"/>
-          </w:tcPr>
-          <w:p>
-            <w:pPr>
-              <w:pStyle w:val="BodyText"/>
-              <w:jc w:val="center"/>
+            <w:tcBorders>
+              <w:top w:val="nil"/>
+              <w:bottom w:val="nil"/>
+            </w:tcBorders>
+          </w:tcPr>
+          <w:p>
+            <w:pPr>
+              <w:pStyle w:val="tablecopy"/>
               <w:cnfStyle w:val="000000000000" w:firstRow="0" w:lastRow="0" w:firstColumn="0" w:lastColumn="0" w:oddVBand="0" w:evenVBand="0" w:oddHBand="0" w:evenHBand="0" w:firstRowFirstColumn="0" w:firstRowLastColumn="0" w:lastRowFirstColumn="0" w:lastRowLastColumn="0"/>
-              <w:rPr>
-                <w:sz w:val="15"/>
-              </w:rPr>
-            </w:pPr>
-            <w:r>
-              <w:rPr>
-                <w:sz w:val="15"/>
-              </w:rPr>
+            </w:pPr>
+            <w:r>
               <w:t>576.2</w:t>
             </w:r>
           </w:p>
@@ -6186,20 +6000,23 @@
           <w:tcPr>
             <w:cnfStyle w:val="001000000000" w:firstRow="0" w:lastRow="0" w:firstColumn="1" w:lastColumn="0" w:oddVBand="0" w:evenVBand="0" w:oddHBand="0" w:evenHBand="0" w:firstRowFirstColumn="0" w:firstRowLastColumn="0" w:lastRowFirstColumn="0" w:lastRowLastColumn="0"/>
             <w:tcW w:w="1160" w:type="dxa"/>
-          </w:tcPr>
-          <w:p>
-            <w:pPr>
-              <w:pStyle w:val="BodyText"/>
-              <w:jc w:val="center"/>
-              <w:rPr>
-                <w:b w:val="0"/>
-                <w:sz w:val="15"/>
-              </w:rPr>
-            </w:pPr>
-            <w:r>
-              <w:rPr>
-                <w:b w:val="0"/>
-                <w:sz w:val="15"/>
+            <w:tcBorders>
+              <w:top w:val="nil"/>
+              <w:bottom w:val="nil"/>
+            </w:tcBorders>
+          </w:tcPr>
+          <w:p>
+            <w:pPr>
+              <w:pStyle w:val="tablecopy"/>
+              <w:rPr>
+                <w:b w:val="0"/>
+                <w:bCs w:val="0"/>
+              </w:rPr>
+            </w:pPr>
+            <w:r>
+              <w:rPr>
+                <w:b w:val="0"/>
+                <w:bCs w:val="0"/>
               </w:rPr>
               <w:t>Sulit</w:t>
             </w:r>
@@ -6208,20 +6025,17 @@
         <w:tc>
           <w:tcPr>
             <w:tcW w:w="1720" w:type="dxa"/>
-          </w:tcPr>
-          <w:p>
-            <w:pPr>
-              <w:pStyle w:val="BodyText"/>
-              <w:jc w:val="center"/>
+            <w:tcBorders>
+              <w:top w:val="nil"/>
+              <w:bottom w:val="nil"/>
+            </w:tcBorders>
+          </w:tcPr>
+          <w:p>
+            <w:pPr>
+              <w:pStyle w:val="tablecopy"/>
               <w:cnfStyle w:val="000000100000" w:firstRow="0" w:lastRow="0" w:firstColumn="0" w:lastColumn="0" w:oddVBand="0" w:evenVBand="0" w:oddHBand="1" w:evenHBand="0" w:firstRowFirstColumn="0" w:firstRowLastColumn="0" w:lastRowFirstColumn="0" w:lastRowLastColumn="0"/>
-              <w:rPr>
-                <w:sz w:val="15"/>
-              </w:rPr>
-            </w:pPr>
-            <w:r>
-              <w:rPr>
-                <w:sz w:val="15"/>
-              </w:rPr>
+            </w:pPr>
+            <w:r>
               <w:t>Brute Force</w:t>
             </w:r>
           </w:p>
@@ -6229,20 +6043,17 @@
         <w:tc>
           <w:tcPr>
             <w:tcW w:w="1400" w:type="dxa"/>
-          </w:tcPr>
-          <w:p>
-            <w:pPr>
-              <w:pStyle w:val="BodyText"/>
-              <w:jc w:val="center"/>
+            <w:tcBorders>
+              <w:top w:val="nil"/>
+              <w:bottom w:val="nil"/>
+            </w:tcBorders>
+          </w:tcPr>
+          <w:p>
+            <w:pPr>
+              <w:pStyle w:val="tablecopy"/>
               <w:cnfStyle w:val="000000100000" w:firstRow="0" w:lastRow="0" w:firstColumn="0" w:lastColumn="0" w:oddVBand="0" w:evenVBand="0" w:oddHBand="1" w:evenHBand="0" w:firstRowFirstColumn="0" w:firstRowLastColumn="0" w:lastRowFirstColumn="0" w:lastRowLastColumn="0"/>
-              <w:rPr>
-                <w:sz w:val="15"/>
-              </w:rPr>
-            </w:pPr>
-            <w:r>
-              <w:rPr>
-                <w:sz w:val="15"/>
-              </w:rPr>
+            </w:pPr>
+            <w:r>
               <w:t>12721</w:t>
             </w:r>
           </w:p>
@@ -6253,20 +6064,23 @@
           <w:tcPr>
             <w:cnfStyle w:val="001000000000" w:firstRow="0" w:lastRow="0" w:firstColumn="1" w:lastColumn="0" w:oddVBand="0" w:evenVBand="0" w:oddHBand="0" w:evenHBand="0" w:firstRowFirstColumn="0" w:firstRowLastColumn="0" w:lastRowFirstColumn="0" w:lastRowLastColumn="0"/>
             <w:tcW w:w="1160" w:type="dxa"/>
-          </w:tcPr>
-          <w:p>
-            <w:pPr>
-              <w:pStyle w:val="BodyText"/>
-              <w:jc w:val="center"/>
-              <w:rPr>
-                <w:b w:val="0"/>
-                <w:sz w:val="15"/>
-              </w:rPr>
-            </w:pPr>
-            <w:r>
-              <w:rPr>
-                <w:b w:val="0"/>
-                <w:sz w:val="15"/>
+            <w:tcBorders>
+              <w:top w:val="nil"/>
+              <w:bottom w:val="nil"/>
+            </w:tcBorders>
+          </w:tcPr>
+          <w:p>
+            <w:pPr>
+              <w:pStyle w:val="tablecopy"/>
+              <w:rPr>
+                <w:b w:val="0"/>
+                <w:bCs w:val="0"/>
+              </w:rPr>
+            </w:pPr>
+            <w:r>
+              <w:rPr>
+                <w:b w:val="0"/>
+                <w:bCs w:val="0"/>
               </w:rPr>
               <w:t>Sulit</w:t>
             </w:r>
@@ -6275,20 +6089,17 @@
         <w:tc>
           <w:tcPr>
             <w:tcW w:w="1720" w:type="dxa"/>
-          </w:tcPr>
-          <w:p>
-            <w:pPr>
-              <w:pStyle w:val="BodyText"/>
-              <w:jc w:val="center"/>
+            <w:tcBorders>
+              <w:top w:val="nil"/>
+              <w:bottom w:val="nil"/>
+            </w:tcBorders>
+          </w:tcPr>
+          <w:p>
+            <w:pPr>
+              <w:pStyle w:val="tablecopy"/>
               <w:cnfStyle w:val="000000000000" w:firstRow="0" w:lastRow="0" w:firstColumn="0" w:lastColumn="0" w:oddVBand="0" w:evenVBand="0" w:oddHBand="0" w:evenHBand="0" w:firstRowFirstColumn="0" w:firstRowLastColumn="0" w:lastRowFirstColumn="0" w:lastRowLastColumn="0"/>
-              <w:rPr>
-                <w:sz w:val="15"/>
-              </w:rPr>
-            </w:pPr>
-            <w:r>
-              <w:rPr>
-                <w:sz w:val="15"/>
-              </w:rPr>
+            </w:pPr>
+            <w:r>
               <w:t>UCS</w:t>
             </w:r>
           </w:p>
@@ -6296,20 +6107,17 @@
         <w:tc>
           <w:tcPr>
             <w:tcW w:w="1400" w:type="dxa"/>
-          </w:tcPr>
-          <w:p>
-            <w:pPr>
-              <w:pStyle w:val="BodyText"/>
-              <w:jc w:val="center"/>
+            <w:tcBorders>
+              <w:top w:val="nil"/>
+              <w:bottom w:val="nil"/>
+            </w:tcBorders>
+          </w:tcPr>
+          <w:p>
+            <w:pPr>
+              <w:pStyle w:val="tablecopy"/>
               <w:cnfStyle w:val="000000000000" w:firstRow="0" w:lastRow="0" w:firstColumn="0" w:lastColumn="0" w:oddVBand="0" w:evenVBand="0" w:oddHBand="0" w:evenHBand="0" w:firstRowFirstColumn="0" w:firstRowLastColumn="0" w:lastRowFirstColumn="0" w:lastRowLastColumn="0"/>
-              <w:rPr>
-                <w:sz w:val="15"/>
-              </w:rPr>
-            </w:pPr>
-            <w:r>
-              <w:rPr>
-                <w:sz w:val="15"/>
-              </w:rPr>
+            </w:pPr>
+            <w:r>
               <w:t>1808</w:t>
             </w:r>
           </w:p>
@@ -6323,20 +6131,23 @@
           <w:tcPr>
             <w:cnfStyle w:val="001000000000" w:firstRow="0" w:lastRow="0" w:firstColumn="1" w:lastColumn="0" w:oddVBand="0" w:evenVBand="0" w:oddHBand="0" w:evenHBand="0" w:firstRowFirstColumn="0" w:firstRowLastColumn="0" w:lastRowFirstColumn="0" w:lastRowLastColumn="0"/>
             <w:tcW w:w="1160" w:type="dxa"/>
-          </w:tcPr>
-          <w:p>
-            <w:pPr>
-              <w:pStyle w:val="BodyText"/>
-              <w:jc w:val="center"/>
-              <w:rPr>
-                <w:b w:val="0"/>
-                <w:sz w:val="15"/>
-              </w:rPr>
-            </w:pPr>
-            <w:r>
-              <w:rPr>
-                <w:b w:val="0"/>
-                <w:sz w:val="15"/>
+            <w:tcBorders>
+              <w:top w:val="nil"/>
+              <w:bottom w:val="nil"/>
+            </w:tcBorders>
+          </w:tcPr>
+          <w:p>
+            <w:pPr>
+              <w:pStyle w:val="tablecopy"/>
+              <w:rPr>
+                <w:b w:val="0"/>
+                <w:bCs w:val="0"/>
+              </w:rPr>
+            </w:pPr>
+            <w:r>
+              <w:rPr>
+                <w:b w:val="0"/>
+                <w:bCs w:val="0"/>
               </w:rPr>
               <w:t>Sulit</w:t>
             </w:r>
@@ -6345,20 +6156,17 @@
         <w:tc>
           <w:tcPr>
             <w:tcW w:w="1720" w:type="dxa"/>
-          </w:tcPr>
-          <w:p>
-            <w:pPr>
-              <w:pStyle w:val="BodyText"/>
-              <w:jc w:val="center"/>
+            <w:tcBorders>
+              <w:top w:val="nil"/>
+              <w:bottom w:val="nil"/>
+            </w:tcBorders>
+          </w:tcPr>
+          <w:p>
+            <w:pPr>
+              <w:pStyle w:val="tablecopy"/>
               <w:cnfStyle w:val="000000100000" w:firstRow="0" w:lastRow="0" w:firstColumn="0" w:lastColumn="0" w:oddVBand="0" w:evenVBand="0" w:oddHBand="1" w:evenHBand="0" w:firstRowFirstColumn="0" w:firstRowLastColumn="0" w:lastRowFirstColumn="0" w:lastRowLastColumn="0"/>
-              <w:rPr>
-                <w:sz w:val="15"/>
-              </w:rPr>
-            </w:pPr>
-            <w:r>
-              <w:rPr>
-                <w:sz w:val="15"/>
-              </w:rPr>
+            </w:pPr>
+            <w:r>
               <w:t>GBFS</w:t>
             </w:r>
           </w:p>
@@ -6366,20 +6174,17 @@
         <w:tc>
           <w:tcPr>
             <w:tcW w:w="1400" w:type="dxa"/>
-          </w:tcPr>
-          <w:p>
-            <w:pPr>
-              <w:pStyle w:val="BodyText"/>
-              <w:jc w:val="center"/>
+            <w:tcBorders>
+              <w:top w:val="nil"/>
+              <w:bottom w:val="nil"/>
+            </w:tcBorders>
+          </w:tcPr>
+          <w:p>
+            <w:pPr>
+              <w:pStyle w:val="tablecopy"/>
               <w:cnfStyle w:val="000000100000" w:firstRow="0" w:lastRow="0" w:firstColumn="0" w:lastColumn="0" w:oddVBand="0" w:evenVBand="0" w:oddHBand="1" w:evenHBand="0" w:firstRowFirstColumn="0" w:firstRowLastColumn="0" w:lastRowFirstColumn="0" w:lastRowLastColumn="0"/>
-              <w:rPr>
-                <w:sz w:val="15"/>
-              </w:rPr>
-            </w:pPr>
-            <w:r>
-              <w:rPr>
-                <w:sz w:val="15"/>
-              </w:rPr>
+            </w:pPr>
+            <w:r>
               <w:t>140.2</w:t>
             </w:r>
           </w:p>
@@ -6390,20 +6195,23 @@
           <w:tcPr>
             <w:cnfStyle w:val="001000000000" w:firstRow="0" w:lastRow="0" w:firstColumn="1" w:lastColumn="0" w:oddVBand="0" w:evenVBand="0" w:oddHBand="0" w:evenHBand="0" w:firstRowFirstColumn="0" w:firstRowLastColumn="0" w:lastRowFirstColumn="0" w:lastRowLastColumn="0"/>
             <w:tcW w:w="1160" w:type="dxa"/>
-          </w:tcPr>
-          <w:p>
-            <w:pPr>
-              <w:pStyle w:val="BodyText"/>
-              <w:jc w:val="center"/>
-              <w:rPr>
-                <w:b w:val="0"/>
-                <w:sz w:val="15"/>
-              </w:rPr>
-            </w:pPr>
-            <w:r>
-              <w:rPr>
-                <w:b w:val="0"/>
-                <w:sz w:val="15"/>
+            <w:tcBorders>
+              <w:top w:val="nil"/>
+              <w:bottom w:val="nil"/>
+            </w:tcBorders>
+          </w:tcPr>
+          <w:p>
+            <w:pPr>
+              <w:pStyle w:val="tablecopy"/>
+              <w:rPr>
+                <w:b w:val="0"/>
+                <w:bCs w:val="0"/>
+              </w:rPr>
+            </w:pPr>
+            <w:r>
+              <w:rPr>
+                <w:b w:val="0"/>
+                <w:bCs w:val="0"/>
               </w:rPr>
               <w:t>Sulit</w:t>
             </w:r>
@@ -6412,20 +6220,17 @@
         <w:tc>
           <w:tcPr>
             <w:tcW w:w="1720" w:type="dxa"/>
-          </w:tcPr>
-          <w:p>
-            <w:pPr>
-              <w:pStyle w:val="BodyText"/>
-              <w:jc w:val="center"/>
+            <w:tcBorders>
+              <w:top w:val="nil"/>
+              <w:bottom w:val="nil"/>
+            </w:tcBorders>
+          </w:tcPr>
+          <w:p>
+            <w:pPr>
+              <w:pStyle w:val="tablecopy"/>
               <w:cnfStyle w:val="000000000000" w:firstRow="0" w:lastRow="0" w:firstColumn="0" w:lastColumn="0" w:oddVBand="0" w:evenVBand="0" w:oddHBand="0" w:evenHBand="0" w:firstRowFirstColumn="0" w:firstRowLastColumn="0" w:lastRowFirstColumn="0" w:lastRowLastColumn="0"/>
-              <w:rPr>
-                <w:sz w:val="15"/>
-              </w:rPr>
-            </w:pPr>
-            <w:r>
-              <w:rPr>
-                <w:sz w:val="15"/>
-              </w:rPr>
+            </w:pPr>
+            <w:r>
               <w:t>A*</w:t>
             </w:r>
           </w:p>
@@ -6433,20 +6238,17 @@
         <w:tc>
           <w:tcPr>
             <w:tcW w:w="1400" w:type="dxa"/>
-          </w:tcPr>
-          <w:p>
-            <w:pPr>
-              <w:pStyle w:val="BodyText"/>
-              <w:jc w:val="center"/>
+            <w:tcBorders>
+              <w:top w:val="nil"/>
+              <w:bottom w:val="nil"/>
+            </w:tcBorders>
+          </w:tcPr>
+          <w:p>
+            <w:pPr>
+              <w:pStyle w:val="tablecopy"/>
               <w:cnfStyle w:val="000000000000" w:firstRow="0" w:lastRow="0" w:firstColumn="0" w:lastColumn="0" w:oddVBand="0" w:evenVBand="0" w:oddHBand="0" w:evenHBand="0" w:firstRowFirstColumn="0" w:firstRowLastColumn="0" w:lastRowFirstColumn="0" w:lastRowLastColumn="0"/>
-              <w:rPr>
-                <w:sz w:val="15"/>
-              </w:rPr>
-            </w:pPr>
-            <w:r>
-              <w:rPr>
-                <w:sz w:val="15"/>
-              </w:rPr>
+            </w:pPr>
+            <w:r>
               <w:t>1037</w:t>
             </w:r>
           </w:p>
@@ -6460,20 +6262,23 @@
           <w:tcPr>
             <w:cnfStyle w:val="001000000000" w:firstRow="0" w:lastRow="0" w:firstColumn="1" w:lastColumn="0" w:oddVBand="0" w:evenVBand="0" w:oddHBand="0" w:evenHBand="0" w:firstRowFirstColumn="0" w:firstRowLastColumn="0" w:lastRowFirstColumn="0" w:lastRowLastColumn="0"/>
             <w:tcW w:w="1160" w:type="dxa"/>
-          </w:tcPr>
-          <w:p>
-            <w:pPr>
-              <w:pStyle w:val="BodyText"/>
-              <w:jc w:val="center"/>
-              <w:rPr>
-                <w:b w:val="0"/>
-                <w:sz w:val="15"/>
-              </w:rPr>
-            </w:pPr>
-            <w:r>
-              <w:rPr>
-                <w:b w:val="0"/>
-                <w:sz w:val="15"/>
+            <w:tcBorders>
+              <w:top w:val="nil"/>
+              <w:bottom w:val="nil"/>
+            </w:tcBorders>
+          </w:tcPr>
+          <w:p>
+            <w:pPr>
+              <w:pStyle w:val="tablecopy"/>
+              <w:rPr>
+                <w:b w:val="0"/>
+                <w:bCs w:val="0"/>
+              </w:rPr>
+            </w:pPr>
+            <w:r>
+              <w:rPr>
+                <w:b w:val="0"/>
+                <w:bCs w:val="0"/>
               </w:rPr>
               <w:t>Sulit</w:t>
             </w:r>
@@ -6482,20 +6287,17 @@
         <w:tc>
           <w:tcPr>
             <w:tcW w:w="1720" w:type="dxa"/>
-          </w:tcPr>
-          <w:p>
-            <w:pPr>
-              <w:pStyle w:val="BodyText"/>
-              <w:jc w:val="center"/>
+            <w:tcBorders>
+              <w:top w:val="nil"/>
+              <w:bottom w:val="nil"/>
+            </w:tcBorders>
+          </w:tcPr>
+          <w:p>
+            <w:pPr>
+              <w:pStyle w:val="tablecopy"/>
               <w:cnfStyle w:val="000000100000" w:firstRow="0" w:lastRow="0" w:firstColumn="0" w:lastColumn="0" w:oddVBand="0" w:evenVBand="0" w:oddHBand="1" w:evenHBand="0" w:firstRowFirstColumn="0" w:firstRowLastColumn="0" w:lastRowFirstColumn="0" w:lastRowLastColumn="0"/>
-              <w:rPr>
-                <w:sz w:val="15"/>
-              </w:rPr>
-            </w:pPr>
-            <w:r>
-              <w:rPr>
-                <w:sz w:val="15"/>
-              </w:rPr>
+            </w:pPr>
+            <w:r>
               <w:t>RRT*</w:t>
             </w:r>
           </w:p>
@@ -6503,20 +6305,17 @@
         <w:tc>
           <w:tcPr>
             <w:tcW w:w="1400" w:type="dxa"/>
-          </w:tcPr>
-          <w:p>
-            <w:pPr>
-              <w:pStyle w:val="BodyText"/>
-              <w:jc w:val="center"/>
+            <w:tcBorders>
+              <w:top w:val="nil"/>
+              <w:bottom w:val="nil"/>
+            </w:tcBorders>
+          </w:tcPr>
+          <w:p>
+            <w:pPr>
+              <w:pStyle w:val="tablecopy"/>
               <w:cnfStyle w:val="000000100000" w:firstRow="0" w:lastRow="0" w:firstColumn="0" w:lastColumn="0" w:oddVBand="0" w:evenVBand="0" w:oddHBand="1" w:evenHBand="0" w:firstRowFirstColumn="0" w:firstRowLastColumn="0" w:lastRowFirstColumn="0" w:lastRowLastColumn="0"/>
-              <w:rPr>
-                <w:sz w:val="15"/>
-              </w:rPr>
-            </w:pPr>
-            <w:r>
-              <w:rPr>
-                <w:sz w:val="15"/>
-              </w:rPr>
+            </w:pPr>
+            <w:r>
               <w:t>372</w:t>
             </w:r>
           </w:p>
@@ -6527,42 +6326,44 @@
           <w:tcPr>
             <w:cnfStyle w:val="001000000000" w:firstRow="0" w:lastRow="0" w:firstColumn="1" w:lastColumn="0" w:oddVBand="0" w:evenVBand="0" w:oddHBand="0" w:evenHBand="0" w:firstRowFirstColumn="0" w:firstRowLastColumn="0" w:lastRowFirstColumn="0" w:lastRowLastColumn="0"/>
             <w:tcW w:w="1160" w:type="dxa"/>
-          </w:tcPr>
-          <w:p>
-            <w:pPr>
-              <w:pStyle w:val="BodyText"/>
-              <w:jc w:val="center"/>
-              <w:rPr>
-                <w:b w:val="0"/>
-                <w:sz w:val="15"/>
-              </w:rPr>
-            </w:pPr>
-            <w:r>
-              <w:rPr>
-                <w:b w:val="0"/>
-                <w:sz w:val="15"/>
+            <w:tcBorders>
+              <w:top w:val="nil"/>
+              <w:bottom w:val="nil"/>
+            </w:tcBorders>
+          </w:tcPr>
+          <w:p>
+            <w:pPr>
+              <w:pStyle w:val="tablecopy"/>
+              <w:rPr>
+                <w:b w:val="0"/>
+                <w:bCs w:val="0"/>
+              </w:rPr>
+            </w:pPr>
+            <w:proofErr w:type="spellStart"/>
+            <w:r>
+              <w:rPr>
+                <w:b w:val="0"/>
+                <w:bCs w:val="0"/>
               </w:rPr>
               <w:t>Padat</w:t>
             </w:r>
+            <w:proofErr w:type="spellEnd"/>
           </w:p>
         </w:tc>
         <w:tc>
           <w:tcPr>
             <w:tcW w:w="1720" w:type="dxa"/>
-          </w:tcPr>
-          <w:p>
-            <w:pPr>
-              <w:pStyle w:val="BodyText"/>
-              <w:jc w:val="center"/>
+            <w:tcBorders>
+              <w:top w:val="nil"/>
+              <w:bottom w:val="nil"/>
+            </w:tcBorders>
+          </w:tcPr>
+          <w:p>
+            <w:pPr>
+              <w:pStyle w:val="tablecopy"/>
               <w:cnfStyle w:val="000000000000" w:firstRow="0" w:lastRow="0" w:firstColumn="0" w:lastColumn="0" w:oddVBand="0" w:evenVBand="0" w:oddHBand="0" w:evenHBand="0" w:firstRowFirstColumn="0" w:firstRowLastColumn="0" w:lastRowFirstColumn="0" w:lastRowLastColumn="0"/>
-              <w:rPr>
-                <w:sz w:val="15"/>
-              </w:rPr>
-            </w:pPr>
-            <w:r>
-              <w:rPr>
-                <w:sz w:val="15"/>
-              </w:rPr>
+            </w:pPr>
+            <w:r>
               <w:t>Brute Force</w:t>
             </w:r>
           </w:p>
@@ -6570,20 +6371,17 @@
         <w:tc>
           <w:tcPr>
             <w:tcW w:w="1400" w:type="dxa"/>
-          </w:tcPr>
-          <w:p>
-            <w:pPr>
-              <w:pStyle w:val="BodyText"/>
-              <w:jc w:val="center"/>
+            <w:tcBorders>
+              <w:top w:val="nil"/>
+              <w:bottom w:val="nil"/>
+            </w:tcBorders>
+          </w:tcPr>
+          <w:p>
+            <w:pPr>
+              <w:pStyle w:val="tablecopy"/>
               <w:cnfStyle w:val="000000000000" w:firstRow="0" w:lastRow="0" w:firstColumn="0" w:lastColumn="0" w:oddVBand="0" w:evenVBand="0" w:oddHBand="0" w:evenHBand="0" w:firstRowFirstColumn="0" w:firstRowLastColumn="0" w:lastRowFirstColumn="0" w:lastRowLastColumn="0"/>
-              <w:rPr>
-                <w:sz w:val="15"/>
-              </w:rPr>
-            </w:pPr>
-            <w:r>
-              <w:rPr>
-                <w:sz w:val="15"/>
-              </w:rPr>
+            </w:pPr>
+            <w:r>
               <w:t>12721</w:t>
             </w:r>
           </w:p>
@@ -6597,42 +6395,44 @@
           <w:tcPr>
             <w:cnfStyle w:val="001000000000" w:firstRow="0" w:lastRow="0" w:firstColumn="1" w:lastColumn="0" w:oddVBand="0" w:evenVBand="0" w:oddHBand="0" w:evenHBand="0" w:firstRowFirstColumn="0" w:firstRowLastColumn="0" w:lastRowFirstColumn="0" w:lastRowLastColumn="0"/>
             <w:tcW w:w="1160" w:type="dxa"/>
-          </w:tcPr>
-          <w:p>
-            <w:pPr>
-              <w:pStyle w:val="BodyText"/>
-              <w:jc w:val="center"/>
-              <w:rPr>
-                <w:b w:val="0"/>
-                <w:sz w:val="15"/>
-              </w:rPr>
-            </w:pPr>
-            <w:r>
-              <w:rPr>
-                <w:b w:val="0"/>
-                <w:sz w:val="15"/>
+            <w:tcBorders>
+              <w:top w:val="nil"/>
+              <w:bottom w:val="nil"/>
+            </w:tcBorders>
+          </w:tcPr>
+          <w:p>
+            <w:pPr>
+              <w:pStyle w:val="tablecopy"/>
+              <w:rPr>
+                <w:b w:val="0"/>
+                <w:bCs w:val="0"/>
+              </w:rPr>
+            </w:pPr>
+            <w:proofErr w:type="spellStart"/>
+            <w:r>
+              <w:rPr>
+                <w:b w:val="0"/>
+                <w:bCs w:val="0"/>
               </w:rPr>
               <w:t>Padat</w:t>
             </w:r>
+            <w:proofErr w:type="spellEnd"/>
           </w:p>
         </w:tc>
         <w:tc>
           <w:tcPr>
             <w:tcW w:w="1720" w:type="dxa"/>
-          </w:tcPr>
-          <w:p>
-            <w:pPr>
-              <w:pStyle w:val="BodyText"/>
-              <w:jc w:val="center"/>
+            <w:tcBorders>
+              <w:top w:val="nil"/>
+              <w:bottom w:val="nil"/>
+            </w:tcBorders>
+          </w:tcPr>
+          <w:p>
+            <w:pPr>
+              <w:pStyle w:val="tablecopy"/>
               <w:cnfStyle w:val="000000100000" w:firstRow="0" w:lastRow="0" w:firstColumn="0" w:lastColumn="0" w:oddVBand="0" w:evenVBand="0" w:oddHBand="1" w:evenHBand="0" w:firstRowFirstColumn="0" w:firstRowLastColumn="0" w:lastRowFirstColumn="0" w:lastRowLastColumn="0"/>
-              <w:rPr>
-                <w:sz w:val="15"/>
-              </w:rPr>
-            </w:pPr>
-            <w:r>
-              <w:rPr>
-                <w:sz w:val="15"/>
-              </w:rPr>
+            </w:pPr>
+            <w:r>
               <w:t>UCS</w:t>
             </w:r>
           </w:p>
@@ -6640,20 +6440,17 @@
         <w:tc>
           <w:tcPr>
             <w:tcW w:w="1400" w:type="dxa"/>
-          </w:tcPr>
-          <w:p>
-            <w:pPr>
-              <w:pStyle w:val="BodyText"/>
-              <w:jc w:val="center"/>
+            <w:tcBorders>
+              <w:top w:val="nil"/>
+              <w:bottom w:val="nil"/>
+            </w:tcBorders>
+          </w:tcPr>
+          <w:p>
+            <w:pPr>
+              <w:pStyle w:val="tablecopy"/>
               <w:cnfStyle w:val="000000100000" w:firstRow="0" w:lastRow="0" w:firstColumn="0" w:lastColumn="0" w:oddVBand="0" w:evenVBand="0" w:oddHBand="1" w:evenHBand="0" w:firstRowFirstColumn="0" w:firstRowLastColumn="0" w:lastRowFirstColumn="0" w:lastRowLastColumn="0"/>
-              <w:rPr>
-                <w:sz w:val="15"/>
-              </w:rPr>
-            </w:pPr>
-            <w:r>
-              <w:rPr>
-                <w:sz w:val="15"/>
-              </w:rPr>
+            </w:pPr>
+            <w:r>
               <w:t>1610.6</w:t>
             </w:r>
           </w:p>
@@ -6664,42 +6461,44 @@
           <w:tcPr>
             <w:cnfStyle w:val="001000000000" w:firstRow="0" w:lastRow="0" w:firstColumn="1" w:lastColumn="0" w:oddVBand="0" w:evenVBand="0" w:oddHBand="0" w:evenHBand="0" w:firstRowFirstColumn="0" w:firstRowLastColumn="0" w:lastRowFirstColumn="0" w:lastRowLastColumn="0"/>
             <w:tcW w:w="1160" w:type="dxa"/>
-          </w:tcPr>
-          <w:p>
-            <w:pPr>
-              <w:pStyle w:val="BodyText"/>
-              <w:jc w:val="center"/>
-              <w:rPr>
-                <w:b w:val="0"/>
-                <w:sz w:val="15"/>
-              </w:rPr>
-            </w:pPr>
-            <w:r>
-              <w:rPr>
-                <w:b w:val="0"/>
-                <w:sz w:val="15"/>
+            <w:tcBorders>
+              <w:top w:val="nil"/>
+              <w:bottom w:val="nil"/>
+            </w:tcBorders>
+          </w:tcPr>
+          <w:p>
+            <w:pPr>
+              <w:pStyle w:val="tablecopy"/>
+              <w:rPr>
+                <w:b w:val="0"/>
+                <w:bCs w:val="0"/>
+              </w:rPr>
+            </w:pPr>
+            <w:proofErr w:type="spellStart"/>
+            <w:r>
+              <w:rPr>
+                <w:b w:val="0"/>
+                <w:bCs w:val="0"/>
               </w:rPr>
               <w:t>Padat</w:t>
             </w:r>
+            <w:proofErr w:type="spellEnd"/>
           </w:p>
         </w:tc>
         <w:tc>
           <w:tcPr>
             <w:tcW w:w="1720" w:type="dxa"/>
-          </w:tcPr>
-          <w:p>
-            <w:pPr>
-              <w:pStyle w:val="BodyText"/>
-              <w:jc w:val="center"/>
+            <w:tcBorders>
+              <w:top w:val="nil"/>
+              <w:bottom w:val="nil"/>
+            </w:tcBorders>
+          </w:tcPr>
+          <w:p>
+            <w:pPr>
+              <w:pStyle w:val="tablecopy"/>
               <w:cnfStyle w:val="000000000000" w:firstRow="0" w:lastRow="0" w:firstColumn="0" w:lastColumn="0" w:oddVBand="0" w:evenVBand="0" w:oddHBand="0" w:evenHBand="0" w:firstRowFirstColumn="0" w:firstRowLastColumn="0" w:lastRowFirstColumn="0" w:lastRowLastColumn="0"/>
-              <w:rPr>
-                <w:sz w:val="15"/>
-              </w:rPr>
-            </w:pPr>
-            <w:r>
-              <w:rPr>
-                <w:sz w:val="15"/>
-              </w:rPr>
+            </w:pPr>
+            <w:r>
               <w:t>GBFS</w:t>
             </w:r>
           </w:p>
@@ -6707,20 +6506,17 @@
         <w:tc>
           <w:tcPr>
             <w:tcW w:w="1400" w:type="dxa"/>
-          </w:tcPr>
-          <w:p>
-            <w:pPr>
-              <w:pStyle w:val="BodyText"/>
-              <w:jc w:val="center"/>
+            <w:tcBorders>
+              <w:top w:val="nil"/>
+              <w:bottom w:val="nil"/>
+            </w:tcBorders>
+          </w:tcPr>
+          <w:p>
+            <w:pPr>
+              <w:pStyle w:val="tablecopy"/>
               <w:cnfStyle w:val="000000000000" w:firstRow="0" w:lastRow="0" w:firstColumn="0" w:lastColumn="0" w:oddVBand="0" w:evenVBand="0" w:oddHBand="0" w:evenHBand="0" w:firstRowFirstColumn="0" w:firstRowLastColumn="0" w:lastRowFirstColumn="0" w:lastRowLastColumn="0"/>
-              <w:rPr>
-                <w:sz w:val="15"/>
-              </w:rPr>
-            </w:pPr>
-            <w:r>
-              <w:rPr>
-                <w:sz w:val="15"/>
-              </w:rPr>
+            </w:pPr>
+            <w:r>
               <w:t>259.2</w:t>
             </w:r>
           </w:p>
@@ -6734,42 +6530,44 @@
           <w:tcPr>
             <w:cnfStyle w:val="001000000000" w:firstRow="0" w:lastRow="0" w:firstColumn="1" w:lastColumn="0" w:oddVBand="0" w:evenVBand="0" w:oddHBand="0" w:evenHBand="0" w:firstRowFirstColumn="0" w:firstRowLastColumn="0" w:lastRowFirstColumn="0" w:lastRowLastColumn="0"/>
             <w:tcW w:w="1160" w:type="dxa"/>
-          </w:tcPr>
-          <w:p>
-            <w:pPr>
-              <w:pStyle w:val="BodyText"/>
-              <w:jc w:val="center"/>
-              <w:rPr>
-                <w:b w:val="0"/>
-                <w:sz w:val="15"/>
-              </w:rPr>
-            </w:pPr>
-            <w:r>
-              <w:rPr>
-                <w:b w:val="0"/>
-                <w:sz w:val="15"/>
+            <w:tcBorders>
+              <w:top w:val="nil"/>
+              <w:bottom w:val="nil"/>
+            </w:tcBorders>
+          </w:tcPr>
+          <w:p>
+            <w:pPr>
+              <w:pStyle w:val="tablecopy"/>
+              <w:rPr>
+                <w:b w:val="0"/>
+                <w:bCs w:val="0"/>
+              </w:rPr>
+            </w:pPr>
+            <w:proofErr w:type="spellStart"/>
+            <w:r>
+              <w:rPr>
+                <w:b w:val="0"/>
+                <w:bCs w:val="0"/>
               </w:rPr>
               <w:t>Padat</w:t>
             </w:r>
+            <w:proofErr w:type="spellEnd"/>
           </w:p>
         </w:tc>
         <w:tc>
           <w:tcPr>
             <w:tcW w:w="1720" w:type="dxa"/>
-          </w:tcPr>
-          <w:p>
-            <w:pPr>
-              <w:pStyle w:val="BodyText"/>
-              <w:jc w:val="center"/>
+            <w:tcBorders>
+              <w:top w:val="nil"/>
+              <w:bottom w:val="nil"/>
+            </w:tcBorders>
+          </w:tcPr>
+          <w:p>
+            <w:pPr>
+              <w:pStyle w:val="tablecopy"/>
               <w:cnfStyle w:val="000000100000" w:firstRow="0" w:lastRow="0" w:firstColumn="0" w:lastColumn="0" w:oddVBand="0" w:evenVBand="0" w:oddHBand="1" w:evenHBand="0" w:firstRowFirstColumn="0" w:firstRowLastColumn="0" w:lastRowFirstColumn="0" w:lastRowLastColumn="0"/>
-              <w:rPr>
-                <w:sz w:val="15"/>
-              </w:rPr>
-            </w:pPr>
-            <w:r>
-              <w:rPr>
-                <w:sz w:val="15"/>
-              </w:rPr>
+            </w:pPr>
+            <w:r>
               <w:t>A*</w:t>
             </w:r>
           </w:p>
@@ -6777,20 +6575,17 @@
         <w:tc>
           <w:tcPr>
             <w:tcW w:w="1400" w:type="dxa"/>
-          </w:tcPr>
-          <w:p>
-            <w:pPr>
-              <w:pStyle w:val="BodyText"/>
-              <w:jc w:val="center"/>
+            <w:tcBorders>
+              <w:top w:val="nil"/>
+              <w:bottom w:val="nil"/>
+            </w:tcBorders>
+          </w:tcPr>
+          <w:p>
+            <w:pPr>
+              <w:pStyle w:val="tablecopy"/>
               <w:cnfStyle w:val="000000100000" w:firstRow="0" w:lastRow="0" w:firstColumn="0" w:lastColumn="0" w:oddVBand="0" w:evenVBand="0" w:oddHBand="1" w:evenHBand="0" w:firstRowFirstColumn="0" w:firstRowLastColumn="0" w:lastRowFirstColumn="0" w:lastRowLastColumn="0"/>
-              <w:rPr>
-                <w:sz w:val="15"/>
-              </w:rPr>
-            </w:pPr>
-            <w:r>
-              <w:rPr>
-                <w:sz w:val="15"/>
-              </w:rPr>
+            </w:pPr>
+            <w:r>
               <w:t>518.2</w:t>
             </w:r>
           </w:p>
@@ -6801,42 +6596,44 @@
           <w:tcPr>
             <w:cnfStyle w:val="001000000000" w:firstRow="0" w:lastRow="0" w:firstColumn="1" w:lastColumn="0" w:oddVBand="0" w:evenVBand="0" w:oddHBand="0" w:evenHBand="0" w:firstRowFirstColumn="0" w:firstRowLastColumn="0" w:lastRowFirstColumn="0" w:lastRowLastColumn="0"/>
             <w:tcW w:w="1160" w:type="dxa"/>
-          </w:tcPr>
-          <w:p>
-            <w:pPr>
-              <w:pStyle w:val="BodyText"/>
-              <w:jc w:val="center"/>
-              <w:rPr>
-                <w:b w:val="0"/>
-                <w:sz w:val="15"/>
-              </w:rPr>
-            </w:pPr>
-            <w:r>
-              <w:rPr>
-                <w:b w:val="0"/>
-                <w:sz w:val="15"/>
+            <w:tcBorders>
+              <w:top w:val="nil"/>
+              <w:bottom w:val="double" w:sz="6" w:space="0" w:color="auto"/>
+            </w:tcBorders>
+          </w:tcPr>
+          <w:p>
+            <w:pPr>
+              <w:pStyle w:val="tablecopy"/>
+              <w:rPr>
+                <w:b w:val="0"/>
+                <w:bCs w:val="0"/>
+              </w:rPr>
+            </w:pPr>
+            <w:proofErr w:type="spellStart"/>
+            <w:r>
+              <w:rPr>
+                <w:b w:val="0"/>
+                <w:bCs w:val="0"/>
               </w:rPr>
               <w:t>Padat</w:t>
             </w:r>
+            <w:proofErr w:type="spellEnd"/>
           </w:p>
         </w:tc>
         <w:tc>
           <w:tcPr>
             <w:tcW w:w="1720" w:type="dxa"/>
-          </w:tcPr>
-          <w:p>
-            <w:pPr>
-              <w:pStyle w:val="BodyText"/>
-              <w:jc w:val="center"/>
+            <w:tcBorders>
+              <w:top w:val="nil"/>
+              <w:bottom w:val="double" w:sz="6" w:space="0" w:color="auto"/>
+            </w:tcBorders>
+          </w:tcPr>
+          <w:p>
+            <w:pPr>
+              <w:pStyle w:val="tablecopy"/>
               <w:cnfStyle w:val="000000000000" w:firstRow="0" w:lastRow="0" w:firstColumn="0" w:lastColumn="0" w:oddVBand="0" w:evenVBand="0" w:oddHBand="0" w:evenHBand="0" w:firstRowFirstColumn="0" w:firstRowLastColumn="0" w:lastRowFirstColumn="0" w:lastRowLastColumn="0"/>
-              <w:rPr>
-                <w:sz w:val="15"/>
-              </w:rPr>
-            </w:pPr>
-            <w:r>
-              <w:rPr>
-                <w:sz w:val="15"/>
-              </w:rPr>
+            </w:pPr>
+            <w:r>
               <w:t>RRT*</w:t>
             </w:r>
           </w:p>
@@ -6844,20 +6641,17 @@
         <w:tc>
           <w:tcPr>
             <w:tcW w:w="1400" w:type="dxa"/>
-          </w:tcPr>
-          <w:p>
-            <w:pPr>
-              <w:pStyle w:val="BodyText"/>
-              <w:jc w:val="center"/>
+            <w:tcBorders>
+              <w:top w:val="nil"/>
+              <w:bottom w:val="double" w:sz="6" w:space="0" w:color="auto"/>
+            </w:tcBorders>
+          </w:tcPr>
+          <w:p>
+            <w:pPr>
+              <w:pStyle w:val="tablecopy"/>
               <w:cnfStyle w:val="000000000000" w:firstRow="0" w:lastRow="0" w:firstColumn="0" w:lastColumn="0" w:oddVBand="0" w:evenVBand="0" w:oddHBand="0" w:evenHBand="0" w:firstRowFirstColumn="0" w:firstRowLastColumn="0" w:lastRowFirstColumn="0" w:lastRowLastColumn="0"/>
-              <w:rPr>
-                <w:sz w:val="15"/>
-              </w:rPr>
-            </w:pPr>
-            <w:r>
-              <w:rPr>
-                <w:sz w:val="15"/>
-              </w:rPr>
+            </w:pPr>
+            <w:r>
               <w:t>690</w:t>
             </w:r>
           </w:p>
@@ -6867,44 +6661,95 @@
     <w:p>
       <w:pPr>
         <w:pStyle w:val="BodyText"/>
-      </w:pPr>
-      <w:r>
+        <w:spacing w:before="240"/>
+        <w:rPr>
+          <w:lang w:val="id-ID"/>
+        </w:rPr>
+      </w:pPr>
+      <w:r>
+        <w:rPr>
+          <w:lang w:val="id-ID"/>
+        </w:rPr>
         <w:t>UCS memproses simpul lebih banyak karena eksplorasinya melebar berdasarkan biaya aktual. A* menekan jumlah processed dengan memanfaatkan heuristik Euclidean, sedangkan GBFS paling sedikit memproses simpul tetapi tidak menjamin biaya minimum. Brute Force selalu mengevaluasi 12.721 kandidat rute pada konfigurasi batas yang digunakan, sementara processed RRT* bergantung pada jumlah node sampling yang berhasil ditambahkan.</w:t>
       </w:r>
     </w:p>
     <w:p>
       <w:pPr>
         <w:pStyle w:val="BodyText"/>
-      </w:pPr>
-      <w:r>
-        <w:t>Pada skenario mudah, seluruh algoritma berhasil menemukan jalur. GBFS menjadi yang tercepat dengan waktu rata-rata 4,3 ms, tetapi biaya lintasannya 55,44, lebih tinggi daripada UCS dan A* yang sama-sama 54,82. Brute Force menghasilkan biaya 53,34 karena memakai segmen waypoint kontinu, tetapi tetap memeriksa 12.721 kandidat rute. RRT* berhasil menemukan jalur dengan biaya 57,25 dan waktu 125,6 ms.</w:t>
+        <w:rPr>
+          <w:lang w:val="id-ID"/>
+        </w:rPr>
+      </w:pPr>
+      <w:r>
+        <w:t xml:space="preserve">Pada </w:t>
+      </w:r>
+      <w:proofErr w:type="spellStart"/>
+      <w:r>
+        <w:t>skenario</w:t>
+      </w:r>
+      <w:proofErr w:type="spellEnd"/>
+      <w:r>
+        <w:t xml:space="preserve"> </w:t>
+      </w:r>
+      <w:proofErr w:type="spellStart"/>
+      <w:r>
+        <w:t>mudah</w:t>
+      </w:r>
+      <w:proofErr w:type="spellEnd"/>
+      <w:r>
+        <w:t xml:space="preserve">, </w:t>
+      </w:r>
+      <w:proofErr w:type="spellStart"/>
+      <w:r>
+        <w:t>seluruh</w:t>
+      </w:r>
+      <w:proofErr w:type="spellEnd"/>
+      <w:r>
+        <w:t xml:space="preserve"> </w:t>
+      </w:r>
+      <w:proofErr w:type="spellStart"/>
+      <w:r>
+        <w:t>algoritma</w:t>
+      </w:r>
+      <w:proofErr w:type="spellEnd"/>
+      <w:r>
+        <w:t xml:space="preserve"> berhasil menemukan jalur. GBFS menjadi metode grid tercepat dengan waktu rata-rata 7,4 ms, tetapi biaya lintasannya 55,44, lebih tinggi daripada UCS dan A* yang sama-sama 54,82. Brute Force menghasilkan biaya 53,34 karena memakai segmen waypoint kontinu, tetapi tetap memeriksa 12.721 kandidat rute. RRT* berhasil menemukan jalur dengan biaya 57,25 dan waktu 197,9 ms.</w:t>
       </w:r>
     </w:p>
     <w:p>
       <w:pPr>
         <w:pStyle w:val="BodyText"/>
-      </w:pPr>
-      <w:r>
-        <w:t>Pada skenario sedang, Brute Force hanya berhasil pada 80% percobaan karena kandidat waypoint tidak selalu cukup untuk melewati celah hambatan. UCS, GBFS, A*, dan RRT* berhasil 100%. A* mempertahankan biaya optimal seperti UCS, yaitu 54,49, tetapi waktunya lebih kecil, sekitar 33,2 ms dibanding 269,2 ms pada UCS. GBFS tetap paling cepat pada 7,8 ms, sedangkan RRT* membutuhkan 178,5 ms.</w:t>
+        <w:rPr>
+          <w:lang w:val="id-ID"/>
+        </w:rPr>
+      </w:pPr>
+      <w:r>
+        <w:t>Pada skenario sedang, Brute Force hanya berhasil pada 80% percobaan karena kandidat waypoint tidak selalu cukup untuk melewati celah hambatan. UCS, GBFS, A*, dan RRT* berhasil 100%. A* mempertahankan biaya optimal seperti UCS, yaitu 54,49, tetapi waktunya lebih kecil, sekitar 46,9 ms dibanding 413,5 ms pada UCS. GBFS tetap menjadi metode grid tercepat pada 11,1 ms, sedangkan RRT* membutuhkan 288,8 ms.</w:t>
       </w:r>
     </w:p>
     <w:p>
       <w:pPr>
         <w:pStyle w:val="BodyText"/>
-      </w:pPr>
-      <w:r>
-        <w:t>Pada skenario sulit, Brute Force turun menjadi 20% keberhasilan. UCS, GBFS, dan A* tetap berhasil 100%, sedangkan RRT* berhasil 80%. GBFS tetap sangat cepat pada 16,0 ms, tetapi biaya rata-ratanya 75,88, lebih buruk daripada UCS dan A* yang berada pada 70,76. Hal ini menunjukkan konsekuensi pemilihan heuristik tanpa memperhitungkan biaya aktual secara penuh.</w:t>
+        <w:rPr>
+          <w:lang w:val="id-ID"/>
+        </w:rPr>
+      </w:pPr>
+      <w:r>
+        <w:t>Pada skenario sulit, Brute Force turun menjadi 20% keberhasilan. UCS, GBFS, dan A* tetap berhasil 100%, sedangkan RRT* berhasil 80%. GBFS menjadi metode grid tercepat pada 33,8 ms, tetapi biaya rata-ratanya 75,88, lebih buruk daripada UCS dan A* yang berada pada 70,76. Hal ini menunjukkan konsekuensi pemilihan heuristik tanpa memperhitungkan biaya aktual secara penuh.</w:t>
       </w:r>
     </w:p>
     <w:p>
       <w:pPr>
         <w:pStyle w:val="BodyText"/>
-      </w:pPr>
-      <w:r>
-        <w:t xml:space="preserve">Pada skenario padat, semua metode menghadapi kondisi paling berat. Brute Force hanya berhasil 20%, sedangkan UCS, GBFS, A*, dan RRT* berhasil 80%. A* kembali mempertahankan biaya sama dengan UCS, </w:t>
-      </w:r>
-      <w:r>
-        <w:t>yaitu 57,56, sementara GBFS menghasilkan biaya 60,15 dan RRT* 59,49. Waktu RRT* meningkat menjadi 410,9 ms karena sampling dan rewiring lebih sering terhambat ruang bebas yang sempit.</w:t>
+        <w:rPr>
+          <w:lang w:val="id-ID"/>
+        </w:rPr>
+      </w:pPr>
+      <w:r>
+        <w:t xml:space="preserve">Pada skenario padat, semua metode menghadapi kondisi paling berat. Brute Force hanya berhasil 20%, sedangkan UCS, GBFS, A*, dan RRT* berhasil 80%. A* kembali mempertahankan biaya sama dengan UCS, yaitu 57,56, sementara GBFS menghasilkan biaya 60,15 dan RRT* 59,49. Waktu UCS dan RRT* meningkat menjadi 732,6 ms dan 686,2 ms karena </w:t>
+      </w:r>
+      <w:r>
+        <w:t>eksplorasi, sampling, dan rewiring lebih sering terhambat ruang bebas yang sempit.</w:t>
       </w:r>
     </w:p>
     <w:p>
@@ -6913,25 +6758,29 @@
         <w:rPr>
           <w:i/>
           <w:iCs/>
-        </w:rPr>
-      </w:pPr>
-      <w:r>
+          <w:lang w:val="id-ID"/>
+        </w:rPr>
+      </w:pPr>
+      <w:r>
+        <w:rPr>
+          <w:lang w:val="id-ID"/>
+        </w:rPr>
         <w:t>Secara umum, hasil menunjukkan bahwa Brute Force cocok sebagai baseline konseptual tetapi tidak kuat untuk peta kompleks. GBFS unggul dari sisi waktu dan jumlah processed, tetapi kualitas jalurnya tidak selalu baik. A* menjadi metode grid paling seimbang karena mempertahankan optimalitas UCS dengan ekspansi lebih sedikit. RRT* relevan untuk ruang kontinu, tetapi performanya lebih sensitif terhadap sampling dan parameter.</w:t>
       </w:r>
     </w:p>
     <w:p>
       <w:pPr>
         <w:pStyle w:val="BodyText"/>
-      </w:pPr>
-      <w:r>
-        <w:t>Visualisasi Jalur</w:t>
-      </w:r>
-    </w:p>
-    <w:p>
-      <w:pPr>
-        <w:pStyle w:val="BodyText"/>
-      </w:pPr>
-      <w:r>
+        <w:rPr>
+          <w:i/>
+          <w:iCs/>
+          <w:lang w:val="id-ID"/>
+        </w:rPr>
+      </w:pPr>
+      <w:r>
+        <w:rPr>
+          <w:lang w:val="id-ID"/>
+        </w:rPr>
         <w:t>Gambar 1 memperlihatkan contoh lintasan pada skenario sulit seed 4, yaitu seed yang menghasilkan lintasan valid untuk semua metode. Brute Force menghasilkan lintasan berupa segmen waypoint, UCS dan A* mengikuti grid biaya minimum, GBFS mengambil rute yang lebih agresif menuju goal, dan RRT* membentuk lintasan kontinu dari pohon sampling.</w:t>
       </w:r>
     </w:p>
@@ -6941,9 +6790,9 @@
           <w:noProof/>
         </w:rPr>
         <w:drawing>
-          <wp:inline distT="0" distB="0" distL="0" distR="0" wp14:anchorId="46AAD45A" wp14:editId="22A15D4F">
-            <wp:extent cx="2971800" cy="2117800"/>
-            <wp:effectExtent l="0" t="0" r="0" b="0"/>
+          <wp:inline distT="0" distB="0" distL="0" distR="0" wp14:anchorId="5930186D" wp14:editId="26A4843C">
+            <wp:extent cx="2743200" cy="1954892"/>
+            <wp:effectExtent l="0" t="0" r="0" b="7620"/>
             <wp:docPr id="5" name="Picture 5"/>
             <wp:cNvGraphicFramePr>
               <a:graphicFrameLocks xmlns:a="http://schemas.openxmlformats.org/drawingml/2006/main" noChangeAspect="1"/>
@@ -6964,7 +6813,7 @@
                   <pic:spPr>
                     <a:xfrm>
                       <a:off x="0" y="0"/>
-                      <a:ext cx="2971800" cy="2117800"/>
+                      <a:ext cx="2753020" cy="1961890"/>
                     </a:xfrm>
                     <a:prstGeom prst="rect">
                       <a:avLst/>
@@ -6981,30 +6830,42 @@
       <w:pPr>
         <w:pStyle w:val="figurecaption"/>
         <w:jc w:val="center"/>
-      </w:pPr>
-      <w:r>
+        <w:rPr>
+          <w:lang w:val="id-ID"/>
+        </w:rPr>
+      </w:pPr>
+      <w:r>
+        <w:rPr>
+          <w:lang w:val="id-ID"/>
+        </w:rPr>
         <w:t>Perbandingan lintasan Brute Force, UCS, GBFS, A*, dan RRT* pada skenario sulit.</w:t>
       </w:r>
     </w:p>
     <w:p>
       <w:pPr>
         <w:pStyle w:val="BodyText"/>
-      </w:pPr>
-      <w:r>
-        <w:t>Gambar 2 menunjukkan perbandingan waktu eksekusi rata-rata. GBFS konsisten menjadi metode tercepat karena hanya mengejar nilai heuristik. A* lebih lambat daripada GBFS, tetapi lebih stabil dari sisi biaya lintasan. UCS cenderung lambat karena mengeksplorasi area lebih luas, sedangkan RRT* dapat meningkat tajam pada skenario padat.</w:t>
-      </w:r>
-    </w:p>
-    <w:p>
+        <w:rPr>
+          <w:lang w:val="id-ID"/>
+        </w:rPr>
+      </w:pPr>
+      <w:r>
+        <w:t>Gambar 2 menunjukkan perbandingan waktu eksekusi rata-rata, dengan batang galat yang menyatakan simpangan baku sampel dari lima seed. GBFS menjadi metode grid tercepat pada setiap skenario, sedangkan A* mempertahankan biaya UCS dengan waktu lebih rendah. Variasi waktu membesar pada skenario padat, terutama pada GBFS, A*, dan RRT*, sehingga hasil waktu perlu dibaca bersama variasi antarseed.</w:t>
+      </w:r>
+    </w:p>
+    <w:p>
+      <w:pPr>
+        <w:keepNext/>
+      </w:pPr>
       <w:r>
         <w:rPr>
           <w:noProof/>
         </w:rPr>
         <w:lastRenderedPageBreak/>
         <w:drawing>
-          <wp:inline distT="0" distB="0" distL="0" distR="0" wp14:anchorId="238566A9" wp14:editId="4FC01565">
-            <wp:extent cx="2971800" cy="1802600"/>
+          <wp:inline distT="0" distB="0" distL="0" distR="0" wp14:anchorId="3E5CB51F" wp14:editId="637A8EC8">
+            <wp:extent cx="2743200" cy="1663908"/>
             <wp:effectExtent l="0" t="0" r="0" b="0"/>
-            <wp:docPr id="6" name="Picture 6"/>
+            <wp:docPr id="2078216889" name="Picture 2078216889"/>
             <wp:cNvGraphicFramePr>
               <a:graphicFrameLocks xmlns:a="http://schemas.openxmlformats.org/drawingml/2006/main" noChangeAspect="1"/>
             </wp:cNvGraphicFramePr>
@@ -7024,7 +6885,7 @@
                   <pic:spPr>
                     <a:xfrm>
                       <a:off x="0" y="0"/>
-                      <a:ext cx="2971800" cy="1802600"/>
+                      <a:ext cx="2748590" cy="1667177"/>
                     </a:xfrm>
                     <a:prstGeom prst="rect">
                       <a:avLst/>
@@ -7041,368 +6902,36 @@
       <w:pPr>
         <w:pStyle w:val="figurecaption"/>
         <w:jc w:val="center"/>
-      </w:pPr>
-      <w:r>
-        <w:t>Waktu eksekusi rata-rata pada setiap skenario.</w:t>
-      </w:r>
-    </w:p>
-    <w:p>
-      <w:pPr>
-        <w:pStyle w:val="Heading2"/>
-      </w:pPr>
-      <w:r>
-        <w:t>Analisis Perbandingan Algoritma</w:t>
+        <w:rPr>
+          <w:lang w:val="id-ID"/>
+        </w:rPr>
+      </w:pPr>
+      <w:r>
+        <w:t>Waktu eksekusi rata-rata dan simpangan baku pada setiap skenario.</w:t>
       </w:r>
     </w:p>
     <w:p>
       <w:pPr>
         <w:pStyle w:val="BodyText"/>
-      </w:pPr>
-      <w:r>
-        <w:t>Brute Force memiliki nilai pedagogis karena memperlihatkan cara paling langsung untuk mencoba kandidat solusi. Namun, pendekatan ini cepat kehilangan kelengkapan ketika jumlah kandidat dibatasi dan cepat kehilangan efisiensi ketika batasnya diperbesar. Dalam konteks robot sepak bola, Brute Force lebih cocok sebagai baseline kecil, bukan strategi utama.</w:t>
-      </w:r>
-    </w:p>
-    <w:p>
-      <w:pPr>
-        <w:pStyle w:val="BodyText"/>
-      </w:pPr>
-      <w:r>
-        <w:t>Kelompok UCS, GBFS, dan A* memperlihatkan spektrum strategi frontier. UCS paling aman untuk memverifikasi biaya optimal, tetapi cenderung banyak mengekspansi simpul. GBFS sangat cepat karena langsung mengejar goal, tetapi dapat memilih lintasan yang lebih panjang. A* menempati posisi tengah yang paling praktis karena heuristik membantu mengurangi ekspansi tanpa mengorbankan optimalitas pada grid ini.</w:t>
-      </w:r>
-    </w:p>
-    <w:p>
-      <w:pPr>
-        <w:pStyle w:val="BodyText"/>
-      </w:pPr>
-      <w:r>
-        <w:t>RRT* memiliki keunggulan konseptual karena tidak harus membagi ruang menjadi grid. Pendekatan ini relevan untuk perencanaan gerak kontinu dan dapat dikembangkan untuk mempertimbangkan batasan robotik lebih nyata, termasuk melalui varian informed sampling seperti Informed RRT* [7]. Kekurangannya adalah performa lebih sulit diprediksi karena bergantung pada jumlah sampel, goal bias, dan konfigurasi hambatan.</w:t>
-      </w:r>
-    </w:p>
-    <w:p>
-      <w:pPr>
-        <w:pStyle w:val="Heading2"/>
-      </w:pPr>
-      <w:r>
-        <w:t>Implikasi untuk Robot Sepak Bola Humanoid</w:t>
-      </w:r>
-    </w:p>
-    <w:p>
-      <w:pPr>
-        <w:pStyle w:val="BodyText"/>
-      </w:pPr>
-      <w:r>
-        <w:t>Jika sistem robot membutuhkan keputusan cepat pada peta grid lokal, A* merupakan pilihan paling kuat karena kompromi antara kualitas solusi dan efisiensi komputasi. GBFS dapat digunakan ketika waktu sangat sempit dan sedikit penurunan kualitas jalur masih dapat diterima. UCS berguna sebagai pembanding optimal, Brute Force sebagai baseline, dan RRT* untuk pengembangan menuju ruang gerak kontinu.</w:t>
-      </w:r>
-    </w:p>
-    <w:p>
-      <w:pPr>
-        <w:pStyle w:val="Heading2"/>
-      </w:pPr>
-      <w:r>
-        <w:t>Validasi dan Keterbatasan Eksperimen</w:t>
-      </w:r>
-    </w:p>
-    <w:p>
-      <w:pPr>
-        <w:pStyle w:val="BodyText"/>
-      </w:pPr>
-      <w:r>
-        <w:t>Validasi dilakukan dengan memeriksa bahwa jalur tidak memotong area hambatan. Pada Brute Force dan RRT*, setiap segmen garis diuji terhadap hambatan. Pada UCS, GBFS, dan A*, validasi dilakukan melalui pemeriksaan sel tetangga dan garis antar pusat sel agar gerak diagonal tidak melewati sudut hambatan.</w:t>
-      </w:r>
-    </w:p>
-    <w:p>
-      <w:pPr>
-        <w:pStyle w:val="BodyText"/>
-      </w:pPr>
-      <w:r>
-        <w:t>Keterbatasan utama eksperimen adalah bentuk robot direduksi menjadi titik. Dalam robot humanoid nyata, tubuh robot memiliki lebar, postur, dan stabilitas berjalan yang perlu diperhitungkan. Selain itu, peta bersifat statis, sedangkan pertandingan robot sepak bola memiliki objek dinamis dan ketidakpastian sensor.</w:t>
-      </w:r>
-    </w:p>
-    <w:p>
-      <w:pPr>
-        <w:pStyle w:val="BodyText"/>
-      </w:pPr>
-      <w:r>
-        <w:t>Sebagai bagian dari validasi, perbandingan ini tidak sepenuhnya identik karena setiap pendekatan memakai representasi ruang yang berbeda. UCS, GBFS, dan A* bekerja pada grid diskret; Brute Force bekerja pada kandidat waypoint dan segmen garis; sedangkan RRT* bekerja melalui sampling di ruang kontinu. Akibatnya, biaya lintasan A* dapat disebut optimal pada representasi grid, tetapi tidak otomatis menjadi optimum global pada ruang kontinu.</w:t>
-      </w:r>
-    </w:p>
-    <w:p>
-      <w:pPr>
-        <w:pStyle w:val="BodyText"/>
-      </w:pPr>
-      <w:r>
-        <w:t>Ancaman validitas lain berasal dari jumlah seed yang terbatas, implementasi Python yang belum dioptimasi tingkat rendah, serta parameter Brute Force dan RRT* yang perlu dibatasi agar eksperimen selesai dalam waktu wajar. Tabel utama menampilkan rata-rata agar tetap ringkas, sedangkan data mentah per seed dan simpangan baku disimpan pada CSV hasil eksperimen. Sebagai contoh, pada skenario Padat, RRT* memiliki simpangan baku waktu sekitar 157,6 ms dan simpangan baku processed sekitar 206,8 node, sehingga performa sampling perlu dibaca bersama variasinya. Untuk menjaga fairness, seluruh algoritma dijalankan pada peta yang sama, menggunakan perangkat yang sama, dan dievaluasi dengan fungsi validasi tabrakan yang sama untuk memastikan jalur tidak memotong hambatan.</w:t>
-      </w:r>
-    </w:p>
-    <w:p>
-      <w:pPr>
-        <w:pStyle w:val="Heading1"/>
-      </w:pPr>
-      <w:r>
-        <w:t>Kesimpulan dan Saran</w:t>
-      </w:r>
-    </w:p>
-    <w:p>
-      <w:pPr>
-        <w:pStyle w:val="Heading2"/>
-      </w:pPr>
-      <w:r>
-        <w:t>Kesimpulan</w:t>
-      </w:r>
-    </w:p>
-    <w:p>
-      <w:pPr>
-        <w:pStyle w:val="BodyText"/>
-      </w:pPr>
-      <w:r>
-        <w:t>Berdasarkan eksperimen yang dilakukan, A* menjadi algoritma paling seimbang untuk simulasi pencarian jalur robot sepak bola humanoid berbasis grid. A* menghasilkan biaya lintasan yang sama dengan UCS pada seluruh skenario yang berhasil, tetapi dengan waktu eksekusi dan jumlah ekspansi simpul yang lebih rendah.</w:t>
-      </w:r>
-    </w:p>
-    <w:p>
-      <w:pPr>
-        <w:pStyle w:val="BodyText"/>
-      </w:pPr>
-      <w:r>
-        <w:t>GBFS terbukti sangat cepat, tetapi tidak menjamin biaya minimum. Brute Force memperlihatkan batas pendekatan enumeratif: performanya masih dapat diterima pada peta sederhana, tetapi tingkat keberhasilannya turun pada skenario sulit dan padat. RRT* menawarkan fleksibilitas ruang kontinu, namun membutuhkan tuning sampling agar stabil.</w:t>
-      </w:r>
-    </w:p>
-    <w:p>
-      <w:pPr>
-        <w:pStyle w:val="BodyText"/>
-      </w:pPr>
-      <w:r>
-        <w:t>Dengan demikian, untuk kasus lapangan berhalangan yang masih berbasis grid, A* lebih direkomendasikan sebagai strategi utama. Untuk penelitian robotika lanjutan yang mempertimbangkan ruang gerak kontinu dan batasan kinematika, RRT* tetap relevan sebagai dasar pengembangan.</w:t>
-      </w:r>
-    </w:p>
-    <w:p>
-      <w:pPr>
-        <w:pStyle w:val="Heading2"/>
-      </w:pPr>
-      <w:r>
-        <w:t>Saran</w:t>
-      </w:r>
-    </w:p>
-    <w:p>
-      <w:pPr>
-        <w:pStyle w:val="BodyText"/>
-      </w:pPr>
-      <w:r>
-        <w:t>Penelitian selanjutnya dapat menambahkan hambatan dinamis agar lebih mendekati kondisi pertandingan robot sepak bola. Eksperimen juga dapat diperluas dengan variasi algoritma seperti Theta* [8], D* Lite [9], atau Hybrid A* [10] yang lebih dekat dengan kebutuhan navigasi robot bergerak. Pada sisi Brute Force, kandidat waypoint dapat dibuat adaptif menggunakan visibility graph agar baseline lebih kuat. Pada sisi RRT*, tuning parameter dapat dilakukan secara lebih sistematis dengan menguji variasi step size, radius rewiring, goal bias, jumlah iterasi, dan informed sampling [7].</w:t>
-      </w:r>
-    </w:p>
-    <w:p>
-      <w:pPr>
-        <w:pStyle w:val="Heading5"/>
-      </w:pPr>
-      <w:r>
-        <w:t>LAMPIRAN</w:t>
-      </w:r>
-    </w:p>
-    <w:p>
-      <w:pPr>
-        <w:pStyle w:val="BodyText"/>
-      </w:pPr>
-      <w:r>
-        <w:t>Link kode program: pending sampai repository GitHub final dibuat. Arsip kode siap dikumpulkan tersedia pada dist/asa_robot_path_planning_code.zip.</w:t>
-      </w:r>
-    </w:p>
-    <w:p>
-      <w:pPr>
-        <w:pStyle w:val="BodyText"/>
-        <w:rPr>
-          <w:smallCaps/>
-        </w:rPr>
-      </w:pPr>
-      <w:r>
-        <w:t>Link video penjelasan: pending. Jika video bonus dibuat sebelum tenggat bonus, tautan YouTube public atau unlisted dapat ditambahkan pada bagian ini.</w:t>
-      </w:r>
-    </w:p>
-    <w:p>
-      <w:pPr>
-        <w:pStyle w:val="Heading5"/>
-      </w:pPr>
-      <w:r>
-        <w:t>References</w:t>
-      </w:r>
-    </w:p>
-    <w:p>
-      <w:pPr>
-        <w:pStyle w:val="BodyText"/>
-      </w:pPr>
-      <w:r>
-        <w:t>[1] E. W. Dijkstra, “A note on two problems in connexion with graphs,” Numerische Mathematik, vol. 1, pp. 269–271, 1959.</w:t>
-      </w:r>
-    </w:p>
-    <w:p>
-      <w:pPr>
-        <w:pStyle w:val="BodyText"/>
-      </w:pPr>
-      <w:r>
-        <w:t>[2] P. E. Hart, N. J. Nilsson, and B. Raphael, “A formal basis for the heuristic determination of minimum cost paths,” IEEE Transactions on Systems Science and Cybernetics, vol. 4, no. 2, pp. 100–107, 1968.</w:t>
-      </w:r>
-    </w:p>
-    <w:p>
-      <w:pPr>
-        <w:pStyle w:val="BodyText"/>
-      </w:pPr>
-      <w:r>
-        <w:t>[3] S. M. LaValle, Planning Algorithms. Cambridge, U.K.: Cambridge University Press, 2006.</w:t>
-      </w:r>
-    </w:p>
-    <w:p>
-      <w:pPr>
-        <w:pStyle w:val="BodyText"/>
-      </w:pPr>
-      <w:r>
-        <w:t>[4] S. Karaman and E. Frazzoli, “Sampling-based algorithms for optimal motion planning,” The International Journal of Robotics Research, vol. 30, no. 7, pp. 846–894, 2011.</w:t>
-      </w:r>
-    </w:p>
-    <w:p>
-      <w:pPr>
-        <w:pStyle w:val="BodyText"/>
-      </w:pPr>
-      <w:r>
-        <w:t>[5] P. Corke, Robotics, Vision and Control: Fundamental Algorithms in MATLAB, 2nd ed. Cham, Switzerland: Springer, 2017.</w:t>
-      </w:r>
-    </w:p>
-    <w:p>
-      <w:pPr>
-        <w:pStyle w:val="BodyText"/>
-      </w:pPr>
-      <w:r>
-        <w:t>[6] M. Bennewitz, S. Behnke, and W. Burgard, “Optimizing humanoid walking paths using body motion primitives,” in Proc. IEEE International Conference on Robotics and Automation, 2005, pp. 1273–1278.</w:t>
-      </w:r>
-    </w:p>
-    <w:p>
-      <w:pPr>
-        <w:pStyle w:val="BodyText"/>
-      </w:pPr>
-      <w:r>
-        <w:t>[7] J. D. Gammell, S. S. Srinivasa, and T. D. Barfoot, “Informed RRT*: Optimal sampling-based path planning focused via direct sampling of an admissible ellipsoidal heuristic,” in Proc. IEEE/RSJ International Conference on Intelligent Robots and Systems, 2014, pp. 2997–3004.</w:t>
-      </w:r>
-    </w:p>
-    <w:p>
-      <w:pPr>
-        <w:pStyle w:val="BodyText"/>
-      </w:pPr>
-      <w:r>
-        <w:t>[8] A. Nash, K. Daniel, S. Koenig, and A. Felner, “Theta*: Any-angle path planning on grids,” Journal of Artificial Intelligence Research, vol. 39, pp. 533–579, 2010.</w:t>
-      </w:r>
-    </w:p>
-    <w:p>
-      <w:pPr>
-        <w:pStyle w:val="BodyText"/>
-      </w:pPr>
-      <w:r>
-        <w:t>[9] S. Koenig and M. Likhachev, “D* Lite,” in Proc. AAAI Conference on Artificial Intelligence, 2002, pp. 476–483.</w:t>
-      </w:r>
-    </w:p>
-    <w:p>
-      <w:pPr>
-        <w:pStyle w:val="BodyText"/>
-      </w:pPr>
-      <w:r>
-        <w:t>[10] D. Dolgov, S. Thrun, M. Montemerlo, and J. Diebel, “Practical search techniques in path planning for autonomous driving,” in Proc. AAAI Workshop on Search in Artificial Intelligence and Robotics, 2008.</w:t>
-      </w:r>
-    </w:p>
-    <w:p>
-      <w:pPr>
-        <w:pStyle w:val="Heading5"/>
-      </w:pPr>
-      <w:r>
-        <w:t>PERNYATAAN</w:t>
-      </w:r>
-    </w:p>
-    <w:p>
-      <w:pPr>
-        <w:pStyle w:val="BodyText"/>
-      </w:pPr>
-      <w:r>
-        <w:t xml:space="preserve">Dengan ini saya menyatakan bahwa makalah yang saya susun merupakan hasil karya saya sendiri dan tidak </w:t>
-      </w:r>
-      <w:r>
-        <w:t>merupakan saduran, terjemahan, maupun plagiasi dari karya orang lain. Seluruh sumber yang digunakan telah dicantumkan secara benar sesuai dengan kaidah penulisan ilmiah.</w:t>
-      </w:r>
-    </w:p>
-    <w:p>
-      <w:pPr>
-        <w:pStyle w:val="BodyText"/>
-      </w:pPr>
-      <w:r>
-        <w:t>Terkait penggunaan teknologi kecerdasan buatan (Artificial Intelligence), saya menyatakan bahwa:</w:t>
-      </w:r>
-    </w:p>
-    <w:p>
-      <w:pPr>
-        <w:pStyle w:val="BodyText"/>
-      </w:pPr>
-      <w:r>
-        <w:t>☐ Saya tidak menggunakan alat bantu AI dalam proses penyusunan makalah ini.</w:t>
-      </w:r>
-    </w:p>
-    <w:p>
-      <w:pPr>
-        <w:pStyle w:val="BodyText"/>
-      </w:pPr>
-      <w:r>
-        <w:t>☑ Saya menggunakan alat bantu AI sebagai pendukung dalam penyusunan makalah ini dengan rincian sebagai berikut:</w:t>
-      </w:r>
-    </w:p>
-    <w:p>
-      <w:pPr>
-        <w:pStyle w:val="BodyText"/>
-      </w:pPr>
-      <w:r>
-        <w:t>• Nama alat AI: OpenAI Codex.</w:t>
-      </w:r>
-    </w:p>
-    <w:p>
-      <w:pPr>
-        <w:pStyle w:val="BodyText"/>
-      </w:pPr>
-      <w:r>
-        <w:t>• Tujuan penggunaan: membantu revisi struktur algoritma, perapian narasi, dan penyelarasan hasil eksperimen dengan kode.</w:t>
-      </w:r>
-    </w:p>
-    <w:p>
-      <w:pPr>
-        <w:pStyle w:val="BodyText"/>
-      </w:pPr>
-      <w:r>
-        <w:t>• Ruang lingkup penggunaan: penyusunan teks makalah, bantuan pembaruan kode eksperimen, dan perapian tabel/visualisasi; seluruh isi, analisis, dan keputusan akhir tetap diverifikasi serta menjadi tanggung jawab penulis.</w:t>
-      </w:r>
-    </w:p>
-    <w:p>
-      <w:pPr>
-        <w:pStyle w:val="BodyText"/>
-      </w:pPr>
-      <w:r>
-        <w:t>Penggunaan AI, apabila ada, hanya bersifat sebagai alat bantu dan tidak menggantikan peran saya sebagai penulis utama. Seluruh isi, analisis, serta kesimpulan dalam makalah ini tetap merupakan tanggung jawab saya sepenuhnya.</w:t>
-      </w:r>
-    </w:p>
-    <w:p>
-      <w:pPr>
-        <w:pStyle w:val="BodyText"/>
-        <w:spacing w:before="240"/>
-        <w:jc w:val="right"/>
+        <w:keepNext/>
+      </w:pPr>
+      <w:r>
+        <w:t>Gambar 3 membandingkan jumlah processed pada keluarga pencarian grid, sehingga satuannya konsisten sebagai simpul grid yang diproses. Dibandingkan UCS, A* mengurangi processed sebesar 42,6-87,9%: Mudah 87,9%, Sedang 87,6%, Sulit 42,6%, dan Padat 67,8%. Pada keempat skenario, pengurangan ini tetap menghasilkan biaya lintasan dan tingkat keberhasilan yang sama dengan UCS.</w:t>
+      </w:r>
+    </w:p>
+    <w:p>
+      <w:pPr>
+        <w:keepNext/>
       </w:pPr>
       <w:r>
         <w:rPr>
           <w:noProof/>
         </w:rPr>
         <w:drawing>
-          <wp:anchor distT="0" distB="0" distL="114300" distR="114300" simplePos="0" relativeHeight="251659264" behindDoc="0" locked="0" layoutInCell="1" allowOverlap="1" wp14:anchorId="5FDD1110" wp14:editId="3EE4738C">
-            <wp:simplePos x="0" y="0"/>
-            <wp:positionH relativeFrom="column">
-              <wp:posOffset>4675459</wp:posOffset>
-            </wp:positionH>
-            <wp:positionV relativeFrom="paragraph">
-              <wp:posOffset>89086</wp:posOffset>
-            </wp:positionV>
-            <wp:extent cx="1271239" cy="964075"/>
+          <wp:inline distT="0" distB="0" distL="0" distR="0" wp14:anchorId="7C3B1C6B" wp14:editId="6CE6C6C9">
+            <wp:extent cx="2743200" cy="1665149"/>
             <wp:effectExtent l="0" t="0" r="0" b="0"/>
-            <wp:wrapNone/>
-            <wp:docPr id="2057300220" name="Picture 1"/>
+            <wp:docPr id="2078216890" name="Picture 2078216890"/>
             <wp:cNvGraphicFramePr>
               <a:graphicFrameLocks xmlns:a="http://schemas.openxmlformats.org/drawingml/2006/main" noChangeAspect="1"/>
             </wp:cNvGraphicFramePr>
@@ -7410,50 +6939,673 @@
               <a:graphicData uri="http://schemas.openxmlformats.org/drawingml/2006/picture">
                 <pic:pic xmlns:pic="http://schemas.openxmlformats.org/drawingml/2006/picture">
                   <pic:nvPicPr>
-                    <pic:cNvPr id="0" name="Picture 1"/>
-                    <pic:cNvPicPr>
-                      <a:picLocks noChangeAspect="1" noChangeArrowheads="1"/>
-                    </pic:cNvPicPr>
+                    <pic:cNvPr id="0" name="fig_processed_grid.png"/>
+                    <pic:cNvPicPr/>
                   </pic:nvPicPr>
                   <pic:blipFill>
-                    <a:blip r:embed="rId8" cstate="print">
-                      <a:extLst>
-                        <a:ext uri="{28A0092B-C50C-407E-A947-70E740481C1C}">
-                          <a14:useLocalDpi xmlns:a14="http://schemas.microsoft.com/office/drawing/2010/main" val="0"/>
-                        </a:ext>
-                      </a:extLst>
-                    </a:blip>
-                    <a:srcRect/>
+                    <a:blip r:embed="rId8"/>
                     <a:stretch>
                       <a:fillRect/>
                     </a:stretch>
                   </pic:blipFill>
-                  <pic:spPr bwMode="auto">
+                  <pic:spPr>
                     <a:xfrm>
                       <a:off x="0" y="0"/>
-                      <a:ext cx="1271239" cy="964075"/>
+                      <a:ext cx="2747377" cy="1667684"/>
                     </a:xfrm>
                     <a:prstGeom prst="rect">
                       <a:avLst/>
                     </a:prstGeom>
-                    <a:noFill/>
-                    <a:ln>
-                      <a:noFill/>
-                    </a:ln>
                   </pic:spPr>
                 </pic:pic>
               </a:graphicData>
             </a:graphic>
-            <wp14:sizeRelH relativeFrom="page">
-              <wp14:pctWidth>0</wp14:pctWidth>
-            </wp14:sizeRelH>
-            <wp14:sizeRelV relativeFrom="page">
-              <wp14:pctHeight>0</wp14:pctHeight>
-            </wp14:sizeRelV>
-          </wp:anchor>
+          </wp:inline>
         </w:drawing>
       </w:r>
-      <w:r>
+    </w:p>
+    <w:p>
+      <w:pPr>
+        <w:pStyle w:val="figurecaption"/>
+        <w:jc w:val="center"/>
+      </w:pPr>
+      <w:r>
+        <w:t>Jumlah processed rata-rata UCS, GBFS, dan A* pada setiap skenario.</w:t>
+      </w:r>
+    </w:p>
+    <w:p>
+      <w:pPr>
+        <w:pStyle w:val="Heading2"/>
+      </w:pPr>
+      <w:r>
+        <w:t>Analisis Perbandingan Algoritma</w:t>
+      </w:r>
+    </w:p>
+    <w:p>
+      <w:pPr>
+        <w:pStyle w:val="BodyText"/>
+        <w:rPr>
+          <w:lang w:val="id-ID"/>
+        </w:rPr>
+      </w:pPr>
+      <w:r>
+        <w:rPr>
+          <w:lang w:val="id-ID"/>
+        </w:rPr>
+        <w:t>Brute Force memiliki nilai pedagogis karena memperlihatkan cara paling langsung untuk mencoba kandidat solusi. Namun, pendekatan ini cepat kehilangan kelengkapan ketika jumlah kandidat dibatasi dan cepat kehilangan efisiensi ketika batasnya diperbesar. Dalam konteks robot sepak bola, Brute Force lebih cocok sebagai baseline kecil, bukan strategi utama.</w:t>
+      </w:r>
+    </w:p>
+    <w:p>
+      <w:pPr>
+        <w:pStyle w:val="BodyText"/>
+        <w:rPr>
+          <w:lang w:val="id-ID"/>
+        </w:rPr>
+      </w:pPr>
+      <w:r>
+        <w:t xml:space="preserve">Kelompok UCS, GBFS, dan A* memperlihatkan spektrum strategi frontier. UCS paling aman untuk memverifikasi biaya optimal, tetapi cenderung banyak mengekspansi simpul. GBFS sangat cepat karena langsung mengejar goal, tetapi dapat memilih lintasan yang lebih panjang. A* menempati posisi tengah yang paling praktis karena heuristik membantu mengurangi ekspansi tanpa mengorbankan optimalitas pada grid ini. Pada skenario Sulit, A* memproses 1.037 simpul, lebih mendekati UCS yang memproses 1.808 simpul </w:t>
+      </w:r>
+      <w:r>
+        <w:t>daripada pada skenario lain, karena dua dinding dan delapan hambatan memaksa detour melalui ruang bebas terbatas sehingga heuristik Euclidean kurang informatif terhadap biaya sisa.</w:t>
+      </w:r>
+    </w:p>
+    <w:p>
+      <w:pPr>
+        <w:pStyle w:val="BodyText"/>
+        <w:rPr>
+          <w:lang w:val="id-ID"/>
+        </w:rPr>
+      </w:pPr>
+      <w:r>
+        <w:rPr>
+          <w:lang w:val="id-ID"/>
+        </w:rPr>
+        <w:t>RRT* memiliki keunggulan konseptual karena tidak harus membagi ruang menjadi grid. Pendekatan ini relevan untuk perencanaan gerak kontinu dan dapat dikembangkan untuk mempertimbangkan batasan robotik lebih nyata, termasuk melalui varian informed sampling seperti Informed RRT* [7]. Kekurangannya adalah performa lebih sulit diprediksi karena bergantung pada jumlah sampel, goal bias, dan konfigurasi hambatan.</w:t>
+      </w:r>
+    </w:p>
+    <w:p>
+      <w:pPr>
+        <w:pStyle w:val="Heading2"/>
+      </w:pPr>
+      <w:r>
+        <w:t>Implikasi untuk Robot Sepak Bola Humanoid</w:t>
+      </w:r>
+    </w:p>
+    <w:p>
+      <w:pPr>
+        <w:pStyle w:val="BodyText"/>
+        <w:rPr>
+          <w:lang w:val="id-ID"/>
+        </w:rPr>
+      </w:pPr>
+      <w:r>
+        <w:rPr>
+          <w:lang w:val="id-ID"/>
+        </w:rPr>
+        <w:t>Jika sistem robot membutuhkan keputusan cepat pada peta grid lokal, A* merupakan pilihan paling kuat karena kompromi antara kualitas solusi dan efisiensi komputasi. GBFS dapat digunakan ketika waktu sangat sempit dan sedikit penurunan kualitas jalur masih dapat diterima. UCS berguna sebagai pembanding optimal, Brute Force sebagai baseline, dan RRT* untuk pengembangan menuju ruang gerak kontinu.</w:t>
+      </w:r>
+    </w:p>
+    <w:p>
+      <w:pPr>
+        <w:pStyle w:val="Heading2"/>
+      </w:pPr>
+      <w:r>
+        <w:t>Validasi dan Keterbatasan Eksperimen</w:t>
+      </w:r>
+    </w:p>
+    <w:p>
+      <w:pPr>
+        <w:pStyle w:val="BodyText"/>
+        <w:rPr>
+          <w:lang w:val="id-ID"/>
+        </w:rPr>
+      </w:pPr>
+      <w:r>
+        <w:rPr>
+          <w:lang w:val="id-ID"/>
+        </w:rPr>
+        <w:t>Validasi dilakukan dengan memeriksa bahwa jalur tidak memotong area hambatan. Pada Brute Force dan RRT*, setiap segmen garis diuji terhadap hambatan. Pada UCS, GBFS, dan A*, validasi dilakukan melalui pemeriksaan sel tetangga dan garis antar pusat sel agar gerak diagonal tidak melewati sudut hambatan.</w:t>
+      </w:r>
+    </w:p>
+    <w:p>
+      <w:pPr>
+        <w:pStyle w:val="BodyText"/>
+        <w:rPr>
+          <w:lang w:val="id-ID"/>
+        </w:rPr>
+      </w:pPr>
+      <w:r>
+        <w:rPr>
+          <w:lang w:val="id-ID"/>
+        </w:rPr>
+        <w:t>Keterbatasan utama eksperimen adalah bentuk robot direduksi menjadi titik. Dalam robot humanoid nyata, tubuh robot memiliki lebar, postur, dan stabilitas berjalan yang perlu diperhitungkan. Selain itu, peta bersifat statis, sedangkan pertandingan robot sepak bola memiliki objek dinamis dan ketidakpastian sensor.</w:t>
+      </w:r>
+    </w:p>
+    <w:p>
+      <w:pPr>
+        <w:pStyle w:val="BodyText"/>
+        <w:rPr>
+          <w:lang w:val="id-ID"/>
+        </w:rPr>
+      </w:pPr>
+      <w:r>
+        <w:rPr>
+          <w:lang w:val="id-ID"/>
+        </w:rPr>
+        <w:t>Sebagai bagian dari validasi, perbandingan ini tidak sepenuhnya identik karena setiap pendekatan memakai representasi ruang yang berbeda. UCS, GBFS, dan A* bekerja pada grid diskret; Brute Force bekerja pada kandidat waypoint dan segmen garis; sedangkan RRT* bekerja melalui sampling di ruang kontinu. Akibatnya, biaya lintasan A* dapat disebut optimal pada representasi grid, tetapi tidak otomatis menjadi optimum global pada ruang kontinu.</w:t>
+      </w:r>
+    </w:p>
+    <w:p>
+      <w:pPr>
+        <w:pStyle w:val="BodyText"/>
+        <w:rPr>
+          <w:lang w:val="id-ID"/>
+        </w:rPr>
+      </w:pPr>
+      <w:r>
+        <w:t xml:space="preserve">Ancaman validitas lain berasal dari jumlah seed yang terbatas, implementasi Python yang belum dioptimasi tingkat rendah, serta parameter Brute Force dan RRT* yang perlu dibatasi agar eksperimen selesai dalam waktu wajar. Tabel utama menampilkan rata-rata agar tetap ringkas, sedangkan data mentah per seed dan simpangan baku disimpan pada CSV hasil eksperimen. Pada skenario Padat, simpangan baku waktu GBFS, A*, dan RRT* masing-masing sekitar 336,8 ms, 207,6 ms, dan 181,6 ms; simpangan baku </w:t>
+      </w:r>
+      <w:r>
+        <w:lastRenderedPageBreak/>
+        <w:t>processed RRT* sekitar 206,8 node. Variasi ini menunjukkan bahwa pengukuran waktu dan metode sampling perlu dibaca bersama sebaran antarseed. Untuk menjaga fairness, seluruh algoritma dijalankan pada peta yang sama, menggunakan perangkat yang sama, dan dievaluasi dengan fungsi validasi tabrakan yang sama untuk memastikan jalur tidak memotong hambatan.</w:t>
+      </w:r>
+    </w:p>
+    <w:p>
+      <w:pPr>
+        <w:pStyle w:val="Heading1"/>
+      </w:pPr>
+      <w:r>
+        <w:t>Kesimpulan dan Saran</w:t>
+      </w:r>
+    </w:p>
+    <w:p>
+      <w:pPr>
+        <w:pStyle w:val="Heading2"/>
+      </w:pPr>
+      <w:r>
+        <w:t>Kesimpulan</w:t>
+      </w:r>
+    </w:p>
+    <w:p>
+      <w:pPr>
+        <w:pStyle w:val="BodyText"/>
+        <w:rPr>
+          <w:lang w:val="id-ID"/>
+        </w:rPr>
+      </w:pPr>
+      <w:r>
+        <w:rPr>
+          <w:lang w:val="id-ID"/>
+        </w:rPr>
+        <w:t>Berdasarkan eksperimen yang dilakukan, A* menjadi algoritma paling seimbang untuk simulasi pencarian jalur robot sepak bola humanoid berbasis grid. A* menghasilkan biaya lintasan yang sama dengan UCS pada seluruh skenario yang berhasil, tetapi dengan waktu eksekusi dan jumlah ekspansi simpul yang lebih rendah.</w:t>
+      </w:r>
+    </w:p>
+    <w:p>
+      <w:pPr>
+        <w:pStyle w:val="BodyText"/>
+        <w:rPr>
+          <w:lang w:val="id-ID"/>
+        </w:rPr>
+      </w:pPr>
+      <w:r>
+        <w:rPr>
+          <w:lang w:val="id-ID"/>
+        </w:rPr>
+        <w:t>GBFS terbukti sangat cepat, tetapi tidak menjamin biaya minimum. Brute Force memperlihatkan batas pendekatan enumeratif: performanya masih dapat diterima pada peta sederhana, tetapi tingkat keberhasilannya turun pada skenario sulit dan padat. RRT* menawarkan fleksibilitas ruang kontinu, namun membutuhkan tuning sampling agar stabil.</w:t>
+      </w:r>
+    </w:p>
+    <w:p>
+      <w:pPr>
+        <w:pStyle w:val="BodyText"/>
+        <w:rPr>
+          <w:lang w:val="id-ID"/>
+        </w:rPr>
+      </w:pPr>
+      <w:r>
+        <w:rPr>
+          <w:lang w:val="id-ID"/>
+        </w:rPr>
+        <w:t>Dengan demikian, untuk kasus lapangan berhalangan yang masih berbasis grid, A* lebih direkomendasikan sebagai strategi utama. Untuk penelitian robotika lanjutan yang mempertimbangkan ruang gerak kontinu dan batasan kinematika, RRT* tetap relevan sebagai dasar pengembangan.</w:t>
+      </w:r>
+    </w:p>
+    <w:p>
+      <w:pPr>
+        <w:pStyle w:val="Heading2"/>
+      </w:pPr>
+      <w:r>
+        <w:t>Saran</w:t>
+      </w:r>
+    </w:p>
+    <w:p>
+      <w:pPr>
+        <w:pStyle w:val="BodyText"/>
+        <w:rPr>
+          <w:lang w:val="id-ID"/>
+        </w:rPr>
+      </w:pPr>
+      <w:r>
+        <w:rPr>
+          <w:lang w:val="id-ID"/>
+        </w:rPr>
+        <w:t>Penelitian selanjutnya dapat menambahkan hambatan dinamis agar lebih mendekati kondisi pertandingan robot sepak bola. Eksperimen juga dapat diperluas dengan variasi algoritma seperti Theta* [8], D* Lite [9], atau Hybrid A* [10] yang lebih dekat dengan kebutuhan navigasi robot bergerak. Pada sisi Brute Force, kandidat waypoint dapat dibuat adaptif menggunakan visibility graph agar baseline lebih kuat. Pada sisi RRT*, tuning parameter dapat dilakukan secara lebih sistematis dengan menguji variasi step size, radius rewiring, goal bias, jumlah iterasi, dan informed sampling [7].</w:t>
+      </w:r>
+    </w:p>
+    <w:p>
+      <w:pPr>
+        <w:pStyle w:val="Heading5"/>
+      </w:pPr>
+      <w:r>
+        <w:t>LAMPIRAN</w:t>
+      </w:r>
+    </w:p>
+    <w:p>
+      <w:pPr>
+        <w:pStyle w:val="BodyText"/>
+        <w:jc w:val="left"/>
+        <w:rPr>
+          <w:lang w:val="id-ID"/>
+        </w:rPr>
+      </w:pPr>
+      <w:r>
+        <w:rPr>
+          <w:lang w:val="id-ID"/>
+        </w:rPr>
+        <w:t>Link kode</w:t>
+      </w:r>
+      <w:r>
+        <w:rPr>
+          <w:lang w:val="id-ID"/>
+        </w:rPr>
+        <w:t xml:space="preserve"> </w:t>
+      </w:r>
+      <w:r>
+        <w:rPr>
+          <w:lang w:val="id-ID"/>
+        </w:rPr>
+        <w:t>program:</w:t>
+      </w:r>
+      <w:r>
+        <w:rPr>
+          <w:lang w:val="id-ID"/>
+        </w:rPr>
+        <w:t xml:space="preserve"> </w:t>
+      </w:r>
+      <w:hyperlink r:id="rId9" w:history="1">
+        <w:r>
+          <w:rPr>
+            <w:rStyle w:val="Hyperlink"/>
+            <w:color w:val="auto"/>
+            <w:u w:val="none"/>
+            <w:lang w:val="id-ID"/>
+          </w:rPr>
+          <w:t>https://github.com/myudak/Project-ASA-Analisis-Perbandingan-Path.git</w:t>
+        </w:r>
+      </w:hyperlink>
+    </w:p>
+    <w:p>
+      <w:pPr>
+        <w:pStyle w:val="BodyText"/>
+        <w:jc w:val="left"/>
+        <w:rPr>
+          <w:lang w:val="id-ID"/>
+        </w:rPr>
+      </w:pPr>
+      <w:r>
+        <w:rPr>
+          <w:lang w:val="id-ID"/>
+        </w:rPr>
+        <w:t xml:space="preserve">Link video </w:t>
+      </w:r>
+      <w:r>
+        <w:rPr>
+          <w:lang w:val="id-ID"/>
+        </w:rPr>
+        <w:t>penjelasan:</w:t>
+      </w:r>
+      <w:r>
+        <w:rPr>
+          <w:lang w:val="id-ID"/>
+        </w:rPr>
+        <w:t xml:space="preserve"> </w:t>
+      </w:r>
+      <w:hyperlink r:id="rId10" w:history="1">
+        <w:r>
+          <w:rPr>
+            <w:rStyle w:val="Hyperlink"/>
+            <w:color w:val="auto"/>
+            <w:u w:val="none"/>
+            <w:lang w:val="id-ID"/>
+          </w:rPr>
+          <w:t>https://youtu.be/gW-vJh0jpOA?si=Jcxtga3KlfvjNRMc</w:t>
+        </w:r>
+      </w:hyperlink>
+    </w:p>
+    <w:p>
+      <w:pPr>
+        <w:pStyle w:val="BodyText"/>
+        <w:jc w:val="left"/>
+        <w:rPr>
+          <w:lang w:val="id-ID"/>
+        </w:rPr>
+      </w:pPr>
+      <w:r>
+        <w:rPr>
+          <w:lang w:val="id-ID"/>
+        </w:rPr>
+        <w:t xml:space="preserve">Link </w:t>
+      </w:r>
+      <w:r>
+        <w:rPr>
+          <w:lang w:val="id-ID"/>
+        </w:rPr>
+        <w:t>w</w:t>
+      </w:r>
+      <w:r>
+        <w:rPr>
+          <w:lang w:val="id-ID"/>
+        </w:rPr>
+        <w:t>ebsite interaktif dan simulasi:</w:t>
+      </w:r>
+      <w:r>
+        <w:rPr>
+          <w:lang w:val="id-ID"/>
+        </w:rPr>
+        <w:t xml:space="preserve"> </w:t>
+      </w:r>
+      <w:hyperlink r:id="rId11" w:history="1">
+        <w:r>
+          <w:rPr>
+            <w:rStyle w:val="Hyperlink"/>
+            <w:color w:val="auto"/>
+            <w:u w:val="none"/>
+            <w:lang w:val="id-ID"/>
+          </w:rPr>
+          <w:t>https://myudak.github.io/Project-ASA-Analisis-Perbandingan-Path/</w:t>
+        </w:r>
+      </w:hyperlink>
+    </w:p>
+    <w:p>
+      <w:pPr>
+        <w:pStyle w:val="Heading5"/>
+      </w:pPr>
+      <w:r>
+        <w:t>References</w:t>
+      </w:r>
+    </w:p>
+    <w:p>
+      <w:pPr>
+        <w:pStyle w:val="BodyText"/>
+        <w:rPr>
+          <w:lang w:val="id-ID"/>
+        </w:rPr>
+      </w:pPr>
+      <w:r>
+        <w:rPr>
+          <w:lang w:val="id-ID"/>
+        </w:rPr>
+        <w:t>[1] E. W. Dijkstra, “A note on two problems in connexion with graphs,” Numerische Mathematik, vol. 1, pp. 269–271, 1959.</w:t>
+      </w:r>
+    </w:p>
+    <w:p>
+      <w:pPr>
+        <w:pStyle w:val="BodyText"/>
+        <w:rPr>
+          <w:lang w:val="id-ID"/>
+        </w:rPr>
+      </w:pPr>
+      <w:r>
+        <w:rPr>
+          <w:lang w:val="id-ID"/>
+        </w:rPr>
+        <w:t>[2] P. E. Hart, N. J. Nilsson, and B. Raphael, “A formal basis for the heuristic determination of minimum cost paths,” IEEE Transactions on Systems Science and Cybernetics, vol. 4, no. 2, pp. 100–107, 1968.</w:t>
+      </w:r>
+    </w:p>
+    <w:p>
+      <w:pPr>
+        <w:pStyle w:val="BodyText"/>
+        <w:rPr>
+          <w:lang w:val="id-ID"/>
+        </w:rPr>
+      </w:pPr>
+      <w:r>
+        <w:rPr>
+          <w:lang w:val="id-ID"/>
+        </w:rPr>
+        <w:t>[3] S. M. LaValle, Planning Algorithms. Cambridge, U.K.: Cambridge University Press, 2006.</w:t>
+      </w:r>
+    </w:p>
+    <w:p>
+      <w:pPr>
+        <w:pStyle w:val="BodyText"/>
+        <w:rPr>
+          <w:lang w:val="id-ID"/>
+        </w:rPr>
+      </w:pPr>
+      <w:r>
+        <w:rPr>
+          <w:lang w:val="id-ID"/>
+        </w:rPr>
+        <w:t>[4] S. Karaman and E. Frazzoli, “Sampling-based algorithms for optimal motion planning,” The International Journal of Robotics Research, vol. 30, no. 7, pp. 846–894, 2011.</w:t>
+      </w:r>
+    </w:p>
+    <w:p>
+      <w:pPr>
+        <w:pStyle w:val="BodyText"/>
+        <w:rPr>
+          <w:lang w:val="id-ID"/>
+        </w:rPr>
+      </w:pPr>
+      <w:r>
+        <w:rPr>
+          <w:lang w:val="id-ID"/>
+        </w:rPr>
+        <w:t>[5] P. Corke, Robotics, Vision and Control: Fundamental Algorithms in MATLAB, 2nd ed. Cham, Switzerland: Springer, 2017.</w:t>
+      </w:r>
+    </w:p>
+    <w:p>
+      <w:pPr>
+        <w:pStyle w:val="BodyText"/>
+        <w:rPr>
+          <w:lang w:val="id-ID"/>
+        </w:rPr>
+      </w:pPr>
+      <w:r>
+        <w:rPr>
+          <w:lang w:val="id-ID"/>
+        </w:rPr>
+        <w:t>[6] M. Bennewitz, S. Behnke, and W. Burgard, “Optimizing humanoid walking paths using body motion primitives,” in Proc. IEEE International Conference on Robotics and Automation, 2005, pp. 1273–1278.</w:t>
+      </w:r>
+    </w:p>
+    <w:p>
+      <w:pPr>
+        <w:pStyle w:val="BodyText"/>
+        <w:rPr>
+          <w:lang w:val="id-ID"/>
+        </w:rPr>
+      </w:pPr>
+      <w:r>
+        <w:rPr>
+          <w:lang w:val="id-ID"/>
+        </w:rPr>
+        <w:t>[7] J. D. Gammell, S. S. Srinivasa, and T. D. Barfoot, “Informed RRT*: Optimal sampling-based path planning focused via direct sampling of an admissible ellipsoidal heuristic,” in Proc. IEEE/RSJ International Conference on Intelligent Robots and Systems, 2014, pp. 2997–3004.</w:t>
+      </w:r>
+    </w:p>
+    <w:p>
+      <w:pPr>
+        <w:pStyle w:val="BodyText"/>
+        <w:rPr>
+          <w:lang w:val="id-ID"/>
+        </w:rPr>
+      </w:pPr>
+      <w:r>
+        <w:rPr>
+          <w:lang w:val="id-ID"/>
+        </w:rPr>
+        <w:t>[8] A. Nash, K. Daniel, S. Koenig, and A. Felner, “Theta*: Any-angle path planning on grids,” Journal of Artificial Intelligence Research, vol. 39, pp. 533–579, 2010.</w:t>
+      </w:r>
+    </w:p>
+    <w:p>
+      <w:pPr>
+        <w:pStyle w:val="BodyText"/>
+        <w:rPr>
+          <w:lang w:val="id-ID"/>
+        </w:rPr>
+      </w:pPr>
+      <w:r>
+        <w:rPr>
+          <w:lang w:val="id-ID"/>
+        </w:rPr>
+        <w:t>[9] S. Koenig and M. Likhachev, “D* Lite,” in Proc. AAAI Conference on Artificial Intelligence, 2002, pp. 476–483.</w:t>
+      </w:r>
+    </w:p>
+    <w:p>
+      <w:pPr>
+        <w:pStyle w:val="BodyText"/>
+        <w:rPr>
+          <w:lang w:val="id-ID"/>
+        </w:rPr>
+      </w:pPr>
+      <w:r>
+        <w:rPr>
+          <w:lang w:val="id-ID"/>
+        </w:rPr>
+        <w:t>[10] D. Dolgov, S. Thrun, M. Montemerlo, and J. Diebel, “Practical search techniques in path planning for autonomous driving,” in Proc. AAAI Workshop on Search in Artificial Intelligence and Robotics, 2008.</w:t>
+      </w:r>
+    </w:p>
+    <w:p>
+      <w:pPr>
+        <w:pStyle w:val="Heading5"/>
+      </w:pPr>
+      <w:r>
+        <w:t>PERNYATAAN</w:t>
+      </w:r>
+    </w:p>
+    <w:p>
+      <w:pPr>
+        <w:pStyle w:val="BodyText"/>
+        <w:rPr>
+          <w:lang w:val="id-ID"/>
+        </w:rPr>
+      </w:pPr>
+      <w:r>
+        <w:rPr>
+          <w:lang w:val="id-ID"/>
+        </w:rPr>
+        <w:t>Dengan ini saya menyatakan bahwa makalah yang saya susun merupakan hasil karya saya sendiri dan tidak merupakan saduran, terjemahan, maupun plagiasi dari karya orang lain. Seluruh sumber yang digunakan telah dicantumkan secara benar sesuai dengan kaidah penulisan ilmiah.</w:t>
+      </w:r>
+    </w:p>
+    <w:p>
+      <w:pPr>
+        <w:pStyle w:val="BodyText"/>
+        <w:rPr>
+          <w:lang w:val="id-ID"/>
+        </w:rPr>
+      </w:pPr>
+      <w:r>
+        <w:rPr>
+          <w:lang w:val="id-ID"/>
+        </w:rPr>
+        <w:t>Terkait penggunaan teknologi kecerdasan buatan (Artificial Intelligence), saya menyatakan bahwa:</w:t>
+      </w:r>
+    </w:p>
+    <w:p>
+      <w:pPr>
+        <w:pStyle w:val="BodyText"/>
+        <w:rPr>
+          <w:lang w:val="id-ID"/>
+        </w:rPr>
+      </w:pPr>
+      <w:r>
+        <w:rPr>
+          <w:lang w:val="id-ID"/>
+        </w:rPr>
+        <w:t>☐ Saya tidak menggunakan alat bantu AI dalam proses penyusunan makalah ini.</w:t>
+      </w:r>
+    </w:p>
+    <w:p>
+      <w:pPr>
+        <w:pStyle w:val="BodyText"/>
+        <w:rPr>
+          <w:lang w:val="id-ID"/>
+        </w:rPr>
+      </w:pPr>
+      <w:r>
+        <w:rPr>
+          <w:lang w:val="id-ID"/>
+        </w:rPr>
+        <w:lastRenderedPageBreak/>
+        <w:t>☑ Saya menggunakan alat bantu AI sebagai pendukung dalam penyusunan makalah ini dengan rincian sebagai berikut:</w:t>
+      </w:r>
+    </w:p>
+    <w:p>
+      <w:pPr>
+        <w:pStyle w:val="BodyText"/>
+        <w:rPr>
+          <w:lang w:val="id-ID"/>
+        </w:rPr>
+      </w:pPr>
+      <w:r>
+        <w:rPr>
+          <w:lang w:val="id-ID"/>
+        </w:rPr>
+        <w:t>• Nama alat AI: OpenAI Codex.</w:t>
+      </w:r>
+    </w:p>
+    <w:p>
+      <w:pPr>
+        <w:pStyle w:val="BodyText"/>
+        <w:rPr>
+          <w:lang w:val="id-ID"/>
+        </w:rPr>
+      </w:pPr>
+      <w:r>
+        <w:rPr>
+          <w:lang w:val="id-ID"/>
+        </w:rPr>
+        <w:t>• Tujuan penggunaan: membantu revisi struktur algoritma, perapian narasi, dan penyelarasan hasil eksperimen dengan kode.</w:t>
+      </w:r>
+    </w:p>
+    <w:p>
+      <w:pPr>
+        <w:pStyle w:val="BodyText"/>
+        <w:rPr>
+          <w:lang w:val="id-ID"/>
+        </w:rPr>
+      </w:pPr>
+      <w:r>
+        <w:rPr>
+          <w:lang w:val="id-ID"/>
+        </w:rPr>
+        <w:t>• Ruang lingkup penggunaan: penyusunan teks makalah, bantuan pembaruan kode eksperimen, dan perapian tabel/visualisasi; seluruh isi, analisis, dan keputusan akhir tetap diverifikasi.</w:t>
+      </w:r>
+    </w:p>
+    <w:p>
+      <w:pPr>
+        <w:pStyle w:val="BodyText"/>
+        <w:rPr>
+          <w:lang w:val="id-ID"/>
+        </w:rPr>
+      </w:pPr>
+      <w:r>
+        <w:rPr>
+          <w:lang w:val="id-ID"/>
+        </w:rPr>
+        <w:t>Penggunaan AI, apabila ada, hanya bersifat sebagai alat bantu dan tidak menggantikan peran saya sebagai penulis utama. Seluruh isi, analisis, serta kesimpulan dalam makalah ini tetap merupakan tanggung jawab saya sepenuhnya.</w:t>
+      </w:r>
+    </w:p>
+    <w:p>
+      <w:pPr>
+        <w:pStyle w:val="BodyText"/>
+        <w:spacing w:before="240"/>
+        <w:jc w:val="right"/>
+        <w:rPr>
+          <w:lang w:val="id-ID"/>
+        </w:rPr>
+      </w:pPr>
+      <w:r>
+        <w:rPr>
+          <w:lang w:val="id-ID"/>
+        </w:rPr>
         <w:t>Semarang, 9 Mei 2026</w:t>
       </w:r>
     </w:p>
@@ -7466,8 +7618,8 @@
           <w:noProof/>
         </w:rPr>
         <w:drawing>
-          <wp:inline distT="0" distB="0" distL="0" distR="0" wp14:anchorId="391ECF99" wp14:editId="67C87D23">
-            <wp:extent cx="1393623" cy="1056886"/>
+          <wp:inline distT="0" distB="0" distL="0" distR="0" wp14:anchorId="1E4EC4EB" wp14:editId="4EE51CC0">
+            <wp:extent cx="1207827" cy="915983"/>
             <wp:effectExtent l="0" t="0" r="0" b="0"/>
             <wp:docPr id="2078216888" name="Picture 1"/>
             <wp:cNvGraphicFramePr>
@@ -7483,7 +7635,7 @@
                     </pic:cNvPicPr>
                   </pic:nvPicPr>
                   <pic:blipFill>
-                    <a:blip r:embed="rId9" cstate="print">
+                    <a:blip r:embed="rId12" cstate="print">
                       <a:extLst>
                         <a:ext uri="{28A0092B-C50C-407E-A947-70E740481C1C}">
                           <a14:useLocalDpi xmlns:a14="http://schemas.microsoft.com/office/drawing/2010/main" val="0"/>
@@ -7498,7 +7650,7 @@
                   <pic:spPr bwMode="auto">
                     <a:xfrm>
                       <a:off x="0" y="0"/>
-                      <a:ext cx="1407045" cy="1067065"/>
+                      <a:ext cx="1223979" cy="928232"/>
                     </a:xfrm>
                     <a:prstGeom prst="rect">
                       <a:avLst/>
@@ -7535,7 +7687,7 @@
       <w:type w:val="continuous"/>
       <w:pgSz w:w="12240" w:h="15840"/>
       <w:pgMar w:top="1440" w:right="1440" w:bottom="1440" w:left="1440" w:header="720" w:footer="720" w:gutter="0"/>
-      <w:cols w:space="720"/>
+      <w:cols w:num="2" w:space="720"/>
     </w:sectPr>
   </w:body>
 </w:document>
@@ -9065,6 +9217,7 @@
     </w:pPr>
     <w:rPr>
       <w:rFonts w:eastAsia="Times New Roman"/>
+      <w:lang w:val="id-ID"/>
     </w:rPr>
   </w:style>
   <w:style w:type="paragraph" w:styleId="Heading1">
@@ -9094,6 +9247,7 @@
     <w:name w:val="heading 2"/>
     <w:basedOn w:val="Normal"/>
     <w:next w:val="Normal"/>
+    <w:link w:val="Heading2Char"/>
     <w:qFormat/>
     <w:rsid w:val="00ED0149"/>
     <w:pPr>
@@ -9896,6 +10050,29 @@
     </w:pPr>
     <w:tblPr/>
   </w:style>
+  <w:style w:type="character" w:customStyle="1" w:styleId="Heading2Char">
+    <w:name w:val="Heading 2 Char"/>
+    <w:basedOn w:val="DefaultParagraphFont"/>
+    <w:link w:val="Heading2"/>
+    <w:rsid w:val="00595B00"/>
+    <w:rPr>
+      <w:rFonts w:eastAsia="Times New Roman"/>
+      <w:i/>
+      <w:iCs/>
+    </w:rPr>
+  </w:style>
+  <w:style w:type="character" w:styleId="UnresolvedMention">
+    <w:name w:val="Unresolved Mention"/>
+    <w:basedOn w:val="DefaultParagraphFont"/>
+    <w:uiPriority w:val="99"/>
+    <w:semiHidden/>
+    <w:unhideWhenUsed/>
+    <w:rsid w:val="00FB0B77"/>
+    <w:rPr>
+      <w:color w:val="605E5C"/>
+      <w:shd w:val="clear" w:color="auto" w:fill="E1DFDD"/>
+    </w:rPr>
+  </w:style>
 </w:styles>
 </file>
 

--- a/paper/Makalah_ASA_Robot_Path_Planning_UCS_Astar_RRTstar.docx
+++ b/paper/Makalah_ASA_Robot_Path_Planning_UCS_Astar_RRTstar.docx
@@ -101,10 +101,7 @@
         </w:rPr>
       </w:pPr>
       <w:r>
-        <w:rPr>
-          <w:lang w:val="id-ID"/>
-        </w:rPr>
-        <w:t>Abstract—Penelitian ini membahas penerapan Brute Force, kelompok Uniform Cost Search (UCS), Greedy Best First Search (GBFS), A*, dan Rapidly-exploring Random Tree Star (RRT*) pada simulasi pencarian jalur robot sepak bola humanoid di lapangan berhalangan. Sesuai ketentuan proyek, UCS, GBFS, dan A* diperlakukan sebagai satu kelompok strategi pencarian berbasis biaya dan heuristik, sedangkan Brute Force menjadi algoritma daftar kedua dan RRT* menjadi algoritma di luar daftar. Eksperimen dilakukan pada empat skenario peta dengan lima seed acak. Hasil menunjukkan bahwa A* mempertahankan biaya optimal seperti UCS dengan ekspansi simpul lebih sedikit, GBFS paling cepat tetapi tidak selalu optimal, Brute Force hanya efektif pada peta sederhana karena ruang enumerasi cepat membesar, dan RRT* relevan untuk ruang kontinu meskipun performanya lebih bergantung pada sampling.</w:t>
+        <w:t>Abstract—Penelitian ini membandingkan Brute Force berbasis waypoint, kelompok Uniform Cost Search (UCS), Greedy Best First Search (GBFS), A*, dan Rapidly-exploring Random Tree Star (RRT*) pada pencarian jalur robot sepak bola humanoid. Eksperimen utama menggunakan empat skenario, sepuluh seed peta yang dipastikan feasible, dan tiga pengulangan waktu per run. Analisis tambahan menguji enam resolusi grid serta enam tingkat kepadatan hambatan. Hasil menunjukkan bahwa A* selalu mempertahankan biaya UCS pada grid dengan ekspansi lebih terarah, GBFS paling cepat tetapi menghasilkan detour lebih besar, Brute Force kehilangan reliabilitas ketika hambatan bertambah, dan RRT* menyediakan lintasan kontinu dengan biaya sampling yang lebih variatif. Regresi empiris menunjukkan runtime UCS dan A* tumbuh mendekati linear terhadap jumlah sel pada rentang pengujian.</w:t>
       </w:r>
     </w:p>
     <w:p>
@@ -165,16 +162,7 @@
         </w:rPr>
       </w:pPr>
       <w:r>
-        <w:rPr>
-          <w:lang w:val="id-ID"/>
-        </w:rPr>
-        <w:t xml:space="preserve">Tujuan makalah ini adalah menerapkan dan membandingkan kelima algoritma tersebut pada peta simulasi yang sama. Kontribusi utama makalah adalah eksperimen komputasional yang memperlihatkan trade-off antara kelengkapan, biaya lintasan, waktu </w:t>
-      </w:r>
-      <w:r>
-        <w:rPr>
-          <w:lang w:val="id-ID"/>
-        </w:rPr>
-        <w:t>eksekusi, dan jumlah simpul atau kandidat yang diproses.</w:t>
+        <w:t>Penelitian ini memiliki tiga tujuan: (1) membandingkan kualitas, reliabilitas, waktu, dan beban processed kelima metode pada peta yang sama; (2) mengukur skalabilitas empiris UCS, GBFS, dan A* ketika resolusi grid meningkat; serta (3) menilai perubahan robustness seluruh metode ketika kepadatan hambatan bertambah.</w:t>
       </w:r>
     </w:p>
     <w:p>
@@ -434,10 +422,7 @@
         </w:rPr>
       </w:pPr>
       <w:r>
-        <w:rPr>
-          <w:lang w:val="id-ID"/>
-        </w:rPr>
-        <w:t>Empat metrik digunakan dalam eksperimen. Pertama, tingkat keberhasilan menunjukkan persentase percobaan yang berhasil menemukan jalur. Kedua, biaya lintasan menunjukkan panjang jalur yang dihasilkan. Ketiga, waktu eksekusi mengukur durasi komputasi dalam milidetik. Keempat, jumlah processed menunjukkan simpul grid, node sampling, atau kandidat waypoint yang diproses.</w:t>
+        <w:t>Lima metrik digunakan. Tingkat keberhasilan menyatakan persentase run yang menemukan jalur; biaya lintasan menyatakan panjang rute; detour ratio membagi biaya dengan jarak lurus start-goal agar kualitas dapat dibandingkan lintas representasi; waktu eksekusi dinyatakan dalam milidetik; dan processed mencatat kandidat waypoint, simpul grid, atau node sampling. Processed hanya dibandingkan langsung pada UCS, GBFS, dan A* karena ketiganya memakai satuan yang sama.</w:t>
       </w:r>
     </w:p>
     <w:p>
@@ -1581,17 +1566,7 @@
         </w:rPr>
       </w:pPr>
       <w:r>
-        <w:rPr>
-          <w:lang w:val="id-ID"/>
-        </w:rPr>
-        <w:t xml:space="preserve">Resolusi grid ditetapkan 60 x 40 sel, dengan lima seed acak untuk setiap skenario. Hasil setiap seed </w:t>
-      </w:r>
-      <w:r>
-        <w:rPr>
-          <w:lang w:val="id-ID"/>
-        </w:rPr>
-        <w:lastRenderedPageBreak/>
-        <w:t>disimpan dalam hasil_eksperimen.csv, sedangkan rata-rata biaya, waktu, tingkat keberhasilan, dan processed disimpan dalam ringkasan_eksperimen.csv. Seluruh visualisasi pada makalah dibuat ulang dari keluaran program yang sama.</w:t>
+        <w:t>Eksperimen utama memakai grid 60 x 40 dan sepuluh independent map seed per skenario. Generator melakukan resampling deterministik sampai A* memastikan start dan goal terhubung. Setiap runtime diukur tiga kali; median per peta kemudian diringkas dengan rata-rata dan simpangan baku antarseed. Data mentah dan ringkasan disimpan sebagai CSV.</w:t>
       </w:r>
     </w:p>
     <w:p>
@@ -2073,10 +2048,7 @@
         </w:rPr>
       </w:pPr>
       <w:r>
-        <w:rPr>
-          <w:lang w:val="id-ID"/>
-        </w:rPr>
-        <w:t>Setiap skenario diuji sebanyak lima kali dengan seed acak berbeda. Prosedur yang dilakukan adalah membangkitkan peta, menjalankan Brute Force, UCS, GBFS, A*, dan RRT*, lalu menyimpan biaya lintasan, waktu eksekusi, jumlah processed, dan status keberhasilan.</w:t>
+        <w:t>Setiap skenario diuji pada sepuluh peta feasible. Selain eksperimen utama, scaling grid memakai resolusi 30 x 20 sampai 120 x 80 dengan geometri ternormalisasi yang sama. Sweep kepadatan memakai 4, 8, 12, 16, 20, dan 24 hambatan nested per seed, sehingga setiap tingkat mempertahankan seluruh hambatan dari tingkat sebelumnya.</w:t>
       </w:r>
     </w:p>
     <w:p>
@@ -2404,6 +2376,12 @@
                 <m:t>grid 8 arah</m:t>
               </m:r>
             </m:oMath>
+            <w:r>
+              <w:rPr>
+                <w:lang w:val="id-ID"/>
+              </w:rPr>
+              <w:t xml:space="preserve"> </w:t>
+            </w:r>
             <w:r>
               <w:rPr>
                 <w:lang w:val="id-ID"/>
@@ -2931,10 +2909,7 @@
         </w:rPr>
       </w:pPr>
       <w:r>
-        <w:rPr>
-          <w:lang w:val="id-ID"/>
-        </w:rPr>
-        <w:t>Tabel IV menunjukkan ringkasan hasil eksperimen dari empat skenario. Nilai biaya, waktu, dan processed merupakan rata-rata dari lima percobaan. Jika suatu algoritma gagal pada sebagian seed, biaya rata-rata dihitung hanya dari percobaan yang berhasil sehingga tingkat keberhasilan harus dibaca bersama nilai biaya.</w:t>
+        <w:t>Tabel IV merangkum empat skenario dari sepuluh seed. Biaya dihitung hanya dari run yang berhasil, sehingga harus dibaca bersama tingkat keberhasilan. Waktu merupakan median dari tiga eksekusi per peta sebelum dirata-ratakan antarseed.</w:t>
       </w:r>
     </w:p>
     <w:p>
@@ -3138,18 +3113,7 @@
             </w:tcBorders>
           </w:tcPr>
           <w:p>
-            <w:pPr>
-              <w:pStyle w:val="tablecopy"/>
-              <w:rPr>
-                <w:b w:val="0"/>
-                <w:bCs w:val="0"/>
-              </w:rPr>
-            </w:pPr>
-            <w:r>
-              <w:rPr>
-                <w:b w:val="0"/>
-                <w:bCs w:val="0"/>
-              </w:rPr>
+            <w:r>
               <w:t>Mudah</w:t>
             </w:r>
           </w:p>
@@ -3163,10 +3127,6 @@
             </w:tcBorders>
           </w:tcPr>
           <w:p>
-            <w:pPr>
-              <w:pStyle w:val="tablecopy"/>
-              <w:cnfStyle w:val="000000100000" w:firstRow="0" w:lastRow="0" w:firstColumn="0" w:lastColumn="0" w:oddVBand="0" w:evenVBand="0" w:oddHBand="1" w:evenHBand="0" w:firstRowFirstColumn="0" w:firstRowLastColumn="0" w:lastRowFirstColumn="0" w:lastRowLastColumn="0"/>
-            </w:pPr>
             <w:r>
               <w:t>Brute Force</w:t>
             </w:r>
@@ -3181,10 +3141,6 @@
             </w:tcBorders>
           </w:tcPr>
           <w:p>
-            <w:pPr>
-              <w:pStyle w:val="tablecopy"/>
-              <w:cnfStyle w:val="000000100000" w:firstRow="0" w:lastRow="0" w:firstColumn="0" w:lastColumn="0" w:oddVBand="0" w:evenVBand="0" w:oddHBand="1" w:evenHBand="0" w:firstRowFirstColumn="0" w:firstRowLastColumn="0" w:lastRowFirstColumn="0" w:lastRowLastColumn="0"/>
-            </w:pPr>
             <w:r>
               <w:t>100%</w:t>
             </w:r>
@@ -3199,12 +3155,8 @@
             </w:tcBorders>
           </w:tcPr>
           <w:p>
-            <w:pPr>
-              <w:pStyle w:val="tablecopy"/>
-              <w:cnfStyle w:val="000000100000" w:firstRow="0" w:lastRow="0" w:firstColumn="0" w:lastColumn="0" w:oddVBand="0" w:evenVBand="0" w:oddHBand="1" w:evenHBand="0" w:firstRowFirstColumn="0" w:firstRowLastColumn="0" w:lastRowFirstColumn="0" w:lastRowLastColumn="0"/>
-            </w:pPr>
-            <w:r>
-              <w:t>53.34</w:t>
+            <w:r>
+              <w:t>53.36</w:t>
             </w:r>
           </w:p>
         </w:tc>
@@ -3217,12 +3169,8 @@
             </w:tcBorders>
           </w:tcPr>
           <w:p>
-            <w:pPr>
-              <w:pStyle w:val="tablecopy"/>
-              <w:cnfStyle w:val="000000100000" w:firstRow="0" w:lastRow="0" w:firstColumn="0" w:lastColumn="0" w:oddVBand="0" w:evenVBand="0" w:oddHBand="1" w:evenHBand="0" w:firstRowFirstColumn="0" w:firstRowLastColumn="0" w:lastRowFirstColumn="0" w:lastRowLastColumn="0"/>
-            </w:pPr>
-            <w:r>
-              <w:t>118.8</w:t>
+            <w:r>
+              <w:t>137.1</w:t>
             </w:r>
           </w:p>
         </w:tc>
@@ -3241,18 +3189,7 @@
             </w:tcBorders>
           </w:tcPr>
           <w:p>
-            <w:pPr>
-              <w:pStyle w:val="tablecopy"/>
-              <w:rPr>
-                <w:b w:val="0"/>
-                <w:bCs w:val="0"/>
-              </w:rPr>
-            </w:pPr>
-            <w:r>
-              <w:rPr>
-                <w:b w:val="0"/>
-                <w:bCs w:val="0"/>
-              </w:rPr>
+            <w:r>
               <w:t>Mudah</w:t>
             </w:r>
           </w:p>
@@ -3266,10 +3203,6 @@
             </w:tcBorders>
           </w:tcPr>
           <w:p>
-            <w:pPr>
-              <w:pStyle w:val="tablecopy"/>
-              <w:cnfStyle w:val="000000000000" w:firstRow="0" w:lastRow="0" w:firstColumn="0" w:lastColumn="0" w:oddVBand="0" w:evenVBand="0" w:oddHBand="0" w:evenHBand="0" w:firstRowFirstColumn="0" w:firstRowLastColumn="0" w:lastRowFirstColumn="0" w:lastRowLastColumn="0"/>
-            </w:pPr>
             <w:r>
               <w:t>UCS</w:t>
             </w:r>
@@ -3284,10 +3217,6 @@
             </w:tcBorders>
           </w:tcPr>
           <w:p>
-            <w:pPr>
-              <w:pStyle w:val="tablecopy"/>
-              <w:cnfStyle w:val="000000000000" w:firstRow="0" w:lastRow="0" w:firstColumn="0" w:lastColumn="0" w:oddVBand="0" w:evenVBand="0" w:oddHBand="0" w:evenHBand="0" w:firstRowFirstColumn="0" w:firstRowLastColumn="0" w:lastRowFirstColumn="0" w:lastRowLastColumn="0"/>
-            </w:pPr>
             <w:r>
               <w:t>100%</w:t>
             </w:r>
@@ -3302,30 +3231,22 @@
             </w:tcBorders>
           </w:tcPr>
           <w:p>
-            <w:pPr>
-              <w:pStyle w:val="tablecopy"/>
-              <w:cnfStyle w:val="000000000000" w:firstRow="0" w:lastRow="0" w:firstColumn="0" w:lastColumn="0" w:oddVBand="0" w:evenVBand="0" w:oddHBand="0" w:evenHBand="0" w:firstRowFirstColumn="0" w:firstRowLastColumn="0" w:lastRowFirstColumn="0" w:lastRowLastColumn="0"/>
-            </w:pPr>
-            <w:r>
-              <w:t>54.82</w:t>
-            </w:r>
-          </w:p>
-        </w:tc>
-        <w:tc>
-          <w:tcPr>
-            <w:tcW w:w="0" w:type="auto"/>
-            <w:tcBorders>
-              <w:top w:val="nil"/>
-              <w:bottom w:val="nil"/>
-            </w:tcBorders>
-          </w:tcPr>
-          <w:p>
-            <w:pPr>
-              <w:pStyle w:val="tablecopy"/>
-              <w:cnfStyle w:val="000000000000" w:firstRow="0" w:lastRow="0" w:firstColumn="0" w:lastColumn="0" w:oddVBand="0" w:evenVBand="0" w:oddHBand="0" w:evenHBand="0" w:firstRowFirstColumn="0" w:firstRowLastColumn="0" w:lastRowFirstColumn="0" w:lastRowLastColumn="0"/>
-            </w:pPr>
-            <w:r>
-              <w:t>240.2</w:t>
+            <w:r>
+              <w:t>54.74</w:t>
+            </w:r>
+          </w:p>
+        </w:tc>
+        <w:tc>
+          <w:tcPr>
+            <w:tcW w:w="0" w:type="auto"/>
+            <w:tcBorders>
+              <w:top w:val="nil"/>
+              <w:bottom w:val="nil"/>
+            </w:tcBorders>
+          </w:tcPr>
+          <w:p>
+            <w:r>
+              <w:t>300.3</w:t>
             </w:r>
           </w:p>
         </w:tc>
@@ -3345,18 +3266,7 @@
             </w:tcBorders>
           </w:tcPr>
           <w:p>
-            <w:pPr>
-              <w:pStyle w:val="tablecopy"/>
-              <w:rPr>
-                <w:b w:val="0"/>
-                <w:bCs w:val="0"/>
-              </w:rPr>
-            </w:pPr>
-            <w:r>
-              <w:rPr>
-                <w:b w:val="0"/>
-                <w:bCs w:val="0"/>
-              </w:rPr>
+            <w:r>
               <w:t>Mudah</w:t>
             </w:r>
           </w:p>
@@ -3370,10 +3280,6 @@
             </w:tcBorders>
           </w:tcPr>
           <w:p>
-            <w:pPr>
-              <w:pStyle w:val="tablecopy"/>
-              <w:cnfStyle w:val="000000100000" w:firstRow="0" w:lastRow="0" w:firstColumn="0" w:lastColumn="0" w:oddVBand="0" w:evenVBand="0" w:oddHBand="1" w:evenHBand="0" w:firstRowFirstColumn="0" w:firstRowLastColumn="0" w:lastRowFirstColumn="0" w:lastRowLastColumn="0"/>
-            </w:pPr>
             <w:r>
               <w:t>GBFS</w:t>
             </w:r>
@@ -3388,10 +3294,6 @@
             </w:tcBorders>
           </w:tcPr>
           <w:p>
-            <w:pPr>
-              <w:pStyle w:val="tablecopy"/>
-              <w:cnfStyle w:val="000000100000" w:firstRow="0" w:lastRow="0" w:firstColumn="0" w:lastColumn="0" w:oddVBand="0" w:evenVBand="0" w:oddHBand="1" w:evenHBand="0" w:firstRowFirstColumn="0" w:firstRowLastColumn="0" w:lastRowFirstColumn="0" w:lastRowLastColumn="0"/>
-            </w:pPr>
             <w:r>
               <w:t>100%</w:t>
             </w:r>
@@ -3406,30 +3308,22 @@
             </w:tcBorders>
           </w:tcPr>
           <w:p>
-            <w:pPr>
-              <w:pStyle w:val="tablecopy"/>
-              <w:cnfStyle w:val="000000100000" w:firstRow="0" w:lastRow="0" w:firstColumn="0" w:lastColumn="0" w:oddVBand="0" w:evenVBand="0" w:oddHBand="1" w:evenHBand="0" w:firstRowFirstColumn="0" w:firstRowLastColumn="0" w:lastRowFirstColumn="0" w:lastRowLastColumn="0"/>
-            </w:pPr>
-            <w:r>
-              <w:t>55.44</w:t>
-            </w:r>
-          </w:p>
-        </w:tc>
-        <w:tc>
-          <w:tcPr>
-            <w:tcW w:w="0" w:type="auto"/>
-            <w:tcBorders>
-              <w:top w:val="nil"/>
-              <w:bottom w:val="nil"/>
-            </w:tcBorders>
-          </w:tcPr>
-          <w:p>
-            <w:pPr>
-              <w:pStyle w:val="tablecopy"/>
-              <w:cnfStyle w:val="000000100000" w:firstRow="0" w:lastRow="0" w:firstColumn="0" w:lastColumn="0" w:oddVBand="0" w:evenVBand="0" w:oddHBand="1" w:evenHBand="0" w:firstRowFirstColumn="0" w:firstRowLastColumn="0" w:lastRowFirstColumn="0" w:lastRowLastColumn="0"/>
-            </w:pPr>
-            <w:r>
-              <w:t>7.4</w:t>
+            <w:r>
+              <w:t>55.30</w:t>
+            </w:r>
+          </w:p>
+        </w:tc>
+        <w:tc>
+          <w:tcPr>
+            <w:tcW w:w="0" w:type="auto"/>
+            <w:tcBorders>
+              <w:top w:val="nil"/>
+              <w:bottom w:val="nil"/>
+            </w:tcBorders>
+          </w:tcPr>
+          <w:p>
+            <w:r>
+              <w:t>8.3</w:t>
             </w:r>
           </w:p>
         </w:tc>
@@ -3448,18 +3342,7 @@
             </w:tcBorders>
           </w:tcPr>
           <w:p>
-            <w:pPr>
-              <w:pStyle w:val="tablecopy"/>
-              <w:rPr>
-                <w:b w:val="0"/>
-                <w:bCs w:val="0"/>
-              </w:rPr>
-            </w:pPr>
-            <w:r>
-              <w:rPr>
-                <w:b w:val="0"/>
-                <w:bCs w:val="0"/>
-              </w:rPr>
+            <w:r>
               <w:t>Mudah</w:t>
             </w:r>
           </w:p>
@@ -3473,10 +3356,6 @@
             </w:tcBorders>
           </w:tcPr>
           <w:p>
-            <w:pPr>
-              <w:pStyle w:val="tablecopy"/>
-              <w:cnfStyle w:val="000000000000" w:firstRow="0" w:lastRow="0" w:firstColumn="0" w:lastColumn="0" w:oddVBand="0" w:evenVBand="0" w:oddHBand="0" w:evenHBand="0" w:firstRowFirstColumn="0" w:firstRowLastColumn="0" w:lastRowFirstColumn="0" w:lastRowLastColumn="0"/>
-            </w:pPr>
             <w:r>
               <w:t>A*</w:t>
             </w:r>
@@ -3491,10 +3370,6 @@
             </w:tcBorders>
           </w:tcPr>
           <w:p>
-            <w:pPr>
-              <w:pStyle w:val="tablecopy"/>
-              <w:cnfStyle w:val="000000000000" w:firstRow="0" w:lastRow="0" w:firstColumn="0" w:lastColumn="0" w:oddVBand="0" w:evenVBand="0" w:oddHBand="0" w:evenHBand="0" w:firstRowFirstColumn="0" w:firstRowLastColumn="0" w:lastRowFirstColumn="0" w:lastRowLastColumn="0"/>
-            </w:pPr>
             <w:r>
               <w:t>100%</w:t>
             </w:r>
@@ -3509,30 +3384,22 @@
             </w:tcBorders>
           </w:tcPr>
           <w:p>
-            <w:pPr>
-              <w:pStyle w:val="tablecopy"/>
-              <w:cnfStyle w:val="000000000000" w:firstRow="0" w:lastRow="0" w:firstColumn="0" w:lastColumn="0" w:oddVBand="0" w:evenVBand="0" w:oddHBand="0" w:evenHBand="0" w:firstRowFirstColumn="0" w:firstRowLastColumn="0" w:lastRowFirstColumn="0" w:lastRowLastColumn="0"/>
-            </w:pPr>
-            <w:r>
-              <w:t>54.82</w:t>
-            </w:r>
-          </w:p>
-        </w:tc>
-        <w:tc>
-          <w:tcPr>
-            <w:tcW w:w="0" w:type="auto"/>
-            <w:tcBorders>
-              <w:top w:val="nil"/>
-              <w:bottom w:val="nil"/>
-            </w:tcBorders>
-          </w:tcPr>
-          <w:p>
-            <w:pPr>
-              <w:pStyle w:val="tablecopy"/>
-              <w:cnfStyle w:val="000000000000" w:firstRow="0" w:lastRow="0" w:firstColumn="0" w:lastColumn="0" w:oddVBand="0" w:evenVBand="0" w:oddHBand="0" w:evenHBand="0" w:firstRowFirstColumn="0" w:firstRowLastColumn="0" w:lastRowFirstColumn="0" w:lastRowLastColumn="0"/>
-            </w:pPr>
-            <w:r>
-              <w:t>31.4</w:t>
+            <w:r>
+              <w:t>54.74</w:t>
+            </w:r>
+          </w:p>
+        </w:tc>
+        <w:tc>
+          <w:tcPr>
+            <w:tcW w:w="0" w:type="auto"/>
+            <w:tcBorders>
+              <w:top w:val="nil"/>
+              <w:bottom w:val="nil"/>
+            </w:tcBorders>
+          </w:tcPr>
+          <w:p>
+            <w:r>
+              <w:t>38.0</w:t>
             </w:r>
           </w:p>
         </w:tc>
@@ -3552,18 +3419,7 @@
             </w:tcBorders>
           </w:tcPr>
           <w:p>
-            <w:pPr>
-              <w:pStyle w:val="tablecopy"/>
-              <w:rPr>
-                <w:b w:val="0"/>
-                <w:bCs w:val="0"/>
-              </w:rPr>
-            </w:pPr>
-            <w:r>
-              <w:rPr>
-                <w:b w:val="0"/>
-                <w:bCs w:val="0"/>
-              </w:rPr>
+            <w:r>
               <w:t>Mudah</w:t>
             </w:r>
           </w:p>
@@ -3577,10 +3433,6 @@
             </w:tcBorders>
           </w:tcPr>
           <w:p>
-            <w:pPr>
-              <w:pStyle w:val="tablecopy"/>
-              <w:cnfStyle w:val="000000100000" w:firstRow="0" w:lastRow="0" w:firstColumn="0" w:lastColumn="0" w:oddVBand="0" w:evenVBand="0" w:oddHBand="1" w:evenHBand="0" w:firstRowFirstColumn="0" w:firstRowLastColumn="0" w:lastRowFirstColumn="0" w:lastRowLastColumn="0"/>
-            </w:pPr>
             <w:r>
               <w:t>RRT*</w:t>
             </w:r>
@@ -3595,10 +3447,6 @@
             </w:tcBorders>
           </w:tcPr>
           <w:p>
-            <w:pPr>
-              <w:pStyle w:val="tablecopy"/>
-              <w:cnfStyle w:val="000000100000" w:firstRow="0" w:lastRow="0" w:firstColumn="0" w:lastColumn="0" w:oddVBand="0" w:evenVBand="0" w:oddHBand="1" w:evenHBand="0" w:firstRowFirstColumn="0" w:firstRowLastColumn="0" w:lastRowFirstColumn="0" w:lastRowLastColumn="0"/>
-            </w:pPr>
             <w:r>
               <w:t>100%</w:t>
             </w:r>
@@ -3613,30 +3461,22 @@
             </w:tcBorders>
           </w:tcPr>
           <w:p>
-            <w:pPr>
-              <w:pStyle w:val="tablecopy"/>
-              <w:cnfStyle w:val="000000100000" w:firstRow="0" w:lastRow="0" w:firstColumn="0" w:lastColumn="0" w:oddVBand="0" w:evenVBand="0" w:oddHBand="1" w:evenHBand="0" w:firstRowFirstColumn="0" w:firstRowLastColumn="0" w:lastRowFirstColumn="0" w:lastRowLastColumn="0"/>
-            </w:pPr>
-            <w:r>
-              <w:t>57.25</w:t>
-            </w:r>
-          </w:p>
-        </w:tc>
-        <w:tc>
-          <w:tcPr>
-            <w:tcW w:w="0" w:type="auto"/>
-            <w:tcBorders>
-              <w:top w:val="nil"/>
-              <w:bottom w:val="nil"/>
-            </w:tcBorders>
-          </w:tcPr>
-          <w:p>
-            <w:pPr>
-              <w:pStyle w:val="tablecopy"/>
-              <w:cnfStyle w:val="000000100000" w:firstRow="0" w:lastRow="0" w:firstColumn="0" w:lastColumn="0" w:oddVBand="0" w:evenVBand="0" w:oddHBand="1" w:evenHBand="0" w:firstRowFirstColumn="0" w:firstRowLastColumn="0" w:lastRowFirstColumn="0" w:lastRowLastColumn="0"/>
-            </w:pPr>
-            <w:r>
-              <w:t>197.9</w:t>
+            <w:r>
+              <w:t>57.35</w:t>
+            </w:r>
+          </w:p>
+        </w:tc>
+        <w:tc>
+          <w:tcPr>
+            <w:tcW w:w="0" w:type="auto"/>
+            <w:tcBorders>
+              <w:top w:val="nil"/>
+              <w:bottom w:val="nil"/>
+            </w:tcBorders>
+          </w:tcPr>
+          <w:p>
+            <w:r>
+              <w:t>302.5</w:t>
             </w:r>
           </w:p>
         </w:tc>
@@ -3655,18 +3495,7 @@
             </w:tcBorders>
           </w:tcPr>
           <w:p>
-            <w:pPr>
-              <w:pStyle w:val="tablecopy"/>
-              <w:rPr>
-                <w:b w:val="0"/>
-                <w:bCs w:val="0"/>
-              </w:rPr>
-            </w:pPr>
-            <w:r>
-              <w:rPr>
-                <w:b w:val="0"/>
-                <w:bCs w:val="0"/>
-              </w:rPr>
+            <w:r>
               <w:t>Sedang</w:t>
             </w:r>
           </w:p>
@@ -3680,10 +3509,6 @@
             </w:tcBorders>
           </w:tcPr>
           <w:p>
-            <w:pPr>
-              <w:pStyle w:val="tablecopy"/>
-              <w:cnfStyle w:val="000000000000" w:firstRow="0" w:lastRow="0" w:firstColumn="0" w:lastColumn="0" w:oddVBand="0" w:evenVBand="0" w:oddHBand="0" w:evenHBand="0" w:firstRowFirstColumn="0" w:firstRowLastColumn="0" w:lastRowFirstColumn="0" w:lastRowLastColumn="0"/>
-            </w:pPr>
             <w:r>
               <w:t>Brute Force</w:t>
             </w:r>
@@ -3698,10 +3523,6 @@
             </w:tcBorders>
           </w:tcPr>
           <w:p>
-            <w:pPr>
-              <w:pStyle w:val="tablecopy"/>
-              <w:cnfStyle w:val="000000000000" w:firstRow="0" w:lastRow="0" w:firstColumn="0" w:lastColumn="0" w:oddVBand="0" w:evenVBand="0" w:oddHBand="0" w:evenHBand="0" w:firstRowFirstColumn="0" w:firstRowLastColumn="0" w:lastRowFirstColumn="0" w:lastRowLastColumn="0"/>
-            </w:pPr>
             <w:r>
               <w:t>80%</w:t>
             </w:r>
@@ -3716,30 +3537,22 @@
             </w:tcBorders>
           </w:tcPr>
           <w:p>
-            <w:pPr>
-              <w:pStyle w:val="tablecopy"/>
-              <w:cnfStyle w:val="000000000000" w:firstRow="0" w:lastRow="0" w:firstColumn="0" w:lastColumn="0" w:oddVBand="0" w:evenVBand="0" w:oddHBand="0" w:evenHBand="0" w:firstRowFirstColumn="0" w:firstRowLastColumn="0" w:lastRowFirstColumn="0" w:lastRowLastColumn="0"/>
-            </w:pPr>
-            <w:r>
-              <w:t>53.16</w:t>
-            </w:r>
-          </w:p>
-        </w:tc>
-        <w:tc>
-          <w:tcPr>
-            <w:tcW w:w="0" w:type="auto"/>
-            <w:tcBorders>
-              <w:top w:val="nil"/>
-              <w:bottom w:val="nil"/>
-            </w:tcBorders>
-          </w:tcPr>
-          <w:p>
-            <w:pPr>
-              <w:pStyle w:val="tablecopy"/>
-              <w:cnfStyle w:val="000000000000" w:firstRow="0" w:lastRow="0" w:firstColumn="0" w:lastColumn="0" w:oddVBand="0" w:evenVBand="0" w:oddHBand="0" w:evenHBand="0" w:firstRowFirstColumn="0" w:firstRowLastColumn="0" w:lastRowFirstColumn="0" w:lastRowLastColumn="0"/>
-            </w:pPr>
-            <w:r>
-              <w:t>128.8</w:t>
+            <w:r>
+              <w:t>55.70</w:t>
+            </w:r>
+          </w:p>
+        </w:tc>
+        <w:tc>
+          <w:tcPr>
+            <w:tcW w:w="0" w:type="auto"/>
+            <w:tcBorders>
+              <w:top w:val="nil"/>
+              <w:bottom w:val="nil"/>
+            </w:tcBorders>
+          </w:tcPr>
+          <w:p>
+            <w:r>
+              <w:t>168.1</w:t>
             </w:r>
           </w:p>
         </w:tc>
@@ -3759,18 +3572,7 @@
             </w:tcBorders>
           </w:tcPr>
           <w:p>
-            <w:pPr>
-              <w:pStyle w:val="tablecopy"/>
-              <w:rPr>
-                <w:b w:val="0"/>
-                <w:bCs w:val="0"/>
-              </w:rPr>
-            </w:pPr>
-            <w:r>
-              <w:rPr>
-                <w:b w:val="0"/>
-                <w:bCs w:val="0"/>
-              </w:rPr>
+            <w:r>
               <w:t>Sedang</w:t>
             </w:r>
           </w:p>
@@ -3784,10 +3586,6 @@
             </w:tcBorders>
           </w:tcPr>
           <w:p>
-            <w:pPr>
-              <w:pStyle w:val="tablecopy"/>
-              <w:cnfStyle w:val="000000100000" w:firstRow="0" w:lastRow="0" w:firstColumn="0" w:lastColumn="0" w:oddVBand="0" w:evenVBand="0" w:oddHBand="1" w:evenHBand="0" w:firstRowFirstColumn="0" w:firstRowLastColumn="0" w:lastRowFirstColumn="0" w:lastRowLastColumn="0"/>
-            </w:pPr>
             <w:r>
               <w:t>UCS</w:t>
             </w:r>
@@ -3802,10 +3600,6 @@
             </w:tcBorders>
           </w:tcPr>
           <w:p>
-            <w:pPr>
-              <w:pStyle w:val="tablecopy"/>
-              <w:cnfStyle w:val="000000100000" w:firstRow="0" w:lastRow="0" w:firstColumn="0" w:lastColumn="0" w:oddVBand="0" w:evenVBand="0" w:oddHBand="1" w:evenHBand="0" w:firstRowFirstColumn="0" w:firstRowLastColumn="0" w:lastRowFirstColumn="0" w:lastRowLastColumn="0"/>
-            </w:pPr>
             <w:r>
               <w:t>100%</w:t>
             </w:r>
@@ -3820,30 +3614,22 @@
             </w:tcBorders>
           </w:tcPr>
           <w:p>
-            <w:pPr>
-              <w:pStyle w:val="tablecopy"/>
-              <w:cnfStyle w:val="000000100000" w:firstRow="0" w:lastRow="0" w:firstColumn="0" w:lastColumn="0" w:oddVBand="0" w:evenVBand="0" w:oddHBand="1" w:evenHBand="0" w:firstRowFirstColumn="0" w:firstRowLastColumn="0" w:lastRowFirstColumn="0" w:lastRowLastColumn="0"/>
-            </w:pPr>
-            <w:r>
-              <w:t>54.49</w:t>
-            </w:r>
-          </w:p>
-        </w:tc>
-        <w:tc>
-          <w:tcPr>
-            <w:tcW w:w="0" w:type="auto"/>
-            <w:tcBorders>
-              <w:top w:val="nil"/>
-              <w:bottom w:val="nil"/>
-            </w:tcBorders>
-          </w:tcPr>
-          <w:p>
-            <w:pPr>
-              <w:pStyle w:val="tablecopy"/>
-              <w:cnfStyle w:val="000000100000" w:firstRow="0" w:lastRow="0" w:firstColumn="0" w:lastColumn="0" w:oddVBand="0" w:evenVBand="0" w:oddHBand="1" w:evenHBand="0" w:firstRowFirstColumn="0" w:firstRowLastColumn="0" w:lastRowFirstColumn="0" w:lastRowLastColumn="0"/>
-            </w:pPr>
-            <w:r>
-              <w:t>413.5</w:t>
+            <w:r>
+              <w:t>55.40</w:t>
+            </w:r>
+          </w:p>
+        </w:tc>
+        <w:tc>
+          <w:tcPr>
+            <w:tcW w:w="0" w:type="auto"/>
+            <w:tcBorders>
+              <w:top w:val="nil"/>
+              <w:bottom w:val="nil"/>
+            </w:tcBorders>
+          </w:tcPr>
+          <w:p>
+            <w:r>
+              <w:t>540.1</w:t>
             </w:r>
           </w:p>
         </w:tc>
@@ -3862,18 +3648,7 @@
             </w:tcBorders>
           </w:tcPr>
           <w:p>
-            <w:pPr>
-              <w:pStyle w:val="tablecopy"/>
-              <w:rPr>
-                <w:b w:val="0"/>
-                <w:bCs w:val="0"/>
-              </w:rPr>
-            </w:pPr>
-            <w:r>
-              <w:rPr>
-                <w:b w:val="0"/>
-                <w:bCs w:val="0"/>
-              </w:rPr>
+            <w:r>
               <w:t>Sedang</w:t>
             </w:r>
           </w:p>
@@ -3887,10 +3662,6 @@
             </w:tcBorders>
           </w:tcPr>
           <w:p>
-            <w:pPr>
-              <w:pStyle w:val="tablecopy"/>
-              <w:cnfStyle w:val="000000000000" w:firstRow="0" w:lastRow="0" w:firstColumn="0" w:lastColumn="0" w:oddVBand="0" w:evenVBand="0" w:oddHBand="0" w:evenHBand="0" w:firstRowFirstColumn="0" w:firstRowLastColumn="0" w:lastRowFirstColumn="0" w:lastRowLastColumn="0"/>
-            </w:pPr>
             <w:r>
               <w:t>GBFS</w:t>
             </w:r>
@@ -3905,10 +3676,6 @@
             </w:tcBorders>
           </w:tcPr>
           <w:p>
-            <w:pPr>
-              <w:pStyle w:val="tablecopy"/>
-              <w:cnfStyle w:val="000000000000" w:firstRow="0" w:lastRow="0" w:firstColumn="0" w:lastColumn="0" w:oddVBand="0" w:evenVBand="0" w:oddHBand="0" w:evenHBand="0" w:firstRowFirstColumn="0" w:firstRowLastColumn="0" w:lastRowFirstColumn="0" w:lastRowLastColumn="0"/>
-            </w:pPr>
             <w:r>
               <w:t>100%</w:t>
             </w:r>
@@ -3923,30 +3690,22 @@
             </w:tcBorders>
           </w:tcPr>
           <w:p>
-            <w:pPr>
-              <w:pStyle w:val="tablecopy"/>
-              <w:cnfStyle w:val="000000000000" w:firstRow="0" w:lastRow="0" w:firstColumn="0" w:lastColumn="0" w:oddVBand="0" w:evenVBand="0" w:oddHBand="0" w:evenHBand="0" w:firstRowFirstColumn="0" w:firstRowLastColumn="0" w:lastRowFirstColumn="0" w:lastRowLastColumn="0"/>
-            </w:pPr>
-            <w:r>
-              <w:t>55.44</w:t>
-            </w:r>
-          </w:p>
-        </w:tc>
-        <w:tc>
-          <w:tcPr>
-            <w:tcW w:w="0" w:type="auto"/>
-            <w:tcBorders>
-              <w:top w:val="nil"/>
-              <w:bottom w:val="nil"/>
-            </w:tcBorders>
-          </w:tcPr>
-          <w:p>
-            <w:pPr>
-              <w:pStyle w:val="tablecopy"/>
-              <w:cnfStyle w:val="000000000000" w:firstRow="0" w:lastRow="0" w:firstColumn="0" w:lastColumn="0" w:oddVBand="0" w:evenVBand="0" w:oddHBand="0" w:evenHBand="0" w:firstRowFirstColumn="0" w:firstRowLastColumn="0" w:lastRowFirstColumn="0" w:lastRowLastColumn="0"/>
-            </w:pPr>
-            <w:r>
-              <w:t>11.1</w:t>
+            <w:r>
+              <w:t>56.38</w:t>
+            </w:r>
+          </w:p>
+        </w:tc>
+        <w:tc>
+          <w:tcPr>
+            <w:tcW w:w="0" w:type="auto"/>
+            <w:tcBorders>
+              <w:top w:val="nil"/>
+              <w:bottom w:val="nil"/>
+            </w:tcBorders>
+          </w:tcPr>
+          <w:p>
+            <w:r>
+              <w:t>18.7</w:t>
             </w:r>
           </w:p>
         </w:tc>
@@ -3966,18 +3725,7 @@
             </w:tcBorders>
           </w:tcPr>
           <w:p>
-            <w:pPr>
-              <w:pStyle w:val="tablecopy"/>
-              <w:rPr>
-                <w:b w:val="0"/>
-                <w:bCs w:val="0"/>
-              </w:rPr>
-            </w:pPr>
-            <w:r>
-              <w:rPr>
-                <w:b w:val="0"/>
-                <w:bCs w:val="0"/>
-              </w:rPr>
+            <w:r>
               <w:t>Sedang</w:t>
             </w:r>
           </w:p>
@@ -3991,10 +3739,6 @@
             </w:tcBorders>
           </w:tcPr>
           <w:p>
-            <w:pPr>
-              <w:pStyle w:val="tablecopy"/>
-              <w:cnfStyle w:val="000000100000" w:firstRow="0" w:lastRow="0" w:firstColumn="0" w:lastColumn="0" w:oddVBand="0" w:evenVBand="0" w:oddHBand="1" w:evenHBand="0" w:firstRowFirstColumn="0" w:firstRowLastColumn="0" w:lastRowFirstColumn="0" w:lastRowLastColumn="0"/>
-            </w:pPr>
             <w:r>
               <w:t>A*</w:t>
             </w:r>
@@ -4009,10 +3753,6 @@
             </w:tcBorders>
           </w:tcPr>
           <w:p>
-            <w:pPr>
-              <w:pStyle w:val="tablecopy"/>
-              <w:cnfStyle w:val="000000100000" w:firstRow="0" w:lastRow="0" w:firstColumn="0" w:lastColumn="0" w:oddVBand="0" w:evenVBand="0" w:oddHBand="1" w:evenHBand="0" w:firstRowFirstColumn="0" w:firstRowLastColumn="0" w:lastRowFirstColumn="0" w:lastRowLastColumn="0"/>
-            </w:pPr>
             <w:r>
               <w:t>100%</w:t>
             </w:r>
@@ -4027,30 +3767,22 @@
             </w:tcBorders>
           </w:tcPr>
           <w:p>
-            <w:pPr>
-              <w:pStyle w:val="tablecopy"/>
-              <w:cnfStyle w:val="000000100000" w:firstRow="0" w:lastRow="0" w:firstColumn="0" w:lastColumn="0" w:oddVBand="0" w:evenVBand="0" w:oddHBand="1" w:evenHBand="0" w:firstRowFirstColumn="0" w:firstRowLastColumn="0" w:lastRowFirstColumn="0" w:lastRowLastColumn="0"/>
-            </w:pPr>
-            <w:r>
-              <w:t>54.49</w:t>
-            </w:r>
-          </w:p>
-        </w:tc>
-        <w:tc>
-          <w:tcPr>
-            <w:tcW w:w="0" w:type="auto"/>
-            <w:tcBorders>
-              <w:top w:val="nil"/>
-              <w:bottom w:val="nil"/>
-            </w:tcBorders>
-          </w:tcPr>
-          <w:p>
-            <w:pPr>
-              <w:pStyle w:val="tablecopy"/>
-              <w:cnfStyle w:val="000000100000" w:firstRow="0" w:lastRow="0" w:firstColumn="0" w:lastColumn="0" w:oddVBand="0" w:evenVBand="0" w:oddHBand="1" w:evenHBand="0" w:firstRowFirstColumn="0" w:firstRowLastColumn="0" w:lastRowFirstColumn="0" w:lastRowLastColumn="0"/>
-            </w:pPr>
-            <w:r>
-              <w:t>46.9</w:t>
+            <w:r>
+              <w:t>55.40</w:t>
+            </w:r>
+          </w:p>
+        </w:tc>
+        <w:tc>
+          <w:tcPr>
+            <w:tcW w:w="0" w:type="auto"/>
+            <w:tcBorders>
+              <w:top w:val="nil"/>
+              <w:bottom w:val="nil"/>
+            </w:tcBorders>
+          </w:tcPr>
+          <w:p>
+            <w:r>
+              <w:t>89.2</w:t>
             </w:r>
           </w:p>
         </w:tc>
@@ -4069,18 +3801,7 @@
             </w:tcBorders>
           </w:tcPr>
           <w:p>
-            <w:pPr>
-              <w:pStyle w:val="tablecopy"/>
-              <w:rPr>
-                <w:b w:val="0"/>
-                <w:bCs w:val="0"/>
-              </w:rPr>
-            </w:pPr>
-            <w:r>
-              <w:rPr>
-                <w:b w:val="0"/>
-                <w:bCs w:val="0"/>
-              </w:rPr>
+            <w:r>
               <w:t>Sedang</w:t>
             </w:r>
           </w:p>
@@ -4094,10 +3815,6 @@
             </w:tcBorders>
           </w:tcPr>
           <w:p>
-            <w:pPr>
-              <w:pStyle w:val="tablecopy"/>
-              <w:cnfStyle w:val="000000000000" w:firstRow="0" w:lastRow="0" w:firstColumn="0" w:lastColumn="0" w:oddVBand="0" w:evenVBand="0" w:oddHBand="0" w:evenHBand="0" w:firstRowFirstColumn="0" w:firstRowLastColumn="0" w:lastRowFirstColumn="0" w:lastRowLastColumn="0"/>
-            </w:pPr>
             <w:r>
               <w:t>RRT*</w:t>
             </w:r>
@@ -4112,10 +3829,6 @@
             </w:tcBorders>
           </w:tcPr>
           <w:p>
-            <w:pPr>
-              <w:pStyle w:val="tablecopy"/>
-              <w:cnfStyle w:val="000000000000" w:firstRow="0" w:lastRow="0" w:firstColumn="0" w:lastColumn="0" w:oddVBand="0" w:evenVBand="0" w:oddHBand="0" w:evenHBand="0" w:firstRowFirstColumn="0" w:firstRowLastColumn="0" w:lastRowFirstColumn="0" w:lastRowLastColumn="0"/>
-            </w:pPr>
             <w:r>
               <w:t>100%</w:t>
             </w:r>
@@ -4130,30 +3843,22 @@
             </w:tcBorders>
           </w:tcPr>
           <w:p>
-            <w:pPr>
-              <w:pStyle w:val="tablecopy"/>
-              <w:cnfStyle w:val="000000000000" w:firstRow="0" w:lastRow="0" w:firstColumn="0" w:lastColumn="0" w:oddVBand="0" w:evenVBand="0" w:oddHBand="0" w:evenHBand="0" w:firstRowFirstColumn="0" w:firstRowLastColumn="0" w:lastRowFirstColumn="0" w:lastRowLastColumn="0"/>
-            </w:pPr>
-            <w:r>
-              <w:t>56.34</w:t>
-            </w:r>
-          </w:p>
-        </w:tc>
-        <w:tc>
-          <w:tcPr>
-            <w:tcW w:w="0" w:type="auto"/>
-            <w:tcBorders>
-              <w:top w:val="nil"/>
-              <w:bottom w:val="nil"/>
-            </w:tcBorders>
-          </w:tcPr>
-          <w:p>
-            <w:pPr>
-              <w:pStyle w:val="tablecopy"/>
-              <w:cnfStyle w:val="000000000000" w:firstRow="0" w:lastRow="0" w:firstColumn="0" w:lastColumn="0" w:oddVBand="0" w:evenVBand="0" w:oddHBand="0" w:evenHBand="0" w:firstRowFirstColumn="0" w:firstRowLastColumn="0" w:lastRowFirstColumn="0" w:lastRowLastColumn="0"/>
-            </w:pPr>
-            <w:r>
-              <w:t>288.8</w:t>
+            <w:r>
+              <w:t>57.35</w:t>
+            </w:r>
+          </w:p>
+        </w:tc>
+        <w:tc>
+          <w:tcPr>
+            <w:tcW w:w="0" w:type="auto"/>
+            <w:tcBorders>
+              <w:top w:val="nil"/>
+              <w:bottom w:val="nil"/>
+            </w:tcBorders>
+          </w:tcPr>
+          <w:p>
+            <w:r>
+              <w:t>469.9</w:t>
             </w:r>
           </w:p>
         </w:tc>
@@ -4173,18 +3878,7 @@
             </w:tcBorders>
           </w:tcPr>
           <w:p>
-            <w:pPr>
-              <w:pStyle w:val="tablecopy"/>
-              <w:rPr>
-                <w:b w:val="0"/>
-                <w:bCs w:val="0"/>
-              </w:rPr>
-            </w:pPr>
-            <w:r>
-              <w:rPr>
-                <w:b w:val="0"/>
-                <w:bCs w:val="0"/>
-              </w:rPr>
+            <w:r>
               <w:t>Sulit</w:t>
             </w:r>
           </w:p>
@@ -4198,10 +3892,6 @@
             </w:tcBorders>
           </w:tcPr>
           <w:p>
-            <w:pPr>
-              <w:pStyle w:val="tablecopy"/>
-              <w:cnfStyle w:val="000000100000" w:firstRow="0" w:lastRow="0" w:firstColumn="0" w:lastColumn="0" w:oddVBand="0" w:evenVBand="0" w:oddHBand="1" w:evenHBand="0" w:firstRowFirstColumn="0" w:firstRowLastColumn="0" w:lastRowFirstColumn="0" w:lastRowLastColumn="0"/>
-            </w:pPr>
             <w:r>
               <w:t>Brute Force</w:t>
             </w:r>
@@ -4216,10 +3906,6 @@
             </w:tcBorders>
           </w:tcPr>
           <w:p>
-            <w:pPr>
-              <w:pStyle w:val="tablecopy"/>
-              <w:cnfStyle w:val="000000100000" w:firstRow="0" w:lastRow="0" w:firstColumn="0" w:lastColumn="0" w:oddVBand="0" w:evenVBand="0" w:oddHBand="1" w:evenHBand="0" w:firstRowFirstColumn="0" w:firstRowLastColumn="0" w:lastRowFirstColumn="0" w:lastRowLastColumn="0"/>
-            </w:pPr>
             <w:r>
               <w:t>20%</w:t>
             </w:r>
@@ -4234,30 +3920,22 @@
             </w:tcBorders>
           </w:tcPr>
           <w:p>
-            <w:pPr>
-              <w:pStyle w:val="tablecopy"/>
-              <w:cnfStyle w:val="000000100000" w:firstRow="0" w:lastRow="0" w:firstColumn="0" w:lastColumn="0" w:oddVBand="0" w:evenVBand="0" w:oddHBand="1" w:evenHBand="0" w:firstRowFirstColumn="0" w:firstRowLastColumn="0" w:lastRowFirstColumn="0" w:lastRowLastColumn="0"/>
-            </w:pPr>
-            <w:r>
-              <w:t>66.13</w:t>
-            </w:r>
-          </w:p>
-        </w:tc>
-        <w:tc>
-          <w:tcPr>
-            <w:tcW w:w="0" w:type="auto"/>
-            <w:tcBorders>
-              <w:top w:val="nil"/>
-              <w:bottom w:val="nil"/>
-            </w:tcBorders>
-          </w:tcPr>
-          <w:p>
-            <w:pPr>
-              <w:pStyle w:val="tablecopy"/>
-              <w:cnfStyle w:val="000000100000" w:firstRow="0" w:lastRow="0" w:firstColumn="0" w:lastColumn="0" w:oddVBand="0" w:evenVBand="0" w:oddHBand="1" w:evenHBand="0" w:firstRowFirstColumn="0" w:firstRowLastColumn="0" w:lastRowFirstColumn="0" w:lastRowLastColumn="0"/>
-            </w:pPr>
-            <w:r>
-              <w:t>94.6</w:t>
+            <w:r>
+              <w:t>65.37</w:t>
+            </w:r>
+          </w:p>
+        </w:tc>
+        <w:tc>
+          <w:tcPr>
+            <w:tcW w:w="0" w:type="auto"/>
+            <w:tcBorders>
+              <w:top w:val="nil"/>
+              <w:bottom w:val="nil"/>
+            </w:tcBorders>
+          </w:tcPr>
+          <w:p>
+            <w:r>
+              <w:t>108.9</w:t>
             </w:r>
           </w:p>
         </w:tc>
@@ -4276,18 +3954,7 @@
             </w:tcBorders>
           </w:tcPr>
           <w:p>
-            <w:pPr>
-              <w:pStyle w:val="tablecopy"/>
-              <w:rPr>
-                <w:b w:val="0"/>
-                <w:bCs w:val="0"/>
-              </w:rPr>
-            </w:pPr>
-            <w:r>
-              <w:rPr>
-                <w:b w:val="0"/>
-                <w:bCs w:val="0"/>
-              </w:rPr>
+            <w:r>
               <w:t>Sulit</w:t>
             </w:r>
           </w:p>
@@ -4301,10 +3968,6 @@
             </w:tcBorders>
           </w:tcPr>
           <w:p>
-            <w:pPr>
-              <w:pStyle w:val="tablecopy"/>
-              <w:cnfStyle w:val="000000000000" w:firstRow="0" w:lastRow="0" w:firstColumn="0" w:lastColumn="0" w:oddVBand="0" w:evenVBand="0" w:oddHBand="0" w:evenHBand="0" w:firstRowFirstColumn="0" w:firstRowLastColumn="0" w:lastRowFirstColumn="0" w:lastRowLastColumn="0"/>
-            </w:pPr>
             <w:r>
               <w:t>UCS</w:t>
             </w:r>
@@ -4319,10 +3982,6 @@
             </w:tcBorders>
           </w:tcPr>
           <w:p>
-            <w:pPr>
-              <w:pStyle w:val="tablecopy"/>
-              <w:cnfStyle w:val="000000000000" w:firstRow="0" w:lastRow="0" w:firstColumn="0" w:lastColumn="0" w:oddVBand="0" w:evenVBand="0" w:oddHBand="0" w:evenHBand="0" w:firstRowFirstColumn="0" w:firstRowLastColumn="0" w:lastRowFirstColumn="0" w:lastRowLastColumn="0"/>
-            </w:pPr>
             <w:r>
               <w:t>100%</w:t>
             </w:r>
@@ -4337,30 +3996,22 @@
             </w:tcBorders>
           </w:tcPr>
           <w:p>
-            <w:pPr>
-              <w:pStyle w:val="tablecopy"/>
-              <w:cnfStyle w:val="000000000000" w:firstRow="0" w:lastRow="0" w:firstColumn="0" w:lastColumn="0" w:oddVBand="0" w:evenVBand="0" w:oddHBand="0" w:evenHBand="0" w:firstRowFirstColumn="0" w:firstRowLastColumn="0" w:lastRowFirstColumn="0" w:lastRowLastColumn="0"/>
-            </w:pPr>
-            <w:r>
-              <w:t>70.76</w:t>
-            </w:r>
-          </w:p>
-        </w:tc>
-        <w:tc>
-          <w:tcPr>
-            <w:tcW w:w="0" w:type="auto"/>
-            <w:tcBorders>
-              <w:top w:val="nil"/>
-              <w:bottom w:val="nil"/>
-            </w:tcBorders>
-          </w:tcPr>
-          <w:p>
-            <w:pPr>
-              <w:pStyle w:val="tablecopy"/>
-              <w:cnfStyle w:val="000000000000" w:firstRow="0" w:lastRow="0" w:firstColumn="0" w:lastColumn="0" w:oddVBand="0" w:evenVBand="0" w:oddHBand="0" w:evenHBand="0" w:firstRowFirstColumn="0" w:firstRowLastColumn="0" w:lastRowFirstColumn="0" w:lastRowLastColumn="0"/>
-            </w:pPr>
-            <w:r>
-              <w:t>342.2</w:t>
+            <w:r>
+              <w:t>70.35</w:t>
+            </w:r>
+          </w:p>
+        </w:tc>
+        <w:tc>
+          <w:tcPr>
+            <w:tcW w:w="0" w:type="auto"/>
+            <w:tcBorders>
+              <w:top w:val="nil"/>
+              <w:bottom w:val="nil"/>
+            </w:tcBorders>
+          </w:tcPr>
+          <w:p>
+            <w:r>
+              <w:t>433.9</w:t>
             </w:r>
           </w:p>
         </w:tc>
@@ -4380,18 +4031,7 @@
             </w:tcBorders>
           </w:tcPr>
           <w:p>
-            <w:pPr>
-              <w:pStyle w:val="tablecopy"/>
-              <w:rPr>
-                <w:b w:val="0"/>
-                <w:bCs w:val="0"/>
-              </w:rPr>
-            </w:pPr>
-            <w:r>
-              <w:rPr>
-                <w:b w:val="0"/>
-                <w:bCs w:val="0"/>
-              </w:rPr>
+            <w:r>
               <w:t>Sulit</w:t>
             </w:r>
           </w:p>
@@ -4405,10 +4045,6 @@
             </w:tcBorders>
           </w:tcPr>
           <w:p>
-            <w:pPr>
-              <w:pStyle w:val="tablecopy"/>
-              <w:cnfStyle w:val="000000100000" w:firstRow="0" w:lastRow="0" w:firstColumn="0" w:lastColumn="0" w:oddVBand="0" w:evenVBand="0" w:oddHBand="1" w:evenHBand="0" w:firstRowFirstColumn="0" w:firstRowLastColumn="0" w:lastRowFirstColumn="0" w:lastRowLastColumn="0"/>
-            </w:pPr>
             <w:r>
               <w:t>GBFS</w:t>
             </w:r>
@@ -4423,10 +4059,6 @@
             </w:tcBorders>
           </w:tcPr>
           <w:p>
-            <w:pPr>
-              <w:pStyle w:val="tablecopy"/>
-              <w:cnfStyle w:val="000000100000" w:firstRow="0" w:lastRow="0" w:firstColumn="0" w:lastColumn="0" w:oddVBand="0" w:evenVBand="0" w:oddHBand="1" w:evenHBand="0" w:firstRowFirstColumn="0" w:firstRowLastColumn="0" w:lastRowFirstColumn="0" w:lastRowLastColumn="0"/>
-            </w:pPr>
             <w:r>
               <w:t>100%</w:t>
             </w:r>
@@ -4441,10 +4073,6 @@
             </w:tcBorders>
           </w:tcPr>
           <w:p>
-            <w:pPr>
-              <w:pStyle w:val="tablecopy"/>
-              <w:cnfStyle w:val="000000100000" w:firstRow="0" w:lastRow="0" w:firstColumn="0" w:lastColumn="0" w:oddVBand="0" w:evenVBand="0" w:oddHBand="1" w:evenHBand="0" w:firstRowFirstColumn="0" w:firstRowLastColumn="0" w:lastRowFirstColumn="0" w:lastRowLastColumn="0"/>
-            </w:pPr>
             <w:r>
               <w:t>75.88</w:t>
             </w:r>
@@ -4459,12 +4087,8 @@
             </w:tcBorders>
           </w:tcPr>
           <w:p>
-            <w:pPr>
-              <w:pStyle w:val="tablecopy"/>
-              <w:cnfStyle w:val="000000100000" w:firstRow="0" w:lastRow="0" w:firstColumn="0" w:lastColumn="0" w:oddVBand="0" w:evenVBand="0" w:oddHBand="1" w:evenHBand="0" w:firstRowFirstColumn="0" w:firstRowLastColumn="0" w:lastRowFirstColumn="0" w:lastRowLastColumn="0"/>
-            </w:pPr>
-            <w:r>
-              <w:t>33.8</w:t>
+            <w:r>
+              <w:t>29.1</w:t>
             </w:r>
           </w:p>
         </w:tc>
@@ -4483,18 +4107,7 @@
             </w:tcBorders>
           </w:tcPr>
           <w:p>
-            <w:pPr>
-              <w:pStyle w:val="tablecopy"/>
-              <w:rPr>
-                <w:b w:val="0"/>
-                <w:bCs w:val="0"/>
-              </w:rPr>
-            </w:pPr>
-            <w:r>
-              <w:rPr>
-                <w:b w:val="0"/>
-                <w:bCs w:val="0"/>
-              </w:rPr>
+            <w:r>
               <w:t>Sulit</w:t>
             </w:r>
           </w:p>
@@ -4508,10 +4121,6 @@
             </w:tcBorders>
           </w:tcPr>
           <w:p>
-            <w:pPr>
-              <w:pStyle w:val="tablecopy"/>
-              <w:cnfStyle w:val="000000000000" w:firstRow="0" w:lastRow="0" w:firstColumn="0" w:lastColumn="0" w:oddVBand="0" w:evenVBand="0" w:oddHBand="0" w:evenHBand="0" w:firstRowFirstColumn="0" w:firstRowLastColumn="0" w:lastRowFirstColumn="0" w:lastRowLastColumn="0"/>
-            </w:pPr>
             <w:r>
               <w:t>A*</w:t>
             </w:r>
@@ -4526,10 +4135,6 @@
             </w:tcBorders>
           </w:tcPr>
           <w:p>
-            <w:pPr>
-              <w:pStyle w:val="tablecopy"/>
-              <w:cnfStyle w:val="000000000000" w:firstRow="0" w:lastRow="0" w:firstColumn="0" w:lastColumn="0" w:oddVBand="0" w:evenVBand="0" w:oddHBand="0" w:evenHBand="0" w:firstRowFirstColumn="0" w:firstRowLastColumn="0" w:lastRowFirstColumn="0" w:lastRowLastColumn="0"/>
-            </w:pPr>
             <w:r>
               <w:t>100%</w:t>
             </w:r>
@@ -4544,30 +4149,22 @@
             </w:tcBorders>
           </w:tcPr>
           <w:p>
-            <w:pPr>
-              <w:pStyle w:val="tablecopy"/>
-              <w:cnfStyle w:val="000000000000" w:firstRow="0" w:lastRow="0" w:firstColumn="0" w:lastColumn="0" w:oddVBand="0" w:evenVBand="0" w:oddHBand="0" w:evenHBand="0" w:firstRowFirstColumn="0" w:firstRowLastColumn="0" w:lastRowFirstColumn="0" w:lastRowLastColumn="0"/>
-            </w:pPr>
-            <w:r>
-              <w:t>70.76</w:t>
-            </w:r>
-          </w:p>
-        </w:tc>
-        <w:tc>
-          <w:tcPr>
-            <w:tcW w:w="0" w:type="auto"/>
-            <w:tcBorders>
-              <w:top w:val="nil"/>
-              <w:bottom w:val="nil"/>
-            </w:tcBorders>
-          </w:tcPr>
-          <w:p>
-            <w:pPr>
-              <w:pStyle w:val="tablecopy"/>
-              <w:cnfStyle w:val="000000000000" w:firstRow="0" w:lastRow="0" w:firstColumn="0" w:lastColumn="0" w:oddVBand="0" w:evenVBand="0" w:oddHBand="0" w:evenHBand="0" w:firstRowFirstColumn="0" w:firstRowLastColumn="0" w:lastRowFirstColumn="0" w:lastRowLastColumn="0"/>
-            </w:pPr>
-            <w:r>
-              <w:t>241.1</w:t>
+            <w:r>
+              <w:t>70.35</w:t>
+            </w:r>
+          </w:p>
+        </w:tc>
+        <w:tc>
+          <w:tcPr>
+            <w:tcW w:w="0" w:type="auto"/>
+            <w:tcBorders>
+              <w:top w:val="nil"/>
+              <w:bottom w:val="nil"/>
+            </w:tcBorders>
+          </w:tcPr>
+          <w:p>
+            <w:r>
+              <w:t>266.0</w:t>
             </w:r>
           </w:p>
         </w:tc>
@@ -4587,18 +4184,7 @@
             </w:tcBorders>
           </w:tcPr>
           <w:p>
-            <w:pPr>
-              <w:pStyle w:val="tablecopy"/>
-              <w:rPr>
-                <w:b w:val="0"/>
-                <w:bCs w:val="0"/>
-              </w:rPr>
-            </w:pPr>
-            <w:r>
-              <w:rPr>
-                <w:b w:val="0"/>
-                <w:bCs w:val="0"/>
-              </w:rPr>
+            <w:r>
               <w:t>Sulit</w:t>
             </w:r>
           </w:p>
@@ -4612,10 +4198,6 @@
             </w:tcBorders>
           </w:tcPr>
           <w:p>
-            <w:pPr>
-              <w:pStyle w:val="tablecopy"/>
-              <w:cnfStyle w:val="000000100000" w:firstRow="0" w:lastRow="0" w:firstColumn="0" w:lastColumn="0" w:oddVBand="0" w:evenVBand="0" w:oddHBand="1" w:evenHBand="0" w:firstRowFirstColumn="0" w:firstRowLastColumn="0" w:lastRowFirstColumn="0" w:lastRowLastColumn="0"/>
-            </w:pPr>
             <w:r>
               <w:t>RRT*</w:t>
             </w:r>
@@ -4630,48 +4212,36 @@
             </w:tcBorders>
           </w:tcPr>
           <w:p>
-            <w:pPr>
-              <w:pStyle w:val="tablecopy"/>
-              <w:cnfStyle w:val="000000100000" w:firstRow="0" w:lastRow="0" w:firstColumn="0" w:lastColumn="0" w:oddVBand="0" w:evenVBand="0" w:oddHBand="1" w:evenHBand="0" w:firstRowFirstColumn="0" w:firstRowLastColumn="0" w:lastRowFirstColumn="0" w:lastRowLastColumn="0"/>
-            </w:pPr>
-            <w:r>
-              <w:t>80%</w:t>
-            </w:r>
-          </w:p>
-        </w:tc>
-        <w:tc>
-          <w:tcPr>
-            <w:tcW w:w="0" w:type="auto"/>
-            <w:tcBorders>
-              <w:top w:val="nil"/>
-              <w:bottom w:val="nil"/>
-            </w:tcBorders>
-          </w:tcPr>
-          <w:p>
-            <w:pPr>
-              <w:pStyle w:val="tablecopy"/>
-              <w:cnfStyle w:val="000000100000" w:firstRow="0" w:lastRow="0" w:firstColumn="0" w:lastColumn="0" w:oddVBand="0" w:evenVBand="0" w:oddHBand="1" w:evenHBand="0" w:firstRowFirstColumn="0" w:firstRowLastColumn="0" w:lastRowFirstColumn="0" w:lastRowLastColumn="0"/>
-            </w:pPr>
-            <w:r>
-              <w:t>84.69</w:t>
-            </w:r>
-          </w:p>
-        </w:tc>
-        <w:tc>
-          <w:tcPr>
-            <w:tcW w:w="0" w:type="auto"/>
-            <w:tcBorders>
-              <w:top w:val="nil"/>
-              <w:bottom w:val="nil"/>
-            </w:tcBorders>
-          </w:tcPr>
-          <w:p>
-            <w:pPr>
-              <w:pStyle w:val="tablecopy"/>
-              <w:cnfStyle w:val="000000100000" w:firstRow="0" w:lastRow="0" w:firstColumn="0" w:lastColumn="0" w:oddVBand="0" w:evenVBand="0" w:oddHBand="1" w:evenHBand="0" w:firstRowFirstColumn="0" w:firstRowLastColumn="0" w:lastRowFirstColumn="0" w:lastRowLastColumn="0"/>
-            </w:pPr>
-            <w:r>
-              <w:t>125.4</w:t>
+            <w:r>
+              <w:t>90%</w:t>
+            </w:r>
+          </w:p>
+        </w:tc>
+        <w:tc>
+          <w:tcPr>
+            <w:tcW w:w="0" w:type="auto"/>
+            <w:tcBorders>
+              <w:top w:val="nil"/>
+              <w:bottom w:val="nil"/>
+            </w:tcBorders>
+          </w:tcPr>
+          <w:p>
+            <w:r>
+              <w:t>82.27</w:t>
+            </w:r>
+          </w:p>
+        </w:tc>
+        <w:tc>
+          <w:tcPr>
+            <w:tcW w:w="0" w:type="auto"/>
+            <w:tcBorders>
+              <w:top w:val="nil"/>
+              <w:bottom w:val="nil"/>
+            </w:tcBorders>
+          </w:tcPr>
+          <w:p>
+            <w:r>
+              <w:t>232.0</w:t>
             </w:r>
           </w:p>
         </w:tc>
@@ -4690,18 +4260,7 @@
             </w:tcBorders>
           </w:tcPr>
           <w:p>
-            <w:pPr>
-              <w:pStyle w:val="tablecopy"/>
-              <w:rPr>
-                <w:b w:val="0"/>
-                <w:bCs w:val="0"/>
-              </w:rPr>
-            </w:pPr>
-            <w:r>
-              <w:rPr>
-                <w:b w:val="0"/>
-                <w:bCs w:val="0"/>
-              </w:rPr>
+            <w:r>
               <w:t>Padat</w:t>
             </w:r>
           </w:p>
@@ -4715,10 +4274,6 @@
             </w:tcBorders>
           </w:tcPr>
           <w:p>
-            <w:pPr>
-              <w:pStyle w:val="tablecopy"/>
-              <w:cnfStyle w:val="000000000000" w:firstRow="0" w:lastRow="0" w:firstColumn="0" w:lastColumn="0" w:oddVBand="0" w:evenVBand="0" w:oddHBand="0" w:evenHBand="0" w:firstRowFirstColumn="0" w:firstRowLastColumn="0" w:lastRowFirstColumn="0" w:lastRowLastColumn="0"/>
-            </w:pPr>
             <w:r>
               <w:t>Brute Force</w:t>
             </w:r>
@@ -4733,48 +4288,36 @@
             </w:tcBorders>
           </w:tcPr>
           <w:p>
-            <w:pPr>
-              <w:pStyle w:val="tablecopy"/>
-              <w:cnfStyle w:val="000000000000" w:firstRow="0" w:lastRow="0" w:firstColumn="0" w:lastColumn="0" w:oddVBand="0" w:evenVBand="0" w:oddHBand="0" w:evenHBand="0" w:firstRowFirstColumn="0" w:firstRowLastColumn="0" w:lastRowFirstColumn="0" w:lastRowLastColumn="0"/>
-            </w:pPr>
-            <w:r>
-              <w:t>20%</w:t>
-            </w:r>
-          </w:p>
-        </w:tc>
-        <w:tc>
-          <w:tcPr>
-            <w:tcW w:w="0" w:type="auto"/>
-            <w:tcBorders>
-              <w:top w:val="nil"/>
-              <w:bottom w:val="nil"/>
-            </w:tcBorders>
-          </w:tcPr>
-          <w:p>
-            <w:pPr>
-              <w:pStyle w:val="tablecopy"/>
-              <w:cnfStyle w:val="000000000000" w:firstRow="0" w:lastRow="0" w:firstColumn="0" w:lastColumn="0" w:oddVBand="0" w:evenVBand="0" w:oddHBand="0" w:evenHBand="0" w:firstRowFirstColumn="0" w:firstRowLastColumn="0" w:lastRowFirstColumn="0" w:lastRowLastColumn="0"/>
-            </w:pPr>
-            <w:r>
-              <w:t>86.53</w:t>
-            </w:r>
-          </w:p>
-        </w:tc>
-        <w:tc>
-          <w:tcPr>
-            <w:tcW w:w="0" w:type="auto"/>
-            <w:tcBorders>
-              <w:top w:val="nil"/>
-              <w:bottom w:val="nil"/>
-            </w:tcBorders>
-          </w:tcPr>
-          <w:p>
-            <w:pPr>
-              <w:pStyle w:val="tablecopy"/>
-              <w:cnfStyle w:val="000000000000" w:firstRow="0" w:lastRow="0" w:firstColumn="0" w:lastColumn="0" w:oddVBand="0" w:evenVBand="0" w:oddHBand="0" w:evenHBand="0" w:firstRowFirstColumn="0" w:firstRowLastColumn="0" w:lastRowFirstColumn="0" w:lastRowLastColumn="0"/>
-            </w:pPr>
-            <w:r>
-              <w:t>91.9</w:t>
+            <w:r>
+              <w:t>30%</w:t>
+            </w:r>
+          </w:p>
+        </w:tc>
+        <w:tc>
+          <w:tcPr>
+            <w:tcW w:w="0" w:type="auto"/>
+            <w:tcBorders>
+              <w:top w:val="nil"/>
+              <w:bottom w:val="nil"/>
+            </w:tcBorders>
+          </w:tcPr>
+          <w:p>
+            <w:r>
+              <w:t>70.43</w:t>
+            </w:r>
+          </w:p>
+        </w:tc>
+        <w:tc>
+          <w:tcPr>
+            <w:tcW w:w="0" w:type="auto"/>
+            <w:tcBorders>
+              <w:top w:val="nil"/>
+              <w:bottom w:val="nil"/>
+            </w:tcBorders>
+          </w:tcPr>
+          <w:p>
+            <w:r>
+              <w:t>91.8</w:t>
             </w:r>
           </w:p>
         </w:tc>
@@ -4794,18 +4337,7 @@
             </w:tcBorders>
           </w:tcPr>
           <w:p>
-            <w:pPr>
-              <w:pStyle w:val="tablecopy"/>
-              <w:rPr>
-                <w:b w:val="0"/>
-                <w:bCs w:val="0"/>
-              </w:rPr>
-            </w:pPr>
-            <w:r>
-              <w:rPr>
-                <w:b w:val="0"/>
-                <w:bCs w:val="0"/>
-              </w:rPr>
+            <w:r>
               <w:t>Padat</w:t>
             </w:r>
           </w:p>
@@ -4819,10 +4351,6 @@
             </w:tcBorders>
           </w:tcPr>
           <w:p>
-            <w:pPr>
-              <w:pStyle w:val="tablecopy"/>
-              <w:cnfStyle w:val="000000100000" w:firstRow="0" w:lastRow="0" w:firstColumn="0" w:lastColumn="0" w:oddVBand="0" w:evenVBand="0" w:oddHBand="1" w:evenHBand="0" w:firstRowFirstColumn="0" w:firstRowLastColumn="0" w:lastRowFirstColumn="0" w:lastRowLastColumn="0"/>
-            </w:pPr>
             <w:r>
               <w:t>UCS</w:t>
             </w:r>
@@ -4837,48 +4365,36 @@
             </w:tcBorders>
           </w:tcPr>
           <w:p>
-            <w:pPr>
-              <w:pStyle w:val="tablecopy"/>
-              <w:cnfStyle w:val="000000100000" w:firstRow="0" w:lastRow="0" w:firstColumn="0" w:lastColumn="0" w:oddVBand="0" w:evenVBand="0" w:oddHBand="1" w:evenHBand="0" w:firstRowFirstColumn="0" w:firstRowLastColumn="0" w:lastRowFirstColumn="0" w:lastRowLastColumn="0"/>
-            </w:pPr>
-            <w:r>
-              <w:t>80%</w:t>
-            </w:r>
-          </w:p>
-        </w:tc>
-        <w:tc>
-          <w:tcPr>
-            <w:tcW w:w="0" w:type="auto"/>
-            <w:tcBorders>
-              <w:top w:val="nil"/>
-              <w:bottom w:val="nil"/>
-            </w:tcBorders>
-          </w:tcPr>
-          <w:p>
-            <w:pPr>
-              <w:pStyle w:val="tablecopy"/>
-              <w:cnfStyle w:val="000000100000" w:firstRow="0" w:lastRow="0" w:firstColumn="0" w:lastColumn="0" w:oddVBand="0" w:evenVBand="0" w:oddHBand="1" w:evenHBand="0" w:firstRowFirstColumn="0" w:firstRowLastColumn="0" w:lastRowFirstColumn="0" w:lastRowLastColumn="0"/>
-            </w:pPr>
-            <w:r>
-              <w:t>57.56</w:t>
-            </w:r>
-          </w:p>
-        </w:tc>
-        <w:tc>
-          <w:tcPr>
-            <w:tcW w:w="0" w:type="auto"/>
-            <w:tcBorders>
-              <w:top w:val="nil"/>
-              <w:bottom w:val="nil"/>
-            </w:tcBorders>
-          </w:tcPr>
-          <w:p>
-            <w:pPr>
-              <w:pStyle w:val="tablecopy"/>
-              <w:cnfStyle w:val="000000100000" w:firstRow="0" w:lastRow="0" w:firstColumn="0" w:lastColumn="0" w:oddVBand="0" w:evenVBand="0" w:oddHBand="1" w:evenHBand="0" w:firstRowFirstColumn="0" w:firstRowLastColumn="0" w:lastRowFirstColumn="0" w:lastRowLastColumn="0"/>
-            </w:pPr>
-            <w:r>
-              <w:t>732.6</w:t>
+            <w:r>
+              <w:t>100%</w:t>
+            </w:r>
+          </w:p>
+        </w:tc>
+        <w:tc>
+          <w:tcPr>
+            <w:tcW w:w="0" w:type="auto"/>
+            <w:tcBorders>
+              <w:top w:val="nil"/>
+              <w:bottom w:val="nil"/>
+            </w:tcBorders>
+          </w:tcPr>
+          <w:p>
+            <w:r>
+              <w:t>57.06</w:t>
+            </w:r>
+          </w:p>
+        </w:tc>
+        <w:tc>
+          <w:tcPr>
+            <w:tcW w:w="0" w:type="auto"/>
+            <w:tcBorders>
+              <w:top w:val="nil"/>
+              <w:bottom w:val="nil"/>
+            </w:tcBorders>
+          </w:tcPr>
+          <w:p>
+            <w:r>
+              <w:t>674.0</w:t>
             </w:r>
           </w:p>
         </w:tc>
@@ -4897,18 +4413,7 @@
             </w:tcBorders>
           </w:tcPr>
           <w:p>
-            <w:pPr>
-              <w:pStyle w:val="tablecopy"/>
-              <w:rPr>
-                <w:b w:val="0"/>
-                <w:bCs w:val="0"/>
-              </w:rPr>
-            </w:pPr>
-            <w:r>
-              <w:rPr>
-                <w:b w:val="0"/>
-                <w:bCs w:val="0"/>
-              </w:rPr>
+            <w:r>
               <w:t>Padat</w:t>
             </w:r>
           </w:p>
@@ -4922,10 +4427,6 @@
             </w:tcBorders>
           </w:tcPr>
           <w:p>
-            <w:pPr>
-              <w:pStyle w:val="tablecopy"/>
-              <w:cnfStyle w:val="000000000000" w:firstRow="0" w:lastRow="0" w:firstColumn="0" w:lastColumn="0" w:oddVBand="0" w:evenVBand="0" w:oddHBand="0" w:evenHBand="0" w:firstRowFirstColumn="0" w:firstRowLastColumn="0" w:lastRowFirstColumn="0" w:lastRowLastColumn="0"/>
-            </w:pPr>
             <w:r>
               <w:t>GBFS</w:t>
             </w:r>
@@ -4940,48 +4441,36 @@
             </w:tcBorders>
           </w:tcPr>
           <w:p>
-            <w:pPr>
-              <w:pStyle w:val="tablecopy"/>
-              <w:cnfStyle w:val="000000000000" w:firstRow="0" w:lastRow="0" w:firstColumn="0" w:lastColumn="0" w:oddVBand="0" w:evenVBand="0" w:oddHBand="0" w:evenHBand="0" w:firstRowFirstColumn="0" w:firstRowLastColumn="0" w:lastRowFirstColumn="0" w:lastRowLastColumn="0"/>
-            </w:pPr>
-            <w:r>
-              <w:t>80%</w:t>
-            </w:r>
-          </w:p>
-        </w:tc>
-        <w:tc>
-          <w:tcPr>
-            <w:tcW w:w="0" w:type="auto"/>
-            <w:tcBorders>
-              <w:top w:val="nil"/>
-              <w:bottom w:val="nil"/>
-            </w:tcBorders>
-          </w:tcPr>
-          <w:p>
-            <w:pPr>
-              <w:pStyle w:val="tablecopy"/>
-              <w:cnfStyle w:val="000000000000" w:firstRow="0" w:lastRow="0" w:firstColumn="0" w:lastColumn="0" w:oddVBand="0" w:evenVBand="0" w:oddHBand="0" w:evenHBand="0" w:firstRowFirstColumn="0" w:firstRowLastColumn="0" w:lastRowFirstColumn="0" w:lastRowLastColumn="0"/>
-            </w:pPr>
-            <w:r>
-              <w:t>60.15</w:t>
-            </w:r>
-          </w:p>
-        </w:tc>
-        <w:tc>
-          <w:tcPr>
-            <w:tcW w:w="0" w:type="auto"/>
-            <w:tcBorders>
-              <w:top w:val="nil"/>
-              <w:bottom w:val="nil"/>
-            </w:tcBorders>
-          </w:tcPr>
-          <w:p>
-            <w:pPr>
-              <w:pStyle w:val="tablecopy"/>
-              <w:cnfStyle w:val="000000000000" w:firstRow="0" w:lastRow="0" w:firstColumn="0" w:lastColumn="0" w:oddVBand="0" w:evenVBand="0" w:oddHBand="0" w:evenHBand="0" w:firstRowFirstColumn="0" w:firstRowLastColumn="0" w:lastRowFirstColumn="0" w:lastRowLastColumn="0"/>
-            </w:pPr>
-            <w:r>
-              <w:t>182.6</w:t>
+            <w:r>
+              <w:t>100%</w:t>
+            </w:r>
+          </w:p>
+        </w:tc>
+        <w:tc>
+          <w:tcPr>
+            <w:tcW w:w="0" w:type="auto"/>
+            <w:tcBorders>
+              <w:top w:val="nil"/>
+              <w:bottom w:val="nil"/>
+            </w:tcBorders>
+          </w:tcPr>
+          <w:p>
+            <w:r>
+              <w:t>60.44</w:t>
+            </w:r>
+          </w:p>
+        </w:tc>
+        <w:tc>
+          <w:tcPr>
+            <w:tcW w:w="0" w:type="auto"/>
+            <w:tcBorders>
+              <w:top w:val="nil"/>
+              <w:bottom w:val="nil"/>
+            </w:tcBorders>
+          </w:tcPr>
+          <w:p>
+            <w:r>
+              <w:t>20.1</w:t>
             </w:r>
           </w:p>
         </w:tc>
@@ -5001,18 +4490,7 @@
             </w:tcBorders>
           </w:tcPr>
           <w:p>
-            <w:pPr>
-              <w:pStyle w:val="tablecopy"/>
-              <w:rPr>
-                <w:b w:val="0"/>
-                <w:bCs w:val="0"/>
-              </w:rPr>
-            </w:pPr>
-            <w:r>
-              <w:rPr>
-                <w:b w:val="0"/>
-                <w:bCs w:val="0"/>
-              </w:rPr>
+            <w:r>
               <w:t>Padat</w:t>
             </w:r>
           </w:p>
@@ -5026,10 +4504,6 @@
             </w:tcBorders>
           </w:tcPr>
           <w:p>
-            <w:pPr>
-              <w:pStyle w:val="tablecopy"/>
-              <w:cnfStyle w:val="000000100000" w:firstRow="0" w:lastRow="0" w:firstColumn="0" w:lastColumn="0" w:oddVBand="0" w:evenVBand="0" w:oddHBand="1" w:evenHBand="0" w:firstRowFirstColumn="0" w:firstRowLastColumn="0" w:lastRowFirstColumn="0" w:lastRowLastColumn="0"/>
-            </w:pPr>
             <w:r>
               <w:t>A*</w:t>
             </w:r>
@@ -5044,48 +4518,36 @@
             </w:tcBorders>
           </w:tcPr>
           <w:p>
-            <w:pPr>
-              <w:pStyle w:val="tablecopy"/>
-              <w:cnfStyle w:val="000000100000" w:firstRow="0" w:lastRow="0" w:firstColumn="0" w:lastColumn="0" w:oddVBand="0" w:evenVBand="0" w:oddHBand="1" w:evenHBand="0" w:firstRowFirstColumn="0" w:firstRowLastColumn="0" w:lastRowFirstColumn="0" w:lastRowLastColumn="0"/>
-            </w:pPr>
-            <w:r>
-              <w:t>80%</w:t>
-            </w:r>
-          </w:p>
-        </w:tc>
-        <w:tc>
-          <w:tcPr>
-            <w:tcW w:w="0" w:type="auto"/>
-            <w:tcBorders>
-              <w:top w:val="nil"/>
-              <w:bottom w:val="nil"/>
-            </w:tcBorders>
-          </w:tcPr>
-          <w:p>
-            <w:pPr>
-              <w:pStyle w:val="tablecopy"/>
-              <w:cnfStyle w:val="000000100000" w:firstRow="0" w:lastRow="0" w:firstColumn="0" w:lastColumn="0" w:oddVBand="0" w:evenVBand="0" w:oddHBand="1" w:evenHBand="0" w:firstRowFirstColumn="0" w:firstRowLastColumn="0" w:lastRowFirstColumn="0" w:lastRowLastColumn="0"/>
-            </w:pPr>
-            <w:r>
-              <w:t>57.56</w:t>
-            </w:r>
-          </w:p>
-        </w:tc>
-        <w:tc>
-          <w:tcPr>
-            <w:tcW w:w="0" w:type="auto"/>
-            <w:tcBorders>
-              <w:top w:val="nil"/>
-              <w:bottom w:val="nil"/>
-            </w:tcBorders>
-          </w:tcPr>
-          <w:p>
-            <w:pPr>
-              <w:pStyle w:val="tablecopy"/>
-              <w:cnfStyle w:val="000000100000" w:firstRow="0" w:lastRow="0" w:firstColumn="0" w:lastColumn="0" w:oddVBand="0" w:evenVBand="0" w:oddHBand="1" w:evenHBand="0" w:firstRowFirstColumn="0" w:firstRowLastColumn="0" w:lastRowFirstColumn="0" w:lastRowLastColumn="0"/>
-            </w:pPr>
-            <w:r>
-              <w:t>244.9</w:t>
+            <w:r>
+              <w:t>100%</w:t>
+            </w:r>
+          </w:p>
+        </w:tc>
+        <w:tc>
+          <w:tcPr>
+            <w:tcW w:w="0" w:type="auto"/>
+            <w:tcBorders>
+              <w:top w:val="nil"/>
+              <w:bottom w:val="nil"/>
+            </w:tcBorders>
+          </w:tcPr>
+          <w:p>
+            <w:r>
+              <w:t>57.06</w:t>
+            </w:r>
+          </w:p>
+        </w:tc>
+        <w:tc>
+          <w:tcPr>
+            <w:tcW w:w="0" w:type="auto"/>
+            <w:tcBorders>
+              <w:top w:val="nil"/>
+              <w:bottom w:val="nil"/>
+            </w:tcBorders>
+          </w:tcPr>
+          <w:p>
+            <w:r>
+              <w:t>146.4</w:t>
             </w:r>
           </w:p>
         </w:tc>
@@ -5104,18 +4566,7 @@
             </w:tcBorders>
           </w:tcPr>
           <w:p>
-            <w:pPr>
-              <w:pStyle w:val="tablecopy"/>
-              <w:rPr>
-                <w:b w:val="0"/>
-                <w:bCs w:val="0"/>
-              </w:rPr>
-            </w:pPr>
-            <w:r>
-              <w:rPr>
-                <w:b w:val="0"/>
-                <w:bCs w:val="0"/>
-              </w:rPr>
+            <w:r>
               <w:t>Padat</w:t>
             </w:r>
           </w:p>
@@ -5129,10 +4580,6 @@
             </w:tcBorders>
           </w:tcPr>
           <w:p>
-            <w:pPr>
-              <w:pStyle w:val="tablecopy"/>
-              <w:cnfStyle w:val="000000000000" w:firstRow="0" w:lastRow="0" w:firstColumn="0" w:lastColumn="0" w:oddVBand="0" w:evenVBand="0" w:oddHBand="0" w:evenHBand="0" w:firstRowFirstColumn="0" w:firstRowLastColumn="0" w:lastRowFirstColumn="0" w:lastRowLastColumn="0"/>
-            </w:pPr>
             <w:r>
               <w:t>RRT*</w:t>
             </w:r>
@@ -5147,12 +4594,8 @@
             </w:tcBorders>
           </w:tcPr>
           <w:p>
-            <w:pPr>
-              <w:pStyle w:val="tablecopy"/>
-              <w:cnfStyle w:val="000000000000" w:firstRow="0" w:lastRow="0" w:firstColumn="0" w:lastColumn="0" w:oddVBand="0" w:evenVBand="0" w:oddHBand="0" w:evenHBand="0" w:firstRowFirstColumn="0" w:firstRowLastColumn="0" w:lastRowFirstColumn="0" w:lastRowLastColumn="0"/>
-            </w:pPr>
-            <w:r>
-              <w:t>80%</w:t>
+            <w:r>
+              <w:t>100%</w:t>
             </w:r>
           </w:p>
         </w:tc>
@@ -5165,12 +4608,8 @@
             </w:tcBorders>
           </w:tcPr>
           <w:p>
-            <w:pPr>
-              <w:pStyle w:val="tablecopy"/>
-              <w:cnfStyle w:val="000000000000" w:firstRow="0" w:lastRow="0" w:firstColumn="0" w:lastColumn="0" w:oddVBand="0" w:evenVBand="0" w:oddHBand="0" w:evenHBand="0" w:firstRowFirstColumn="0" w:firstRowLastColumn="0" w:lastRowFirstColumn="0" w:lastRowLastColumn="0"/>
-            </w:pPr>
-            <w:r>
-              <w:t>59.49</w:t>
+            <w:r>
+              <w:t>59.17</w:t>
             </w:r>
           </w:p>
         </w:tc>
@@ -5183,12 +4622,8 @@
             </w:tcBorders>
           </w:tcPr>
           <w:p>
-            <w:pPr>
-              <w:pStyle w:val="tablecopy"/>
-              <w:cnfStyle w:val="000000000000" w:firstRow="0" w:lastRow="0" w:firstColumn="0" w:lastColumn="0" w:oddVBand="0" w:evenVBand="0" w:oddHBand="0" w:evenHBand="0" w:firstRowFirstColumn="0" w:firstRowLastColumn="0" w:lastRowFirstColumn="0" w:lastRowLastColumn="0"/>
-            </w:pPr>
-            <w:r>
-              <w:t>686.2</w:t>
+            <w:r>
+              <w:t>974.2</w:t>
             </w:r>
           </w:p>
         </w:tc>
@@ -5254,6 +4689,7 @@
             <w:pPr>
               <w:pStyle w:val="BodyText"/>
               <w:spacing w:after="0"/>
+              <w:ind w:firstLine="0"/>
               <w:jc w:val="center"/>
               <w:rPr>
                 <w:sz w:val="15"/>
@@ -5281,6 +4717,7 @@
             <w:pPr>
               <w:pStyle w:val="BodyText"/>
               <w:spacing w:after="0"/>
+              <w:ind w:firstLine="0"/>
               <w:jc w:val="center"/>
               <w:cnfStyle w:val="100000000000" w:firstRow="1" w:lastRow="0" w:firstColumn="0" w:lastColumn="0" w:oddVBand="0" w:evenVBand="0" w:oddHBand="0" w:evenHBand="0" w:firstRowFirstColumn="0" w:firstRowLastColumn="0" w:lastRowFirstColumn="0" w:lastRowLastColumn="0"/>
               <w:rPr>
@@ -5309,6 +4746,7 @@
             <w:pPr>
               <w:pStyle w:val="BodyText"/>
               <w:spacing w:after="0"/>
+              <w:ind w:firstLine="0"/>
               <w:jc w:val="center"/>
               <w:cnfStyle w:val="100000000000" w:firstRow="1" w:lastRow="0" w:firstColumn="0" w:lastColumn="0" w:oddVBand="0" w:evenVBand="0" w:oddHBand="0" w:evenHBand="0" w:firstRowFirstColumn="0" w:firstRowLastColumn="0" w:lastRowFirstColumn="0" w:lastRowLastColumn="0"/>
               <w:rPr>
@@ -5340,22 +4778,9 @@
             </w:tcBorders>
           </w:tcPr>
           <w:p>
-            <w:pPr>
-              <w:pStyle w:val="tablecopy"/>
-              <w:rPr>
-                <w:b w:val="0"/>
-                <w:bCs w:val="0"/>
-              </w:rPr>
-            </w:pPr>
-            <w:proofErr w:type="spellStart"/>
-            <w:r>
-              <w:rPr>
-                <w:b w:val="0"/>
-                <w:bCs w:val="0"/>
-              </w:rPr>
+            <w:r>
               <w:t>Mudah</w:t>
             </w:r>
-            <w:proofErr w:type="spellEnd"/>
           </w:p>
         </w:tc>
         <w:tc>
@@ -5367,10 +4792,6 @@
             </w:tcBorders>
           </w:tcPr>
           <w:p>
-            <w:pPr>
-              <w:pStyle w:val="tablecopy"/>
-              <w:cnfStyle w:val="000000100000" w:firstRow="0" w:lastRow="0" w:firstColumn="0" w:lastColumn="0" w:oddVBand="0" w:evenVBand="0" w:oddHBand="1" w:evenHBand="0" w:firstRowFirstColumn="0" w:firstRowLastColumn="0" w:lastRowFirstColumn="0" w:lastRowLastColumn="0"/>
-            </w:pPr>
             <w:r>
               <w:t>Brute Force</w:t>
             </w:r>
@@ -5385,10 +4806,6 @@
             </w:tcBorders>
           </w:tcPr>
           <w:p>
-            <w:pPr>
-              <w:pStyle w:val="tablecopy"/>
-              <w:cnfStyle w:val="000000100000" w:firstRow="0" w:lastRow="0" w:firstColumn="0" w:lastColumn="0" w:oddVBand="0" w:evenVBand="0" w:oddHBand="1" w:evenHBand="0" w:firstRowFirstColumn="0" w:firstRowLastColumn="0" w:lastRowFirstColumn="0" w:lastRowLastColumn="0"/>
-            </w:pPr>
             <w:r>
               <w:t>12721</w:t>
             </w:r>
@@ -5406,22 +4823,9 @@
             </w:tcBorders>
           </w:tcPr>
           <w:p>
-            <w:pPr>
-              <w:pStyle w:val="tablecopy"/>
-              <w:rPr>
-                <w:b w:val="0"/>
-                <w:bCs w:val="0"/>
-              </w:rPr>
-            </w:pPr>
-            <w:proofErr w:type="spellStart"/>
-            <w:r>
-              <w:rPr>
-                <w:b w:val="0"/>
-                <w:bCs w:val="0"/>
-              </w:rPr>
+            <w:r>
               <w:t>Mudah</w:t>
             </w:r>
-            <w:proofErr w:type="spellEnd"/>
           </w:p>
         </w:tc>
         <w:tc>
@@ -5433,10 +4837,6 @@
             </w:tcBorders>
           </w:tcPr>
           <w:p>
-            <w:pPr>
-              <w:pStyle w:val="tablecopy"/>
-              <w:cnfStyle w:val="000000000000" w:firstRow="0" w:lastRow="0" w:firstColumn="0" w:lastColumn="0" w:oddVBand="0" w:evenVBand="0" w:oddHBand="0" w:evenHBand="0" w:firstRowFirstColumn="0" w:firstRowLastColumn="0" w:lastRowFirstColumn="0" w:lastRowLastColumn="0"/>
-            </w:pPr>
             <w:r>
               <w:t>UCS</w:t>
             </w:r>
@@ -5451,12 +4851,8 @@
             </w:tcBorders>
           </w:tcPr>
           <w:p>
-            <w:pPr>
-              <w:pStyle w:val="tablecopy"/>
-              <w:cnfStyle w:val="000000000000" w:firstRow="0" w:lastRow="0" w:firstColumn="0" w:lastColumn="0" w:oddVBand="0" w:evenVBand="0" w:oddHBand="0" w:evenHBand="0" w:firstRowFirstColumn="0" w:firstRowLastColumn="0" w:lastRowFirstColumn="0" w:lastRowLastColumn="0"/>
-            </w:pPr>
-            <w:r>
-              <w:t>2041</w:t>
+            <w:r>
+              <w:t>2036.2</w:t>
             </w:r>
           </w:p>
         </w:tc>
@@ -5475,22 +4871,9 @@
             </w:tcBorders>
           </w:tcPr>
           <w:p>
-            <w:pPr>
-              <w:pStyle w:val="tablecopy"/>
-              <w:rPr>
-                <w:b w:val="0"/>
-                <w:bCs w:val="0"/>
-              </w:rPr>
-            </w:pPr>
-            <w:proofErr w:type="spellStart"/>
-            <w:r>
-              <w:rPr>
-                <w:b w:val="0"/>
-                <w:bCs w:val="0"/>
-              </w:rPr>
+            <w:r>
               <w:t>Mudah</w:t>
             </w:r>
-            <w:proofErr w:type="spellEnd"/>
           </w:p>
         </w:tc>
         <w:tc>
@@ -5502,10 +4885,6 @@
             </w:tcBorders>
           </w:tcPr>
           <w:p>
-            <w:pPr>
-              <w:pStyle w:val="tablecopy"/>
-              <w:cnfStyle w:val="000000100000" w:firstRow="0" w:lastRow="0" w:firstColumn="0" w:lastColumn="0" w:oddVBand="0" w:evenVBand="0" w:oddHBand="1" w:evenHBand="0" w:firstRowFirstColumn="0" w:firstRowLastColumn="0" w:lastRowFirstColumn="0" w:lastRowLastColumn="0"/>
-            </w:pPr>
             <w:r>
               <w:t>GBFS</w:t>
             </w:r>
@@ -5520,12 +4899,8 @@
             </w:tcBorders>
           </w:tcPr>
           <w:p>
-            <w:pPr>
-              <w:pStyle w:val="tablecopy"/>
-              <w:cnfStyle w:val="000000100000" w:firstRow="0" w:lastRow="0" w:firstColumn="0" w:lastColumn="0" w:oddVBand="0" w:evenVBand="0" w:oddHBand="1" w:evenHBand="0" w:firstRowFirstColumn="0" w:firstRowLastColumn="0" w:lastRowFirstColumn="0" w:lastRowLastColumn="0"/>
-            </w:pPr>
-            <w:r>
-              <w:t>54.6</w:t>
+            <w:r>
+              <w:t>54.5</w:t>
             </w:r>
           </w:p>
         </w:tc>
@@ -5541,22 +4916,9 @@
             </w:tcBorders>
           </w:tcPr>
           <w:p>
-            <w:pPr>
-              <w:pStyle w:val="tablecopy"/>
-              <w:rPr>
-                <w:b w:val="0"/>
-                <w:bCs w:val="0"/>
-              </w:rPr>
-            </w:pPr>
-            <w:proofErr w:type="spellStart"/>
-            <w:r>
-              <w:rPr>
-                <w:b w:val="0"/>
-                <w:bCs w:val="0"/>
-              </w:rPr>
+            <w:r>
               <w:t>Mudah</w:t>
             </w:r>
-            <w:proofErr w:type="spellEnd"/>
           </w:p>
         </w:tc>
         <w:tc>
@@ -5568,10 +4930,6 @@
             </w:tcBorders>
           </w:tcPr>
           <w:p>
-            <w:pPr>
-              <w:pStyle w:val="tablecopy"/>
-              <w:cnfStyle w:val="000000000000" w:firstRow="0" w:lastRow="0" w:firstColumn="0" w:lastColumn="0" w:oddVBand="0" w:evenVBand="0" w:oddHBand="0" w:evenHBand="0" w:firstRowFirstColumn="0" w:firstRowLastColumn="0" w:lastRowFirstColumn="0" w:lastRowLastColumn="0"/>
-            </w:pPr>
             <w:r>
               <w:t>A*</w:t>
             </w:r>
@@ -5586,12 +4944,8 @@
             </w:tcBorders>
           </w:tcPr>
           <w:p>
-            <w:pPr>
-              <w:pStyle w:val="tablecopy"/>
-              <w:cnfStyle w:val="000000000000" w:firstRow="0" w:lastRow="0" w:firstColumn="0" w:lastColumn="0" w:oddVBand="0" w:evenVBand="0" w:oddHBand="0" w:evenHBand="0" w:firstRowFirstColumn="0" w:firstRowLastColumn="0" w:lastRowFirstColumn="0" w:lastRowLastColumn="0"/>
-            </w:pPr>
-            <w:r>
-              <w:t>246.2</w:t>
+            <w:r>
+              <w:t>238.1</w:t>
             </w:r>
           </w:p>
         </w:tc>
@@ -5610,22 +4964,9 @@
             </w:tcBorders>
           </w:tcPr>
           <w:p>
-            <w:pPr>
-              <w:pStyle w:val="tablecopy"/>
-              <w:rPr>
-                <w:b w:val="0"/>
-                <w:bCs w:val="0"/>
-              </w:rPr>
-            </w:pPr>
-            <w:proofErr w:type="spellStart"/>
-            <w:r>
-              <w:rPr>
-                <w:b w:val="0"/>
-                <w:bCs w:val="0"/>
-              </w:rPr>
+            <w:r>
               <w:t>Mudah</w:t>
             </w:r>
-            <w:proofErr w:type="spellEnd"/>
           </w:p>
         </w:tc>
         <w:tc>
@@ -5637,10 +4978,6 @@
             </w:tcBorders>
           </w:tcPr>
           <w:p>
-            <w:pPr>
-              <w:pStyle w:val="tablecopy"/>
-              <w:cnfStyle w:val="000000100000" w:firstRow="0" w:lastRow="0" w:firstColumn="0" w:lastColumn="0" w:oddVBand="0" w:evenVBand="0" w:oddHBand="1" w:evenHBand="0" w:firstRowFirstColumn="0" w:firstRowLastColumn="0" w:lastRowFirstColumn="0" w:lastRowLastColumn="0"/>
-            </w:pPr>
             <w:r>
               <w:t>RRT*</w:t>
             </w:r>
@@ -5655,12 +4992,8 @@
             </w:tcBorders>
           </w:tcPr>
           <w:p>
-            <w:pPr>
-              <w:pStyle w:val="tablecopy"/>
-              <w:cnfStyle w:val="000000100000" w:firstRow="0" w:lastRow="0" w:firstColumn="0" w:lastColumn="0" w:oddVBand="0" w:evenVBand="0" w:oddHBand="1" w:evenHBand="0" w:firstRowFirstColumn="0" w:firstRowLastColumn="0" w:lastRowFirstColumn="0" w:lastRowLastColumn="0"/>
-            </w:pPr>
-            <w:r>
-              <w:t>617</w:t>
+            <w:r>
+              <w:t>615.1</w:t>
             </w:r>
           </w:p>
         </w:tc>
@@ -5676,18 +5009,7 @@
             </w:tcBorders>
           </w:tcPr>
           <w:p>
-            <w:pPr>
-              <w:pStyle w:val="tablecopy"/>
-              <w:rPr>
-                <w:b w:val="0"/>
-                <w:bCs w:val="0"/>
-              </w:rPr>
-            </w:pPr>
-            <w:r>
-              <w:rPr>
-                <w:b w:val="0"/>
-                <w:bCs w:val="0"/>
-              </w:rPr>
+            <w:r>
               <w:t>Sedang</w:t>
             </w:r>
           </w:p>
@@ -5701,10 +5023,6 @@
             </w:tcBorders>
           </w:tcPr>
           <w:p>
-            <w:pPr>
-              <w:pStyle w:val="tablecopy"/>
-              <w:cnfStyle w:val="000000000000" w:firstRow="0" w:lastRow="0" w:firstColumn="0" w:lastColumn="0" w:oddVBand="0" w:evenVBand="0" w:oddHBand="0" w:evenHBand="0" w:firstRowFirstColumn="0" w:firstRowLastColumn="0" w:lastRowFirstColumn="0" w:lastRowLastColumn="0"/>
-            </w:pPr>
             <w:r>
               <w:t>Brute Force</w:t>
             </w:r>
@@ -5719,10 +5037,6 @@
             </w:tcBorders>
           </w:tcPr>
           <w:p>
-            <w:pPr>
-              <w:pStyle w:val="tablecopy"/>
-              <w:cnfStyle w:val="000000000000" w:firstRow="0" w:lastRow="0" w:firstColumn="0" w:lastColumn="0" w:oddVBand="0" w:evenVBand="0" w:oddHBand="0" w:evenHBand="0" w:firstRowFirstColumn="0" w:firstRowLastColumn="0" w:lastRowFirstColumn="0" w:lastRowLastColumn="0"/>
-            </w:pPr>
             <w:r>
               <w:t>12721</w:t>
             </w:r>
@@ -5743,18 +5057,7 @@
             </w:tcBorders>
           </w:tcPr>
           <w:p>
-            <w:pPr>
-              <w:pStyle w:val="tablecopy"/>
-              <w:rPr>
-                <w:b w:val="0"/>
-                <w:bCs w:val="0"/>
-              </w:rPr>
-            </w:pPr>
-            <w:r>
-              <w:rPr>
-                <w:b w:val="0"/>
-                <w:bCs w:val="0"/>
-              </w:rPr>
+            <w:r>
               <w:t>Sedang</w:t>
             </w:r>
           </w:p>
@@ -5768,10 +5071,6 @@
             </w:tcBorders>
           </w:tcPr>
           <w:p>
-            <w:pPr>
-              <w:pStyle w:val="tablecopy"/>
-              <w:cnfStyle w:val="000000100000" w:firstRow="0" w:lastRow="0" w:firstColumn="0" w:lastColumn="0" w:oddVBand="0" w:evenVBand="0" w:oddHBand="1" w:evenHBand="0" w:firstRowFirstColumn="0" w:firstRowLastColumn="0" w:lastRowFirstColumn="0" w:lastRowLastColumn="0"/>
-            </w:pPr>
             <w:r>
               <w:t>UCS</w:t>
             </w:r>
@@ -5786,12 +5085,8 @@
             </w:tcBorders>
           </w:tcPr>
           <w:p>
-            <w:pPr>
-              <w:pStyle w:val="tablecopy"/>
-              <w:cnfStyle w:val="000000100000" w:firstRow="0" w:lastRow="0" w:firstColumn="0" w:lastColumn="0" w:oddVBand="0" w:evenVBand="0" w:oddHBand="1" w:evenHBand="0" w:firstRowFirstColumn="0" w:firstRowLastColumn="0" w:lastRowFirstColumn="0" w:lastRowLastColumn="0"/>
-            </w:pPr>
-            <w:r>
-              <w:t>1828.2</w:t>
+            <w:r>
+              <w:t>1817.2</w:t>
             </w:r>
           </w:p>
         </w:tc>
@@ -5807,19 +5102,7 @@
             </w:tcBorders>
           </w:tcPr>
           <w:p>
-            <w:pPr>
-              <w:pStyle w:val="tablecopy"/>
-              <w:rPr>
-                <w:b w:val="0"/>
-                <w:bCs w:val="0"/>
-              </w:rPr>
-            </w:pPr>
-            <w:r>
-              <w:rPr>
-                <w:b w:val="0"/>
-                <w:bCs w:val="0"/>
-              </w:rPr>
-              <w:lastRenderedPageBreak/>
+            <w:r>
               <w:t>Sedang</w:t>
             </w:r>
           </w:p>
@@ -5833,10 +5116,6 @@
             </w:tcBorders>
           </w:tcPr>
           <w:p>
-            <w:pPr>
-              <w:pStyle w:val="tablecopy"/>
-              <w:cnfStyle w:val="000000000000" w:firstRow="0" w:lastRow="0" w:firstColumn="0" w:lastColumn="0" w:oddVBand="0" w:evenVBand="0" w:oddHBand="0" w:evenHBand="0" w:firstRowFirstColumn="0" w:firstRowLastColumn="0" w:lastRowFirstColumn="0" w:lastRowLastColumn="0"/>
-            </w:pPr>
             <w:r>
               <w:t>GBFS</w:t>
             </w:r>
@@ -5851,12 +5130,8 @@
             </w:tcBorders>
           </w:tcPr>
           <w:p>
-            <w:pPr>
-              <w:pStyle w:val="tablecopy"/>
-              <w:cnfStyle w:val="000000000000" w:firstRow="0" w:lastRow="0" w:firstColumn="0" w:lastColumn="0" w:oddVBand="0" w:evenVBand="0" w:oddHBand="0" w:evenHBand="0" w:firstRowFirstColumn="0" w:firstRowLastColumn="0" w:lastRowFirstColumn="0" w:lastRowLastColumn="0"/>
-            </w:pPr>
-            <w:r>
-              <w:t>54.8</w:t>
+            <w:r>
+              <w:t>78.8</w:t>
             </w:r>
           </w:p>
         </w:tc>
@@ -5875,18 +5150,7 @@
             </w:tcBorders>
           </w:tcPr>
           <w:p>
-            <w:pPr>
-              <w:pStyle w:val="tablecopy"/>
-              <w:rPr>
-                <w:b w:val="0"/>
-                <w:bCs w:val="0"/>
-              </w:rPr>
-            </w:pPr>
-            <w:r>
-              <w:rPr>
-                <w:b w:val="0"/>
-                <w:bCs w:val="0"/>
-              </w:rPr>
+            <w:r>
               <w:t>Sedang</w:t>
             </w:r>
           </w:p>
@@ -5900,10 +5164,6 @@
             </w:tcBorders>
           </w:tcPr>
           <w:p>
-            <w:pPr>
-              <w:pStyle w:val="tablecopy"/>
-              <w:cnfStyle w:val="000000100000" w:firstRow="0" w:lastRow="0" w:firstColumn="0" w:lastColumn="0" w:oddVBand="0" w:evenVBand="0" w:oddHBand="1" w:evenHBand="0" w:firstRowFirstColumn="0" w:firstRowLastColumn="0" w:lastRowFirstColumn="0" w:lastRowLastColumn="0"/>
-            </w:pPr>
             <w:r>
               <w:t>A*</w:t>
             </w:r>
@@ -5918,12 +5178,8 @@
             </w:tcBorders>
           </w:tcPr>
           <w:p>
-            <w:pPr>
-              <w:pStyle w:val="tablecopy"/>
-              <w:cnfStyle w:val="000000100000" w:firstRow="0" w:lastRow="0" w:firstColumn="0" w:lastColumn="0" w:oddVBand="0" w:evenVBand="0" w:oddHBand="1" w:evenHBand="0" w:firstRowFirstColumn="0" w:firstRowLastColumn="0" w:lastRowFirstColumn="0" w:lastRowLastColumn="0"/>
-            </w:pPr>
-            <w:r>
-              <w:t>226.6</w:t>
+            <w:r>
+              <w:t>307.1</w:t>
             </w:r>
           </w:p>
         </w:tc>
@@ -5939,18 +5195,7 @@
             </w:tcBorders>
           </w:tcPr>
           <w:p>
-            <w:pPr>
-              <w:pStyle w:val="tablecopy"/>
-              <w:rPr>
-                <w:b w:val="0"/>
-                <w:bCs w:val="0"/>
-              </w:rPr>
-            </w:pPr>
-            <w:r>
-              <w:rPr>
-                <w:b w:val="0"/>
-                <w:bCs w:val="0"/>
-              </w:rPr>
+            <w:r>
               <w:t>Sedang</w:t>
             </w:r>
           </w:p>
@@ -5964,10 +5209,6 @@
             </w:tcBorders>
           </w:tcPr>
           <w:p>
-            <w:pPr>
-              <w:pStyle w:val="tablecopy"/>
-              <w:cnfStyle w:val="000000000000" w:firstRow="0" w:lastRow="0" w:firstColumn="0" w:lastColumn="0" w:oddVBand="0" w:evenVBand="0" w:oddHBand="0" w:evenHBand="0" w:firstRowFirstColumn="0" w:firstRowLastColumn="0" w:lastRowFirstColumn="0" w:lastRowLastColumn="0"/>
-            </w:pPr>
             <w:r>
               <w:t>RRT*</w:t>
             </w:r>
@@ -5982,12 +5223,8 @@
             </w:tcBorders>
           </w:tcPr>
           <w:p>
-            <w:pPr>
-              <w:pStyle w:val="tablecopy"/>
-              <w:cnfStyle w:val="000000000000" w:firstRow="0" w:lastRow="0" w:firstColumn="0" w:lastColumn="0" w:oddVBand="0" w:evenVBand="0" w:oddHBand="0" w:evenHBand="0" w:firstRowFirstColumn="0" w:firstRowLastColumn="0" w:lastRowFirstColumn="0" w:lastRowLastColumn="0"/>
-            </w:pPr>
-            <w:r>
-              <w:t>576.2</w:t>
+            <w:r>
+              <w:t>559.2</w:t>
             </w:r>
           </w:p>
         </w:tc>
@@ -6006,18 +5243,7 @@
             </w:tcBorders>
           </w:tcPr>
           <w:p>
-            <w:pPr>
-              <w:pStyle w:val="tablecopy"/>
-              <w:rPr>
-                <w:b w:val="0"/>
-                <w:bCs w:val="0"/>
-              </w:rPr>
-            </w:pPr>
-            <w:r>
-              <w:rPr>
-                <w:b w:val="0"/>
-                <w:bCs w:val="0"/>
-              </w:rPr>
+            <w:r>
               <w:t>Sulit</w:t>
             </w:r>
           </w:p>
@@ -6031,10 +5257,6 @@
             </w:tcBorders>
           </w:tcPr>
           <w:p>
-            <w:pPr>
-              <w:pStyle w:val="tablecopy"/>
-              <w:cnfStyle w:val="000000100000" w:firstRow="0" w:lastRow="0" w:firstColumn="0" w:lastColumn="0" w:oddVBand="0" w:evenVBand="0" w:oddHBand="1" w:evenHBand="0" w:firstRowFirstColumn="0" w:firstRowLastColumn="0" w:lastRowFirstColumn="0" w:lastRowLastColumn="0"/>
-            </w:pPr>
             <w:r>
               <w:t>Brute Force</w:t>
             </w:r>
@@ -6049,10 +5271,6 @@
             </w:tcBorders>
           </w:tcPr>
           <w:p>
-            <w:pPr>
-              <w:pStyle w:val="tablecopy"/>
-              <w:cnfStyle w:val="000000100000" w:firstRow="0" w:lastRow="0" w:firstColumn="0" w:lastColumn="0" w:oddVBand="0" w:evenVBand="0" w:oddHBand="1" w:evenHBand="0" w:firstRowFirstColumn="0" w:firstRowLastColumn="0" w:lastRowFirstColumn="0" w:lastRowLastColumn="0"/>
-            </w:pPr>
             <w:r>
               <w:t>12721</w:t>
             </w:r>
@@ -6070,18 +5288,7 @@
             </w:tcBorders>
           </w:tcPr>
           <w:p>
-            <w:pPr>
-              <w:pStyle w:val="tablecopy"/>
-              <w:rPr>
-                <w:b w:val="0"/>
-                <w:bCs w:val="0"/>
-              </w:rPr>
-            </w:pPr>
-            <w:r>
-              <w:rPr>
-                <w:b w:val="0"/>
-                <w:bCs w:val="0"/>
-              </w:rPr>
+            <w:r>
               <w:t>Sulit</w:t>
             </w:r>
           </w:p>
@@ -6095,10 +5302,6 @@
             </w:tcBorders>
           </w:tcPr>
           <w:p>
-            <w:pPr>
-              <w:pStyle w:val="tablecopy"/>
-              <w:cnfStyle w:val="000000000000" w:firstRow="0" w:lastRow="0" w:firstColumn="0" w:lastColumn="0" w:oddVBand="0" w:evenVBand="0" w:oddHBand="0" w:evenHBand="0" w:firstRowFirstColumn="0" w:firstRowLastColumn="0" w:lastRowFirstColumn="0" w:lastRowLastColumn="0"/>
-            </w:pPr>
             <w:r>
               <w:t>UCS</w:t>
             </w:r>
@@ -6113,12 +5316,8 @@
             </w:tcBorders>
           </w:tcPr>
           <w:p>
-            <w:pPr>
-              <w:pStyle w:val="tablecopy"/>
-              <w:cnfStyle w:val="000000000000" w:firstRow="0" w:lastRow="0" w:firstColumn="0" w:lastColumn="0" w:oddVBand="0" w:evenVBand="0" w:oddHBand="0" w:evenHBand="0" w:firstRowFirstColumn="0" w:firstRowLastColumn="0" w:lastRowFirstColumn="0" w:lastRowLastColumn="0"/>
-            </w:pPr>
-            <w:r>
-              <w:t>1808</w:t>
+            <w:r>
+              <w:t>1796.8</w:t>
             </w:r>
           </w:p>
         </w:tc>
@@ -6137,18 +5336,7 @@
             </w:tcBorders>
           </w:tcPr>
           <w:p>
-            <w:pPr>
-              <w:pStyle w:val="tablecopy"/>
-              <w:rPr>
-                <w:b w:val="0"/>
-                <w:bCs w:val="0"/>
-              </w:rPr>
-            </w:pPr>
-            <w:r>
-              <w:rPr>
-                <w:b w:val="0"/>
-                <w:bCs w:val="0"/>
-              </w:rPr>
+            <w:r>
               <w:t>Sulit</w:t>
             </w:r>
           </w:p>
@@ -6162,10 +5350,6 @@
             </w:tcBorders>
           </w:tcPr>
           <w:p>
-            <w:pPr>
-              <w:pStyle w:val="tablecopy"/>
-              <w:cnfStyle w:val="000000100000" w:firstRow="0" w:lastRow="0" w:firstColumn="0" w:lastColumn="0" w:oddVBand="0" w:evenVBand="0" w:oddHBand="1" w:evenHBand="0" w:firstRowFirstColumn="0" w:firstRowLastColumn="0" w:lastRowFirstColumn="0" w:lastRowLastColumn="0"/>
-            </w:pPr>
             <w:r>
               <w:t>GBFS</w:t>
             </w:r>
@@ -6180,12 +5364,8 @@
             </w:tcBorders>
           </w:tcPr>
           <w:p>
-            <w:pPr>
-              <w:pStyle w:val="tablecopy"/>
-              <w:cnfStyle w:val="000000100000" w:firstRow="0" w:lastRow="0" w:firstColumn="0" w:lastColumn="0" w:oddVBand="0" w:evenVBand="0" w:oddHBand="1" w:evenHBand="0" w:firstRowFirstColumn="0" w:firstRowLastColumn="0" w:lastRowFirstColumn="0" w:lastRowLastColumn="0"/>
-            </w:pPr>
-            <w:r>
-              <w:t>140.2</w:t>
+            <w:r>
+              <w:t>130.8</w:t>
             </w:r>
           </w:p>
         </w:tc>
@@ -6201,18 +5381,7 @@
             </w:tcBorders>
           </w:tcPr>
           <w:p>
-            <w:pPr>
-              <w:pStyle w:val="tablecopy"/>
-              <w:rPr>
-                <w:b w:val="0"/>
-                <w:bCs w:val="0"/>
-              </w:rPr>
-            </w:pPr>
-            <w:r>
-              <w:rPr>
-                <w:b w:val="0"/>
-                <w:bCs w:val="0"/>
-              </w:rPr>
+            <w:r>
               <w:t>Sulit</w:t>
             </w:r>
           </w:p>
@@ -6226,10 +5395,6 @@
             </w:tcBorders>
           </w:tcPr>
           <w:p>
-            <w:pPr>
-              <w:pStyle w:val="tablecopy"/>
-              <w:cnfStyle w:val="000000000000" w:firstRow="0" w:lastRow="0" w:firstColumn="0" w:lastColumn="0" w:oddVBand="0" w:evenVBand="0" w:oddHBand="0" w:evenHBand="0" w:firstRowFirstColumn="0" w:firstRowLastColumn="0" w:lastRowFirstColumn="0" w:lastRowLastColumn="0"/>
-            </w:pPr>
             <w:r>
               <w:t>A*</w:t>
             </w:r>
@@ -6244,12 +5409,8 @@
             </w:tcBorders>
           </w:tcPr>
           <w:p>
-            <w:pPr>
-              <w:pStyle w:val="tablecopy"/>
-              <w:cnfStyle w:val="000000000000" w:firstRow="0" w:lastRow="0" w:firstColumn="0" w:lastColumn="0" w:oddVBand="0" w:evenVBand="0" w:oddHBand="0" w:evenHBand="0" w:firstRowFirstColumn="0" w:firstRowLastColumn="0" w:lastRowFirstColumn="0" w:lastRowLastColumn="0"/>
-            </w:pPr>
-            <w:r>
-              <w:t>1037</w:t>
+            <w:r>
+              <w:t>1030.8</w:t>
             </w:r>
           </w:p>
         </w:tc>
@@ -6268,18 +5429,7 @@
             </w:tcBorders>
           </w:tcPr>
           <w:p>
-            <w:pPr>
-              <w:pStyle w:val="tablecopy"/>
-              <w:rPr>
-                <w:b w:val="0"/>
-                <w:bCs w:val="0"/>
-              </w:rPr>
-            </w:pPr>
-            <w:r>
-              <w:rPr>
-                <w:b w:val="0"/>
-                <w:bCs w:val="0"/>
-              </w:rPr>
+            <w:r>
               <w:t>Sulit</w:t>
             </w:r>
           </w:p>
@@ -6293,10 +5443,6 @@
             </w:tcBorders>
           </w:tcPr>
           <w:p>
-            <w:pPr>
-              <w:pStyle w:val="tablecopy"/>
-              <w:cnfStyle w:val="000000100000" w:firstRow="0" w:lastRow="0" w:firstColumn="0" w:lastColumn="0" w:oddVBand="0" w:evenVBand="0" w:oddHBand="1" w:evenHBand="0" w:firstRowFirstColumn="0" w:firstRowLastColumn="0" w:lastRowFirstColumn="0" w:lastRowLastColumn="0"/>
-            </w:pPr>
             <w:r>
               <w:t>RRT*</w:t>
             </w:r>
@@ -6311,12 +5457,8 @@
             </w:tcBorders>
           </w:tcPr>
           <w:p>
-            <w:pPr>
-              <w:pStyle w:val="tablecopy"/>
-              <w:cnfStyle w:val="000000100000" w:firstRow="0" w:lastRow="0" w:firstColumn="0" w:lastColumn="0" w:oddVBand="0" w:evenVBand="0" w:oddHBand="1" w:evenHBand="0" w:firstRowFirstColumn="0" w:firstRowLastColumn="0" w:lastRowFirstColumn="0" w:lastRowLastColumn="0"/>
-            </w:pPr>
-            <w:r>
-              <w:t>372</w:t>
+            <w:r>
+              <w:t>389.7</w:t>
             </w:r>
           </w:p>
         </w:tc>
@@ -6332,22 +5474,9 @@
             </w:tcBorders>
           </w:tcPr>
           <w:p>
-            <w:pPr>
-              <w:pStyle w:val="tablecopy"/>
-              <w:rPr>
-                <w:b w:val="0"/>
-                <w:bCs w:val="0"/>
-              </w:rPr>
-            </w:pPr>
-            <w:proofErr w:type="spellStart"/>
-            <w:r>
-              <w:rPr>
-                <w:b w:val="0"/>
-                <w:bCs w:val="0"/>
-              </w:rPr>
+            <w:r>
               <w:t>Padat</w:t>
             </w:r>
-            <w:proofErr w:type="spellEnd"/>
           </w:p>
         </w:tc>
         <w:tc>
@@ -6359,10 +5488,6 @@
             </w:tcBorders>
           </w:tcPr>
           <w:p>
-            <w:pPr>
-              <w:pStyle w:val="tablecopy"/>
-              <w:cnfStyle w:val="000000000000" w:firstRow="0" w:lastRow="0" w:firstColumn="0" w:lastColumn="0" w:oddVBand="0" w:evenVBand="0" w:oddHBand="0" w:evenHBand="0" w:firstRowFirstColumn="0" w:firstRowLastColumn="0" w:lastRowFirstColumn="0" w:lastRowLastColumn="0"/>
-            </w:pPr>
             <w:r>
               <w:t>Brute Force</w:t>
             </w:r>
@@ -6377,10 +5502,6 @@
             </w:tcBorders>
           </w:tcPr>
           <w:p>
-            <w:pPr>
-              <w:pStyle w:val="tablecopy"/>
-              <w:cnfStyle w:val="000000000000" w:firstRow="0" w:lastRow="0" w:firstColumn="0" w:lastColumn="0" w:oddVBand="0" w:evenVBand="0" w:oddHBand="0" w:evenHBand="0" w:firstRowFirstColumn="0" w:firstRowLastColumn="0" w:lastRowFirstColumn="0" w:lastRowLastColumn="0"/>
-            </w:pPr>
             <w:r>
               <w:t>12721</w:t>
             </w:r>
@@ -6401,22 +5522,9 @@
             </w:tcBorders>
           </w:tcPr>
           <w:p>
-            <w:pPr>
-              <w:pStyle w:val="tablecopy"/>
-              <w:rPr>
-                <w:b w:val="0"/>
-                <w:bCs w:val="0"/>
-              </w:rPr>
-            </w:pPr>
-            <w:proofErr w:type="spellStart"/>
-            <w:r>
-              <w:rPr>
-                <w:b w:val="0"/>
-                <w:bCs w:val="0"/>
-              </w:rPr>
+            <w:r>
               <w:t>Padat</w:t>
             </w:r>
-            <w:proofErr w:type="spellEnd"/>
           </w:p>
         </w:tc>
         <w:tc>
@@ -6428,10 +5536,6 @@
             </w:tcBorders>
           </w:tcPr>
           <w:p>
-            <w:pPr>
-              <w:pStyle w:val="tablecopy"/>
-              <w:cnfStyle w:val="000000100000" w:firstRow="0" w:lastRow="0" w:firstColumn="0" w:lastColumn="0" w:oddVBand="0" w:evenVBand="0" w:oddHBand="1" w:evenHBand="0" w:firstRowFirstColumn="0" w:firstRowLastColumn="0" w:lastRowFirstColumn="0" w:lastRowLastColumn="0"/>
-            </w:pPr>
             <w:r>
               <w:t>UCS</w:t>
             </w:r>
@@ -6446,12 +5550,8 @@
             </w:tcBorders>
           </w:tcPr>
           <w:p>
-            <w:pPr>
-              <w:pStyle w:val="tablecopy"/>
-              <w:cnfStyle w:val="000000100000" w:firstRow="0" w:lastRow="0" w:firstColumn="0" w:lastColumn="0" w:oddVBand="0" w:evenVBand="0" w:oddHBand="1" w:evenHBand="0" w:firstRowFirstColumn="0" w:firstRowLastColumn="0" w:lastRowFirstColumn="0" w:lastRowLastColumn="0"/>
-            </w:pPr>
-            <w:r>
-              <w:t>1610.6</w:t>
+            <w:r>
+              <w:t>1743.3</w:t>
             </w:r>
           </w:p>
         </w:tc>
@@ -6467,22 +5567,9 @@
             </w:tcBorders>
           </w:tcPr>
           <w:p>
-            <w:pPr>
-              <w:pStyle w:val="tablecopy"/>
-              <w:rPr>
-                <w:b w:val="0"/>
-                <w:bCs w:val="0"/>
-              </w:rPr>
-            </w:pPr>
-            <w:proofErr w:type="spellStart"/>
-            <w:r>
-              <w:rPr>
-                <w:b w:val="0"/>
-                <w:bCs w:val="0"/>
-              </w:rPr>
+            <w:r>
               <w:t>Padat</w:t>
             </w:r>
-            <w:proofErr w:type="spellEnd"/>
           </w:p>
         </w:tc>
         <w:tc>
@@ -6494,10 +5581,6 @@
             </w:tcBorders>
           </w:tcPr>
           <w:p>
-            <w:pPr>
-              <w:pStyle w:val="tablecopy"/>
-              <w:cnfStyle w:val="000000000000" w:firstRow="0" w:lastRow="0" w:firstColumn="0" w:lastColumn="0" w:oddVBand="0" w:evenVBand="0" w:oddHBand="0" w:evenHBand="0" w:firstRowFirstColumn="0" w:firstRowLastColumn="0" w:lastRowFirstColumn="0" w:lastRowLastColumn="0"/>
-            </w:pPr>
             <w:r>
               <w:t>GBFS</w:t>
             </w:r>
@@ -6512,12 +5595,8 @@
             </w:tcBorders>
           </w:tcPr>
           <w:p>
-            <w:pPr>
-              <w:pStyle w:val="tablecopy"/>
-              <w:cnfStyle w:val="000000000000" w:firstRow="0" w:lastRow="0" w:firstColumn="0" w:lastColumn="0" w:oddVBand="0" w:evenVBand="0" w:oddHBand="0" w:evenHBand="0" w:firstRowFirstColumn="0" w:firstRowLastColumn="0" w:lastRowFirstColumn="0" w:lastRowLastColumn="0"/>
-            </w:pPr>
-            <w:r>
-              <w:t>259.2</w:t>
+            <w:r>
+              <w:t>66</w:t>
             </w:r>
           </w:p>
         </w:tc>
@@ -6536,22 +5615,9 @@
             </w:tcBorders>
           </w:tcPr>
           <w:p>
-            <w:pPr>
-              <w:pStyle w:val="tablecopy"/>
-              <w:rPr>
-                <w:b w:val="0"/>
-                <w:bCs w:val="0"/>
-              </w:rPr>
-            </w:pPr>
-            <w:proofErr w:type="spellStart"/>
-            <w:r>
-              <w:rPr>
-                <w:b w:val="0"/>
-                <w:bCs w:val="0"/>
-              </w:rPr>
+            <w:r>
               <w:t>Padat</w:t>
             </w:r>
-            <w:proofErr w:type="spellEnd"/>
           </w:p>
         </w:tc>
         <w:tc>
@@ -6563,10 +5629,6 @@
             </w:tcBorders>
           </w:tcPr>
           <w:p>
-            <w:pPr>
-              <w:pStyle w:val="tablecopy"/>
-              <w:cnfStyle w:val="000000100000" w:firstRow="0" w:lastRow="0" w:firstColumn="0" w:lastColumn="0" w:oddVBand="0" w:evenVBand="0" w:oddHBand="1" w:evenHBand="0" w:firstRowFirstColumn="0" w:firstRowLastColumn="0" w:lastRowFirstColumn="0" w:lastRowLastColumn="0"/>
-            </w:pPr>
             <w:r>
               <w:t>A*</w:t>
             </w:r>
@@ -6581,12 +5643,8 @@
             </w:tcBorders>
           </w:tcPr>
           <w:p>
-            <w:pPr>
-              <w:pStyle w:val="tablecopy"/>
-              <w:cnfStyle w:val="000000100000" w:firstRow="0" w:lastRow="0" w:firstColumn="0" w:lastColumn="0" w:oddVBand="0" w:evenVBand="0" w:oddHBand="1" w:evenHBand="0" w:firstRowFirstColumn="0" w:firstRowLastColumn="0" w:lastRowFirstColumn="0" w:lastRowLastColumn="0"/>
-            </w:pPr>
-            <w:r>
-              <w:t>518.2</w:t>
+            <w:r>
+              <w:t>373.6</w:t>
             </w:r>
           </w:p>
         </w:tc>
@@ -6602,22 +5660,9 @@
             </w:tcBorders>
           </w:tcPr>
           <w:p>
-            <w:pPr>
-              <w:pStyle w:val="tablecopy"/>
-              <w:rPr>
-                <w:b w:val="0"/>
-                <w:bCs w:val="0"/>
-              </w:rPr>
-            </w:pPr>
-            <w:proofErr w:type="spellStart"/>
-            <w:r>
-              <w:rPr>
-                <w:b w:val="0"/>
-                <w:bCs w:val="0"/>
-              </w:rPr>
+            <w:r>
               <w:t>Padat</w:t>
             </w:r>
-            <w:proofErr w:type="spellEnd"/>
           </w:p>
         </w:tc>
         <w:tc>
@@ -6629,10 +5674,6 @@
             </w:tcBorders>
           </w:tcPr>
           <w:p>
-            <w:pPr>
-              <w:pStyle w:val="tablecopy"/>
-              <w:cnfStyle w:val="000000000000" w:firstRow="0" w:lastRow="0" w:firstColumn="0" w:lastColumn="0" w:oddVBand="0" w:evenVBand="0" w:oddHBand="0" w:evenHBand="0" w:firstRowFirstColumn="0" w:firstRowLastColumn="0" w:lastRowFirstColumn="0" w:lastRowLastColumn="0"/>
-            </w:pPr>
             <w:r>
               <w:t>RRT*</w:t>
             </w:r>
@@ -6647,12 +5688,8 @@
             </w:tcBorders>
           </w:tcPr>
           <w:p>
-            <w:pPr>
-              <w:pStyle w:val="tablecopy"/>
-              <w:cnfStyle w:val="000000000000" w:firstRow="0" w:lastRow="0" w:firstColumn="0" w:lastColumn="0" w:oddVBand="0" w:evenVBand="0" w:oddHBand="0" w:evenHBand="0" w:firstRowFirstColumn="0" w:firstRowLastColumn="0" w:lastRowFirstColumn="0" w:lastRowLastColumn="0"/>
-            </w:pPr>
-            <w:r>
-              <w:t>690</w:t>
+            <w:r>
+              <w:t>768.9</w:t>
             </w:r>
           </w:p>
         </w:tc>
@@ -6681,39 +5718,7 @@
         </w:rPr>
       </w:pPr>
       <w:r>
-        <w:t xml:space="preserve">Pada </w:t>
-      </w:r>
-      <w:proofErr w:type="spellStart"/>
-      <w:r>
-        <w:t>skenario</w:t>
-      </w:r>
-      <w:proofErr w:type="spellEnd"/>
-      <w:r>
-        <w:t xml:space="preserve"> </w:t>
-      </w:r>
-      <w:proofErr w:type="spellStart"/>
-      <w:r>
-        <w:t>mudah</w:t>
-      </w:r>
-      <w:proofErr w:type="spellEnd"/>
-      <w:r>
-        <w:t xml:space="preserve">, </w:t>
-      </w:r>
-      <w:proofErr w:type="spellStart"/>
-      <w:r>
-        <w:t>seluruh</w:t>
-      </w:r>
-      <w:proofErr w:type="spellEnd"/>
-      <w:r>
-        <w:t xml:space="preserve"> </w:t>
-      </w:r>
-      <w:proofErr w:type="spellStart"/>
-      <w:r>
-        <w:t>algoritma</w:t>
-      </w:r>
-      <w:proofErr w:type="spellEnd"/>
-      <w:r>
-        <w:t xml:space="preserve"> berhasil menemukan jalur. GBFS menjadi metode grid tercepat dengan waktu rata-rata 7,4 ms, tetapi biaya lintasannya 55,44, lebih tinggi daripada UCS dan A* yang sama-sama 54,82. Brute Force menghasilkan biaya 53,34 karena memakai segmen waypoint kontinu, tetapi tetap memeriksa 12.721 kandidat rute. RRT* berhasil menemukan jalur dengan biaya 57,25 dan waktu 197,9 ms.</w:t>
+        <w:t>Pada skenario mudah, UCS dan A* sama-sama berhasil 100% dengan biaya 54,74. A* memproses rata-rata 238,1 simpul dibanding 2036,2 pada UCS. GBFS paling cepat pada 8,3 ms, tetapi biayanya 55,30. Brute Force berhasil 100% dan RRT* 100%; detour ratio keduanya masing-masing 1,007 dan 1,082.</w:t>
       </w:r>
     </w:p>
     <w:p>
@@ -6724,7 +5729,7 @@
         </w:rPr>
       </w:pPr>
       <w:r>
-        <w:t>Pada skenario sedang, Brute Force hanya berhasil pada 80% percobaan karena kandidat waypoint tidak selalu cukup untuk melewati celah hambatan. UCS, GBFS, A*, dan RRT* berhasil 100%. A* mempertahankan biaya optimal seperti UCS, yaitu 54,49, tetapi waktunya lebih kecil, sekitar 46,9 ms dibanding 413,5 ms pada UCS. GBFS tetap menjadi metode grid tercepat pada 11,1 ms, sedangkan RRT* membutuhkan 288,8 ms.</w:t>
+        <w:t>Pada skenario sedang, UCS dan A* sama-sama berhasil 100% dengan biaya 55,40. A* memproses rata-rata 307,1 simpul dibanding 1817,2 pada UCS. GBFS paling cepat pada 18,7 ms, tetapi biayanya 56,38. Brute Force berhasil 80% dan RRT* 100%; detour ratio keduanya masing-masing 1,051 dan 1,082.</w:t>
       </w:r>
     </w:p>
     <w:p>
@@ -6735,7 +5740,7 @@
         </w:rPr>
       </w:pPr>
       <w:r>
-        <w:t>Pada skenario sulit, Brute Force turun menjadi 20% keberhasilan. UCS, GBFS, dan A* tetap berhasil 100%, sedangkan RRT* berhasil 80%. GBFS menjadi metode grid tercepat pada 33,8 ms, tetapi biaya rata-ratanya 75,88, lebih buruk daripada UCS dan A* yang berada pada 70,76. Hal ini menunjukkan konsekuensi pemilihan heuristik tanpa memperhitungkan biaya aktual secara penuh.</w:t>
+        <w:t>Pada skenario sulit, UCS dan A* sama-sama berhasil 100% dengan biaya 70,35. A* memproses rata-rata 1030,8 simpul dibanding 1796,8 pada UCS. GBFS paling cepat pada 29,1 ms, tetapi biayanya 75,88. Brute Force berhasil 20% dan RRT* 90%; detour ratio keduanya masing-masing 1,233 dan 1,552.</w:t>
       </w:r>
     </w:p>
     <w:p>
@@ -6746,10 +5751,7 @@
         </w:rPr>
       </w:pPr>
       <w:r>
-        <w:t xml:space="preserve">Pada skenario padat, semua metode menghadapi kondisi paling berat. Brute Force hanya berhasil 20%, sedangkan UCS, GBFS, A*, dan RRT* berhasil 80%. A* kembali mempertahankan biaya sama dengan UCS, yaitu 57,56, sementara GBFS menghasilkan biaya 60,15 dan RRT* 59,49. Waktu UCS dan RRT* meningkat menjadi 732,6 ms dan 686,2 ms karena </w:t>
-      </w:r>
-      <w:r>
-        <w:t>eksplorasi, sampling, dan rewiring lebih sering terhambat ruang bebas yang sempit.</w:t>
+        <w:t>Pada skenario padat, UCS dan A* sama-sama berhasil 100% dengan biaya 57,06. A* memproses rata-rata 373,6 simpul dibanding 1743,3 pada UCS. GBFS paling cepat pada 20,1 ms, tetapi biayanya 60,44. Brute Force berhasil 30% dan RRT* 100%; detour ratio keduanya masing-masing 1,329 dan 1,116.</w:t>
       </w:r>
     </w:p>
     <w:p>
@@ -6778,34 +5780,31 @@
         </w:rPr>
       </w:pPr>
       <w:r>
-        <w:rPr>
-          <w:lang w:val="id-ID"/>
-        </w:rPr>
-        <w:t>Gambar 1 memperlihatkan contoh lintasan pada skenario sulit seed 4, yaitu seed yang menghasilkan lintasan valid untuk semua metode. Brute Force menghasilkan lintasan berupa segmen waypoint, UCS dan A* mengikuti grid biaya minimum, GBFS mengambil rute yang lebih agresif menuju goal, dan RRT* membentuk lintasan kontinu dari pohon sampling.</w:t>
-      </w:r>
-    </w:p>
-    <w:p>
-      <w:r>
-        <w:rPr>
-          <w:noProof/>
-        </w:rPr>
+        <w:t>Gambar 1 memisahkan hasil setiap metode pada skenario Sulit seed 4 agar bentuk lintasan tidak saling menutupi. UCS dan A* menghasilkan rute grid berbiaya sama, GBFS lebih agresif menuju goal, Brute Force menghubungkan waypoint kontinu, dan RRT* membentuk rute dari pohon sampling.</w:t>
+      </w:r>
+    </w:p>
+    <w:p>
+      <w:pPr>
+        <w:keepNext/>
+        <w:jc w:val="center"/>
+      </w:pPr>
+      <w:r>
         <w:drawing>
-          <wp:inline distT="0" distB="0" distL="0" distR="0" wp14:anchorId="5930186D" wp14:editId="26A4843C">
-            <wp:extent cx="2743200" cy="1954892"/>
-            <wp:effectExtent l="0" t="0" r="0" b="7620"/>
-            <wp:docPr id="5" name="Picture 5"/>
+          <wp:inline xmlns:a="http://schemas.openxmlformats.org/drawingml/2006/main" xmlns:pic="http://schemas.openxmlformats.org/drawingml/2006/picture">
+            <wp:extent cx="2971800" cy="1699518"/>
+            <wp:docPr id="2078216891" name="Picture 2078216891"/>
             <wp:cNvGraphicFramePr>
-              <a:graphicFrameLocks xmlns:a="http://schemas.openxmlformats.org/drawingml/2006/main" noChangeAspect="1"/>
+              <a:graphicFrameLocks noChangeAspect="1"/>
             </wp:cNvGraphicFramePr>
-            <a:graphic xmlns:a="http://schemas.openxmlformats.org/drawingml/2006/main">
+            <a:graphic>
               <a:graphicData uri="http://schemas.openxmlformats.org/drawingml/2006/picture">
-                <pic:pic xmlns:pic="http://schemas.openxmlformats.org/drawingml/2006/picture">
+                <pic:pic>
                   <pic:nvPicPr>
                     <pic:cNvPr id="0" name="fig_perbandingan_jalur.png"/>
                     <pic:cNvPicPr/>
                   </pic:nvPicPr>
                   <pic:blipFill>
-                    <a:blip r:embed="rId6"/>
+                    <a:blip r:embed="rId15"/>
                     <a:stretch>
                       <a:fillRect/>
                     </a:stretch>
@@ -6813,11 +5812,9 @@
                   <pic:spPr>
                     <a:xfrm>
                       <a:off x="0" y="0"/>
-                      <a:ext cx="2753020" cy="1961890"/>
+                      <a:ext cx="2971800" cy="1699518"/>
                     </a:xfrm>
-                    <a:prstGeom prst="rect">
-                      <a:avLst/>
-                    </a:prstGeom>
+                    <a:prstGeom prst="rect"/>
                   </pic:spPr>
                 </pic:pic>
               </a:graphicData>
@@ -6849,35 +5846,31 @@
         </w:rPr>
       </w:pPr>
       <w:r>
-        <w:t>Gambar 2 menunjukkan perbandingan waktu eksekusi rata-rata, dengan batang galat yang menyatakan simpangan baku sampel dari lima seed. GBFS menjadi metode grid tercepat pada setiap skenario, sedangkan A* mempertahankan biaya UCS dengan waktu lebih rendah. Variasi waktu membesar pada skenario padat, terutama pada GBFS, A*, dan RRT*, sehingga hasil waktu perlu dibaca bersama variasi antarseed.</w:t>
+        <w:t>Gambar 2 menunjukkan waktu median rata-rata dengan batang galat simpangan baku antarseed. GBFS menjadi metode grid tercepat pada seluruh skenario. Variasi yang tetap terlihat menegaskan bahwa runtime perlu dibaca sebagai distribusi antarpeta, bukan satu pengukuran tunggal.</w:t>
       </w:r>
     </w:p>
     <w:p>
       <w:pPr>
         <w:keepNext/>
-      </w:pPr>
-      <w:r>
-        <w:rPr>
-          <w:noProof/>
-        </w:rPr>
-        <w:lastRenderedPageBreak/>
+        <w:jc w:val="center"/>
+      </w:pPr>
+      <w:r>
         <w:drawing>
-          <wp:inline distT="0" distB="0" distL="0" distR="0" wp14:anchorId="3E5CB51F" wp14:editId="637A8EC8">
-            <wp:extent cx="2743200" cy="1663908"/>
-            <wp:effectExtent l="0" t="0" r="0" b="0"/>
-            <wp:docPr id="2078216889" name="Picture 2078216889"/>
+          <wp:inline xmlns:a="http://schemas.openxmlformats.org/drawingml/2006/main" xmlns:pic="http://schemas.openxmlformats.org/drawingml/2006/picture">
+            <wp:extent cx="2971800" cy="1666142"/>
+            <wp:docPr id="2078216892" name="Picture 2078216892"/>
             <wp:cNvGraphicFramePr>
-              <a:graphicFrameLocks xmlns:a="http://schemas.openxmlformats.org/drawingml/2006/main" noChangeAspect="1"/>
+              <a:graphicFrameLocks noChangeAspect="1"/>
             </wp:cNvGraphicFramePr>
-            <a:graphic xmlns:a="http://schemas.openxmlformats.org/drawingml/2006/main">
+            <a:graphic>
               <a:graphicData uri="http://schemas.openxmlformats.org/drawingml/2006/picture">
-                <pic:pic xmlns:pic="http://schemas.openxmlformats.org/drawingml/2006/picture">
+                <pic:pic>
                   <pic:nvPicPr>
                     <pic:cNvPr id="0" name="fig_waktu_rata_rata.png"/>
                     <pic:cNvPicPr/>
                   </pic:nvPicPr>
                   <pic:blipFill>
-                    <a:blip r:embed="rId7"/>
+                    <a:blip r:embed="rId16"/>
                     <a:stretch>
                       <a:fillRect/>
                     </a:stretch>
@@ -6885,11 +5878,9 @@
                   <pic:spPr>
                     <a:xfrm>
                       <a:off x="0" y="0"/>
-                      <a:ext cx="2748590" cy="1667177"/>
+                      <a:ext cx="2971800" cy="1666142"/>
                     </a:xfrm>
-                    <a:prstGeom prst="rect">
-                      <a:avLst/>
-                    </a:prstGeom>
+                    <a:prstGeom prst="rect"/>
                   </pic:spPr>
                 </pic:pic>
               </a:graphicData>
@@ -6916,34 +5907,31 @@
         <w:keepNext/>
       </w:pPr>
       <w:r>
-        <w:t>Gambar 3 membandingkan jumlah processed pada keluarga pencarian grid, sehingga satuannya konsisten sebagai simpul grid yang diproses. Dibandingkan UCS, A* mengurangi processed sebesar 42,6-87,9%: Mudah 87,9%, Sedang 87,6%, Sulit 42,6%, dan Padat 67,8%. Pada keempat skenario, pengurangan ini tetap menghasilkan biaya lintasan dan tingkat keberhasilan yang sama dengan UCS.</w:t>
+        <w:t>Gambar 3 membandingkan processed UCS, GBFS, dan A*. A* mengurangi processed terhadap UCS sebesar Mudah 88,3%, Sedang 83,1%, Sulit 42,6%, Padat 78,6%. Pengurangan tersebut tetap menghasilkan biaya dan keberhasilan yang sama dengan UCS.</w:t>
       </w:r>
     </w:p>
     <w:p>
       <w:pPr>
         <w:keepNext/>
-      </w:pPr>
-      <w:r>
-        <w:rPr>
-          <w:noProof/>
-        </w:rPr>
+        <w:jc w:val="center"/>
+      </w:pPr>
+      <w:r>
         <w:drawing>
-          <wp:inline distT="0" distB="0" distL="0" distR="0" wp14:anchorId="7C3B1C6B" wp14:editId="6CE6C6C9">
-            <wp:extent cx="2743200" cy="1665149"/>
-            <wp:effectExtent l="0" t="0" r="0" b="0"/>
-            <wp:docPr id="2078216890" name="Picture 2078216890"/>
+          <wp:inline xmlns:a="http://schemas.openxmlformats.org/drawingml/2006/main" xmlns:pic="http://schemas.openxmlformats.org/drawingml/2006/picture">
+            <wp:extent cx="2971800" cy="1676281"/>
+            <wp:docPr id="2078216893" name="Picture 2078216893"/>
             <wp:cNvGraphicFramePr>
-              <a:graphicFrameLocks xmlns:a="http://schemas.openxmlformats.org/drawingml/2006/main" noChangeAspect="1"/>
+              <a:graphicFrameLocks noChangeAspect="1"/>
             </wp:cNvGraphicFramePr>
-            <a:graphic xmlns:a="http://schemas.openxmlformats.org/drawingml/2006/main">
+            <a:graphic>
               <a:graphicData uri="http://schemas.openxmlformats.org/drawingml/2006/picture">
-                <pic:pic xmlns:pic="http://schemas.openxmlformats.org/drawingml/2006/picture">
+                <pic:pic>
                   <pic:nvPicPr>
                     <pic:cNvPr id="0" name="fig_processed_grid.png"/>
                     <pic:cNvPicPr/>
                   </pic:nvPicPr>
                   <pic:blipFill>
-                    <a:blip r:embed="rId8"/>
+                    <a:blip r:embed="rId17"/>
                     <a:stretch>
                       <a:fillRect/>
                     </a:stretch>
@@ -6951,11 +5939,9 @@
                   <pic:spPr>
                     <a:xfrm>
                       <a:off x="0" y="0"/>
-                      <a:ext cx="2747377" cy="1667684"/>
+                      <a:ext cx="2971800" cy="1676281"/>
                     </a:xfrm>
-                    <a:prstGeom prst="rect">
-                      <a:avLst/>
-                    </a:prstGeom>
+                    <a:prstGeom prst="rect"/>
                   </pic:spPr>
                 </pic:pic>
               </a:graphicData>
@@ -6975,7 +5961,126 @@
     </w:p>
     <w:p>
       <w:pPr>
+        <w:pStyle w:val="BodyText"/>
+        <w:keepNext/>
+        <w:pageBreakBefore w:val="0"/>
+      </w:pPr>
+      <w:r>
+        <w:t>Gambar 4 mengevaluasi scaling enam resolusi. Eksponen runtime empiris terhadap jumlah sel adalah UCS 1,01 (R²=1,000), GBFS 0,68 (R²=0,996), dan A* 0,99 (R²=0,999). Pada rentang ini, runtime dan processed UCS/A* meningkat hampir linear terhadap jumlah sel, sedangkan GBFS tumbuh lebih lambat karena frontier yang dieksplorasi tetap sempit.</w:t>
+      </w:r>
+    </w:p>
+    <w:p>
+      <w:pPr>
+        <w:keepNext/>
+        <w:jc w:val="center"/>
+      </w:pPr>
+      <w:r>
+        <w:drawing>
+          <wp:inline xmlns:a="http://schemas.openxmlformats.org/drawingml/2006/main" xmlns:pic="http://schemas.openxmlformats.org/drawingml/2006/picture">
+            <wp:extent cx="2971800" cy="1235034"/>
+            <wp:docPr id="2078216894" name="Picture 2078216894"/>
+            <wp:cNvGraphicFramePr>
+              <a:graphicFrameLocks noChangeAspect="1"/>
+            </wp:cNvGraphicFramePr>
+            <a:graphic>
+              <a:graphicData uri="http://schemas.openxmlformats.org/drawingml/2006/picture">
+                <pic:pic>
+                  <pic:nvPicPr>
+                    <pic:cNvPr id="0" name="fig_grid_scaling.png"/>
+                    <pic:cNvPicPr/>
+                  </pic:nvPicPr>
+                  <pic:blipFill>
+                    <a:blip r:embed="rId18"/>
+                    <a:stretch>
+                      <a:fillRect/>
+                    </a:stretch>
+                  </pic:blipFill>
+                  <pic:spPr>
+                    <a:xfrm>
+                      <a:off x="0" y="0"/>
+                      <a:ext cx="2971800" cy="1235034"/>
+                    </a:xfrm>
+                    <a:prstGeom prst="rect"/>
+                  </pic:spPr>
+                </pic:pic>
+              </a:graphicData>
+            </a:graphic>
+          </wp:inline>
+        </w:drawing>
+      </w:r>
+    </w:p>
+    <w:p>
+      <w:pPr>
+        <w:pStyle w:val="figurecaption"/>
+        <w:jc w:val="center"/>
+      </w:pPr>
+      <w:r>
+        <w:t>Skalabilitas waktu dan processed UCS, GBFS, dan A* terhadap jumlah sel grid.</w:t>
+      </w:r>
+    </w:p>
+    <w:p>
+      <w:pPr>
+        <w:pStyle w:val="BodyText"/>
+        <w:keepNext/>
+        <w:pageBreakBefore w:val="0"/>
+      </w:pPr>
+      <w:r>
+        <w:t>Gambar 5 menunjukkan dampak kepadatan pada peta yang seluruhnya feasible. Saat hambatan meningkat dari 4 menjadi 24, keberhasilan Brute Force turun dari 100% menjadi 50%, sedangkan UCS, GBFS, A*, dan RRT* tetap 100%. Pada 24 hambatan, detour ratio A*/UCS adalah 1,069, GBFS 1,108, dan RRT* 1,134. Dengan demikian, kecepatan GBFS dibayar dengan rute yang lebih panjang, sedangkan keterbatasan kandidat waypoint menjadi sumber utama kegagalan Brute Force.</w:t>
+      </w:r>
+    </w:p>
+    <w:p>
+      <w:pPr>
+        <w:keepNext/>
+        <w:jc w:val="center"/>
+      </w:pPr>
+      <w:r>
+        <w:drawing>
+          <wp:inline xmlns:a="http://schemas.openxmlformats.org/drawingml/2006/main" xmlns:pic="http://schemas.openxmlformats.org/drawingml/2006/picture">
+            <wp:extent cx="2971800" cy="1001304"/>
+            <wp:docPr id="2078216895" name="Picture 2078216895"/>
+            <wp:cNvGraphicFramePr>
+              <a:graphicFrameLocks noChangeAspect="1"/>
+            </wp:cNvGraphicFramePr>
+            <a:graphic>
+              <a:graphicData uri="http://schemas.openxmlformats.org/drawingml/2006/picture">
+                <pic:pic>
+                  <pic:nvPicPr>
+                    <pic:cNvPr id="0" name="fig_density_sweep.png"/>
+                    <pic:cNvPicPr/>
+                  </pic:nvPicPr>
+                  <pic:blipFill>
+                    <a:blip r:embed="rId19"/>
+                    <a:stretch>
+                      <a:fillRect/>
+                    </a:stretch>
+                  </pic:blipFill>
+                  <pic:spPr>
+                    <a:xfrm>
+                      <a:off x="0" y="0"/>
+                      <a:ext cx="2971800" cy="1001304"/>
+                    </a:xfrm>
+                    <a:prstGeom prst="rect"/>
+                  </pic:spPr>
+                </pic:pic>
+              </a:graphicData>
+            </a:graphic>
+          </wp:inline>
+        </w:drawing>
+      </w:r>
+    </w:p>
+    <w:p>
+      <w:pPr>
+        <w:pStyle w:val="figurecaption"/>
+        <w:jc w:val="center"/>
+      </w:pPr>
+      <w:r>
+        <w:t>Keberhasilan, detour ratio, dan waktu terhadap peningkatan jumlah hambatan.</w:t>
+      </w:r>
+    </w:p>
+    <w:p>
+      <w:pPr>
         <w:pStyle w:val="Heading2"/>
+        <w:pageBreakBefore/>
       </w:pPr>
       <w:r>
         <w:t>Analisis Perbandingan Algoritma</w:t>
@@ -7003,10 +6108,7 @@
         </w:rPr>
       </w:pPr>
       <w:r>
-        <w:t xml:space="preserve">Kelompok UCS, GBFS, dan A* memperlihatkan spektrum strategi frontier. UCS paling aman untuk memverifikasi biaya optimal, tetapi cenderung banyak mengekspansi simpul. GBFS sangat cepat karena langsung mengejar goal, tetapi dapat memilih lintasan yang lebih panjang. A* menempati posisi tengah yang paling praktis karena heuristik membantu mengurangi ekspansi tanpa mengorbankan optimalitas pada grid ini. Pada skenario Sulit, A* memproses 1.037 simpul, lebih mendekati UCS yang memproses 1.808 simpul </w:t>
-      </w:r>
-      <w:r>
-        <w:t>daripada pada skenario lain, karena dua dinding dan delapan hambatan memaksa detour melalui ruang bebas terbatas sehingga heuristik Euclidean kurang informatif terhadap biaya sisa.</w:t>
+        <w:t>Kelompok UCS, GBFS, dan A* memperlihatkan spektrum frontier yang konsisten pada eksperimen utama dan scaling. UCS paling menyeluruh, GBFS paling cepat tetapi menghasilkan detour lebih besar, dan A* mempertahankan biaya UCS dengan eksplorasi lebih kecil. Pada skenario Sulit, A* masih memproses 1030,8 simpul dibanding 1796,8 pada UCS karena dinding memaksa detour yang kurang terwakili oleh jarak Euclidean.</w:t>
       </w:r>
     </w:p>
     <w:p>
@@ -7103,16 +6205,13 @@
         </w:rPr>
       </w:pPr>
       <w:r>
-        <w:t xml:space="preserve">Ancaman validitas lain berasal dari jumlah seed yang terbatas, implementasi Python yang belum dioptimasi tingkat rendah, serta parameter Brute Force dan RRT* yang perlu dibatasi agar eksperimen selesai dalam waktu wajar. Tabel utama menampilkan rata-rata agar tetap ringkas, sedangkan data mentah per seed dan simpangan baku disimpan pada CSV hasil eksperimen. Pada skenario Padat, simpangan baku waktu GBFS, A*, dan RRT* masing-masing sekitar 336,8 ms, 207,6 ms, dan 181,6 ms; simpangan baku </w:t>
-      </w:r>
-      <w:r>
-        <w:lastRenderedPageBreak/>
-        <w:t>processed RRT* sekitar 206,8 node. Variasi ini menunjukkan bahwa pengukuran waktu dan metode sampling perlu dibaca bersama sebaran antarseed. Untuk menjaga fairness, seluruh algoritma dijalankan pada peta yang sama, menggunakan perangkat yang sama, dan dievaluasi dengan fungsi validasi tabrakan yang sama untuk memastikan jalur tidak memotong hambatan.</w:t>
+        <w:t>Validitas diperkuat dengan sepuluh seed, peta yang dipastikan feasible, dan tiga pengulangan timing. Namun, regresi scaling hanya menggambarkan rentang 600-9.600 sel dan tidak menggantikan analisis asimtotik. Implementasi Python, parameter waypoint/RRT*, serta bentuk robot titik tetap membatasi generalisasi. Seluruh algoritma dijalankan pada peta, perangkat, dan validator tabrakan yang sama.</w:t>
       </w:r>
     </w:p>
     <w:p>
       <w:pPr>
         <w:pStyle w:val="Heading1"/>
+        <w:pageBreakBefore/>
       </w:pPr>
       <w:r>
         <w:t>Kesimpulan dan Saran</w:t>
@@ -7134,10 +6233,7 @@
         </w:rPr>
       </w:pPr>
       <w:r>
-        <w:rPr>
-          <w:lang w:val="id-ID"/>
-        </w:rPr>
-        <w:t>Berdasarkan eksperimen yang dilakukan, A* menjadi algoritma paling seimbang untuk simulasi pencarian jalur robot sepak bola humanoid berbasis grid. A* menghasilkan biaya lintasan yang sama dengan UCS pada seluruh skenario yang berhasil, tetapi dengan waktu eksekusi dan jumlah ekspansi simpul yang lebih rendah.</w:t>
+        <w:t>Berdasarkan eksperimen utama, scaling, dan density sweep, A* menjadi metode grid paling seimbang. A* mempertahankan biaya dan keberhasilan UCS pada semua peta feasible, tetapi memproses lebih sedikit simpul. Pertumbuhan runtime empiris A* juga mendekati linear terhadap jumlah sel pada rentang uji.</w:t>
       </w:r>
     </w:p>
     <w:p>
@@ -7148,10 +6244,7 @@
         </w:rPr>
       </w:pPr>
       <w:r>
-        <w:rPr>
-          <w:lang w:val="id-ID"/>
-        </w:rPr>
-        <w:t>GBFS terbukti sangat cepat, tetapi tidak menjamin biaya minimum. Brute Force memperlihatkan batas pendekatan enumeratif: performanya masih dapat diterima pada peta sederhana, tetapi tingkat keberhasilannya turun pada skenario sulit dan padat. RRT* menawarkan fleksibilitas ruang kontinu, namun membutuhkan tuning sampling agar stabil.</w:t>
+        <w:t>GBFS konsisten paling cepat, tetapi detour meningkat ketika hambatan bertambah. Brute Force paling cepat kehilangan reliabilitas karena kandidat waypoint terbatas. RRT* tetap relevan untuk ruang kontinu, meskipun waktu dan kualitasnya dipengaruhi sampling.</w:t>
       </w:r>
     </w:p>
     <w:p>
@@ -7327,6 +6420,7 @@
     <w:p>
       <w:pPr>
         <w:pStyle w:val="Heading5"/>
+        <w:pageBreakBefore/>
       </w:pPr>
       <w:r>
         <w:t>References</w:t>
@@ -7475,6 +6569,7 @@
     <w:p>
       <w:pPr>
         <w:pStyle w:val="Heading5"/>
+        <w:pageBreakBefore/>
       </w:pPr>
       <w:r>
         <w:t>PERNYATAAN</w:t>

--- a/paper/Makalah_ASA_Robot_Path_Planning_UCS_Astar_RRTstar.docx
+++ b/paper/Makalah_ASA_Robot_Path_Planning_UCS_Astar_RRTstar.docx
@@ -87,9 +87,12 @@
     <w:p>
       <w:pPr>
         <w:sectPr>
+          <w:footerReference w:type="default" r:id="rId8"/>
           <w:pgSz w:w="12240" w:h="15840"/>
           <w:pgMar w:top="1440" w:right="1440" w:bottom="1440" w:left="1440" w:header="720" w:footer="720" w:gutter="0"/>
           <w:cols w:space="720"/>
+          <w:titlePg/>
+          <w:docGrid w:linePitch="272"/>
         </w:sectPr>
       </w:pPr>
     </w:p>
@@ -162,7 +165,10 @@
         </w:rPr>
       </w:pPr>
       <w:r>
-        <w:t>Penelitian ini memiliki tiga tujuan: (1) membandingkan kualitas, reliabilitas, waktu, dan beban processed kelima metode pada peta yang sama; (2) mengukur skalabilitas empiris UCS, GBFS, dan A* ketika resolusi grid meningkat; serta (3) menilai perubahan robustness seluruh metode ketika kepadatan hambatan bertambah.</w:t>
+        <w:t xml:space="preserve">Penelitian ini memiliki tiga tujuan: (1) membandingkan kualitas, reliabilitas, waktu, dan beban processed kelima metode pada peta yang sama; (2) mengukur skalabilitas empiris UCS, GBFS, dan A* ketika resolusi grid meningkat; serta (3) menilai </w:t>
+      </w:r>
+      <w:r>
+        <w:t>perubahan robustness seluruh metode ketika kepadatan hambatan bertambah.</w:t>
       </w:r>
     </w:p>
     <w:p>
@@ -1566,6 +1572,7 @@
         </w:rPr>
       </w:pPr>
       <w:r>
+        <w:lastRenderedPageBreak/>
         <w:t>Eksperimen utama memakai grid 60 x 40 dan sepuluh independent map seed per skenario. Generator melakukan resampling deterministik sampai A* memastikan start dan goal terhubung. Setiap runtime diukur tiga kali; median per peta kemudian diringkas dengan rata-rata dan simpangan baku antarseed. Data mentah dan ringkasan disimpan sebagai CSV.</w:t>
       </w:r>
     </w:p>
@@ -2861,13 +2868,7 @@
         <w:rPr>
           <w:lang w:val="id-ID"/>
         </w:rPr>
-        <w:t xml:space="preserve">Secara umum, Brute Force membangun daftar kandidat titik, lalu mencoba rute start-waypoint-goal secara menyeluruh sampai batas kedalaman. UCS, </w:t>
-      </w:r>
-      <w:r>
-        <w:rPr>
-          <w:lang w:val="id-ID"/>
-        </w:rPr>
-        <w:t>GBFS, dan A* menggunakan kerangka program yang sama: memasukkan simpul awal ke priority queue, mengambil simpul dengan prioritas terkecil, memeriksa goal, lalu memasukkan tetangga valid dengan prioritas sesuai algoritma.</w:t>
+        <w:t>Secara umum, Brute Force membangun daftar kandidat titik, lalu mencoba rute start-waypoint-goal secara menyeluruh sampai batas kedalaman. UCS, GBFS, dan A* menggunakan kerangka program yang sama: memasukkan simpul awal ke priority queue, mengambil simpul dengan prioritas terkecil, memeriksa goal, lalu memasukkan tetangga valid dengan prioritas sesuai algoritma.</w:t>
       </w:r>
     </w:p>
     <w:p>
@@ -3113,7 +3114,18 @@
             </w:tcBorders>
           </w:tcPr>
           <w:p>
-            <w:r>
+            <w:pPr>
+              <w:pStyle w:val="tablecopy"/>
+              <w:rPr>
+                <w:b w:val="0"/>
+                <w:bCs w:val="0"/>
+              </w:rPr>
+            </w:pPr>
+            <w:r>
+              <w:rPr>
+                <w:b w:val="0"/>
+                <w:bCs w:val="0"/>
+              </w:rPr>
               <w:t>Mudah</w:t>
             </w:r>
           </w:p>
@@ -3127,6 +3139,10 @@
             </w:tcBorders>
           </w:tcPr>
           <w:p>
+            <w:pPr>
+              <w:pStyle w:val="tablecopy"/>
+              <w:cnfStyle w:val="000000100000" w:firstRow="0" w:lastRow="0" w:firstColumn="0" w:lastColumn="0" w:oddVBand="0" w:evenVBand="0" w:oddHBand="1" w:evenHBand="0" w:firstRowFirstColumn="0" w:firstRowLastColumn="0" w:lastRowFirstColumn="0" w:lastRowLastColumn="0"/>
+            </w:pPr>
             <w:r>
               <w:t>Brute Force</w:t>
             </w:r>
@@ -3141,6 +3157,10 @@
             </w:tcBorders>
           </w:tcPr>
           <w:p>
+            <w:pPr>
+              <w:pStyle w:val="tablecopy"/>
+              <w:cnfStyle w:val="000000100000" w:firstRow="0" w:lastRow="0" w:firstColumn="0" w:lastColumn="0" w:oddVBand="0" w:evenVBand="0" w:oddHBand="1" w:evenHBand="0" w:firstRowFirstColumn="0" w:firstRowLastColumn="0" w:lastRowFirstColumn="0" w:lastRowLastColumn="0"/>
+            </w:pPr>
             <w:r>
               <w:t>100%</w:t>
             </w:r>
@@ -3155,6 +3175,10 @@
             </w:tcBorders>
           </w:tcPr>
           <w:p>
+            <w:pPr>
+              <w:pStyle w:val="tablecopy"/>
+              <w:cnfStyle w:val="000000100000" w:firstRow="0" w:lastRow="0" w:firstColumn="0" w:lastColumn="0" w:oddVBand="0" w:evenVBand="0" w:oddHBand="1" w:evenHBand="0" w:firstRowFirstColumn="0" w:firstRowLastColumn="0" w:lastRowFirstColumn="0" w:lastRowLastColumn="0"/>
+            </w:pPr>
             <w:r>
               <w:t>53.36</w:t>
             </w:r>
@@ -3169,6 +3193,10 @@
             </w:tcBorders>
           </w:tcPr>
           <w:p>
+            <w:pPr>
+              <w:pStyle w:val="tablecopy"/>
+              <w:cnfStyle w:val="000000100000" w:firstRow="0" w:lastRow="0" w:firstColumn="0" w:lastColumn="0" w:oddVBand="0" w:evenVBand="0" w:oddHBand="1" w:evenHBand="0" w:firstRowFirstColumn="0" w:firstRowLastColumn="0" w:lastRowFirstColumn="0" w:lastRowLastColumn="0"/>
+            </w:pPr>
             <w:r>
               <w:t>137.1</w:t>
             </w:r>
@@ -3189,7 +3217,18 @@
             </w:tcBorders>
           </w:tcPr>
           <w:p>
-            <w:r>
+            <w:pPr>
+              <w:pStyle w:val="tablecopy"/>
+              <w:rPr>
+                <w:b w:val="0"/>
+                <w:bCs w:val="0"/>
+              </w:rPr>
+            </w:pPr>
+            <w:r>
+              <w:rPr>
+                <w:b w:val="0"/>
+                <w:bCs w:val="0"/>
+              </w:rPr>
               <w:t>Mudah</w:t>
             </w:r>
           </w:p>
@@ -3203,6 +3242,10 @@
             </w:tcBorders>
           </w:tcPr>
           <w:p>
+            <w:pPr>
+              <w:pStyle w:val="tablecopy"/>
+              <w:cnfStyle w:val="000000000000" w:firstRow="0" w:lastRow="0" w:firstColumn="0" w:lastColumn="0" w:oddVBand="0" w:evenVBand="0" w:oddHBand="0" w:evenHBand="0" w:firstRowFirstColumn="0" w:firstRowLastColumn="0" w:lastRowFirstColumn="0" w:lastRowLastColumn="0"/>
+            </w:pPr>
             <w:r>
               <w:t>UCS</w:t>
             </w:r>
@@ -3217,6 +3260,10 @@
             </w:tcBorders>
           </w:tcPr>
           <w:p>
+            <w:pPr>
+              <w:pStyle w:val="tablecopy"/>
+              <w:cnfStyle w:val="000000000000" w:firstRow="0" w:lastRow="0" w:firstColumn="0" w:lastColumn="0" w:oddVBand="0" w:evenVBand="0" w:oddHBand="0" w:evenHBand="0" w:firstRowFirstColumn="0" w:firstRowLastColumn="0" w:lastRowFirstColumn="0" w:lastRowLastColumn="0"/>
+            </w:pPr>
             <w:r>
               <w:t>100%</w:t>
             </w:r>
@@ -3231,6 +3278,10 @@
             </w:tcBorders>
           </w:tcPr>
           <w:p>
+            <w:pPr>
+              <w:pStyle w:val="tablecopy"/>
+              <w:cnfStyle w:val="000000000000" w:firstRow="0" w:lastRow="0" w:firstColumn="0" w:lastColumn="0" w:oddVBand="0" w:evenVBand="0" w:oddHBand="0" w:evenHBand="0" w:firstRowFirstColumn="0" w:firstRowLastColumn="0" w:lastRowFirstColumn="0" w:lastRowLastColumn="0"/>
+            </w:pPr>
             <w:r>
               <w:t>54.74</w:t>
             </w:r>
@@ -3245,6 +3296,10 @@
             </w:tcBorders>
           </w:tcPr>
           <w:p>
+            <w:pPr>
+              <w:pStyle w:val="tablecopy"/>
+              <w:cnfStyle w:val="000000000000" w:firstRow="0" w:lastRow="0" w:firstColumn="0" w:lastColumn="0" w:oddVBand="0" w:evenVBand="0" w:oddHBand="0" w:evenHBand="0" w:firstRowFirstColumn="0" w:firstRowLastColumn="0" w:lastRowFirstColumn="0" w:lastRowLastColumn="0"/>
+            </w:pPr>
             <w:r>
               <w:t>300.3</w:t>
             </w:r>
@@ -3266,7 +3321,18 @@
             </w:tcBorders>
           </w:tcPr>
           <w:p>
-            <w:r>
+            <w:pPr>
+              <w:pStyle w:val="tablecopy"/>
+              <w:rPr>
+                <w:b w:val="0"/>
+                <w:bCs w:val="0"/>
+              </w:rPr>
+            </w:pPr>
+            <w:r>
+              <w:rPr>
+                <w:b w:val="0"/>
+                <w:bCs w:val="0"/>
+              </w:rPr>
               <w:t>Mudah</w:t>
             </w:r>
           </w:p>
@@ -3280,6 +3346,10 @@
             </w:tcBorders>
           </w:tcPr>
           <w:p>
+            <w:pPr>
+              <w:pStyle w:val="tablecopy"/>
+              <w:cnfStyle w:val="000000100000" w:firstRow="0" w:lastRow="0" w:firstColumn="0" w:lastColumn="0" w:oddVBand="0" w:evenVBand="0" w:oddHBand="1" w:evenHBand="0" w:firstRowFirstColumn="0" w:firstRowLastColumn="0" w:lastRowFirstColumn="0" w:lastRowLastColumn="0"/>
+            </w:pPr>
             <w:r>
               <w:t>GBFS</w:t>
             </w:r>
@@ -3294,6 +3364,10 @@
             </w:tcBorders>
           </w:tcPr>
           <w:p>
+            <w:pPr>
+              <w:pStyle w:val="tablecopy"/>
+              <w:cnfStyle w:val="000000100000" w:firstRow="0" w:lastRow="0" w:firstColumn="0" w:lastColumn="0" w:oddVBand="0" w:evenVBand="0" w:oddHBand="1" w:evenHBand="0" w:firstRowFirstColumn="0" w:firstRowLastColumn="0" w:lastRowFirstColumn="0" w:lastRowLastColumn="0"/>
+            </w:pPr>
             <w:r>
               <w:t>100%</w:t>
             </w:r>
@@ -3308,6 +3382,10 @@
             </w:tcBorders>
           </w:tcPr>
           <w:p>
+            <w:pPr>
+              <w:pStyle w:val="tablecopy"/>
+              <w:cnfStyle w:val="000000100000" w:firstRow="0" w:lastRow="0" w:firstColumn="0" w:lastColumn="0" w:oddVBand="0" w:evenVBand="0" w:oddHBand="1" w:evenHBand="0" w:firstRowFirstColumn="0" w:firstRowLastColumn="0" w:lastRowFirstColumn="0" w:lastRowLastColumn="0"/>
+            </w:pPr>
             <w:r>
               <w:t>55.30</w:t>
             </w:r>
@@ -3322,6 +3400,10 @@
             </w:tcBorders>
           </w:tcPr>
           <w:p>
+            <w:pPr>
+              <w:pStyle w:val="tablecopy"/>
+              <w:cnfStyle w:val="000000100000" w:firstRow="0" w:lastRow="0" w:firstColumn="0" w:lastColumn="0" w:oddVBand="0" w:evenVBand="0" w:oddHBand="1" w:evenHBand="0" w:firstRowFirstColumn="0" w:firstRowLastColumn="0" w:lastRowFirstColumn="0" w:lastRowLastColumn="0"/>
+            </w:pPr>
             <w:r>
               <w:t>8.3</w:t>
             </w:r>
@@ -3342,7 +3424,18 @@
             </w:tcBorders>
           </w:tcPr>
           <w:p>
-            <w:r>
+            <w:pPr>
+              <w:pStyle w:val="tablecopy"/>
+              <w:rPr>
+                <w:b w:val="0"/>
+                <w:bCs w:val="0"/>
+              </w:rPr>
+            </w:pPr>
+            <w:r>
+              <w:rPr>
+                <w:b w:val="0"/>
+                <w:bCs w:val="0"/>
+              </w:rPr>
               <w:t>Mudah</w:t>
             </w:r>
           </w:p>
@@ -3356,6 +3449,10 @@
             </w:tcBorders>
           </w:tcPr>
           <w:p>
+            <w:pPr>
+              <w:pStyle w:val="tablecopy"/>
+              <w:cnfStyle w:val="000000000000" w:firstRow="0" w:lastRow="0" w:firstColumn="0" w:lastColumn="0" w:oddVBand="0" w:evenVBand="0" w:oddHBand="0" w:evenHBand="0" w:firstRowFirstColumn="0" w:firstRowLastColumn="0" w:lastRowFirstColumn="0" w:lastRowLastColumn="0"/>
+            </w:pPr>
             <w:r>
               <w:t>A*</w:t>
             </w:r>
@@ -3370,6 +3467,10 @@
             </w:tcBorders>
           </w:tcPr>
           <w:p>
+            <w:pPr>
+              <w:pStyle w:val="tablecopy"/>
+              <w:cnfStyle w:val="000000000000" w:firstRow="0" w:lastRow="0" w:firstColumn="0" w:lastColumn="0" w:oddVBand="0" w:evenVBand="0" w:oddHBand="0" w:evenHBand="0" w:firstRowFirstColumn="0" w:firstRowLastColumn="0" w:lastRowFirstColumn="0" w:lastRowLastColumn="0"/>
+            </w:pPr>
             <w:r>
               <w:t>100%</w:t>
             </w:r>
@@ -3384,6 +3485,10 @@
             </w:tcBorders>
           </w:tcPr>
           <w:p>
+            <w:pPr>
+              <w:pStyle w:val="tablecopy"/>
+              <w:cnfStyle w:val="000000000000" w:firstRow="0" w:lastRow="0" w:firstColumn="0" w:lastColumn="0" w:oddVBand="0" w:evenVBand="0" w:oddHBand="0" w:evenHBand="0" w:firstRowFirstColumn="0" w:firstRowLastColumn="0" w:lastRowFirstColumn="0" w:lastRowLastColumn="0"/>
+            </w:pPr>
             <w:r>
               <w:t>54.74</w:t>
             </w:r>
@@ -3398,6 +3503,10 @@
             </w:tcBorders>
           </w:tcPr>
           <w:p>
+            <w:pPr>
+              <w:pStyle w:val="tablecopy"/>
+              <w:cnfStyle w:val="000000000000" w:firstRow="0" w:lastRow="0" w:firstColumn="0" w:lastColumn="0" w:oddVBand="0" w:evenVBand="0" w:oddHBand="0" w:evenHBand="0" w:firstRowFirstColumn="0" w:firstRowLastColumn="0" w:lastRowFirstColumn="0" w:lastRowLastColumn="0"/>
+            </w:pPr>
             <w:r>
               <w:t>38.0</w:t>
             </w:r>
@@ -3419,7 +3528,18 @@
             </w:tcBorders>
           </w:tcPr>
           <w:p>
-            <w:r>
+            <w:pPr>
+              <w:pStyle w:val="tablecopy"/>
+              <w:rPr>
+                <w:b w:val="0"/>
+                <w:bCs w:val="0"/>
+              </w:rPr>
+            </w:pPr>
+            <w:r>
+              <w:rPr>
+                <w:b w:val="0"/>
+                <w:bCs w:val="0"/>
+              </w:rPr>
               <w:t>Mudah</w:t>
             </w:r>
           </w:p>
@@ -3433,6 +3553,10 @@
             </w:tcBorders>
           </w:tcPr>
           <w:p>
+            <w:pPr>
+              <w:pStyle w:val="tablecopy"/>
+              <w:cnfStyle w:val="000000100000" w:firstRow="0" w:lastRow="0" w:firstColumn="0" w:lastColumn="0" w:oddVBand="0" w:evenVBand="0" w:oddHBand="1" w:evenHBand="0" w:firstRowFirstColumn="0" w:firstRowLastColumn="0" w:lastRowFirstColumn="0" w:lastRowLastColumn="0"/>
+            </w:pPr>
             <w:r>
               <w:t>RRT*</w:t>
             </w:r>
@@ -3447,6 +3571,10 @@
             </w:tcBorders>
           </w:tcPr>
           <w:p>
+            <w:pPr>
+              <w:pStyle w:val="tablecopy"/>
+              <w:cnfStyle w:val="000000100000" w:firstRow="0" w:lastRow="0" w:firstColumn="0" w:lastColumn="0" w:oddVBand="0" w:evenVBand="0" w:oddHBand="1" w:evenHBand="0" w:firstRowFirstColumn="0" w:firstRowLastColumn="0" w:lastRowFirstColumn="0" w:lastRowLastColumn="0"/>
+            </w:pPr>
             <w:r>
               <w:t>100%</w:t>
             </w:r>
@@ -3461,6 +3589,10 @@
             </w:tcBorders>
           </w:tcPr>
           <w:p>
+            <w:pPr>
+              <w:pStyle w:val="tablecopy"/>
+              <w:cnfStyle w:val="000000100000" w:firstRow="0" w:lastRow="0" w:firstColumn="0" w:lastColumn="0" w:oddVBand="0" w:evenVBand="0" w:oddHBand="1" w:evenHBand="0" w:firstRowFirstColumn="0" w:firstRowLastColumn="0" w:lastRowFirstColumn="0" w:lastRowLastColumn="0"/>
+            </w:pPr>
             <w:r>
               <w:t>57.35</w:t>
             </w:r>
@@ -3475,6 +3607,10 @@
             </w:tcBorders>
           </w:tcPr>
           <w:p>
+            <w:pPr>
+              <w:pStyle w:val="tablecopy"/>
+              <w:cnfStyle w:val="000000100000" w:firstRow="0" w:lastRow="0" w:firstColumn="0" w:lastColumn="0" w:oddVBand="0" w:evenVBand="0" w:oddHBand="1" w:evenHBand="0" w:firstRowFirstColumn="0" w:firstRowLastColumn="0" w:lastRowFirstColumn="0" w:lastRowLastColumn="0"/>
+            </w:pPr>
             <w:r>
               <w:t>302.5</w:t>
             </w:r>
@@ -3495,7 +3631,18 @@
             </w:tcBorders>
           </w:tcPr>
           <w:p>
-            <w:r>
+            <w:pPr>
+              <w:pStyle w:val="tablecopy"/>
+              <w:rPr>
+                <w:b w:val="0"/>
+                <w:bCs w:val="0"/>
+              </w:rPr>
+            </w:pPr>
+            <w:r>
+              <w:rPr>
+                <w:b w:val="0"/>
+                <w:bCs w:val="0"/>
+              </w:rPr>
               <w:t>Sedang</w:t>
             </w:r>
           </w:p>
@@ -3509,6 +3656,10 @@
             </w:tcBorders>
           </w:tcPr>
           <w:p>
+            <w:pPr>
+              <w:pStyle w:val="tablecopy"/>
+              <w:cnfStyle w:val="000000000000" w:firstRow="0" w:lastRow="0" w:firstColumn="0" w:lastColumn="0" w:oddVBand="0" w:evenVBand="0" w:oddHBand="0" w:evenHBand="0" w:firstRowFirstColumn="0" w:firstRowLastColumn="0" w:lastRowFirstColumn="0" w:lastRowLastColumn="0"/>
+            </w:pPr>
             <w:r>
               <w:t>Brute Force</w:t>
             </w:r>
@@ -3523,6 +3674,10 @@
             </w:tcBorders>
           </w:tcPr>
           <w:p>
+            <w:pPr>
+              <w:pStyle w:val="tablecopy"/>
+              <w:cnfStyle w:val="000000000000" w:firstRow="0" w:lastRow="0" w:firstColumn="0" w:lastColumn="0" w:oddVBand="0" w:evenVBand="0" w:oddHBand="0" w:evenHBand="0" w:firstRowFirstColumn="0" w:firstRowLastColumn="0" w:lastRowFirstColumn="0" w:lastRowLastColumn="0"/>
+            </w:pPr>
             <w:r>
               <w:t>80%</w:t>
             </w:r>
@@ -3537,6 +3692,10 @@
             </w:tcBorders>
           </w:tcPr>
           <w:p>
+            <w:pPr>
+              <w:pStyle w:val="tablecopy"/>
+              <w:cnfStyle w:val="000000000000" w:firstRow="0" w:lastRow="0" w:firstColumn="0" w:lastColumn="0" w:oddVBand="0" w:evenVBand="0" w:oddHBand="0" w:evenHBand="0" w:firstRowFirstColumn="0" w:firstRowLastColumn="0" w:lastRowFirstColumn="0" w:lastRowLastColumn="0"/>
+            </w:pPr>
             <w:r>
               <w:t>55.70</w:t>
             </w:r>
@@ -3551,6 +3710,10 @@
             </w:tcBorders>
           </w:tcPr>
           <w:p>
+            <w:pPr>
+              <w:pStyle w:val="tablecopy"/>
+              <w:cnfStyle w:val="000000000000" w:firstRow="0" w:lastRow="0" w:firstColumn="0" w:lastColumn="0" w:oddVBand="0" w:evenVBand="0" w:oddHBand="0" w:evenHBand="0" w:firstRowFirstColumn="0" w:firstRowLastColumn="0" w:lastRowFirstColumn="0" w:lastRowLastColumn="0"/>
+            </w:pPr>
             <w:r>
               <w:t>168.1</w:t>
             </w:r>
@@ -3572,7 +3735,18 @@
             </w:tcBorders>
           </w:tcPr>
           <w:p>
-            <w:r>
+            <w:pPr>
+              <w:pStyle w:val="tablecopy"/>
+              <w:rPr>
+                <w:b w:val="0"/>
+                <w:bCs w:val="0"/>
+              </w:rPr>
+            </w:pPr>
+            <w:r>
+              <w:rPr>
+                <w:b w:val="0"/>
+                <w:bCs w:val="0"/>
+              </w:rPr>
               <w:t>Sedang</w:t>
             </w:r>
           </w:p>
@@ -3586,6 +3760,10 @@
             </w:tcBorders>
           </w:tcPr>
           <w:p>
+            <w:pPr>
+              <w:pStyle w:val="tablecopy"/>
+              <w:cnfStyle w:val="000000100000" w:firstRow="0" w:lastRow="0" w:firstColumn="0" w:lastColumn="0" w:oddVBand="0" w:evenVBand="0" w:oddHBand="1" w:evenHBand="0" w:firstRowFirstColumn="0" w:firstRowLastColumn="0" w:lastRowFirstColumn="0" w:lastRowLastColumn="0"/>
+            </w:pPr>
             <w:r>
               <w:t>UCS</w:t>
             </w:r>
@@ -3600,6 +3778,10 @@
             </w:tcBorders>
           </w:tcPr>
           <w:p>
+            <w:pPr>
+              <w:pStyle w:val="tablecopy"/>
+              <w:cnfStyle w:val="000000100000" w:firstRow="0" w:lastRow="0" w:firstColumn="0" w:lastColumn="0" w:oddVBand="0" w:evenVBand="0" w:oddHBand="1" w:evenHBand="0" w:firstRowFirstColumn="0" w:firstRowLastColumn="0" w:lastRowFirstColumn="0" w:lastRowLastColumn="0"/>
+            </w:pPr>
             <w:r>
               <w:t>100%</w:t>
             </w:r>
@@ -3614,6 +3796,10 @@
             </w:tcBorders>
           </w:tcPr>
           <w:p>
+            <w:pPr>
+              <w:pStyle w:val="tablecopy"/>
+              <w:cnfStyle w:val="000000100000" w:firstRow="0" w:lastRow="0" w:firstColumn="0" w:lastColumn="0" w:oddVBand="0" w:evenVBand="0" w:oddHBand="1" w:evenHBand="0" w:firstRowFirstColumn="0" w:firstRowLastColumn="0" w:lastRowFirstColumn="0" w:lastRowLastColumn="0"/>
+            </w:pPr>
             <w:r>
               <w:t>55.40</w:t>
             </w:r>
@@ -3628,6 +3814,10 @@
             </w:tcBorders>
           </w:tcPr>
           <w:p>
+            <w:pPr>
+              <w:pStyle w:val="tablecopy"/>
+              <w:cnfStyle w:val="000000100000" w:firstRow="0" w:lastRow="0" w:firstColumn="0" w:lastColumn="0" w:oddVBand="0" w:evenVBand="0" w:oddHBand="1" w:evenHBand="0" w:firstRowFirstColumn="0" w:firstRowLastColumn="0" w:lastRowFirstColumn="0" w:lastRowLastColumn="0"/>
+            </w:pPr>
             <w:r>
               <w:t>540.1</w:t>
             </w:r>
@@ -3648,7 +3838,18 @@
             </w:tcBorders>
           </w:tcPr>
           <w:p>
-            <w:r>
+            <w:pPr>
+              <w:pStyle w:val="tablecopy"/>
+              <w:rPr>
+                <w:b w:val="0"/>
+                <w:bCs w:val="0"/>
+              </w:rPr>
+            </w:pPr>
+            <w:r>
+              <w:rPr>
+                <w:b w:val="0"/>
+                <w:bCs w:val="0"/>
+              </w:rPr>
               <w:t>Sedang</w:t>
             </w:r>
           </w:p>
@@ -3662,6 +3863,10 @@
             </w:tcBorders>
           </w:tcPr>
           <w:p>
+            <w:pPr>
+              <w:pStyle w:val="tablecopy"/>
+              <w:cnfStyle w:val="000000000000" w:firstRow="0" w:lastRow="0" w:firstColumn="0" w:lastColumn="0" w:oddVBand="0" w:evenVBand="0" w:oddHBand="0" w:evenHBand="0" w:firstRowFirstColumn="0" w:firstRowLastColumn="0" w:lastRowFirstColumn="0" w:lastRowLastColumn="0"/>
+            </w:pPr>
             <w:r>
               <w:t>GBFS</w:t>
             </w:r>
@@ -3676,6 +3881,10 @@
             </w:tcBorders>
           </w:tcPr>
           <w:p>
+            <w:pPr>
+              <w:pStyle w:val="tablecopy"/>
+              <w:cnfStyle w:val="000000000000" w:firstRow="0" w:lastRow="0" w:firstColumn="0" w:lastColumn="0" w:oddVBand="0" w:evenVBand="0" w:oddHBand="0" w:evenHBand="0" w:firstRowFirstColumn="0" w:firstRowLastColumn="0" w:lastRowFirstColumn="0" w:lastRowLastColumn="0"/>
+            </w:pPr>
             <w:r>
               <w:t>100%</w:t>
             </w:r>
@@ -3690,6 +3899,10 @@
             </w:tcBorders>
           </w:tcPr>
           <w:p>
+            <w:pPr>
+              <w:pStyle w:val="tablecopy"/>
+              <w:cnfStyle w:val="000000000000" w:firstRow="0" w:lastRow="0" w:firstColumn="0" w:lastColumn="0" w:oddVBand="0" w:evenVBand="0" w:oddHBand="0" w:evenHBand="0" w:firstRowFirstColumn="0" w:firstRowLastColumn="0" w:lastRowFirstColumn="0" w:lastRowLastColumn="0"/>
+            </w:pPr>
             <w:r>
               <w:t>56.38</w:t>
             </w:r>
@@ -3704,6 +3917,10 @@
             </w:tcBorders>
           </w:tcPr>
           <w:p>
+            <w:pPr>
+              <w:pStyle w:val="tablecopy"/>
+              <w:cnfStyle w:val="000000000000" w:firstRow="0" w:lastRow="0" w:firstColumn="0" w:lastColumn="0" w:oddVBand="0" w:evenVBand="0" w:oddHBand="0" w:evenHBand="0" w:firstRowFirstColumn="0" w:firstRowLastColumn="0" w:lastRowFirstColumn="0" w:lastRowLastColumn="0"/>
+            </w:pPr>
             <w:r>
               <w:t>18.7</w:t>
             </w:r>
@@ -3725,7 +3942,18 @@
             </w:tcBorders>
           </w:tcPr>
           <w:p>
-            <w:r>
+            <w:pPr>
+              <w:pStyle w:val="tablecopy"/>
+              <w:rPr>
+                <w:b w:val="0"/>
+                <w:bCs w:val="0"/>
+              </w:rPr>
+            </w:pPr>
+            <w:r>
+              <w:rPr>
+                <w:b w:val="0"/>
+                <w:bCs w:val="0"/>
+              </w:rPr>
               <w:t>Sedang</w:t>
             </w:r>
           </w:p>
@@ -3739,6 +3967,10 @@
             </w:tcBorders>
           </w:tcPr>
           <w:p>
+            <w:pPr>
+              <w:pStyle w:val="tablecopy"/>
+              <w:cnfStyle w:val="000000100000" w:firstRow="0" w:lastRow="0" w:firstColumn="0" w:lastColumn="0" w:oddVBand="0" w:evenVBand="0" w:oddHBand="1" w:evenHBand="0" w:firstRowFirstColumn="0" w:firstRowLastColumn="0" w:lastRowFirstColumn="0" w:lastRowLastColumn="0"/>
+            </w:pPr>
             <w:r>
               <w:t>A*</w:t>
             </w:r>
@@ -3753,6 +3985,10 @@
             </w:tcBorders>
           </w:tcPr>
           <w:p>
+            <w:pPr>
+              <w:pStyle w:val="tablecopy"/>
+              <w:cnfStyle w:val="000000100000" w:firstRow="0" w:lastRow="0" w:firstColumn="0" w:lastColumn="0" w:oddVBand="0" w:evenVBand="0" w:oddHBand="1" w:evenHBand="0" w:firstRowFirstColumn="0" w:firstRowLastColumn="0" w:lastRowFirstColumn="0" w:lastRowLastColumn="0"/>
+            </w:pPr>
             <w:r>
               <w:t>100%</w:t>
             </w:r>
@@ -3767,6 +4003,10 @@
             </w:tcBorders>
           </w:tcPr>
           <w:p>
+            <w:pPr>
+              <w:pStyle w:val="tablecopy"/>
+              <w:cnfStyle w:val="000000100000" w:firstRow="0" w:lastRow="0" w:firstColumn="0" w:lastColumn="0" w:oddVBand="0" w:evenVBand="0" w:oddHBand="1" w:evenHBand="0" w:firstRowFirstColumn="0" w:firstRowLastColumn="0" w:lastRowFirstColumn="0" w:lastRowLastColumn="0"/>
+            </w:pPr>
             <w:r>
               <w:t>55.40</w:t>
             </w:r>
@@ -3781,6 +4021,10 @@
             </w:tcBorders>
           </w:tcPr>
           <w:p>
+            <w:pPr>
+              <w:pStyle w:val="tablecopy"/>
+              <w:cnfStyle w:val="000000100000" w:firstRow="0" w:lastRow="0" w:firstColumn="0" w:lastColumn="0" w:oddVBand="0" w:evenVBand="0" w:oddHBand="1" w:evenHBand="0" w:firstRowFirstColumn="0" w:firstRowLastColumn="0" w:lastRowFirstColumn="0" w:lastRowLastColumn="0"/>
+            </w:pPr>
             <w:r>
               <w:t>89.2</w:t>
             </w:r>
@@ -3801,7 +4045,18 @@
             </w:tcBorders>
           </w:tcPr>
           <w:p>
-            <w:r>
+            <w:pPr>
+              <w:pStyle w:val="tablecopy"/>
+              <w:rPr>
+                <w:b w:val="0"/>
+                <w:bCs w:val="0"/>
+              </w:rPr>
+            </w:pPr>
+            <w:r>
+              <w:rPr>
+                <w:b w:val="0"/>
+                <w:bCs w:val="0"/>
+              </w:rPr>
               <w:t>Sedang</w:t>
             </w:r>
           </w:p>
@@ -3815,6 +4070,10 @@
             </w:tcBorders>
           </w:tcPr>
           <w:p>
+            <w:pPr>
+              <w:pStyle w:val="tablecopy"/>
+              <w:cnfStyle w:val="000000000000" w:firstRow="0" w:lastRow="0" w:firstColumn="0" w:lastColumn="0" w:oddVBand="0" w:evenVBand="0" w:oddHBand="0" w:evenHBand="0" w:firstRowFirstColumn="0" w:firstRowLastColumn="0" w:lastRowFirstColumn="0" w:lastRowLastColumn="0"/>
+            </w:pPr>
             <w:r>
               <w:t>RRT*</w:t>
             </w:r>
@@ -3829,6 +4088,10 @@
             </w:tcBorders>
           </w:tcPr>
           <w:p>
+            <w:pPr>
+              <w:pStyle w:val="tablecopy"/>
+              <w:cnfStyle w:val="000000000000" w:firstRow="0" w:lastRow="0" w:firstColumn="0" w:lastColumn="0" w:oddVBand="0" w:evenVBand="0" w:oddHBand="0" w:evenHBand="0" w:firstRowFirstColumn="0" w:firstRowLastColumn="0" w:lastRowFirstColumn="0" w:lastRowLastColumn="0"/>
+            </w:pPr>
             <w:r>
               <w:t>100%</w:t>
             </w:r>
@@ -3843,6 +4106,10 @@
             </w:tcBorders>
           </w:tcPr>
           <w:p>
+            <w:pPr>
+              <w:pStyle w:val="tablecopy"/>
+              <w:cnfStyle w:val="000000000000" w:firstRow="0" w:lastRow="0" w:firstColumn="0" w:lastColumn="0" w:oddVBand="0" w:evenVBand="0" w:oddHBand="0" w:evenHBand="0" w:firstRowFirstColumn="0" w:firstRowLastColumn="0" w:lastRowFirstColumn="0" w:lastRowLastColumn="0"/>
+            </w:pPr>
             <w:r>
               <w:t>57.35</w:t>
             </w:r>
@@ -3857,6 +4124,10 @@
             </w:tcBorders>
           </w:tcPr>
           <w:p>
+            <w:pPr>
+              <w:pStyle w:val="tablecopy"/>
+              <w:cnfStyle w:val="000000000000" w:firstRow="0" w:lastRow="0" w:firstColumn="0" w:lastColumn="0" w:oddVBand="0" w:evenVBand="0" w:oddHBand="0" w:evenHBand="0" w:firstRowFirstColumn="0" w:firstRowLastColumn="0" w:lastRowFirstColumn="0" w:lastRowLastColumn="0"/>
+            </w:pPr>
             <w:r>
               <w:t>469.9</w:t>
             </w:r>
@@ -3878,7 +4149,18 @@
             </w:tcBorders>
           </w:tcPr>
           <w:p>
-            <w:r>
+            <w:pPr>
+              <w:pStyle w:val="tablecopy"/>
+              <w:rPr>
+                <w:b w:val="0"/>
+                <w:bCs w:val="0"/>
+              </w:rPr>
+            </w:pPr>
+            <w:r>
+              <w:rPr>
+                <w:b w:val="0"/>
+                <w:bCs w:val="0"/>
+              </w:rPr>
               <w:t>Sulit</w:t>
             </w:r>
           </w:p>
@@ -3892,6 +4174,10 @@
             </w:tcBorders>
           </w:tcPr>
           <w:p>
+            <w:pPr>
+              <w:pStyle w:val="tablecopy"/>
+              <w:cnfStyle w:val="000000100000" w:firstRow="0" w:lastRow="0" w:firstColumn="0" w:lastColumn="0" w:oddVBand="0" w:evenVBand="0" w:oddHBand="1" w:evenHBand="0" w:firstRowFirstColumn="0" w:firstRowLastColumn="0" w:lastRowFirstColumn="0" w:lastRowLastColumn="0"/>
+            </w:pPr>
             <w:r>
               <w:t>Brute Force</w:t>
             </w:r>
@@ -3906,6 +4192,10 @@
             </w:tcBorders>
           </w:tcPr>
           <w:p>
+            <w:pPr>
+              <w:pStyle w:val="tablecopy"/>
+              <w:cnfStyle w:val="000000100000" w:firstRow="0" w:lastRow="0" w:firstColumn="0" w:lastColumn="0" w:oddVBand="0" w:evenVBand="0" w:oddHBand="1" w:evenHBand="0" w:firstRowFirstColumn="0" w:firstRowLastColumn="0" w:lastRowFirstColumn="0" w:lastRowLastColumn="0"/>
+            </w:pPr>
             <w:r>
               <w:t>20%</w:t>
             </w:r>
@@ -3920,6 +4210,10 @@
             </w:tcBorders>
           </w:tcPr>
           <w:p>
+            <w:pPr>
+              <w:pStyle w:val="tablecopy"/>
+              <w:cnfStyle w:val="000000100000" w:firstRow="0" w:lastRow="0" w:firstColumn="0" w:lastColumn="0" w:oddVBand="0" w:evenVBand="0" w:oddHBand="1" w:evenHBand="0" w:firstRowFirstColumn="0" w:firstRowLastColumn="0" w:lastRowFirstColumn="0" w:lastRowLastColumn="0"/>
+            </w:pPr>
             <w:r>
               <w:t>65.37</w:t>
             </w:r>
@@ -3934,6 +4228,10 @@
             </w:tcBorders>
           </w:tcPr>
           <w:p>
+            <w:pPr>
+              <w:pStyle w:val="tablecopy"/>
+              <w:cnfStyle w:val="000000100000" w:firstRow="0" w:lastRow="0" w:firstColumn="0" w:lastColumn="0" w:oddVBand="0" w:evenVBand="0" w:oddHBand="1" w:evenHBand="0" w:firstRowFirstColumn="0" w:firstRowLastColumn="0" w:lastRowFirstColumn="0" w:lastRowLastColumn="0"/>
+            </w:pPr>
             <w:r>
               <w:t>108.9</w:t>
             </w:r>
@@ -3954,7 +4252,18 @@
             </w:tcBorders>
           </w:tcPr>
           <w:p>
-            <w:r>
+            <w:pPr>
+              <w:pStyle w:val="tablecopy"/>
+              <w:rPr>
+                <w:b w:val="0"/>
+                <w:bCs w:val="0"/>
+              </w:rPr>
+            </w:pPr>
+            <w:r>
+              <w:rPr>
+                <w:b w:val="0"/>
+                <w:bCs w:val="0"/>
+              </w:rPr>
               <w:t>Sulit</w:t>
             </w:r>
           </w:p>
@@ -3968,6 +4277,10 @@
             </w:tcBorders>
           </w:tcPr>
           <w:p>
+            <w:pPr>
+              <w:pStyle w:val="tablecopy"/>
+              <w:cnfStyle w:val="000000000000" w:firstRow="0" w:lastRow="0" w:firstColumn="0" w:lastColumn="0" w:oddVBand="0" w:evenVBand="0" w:oddHBand="0" w:evenHBand="0" w:firstRowFirstColumn="0" w:firstRowLastColumn="0" w:lastRowFirstColumn="0" w:lastRowLastColumn="0"/>
+            </w:pPr>
             <w:r>
               <w:t>UCS</w:t>
             </w:r>
@@ -3982,6 +4295,10 @@
             </w:tcBorders>
           </w:tcPr>
           <w:p>
+            <w:pPr>
+              <w:pStyle w:val="tablecopy"/>
+              <w:cnfStyle w:val="000000000000" w:firstRow="0" w:lastRow="0" w:firstColumn="0" w:lastColumn="0" w:oddVBand="0" w:evenVBand="0" w:oddHBand="0" w:evenHBand="0" w:firstRowFirstColumn="0" w:firstRowLastColumn="0" w:lastRowFirstColumn="0" w:lastRowLastColumn="0"/>
+            </w:pPr>
             <w:r>
               <w:t>100%</w:t>
             </w:r>
@@ -3996,6 +4313,10 @@
             </w:tcBorders>
           </w:tcPr>
           <w:p>
+            <w:pPr>
+              <w:pStyle w:val="tablecopy"/>
+              <w:cnfStyle w:val="000000000000" w:firstRow="0" w:lastRow="0" w:firstColumn="0" w:lastColumn="0" w:oddVBand="0" w:evenVBand="0" w:oddHBand="0" w:evenHBand="0" w:firstRowFirstColumn="0" w:firstRowLastColumn="0" w:lastRowFirstColumn="0" w:lastRowLastColumn="0"/>
+            </w:pPr>
             <w:r>
               <w:t>70.35</w:t>
             </w:r>
@@ -4010,6 +4331,10 @@
             </w:tcBorders>
           </w:tcPr>
           <w:p>
+            <w:pPr>
+              <w:pStyle w:val="tablecopy"/>
+              <w:cnfStyle w:val="000000000000" w:firstRow="0" w:lastRow="0" w:firstColumn="0" w:lastColumn="0" w:oddVBand="0" w:evenVBand="0" w:oddHBand="0" w:evenHBand="0" w:firstRowFirstColumn="0" w:firstRowLastColumn="0" w:lastRowFirstColumn="0" w:lastRowLastColumn="0"/>
+            </w:pPr>
             <w:r>
               <w:t>433.9</w:t>
             </w:r>
@@ -4031,7 +4356,18 @@
             </w:tcBorders>
           </w:tcPr>
           <w:p>
-            <w:r>
+            <w:pPr>
+              <w:pStyle w:val="tablecopy"/>
+              <w:rPr>
+                <w:b w:val="0"/>
+                <w:bCs w:val="0"/>
+              </w:rPr>
+            </w:pPr>
+            <w:r>
+              <w:rPr>
+                <w:b w:val="0"/>
+                <w:bCs w:val="0"/>
+              </w:rPr>
               <w:t>Sulit</w:t>
             </w:r>
           </w:p>
@@ -4045,6 +4381,10 @@
             </w:tcBorders>
           </w:tcPr>
           <w:p>
+            <w:pPr>
+              <w:pStyle w:val="tablecopy"/>
+              <w:cnfStyle w:val="000000100000" w:firstRow="0" w:lastRow="0" w:firstColumn="0" w:lastColumn="0" w:oddVBand="0" w:evenVBand="0" w:oddHBand="1" w:evenHBand="0" w:firstRowFirstColumn="0" w:firstRowLastColumn="0" w:lastRowFirstColumn="0" w:lastRowLastColumn="0"/>
+            </w:pPr>
             <w:r>
               <w:t>GBFS</w:t>
             </w:r>
@@ -4059,6 +4399,10 @@
             </w:tcBorders>
           </w:tcPr>
           <w:p>
+            <w:pPr>
+              <w:pStyle w:val="tablecopy"/>
+              <w:cnfStyle w:val="000000100000" w:firstRow="0" w:lastRow="0" w:firstColumn="0" w:lastColumn="0" w:oddVBand="0" w:evenVBand="0" w:oddHBand="1" w:evenHBand="0" w:firstRowFirstColumn="0" w:firstRowLastColumn="0" w:lastRowFirstColumn="0" w:lastRowLastColumn="0"/>
+            </w:pPr>
             <w:r>
               <w:t>100%</w:t>
             </w:r>
@@ -4073,6 +4417,10 @@
             </w:tcBorders>
           </w:tcPr>
           <w:p>
+            <w:pPr>
+              <w:pStyle w:val="tablecopy"/>
+              <w:cnfStyle w:val="000000100000" w:firstRow="0" w:lastRow="0" w:firstColumn="0" w:lastColumn="0" w:oddVBand="0" w:evenVBand="0" w:oddHBand="1" w:evenHBand="0" w:firstRowFirstColumn="0" w:firstRowLastColumn="0" w:lastRowFirstColumn="0" w:lastRowLastColumn="0"/>
+            </w:pPr>
             <w:r>
               <w:t>75.88</w:t>
             </w:r>
@@ -4087,6 +4435,10 @@
             </w:tcBorders>
           </w:tcPr>
           <w:p>
+            <w:pPr>
+              <w:pStyle w:val="tablecopy"/>
+              <w:cnfStyle w:val="000000100000" w:firstRow="0" w:lastRow="0" w:firstColumn="0" w:lastColumn="0" w:oddVBand="0" w:evenVBand="0" w:oddHBand="1" w:evenHBand="0" w:firstRowFirstColumn="0" w:firstRowLastColumn="0" w:lastRowFirstColumn="0" w:lastRowLastColumn="0"/>
+            </w:pPr>
             <w:r>
               <w:t>29.1</w:t>
             </w:r>
@@ -4107,7 +4459,18 @@
             </w:tcBorders>
           </w:tcPr>
           <w:p>
-            <w:r>
+            <w:pPr>
+              <w:pStyle w:val="tablecopy"/>
+              <w:rPr>
+                <w:b w:val="0"/>
+                <w:bCs w:val="0"/>
+              </w:rPr>
+            </w:pPr>
+            <w:r>
+              <w:rPr>
+                <w:b w:val="0"/>
+                <w:bCs w:val="0"/>
+              </w:rPr>
               <w:t>Sulit</w:t>
             </w:r>
           </w:p>
@@ -4121,6 +4484,10 @@
             </w:tcBorders>
           </w:tcPr>
           <w:p>
+            <w:pPr>
+              <w:pStyle w:val="tablecopy"/>
+              <w:cnfStyle w:val="000000000000" w:firstRow="0" w:lastRow="0" w:firstColumn="0" w:lastColumn="0" w:oddVBand="0" w:evenVBand="0" w:oddHBand="0" w:evenHBand="0" w:firstRowFirstColumn="0" w:firstRowLastColumn="0" w:lastRowFirstColumn="0" w:lastRowLastColumn="0"/>
+            </w:pPr>
             <w:r>
               <w:t>A*</w:t>
             </w:r>
@@ -4135,6 +4502,10 @@
             </w:tcBorders>
           </w:tcPr>
           <w:p>
+            <w:pPr>
+              <w:pStyle w:val="tablecopy"/>
+              <w:cnfStyle w:val="000000000000" w:firstRow="0" w:lastRow="0" w:firstColumn="0" w:lastColumn="0" w:oddVBand="0" w:evenVBand="0" w:oddHBand="0" w:evenHBand="0" w:firstRowFirstColumn="0" w:firstRowLastColumn="0" w:lastRowFirstColumn="0" w:lastRowLastColumn="0"/>
+            </w:pPr>
             <w:r>
               <w:t>100%</w:t>
             </w:r>
@@ -4149,6 +4520,10 @@
             </w:tcBorders>
           </w:tcPr>
           <w:p>
+            <w:pPr>
+              <w:pStyle w:val="tablecopy"/>
+              <w:cnfStyle w:val="000000000000" w:firstRow="0" w:lastRow="0" w:firstColumn="0" w:lastColumn="0" w:oddVBand="0" w:evenVBand="0" w:oddHBand="0" w:evenHBand="0" w:firstRowFirstColumn="0" w:firstRowLastColumn="0" w:lastRowFirstColumn="0" w:lastRowLastColumn="0"/>
+            </w:pPr>
             <w:r>
               <w:t>70.35</w:t>
             </w:r>
@@ -4163,6 +4538,10 @@
             </w:tcBorders>
           </w:tcPr>
           <w:p>
+            <w:pPr>
+              <w:pStyle w:val="tablecopy"/>
+              <w:cnfStyle w:val="000000000000" w:firstRow="0" w:lastRow="0" w:firstColumn="0" w:lastColumn="0" w:oddVBand="0" w:evenVBand="0" w:oddHBand="0" w:evenHBand="0" w:firstRowFirstColumn="0" w:firstRowLastColumn="0" w:lastRowFirstColumn="0" w:lastRowLastColumn="0"/>
+            </w:pPr>
             <w:r>
               <w:t>266.0</w:t>
             </w:r>
@@ -4184,7 +4563,18 @@
             </w:tcBorders>
           </w:tcPr>
           <w:p>
-            <w:r>
+            <w:pPr>
+              <w:pStyle w:val="tablecopy"/>
+              <w:rPr>
+                <w:b w:val="0"/>
+                <w:bCs w:val="0"/>
+              </w:rPr>
+            </w:pPr>
+            <w:r>
+              <w:rPr>
+                <w:b w:val="0"/>
+                <w:bCs w:val="0"/>
+              </w:rPr>
               <w:t>Sulit</w:t>
             </w:r>
           </w:p>
@@ -4198,6 +4588,10 @@
             </w:tcBorders>
           </w:tcPr>
           <w:p>
+            <w:pPr>
+              <w:pStyle w:val="tablecopy"/>
+              <w:cnfStyle w:val="000000100000" w:firstRow="0" w:lastRow="0" w:firstColumn="0" w:lastColumn="0" w:oddVBand="0" w:evenVBand="0" w:oddHBand="1" w:evenHBand="0" w:firstRowFirstColumn="0" w:firstRowLastColumn="0" w:lastRowFirstColumn="0" w:lastRowLastColumn="0"/>
+            </w:pPr>
             <w:r>
               <w:t>RRT*</w:t>
             </w:r>
@@ -4212,6 +4606,10 @@
             </w:tcBorders>
           </w:tcPr>
           <w:p>
+            <w:pPr>
+              <w:pStyle w:val="tablecopy"/>
+              <w:cnfStyle w:val="000000100000" w:firstRow="0" w:lastRow="0" w:firstColumn="0" w:lastColumn="0" w:oddVBand="0" w:evenVBand="0" w:oddHBand="1" w:evenHBand="0" w:firstRowFirstColumn="0" w:firstRowLastColumn="0" w:lastRowFirstColumn="0" w:lastRowLastColumn="0"/>
+            </w:pPr>
             <w:r>
               <w:t>90%</w:t>
             </w:r>
@@ -4226,6 +4624,10 @@
             </w:tcBorders>
           </w:tcPr>
           <w:p>
+            <w:pPr>
+              <w:pStyle w:val="tablecopy"/>
+              <w:cnfStyle w:val="000000100000" w:firstRow="0" w:lastRow="0" w:firstColumn="0" w:lastColumn="0" w:oddVBand="0" w:evenVBand="0" w:oddHBand="1" w:evenHBand="0" w:firstRowFirstColumn="0" w:firstRowLastColumn="0" w:lastRowFirstColumn="0" w:lastRowLastColumn="0"/>
+            </w:pPr>
             <w:r>
               <w:t>82.27</w:t>
             </w:r>
@@ -4240,6 +4642,10 @@
             </w:tcBorders>
           </w:tcPr>
           <w:p>
+            <w:pPr>
+              <w:pStyle w:val="tablecopy"/>
+              <w:cnfStyle w:val="000000100000" w:firstRow="0" w:lastRow="0" w:firstColumn="0" w:lastColumn="0" w:oddVBand="0" w:evenVBand="0" w:oddHBand="1" w:evenHBand="0" w:firstRowFirstColumn="0" w:firstRowLastColumn="0" w:lastRowFirstColumn="0" w:lastRowLastColumn="0"/>
+            </w:pPr>
             <w:r>
               <w:t>232.0</w:t>
             </w:r>
@@ -4260,7 +4666,18 @@
             </w:tcBorders>
           </w:tcPr>
           <w:p>
-            <w:r>
+            <w:pPr>
+              <w:pStyle w:val="tablecopy"/>
+              <w:rPr>
+                <w:b w:val="0"/>
+                <w:bCs w:val="0"/>
+              </w:rPr>
+            </w:pPr>
+            <w:r>
+              <w:rPr>
+                <w:b w:val="0"/>
+                <w:bCs w:val="0"/>
+              </w:rPr>
               <w:t>Padat</w:t>
             </w:r>
           </w:p>
@@ -4274,6 +4691,10 @@
             </w:tcBorders>
           </w:tcPr>
           <w:p>
+            <w:pPr>
+              <w:pStyle w:val="tablecopy"/>
+              <w:cnfStyle w:val="000000000000" w:firstRow="0" w:lastRow="0" w:firstColumn="0" w:lastColumn="0" w:oddVBand="0" w:evenVBand="0" w:oddHBand="0" w:evenHBand="0" w:firstRowFirstColumn="0" w:firstRowLastColumn="0" w:lastRowFirstColumn="0" w:lastRowLastColumn="0"/>
+            </w:pPr>
             <w:r>
               <w:t>Brute Force</w:t>
             </w:r>
@@ -4288,6 +4709,10 @@
             </w:tcBorders>
           </w:tcPr>
           <w:p>
+            <w:pPr>
+              <w:pStyle w:val="tablecopy"/>
+              <w:cnfStyle w:val="000000000000" w:firstRow="0" w:lastRow="0" w:firstColumn="0" w:lastColumn="0" w:oddVBand="0" w:evenVBand="0" w:oddHBand="0" w:evenHBand="0" w:firstRowFirstColumn="0" w:firstRowLastColumn="0" w:lastRowFirstColumn="0" w:lastRowLastColumn="0"/>
+            </w:pPr>
             <w:r>
               <w:t>30%</w:t>
             </w:r>
@@ -4302,6 +4727,10 @@
             </w:tcBorders>
           </w:tcPr>
           <w:p>
+            <w:pPr>
+              <w:pStyle w:val="tablecopy"/>
+              <w:cnfStyle w:val="000000000000" w:firstRow="0" w:lastRow="0" w:firstColumn="0" w:lastColumn="0" w:oddVBand="0" w:evenVBand="0" w:oddHBand="0" w:evenHBand="0" w:firstRowFirstColumn="0" w:firstRowLastColumn="0" w:lastRowFirstColumn="0" w:lastRowLastColumn="0"/>
+            </w:pPr>
             <w:r>
               <w:t>70.43</w:t>
             </w:r>
@@ -4316,6 +4745,10 @@
             </w:tcBorders>
           </w:tcPr>
           <w:p>
+            <w:pPr>
+              <w:pStyle w:val="tablecopy"/>
+              <w:cnfStyle w:val="000000000000" w:firstRow="0" w:lastRow="0" w:firstColumn="0" w:lastColumn="0" w:oddVBand="0" w:evenVBand="0" w:oddHBand="0" w:evenHBand="0" w:firstRowFirstColumn="0" w:firstRowLastColumn="0" w:lastRowFirstColumn="0" w:lastRowLastColumn="0"/>
+            </w:pPr>
             <w:r>
               <w:t>91.8</w:t>
             </w:r>
@@ -4337,7 +4770,18 @@
             </w:tcBorders>
           </w:tcPr>
           <w:p>
-            <w:r>
+            <w:pPr>
+              <w:pStyle w:val="tablecopy"/>
+              <w:rPr>
+                <w:b w:val="0"/>
+                <w:bCs w:val="0"/>
+              </w:rPr>
+            </w:pPr>
+            <w:r>
+              <w:rPr>
+                <w:b w:val="0"/>
+                <w:bCs w:val="0"/>
+              </w:rPr>
               <w:t>Padat</w:t>
             </w:r>
           </w:p>
@@ -4351,6 +4795,10 @@
             </w:tcBorders>
           </w:tcPr>
           <w:p>
+            <w:pPr>
+              <w:pStyle w:val="tablecopy"/>
+              <w:cnfStyle w:val="000000100000" w:firstRow="0" w:lastRow="0" w:firstColumn="0" w:lastColumn="0" w:oddVBand="0" w:evenVBand="0" w:oddHBand="1" w:evenHBand="0" w:firstRowFirstColumn="0" w:firstRowLastColumn="0" w:lastRowFirstColumn="0" w:lastRowLastColumn="0"/>
+            </w:pPr>
             <w:r>
               <w:t>UCS</w:t>
             </w:r>
@@ -4365,6 +4813,10 @@
             </w:tcBorders>
           </w:tcPr>
           <w:p>
+            <w:pPr>
+              <w:pStyle w:val="tablecopy"/>
+              <w:cnfStyle w:val="000000100000" w:firstRow="0" w:lastRow="0" w:firstColumn="0" w:lastColumn="0" w:oddVBand="0" w:evenVBand="0" w:oddHBand="1" w:evenHBand="0" w:firstRowFirstColumn="0" w:firstRowLastColumn="0" w:lastRowFirstColumn="0" w:lastRowLastColumn="0"/>
+            </w:pPr>
             <w:r>
               <w:t>100%</w:t>
             </w:r>
@@ -4379,6 +4831,10 @@
             </w:tcBorders>
           </w:tcPr>
           <w:p>
+            <w:pPr>
+              <w:pStyle w:val="tablecopy"/>
+              <w:cnfStyle w:val="000000100000" w:firstRow="0" w:lastRow="0" w:firstColumn="0" w:lastColumn="0" w:oddVBand="0" w:evenVBand="0" w:oddHBand="1" w:evenHBand="0" w:firstRowFirstColumn="0" w:firstRowLastColumn="0" w:lastRowFirstColumn="0" w:lastRowLastColumn="0"/>
+            </w:pPr>
             <w:r>
               <w:t>57.06</w:t>
             </w:r>
@@ -4393,6 +4849,10 @@
             </w:tcBorders>
           </w:tcPr>
           <w:p>
+            <w:pPr>
+              <w:pStyle w:val="tablecopy"/>
+              <w:cnfStyle w:val="000000100000" w:firstRow="0" w:lastRow="0" w:firstColumn="0" w:lastColumn="0" w:oddVBand="0" w:evenVBand="0" w:oddHBand="1" w:evenHBand="0" w:firstRowFirstColumn="0" w:firstRowLastColumn="0" w:lastRowFirstColumn="0" w:lastRowLastColumn="0"/>
+            </w:pPr>
             <w:r>
               <w:t>674.0</w:t>
             </w:r>
@@ -4413,7 +4873,18 @@
             </w:tcBorders>
           </w:tcPr>
           <w:p>
-            <w:r>
+            <w:pPr>
+              <w:pStyle w:val="tablecopy"/>
+              <w:rPr>
+                <w:b w:val="0"/>
+                <w:bCs w:val="0"/>
+              </w:rPr>
+            </w:pPr>
+            <w:r>
+              <w:rPr>
+                <w:b w:val="0"/>
+                <w:bCs w:val="0"/>
+              </w:rPr>
               <w:t>Padat</w:t>
             </w:r>
           </w:p>
@@ -4427,6 +4898,10 @@
             </w:tcBorders>
           </w:tcPr>
           <w:p>
+            <w:pPr>
+              <w:pStyle w:val="tablecopy"/>
+              <w:cnfStyle w:val="000000000000" w:firstRow="0" w:lastRow="0" w:firstColumn="0" w:lastColumn="0" w:oddVBand="0" w:evenVBand="0" w:oddHBand="0" w:evenHBand="0" w:firstRowFirstColumn="0" w:firstRowLastColumn="0" w:lastRowFirstColumn="0" w:lastRowLastColumn="0"/>
+            </w:pPr>
             <w:r>
               <w:t>GBFS</w:t>
             </w:r>
@@ -4441,6 +4916,10 @@
             </w:tcBorders>
           </w:tcPr>
           <w:p>
+            <w:pPr>
+              <w:pStyle w:val="tablecopy"/>
+              <w:cnfStyle w:val="000000000000" w:firstRow="0" w:lastRow="0" w:firstColumn="0" w:lastColumn="0" w:oddVBand="0" w:evenVBand="0" w:oddHBand="0" w:evenHBand="0" w:firstRowFirstColumn="0" w:firstRowLastColumn="0" w:lastRowFirstColumn="0" w:lastRowLastColumn="0"/>
+            </w:pPr>
             <w:r>
               <w:t>100%</w:t>
             </w:r>
@@ -4455,6 +4934,10 @@
             </w:tcBorders>
           </w:tcPr>
           <w:p>
+            <w:pPr>
+              <w:pStyle w:val="tablecopy"/>
+              <w:cnfStyle w:val="000000000000" w:firstRow="0" w:lastRow="0" w:firstColumn="0" w:lastColumn="0" w:oddVBand="0" w:evenVBand="0" w:oddHBand="0" w:evenHBand="0" w:firstRowFirstColumn="0" w:firstRowLastColumn="0" w:lastRowFirstColumn="0" w:lastRowLastColumn="0"/>
+            </w:pPr>
             <w:r>
               <w:t>60.44</w:t>
             </w:r>
@@ -4469,6 +4952,10 @@
             </w:tcBorders>
           </w:tcPr>
           <w:p>
+            <w:pPr>
+              <w:pStyle w:val="tablecopy"/>
+              <w:cnfStyle w:val="000000000000" w:firstRow="0" w:lastRow="0" w:firstColumn="0" w:lastColumn="0" w:oddVBand="0" w:evenVBand="0" w:oddHBand="0" w:evenHBand="0" w:firstRowFirstColumn="0" w:firstRowLastColumn="0" w:lastRowFirstColumn="0" w:lastRowLastColumn="0"/>
+            </w:pPr>
             <w:r>
               <w:t>20.1</w:t>
             </w:r>
@@ -4490,7 +4977,18 @@
             </w:tcBorders>
           </w:tcPr>
           <w:p>
-            <w:r>
+            <w:pPr>
+              <w:pStyle w:val="tablecopy"/>
+              <w:rPr>
+                <w:b w:val="0"/>
+                <w:bCs w:val="0"/>
+              </w:rPr>
+            </w:pPr>
+            <w:r>
+              <w:rPr>
+                <w:b w:val="0"/>
+                <w:bCs w:val="0"/>
+              </w:rPr>
               <w:t>Padat</w:t>
             </w:r>
           </w:p>
@@ -4504,6 +5002,10 @@
             </w:tcBorders>
           </w:tcPr>
           <w:p>
+            <w:pPr>
+              <w:pStyle w:val="tablecopy"/>
+              <w:cnfStyle w:val="000000100000" w:firstRow="0" w:lastRow="0" w:firstColumn="0" w:lastColumn="0" w:oddVBand="0" w:evenVBand="0" w:oddHBand="1" w:evenHBand="0" w:firstRowFirstColumn="0" w:firstRowLastColumn="0" w:lastRowFirstColumn="0" w:lastRowLastColumn="0"/>
+            </w:pPr>
             <w:r>
               <w:t>A*</w:t>
             </w:r>
@@ -4518,6 +5020,10 @@
             </w:tcBorders>
           </w:tcPr>
           <w:p>
+            <w:pPr>
+              <w:pStyle w:val="tablecopy"/>
+              <w:cnfStyle w:val="000000100000" w:firstRow="0" w:lastRow="0" w:firstColumn="0" w:lastColumn="0" w:oddVBand="0" w:evenVBand="0" w:oddHBand="1" w:evenHBand="0" w:firstRowFirstColumn="0" w:firstRowLastColumn="0" w:lastRowFirstColumn="0" w:lastRowLastColumn="0"/>
+            </w:pPr>
             <w:r>
               <w:t>100%</w:t>
             </w:r>
@@ -4532,6 +5038,10 @@
             </w:tcBorders>
           </w:tcPr>
           <w:p>
+            <w:pPr>
+              <w:pStyle w:val="tablecopy"/>
+              <w:cnfStyle w:val="000000100000" w:firstRow="0" w:lastRow="0" w:firstColumn="0" w:lastColumn="0" w:oddVBand="0" w:evenVBand="0" w:oddHBand="1" w:evenHBand="0" w:firstRowFirstColumn="0" w:firstRowLastColumn="0" w:lastRowFirstColumn="0" w:lastRowLastColumn="0"/>
+            </w:pPr>
             <w:r>
               <w:t>57.06</w:t>
             </w:r>
@@ -4546,6 +5056,10 @@
             </w:tcBorders>
           </w:tcPr>
           <w:p>
+            <w:pPr>
+              <w:pStyle w:val="tablecopy"/>
+              <w:cnfStyle w:val="000000100000" w:firstRow="0" w:lastRow="0" w:firstColumn="0" w:lastColumn="0" w:oddVBand="0" w:evenVBand="0" w:oddHBand="1" w:evenHBand="0" w:firstRowFirstColumn="0" w:firstRowLastColumn="0" w:lastRowFirstColumn="0" w:lastRowLastColumn="0"/>
+            </w:pPr>
             <w:r>
               <w:t>146.4</w:t>
             </w:r>
@@ -4566,7 +5080,18 @@
             </w:tcBorders>
           </w:tcPr>
           <w:p>
-            <w:r>
+            <w:pPr>
+              <w:pStyle w:val="tablecopy"/>
+              <w:rPr>
+                <w:b w:val="0"/>
+                <w:bCs w:val="0"/>
+              </w:rPr>
+            </w:pPr>
+            <w:r>
+              <w:rPr>
+                <w:b w:val="0"/>
+                <w:bCs w:val="0"/>
+              </w:rPr>
               <w:t>Padat</w:t>
             </w:r>
           </w:p>
@@ -4580,6 +5105,10 @@
             </w:tcBorders>
           </w:tcPr>
           <w:p>
+            <w:pPr>
+              <w:pStyle w:val="tablecopy"/>
+              <w:cnfStyle w:val="000000000000" w:firstRow="0" w:lastRow="0" w:firstColumn="0" w:lastColumn="0" w:oddVBand="0" w:evenVBand="0" w:oddHBand="0" w:evenHBand="0" w:firstRowFirstColumn="0" w:firstRowLastColumn="0" w:lastRowFirstColumn="0" w:lastRowLastColumn="0"/>
+            </w:pPr>
             <w:r>
               <w:t>RRT*</w:t>
             </w:r>
@@ -4594,6 +5123,10 @@
             </w:tcBorders>
           </w:tcPr>
           <w:p>
+            <w:pPr>
+              <w:pStyle w:val="tablecopy"/>
+              <w:cnfStyle w:val="000000000000" w:firstRow="0" w:lastRow="0" w:firstColumn="0" w:lastColumn="0" w:oddVBand="0" w:evenVBand="0" w:oddHBand="0" w:evenHBand="0" w:firstRowFirstColumn="0" w:firstRowLastColumn="0" w:lastRowFirstColumn="0" w:lastRowLastColumn="0"/>
+            </w:pPr>
             <w:r>
               <w:t>100%</w:t>
             </w:r>
@@ -4608,6 +5141,10 @@
             </w:tcBorders>
           </w:tcPr>
           <w:p>
+            <w:pPr>
+              <w:pStyle w:val="tablecopy"/>
+              <w:cnfStyle w:val="000000000000" w:firstRow="0" w:lastRow="0" w:firstColumn="0" w:lastColumn="0" w:oddVBand="0" w:evenVBand="0" w:oddHBand="0" w:evenHBand="0" w:firstRowFirstColumn="0" w:firstRowLastColumn="0" w:lastRowFirstColumn="0" w:lastRowLastColumn="0"/>
+            </w:pPr>
             <w:r>
               <w:t>59.17</w:t>
             </w:r>
@@ -4622,6 +5159,10 @@
             </w:tcBorders>
           </w:tcPr>
           <w:p>
+            <w:pPr>
+              <w:pStyle w:val="tablecopy"/>
+              <w:cnfStyle w:val="000000000000" w:firstRow="0" w:lastRow="0" w:firstColumn="0" w:lastColumn="0" w:oddVBand="0" w:evenVBand="0" w:oddHBand="0" w:evenHBand="0" w:firstRowFirstColumn="0" w:firstRowLastColumn="0" w:lastRowFirstColumn="0" w:lastRowLastColumn="0"/>
+            </w:pPr>
             <w:r>
               <w:t>974.2</w:t>
             </w:r>
@@ -4648,6 +5189,7 @@
     <w:p>
       <w:pPr>
         <w:pStyle w:val="tablehead"/>
+        <w:spacing w:before="0"/>
         <w:rPr>
           <w:lang w:val="id-ID"/>
         </w:rPr>
@@ -4778,7 +5320,19 @@
             </w:tcBorders>
           </w:tcPr>
           <w:p>
-            <w:r>
+            <w:pPr>
+              <w:pStyle w:val="tablecopy"/>
+              <w:jc w:val="center"/>
+              <w:rPr>
+                <w:b w:val="0"/>
+                <w:bCs w:val="0"/>
+              </w:rPr>
+            </w:pPr>
+            <w:r>
+              <w:rPr>
+                <w:b w:val="0"/>
+                <w:bCs w:val="0"/>
+              </w:rPr>
               <w:t>Mudah</w:t>
             </w:r>
           </w:p>
@@ -4792,6 +5346,11 @@
             </w:tcBorders>
           </w:tcPr>
           <w:p>
+            <w:pPr>
+              <w:pStyle w:val="tablecopy"/>
+              <w:jc w:val="center"/>
+              <w:cnfStyle w:val="000000100000" w:firstRow="0" w:lastRow="0" w:firstColumn="0" w:lastColumn="0" w:oddVBand="0" w:evenVBand="0" w:oddHBand="1" w:evenHBand="0" w:firstRowFirstColumn="0" w:firstRowLastColumn="0" w:lastRowFirstColumn="0" w:lastRowLastColumn="0"/>
+            </w:pPr>
             <w:r>
               <w:t>Brute Force</w:t>
             </w:r>
@@ -4806,6 +5365,11 @@
             </w:tcBorders>
           </w:tcPr>
           <w:p>
+            <w:pPr>
+              <w:pStyle w:val="tablecopy"/>
+              <w:jc w:val="center"/>
+              <w:cnfStyle w:val="000000100000" w:firstRow="0" w:lastRow="0" w:firstColumn="0" w:lastColumn="0" w:oddVBand="0" w:evenVBand="0" w:oddHBand="1" w:evenHBand="0" w:firstRowFirstColumn="0" w:firstRowLastColumn="0" w:lastRowFirstColumn="0" w:lastRowLastColumn="0"/>
+            </w:pPr>
             <w:r>
               <w:t>12721</w:t>
             </w:r>
@@ -4823,7 +5387,19 @@
             </w:tcBorders>
           </w:tcPr>
           <w:p>
-            <w:r>
+            <w:pPr>
+              <w:pStyle w:val="tablecopy"/>
+              <w:jc w:val="center"/>
+              <w:rPr>
+                <w:b w:val="0"/>
+                <w:bCs w:val="0"/>
+              </w:rPr>
+            </w:pPr>
+            <w:r>
+              <w:rPr>
+                <w:b w:val="0"/>
+                <w:bCs w:val="0"/>
+              </w:rPr>
               <w:t>Mudah</w:t>
             </w:r>
           </w:p>
@@ -4837,6 +5413,11 @@
             </w:tcBorders>
           </w:tcPr>
           <w:p>
+            <w:pPr>
+              <w:pStyle w:val="tablecopy"/>
+              <w:jc w:val="center"/>
+              <w:cnfStyle w:val="000000000000" w:firstRow="0" w:lastRow="0" w:firstColumn="0" w:lastColumn="0" w:oddVBand="0" w:evenVBand="0" w:oddHBand="0" w:evenHBand="0" w:firstRowFirstColumn="0" w:firstRowLastColumn="0" w:lastRowFirstColumn="0" w:lastRowLastColumn="0"/>
+            </w:pPr>
             <w:r>
               <w:t>UCS</w:t>
             </w:r>
@@ -4851,6 +5432,11 @@
             </w:tcBorders>
           </w:tcPr>
           <w:p>
+            <w:pPr>
+              <w:pStyle w:val="tablecopy"/>
+              <w:jc w:val="center"/>
+              <w:cnfStyle w:val="000000000000" w:firstRow="0" w:lastRow="0" w:firstColumn="0" w:lastColumn="0" w:oddVBand="0" w:evenVBand="0" w:oddHBand="0" w:evenHBand="0" w:firstRowFirstColumn="0" w:firstRowLastColumn="0" w:lastRowFirstColumn="0" w:lastRowLastColumn="0"/>
+            </w:pPr>
             <w:r>
               <w:t>2036.2</w:t>
             </w:r>
@@ -4871,7 +5457,19 @@
             </w:tcBorders>
           </w:tcPr>
           <w:p>
-            <w:r>
+            <w:pPr>
+              <w:pStyle w:val="tablecopy"/>
+              <w:jc w:val="center"/>
+              <w:rPr>
+                <w:b w:val="0"/>
+                <w:bCs w:val="0"/>
+              </w:rPr>
+            </w:pPr>
+            <w:r>
+              <w:rPr>
+                <w:b w:val="0"/>
+                <w:bCs w:val="0"/>
+              </w:rPr>
               <w:t>Mudah</w:t>
             </w:r>
           </w:p>
@@ -4885,6 +5483,11 @@
             </w:tcBorders>
           </w:tcPr>
           <w:p>
+            <w:pPr>
+              <w:pStyle w:val="tablecopy"/>
+              <w:jc w:val="center"/>
+              <w:cnfStyle w:val="000000100000" w:firstRow="0" w:lastRow="0" w:firstColumn="0" w:lastColumn="0" w:oddVBand="0" w:evenVBand="0" w:oddHBand="1" w:evenHBand="0" w:firstRowFirstColumn="0" w:firstRowLastColumn="0" w:lastRowFirstColumn="0" w:lastRowLastColumn="0"/>
+            </w:pPr>
             <w:r>
               <w:t>GBFS</w:t>
             </w:r>
@@ -4899,6 +5502,11 @@
             </w:tcBorders>
           </w:tcPr>
           <w:p>
+            <w:pPr>
+              <w:pStyle w:val="tablecopy"/>
+              <w:jc w:val="center"/>
+              <w:cnfStyle w:val="000000100000" w:firstRow="0" w:lastRow="0" w:firstColumn="0" w:lastColumn="0" w:oddVBand="0" w:evenVBand="0" w:oddHBand="1" w:evenHBand="0" w:firstRowFirstColumn="0" w:firstRowLastColumn="0" w:lastRowFirstColumn="0" w:lastRowLastColumn="0"/>
+            </w:pPr>
             <w:r>
               <w:t>54.5</w:t>
             </w:r>
@@ -4916,7 +5524,20 @@
             </w:tcBorders>
           </w:tcPr>
           <w:p>
-            <w:r>
+            <w:pPr>
+              <w:pStyle w:val="tablecopy"/>
+              <w:jc w:val="center"/>
+              <w:rPr>
+                <w:b w:val="0"/>
+                <w:bCs w:val="0"/>
+              </w:rPr>
+            </w:pPr>
+            <w:r>
+              <w:rPr>
+                <w:b w:val="0"/>
+                <w:bCs w:val="0"/>
+              </w:rPr>
+              <w:lastRenderedPageBreak/>
               <w:t>Mudah</w:t>
             </w:r>
           </w:p>
@@ -4930,6 +5551,11 @@
             </w:tcBorders>
           </w:tcPr>
           <w:p>
+            <w:pPr>
+              <w:pStyle w:val="tablecopy"/>
+              <w:jc w:val="center"/>
+              <w:cnfStyle w:val="000000000000" w:firstRow="0" w:lastRow="0" w:firstColumn="0" w:lastColumn="0" w:oddVBand="0" w:evenVBand="0" w:oddHBand="0" w:evenHBand="0" w:firstRowFirstColumn="0" w:firstRowLastColumn="0" w:lastRowFirstColumn="0" w:lastRowLastColumn="0"/>
+            </w:pPr>
             <w:r>
               <w:t>A*</w:t>
             </w:r>
@@ -4944,6 +5570,11 @@
             </w:tcBorders>
           </w:tcPr>
           <w:p>
+            <w:pPr>
+              <w:pStyle w:val="tablecopy"/>
+              <w:jc w:val="center"/>
+              <w:cnfStyle w:val="000000000000" w:firstRow="0" w:lastRow="0" w:firstColumn="0" w:lastColumn="0" w:oddVBand="0" w:evenVBand="0" w:oddHBand="0" w:evenHBand="0" w:firstRowFirstColumn="0" w:firstRowLastColumn="0" w:lastRowFirstColumn="0" w:lastRowLastColumn="0"/>
+            </w:pPr>
             <w:r>
               <w:t>238.1</w:t>
             </w:r>
@@ -4964,7 +5595,19 @@
             </w:tcBorders>
           </w:tcPr>
           <w:p>
-            <w:r>
+            <w:pPr>
+              <w:pStyle w:val="tablecopy"/>
+              <w:jc w:val="center"/>
+              <w:rPr>
+                <w:b w:val="0"/>
+                <w:bCs w:val="0"/>
+              </w:rPr>
+            </w:pPr>
+            <w:r>
+              <w:rPr>
+                <w:b w:val="0"/>
+                <w:bCs w:val="0"/>
+              </w:rPr>
               <w:t>Mudah</w:t>
             </w:r>
           </w:p>
@@ -4978,6 +5621,11 @@
             </w:tcBorders>
           </w:tcPr>
           <w:p>
+            <w:pPr>
+              <w:pStyle w:val="tablecopy"/>
+              <w:jc w:val="center"/>
+              <w:cnfStyle w:val="000000100000" w:firstRow="0" w:lastRow="0" w:firstColumn="0" w:lastColumn="0" w:oddVBand="0" w:evenVBand="0" w:oddHBand="1" w:evenHBand="0" w:firstRowFirstColumn="0" w:firstRowLastColumn="0" w:lastRowFirstColumn="0" w:lastRowLastColumn="0"/>
+            </w:pPr>
             <w:r>
               <w:t>RRT*</w:t>
             </w:r>
@@ -4992,6 +5640,11 @@
             </w:tcBorders>
           </w:tcPr>
           <w:p>
+            <w:pPr>
+              <w:pStyle w:val="tablecopy"/>
+              <w:jc w:val="center"/>
+              <w:cnfStyle w:val="000000100000" w:firstRow="0" w:lastRow="0" w:firstColumn="0" w:lastColumn="0" w:oddVBand="0" w:evenVBand="0" w:oddHBand="1" w:evenHBand="0" w:firstRowFirstColumn="0" w:firstRowLastColumn="0" w:lastRowFirstColumn="0" w:lastRowLastColumn="0"/>
+            </w:pPr>
             <w:r>
               <w:t>615.1</w:t>
             </w:r>
@@ -5009,7 +5662,19 @@
             </w:tcBorders>
           </w:tcPr>
           <w:p>
-            <w:r>
+            <w:pPr>
+              <w:pStyle w:val="tablecopy"/>
+              <w:jc w:val="center"/>
+              <w:rPr>
+                <w:b w:val="0"/>
+                <w:bCs w:val="0"/>
+              </w:rPr>
+            </w:pPr>
+            <w:r>
+              <w:rPr>
+                <w:b w:val="0"/>
+                <w:bCs w:val="0"/>
+              </w:rPr>
               <w:t>Sedang</w:t>
             </w:r>
           </w:p>
@@ -5023,6 +5688,11 @@
             </w:tcBorders>
           </w:tcPr>
           <w:p>
+            <w:pPr>
+              <w:pStyle w:val="tablecopy"/>
+              <w:jc w:val="center"/>
+              <w:cnfStyle w:val="000000000000" w:firstRow="0" w:lastRow="0" w:firstColumn="0" w:lastColumn="0" w:oddVBand="0" w:evenVBand="0" w:oddHBand="0" w:evenHBand="0" w:firstRowFirstColumn="0" w:firstRowLastColumn="0" w:lastRowFirstColumn="0" w:lastRowLastColumn="0"/>
+            </w:pPr>
             <w:r>
               <w:t>Brute Force</w:t>
             </w:r>
@@ -5037,6 +5707,11 @@
             </w:tcBorders>
           </w:tcPr>
           <w:p>
+            <w:pPr>
+              <w:pStyle w:val="tablecopy"/>
+              <w:jc w:val="center"/>
+              <w:cnfStyle w:val="000000000000" w:firstRow="0" w:lastRow="0" w:firstColumn="0" w:lastColumn="0" w:oddVBand="0" w:evenVBand="0" w:oddHBand="0" w:evenHBand="0" w:firstRowFirstColumn="0" w:firstRowLastColumn="0" w:lastRowFirstColumn="0" w:lastRowLastColumn="0"/>
+            </w:pPr>
             <w:r>
               <w:t>12721</w:t>
             </w:r>
@@ -5057,7 +5732,19 @@
             </w:tcBorders>
           </w:tcPr>
           <w:p>
-            <w:r>
+            <w:pPr>
+              <w:pStyle w:val="tablecopy"/>
+              <w:jc w:val="center"/>
+              <w:rPr>
+                <w:b w:val="0"/>
+                <w:bCs w:val="0"/>
+              </w:rPr>
+            </w:pPr>
+            <w:r>
+              <w:rPr>
+                <w:b w:val="0"/>
+                <w:bCs w:val="0"/>
+              </w:rPr>
               <w:t>Sedang</w:t>
             </w:r>
           </w:p>
@@ -5071,6 +5758,11 @@
             </w:tcBorders>
           </w:tcPr>
           <w:p>
+            <w:pPr>
+              <w:pStyle w:val="tablecopy"/>
+              <w:jc w:val="center"/>
+              <w:cnfStyle w:val="000000100000" w:firstRow="0" w:lastRow="0" w:firstColumn="0" w:lastColumn="0" w:oddVBand="0" w:evenVBand="0" w:oddHBand="1" w:evenHBand="0" w:firstRowFirstColumn="0" w:firstRowLastColumn="0" w:lastRowFirstColumn="0" w:lastRowLastColumn="0"/>
+            </w:pPr>
             <w:r>
               <w:t>UCS</w:t>
             </w:r>
@@ -5085,6 +5777,11 @@
             </w:tcBorders>
           </w:tcPr>
           <w:p>
+            <w:pPr>
+              <w:pStyle w:val="tablecopy"/>
+              <w:jc w:val="center"/>
+              <w:cnfStyle w:val="000000100000" w:firstRow="0" w:lastRow="0" w:firstColumn="0" w:lastColumn="0" w:oddVBand="0" w:evenVBand="0" w:oddHBand="1" w:evenHBand="0" w:firstRowFirstColumn="0" w:firstRowLastColumn="0" w:lastRowFirstColumn="0" w:lastRowLastColumn="0"/>
+            </w:pPr>
             <w:r>
               <w:t>1817.2</w:t>
             </w:r>
@@ -5102,7 +5799,19 @@
             </w:tcBorders>
           </w:tcPr>
           <w:p>
-            <w:r>
+            <w:pPr>
+              <w:pStyle w:val="tablecopy"/>
+              <w:jc w:val="center"/>
+              <w:rPr>
+                <w:b w:val="0"/>
+                <w:bCs w:val="0"/>
+              </w:rPr>
+            </w:pPr>
+            <w:r>
+              <w:rPr>
+                <w:b w:val="0"/>
+                <w:bCs w:val="0"/>
+              </w:rPr>
               <w:t>Sedang</w:t>
             </w:r>
           </w:p>
@@ -5116,6 +5825,11 @@
             </w:tcBorders>
           </w:tcPr>
           <w:p>
+            <w:pPr>
+              <w:pStyle w:val="tablecopy"/>
+              <w:jc w:val="center"/>
+              <w:cnfStyle w:val="000000000000" w:firstRow="0" w:lastRow="0" w:firstColumn="0" w:lastColumn="0" w:oddVBand="0" w:evenVBand="0" w:oddHBand="0" w:evenHBand="0" w:firstRowFirstColumn="0" w:firstRowLastColumn="0" w:lastRowFirstColumn="0" w:lastRowLastColumn="0"/>
+            </w:pPr>
             <w:r>
               <w:t>GBFS</w:t>
             </w:r>
@@ -5130,6 +5844,11 @@
             </w:tcBorders>
           </w:tcPr>
           <w:p>
+            <w:pPr>
+              <w:pStyle w:val="tablecopy"/>
+              <w:jc w:val="center"/>
+              <w:cnfStyle w:val="000000000000" w:firstRow="0" w:lastRow="0" w:firstColumn="0" w:lastColumn="0" w:oddVBand="0" w:evenVBand="0" w:oddHBand="0" w:evenHBand="0" w:firstRowFirstColumn="0" w:firstRowLastColumn="0" w:lastRowFirstColumn="0" w:lastRowLastColumn="0"/>
+            </w:pPr>
             <w:r>
               <w:t>78.8</w:t>
             </w:r>
@@ -5150,7 +5869,19 @@
             </w:tcBorders>
           </w:tcPr>
           <w:p>
-            <w:r>
+            <w:pPr>
+              <w:pStyle w:val="tablecopy"/>
+              <w:jc w:val="center"/>
+              <w:rPr>
+                <w:b w:val="0"/>
+                <w:bCs w:val="0"/>
+              </w:rPr>
+            </w:pPr>
+            <w:r>
+              <w:rPr>
+                <w:b w:val="0"/>
+                <w:bCs w:val="0"/>
+              </w:rPr>
               <w:t>Sedang</w:t>
             </w:r>
           </w:p>
@@ -5164,6 +5895,11 @@
             </w:tcBorders>
           </w:tcPr>
           <w:p>
+            <w:pPr>
+              <w:pStyle w:val="tablecopy"/>
+              <w:jc w:val="center"/>
+              <w:cnfStyle w:val="000000100000" w:firstRow="0" w:lastRow="0" w:firstColumn="0" w:lastColumn="0" w:oddVBand="0" w:evenVBand="0" w:oddHBand="1" w:evenHBand="0" w:firstRowFirstColumn="0" w:firstRowLastColumn="0" w:lastRowFirstColumn="0" w:lastRowLastColumn="0"/>
+            </w:pPr>
             <w:r>
               <w:t>A*</w:t>
             </w:r>
@@ -5178,6 +5914,11 @@
             </w:tcBorders>
           </w:tcPr>
           <w:p>
+            <w:pPr>
+              <w:pStyle w:val="tablecopy"/>
+              <w:jc w:val="center"/>
+              <w:cnfStyle w:val="000000100000" w:firstRow="0" w:lastRow="0" w:firstColumn="0" w:lastColumn="0" w:oddVBand="0" w:evenVBand="0" w:oddHBand="1" w:evenHBand="0" w:firstRowFirstColumn="0" w:firstRowLastColumn="0" w:lastRowFirstColumn="0" w:lastRowLastColumn="0"/>
+            </w:pPr>
             <w:r>
               <w:t>307.1</w:t>
             </w:r>
@@ -5195,7 +5936,19 @@
             </w:tcBorders>
           </w:tcPr>
           <w:p>
-            <w:r>
+            <w:pPr>
+              <w:pStyle w:val="tablecopy"/>
+              <w:jc w:val="center"/>
+              <w:rPr>
+                <w:b w:val="0"/>
+                <w:bCs w:val="0"/>
+              </w:rPr>
+            </w:pPr>
+            <w:r>
+              <w:rPr>
+                <w:b w:val="0"/>
+                <w:bCs w:val="0"/>
+              </w:rPr>
               <w:t>Sedang</w:t>
             </w:r>
           </w:p>
@@ -5209,6 +5962,11 @@
             </w:tcBorders>
           </w:tcPr>
           <w:p>
+            <w:pPr>
+              <w:pStyle w:val="tablecopy"/>
+              <w:jc w:val="center"/>
+              <w:cnfStyle w:val="000000000000" w:firstRow="0" w:lastRow="0" w:firstColumn="0" w:lastColumn="0" w:oddVBand="0" w:evenVBand="0" w:oddHBand="0" w:evenHBand="0" w:firstRowFirstColumn="0" w:firstRowLastColumn="0" w:lastRowFirstColumn="0" w:lastRowLastColumn="0"/>
+            </w:pPr>
             <w:r>
               <w:t>RRT*</w:t>
             </w:r>
@@ -5223,6 +5981,11 @@
             </w:tcBorders>
           </w:tcPr>
           <w:p>
+            <w:pPr>
+              <w:pStyle w:val="tablecopy"/>
+              <w:jc w:val="center"/>
+              <w:cnfStyle w:val="000000000000" w:firstRow="0" w:lastRow="0" w:firstColumn="0" w:lastColumn="0" w:oddVBand="0" w:evenVBand="0" w:oddHBand="0" w:evenHBand="0" w:firstRowFirstColumn="0" w:firstRowLastColumn="0" w:lastRowFirstColumn="0" w:lastRowLastColumn="0"/>
+            </w:pPr>
             <w:r>
               <w:t>559.2</w:t>
             </w:r>
@@ -5243,7 +6006,19 @@
             </w:tcBorders>
           </w:tcPr>
           <w:p>
-            <w:r>
+            <w:pPr>
+              <w:pStyle w:val="tablecopy"/>
+              <w:jc w:val="center"/>
+              <w:rPr>
+                <w:b w:val="0"/>
+                <w:bCs w:val="0"/>
+              </w:rPr>
+            </w:pPr>
+            <w:r>
+              <w:rPr>
+                <w:b w:val="0"/>
+                <w:bCs w:val="0"/>
+              </w:rPr>
               <w:t>Sulit</w:t>
             </w:r>
           </w:p>
@@ -5257,6 +6032,11 @@
             </w:tcBorders>
           </w:tcPr>
           <w:p>
+            <w:pPr>
+              <w:pStyle w:val="tablecopy"/>
+              <w:jc w:val="center"/>
+              <w:cnfStyle w:val="000000100000" w:firstRow="0" w:lastRow="0" w:firstColumn="0" w:lastColumn="0" w:oddVBand="0" w:evenVBand="0" w:oddHBand="1" w:evenHBand="0" w:firstRowFirstColumn="0" w:firstRowLastColumn="0" w:lastRowFirstColumn="0" w:lastRowLastColumn="0"/>
+            </w:pPr>
             <w:r>
               <w:t>Brute Force</w:t>
             </w:r>
@@ -5271,6 +6051,11 @@
             </w:tcBorders>
           </w:tcPr>
           <w:p>
+            <w:pPr>
+              <w:pStyle w:val="tablecopy"/>
+              <w:jc w:val="center"/>
+              <w:cnfStyle w:val="000000100000" w:firstRow="0" w:lastRow="0" w:firstColumn="0" w:lastColumn="0" w:oddVBand="0" w:evenVBand="0" w:oddHBand="1" w:evenHBand="0" w:firstRowFirstColumn="0" w:firstRowLastColumn="0" w:lastRowFirstColumn="0" w:lastRowLastColumn="0"/>
+            </w:pPr>
             <w:r>
               <w:t>12721</w:t>
             </w:r>
@@ -5288,7 +6073,19 @@
             </w:tcBorders>
           </w:tcPr>
           <w:p>
-            <w:r>
+            <w:pPr>
+              <w:pStyle w:val="tablecopy"/>
+              <w:jc w:val="center"/>
+              <w:rPr>
+                <w:b w:val="0"/>
+                <w:bCs w:val="0"/>
+              </w:rPr>
+            </w:pPr>
+            <w:r>
+              <w:rPr>
+                <w:b w:val="0"/>
+                <w:bCs w:val="0"/>
+              </w:rPr>
               <w:t>Sulit</w:t>
             </w:r>
           </w:p>
@@ -5302,6 +6099,11 @@
             </w:tcBorders>
           </w:tcPr>
           <w:p>
+            <w:pPr>
+              <w:pStyle w:val="tablecopy"/>
+              <w:jc w:val="center"/>
+              <w:cnfStyle w:val="000000000000" w:firstRow="0" w:lastRow="0" w:firstColumn="0" w:lastColumn="0" w:oddVBand="0" w:evenVBand="0" w:oddHBand="0" w:evenHBand="0" w:firstRowFirstColumn="0" w:firstRowLastColumn="0" w:lastRowFirstColumn="0" w:lastRowLastColumn="0"/>
+            </w:pPr>
             <w:r>
               <w:t>UCS</w:t>
             </w:r>
@@ -5316,6 +6118,11 @@
             </w:tcBorders>
           </w:tcPr>
           <w:p>
+            <w:pPr>
+              <w:pStyle w:val="tablecopy"/>
+              <w:jc w:val="center"/>
+              <w:cnfStyle w:val="000000000000" w:firstRow="0" w:lastRow="0" w:firstColumn="0" w:lastColumn="0" w:oddVBand="0" w:evenVBand="0" w:oddHBand="0" w:evenHBand="0" w:firstRowFirstColumn="0" w:firstRowLastColumn="0" w:lastRowFirstColumn="0" w:lastRowLastColumn="0"/>
+            </w:pPr>
             <w:r>
               <w:t>1796.8</w:t>
             </w:r>
@@ -5336,7 +6143,19 @@
             </w:tcBorders>
           </w:tcPr>
           <w:p>
-            <w:r>
+            <w:pPr>
+              <w:pStyle w:val="tablecopy"/>
+              <w:jc w:val="center"/>
+              <w:rPr>
+                <w:b w:val="0"/>
+                <w:bCs w:val="0"/>
+              </w:rPr>
+            </w:pPr>
+            <w:r>
+              <w:rPr>
+                <w:b w:val="0"/>
+                <w:bCs w:val="0"/>
+              </w:rPr>
               <w:t>Sulit</w:t>
             </w:r>
           </w:p>
@@ -5350,6 +6169,11 @@
             </w:tcBorders>
           </w:tcPr>
           <w:p>
+            <w:pPr>
+              <w:pStyle w:val="tablecopy"/>
+              <w:jc w:val="center"/>
+              <w:cnfStyle w:val="000000100000" w:firstRow="0" w:lastRow="0" w:firstColumn="0" w:lastColumn="0" w:oddVBand="0" w:evenVBand="0" w:oddHBand="1" w:evenHBand="0" w:firstRowFirstColumn="0" w:firstRowLastColumn="0" w:lastRowFirstColumn="0" w:lastRowLastColumn="0"/>
+            </w:pPr>
             <w:r>
               <w:t>GBFS</w:t>
             </w:r>
@@ -5364,6 +6188,11 @@
             </w:tcBorders>
           </w:tcPr>
           <w:p>
+            <w:pPr>
+              <w:pStyle w:val="tablecopy"/>
+              <w:jc w:val="center"/>
+              <w:cnfStyle w:val="000000100000" w:firstRow="0" w:lastRow="0" w:firstColumn="0" w:lastColumn="0" w:oddVBand="0" w:evenVBand="0" w:oddHBand="1" w:evenHBand="0" w:firstRowFirstColumn="0" w:firstRowLastColumn="0" w:lastRowFirstColumn="0" w:lastRowLastColumn="0"/>
+            </w:pPr>
             <w:r>
               <w:t>130.8</w:t>
             </w:r>
@@ -5381,7 +6210,19 @@
             </w:tcBorders>
           </w:tcPr>
           <w:p>
-            <w:r>
+            <w:pPr>
+              <w:pStyle w:val="tablecopy"/>
+              <w:jc w:val="center"/>
+              <w:rPr>
+                <w:b w:val="0"/>
+                <w:bCs w:val="0"/>
+              </w:rPr>
+            </w:pPr>
+            <w:r>
+              <w:rPr>
+                <w:b w:val="0"/>
+                <w:bCs w:val="0"/>
+              </w:rPr>
               <w:t>Sulit</w:t>
             </w:r>
           </w:p>
@@ -5395,6 +6236,11 @@
             </w:tcBorders>
           </w:tcPr>
           <w:p>
+            <w:pPr>
+              <w:pStyle w:val="tablecopy"/>
+              <w:jc w:val="center"/>
+              <w:cnfStyle w:val="000000000000" w:firstRow="0" w:lastRow="0" w:firstColumn="0" w:lastColumn="0" w:oddVBand="0" w:evenVBand="0" w:oddHBand="0" w:evenHBand="0" w:firstRowFirstColumn="0" w:firstRowLastColumn="0" w:lastRowFirstColumn="0" w:lastRowLastColumn="0"/>
+            </w:pPr>
             <w:r>
               <w:t>A*</w:t>
             </w:r>
@@ -5409,6 +6255,11 @@
             </w:tcBorders>
           </w:tcPr>
           <w:p>
+            <w:pPr>
+              <w:pStyle w:val="tablecopy"/>
+              <w:jc w:val="center"/>
+              <w:cnfStyle w:val="000000000000" w:firstRow="0" w:lastRow="0" w:firstColumn="0" w:lastColumn="0" w:oddVBand="0" w:evenVBand="0" w:oddHBand="0" w:evenHBand="0" w:firstRowFirstColumn="0" w:firstRowLastColumn="0" w:lastRowFirstColumn="0" w:lastRowLastColumn="0"/>
+            </w:pPr>
             <w:r>
               <w:t>1030.8</w:t>
             </w:r>
@@ -5429,7 +6280,19 @@
             </w:tcBorders>
           </w:tcPr>
           <w:p>
-            <w:r>
+            <w:pPr>
+              <w:pStyle w:val="tablecopy"/>
+              <w:jc w:val="center"/>
+              <w:rPr>
+                <w:b w:val="0"/>
+                <w:bCs w:val="0"/>
+              </w:rPr>
+            </w:pPr>
+            <w:r>
+              <w:rPr>
+                <w:b w:val="0"/>
+                <w:bCs w:val="0"/>
+              </w:rPr>
               <w:t>Sulit</w:t>
             </w:r>
           </w:p>
@@ -5443,6 +6306,11 @@
             </w:tcBorders>
           </w:tcPr>
           <w:p>
+            <w:pPr>
+              <w:pStyle w:val="tablecopy"/>
+              <w:jc w:val="center"/>
+              <w:cnfStyle w:val="000000100000" w:firstRow="0" w:lastRow="0" w:firstColumn="0" w:lastColumn="0" w:oddVBand="0" w:evenVBand="0" w:oddHBand="1" w:evenHBand="0" w:firstRowFirstColumn="0" w:firstRowLastColumn="0" w:lastRowFirstColumn="0" w:lastRowLastColumn="0"/>
+            </w:pPr>
             <w:r>
               <w:t>RRT*</w:t>
             </w:r>
@@ -5457,6 +6325,11 @@
             </w:tcBorders>
           </w:tcPr>
           <w:p>
+            <w:pPr>
+              <w:pStyle w:val="tablecopy"/>
+              <w:jc w:val="center"/>
+              <w:cnfStyle w:val="000000100000" w:firstRow="0" w:lastRow="0" w:firstColumn="0" w:lastColumn="0" w:oddVBand="0" w:evenVBand="0" w:oddHBand="1" w:evenHBand="0" w:firstRowFirstColumn="0" w:firstRowLastColumn="0" w:lastRowFirstColumn="0" w:lastRowLastColumn="0"/>
+            </w:pPr>
             <w:r>
               <w:t>389.7</w:t>
             </w:r>
@@ -5474,7 +6347,19 @@
             </w:tcBorders>
           </w:tcPr>
           <w:p>
-            <w:r>
+            <w:pPr>
+              <w:pStyle w:val="tablecopy"/>
+              <w:jc w:val="center"/>
+              <w:rPr>
+                <w:b w:val="0"/>
+                <w:bCs w:val="0"/>
+              </w:rPr>
+            </w:pPr>
+            <w:r>
+              <w:rPr>
+                <w:b w:val="0"/>
+                <w:bCs w:val="0"/>
+              </w:rPr>
               <w:t>Padat</w:t>
             </w:r>
           </w:p>
@@ -5488,6 +6373,11 @@
             </w:tcBorders>
           </w:tcPr>
           <w:p>
+            <w:pPr>
+              <w:pStyle w:val="tablecopy"/>
+              <w:jc w:val="center"/>
+              <w:cnfStyle w:val="000000000000" w:firstRow="0" w:lastRow="0" w:firstColumn="0" w:lastColumn="0" w:oddVBand="0" w:evenVBand="0" w:oddHBand="0" w:evenHBand="0" w:firstRowFirstColumn="0" w:firstRowLastColumn="0" w:lastRowFirstColumn="0" w:lastRowLastColumn="0"/>
+            </w:pPr>
             <w:r>
               <w:t>Brute Force</w:t>
             </w:r>
@@ -5502,6 +6392,11 @@
             </w:tcBorders>
           </w:tcPr>
           <w:p>
+            <w:pPr>
+              <w:pStyle w:val="tablecopy"/>
+              <w:jc w:val="center"/>
+              <w:cnfStyle w:val="000000000000" w:firstRow="0" w:lastRow="0" w:firstColumn="0" w:lastColumn="0" w:oddVBand="0" w:evenVBand="0" w:oddHBand="0" w:evenHBand="0" w:firstRowFirstColumn="0" w:firstRowLastColumn="0" w:lastRowFirstColumn="0" w:lastRowLastColumn="0"/>
+            </w:pPr>
             <w:r>
               <w:t>12721</w:t>
             </w:r>
@@ -5522,7 +6417,19 @@
             </w:tcBorders>
           </w:tcPr>
           <w:p>
-            <w:r>
+            <w:pPr>
+              <w:pStyle w:val="tablecopy"/>
+              <w:jc w:val="center"/>
+              <w:rPr>
+                <w:b w:val="0"/>
+                <w:bCs w:val="0"/>
+              </w:rPr>
+            </w:pPr>
+            <w:r>
+              <w:rPr>
+                <w:b w:val="0"/>
+                <w:bCs w:val="0"/>
+              </w:rPr>
               <w:t>Padat</w:t>
             </w:r>
           </w:p>
@@ -5536,6 +6443,11 @@
             </w:tcBorders>
           </w:tcPr>
           <w:p>
+            <w:pPr>
+              <w:pStyle w:val="tablecopy"/>
+              <w:jc w:val="center"/>
+              <w:cnfStyle w:val="000000100000" w:firstRow="0" w:lastRow="0" w:firstColumn="0" w:lastColumn="0" w:oddVBand="0" w:evenVBand="0" w:oddHBand="1" w:evenHBand="0" w:firstRowFirstColumn="0" w:firstRowLastColumn="0" w:lastRowFirstColumn="0" w:lastRowLastColumn="0"/>
+            </w:pPr>
             <w:r>
               <w:t>UCS</w:t>
             </w:r>
@@ -5550,6 +6462,11 @@
             </w:tcBorders>
           </w:tcPr>
           <w:p>
+            <w:pPr>
+              <w:pStyle w:val="tablecopy"/>
+              <w:jc w:val="center"/>
+              <w:cnfStyle w:val="000000100000" w:firstRow="0" w:lastRow="0" w:firstColumn="0" w:lastColumn="0" w:oddVBand="0" w:evenVBand="0" w:oddHBand="1" w:evenHBand="0" w:firstRowFirstColumn="0" w:firstRowLastColumn="0" w:lastRowFirstColumn="0" w:lastRowLastColumn="0"/>
+            </w:pPr>
             <w:r>
               <w:t>1743.3</w:t>
             </w:r>
@@ -5567,7 +6484,19 @@
             </w:tcBorders>
           </w:tcPr>
           <w:p>
-            <w:r>
+            <w:pPr>
+              <w:pStyle w:val="tablecopy"/>
+              <w:jc w:val="center"/>
+              <w:rPr>
+                <w:b w:val="0"/>
+                <w:bCs w:val="0"/>
+              </w:rPr>
+            </w:pPr>
+            <w:r>
+              <w:rPr>
+                <w:b w:val="0"/>
+                <w:bCs w:val="0"/>
+              </w:rPr>
               <w:t>Padat</w:t>
             </w:r>
           </w:p>
@@ -5581,6 +6510,11 @@
             </w:tcBorders>
           </w:tcPr>
           <w:p>
+            <w:pPr>
+              <w:pStyle w:val="tablecopy"/>
+              <w:jc w:val="center"/>
+              <w:cnfStyle w:val="000000000000" w:firstRow="0" w:lastRow="0" w:firstColumn="0" w:lastColumn="0" w:oddVBand="0" w:evenVBand="0" w:oddHBand="0" w:evenHBand="0" w:firstRowFirstColumn="0" w:firstRowLastColumn="0" w:lastRowFirstColumn="0" w:lastRowLastColumn="0"/>
+            </w:pPr>
             <w:r>
               <w:t>GBFS</w:t>
             </w:r>
@@ -5595,6 +6529,11 @@
             </w:tcBorders>
           </w:tcPr>
           <w:p>
+            <w:pPr>
+              <w:pStyle w:val="tablecopy"/>
+              <w:jc w:val="center"/>
+              <w:cnfStyle w:val="000000000000" w:firstRow="0" w:lastRow="0" w:firstColumn="0" w:lastColumn="0" w:oddVBand="0" w:evenVBand="0" w:oddHBand="0" w:evenHBand="0" w:firstRowFirstColumn="0" w:firstRowLastColumn="0" w:lastRowFirstColumn="0" w:lastRowLastColumn="0"/>
+            </w:pPr>
             <w:r>
               <w:t>66</w:t>
             </w:r>
@@ -5615,7 +6554,19 @@
             </w:tcBorders>
           </w:tcPr>
           <w:p>
-            <w:r>
+            <w:pPr>
+              <w:pStyle w:val="tablecopy"/>
+              <w:jc w:val="center"/>
+              <w:rPr>
+                <w:b w:val="0"/>
+                <w:bCs w:val="0"/>
+              </w:rPr>
+            </w:pPr>
+            <w:r>
+              <w:rPr>
+                <w:b w:val="0"/>
+                <w:bCs w:val="0"/>
+              </w:rPr>
               <w:t>Padat</w:t>
             </w:r>
           </w:p>
@@ -5629,6 +6580,11 @@
             </w:tcBorders>
           </w:tcPr>
           <w:p>
+            <w:pPr>
+              <w:pStyle w:val="tablecopy"/>
+              <w:jc w:val="center"/>
+              <w:cnfStyle w:val="000000100000" w:firstRow="0" w:lastRow="0" w:firstColumn="0" w:lastColumn="0" w:oddVBand="0" w:evenVBand="0" w:oddHBand="1" w:evenHBand="0" w:firstRowFirstColumn="0" w:firstRowLastColumn="0" w:lastRowFirstColumn="0" w:lastRowLastColumn="0"/>
+            </w:pPr>
             <w:r>
               <w:t>A*</w:t>
             </w:r>
@@ -5643,6 +6599,11 @@
             </w:tcBorders>
           </w:tcPr>
           <w:p>
+            <w:pPr>
+              <w:pStyle w:val="tablecopy"/>
+              <w:jc w:val="center"/>
+              <w:cnfStyle w:val="000000100000" w:firstRow="0" w:lastRow="0" w:firstColumn="0" w:lastColumn="0" w:oddVBand="0" w:evenVBand="0" w:oddHBand="1" w:evenHBand="0" w:firstRowFirstColumn="0" w:firstRowLastColumn="0" w:lastRowFirstColumn="0" w:lastRowLastColumn="0"/>
+            </w:pPr>
             <w:r>
               <w:t>373.6</w:t>
             </w:r>
@@ -5660,7 +6621,19 @@
             </w:tcBorders>
           </w:tcPr>
           <w:p>
-            <w:r>
+            <w:pPr>
+              <w:pStyle w:val="tablecopy"/>
+              <w:jc w:val="center"/>
+              <w:rPr>
+                <w:b w:val="0"/>
+                <w:bCs w:val="0"/>
+              </w:rPr>
+            </w:pPr>
+            <w:r>
+              <w:rPr>
+                <w:b w:val="0"/>
+                <w:bCs w:val="0"/>
+              </w:rPr>
               <w:t>Padat</w:t>
             </w:r>
           </w:p>
@@ -5674,6 +6647,11 @@
             </w:tcBorders>
           </w:tcPr>
           <w:p>
+            <w:pPr>
+              <w:pStyle w:val="tablecopy"/>
+              <w:jc w:val="center"/>
+              <w:cnfStyle w:val="000000000000" w:firstRow="0" w:lastRow="0" w:firstColumn="0" w:lastColumn="0" w:oddVBand="0" w:evenVBand="0" w:oddHBand="0" w:evenHBand="0" w:firstRowFirstColumn="0" w:firstRowLastColumn="0" w:lastRowFirstColumn="0" w:lastRowLastColumn="0"/>
+            </w:pPr>
             <w:r>
               <w:t>RRT*</w:t>
             </w:r>
@@ -5688,6 +6666,11 @@
             </w:tcBorders>
           </w:tcPr>
           <w:p>
+            <w:pPr>
+              <w:pStyle w:val="tablecopy"/>
+              <w:jc w:val="center"/>
+              <w:cnfStyle w:val="000000000000" w:firstRow="0" w:lastRow="0" w:firstColumn="0" w:lastColumn="0" w:oddVBand="0" w:evenVBand="0" w:oddHBand="0" w:evenHBand="0" w:firstRowFirstColumn="0" w:firstRowLastColumn="0" w:lastRowFirstColumn="0" w:lastRowLastColumn="0"/>
+            </w:pPr>
             <w:r>
               <w:t>768.9</w:t>
             </w:r>
@@ -5767,7 +6750,13 @@
         <w:rPr>
           <w:lang w:val="id-ID"/>
         </w:rPr>
-        <w:t>Secara umum, hasil menunjukkan bahwa Brute Force cocok sebagai baseline konseptual tetapi tidak kuat untuk peta kompleks. GBFS unggul dari sisi waktu dan jumlah processed, tetapi kualitas jalurnya tidak selalu baik. A* menjadi metode grid paling seimbang karena mempertahankan optimalitas UCS dengan ekspansi lebih sedikit. RRT* relevan untuk ruang kontinu, tetapi performanya lebih sensitif terhadap sampling dan parameter.</w:t>
+        <w:t xml:space="preserve">Secara umum, hasil menunjukkan bahwa Brute Force cocok sebagai baseline konseptual tetapi tidak kuat untuk peta kompleks. GBFS unggul dari sisi waktu dan jumlah processed, tetapi kualitas jalurnya tidak selalu baik. A* menjadi metode grid paling seimbang karena mempertahankan optimalitas UCS dengan ekspansi lebih sedikit. RRT* relevan untuk </w:t>
+      </w:r>
+      <w:r>
+        <w:rPr>
+          <w:lang w:val="id-ID"/>
+        </w:rPr>
+        <w:t>ruang kontinu, tetapi performanya lebih sensitif terhadap sampling dan parameter.</w:t>
       </w:r>
     </w:p>
     <w:p>
@@ -5786,25 +6775,28 @@
     <w:p>
       <w:pPr>
         <w:keepNext/>
-        <w:jc w:val="center"/>
-      </w:pPr>
-      <w:r>
+      </w:pPr>
+      <w:r>
+        <w:rPr>
+          <w:noProof/>
+        </w:rPr>
         <w:drawing>
-          <wp:inline xmlns:a="http://schemas.openxmlformats.org/drawingml/2006/main" xmlns:pic="http://schemas.openxmlformats.org/drawingml/2006/picture">
-            <wp:extent cx="2971800" cy="1699518"/>
+          <wp:inline distT="0" distB="0" distL="0" distR="0" wp14:anchorId="620FC47C" wp14:editId="3C1F99E1">
+            <wp:extent cx="2743200" cy="1568786"/>
+            <wp:effectExtent l="0" t="0" r="0" b="0"/>
             <wp:docPr id="2078216891" name="Picture 2078216891"/>
             <wp:cNvGraphicFramePr>
-              <a:graphicFrameLocks noChangeAspect="1"/>
+              <a:graphicFrameLocks xmlns:a="http://schemas.openxmlformats.org/drawingml/2006/main" noChangeAspect="1"/>
             </wp:cNvGraphicFramePr>
-            <a:graphic>
+            <a:graphic xmlns:a="http://schemas.openxmlformats.org/drawingml/2006/main">
               <a:graphicData uri="http://schemas.openxmlformats.org/drawingml/2006/picture">
-                <pic:pic>
+                <pic:pic xmlns:pic="http://schemas.openxmlformats.org/drawingml/2006/picture">
                   <pic:nvPicPr>
                     <pic:cNvPr id="0" name="fig_perbandingan_jalur.png"/>
                     <pic:cNvPicPr/>
                   </pic:nvPicPr>
                   <pic:blipFill>
-                    <a:blip r:embed="rId15"/>
+                    <a:blip r:embed="rId9"/>
                     <a:stretch>
                       <a:fillRect/>
                     </a:stretch>
@@ -5812,9 +6804,11 @@
                   <pic:spPr>
                     <a:xfrm>
                       <a:off x="0" y="0"/>
-                      <a:ext cx="2971800" cy="1699518"/>
+                      <a:ext cx="2748074" cy="1571574"/>
                     </a:xfrm>
-                    <a:prstGeom prst="rect"/>
+                    <a:prstGeom prst="rect">
+                      <a:avLst/>
+                    </a:prstGeom>
                   </pic:spPr>
                 </pic:pic>
               </a:graphicData>
@@ -5852,25 +6846,28 @@
     <w:p>
       <w:pPr>
         <w:keepNext/>
-        <w:jc w:val="center"/>
-      </w:pPr>
-      <w:r>
+      </w:pPr>
+      <w:r>
+        <w:rPr>
+          <w:noProof/>
+        </w:rPr>
         <w:drawing>
-          <wp:inline xmlns:a="http://schemas.openxmlformats.org/drawingml/2006/main" xmlns:pic="http://schemas.openxmlformats.org/drawingml/2006/picture">
-            <wp:extent cx="2971800" cy="1666142"/>
+          <wp:inline distT="0" distB="0" distL="0" distR="0" wp14:anchorId="0094F286" wp14:editId="04C47C4C">
+            <wp:extent cx="2743200" cy="1537977"/>
+            <wp:effectExtent l="0" t="0" r="0" b="5080"/>
             <wp:docPr id="2078216892" name="Picture 2078216892"/>
             <wp:cNvGraphicFramePr>
-              <a:graphicFrameLocks noChangeAspect="1"/>
+              <a:graphicFrameLocks xmlns:a="http://schemas.openxmlformats.org/drawingml/2006/main" noChangeAspect="1"/>
             </wp:cNvGraphicFramePr>
-            <a:graphic>
+            <a:graphic xmlns:a="http://schemas.openxmlformats.org/drawingml/2006/main">
               <a:graphicData uri="http://schemas.openxmlformats.org/drawingml/2006/picture">
-                <pic:pic>
+                <pic:pic xmlns:pic="http://schemas.openxmlformats.org/drawingml/2006/picture">
                   <pic:nvPicPr>
                     <pic:cNvPr id="0" name="fig_waktu_rata_rata.png"/>
                     <pic:cNvPicPr/>
                   </pic:nvPicPr>
                   <pic:blipFill>
-                    <a:blip r:embed="rId16"/>
+                    <a:blip r:embed="rId10"/>
                     <a:stretch>
                       <a:fillRect/>
                     </a:stretch>
@@ -5878,9 +6875,11 @@
                   <pic:spPr>
                     <a:xfrm>
                       <a:off x="0" y="0"/>
-                      <a:ext cx="2971800" cy="1666142"/>
+                      <a:ext cx="2745760" cy="1539412"/>
                     </a:xfrm>
-                    <a:prstGeom prst="rect"/>
+                    <a:prstGeom prst="rect">
+                      <a:avLst/>
+                    </a:prstGeom>
                   </pic:spPr>
                 </pic:pic>
               </a:graphicData>
@@ -5898,825 +6897,166 @@
         </w:rPr>
       </w:pPr>
       <w:r>
-        <w:t>Waktu eksekusi rata-rata dan simpangan baku pada setiap skenario.</w:t>
+        <w:t xml:space="preserve">Waktu eksekusi rata-rata dan simpangan </w:t>
+      </w:r>
+      <w:proofErr w:type="spellStart"/>
+      <w:r>
+        <w:t>baku</w:t>
+      </w:r>
+      <w:proofErr w:type="spellEnd"/>
+      <w:r>
+        <w:t xml:space="preserve"> pada </w:t>
+      </w:r>
+      <w:proofErr w:type="spellStart"/>
+      <w:r>
+        <w:t>setiap</w:t>
+      </w:r>
+      <w:proofErr w:type="spellEnd"/>
+      <w:r>
+        <w:t xml:space="preserve"> </w:t>
+      </w:r>
+      <w:proofErr w:type="spellStart"/>
+      <w:r>
+        <w:t>skenario</w:t>
+      </w:r>
+      <w:proofErr w:type="spellEnd"/>
+      <w:r>
+        <w:t>.</w:t>
+      </w:r>
+    </w:p>
+    <w:p>
+      <w:pPr>
+        <w:pStyle w:val="BodyText"/>
+        <w:ind w:firstLine="289"/>
+      </w:pPr>
+      <w:r>
+        <w:t xml:space="preserve">Gambar 3 </w:t>
+      </w:r>
+      <w:proofErr w:type="spellStart"/>
+      <w:r>
+        <w:t>membandingkan</w:t>
+      </w:r>
+      <w:proofErr w:type="spellEnd"/>
+      <w:r>
+        <w:t xml:space="preserve"> processed UCS, GBFS, dan A*. A* </w:t>
+      </w:r>
+      <w:proofErr w:type="spellStart"/>
+      <w:r>
+        <w:t>mengurangi</w:t>
+      </w:r>
+      <w:proofErr w:type="spellEnd"/>
+      <w:r>
+        <w:t xml:space="preserve"> processed </w:t>
+      </w:r>
+      <w:proofErr w:type="spellStart"/>
+      <w:r>
+        <w:t>terhadap</w:t>
+      </w:r>
+      <w:proofErr w:type="spellEnd"/>
+      <w:r>
+        <w:t xml:space="preserve"> UCS </w:t>
+      </w:r>
+      <w:proofErr w:type="spellStart"/>
+      <w:r>
+        <w:t>sebesar</w:t>
+      </w:r>
+      <w:proofErr w:type="spellEnd"/>
+      <w:r>
+        <w:t xml:space="preserve"> </w:t>
+      </w:r>
+      <w:proofErr w:type="spellStart"/>
+      <w:r>
+        <w:t>Mudah</w:t>
+      </w:r>
+      <w:proofErr w:type="spellEnd"/>
+      <w:r>
+        <w:t xml:space="preserve"> 88,3%, Sedang 83,1%, Sulit 42,6%, </w:t>
+      </w:r>
+      <w:proofErr w:type="spellStart"/>
+      <w:r>
+        <w:t>Padat</w:t>
+      </w:r>
+      <w:proofErr w:type="spellEnd"/>
+      <w:r>
+        <w:t xml:space="preserve"> 78,6%.</w:t>
+      </w:r>
+      <w:r>
+        <w:t xml:space="preserve"> </w:t>
+      </w:r>
+      <w:proofErr w:type="spellStart"/>
+      <w:r>
+        <w:t>Pengurangan</w:t>
+      </w:r>
+      <w:proofErr w:type="spellEnd"/>
+      <w:r>
+        <w:t xml:space="preserve"> </w:t>
+      </w:r>
+      <w:proofErr w:type="spellStart"/>
+      <w:r>
+        <w:t>tersebut</w:t>
+      </w:r>
+      <w:proofErr w:type="spellEnd"/>
+      <w:r>
+        <w:t xml:space="preserve"> </w:t>
+      </w:r>
+      <w:proofErr w:type="spellStart"/>
+      <w:r>
+        <w:t>tetap</w:t>
+      </w:r>
+      <w:proofErr w:type="spellEnd"/>
+      <w:r>
+        <w:t xml:space="preserve"> </w:t>
+      </w:r>
+      <w:proofErr w:type="spellStart"/>
+      <w:r>
+        <w:t>menghasilkan</w:t>
+      </w:r>
+      <w:proofErr w:type="spellEnd"/>
+      <w:r>
+        <w:t xml:space="preserve"> </w:t>
+      </w:r>
+      <w:proofErr w:type="spellStart"/>
+      <w:r>
+        <w:t>biaya</w:t>
+      </w:r>
+      <w:proofErr w:type="spellEnd"/>
+      <w:r>
+        <w:t xml:space="preserve"> dan </w:t>
+      </w:r>
+      <w:proofErr w:type="spellStart"/>
+      <w:r>
+        <w:t>keberhasilan</w:t>
+      </w:r>
+      <w:proofErr w:type="spellEnd"/>
+      <w:r>
+        <w:t xml:space="preserve"> yang </w:t>
+      </w:r>
+      <w:proofErr w:type="spellStart"/>
+      <w:r>
+        <w:t>samadengan</w:t>
+      </w:r>
+      <w:proofErr w:type="spellEnd"/>
+      <w:r>
+        <w:t xml:space="preserve"> UCS.</w:t>
       </w:r>
     </w:p>
     <w:p>
       <w:pPr>
         <w:pStyle w:val="BodyText"/>
         <w:keepNext/>
-      </w:pPr>
-      <w:r>
-        <w:t>Gambar 3 membandingkan processed UCS, GBFS, dan A*. A* mengurangi processed terhadap UCS sebesar Mudah 88,3%, Sedang 83,1%, Sulit 42,6%, Padat 78,6%. Pengurangan tersebut tetap menghasilkan biaya dan keberhasilan yang sama dengan UCS.</w:t>
-      </w:r>
-    </w:p>
-    <w:p>
-      <w:pPr>
-        <w:keepNext/>
-        <w:jc w:val="center"/>
-      </w:pPr>
-      <w:r>
+        <w:ind w:firstLine="0"/>
+        <w:jc w:val="left"/>
+      </w:pPr>
+      <w:r>
+        <w:rPr>
+          <w:noProof/>
+        </w:rPr>
+        <w:lastRenderedPageBreak/>
         <w:drawing>
-          <wp:inline xmlns:a="http://schemas.openxmlformats.org/drawingml/2006/main" xmlns:pic="http://schemas.openxmlformats.org/drawingml/2006/picture">
-            <wp:extent cx="2971800" cy="1676281"/>
-            <wp:docPr id="2078216893" name="Picture 2078216893"/>
-            <wp:cNvGraphicFramePr>
-              <a:graphicFrameLocks noChangeAspect="1"/>
-            </wp:cNvGraphicFramePr>
-            <a:graphic>
-              <a:graphicData uri="http://schemas.openxmlformats.org/drawingml/2006/picture">
-                <pic:pic>
-                  <pic:nvPicPr>
-                    <pic:cNvPr id="0" name="fig_processed_grid.png"/>
-                    <pic:cNvPicPr/>
-                  </pic:nvPicPr>
-                  <pic:blipFill>
-                    <a:blip r:embed="rId17"/>
-                    <a:stretch>
-                      <a:fillRect/>
-                    </a:stretch>
-                  </pic:blipFill>
-                  <pic:spPr>
-                    <a:xfrm>
-                      <a:off x="0" y="0"/>
-                      <a:ext cx="2971800" cy="1676281"/>
-                    </a:xfrm>
-                    <a:prstGeom prst="rect"/>
-                  </pic:spPr>
-                </pic:pic>
-              </a:graphicData>
-            </a:graphic>
-          </wp:inline>
-        </w:drawing>
-      </w:r>
-    </w:p>
-    <w:p>
-      <w:pPr>
-        <w:pStyle w:val="figurecaption"/>
-        <w:jc w:val="center"/>
-      </w:pPr>
-      <w:r>
-        <w:t>Jumlah processed rata-rata UCS, GBFS, dan A* pada setiap skenario.</w:t>
-      </w:r>
-    </w:p>
-    <w:p>
-      <w:pPr>
-        <w:pStyle w:val="BodyText"/>
-        <w:keepNext/>
-        <w:pageBreakBefore w:val="0"/>
-      </w:pPr>
-      <w:r>
-        <w:t>Gambar 4 mengevaluasi scaling enam resolusi. Eksponen runtime empiris terhadap jumlah sel adalah UCS 1,01 (R²=1,000), GBFS 0,68 (R²=0,996), dan A* 0,99 (R²=0,999). Pada rentang ini, runtime dan processed UCS/A* meningkat hampir linear terhadap jumlah sel, sedangkan GBFS tumbuh lebih lambat karena frontier yang dieksplorasi tetap sempit.</w:t>
-      </w:r>
-    </w:p>
-    <w:p>
-      <w:pPr>
-        <w:keepNext/>
-        <w:jc w:val="center"/>
-      </w:pPr>
-      <w:r>
-        <w:drawing>
-          <wp:inline xmlns:a="http://schemas.openxmlformats.org/drawingml/2006/main" xmlns:pic="http://schemas.openxmlformats.org/drawingml/2006/picture">
-            <wp:extent cx="2971800" cy="1235034"/>
-            <wp:docPr id="2078216894" name="Picture 2078216894"/>
-            <wp:cNvGraphicFramePr>
-              <a:graphicFrameLocks noChangeAspect="1"/>
-            </wp:cNvGraphicFramePr>
-            <a:graphic>
-              <a:graphicData uri="http://schemas.openxmlformats.org/drawingml/2006/picture">
-                <pic:pic>
-                  <pic:nvPicPr>
-                    <pic:cNvPr id="0" name="fig_grid_scaling.png"/>
-                    <pic:cNvPicPr/>
-                  </pic:nvPicPr>
-                  <pic:blipFill>
-                    <a:blip r:embed="rId18"/>
-                    <a:stretch>
-                      <a:fillRect/>
-                    </a:stretch>
-                  </pic:blipFill>
-                  <pic:spPr>
-                    <a:xfrm>
-                      <a:off x="0" y="0"/>
-                      <a:ext cx="2971800" cy="1235034"/>
-                    </a:xfrm>
-                    <a:prstGeom prst="rect"/>
-                  </pic:spPr>
-                </pic:pic>
-              </a:graphicData>
-            </a:graphic>
-          </wp:inline>
-        </w:drawing>
-      </w:r>
-    </w:p>
-    <w:p>
-      <w:pPr>
-        <w:pStyle w:val="figurecaption"/>
-        <w:jc w:val="center"/>
-      </w:pPr>
-      <w:r>
-        <w:t>Skalabilitas waktu dan processed UCS, GBFS, dan A* terhadap jumlah sel grid.</w:t>
-      </w:r>
-    </w:p>
-    <w:p>
-      <w:pPr>
-        <w:pStyle w:val="BodyText"/>
-        <w:keepNext/>
-        <w:pageBreakBefore w:val="0"/>
-      </w:pPr>
-      <w:r>
-        <w:t>Gambar 5 menunjukkan dampak kepadatan pada peta yang seluruhnya feasible. Saat hambatan meningkat dari 4 menjadi 24, keberhasilan Brute Force turun dari 100% menjadi 50%, sedangkan UCS, GBFS, A*, dan RRT* tetap 100%. Pada 24 hambatan, detour ratio A*/UCS adalah 1,069, GBFS 1,108, dan RRT* 1,134. Dengan demikian, kecepatan GBFS dibayar dengan rute yang lebih panjang, sedangkan keterbatasan kandidat waypoint menjadi sumber utama kegagalan Brute Force.</w:t>
-      </w:r>
-    </w:p>
-    <w:p>
-      <w:pPr>
-        <w:keepNext/>
-        <w:jc w:val="center"/>
-      </w:pPr>
-      <w:r>
-        <w:drawing>
-          <wp:inline xmlns:a="http://schemas.openxmlformats.org/drawingml/2006/main" xmlns:pic="http://schemas.openxmlformats.org/drawingml/2006/picture">
-            <wp:extent cx="2971800" cy="1001304"/>
-            <wp:docPr id="2078216895" name="Picture 2078216895"/>
-            <wp:cNvGraphicFramePr>
-              <a:graphicFrameLocks noChangeAspect="1"/>
-            </wp:cNvGraphicFramePr>
-            <a:graphic>
-              <a:graphicData uri="http://schemas.openxmlformats.org/drawingml/2006/picture">
-                <pic:pic>
-                  <pic:nvPicPr>
-                    <pic:cNvPr id="0" name="fig_density_sweep.png"/>
-                    <pic:cNvPicPr/>
-                  </pic:nvPicPr>
-                  <pic:blipFill>
-                    <a:blip r:embed="rId19"/>
-                    <a:stretch>
-                      <a:fillRect/>
-                    </a:stretch>
-                  </pic:blipFill>
-                  <pic:spPr>
-                    <a:xfrm>
-                      <a:off x="0" y="0"/>
-                      <a:ext cx="2971800" cy="1001304"/>
-                    </a:xfrm>
-                    <a:prstGeom prst="rect"/>
-                  </pic:spPr>
-                </pic:pic>
-              </a:graphicData>
-            </a:graphic>
-          </wp:inline>
-        </w:drawing>
-      </w:r>
-    </w:p>
-    <w:p>
-      <w:pPr>
-        <w:pStyle w:val="figurecaption"/>
-        <w:jc w:val="center"/>
-      </w:pPr>
-      <w:r>
-        <w:t>Keberhasilan, detour ratio, dan waktu terhadap peningkatan jumlah hambatan.</w:t>
-      </w:r>
-    </w:p>
-    <w:p>
-      <w:pPr>
-        <w:pStyle w:val="Heading2"/>
-        <w:pageBreakBefore/>
-      </w:pPr>
-      <w:r>
-        <w:t>Analisis Perbandingan Algoritma</w:t>
-      </w:r>
-    </w:p>
-    <w:p>
-      <w:pPr>
-        <w:pStyle w:val="BodyText"/>
-        <w:rPr>
-          <w:lang w:val="id-ID"/>
-        </w:rPr>
-      </w:pPr>
-      <w:r>
-        <w:rPr>
-          <w:lang w:val="id-ID"/>
-        </w:rPr>
-        <w:t>Brute Force memiliki nilai pedagogis karena memperlihatkan cara paling langsung untuk mencoba kandidat solusi. Namun, pendekatan ini cepat kehilangan kelengkapan ketika jumlah kandidat dibatasi dan cepat kehilangan efisiensi ketika batasnya diperbesar. Dalam konteks robot sepak bola, Brute Force lebih cocok sebagai baseline kecil, bukan strategi utama.</w:t>
-      </w:r>
-    </w:p>
-    <w:p>
-      <w:pPr>
-        <w:pStyle w:val="BodyText"/>
-        <w:rPr>
-          <w:lang w:val="id-ID"/>
-        </w:rPr>
-      </w:pPr>
-      <w:r>
-        <w:t>Kelompok UCS, GBFS, dan A* memperlihatkan spektrum frontier yang konsisten pada eksperimen utama dan scaling. UCS paling menyeluruh, GBFS paling cepat tetapi menghasilkan detour lebih besar, dan A* mempertahankan biaya UCS dengan eksplorasi lebih kecil. Pada skenario Sulit, A* masih memproses 1030,8 simpul dibanding 1796,8 pada UCS karena dinding memaksa detour yang kurang terwakili oleh jarak Euclidean.</w:t>
-      </w:r>
-    </w:p>
-    <w:p>
-      <w:pPr>
-        <w:pStyle w:val="BodyText"/>
-        <w:rPr>
-          <w:lang w:val="id-ID"/>
-        </w:rPr>
-      </w:pPr>
-      <w:r>
-        <w:rPr>
-          <w:lang w:val="id-ID"/>
-        </w:rPr>
-        <w:t>RRT* memiliki keunggulan konseptual karena tidak harus membagi ruang menjadi grid. Pendekatan ini relevan untuk perencanaan gerak kontinu dan dapat dikembangkan untuk mempertimbangkan batasan robotik lebih nyata, termasuk melalui varian informed sampling seperti Informed RRT* [7]. Kekurangannya adalah performa lebih sulit diprediksi karena bergantung pada jumlah sampel, goal bias, dan konfigurasi hambatan.</w:t>
-      </w:r>
-    </w:p>
-    <w:p>
-      <w:pPr>
-        <w:pStyle w:val="Heading2"/>
-      </w:pPr>
-      <w:r>
-        <w:t>Implikasi untuk Robot Sepak Bola Humanoid</w:t>
-      </w:r>
-    </w:p>
-    <w:p>
-      <w:pPr>
-        <w:pStyle w:val="BodyText"/>
-        <w:rPr>
-          <w:lang w:val="id-ID"/>
-        </w:rPr>
-      </w:pPr>
-      <w:r>
-        <w:rPr>
-          <w:lang w:val="id-ID"/>
-        </w:rPr>
-        <w:t>Jika sistem robot membutuhkan keputusan cepat pada peta grid lokal, A* merupakan pilihan paling kuat karena kompromi antara kualitas solusi dan efisiensi komputasi. GBFS dapat digunakan ketika waktu sangat sempit dan sedikit penurunan kualitas jalur masih dapat diterima. UCS berguna sebagai pembanding optimal, Brute Force sebagai baseline, dan RRT* untuk pengembangan menuju ruang gerak kontinu.</w:t>
-      </w:r>
-    </w:p>
-    <w:p>
-      <w:pPr>
-        <w:pStyle w:val="Heading2"/>
-      </w:pPr>
-      <w:r>
-        <w:t>Validasi dan Keterbatasan Eksperimen</w:t>
-      </w:r>
-    </w:p>
-    <w:p>
-      <w:pPr>
-        <w:pStyle w:val="BodyText"/>
-        <w:rPr>
-          <w:lang w:val="id-ID"/>
-        </w:rPr>
-      </w:pPr>
-      <w:r>
-        <w:rPr>
-          <w:lang w:val="id-ID"/>
-        </w:rPr>
-        <w:t>Validasi dilakukan dengan memeriksa bahwa jalur tidak memotong area hambatan. Pada Brute Force dan RRT*, setiap segmen garis diuji terhadap hambatan. Pada UCS, GBFS, dan A*, validasi dilakukan melalui pemeriksaan sel tetangga dan garis antar pusat sel agar gerak diagonal tidak melewati sudut hambatan.</w:t>
-      </w:r>
-    </w:p>
-    <w:p>
-      <w:pPr>
-        <w:pStyle w:val="BodyText"/>
-        <w:rPr>
-          <w:lang w:val="id-ID"/>
-        </w:rPr>
-      </w:pPr>
-      <w:r>
-        <w:rPr>
-          <w:lang w:val="id-ID"/>
-        </w:rPr>
-        <w:t>Keterbatasan utama eksperimen adalah bentuk robot direduksi menjadi titik. Dalam robot humanoid nyata, tubuh robot memiliki lebar, postur, dan stabilitas berjalan yang perlu diperhitungkan. Selain itu, peta bersifat statis, sedangkan pertandingan robot sepak bola memiliki objek dinamis dan ketidakpastian sensor.</w:t>
-      </w:r>
-    </w:p>
-    <w:p>
-      <w:pPr>
-        <w:pStyle w:val="BodyText"/>
-        <w:rPr>
-          <w:lang w:val="id-ID"/>
-        </w:rPr>
-      </w:pPr>
-      <w:r>
-        <w:rPr>
-          <w:lang w:val="id-ID"/>
-        </w:rPr>
-        <w:t>Sebagai bagian dari validasi, perbandingan ini tidak sepenuhnya identik karena setiap pendekatan memakai representasi ruang yang berbeda. UCS, GBFS, dan A* bekerja pada grid diskret; Brute Force bekerja pada kandidat waypoint dan segmen garis; sedangkan RRT* bekerja melalui sampling di ruang kontinu. Akibatnya, biaya lintasan A* dapat disebut optimal pada representasi grid, tetapi tidak otomatis menjadi optimum global pada ruang kontinu.</w:t>
-      </w:r>
-    </w:p>
-    <w:p>
-      <w:pPr>
-        <w:pStyle w:val="BodyText"/>
-        <w:rPr>
-          <w:lang w:val="id-ID"/>
-        </w:rPr>
-      </w:pPr>
-      <w:r>
-        <w:t>Validitas diperkuat dengan sepuluh seed, peta yang dipastikan feasible, dan tiga pengulangan timing. Namun, regresi scaling hanya menggambarkan rentang 600-9.600 sel dan tidak menggantikan analisis asimtotik. Implementasi Python, parameter waypoint/RRT*, serta bentuk robot titik tetap membatasi generalisasi. Seluruh algoritma dijalankan pada peta, perangkat, dan validator tabrakan yang sama.</w:t>
-      </w:r>
-    </w:p>
-    <w:p>
-      <w:pPr>
-        <w:pStyle w:val="Heading1"/>
-        <w:pageBreakBefore/>
-      </w:pPr>
-      <w:r>
-        <w:t>Kesimpulan dan Saran</w:t>
-      </w:r>
-    </w:p>
-    <w:p>
-      <w:pPr>
-        <w:pStyle w:val="Heading2"/>
-      </w:pPr>
-      <w:r>
-        <w:t>Kesimpulan</w:t>
-      </w:r>
-    </w:p>
-    <w:p>
-      <w:pPr>
-        <w:pStyle w:val="BodyText"/>
-        <w:rPr>
-          <w:lang w:val="id-ID"/>
-        </w:rPr>
-      </w:pPr>
-      <w:r>
-        <w:t>Berdasarkan eksperimen utama, scaling, dan density sweep, A* menjadi metode grid paling seimbang. A* mempertahankan biaya dan keberhasilan UCS pada semua peta feasible, tetapi memproses lebih sedikit simpul. Pertumbuhan runtime empiris A* juga mendekati linear terhadap jumlah sel pada rentang uji.</w:t>
-      </w:r>
-    </w:p>
-    <w:p>
-      <w:pPr>
-        <w:pStyle w:val="BodyText"/>
-        <w:rPr>
-          <w:lang w:val="id-ID"/>
-        </w:rPr>
-      </w:pPr>
-      <w:r>
-        <w:t>GBFS konsisten paling cepat, tetapi detour meningkat ketika hambatan bertambah. Brute Force paling cepat kehilangan reliabilitas karena kandidat waypoint terbatas. RRT* tetap relevan untuk ruang kontinu, meskipun waktu dan kualitasnya dipengaruhi sampling.</w:t>
-      </w:r>
-    </w:p>
-    <w:p>
-      <w:pPr>
-        <w:pStyle w:val="BodyText"/>
-        <w:rPr>
-          <w:lang w:val="id-ID"/>
-        </w:rPr>
-      </w:pPr>
-      <w:r>
-        <w:rPr>
-          <w:lang w:val="id-ID"/>
-        </w:rPr>
-        <w:t>Dengan demikian, untuk kasus lapangan berhalangan yang masih berbasis grid, A* lebih direkomendasikan sebagai strategi utama. Untuk penelitian robotika lanjutan yang mempertimbangkan ruang gerak kontinu dan batasan kinematika, RRT* tetap relevan sebagai dasar pengembangan.</w:t>
-      </w:r>
-    </w:p>
-    <w:p>
-      <w:pPr>
-        <w:pStyle w:val="Heading2"/>
-      </w:pPr>
-      <w:r>
-        <w:t>Saran</w:t>
-      </w:r>
-    </w:p>
-    <w:p>
-      <w:pPr>
-        <w:pStyle w:val="BodyText"/>
-        <w:rPr>
-          <w:lang w:val="id-ID"/>
-        </w:rPr>
-      </w:pPr>
-      <w:r>
-        <w:rPr>
-          <w:lang w:val="id-ID"/>
-        </w:rPr>
-        <w:t>Penelitian selanjutnya dapat menambahkan hambatan dinamis agar lebih mendekati kondisi pertandingan robot sepak bola. Eksperimen juga dapat diperluas dengan variasi algoritma seperti Theta* [8], D* Lite [9], atau Hybrid A* [10] yang lebih dekat dengan kebutuhan navigasi robot bergerak. Pada sisi Brute Force, kandidat waypoint dapat dibuat adaptif menggunakan visibility graph agar baseline lebih kuat. Pada sisi RRT*, tuning parameter dapat dilakukan secara lebih sistematis dengan menguji variasi step size, radius rewiring, goal bias, jumlah iterasi, dan informed sampling [7].</w:t>
-      </w:r>
-    </w:p>
-    <w:p>
-      <w:pPr>
-        <w:pStyle w:val="Heading5"/>
-      </w:pPr>
-      <w:r>
-        <w:t>LAMPIRAN</w:t>
-      </w:r>
-    </w:p>
-    <w:p>
-      <w:pPr>
-        <w:pStyle w:val="BodyText"/>
-        <w:jc w:val="left"/>
-        <w:rPr>
-          <w:lang w:val="id-ID"/>
-        </w:rPr>
-      </w:pPr>
-      <w:r>
-        <w:rPr>
-          <w:lang w:val="id-ID"/>
-        </w:rPr>
-        <w:t>Link kode</w:t>
-      </w:r>
-      <w:r>
-        <w:rPr>
-          <w:lang w:val="id-ID"/>
-        </w:rPr>
-        <w:t xml:space="preserve"> </w:t>
-      </w:r>
-      <w:r>
-        <w:rPr>
-          <w:lang w:val="id-ID"/>
-        </w:rPr>
-        <w:t>program:</w:t>
-      </w:r>
-      <w:r>
-        <w:rPr>
-          <w:lang w:val="id-ID"/>
-        </w:rPr>
-        <w:t xml:space="preserve"> </w:t>
-      </w:r>
-      <w:hyperlink r:id="rId9" w:history="1">
-        <w:r>
-          <w:rPr>
-            <w:rStyle w:val="Hyperlink"/>
-            <w:color w:val="auto"/>
-            <w:u w:val="none"/>
-            <w:lang w:val="id-ID"/>
-          </w:rPr>
-          <w:t>https://github.com/myudak/Project-ASA-Analisis-Perbandingan-Path.git</w:t>
-        </w:r>
-      </w:hyperlink>
-    </w:p>
-    <w:p>
-      <w:pPr>
-        <w:pStyle w:val="BodyText"/>
-        <w:jc w:val="left"/>
-        <w:rPr>
-          <w:lang w:val="id-ID"/>
-        </w:rPr>
-      </w:pPr>
-      <w:r>
-        <w:rPr>
-          <w:lang w:val="id-ID"/>
-        </w:rPr>
-        <w:t xml:space="preserve">Link video </w:t>
-      </w:r>
-      <w:r>
-        <w:rPr>
-          <w:lang w:val="id-ID"/>
-        </w:rPr>
-        <w:t>penjelasan:</w:t>
-      </w:r>
-      <w:r>
-        <w:rPr>
-          <w:lang w:val="id-ID"/>
-        </w:rPr>
-        <w:t xml:space="preserve"> </w:t>
-      </w:r>
-      <w:hyperlink r:id="rId10" w:history="1">
-        <w:r>
-          <w:rPr>
-            <w:rStyle w:val="Hyperlink"/>
-            <w:color w:val="auto"/>
-            <w:u w:val="none"/>
-            <w:lang w:val="id-ID"/>
-          </w:rPr>
-          <w:t>https://youtu.be/gW-vJh0jpOA?si=Jcxtga3KlfvjNRMc</w:t>
-        </w:r>
-      </w:hyperlink>
-    </w:p>
-    <w:p>
-      <w:pPr>
-        <w:pStyle w:val="BodyText"/>
-        <w:jc w:val="left"/>
-        <w:rPr>
-          <w:lang w:val="id-ID"/>
-        </w:rPr>
-      </w:pPr>
-      <w:r>
-        <w:rPr>
-          <w:lang w:val="id-ID"/>
-        </w:rPr>
-        <w:t xml:space="preserve">Link </w:t>
-      </w:r>
-      <w:r>
-        <w:rPr>
-          <w:lang w:val="id-ID"/>
-        </w:rPr>
-        <w:t>w</w:t>
-      </w:r>
-      <w:r>
-        <w:rPr>
-          <w:lang w:val="id-ID"/>
-        </w:rPr>
-        <w:t>ebsite interaktif dan simulasi:</w:t>
-      </w:r>
-      <w:r>
-        <w:rPr>
-          <w:lang w:val="id-ID"/>
-        </w:rPr>
-        <w:t xml:space="preserve"> </w:t>
-      </w:r>
-      <w:hyperlink r:id="rId11" w:history="1">
-        <w:r>
-          <w:rPr>
-            <w:rStyle w:val="Hyperlink"/>
-            <w:color w:val="auto"/>
-            <w:u w:val="none"/>
-            <w:lang w:val="id-ID"/>
-          </w:rPr>
-          <w:t>https://myudak.github.io/Project-ASA-Analisis-Perbandingan-Path/</w:t>
-        </w:r>
-      </w:hyperlink>
-    </w:p>
-    <w:p>
-      <w:pPr>
-        <w:pStyle w:val="Heading5"/>
-        <w:pageBreakBefore/>
-      </w:pPr>
-      <w:r>
-        <w:t>References</w:t>
-      </w:r>
-    </w:p>
-    <w:p>
-      <w:pPr>
-        <w:pStyle w:val="BodyText"/>
-        <w:rPr>
-          <w:lang w:val="id-ID"/>
-        </w:rPr>
-      </w:pPr>
-      <w:r>
-        <w:rPr>
-          <w:lang w:val="id-ID"/>
-        </w:rPr>
-        <w:t>[1] E. W. Dijkstra, “A note on two problems in connexion with graphs,” Numerische Mathematik, vol. 1, pp. 269–271, 1959.</w:t>
-      </w:r>
-    </w:p>
-    <w:p>
-      <w:pPr>
-        <w:pStyle w:val="BodyText"/>
-        <w:rPr>
-          <w:lang w:val="id-ID"/>
-        </w:rPr>
-      </w:pPr>
-      <w:r>
-        <w:rPr>
-          <w:lang w:val="id-ID"/>
-        </w:rPr>
-        <w:t>[2] P. E. Hart, N. J. Nilsson, and B. Raphael, “A formal basis for the heuristic determination of minimum cost paths,” IEEE Transactions on Systems Science and Cybernetics, vol. 4, no. 2, pp. 100–107, 1968.</w:t>
-      </w:r>
-    </w:p>
-    <w:p>
-      <w:pPr>
-        <w:pStyle w:val="BodyText"/>
-        <w:rPr>
-          <w:lang w:val="id-ID"/>
-        </w:rPr>
-      </w:pPr>
-      <w:r>
-        <w:rPr>
-          <w:lang w:val="id-ID"/>
-        </w:rPr>
-        <w:t>[3] S. M. LaValle, Planning Algorithms. Cambridge, U.K.: Cambridge University Press, 2006.</w:t>
-      </w:r>
-    </w:p>
-    <w:p>
-      <w:pPr>
-        <w:pStyle w:val="BodyText"/>
-        <w:rPr>
-          <w:lang w:val="id-ID"/>
-        </w:rPr>
-      </w:pPr>
-      <w:r>
-        <w:rPr>
-          <w:lang w:val="id-ID"/>
-        </w:rPr>
-        <w:t>[4] S. Karaman and E. Frazzoli, “Sampling-based algorithms for optimal motion planning,” The International Journal of Robotics Research, vol. 30, no. 7, pp. 846–894, 2011.</w:t>
-      </w:r>
-    </w:p>
-    <w:p>
-      <w:pPr>
-        <w:pStyle w:val="BodyText"/>
-        <w:rPr>
-          <w:lang w:val="id-ID"/>
-        </w:rPr>
-      </w:pPr>
-      <w:r>
-        <w:rPr>
-          <w:lang w:val="id-ID"/>
-        </w:rPr>
-        <w:t>[5] P. Corke, Robotics, Vision and Control: Fundamental Algorithms in MATLAB, 2nd ed. Cham, Switzerland: Springer, 2017.</w:t>
-      </w:r>
-    </w:p>
-    <w:p>
-      <w:pPr>
-        <w:pStyle w:val="BodyText"/>
-        <w:rPr>
-          <w:lang w:val="id-ID"/>
-        </w:rPr>
-      </w:pPr>
-      <w:r>
-        <w:rPr>
-          <w:lang w:val="id-ID"/>
-        </w:rPr>
-        <w:t>[6] M. Bennewitz, S. Behnke, and W. Burgard, “Optimizing humanoid walking paths using body motion primitives,” in Proc. IEEE International Conference on Robotics and Automation, 2005, pp. 1273–1278.</w:t>
-      </w:r>
-    </w:p>
-    <w:p>
-      <w:pPr>
-        <w:pStyle w:val="BodyText"/>
-        <w:rPr>
-          <w:lang w:val="id-ID"/>
-        </w:rPr>
-      </w:pPr>
-      <w:r>
-        <w:rPr>
-          <w:lang w:val="id-ID"/>
-        </w:rPr>
-        <w:t>[7] J. D. Gammell, S. S. Srinivasa, and T. D. Barfoot, “Informed RRT*: Optimal sampling-based path planning focused via direct sampling of an admissible ellipsoidal heuristic,” in Proc. IEEE/RSJ International Conference on Intelligent Robots and Systems, 2014, pp. 2997–3004.</w:t>
-      </w:r>
-    </w:p>
-    <w:p>
-      <w:pPr>
-        <w:pStyle w:val="BodyText"/>
-        <w:rPr>
-          <w:lang w:val="id-ID"/>
-        </w:rPr>
-      </w:pPr>
-      <w:r>
-        <w:rPr>
-          <w:lang w:val="id-ID"/>
-        </w:rPr>
-        <w:t>[8] A. Nash, K. Daniel, S. Koenig, and A. Felner, “Theta*: Any-angle path planning on grids,” Journal of Artificial Intelligence Research, vol. 39, pp. 533–579, 2010.</w:t>
-      </w:r>
-    </w:p>
-    <w:p>
-      <w:pPr>
-        <w:pStyle w:val="BodyText"/>
-        <w:rPr>
-          <w:lang w:val="id-ID"/>
-        </w:rPr>
-      </w:pPr>
-      <w:r>
-        <w:rPr>
-          <w:lang w:val="id-ID"/>
-        </w:rPr>
-        <w:t>[9] S. Koenig and M. Likhachev, “D* Lite,” in Proc. AAAI Conference on Artificial Intelligence, 2002, pp. 476–483.</w:t>
-      </w:r>
-    </w:p>
-    <w:p>
-      <w:pPr>
-        <w:pStyle w:val="BodyText"/>
-        <w:rPr>
-          <w:lang w:val="id-ID"/>
-        </w:rPr>
-      </w:pPr>
-      <w:r>
-        <w:rPr>
-          <w:lang w:val="id-ID"/>
-        </w:rPr>
-        <w:t>[10] D. Dolgov, S. Thrun, M. Montemerlo, and J. Diebel, “Practical search techniques in path planning for autonomous driving,” in Proc. AAAI Workshop on Search in Artificial Intelligence and Robotics, 2008.</w:t>
-      </w:r>
-    </w:p>
-    <w:p>
-      <w:pPr>
-        <w:pStyle w:val="Heading5"/>
-        <w:pageBreakBefore/>
-      </w:pPr>
-      <w:r>
-        <w:t>PERNYATAAN</w:t>
-      </w:r>
-    </w:p>
-    <w:p>
-      <w:pPr>
-        <w:pStyle w:val="BodyText"/>
-        <w:rPr>
-          <w:lang w:val="id-ID"/>
-        </w:rPr>
-      </w:pPr>
-      <w:r>
-        <w:rPr>
-          <w:lang w:val="id-ID"/>
-        </w:rPr>
-        <w:t>Dengan ini saya menyatakan bahwa makalah yang saya susun merupakan hasil karya saya sendiri dan tidak merupakan saduran, terjemahan, maupun plagiasi dari karya orang lain. Seluruh sumber yang digunakan telah dicantumkan secara benar sesuai dengan kaidah penulisan ilmiah.</w:t>
-      </w:r>
-    </w:p>
-    <w:p>
-      <w:pPr>
-        <w:pStyle w:val="BodyText"/>
-        <w:rPr>
-          <w:lang w:val="id-ID"/>
-        </w:rPr>
-      </w:pPr>
-      <w:r>
-        <w:rPr>
-          <w:lang w:val="id-ID"/>
-        </w:rPr>
-        <w:t>Terkait penggunaan teknologi kecerdasan buatan (Artificial Intelligence), saya menyatakan bahwa:</w:t>
-      </w:r>
-    </w:p>
-    <w:p>
-      <w:pPr>
-        <w:pStyle w:val="BodyText"/>
-        <w:rPr>
-          <w:lang w:val="id-ID"/>
-        </w:rPr>
-      </w:pPr>
-      <w:r>
-        <w:rPr>
-          <w:lang w:val="id-ID"/>
-        </w:rPr>
-        <w:t>☐ Saya tidak menggunakan alat bantu AI dalam proses penyusunan makalah ini.</w:t>
-      </w:r>
-    </w:p>
-    <w:p>
-      <w:pPr>
-        <w:pStyle w:val="BodyText"/>
-        <w:rPr>
-          <w:lang w:val="id-ID"/>
-        </w:rPr>
-      </w:pPr>
-      <w:r>
-        <w:rPr>
-          <w:lang w:val="id-ID"/>
-        </w:rPr>
-        <w:lastRenderedPageBreak/>
-        <w:t>☑ Saya menggunakan alat bantu AI sebagai pendukung dalam penyusunan makalah ini dengan rincian sebagai berikut:</w:t>
-      </w:r>
-    </w:p>
-    <w:p>
-      <w:pPr>
-        <w:pStyle w:val="BodyText"/>
-        <w:rPr>
-          <w:lang w:val="id-ID"/>
-        </w:rPr>
-      </w:pPr>
-      <w:r>
-        <w:rPr>
-          <w:lang w:val="id-ID"/>
-        </w:rPr>
-        <w:t>• Nama alat AI: OpenAI Codex.</w:t>
-      </w:r>
-    </w:p>
-    <w:p>
-      <w:pPr>
-        <w:pStyle w:val="BodyText"/>
-        <w:rPr>
-          <w:lang w:val="id-ID"/>
-        </w:rPr>
-      </w:pPr>
-      <w:r>
-        <w:rPr>
-          <w:lang w:val="id-ID"/>
-        </w:rPr>
-        <w:t>• Tujuan penggunaan: membantu revisi struktur algoritma, perapian narasi, dan penyelarasan hasil eksperimen dengan kode.</w:t>
-      </w:r>
-    </w:p>
-    <w:p>
-      <w:pPr>
-        <w:pStyle w:val="BodyText"/>
-        <w:rPr>
-          <w:lang w:val="id-ID"/>
-        </w:rPr>
-      </w:pPr>
-      <w:r>
-        <w:rPr>
-          <w:lang w:val="id-ID"/>
-        </w:rPr>
-        <w:t>• Ruang lingkup penggunaan: penyusunan teks makalah, bantuan pembaruan kode eksperimen, dan perapian tabel/visualisasi; seluruh isi, analisis, dan keputusan akhir tetap diverifikasi.</w:t>
-      </w:r>
-    </w:p>
-    <w:p>
-      <w:pPr>
-        <w:pStyle w:val="BodyText"/>
-        <w:rPr>
-          <w:lang w:val="id-ID"/>
-        </w:rPr>
-      </w:pPr>
-      <w:r>
-        <w:rPr>
-          <w:lang w:val="id-ID"/>
-        </w:rPr>
-        <w:t>Penggunaan AI, apabila ada, hanya bersifat sebagai alat bantu dan tidak menggantikan peran saya sebagai penulis utama. Seluruh isi, analisis, serta kesimpulan dalam makalah ini tetap merupakan tanggung jawab saya sepenuhnya.</w:t>
-      </w:r>
-    </w:p>
-    <w:p>
-      <w:pPr>
-        <w:pStyle w:val="BodyText"/>
-        <w:spacing w:before="240"/>
-        <w:jc w:val="right"/>
-        <w:rPr>
-          <w:lang w:val="id-ID"/>
-        </w:rPr>
-      </w:pPr>
-      <w:r>
-        <w:rPr>
-          <w:lang w:val="id-ID"/>
-        </w:rPr>
-        <w:t>Semarang, 9 Mei 2026</w:t>
-      </w:r>
-    </w:p>
-    <w:p>
-      <w:pPr>
-        <w:jc w:val="right"/>
-      </w:pPr>
-      <w:r>
-        <w:rPr>
-          <w:noProof/>
-        </w:rPr>
-        <w:drawing>
-          <wp:inline distT="0" distB="0" distL="0" distR="0" wp14:anchorId="1E4EC4EB" wp14:editId="4EE51CC0">
-            <wp:extent cx="1207827" cy="915983"/>
-            <wp:effectExtent l="0" t="0" r="0" b="0"/>
-            <wp:docPr id="2078216888" name="Picture 1"/>
+          <wp:inline distT="0" distB="0" distL="0" distR="0" wp14:anchorId="7A2BDDD8" wp14:editId="5519DD27">
+            <wp:extent cx="2743200" cy="1548765"/>
+            <wp:effectExtent l="0" t="0" r="635" b="5715"/>
+            <wp:docPr id="1421007247" name="Picture 1"/>
             <wp:cNvGraphicFramePr>
               <a:graphicFrameLocks xmlns:a="http://schemas.openxmlformats.org/drawingml/2006/main" noChangeAspect="1"/>
             </wp:cNvGraphicFramePr>
@@ -6724,13 +7064,13 @@
               <a:graphicData uri="http://schemas.openxmlformats.org/drawingml/2006/picture">
                 <pic:pic xmlns:pic="http://schemas.openxmlformats.org/drawingml/2006/picture">
                   <pic:nvPicPr>
-                    <pic:cNvPr id="0" name="Picture 1"/>
+                    <pic:cNvPr id="0" name="Picture 2"/>
                     <pic:cNvPicPr>
                       <a:picLocks noChangeAspect="1" noChangeArrowheads="1"/>
                     </pic:cNvPicPr>
                   </pic:nvPicPr>
                   <pic:blipFill>
-                    <a:blip r:embed="rId12" cstate="print">
+                    <a:blip r:embed="rId11" cstate="print">
                       <a:extLst>
                         <a:ext uri="{28A0092B-C50C-407E-A947-70E740481C1C}">
                           <a14:useLocalDpi xmlns:a14="http://schemas.microsoft.com/office/drawing/2010/main" val="0"/>
@@ -6745,7 +7085,1480 @@
                   <pic:spPr bwMode="auto">
                     <a:xfrm>
                       <a:off x="0" y="0"/>
-                      <a:ext cx="1223979" cy="928232"/>
+                      <a:ext cx="2743200" cy="1548765"/>
+                    </a:xfrm>
+                    <a:prstGeom prst="rect">
+                      <a:avLst/>
+                    </a:prstGeom>
+                    <a:noFill/>
+                  </pic:spPr>
+                </pic:pic>
+              </a:graphicData>
+            </a:graphic>
+          </wp:inline>
+        </w:drawing>
+      </w:r>
+    </w:p>
+    <w:p>
+      <w:pPr>
+        <w:pStyle w:val="figurecaption"/>
+        <w:jc w:val="center"/>
+      </w:pPr>
+      <w:r>
+        <w:t>Jumlah processed rata-rata UCS, GBFS, dan A* pada setiap skenario.</w:t>
+      </w:r>
+    </w:p>
+    <w:p>
+      <w:pPr>
+        <w:pStyle w:val="BodyText"/>
+        <w:keepNext/>
+      </w:pPr>
+      <w:r>
+        <w:t>Gambar 4 mengevaluasi scaling enam resolusi. Eksponen runtime empiris terhadap jumlah sel adalah UCS 1,01 (R²=1,000), GBFS 0,68 (R²=0,996), dan A* 0,99 (R²=0,999). Pada rentang ini, runtime dan processed UCS/A* meningkat hampir linear terhadap jumlah sel, sedangkan GBFS tumbuh lebih lambat karena frontier yang dieksplorasi tetap sempit.</w:t>
+      </w:r>
+    </w:p>
+    <w:p>
+      <w:pPr>
+        <w:keepNext/>
+      </w:pPr>
+      <w:r>
+        <w:rPr>
+          <w:noProof/>
+        </w:rPr>
+        <w:drawing>
+          <wp:inline distT="0" distB="0" distL="0" distR="0" wp14:anchorId="0C2FDAB1" wp14:editId="0EB3E002">
+            <wp:extent cx="2743200" cy="1140031"/>
+            <wp:effectExtent l="0" t="0" r="0" b="3175"/>
+            <wp:docPr id="2078216894" name="Picture 2078216894"/>
+            <wp:cNvGraphicFramePr>
+              <a:graphicFrameLocks xmlns:a="http://schemas.openxmlformats.org/drawingml/2006/main" noChangeAspect="1"/>
+            </wp:cNvGraphicFramePr>
+            <a:graphic xmlns:a="http://schemas.openxmlformats.org/drawingml/2006/main">
+              <a:graphicData uri="http://schemas.openxmlformats.org/drawingml/2006/picture">
+                <pic:pic xmlns:pic="http://schemas.openxmlformats.org/drawingml/2006/picture">
+                  <pic:nvPicPr>
+                    <pic:cNvPr id="0" name="fig_grid_scaling.png"/>
+                    <pic:cNvPicPr/>
+                  </pic:nvPicPr>
+                  <pic:blipFill>
+                    <a:blip r:embed="rId12"/>
+                    <a:stretch>
+                      <a:fillRect/>
+                    </a:stretch>
+                  </pic:blipFill>
+                  <pic:spPr>
+                    <a:xfrm>
+                      <a:off x="0" y="0"/>
+                      <a:ext cx="2749722" cy="1142741"/>
+                    </a:xfrm>
+                    <a:prstGeom prst="rect">
+                      <a:avLst/>
+                    </a:prstGeom>
+                  </pic:spPr>
+                </pic:pic>
+              </a:graphicData>
+            </a:graphic>
+          </wp:inline>
+        </w:drawing>
+      </w:r>
+    </w:p>
+    <w:p>
+      <w:pPr>
+        <w:pStyle w:val="figurecaption"/>
+        <w:jc w:val="center"/>
+      </w:pPr>
+      <w:r>
+        <w:t>Skalabilitas waktu dan processed UCS, GBFS, dan A* terhadap jumlah sel grid.</w:t>
+      </w:r>
+    </w:p>
+    <w:p>
+      <w:pPr>
+        <w:pStyle w:val="BodyText"/>
+        <w:keepNext/>
+      </w:pPr>
+      <w:r>
+        <w:t>Gambar 5 menunjukkan dampak kepadatan pada peta yang seluruhnya feasible. Saat hambatan meningkat dari 4 menjadi 24, keberhasilan Brute Force turun dari 100% menjadi 50%, sedangkan UCS, GBFS, A*, dan RRT* tetap 100%. Pada 24 hambatan, detour ratio A*/UCS adalah 1,069, GBFS 1,108, dan RRT* 1,134. Dengan demikian, kecepatan GBFS dibayar dengan rute yang lebih panjang, sedangkan keterbatasan kandidat waypoint menjadi sumber utama kegagalan Brute Force.</w:t>
+      </w:r>
+    </w:p>
+    <w:p>
+      <w:pPr>
+        <w:keepNext/>
+      </w:pPr>
+      <w:r>
+        <w:rPr>
+          <w:noProof/>
+        </w:rPr>
+        <w:drawing>
+          <wp:inline distT="0" distB="0" distL="0" distR="0" wp14:anchorId="54C0ECD7" wp14:editId="02234C17">
+            <wp:extent cx="2743200" cy="924281"/>
+            <wp:effectExtent l="0" t="0" r="0" b="9525"/>
+            <wp:docPr id="2078216895" name="Picture 2078216895"/>
+            <wp:cNvGraphicFramePr>
+              <a:graphicFrameLocks xmlns:a="http://schemas.openxmlformats.org/drawingml/2006/main" noChangeAspect="1"/>
+            </wp:cNvGraphicFramePr>
+            <a:graphic xmlns:a="http://schemas.openxmlformats.org/drawingml/2006/main">
+              <a:graphicData uri="http://schemas.openxmlformats.org/drawingml/2006/picture">
+                <pic:pic xmlns:pic="http://schemas.openxmlformats.org/drawingml/2006/picture">
+                  <pic:nvPicPr>
+                    <pic:cNvPr id="0" name="fig_density_sweep.png"/>
+                    <pic:cNvPicPr/>
+                  </pic:nvPicPr>
+                  <pic:blipFill>
+                    <a:blip r:embed="rId13"/>
+                    <a:stretch>
+                      <a:fillRect/>
+                    </a:stretch>
+                  </pic:blipFill>
+                  <pic:spPr>
+                    <a:xfrm>
+                      <a:off x="0" y="0"/>
+                      <a:ext cx="2747342" cy="925677"/>
+                    </a:xfrm>
+                    <a:prstGeom prst="rect">
+                      <a:avLst/>
+                    </a:prstGeom>
+                  </pic:spPr>
+                </pic:pic>
+              </a:graphicData>
+            </a:graphic>
+          </wp:inline>
+        </w:drawing>
+      </w:r>
+    </w:p>
+    <w:p>
+      <w:pPr>
+        <w:pStyle w:val="figurecaption"/>
+        <w:jc w:val="center"/>
+      </w:pPr>
+      <w:proofErr w:type="spellStart"/>
+      <w:r>
+        <w:t>Keberhasilan</w:t>
+      </w:r>
+      <w:proofErr w:type="spellEnd"/>
+      <w:r>
+        <w:t xml:space="preserve">, detour ratio, dan waktu </w:t>
+      </w:r>
+      <w:proofErr w:type="spellStart"/>
+      <w:r>
+        <w:t>terhadap</w:t>
+      </w:r>
+      <w:proofErr w:type="spellEnd"/>
+      <w:r>
+        <w:t xml:space="preserve"> </w:t>
+      </w:r>
+      <w:proofErr w:type="spellStart"/>
+      <w:r>
+        <w:t>peningkatan</w:t>
+      </w:r>
+      <w:proofErr w:type="spellEnd"/>
+      <w:r>
+        <w:t xml:space="preserve"> </w:t>
+      </w:r>
+      <w:proofErr w:type="spellStart"/>
+      <w:r>
+        <w:t>jumlah</w:t>
+      </w:r>
+      <w:proofErr w:type="spellEnd"/>
+      <w:r>
+        <w:t xml:space="preserve"> </w:t>
+      </w:r>
+      <w:proofErr w:type="spellStart"/>
+      <w:r>
+        <w:t>hambatan</w:t>
+      </w:r>
+      <w:proofErr w:type="spellEnd"/>
+      <w:r>
+        <w:t>.</w:t>
+      </w:r>
+    </w:p>
+    <w:p>
+      <w:pPr>
+        <w:pStyle w:val="Heading2"/>
+      </w:pPr>
+      <w:r>
+        <w:t>Analisis Perbandingan Algoritma</w:t>
+      </w:r>
+    </w:p>
+    <w:p>
+      <w:pPr>
+        <w:pStyle w:val="BodyText"/>
+        <w:rPr>
+          <w:lang w:val="id-ID"/>
+        </w:rPr>
+      </w:pPr>
+      <w:r>
+        <w:rPr>
+          <w:lang w:val="id-ID"/>
+        </w:rPr>
+        <w:t xml:space="preserve">Brute Force memiliki nilai pedagogis karena memperlihatkan cara paling langsung untuk mencoba kandidat solusi. Namun, pendekatan ini cepat kehilangan kelengkapan ketika jumlah kandidat </w:t>
+      </w:r>
+      <w:r>
+        <w:rPr>
+          <w:lang w:val="id-ID"/>
+        </w:rPr>
+        <w:t>dibatasi dan cepat kehilangan efisiensi ketika batasnya diperbesar. Dalam konteks robot sepak bola, Brute Force lebih cocok sebagai baseline kecil, bukan strategi utama.</w:t>
+      </w:r>
+    </w:p>
+    <w:p>
+      <w:pPr>
+        <w:pStyle w:val="BodyText"/>
+        <w:rPr>
+          <w:lang w:val="id-ID"/>
+        </w:rPr>
+      </w:pPr>
+      <w:r>
+        <w:t>Kelompok UCS, GBFS, dan A* memperlihatkan spektrum frontier yang konsisten pada eksperimen utama dan scaling. UCS paling menyeluruh, GBFS paling cepat tetapi menghasilkan detour lebih besar, dan A* mempertahankan biaya UCS dengan eksplorasi lebih kecil. Pada skenario Sulit, A* masih memproses 1030,8 simpul dibanding 1796,8 pada UCS karena dinding memaksa detour yang kurang terwakili oleh jarak Euclidean.</w:t>
+      </w:r>
+    </w:p>
+    <w:p>
+      <w:pPr>
+        <w:pStyle w:val="BodyText"/>
+        <w:rPr>
+          <w:lang w:val="id-ID"/>
+        </w:rPr>
+      </w:pPr>
+      <w:r>
+        <w:rPr>
+          <w:lang w:val="id-ID"/>
+        </w:rPr>
+        <w:t>RRT* memiliki keunggulan konseptual karena tidak harus membagi ruang menjadi grid. Pendekatan ini relevan untuk perencanaan gerak kontinu dan dapat dikembangkan untuk mempertimbangkan batasan robotik lebih nyata, termasuk melalui varian informed sampling seperti Informed RRT* [7]. Kekurangannya adalah performa lebih sulit diprediksi karena bergantung pada jumlah sampel, goal bias, dan konfigurasi hambatan.</w:t>
+      </w:r>
+    </w:p>
+    <w:p>
+      <w:pPr>
+        <w:pStyle w:val="Heading2"/>
+      </w:pPr>
+      <w:r>
+        <w:t>Implikasi untuk Robot Sepak Bola Humanoid</w:t>
+      </w:r>
+    </w:p>
+    <w:p>
+      <w:pPr>
+        <w:pStyle w:val="BodyText"/>
+        <w:rPr>
+          <w:lang w:val="id-ID"/>
+        </w:rPr>
+      </w:pPr>
+      <w:r>
+        <w:rPr>
+          <w:lang w:val="id-ID"/>
+        </w:rPr>
+        <w:t>Jika sistem robot membutuhkan keputusan cepat pada peta grid lokal, A* merupakan pilihan paling kuat karena kompromi antara kualitas solusi dan efisiensi komputasi. GBFS dapat digunakan ketika waktu sangat sempit dan sedikit penurunan kualitas jalur masih dapat diterima. UCS berguna sebagai pembanding optimal, Brute Force sebagai baseline, dan RRT* untuk pengembangan menuju ruang gerak kontinu.</w:t>
+      </w:r>
+    </w:p>
+    <w:p>
+      <w:pPr>
+        <w:pStyle w:val="Heading2"/>
+      </w:pPr>
+      <w:r>
+        <w:t>Validasi dan Keterbatasan Eksperimen</w:t>
+      </w:r>
+    </w:p>
+    <w:p>
+      <w:pPr>
+        <w:pStyle w:val="BodyText"/>
+        <w:rPr>
+          <w:lang w:val="id-ID"/>
+        </w:rPr>
+      </w:pPr>
+      <w:r>
+        <w:rPr>
+          <w:lang w:val="id-ID"/>
+        </w:rPr>
+        <w:t xml:space="preserve">Validasi dilakukan dengan memeriksa bahwa jalur tidak memotong area hambatan. Pada Brute Force dan </w:t>
+      </w:r>
+      <w:r>
+        <w:rPr>
+          <w:lang w:val="id-ID"/>
+        </w:rPr>
+        <w:t xml:space="preserve"> </w:t>
+      </w:r>
+      <w:r>
+        <w:rPr>
+          <w:lang w:val="id-ID"/>
+        </w:rPr>
+        <w:t>RRT*, setiap segmen garis diuji terhadap hambatan. Pada UCS, GBFS, dan A*, validasi dilakukan melalui pemeriksaan sel tetangga dan garis antar pusat sel agar gerak diagonal tidak melewati sudut hambatan.</w:t>
+      </w:r>
+    </w:p>
+    <w:p>
+      <w:pPr>
+        <w:pStyle w:val="BodyText"/>
+        <w:rPr>
+          <w:lang w:val="id-ID"/>
+        </w:rPr>
+      </w:pPr>
+      <w:r>
+        <w:rPr>
+          <w:lang w:val="id-ID"/>
+        </w:rPr>
+        <w:t>Keterbatasan utama eksperimen adalah bentuk robot direduksi menjadi titik. Dalam robot humanoid nyata, tubuh robot memiliki lebar, postur, dan stabilitas berjalan yang perlu diperhitungkan. Selain itu, peta bersifat statis, sedangkan pertandingan robot sepak bola memiliki objek dinamis dan ketidakpastian sensor.</w:t>
+      </w:r>
+    </w:p>
+    <w:p>
+      <w:pPr>
+        <w:pStyle w:val="BodyText"/>
+        <w:rPr>
+          <w:lang w:val="id-ID"/>
+        </w:rPr>
+      </w:pPr>
+      <w:r>
+        <w:rPr>
+          <w:lang w:val="id-ID"/>
+        </w:rPr>
+        <w:t>Sebagai bagian dari validasi, perbandingan ini tidak sepenuhnya identik karena setiap pendekatan memakai representasi ruang yang berbeda. UCS, GBFS, dan A* bekerja pada grid diskret; Brute Force bekerja pada kandidat waypoint dan segmen garis; sedangkan RRT* bekerja melalui sampling di ruang kontinu. Akibatnya, biaya lintasan A* dapat disebut optimal pada representasi grid, tetapi tidak otomatis menjadi optimum global pada ruang kontinu.</w:t>
+      </w:r>
+    </w:p>
+    <w:p>
+      <w:pPr>
+        <w:pStyle w:val="BodyText"/>
+        <w:rPr>
+          <w:lang w:val="id-ID"/>
+        </w:rPr>
+      </w:pPr>
+      <w:proofErr w:type="spellStart"/>
+      <w:r>
+        <w:lastRenderedPageBreak/>
+        <w:t>Validitas</w:t>
+      </w:r>
+      <w:proofErr w:type="spellEnd"/>
+      <w:r>
+        <w:t xml:space="preserve"> </w:t>
+      </w:r>
+      <w:proofErr w:type="spellStart"/>
+      <w:r>
+        <w:t>diperkuat</w:t>
+      </w:r>
+      <w:proofErr w:type="spellEnd"/>
+      <w:r>
+        <w:t xml:space="preserve"> </w:t>
+      </w:r>
+      <w:proofErr w:type="spellStart"/>
+      <w:r>
+        <w:t>dengan</w:t>
+      </w:r>
+      <w:proofErr w:type="spellEnd"/>
+      <w:r>
+        <w:t xml:space="preserve"> </w:t>
+      </w:r>
+      <w:proofErr w:type="spellStart"/>
+      <w:r>
+        <w:t>sepuluh</w:t>
+      </w:r>
+      <w:proofErr w:type="spellEnd"/>
+      <w:r>
+        <w:t xml:space="preserve"> seed, peta yang dipastikan feasible, dan tiga pengulangan timing. Namun, regresi scaling hanya menggambarkan rentang 600-9.600 sel dan tidak menggantikan analisis asimtotik. Implementasi Python, parameter waypoint/RRT*, serta bentuk robot titik tetap membatasi generalisasi. Seluruh algoritma dijalankan pada peta, perangkat, dan validator </w:t>
+      </w:r>
+      <w:proofErr w:type="spellStart"/>
+      <w:r>
+        <w:t>tabrakan</w:t>
+      </w:r>
+      <w:proofErr w:type="spellEnd"/>
+      <w:r>
+        <w:t xml:space="preserve"> yang </w:t>
+      </w:r>
+      <w:proofErr w:type="spellStart"/>
+      <w:r>
+        <w:t>sama.</w:t>
+      </w:r>
+      <w:proofErr w:type="spellEnd"/>
+      <w:r>
+        <w:rPr>
+          <w:lang w:val="id-ID"/>
+        </w:rPr>
+        <w:t xml:space="preserve"> </w:t>
+      </w:r>
+    </w:p>
+    <w:p>
+      <w:pPr>
+        <w:pStyle w:val="Heading1"/>
+      </w:pPr>
+      <w:r>
+        <w:t>Kesimpulan dan Saran</w:t>
+      </w:r>
+    </w:p>
+    <w:p>
+      <w:pPr>
+        <w:pStyle w:val="Heading2"/>
+      </w:pPr>
+      <w:r>
+        <w:t>Kesimpulan</w:t>
+      </w:r>
+    </w:p>
+    <w:p>
+      <w:pPr>
+        <w:pStyle w:val="BodyText"/>
+        <w:rPr>
+          <w:lang w:val="id-ID"/>
+        </w:rPr>
+      </w:pPr>
+      <w:r>
+        <w:t>Berdasarkan eksperimen utama, scaling, dan density sweep, A* menjadi metode grid paling seimbang. A* mempertahankan biaya dan keberhasilan UCS pada semua peta feasible, tetapi memproses lebih sedikit simpul. Pertumbuhan runtime empiris A* juga mendekati linear terhadap jumlah sel pada rentang uji.</w:t>
+      </w:r>
+    </w:p>
+    <w:p>
+      <w:pPr>
+        <w:pStyle w:val="BodyText"/>
+        <w:rPr>
+          <w:lang w:val="id-ID"/>
+        </w:rPr>
+      </w:pPr>
+      <w:r>
+        <w:t>GBFS konsisten paling cepat, tetapi detour meningkat ketika hambatan bertambah. Brute Force paling cepat kehilangan reliabilitas karena kandidat waypoint terbatas. RRT* tetap relevan untuk ruang kontinu, meskipun waktu dan kualitasnya dipengaruhi sampling.</w:t>
+      </w:r>
+    </w:p>
+    <w:p>
+      <w:pPr>
+        <w:pStyle w:val="BodyText"/>
+        <w:rPr>
+          <w:lang w:val="id-ID"/>
+        </w:rPr>
+      </w:pPr>
+      <w:r>
+        <w:rPr>
+          <w:lang w:val="id-ID"/>
+        </w:rPr>
+        <w:t>Dengan demikian, untuk kasus lapangan berhalangan yang masih berbasis grid, A* lebih direkomendasikan sebagai strategi utama. Untuk penelitian robotika lanjutan yang mempertimbangkan ruang gerak kontinu dan batasan kinematika, RRT* tetap relevan sebagai dasar pengembangan.</w:t>
+      </w:r>
+    </w:p>
+    <w:p>
+      <w:pPr>
+        <w:pStyle w:val="Heading2"/>
+      </w:pPr>
+      <w:r>
+        <w:t>Saran</w:t>
+      </w:r>
+    </w:p>
+    <w:p>
+      <w:pPr>
+        <w:pStyle w:val="BodyText"/>
+        <w:rPr>
+          <w:lang w:val="id-ID"/>
+        </w:rPr>
+      </w:pPr>
+      <w:r>
+        <w:rPr>
+          <w:lang w:val="id-ID"/>
+        </w:rPr>
+        <w:t>Penelitian selanjutnya dapat menambahkan hambatan dinamis agar lebih mendekati kondisi pertandingan robot sepak bola. Eksperimen juga dapat diperluas dengan variasi algoritma seperti Theta* [8], D* Lite [9], atau Hybrid A* [10] yang lebih dekat dengan kebutuhan navigasi robot bergerak. Pada sisi Brute Force, kandidat waypoint dapat dibuat adaptif menggunakan visibility graph agar baseline lebih kuat. Pada sisi RRT*, tuning parameter dapat dilakukan secara lebih sistematis dengan menguji variasi step size, radius rewiring, goal bias, jumlah iterasi, dan informed sampling [7].</w:t>
+      </w:r>
+    </w:p>
+    <w:p>
+      <w:pPr>
+        <w:pStyle w:val="Heading5"/>
+      </w:pPr>
+      <w:r>
+        <w:t>Lampiran</w:t>
+      </w:r>
+    </w:p>
+    <w:p>
+      <w:pPr>
+        <w:pStyle w:val="BodyText"/>
+        <w:jc w:val="left"/>
+        <w:rPr>
+          <w:sz w:val="16"/>
+          <w:szCs w:val="16"/>
+          <w:lang w:val="id-ID"/>
+        </w:rPr>
+      </w:pPr>
+      <w:r>
+        <w:rPr>
+          <w:sz w:val="16"/>
+          <w:szCs w:val="16"/>
+          <w:lang w:val="id-ID"/>
+        </w:rPr>
+        <w:t>Link kode</w:t>
+      </w:r>
+      <w:r>
+        <w:rPr>
+          <w:sz w:val="16"/>
+          <w:szCs w:val="16"/>
+          <w:lang w:val="id-ID"/>
+        </w:rPr>
+        <w:t xml:space="preserve"> </w:t>
+      </w:r>
+      <w:r>
+        <w:rPr>
+          <w:sz w:val="16"/>
+          <w:szCs w:val="16"/>
+          <w:lang w:val="id-ID"/>
+        </w:rPr>
+        <w:t>program:</w:t>
+      </w:r>
+      <w:r>
+        <w:rPr>
+          <w:sz w:val="16"/>
+          <w:szCs w:val="16"/>
+          <w:lang w:val="id-ID"/>
+        </w:rPr>
+        <w:t xml:space="preserve"> </w:t>
+      </w:r>
+      <w:hyperlink r:id="rId14" w:history="1">
+        <w:r>
+          <w:rPr>
+            <w:rStyle w:val="Hyperlink"/>
+            <w:color w:val="auto"/>
+            <w:sz w:val="16"/>
+            <w:szCs w:val="16"/>
+            <w:u w:val="none"/>
+            <w:lang w:val="id-ID"/>
+          </w:rPr>
+          <w:t>https://github.com/myudak/Project-ASA-Analisis-Perbandingan-Path.git</w:t>
+        </w:r>
+      </w:hyperlink>
+    </w:p>
+    <w:p>
+      <w:pPr>
+        <w:pStyle w:val="BodyText"/>
+        <w:jc w:val="left"/>
+        <w:rPr>
+          <w:sz w:val="16"/>
+          <w:szCs w:val="16"/>
+          <w:lang w:val="id-ID"/>
+        </w:rPr>
+      </w:pPr>
+      <w:r>
+        <w:rPr>
+          <w:sz w:val="16"/>
+          <w:szCs w:val="16"/>
+          <w:lang w:val="id-ID"/>
+        </w:rPr>
+        <w:t>Link video penjelasan:</w:t>
+      </w:r>
+      <w:r>
+        <w:rPr>
+          <w:sz w:val="16"/>
+          <w:szCs w:val="16"/>
+          <w:lang w:val="id-ID"/>
+        </w:rPr>
+        <w:t xml:space="preserve"> </w:t>
+      </w:r>
+      <w:hyperlink r:id="rId15" w:history="1">
+        <w:r>
+          <w:rPr>
+            <w:rStyle w:val="Hyperlink"/>
+            <w:color w:val="auto"/>
+            <w:sz w:val="16"/>
+            <w:szCs w:val="16"/>
+            <w:u w:val="none"/>
+            <w:lang w:val="id-ID"/>
+          </w:rPr>
+          <w:t>https://youtu.be/gW-vJh0jpOA?si=Jcxtga3KlfvjNRMc</w:t>
+        </w:r>
+      </w:hyperlink>
+    </w:p>
+    <w:p>
+      <w:pPr>
+        <w:pStyle w:val="BodyText"/>
+        <w:jc w:val="left"/>
+      </w:pPr>
+      <w:r>
+        <w:rPr>
+          <w:sz w:val="16"/>
+          <w:szCs w:val="16"/>
+          <w:lang w:val="id-ID"/>
+        </w:rPr>
+        <w:t xml:space="preserve">Link </w:t>
+      </w:r>
+      <w:r>
+        <w:rPr>
+          <w:sz w:val="16"/>
+          <w:szCs w:val="16"/>
+          <w:lang w:val="id-ID"/>
+        </w:rPr>
+        <w:t>w</w:t>
+      </w:r>
+      <w:r>
+        <w:rPr>
+          <w:sz w:val="16"/>
+          <w:szCs w:val="16"/>
+          <w:lang w:val="id-ID"/>
+        </w:rPr>
+        <w:t>ebsite interaktif dan simulasi:</w:t>
+      </w:r>
+      <w:r>
+        <w:rPr>
+          <w:sz w:val="16"/>
+          <w:szCs w:val="16"/>
+          <w:lang w:val="id-ID"/>
+        </w:rPr>
+        <w:t xml:space="preserve"> </w:t>
+      </w:r>
+      <w:hyperlink r:id="rId16" w:history="1">
+        <w:r>
+          <w:rPr>
+            <w:rStyle w:val="Hyperlink"/>
+            <w:color w:val="auto"/>
+            <w:sz w:val="16"/>
+            <w:szCs w:val="16"/>
+            <w:u w:val="none"/>
+            <w:lang w:val="id-ID"/>
+          </w:rPr>
+          <w:t>https://myudak.github.io/Project-ASA-Analisis-Perbandingan-Path/</w:t>
+        </w:r>
+      </w:hyperlink>
+    </w:p>
+    <w:p>
+      <w:pPr>
+        <w:pStyle w:val="Heading5"/>
+      </w:pPr>
+      <w:r>
+        <w:t>References</w:t>
+      </w:r>
+    </w:p>
+    <w:p>
+      <w:pPr>
+        <w:pStyle w:val="references"/>
+      </w:pPr>
+      <w:r>
+        <w:t>E. W. Dijkstra, “A note on two problems in connexion with graphs,” Numerische Mathematik, vol. 1, pp. 269–271, 1959.</w:t>
+      </w:r>
+    </w:p>
+    <w:p>
+      <w:pPr>
+        <w:pStyle w:val="references"/>
+      </w:pPr>
+      <w:r>
+        <w:t>P. E. Hart, N. J. Nilsson, and B. Raphael, “A formal basis for the heuristic determination of minimum cost paths,” IEEE Transactions on Systems Science and Cybernetics, vol. 4, no. 2, pp. 100–107, 1968.</w:t>
+      </w:r>
+    </w:p>
+    <w:p>
+      <w:pPr>
+        <w:pStyle w:val="references"/>
+      </w:pPr>
+      <w:r>
+        <w:t>S. M. LaValle, Planning Algorithms. Cambridge, U.K.: Cambridge University Press, 2006.</w:t>
+      </w:r>
+    </w:p>
+    <w:p>
+      <w:pPr>
+        <w:pStyle w:val="references"/>
+      </w:pPr>
+      <w:r>
+        <w:t>S. Karaman and E. Frazzoli, “Sampling-based algorithms for optimal motion planning,” The International Journal of Robotics Research, vol. 30, no. 7, pp. 846–894, 2011.</w:t>
+      </w:r>
+    </w:p>
+    <w:p>
+      <w:pPr>
+        <w:pStyle w:val="references"/>
+      </w:pPr>
+      <w:r>
+        <w:t>P. Corke, Robotics, Vision and Control: Fundamental Algorithms in MATLAB, 2nd ed. Cham, Switzerland: Springer, 2017.</w:t>
+      </w:r>
+    </w:p>
+    <w:p>
+      <w:pPr>
+        <w:pStyle w:val="references"/>
+      </w:pPr>
+      <w:r>
+        <w:t>M. Bennewitz, S. Behnke, and W. Burgard, “Optimizing humanoid walking paths using body motion primitives,” in Proc. IEEE International Conference on Robotics and Automation, 2005, pp. 1273–1278.</w:t>
+      </w:r>
+    </w:p>
+    <w:p>
+      <w:pPr>
+        <w:pStyle w:val="references"/>
+      </w:pPr>
+      <w:r>
+        <w:t>J. D. Gammell, S. S. Srinivasa, and T. D. Barfoot, “Informed RRT*: Optimal sampling-based path planning focused via direct sampling of an admissible ellipsoidal heuristic,” in Proc. IEEE/RSJ International Conference on Intelligent Robots and Systems, 2014, pp. 2997–3004.</w:t>
+      </w:r>
+    </w:p>
+    <w:p>
+      <w:pPr>
+        <w:pStyle w:val="references"/>
+      </w:pPr>
+      <w:r>
+        <w:t>A. Nash, K. Daniel, S. Koenig, and A. Felner, “Theta*: Any-angle path planning on grids,” Journal of Artificial Intelligence Research, vol. 39, pp. 533–579, 2010.</w:t>
+      </w:r>
+    </w:p>
+    <w:p>
+      <w:pPr>
+        <w:pStyle w:val="references"/>
+      </w:pPr>
+      <w:r>
+        <w:t>S. Koenig and M. Likhachev, “D* Lite,” in Proc. AAAI Conference on Artificial Intelligence, 2002, pp. 476–483.</w:t>
+      </w:r>
+    </w:p>
+    <w:p>
+      <w:pPr>
+        <w:pStyle w:val="references"/>
+      </w:pPr>
+      <w:r>
+        <w:t>D. Dolgov, S. Thrun, M. Montemerlo, and J. Diebel, “Practical search techniques in path planning for autonomous driving,” in Proc. AAAI Workshop on Search in Artificial Intelligence and Robotics, 2008.</w:t>
+      </w:r>
+    </w:p>
+    <w:p>
+      <w:pPr>
+        <w:pStyle w:val="Heading5"/>
+      </w:pPr>
+      <w:r>
+        <w:t>Pernyataan</w:t>
+      </w:r>
+    </w:p>
+    <w:p>
+      <w:pPr>
+        <w:pStyle w:val="references"/>
+        <w:numPr>
+          <w:ilvl w:val="0"/>
+          <w:numId w:val="0"/>
+        </w:numPr>
+        <w:spacing w:line="240" w:lineRule="auto"/>
+      </w:pPr>
+      <w:proofErr w:type="spellStart"/>
+      <w:r>
+        <w:t>Dengan</w:t>
+      </w:r>
+      <w:proofErr w:type="spellEnd"/>
+      <w:r>
+        <w:t xml:space="preserve"> </w:t>
+      </w:r>
+      <w:proofErr w:type="spellStart"/>
+      <w:r>
+        <w:t>ini</w:t>
+      </w:r>
+      <w:proofErr w:type="spellEnd"/>
+      <w:r>
+        <w:t xml:space="preserve"> </w:t>
+      </w:r>
+      <w:proofErr w:type="spellStart"/>
+      <w:r>
+        <w:t>saya</w:t>
+      </w:r>
+      <w:proofErr w:type="spellEnd"/>
+      <w:r>
+        <w:t xml:space="preserve"> </w:t>
+      </w:r>
+      <w:proofErr w:type="spellStart"/>
+      <w:r>
+        <w:t>menyatakan</w:t>
+      </w:r>
+      <w:proofErr w:type="spellEnd"/>
+      <w:r>
+        <w:t xml:space="preserve"> </w:t>
+      </w:r>
+      <w:proofErr w:type="spellStart"/>
+      <w:r>
+        <w:t>bahwa</w:t>
+      </w:r>
+      <w:proofErr w:type="spellEnd"/>
+      <w:r>
+        <w:t xml:space="preserve"> </w:t>
+      </w:r>
+      <w:proofErr w:type="spellStart"/>
+      <w:r>
+        <w:t>makalah</w:t>
+      </w:r>
+      <w:proofErr w:type="spellEnd"/>
+      <w:r>
+        <w:t xml:space="preserve"> yang </w:t>
+      </w:r>
+      <w:proofErr w:type="spellStart"/>
+      <w:r>
+        <w:t>saya</w:t>
+      </w:r>
+      <w:proofErr w:type="spellEnd"/>
+      <w:r>
+        <w:t xml:space="preserve"> </w:t>
+      </w:r>
+      <w:proofErr w:type="spellStart"/>
+      <w:r>
+        <w:t>susun</w:t>
+      </w:r>
+      <w:proofErr w:type="spellEnd"/>
+      <w:r>
+        <w:t xml:space="preserve"> </w:t>
+      </w:r>
+      <w:proofErr w:type="spellStart"/>
+      <w:r>
+        <w:t>merupakan</w:t>
+      </w:r>
+      <w:proofErr w:type="spellEnd"/>
+      <w:r>
+        <w:t xml:space="preserve"> </w:t>
+      </w:r>
+      <w:proofErr w:type="spellStart"/>
+      <w:r>
+        <w:t>hasil</w:t>
+      </w:r>
+      <w:proofErr w:type="spellEnd"/>
+      <w:r>
+        <w:t xml:space="preserve"> </w:t>
+      </w:r>
+      <w:proofErr w:type="spellStart"/>
+      <w:r>
+        <w:t>karya</w:t>
+      </w:r>
+      <w:proofErr w:type="spellEnd"/>
+      <w:r>
+        <w:t xml:space="preserve"> </w:t>
+      </w:r>
+      <w:proofErr w:type="spellStart"/>
+      <w:r>
+        <w:t>saya</w:t>
+      </w:r>
+      <w:proofErr w:type="spellEnd"/>
+      <w:r>
+        <w:t xml:space="preserve"> </w:t>
+      </w:r>
+      <w:proofErr w:type="spellStart"/>
+      <w:r>
+        <w:t>sendiri</w:t>
+      </w:r>
+      <w:proofErr w:type="spellEnd"/>
+      <w:r>
+        <w:t xml:space="preserve"> dan </w:t>
+      </w:r>
+      <w:proofErr w:type="spellStart"/>
+      <w:r>
+        <w:t>tidak</w:t>
+      </w:r>
+      <w:proofErr w:type="spellEnd"/>
+      <w:r>
+        <w:t xml:space="preserve"> </w:t>
+      </w:r>
+      <w:proofErr w:type="spellStart"/>
+      <w:r>
+        <w:t>merupakan</w:t>
+      </w:r>
+      <w:proofErr w:type="spellEnd"/>
+      <w:r>
+        <w:t xml:space="preserve"> </w:t>
+      </w:r>
+      <w:proofErr w:type="spellStart"/>
+      <w:r>
+        <w:t>saduran</w:t>
+      </w:r>
+      <w:proofErr w:type="spellEnd"/>
+      <w:r>
+        <w:t xml:space="preserve">, </w:t>
+      </w:r>
+      <w:proofErr w:type="spellStart"/>
+      <w:r>
+        <w:t>terjemahan</w:t>
+      </w:r>
+      <w:proofErr w:type="spellEnd"/>
+      <w:r>
+        <w:t xml:space="preserve">, </w:t>
+      </w:r>
+      <w:proofErr w:type="spellStart"/>
+      <w:r>
+        <w:t>maupun</w:t>
+      </w:r>
+      <w:proofErr w:type="spellEnd"/>
+      <w:r>
+        <w:t xml:space="preserve"> </w:t>
+      </w:r>
+      <w:proofErr w:type="spellStart"/>
+      <w:r>
+        <w:t>plagiasi</w:t>
+      </w:r>
+      <w:proofErr w:type="spellEnd"/>
+      <w:r>
+        <w:t xml:space="preserve"> </w:t>
+      </w:r>
+      <w:proofErr w:type="spellStart"/>
+      <w:r>
+        <w:t>dari</w:t>
+      </w:r>
+      <w:proofErr w:type="spellEnd"/>
+      <w:r>
+        <w:t xml:space="preserve"> </w:t>
+      </w:r>
+      <w:proofErr w:type="spellStart"/>
+      <w:r>
+        <w:t>karya</w:t>
+      </w:r>
+      <w:proofErr w:type="spellEnd"/>
+      <w:r>
+        <w:t xml:space="preserve"> orang lain. </w:t>
+      </w:r>
+      <w:proofErr w:type="spellStart"/>
+      <w:r>
+        <w:t>Seluruh</w:t>
+      </w:r>
+      <w:proofErr w:type="spellEnd"/>
+      <w:r>
+        <w:t xml:space="preserve"> </w:t>
+      </w:r>
+      <w:proofErr w:type="spellStart"/>
+      <w:r>
+        <w:t>sumber</w:t>
+      </w:r>
+      <w:proofErr w:type="spellEnd"/>
+      <w:r>
+        <w:t xml:space="preserve"> yang </w:t>
+      </w:r>
+      <w:proofErr w:type="spellStart"/>
+      <w:r>
+        <w:t>digunakan</w:t>
+      </w:r>
+      <w:proofErr w:type="spellEnd"/>
+      <w:r>
+        <w:t xml:space="preserve"> </w:t>
+      </w:r>
+      <w:proofErr w:type="spellStart"/>
+      <w:r>
+        <w:t>telah</w:t>
+      </w:r>
+      <w:proofErr w:type="spellEnd"/>
+      <w:r>
+        <w:t xml:space="preserve"> </w:t>
+      </w:r>
+      <w:proofErr w:type="spellStart"/>
+      <w:r>
+        <w:t>dicantumkan</w:t>
+      </w:r>
+      <w:proofErr w:type="spellEnd"/>
+      <w:r>
+        <w:t xml:space="preserve"> </w:t>
+      </w:r>
+      <w:proofErr w:type="spellStart"/>
+      <w:r>
+        <w:t>secara</w:t>
+      </w:r>
+      <w:proofErr w:type="spellEnd"/>
+      <w:r>
+        <w:t xml:space="preserve"> </w:t>
+      </w:r>
+      <w:proofErr w:type="spellStart"/>
+      <w:r>
+        <w:t>benar</w:t>
+      </w:r>
+      <w:proofErr w:type="spellEnd"/>
+      <w:r>
+        <w:t xml:space="preserve"> </w:t>
+      </w:r>
+      <w:proofErr w:type="spellStart"/>
+      <w:r>
+        <w:t>sesuai</w:t>
+      </w:r>
+      <w:proofErr w:type="spellEnd"/>
+      <w:r>
+        <w:t xml:space="preserve"> </w:t>
+      </w:r>
+      <w:proofErr w:type="spellStart"/>
+      <w:r>
+        <w:t>dengan</w:t>
+      </w:r>
+      <w:proofErr w:type="spellEnd"/>
+      <w:r>
+        <w:t xml:space="preserve"> </w:t>
+      </w:r>
+      <w:proofErr w:type="spellStart"/>
+      <w:r>
+        <w:t>kaidah</w:t>
+      </w:r>
+      <w:proofErr w:type="spellEnd"/>
+      <w:r>
+        <w:t xml:space="preserve"> </w:t>
+      </w:r>
+      <w:proofErr w:type="spellStart"/>
+      <w:r>
+        <w:t>penulisan</w:t>
+      </w:r>
+      <w:proofErr w:type="spellEnd"/>
+      <w:r>
+        <w:t xml:space="preserve"> </w:t>
+      </w:r>
+      <w:proofErr w:type="spellStart"/>
+      <w:r>
+        <w:t>ilmiah</w:t>
+      </w:r>
+      <w:proofErr w:type="spellEnd"/>
+      <w:r>
+        <w:t>.</w:t>
+      </w:r>
+    </w:p>
+    <w:p>
+      <w:pPr>
+        <w:pStyle w:val="references"/>
+        <w:numPr>
+          <w:ilvl w:val="0"/>
+          <w:numId w:val="0"/>
+        </w:numPr>
+      </w:pPr>
+      <w:proofErr w:type="spellStart"/>
+      <w:r>
+        <w:t>Terkait</w:t>
+      </w:r>
+      <w:proofErr w:type="spellEnd"/>
+      <w:r>
+        <w:t xml:space="preserve"> </w:t>
+      </w:r>
+      <w:proofErr w:type="spellStart"/>
+      <w:r>
+        <w:t>penggunaan</w:t>
+      </w:r>
+      <w:proofErr w:type="spellEnd"/>
+      <w:r>
+        <w:t xml:space="preserve"> </w:t>
+      </w:r>
+      <w:proofErr w:type="spellStart"/>
+      <w:r>
+        <w:t>teknologi</w:t>
+      </w:r>
+      <w:proofErr w:type="spellEnd"/>
+      <w:r>
+        <w:t xml:space="preserve"> </w:t>
+      </w:r>
+      <w:proofErr w:type="spellStart"/>
+      <w:r>
+        <w:t>kecerdasan</w:t>
+      </w:r>
+      <w:proofErr w:type="spellEnd"/>
+      <w:r>
+        <w:t xml:space="preserve"> </w:t>
+      </w:r>
+      <w:proofErr w:type="spellStart"/>
+      <w:r>
+        <w:t>buatan</w:t>
+      </w:r>
+      <w:proofErr w:type="spellEnd"/>
+      <w:r>
+        <w:t xml:space="preserve"> (Artificial Intelligence), </w:t>
+      </w:r>
+      <w:proofErr w:type="spellStart"/>
+      <w:r>
+        <w:t>saya</w:t>
+      </w:r>
+      <w:proofErr w:type="spellEnd"/>
+      <w:r>
+        <w:t xml:space="preserve"> </w:t>
+      </w:r>
+      <w:proofErr w:type="spellStart"/>
+      <w:r>
+        <w:t>menyatakan</w:t>
+      </w:r>
+      <w:proofErr w:type="spellEnd"/>
+      <w:r>
+        <w:t xml:space="preserve"> </w:t>
+      </w:r>
+      <w:proofErr w:type="spellStart"/>
+      <w:r>
+        <w:t>bahwa</w:t>
+      </w:r>
+      <w:proofErr w:type="spellEnd"/>
+      <w:r>
+        <w:t xml:space="preserve"> (hapus salah </w:t>
+      </w:r>
+      <w:proofErr w:type="spellStart"/>
+      <w:r>
+        <w:t>satu</w:t>
+      </w:r>
+      <w:proofErr w:type="spellEnd"/>
+      <w:r>
+        <w:t>):</w:t>
+      </w:r>
+    </w:p>
+    <w:p>
+      <w:pPr>
+        <w:pStyle w:val="references"/>
+        <w:numPr>
+          <w:ilvl w:val="0"/>
+          <w:numId w:val="0"/>
+        </w:numPr>
+        <w:ind w:left="284" w:hanging="284"/>
+      </w:pPr>
+      <w:r>
+        <w:rPr>
+          <w:rFonts w:ascii="Segoe UI Symbol" w:hAnsi="Segoe UI Symbol" w:cs="Segoe UI Symbol"/>
+        </w:rPr>
+        <w:t>☐</w:t>
+      </w:r>
+      <w:r>
+        <w:t xml:space="preserve"> </w:t>
+      </w:r>
+      <w:r>
+        <w:tab/>
+        <w:t xml:space="preserve">Saya </w:t>
+      </w:r>
+      <w:proofErr w:type="spellStart"/>
+      <w:r>
+        <w:rPr>
+          <w:b/>
+          <w:bCs/>
+        </w:rPr>
+        <w:t>tidak</w:t>
+      </w:r>
+      <w:proofErr w:type="spellEnd"/>
+      <w:r>
+        <w:rPr>
+          <w:b/>
+          <w:bCs/>
+        </w:rPr>
+        <w:t xml:space="preserve"> </w:t>
+      </w:r>
+      <w:proofErr w:type="spellStart"/>
+      <w:r>
+        <w:rPr>
+          <w:b/>
+          <w:bCs/>
+        </w:rPr>
+        <w:t>menggunakan</w:t>
+      </w:r>
+      <w:proofErr w:type="spellEnd"/>
+      <w:r>
+        <w:t xml:space="preserve"> </w:t>
+      </w:r>
+      <w:proofErr w:type="spellStart"/>
+      <w:r>
+        <w:t>alat</w:t>
+      </w:r>
+      <w:proofErr w:type="spellEnd"/>
+      <w:r>
+        <w:t xml:space="preserve"> </w:t>
+      </w:r>
+      <w:proofErr w:type="spellStart"/>
+      <w:r>
+        <w:t>bantu</w:t>
+      </w:r>
+      <w:proofErr w:type="spellEnd"/>
+      <w:r>
+        <w:t xml:space="preserve"> AI </w:t>
+      </w:r>
+      <w:proofErr w:type="spellStart"/>
+      <w:r>
+        <w:t>dalam</w:t>
+      </w:r>
+      <w:proofErr w:type="spellEnd"/>
+      <w:r>
+        <w:t xml:space="preserve"> proses </w:t>
+      </w:r>
+      <w:proofErr w:type="spellStart"/>
+      <w:r>
+        <w:t>penyusunan</w:t>
+      </w:r>
+      <w:proofErr w:type="spellEnd"/>
+      <w:r>
+        <w:t xml:space="preserve"> </w:t>
+      </w:r>
+      <w:proofErr w:type="spellStart"/>
+      <w:r>
+        <w:t>makalah</w:t>
+      </w:r>
+      <w:proofErr w:type="spellEnd"/>
+      <w:r>
+        <w:t xml:space="preserve"> </w:t>
+      </w:r>
+      <w:proofErr w:type="spellStart"/>
+      <w:r>
+        <w:t>ini</w:t>
+      </w:r>
+      <w:proofErr w:type="spellEnd"/>
+      <w:r>
+        <w:t>.</w:t>
+      </w:r>
+    </w:p>
+    <w:p>
+      <w:pPr>
+        <w:pStyle w:val="references"/>
+        <w:numPr>
+          <w:ilvl w:val="0"/>
+          <w:numId w:val="0"/>
+        </w:numPr>
+        <w:ind w:left="284" w:hanging="284"/>
+      </w:pPr>
+      <w:r>
+        <w:rPr>
+          <w:rFonts w:ascii="Segoe UI Symbol" w:hAnsi="Segoe UI Symbol" w:cs="Segoe UI Symbol"/>
+          <w:lang w:val="id-ID"/>
+        </w:rPr>
+        <w:t>☑</w:t>
+      </w:r>
+      <w:r>
+        <w:tab/>
+        <w:t xml:space="preserve">Saya </w:t>
+      </w:r>
+      <w:proofErr w:type="spellStart"/>
+      <w:r>
+        <w:rPr>
+          <w:b/>
+          <w:bCs/>
+        </w:rPr>
+        <w:t>menggunakan</w:t>
+      </w:r>
+      <w:proofErr w:type="spellEnd"/>
+      <w:r>
+        <w:t xml:space="preserve"> </w:t>
+      </w:r>
+      <w:proofErr w:type="spellStart"/>
+      <w:r>
+        <w:t>alat</w:t>
+      </w:r>
+      <w:proofErr w:type="spellEnd"/>
+      <w:r>
+        <w:t xml:space="preserve"> </w:t>
+      </w:r>
+      <w:proofErr w:type="spellStart"/>
+      <w:r>
+        <w:t>bantu</w:t>
+      </w:r>
+      <w:proofErr w:type="spellEnd"/>
+      <w:r>
+        <w:t xml:space="preserve"> AI </w:t>
+      </w:r>
+      <w:proofErr w:type="spellStart"/>
+      <w:r>
+        <w:t>sebagai</w:t>
+      </w:r>
+      <w:proofErr w:type="spellEnd"/>
+      <w:r>
+        <w:t xml:space="preserve"> </w:t>
+      </w:r>
+      <w:proofErr w:type="spellStart"/>
+      <w:r>
+        <w:t>pendukung</w:t>
+      </w:r>
+      <w:proofErr w:type="spellEnd"/>
+      <w:r>
+        <w:t xml:space="preserve"> </w:t>
+      </w:r>
+      <w:proofErr w:type="spellStart"/>
+      <w:r>
+        <w:t>dalam</w:t>
+      </w:r>
+      <w:proofErr w:type="spellEnd"/>
+      <w:r>
+        <w:t xml:space="preserve"> </w:t>
+      </w:r>
+      <w:proofErr w:type="spellStart"/>
+      <w:r>
+        <w:t>penyusunan</w:t>
+      </w:r>
+      <w:proofErr w:type="spellEnd"/>
+      <w:r>
+        <w:t xml:space="preserve"> </w:t>
+      </w:r>
+      <w:proofErr w:type="spellStart"/>
+      <w:r>
+        <w:t>makalah</w:t>
+      </w:r>
+      <w:proofErr w:type="spellEnd"/>
+      <w:r>
+        <w:t xml:space="preserve"> </w:t>
+      </w:r>
+      <w:proofErr w:type="spellStart"/>
+      <w:r>
+        <w:t>ini</w:t>
+      </w:r>
+      <w:proofErr w:type="spellEnd"/>
+      <w:r>
+        <w:t xml:space="preserve"> </w:t>
+      </w:r>
+      <w:proofErr w:type="spellStart"/>
+      <w:r>
+        <w:t>dengan</w:t>
+      </w:r>
+      <w:proofErr w:type="spellEnd"/>
+      <w:r>
+        <w:t xml:space="preserve"> </w:t>
+      </w:r>
+      <w:proofErr w:type="spellStart"/>
+      <w:r>
+        <w:t>rincian</w:t>
+      </w:r>
+      <w:proofErr w:type="spellEnd"/>
+      <w:r>
+        <w:t xml:space="preserve"> </w:t>
+      </w:r>
+      <w:proofErr w:type="spellStart"/>
+      <w:r>
+        <w:t>sebagai</w:t>
+      </w:r>
+      <w:proofErr w:type="spellEnd"/>
+      <w:r>
+        <w:t xml:space="preserve"> </w:t>
+      </w:r>
+      <w:proofErr w:type="spellStart"/>
+      <w:r>
+        <w:t>berikut</w:t>
+      </w:r>
+      <w:proofErr w:type="spellEnd"/>
+      <w:r>
+        <w:t>:</w:t>
+      </w:r>
+    </w:p>
+    <w:p>
+      <w:pPr>
+        <w:pStyle w:val="references"/>
+        <w:numPr>
+          <w:ilvl w:val="0"/>
+          <w:numId w:val="9"/>
+        </w:numPr>
+        <w:suppressAutoHyphens w:val="0"/>
+        <w:ind w:left="567" w:hanging="207"/>
+      </w:pPr>
+      <w:r>
+        <w:t xml:space="preserve">Nama </w:t>
+      </w:r>
+      <w:proofErr w:type="spellStart"/>
+      <w:r>
+        <w:t>alat</w:t>
+      </w:r>
+      <w:proofErr w:type="spellEnd"/>
+      <w:r>
+        <w:t xml:space="preserve"> AI: </w:t>
+      </w:r>
+      <w:r>
+        <w:rPr>
+          <w:lang w:val="id-ID"/>
+        </w:rPr>
+        <w:t>OpenAI Codex</w:t>
+      </w:r>
+      <w:r>
+        <w:rPr>
+          <w:lang w:val="id-ID"/>
+        </w:rPr>
+        <w:t>.</w:t>
+      </w:r>
+    </w:p>
+    <w:p>
+      <w:pPr>
+        <w:pStyle w:val="references"/>
+        <w:numPr>
+          <w:ilvl w:val="0"/>
+          <w:numId w:val="9"/>
+        </w:numPr>
+        <w:suppressAutoHyphens w:val="0"/>
+        <w:ind w:left="567" w:hanging="207"/>
+      </w:pPr>
+      <w:r>
+        <w:t xml:space="preserve">Tujuan </w:t>
+      </w:r>
+      <w:proofErr w:type="spellStart"/>
+      <w:r>
+        <w:t>penggunaan</w:t>
+      </w:r>
+      <w:proofErr w:type="spellEnd"/>
+      <w:r>
+        <w:t xml:space="preserve">: </w:t>
+      </w:r>
+      <w:r>
+        <w:rPr>
+          <w:lang w:val="id-ID"/>
+        </w:rPr>
+        <w:t>membantu revisi struktur algoritma, perapian narasi, dan penyelarasan hasil eksperimen dengan kode.</w:t>
+      </w:r>
+    </w:p>
+    <w:p>
+      <w:pPr>
+        <w:pStyle w:val="references"/>
+        <w:numPr>
+          <w:ilvl w:val="0"/>
+          <w:numId w:val="9"/>
+        </w:numPr>
+        <w:suppressAutoHyphens w:val="0"/>
+        <w:ind w:left="567" w:hanging="207"/>
+      </w:pPr>
+      <w:r>
+        <w:t xml:space="preserve">Ruang </w:t>
+      </w:r>
+      <w:proofErr w:type="spellStart"/>
+      <w:r>
+        <w:t>lingkup</w:t>
+      </w:r>
+      <w:proofErr w:type="spellEnd"/>
+      <w:r>
+        <w:t xml:space="preserve"> </w:t>
+      </w:r>
+      <w:proofErr w:type="spellStart"/>
+      <w:r>
+        <w:t>penggunaan</w:t>
+      </w:r>
+      <w:proofErr w:type="spellEnd"/>
+      <w:r>
+        <w:t xml:space="preserve">: </w:t>
+      </w:r>
+      <w:r>
+        <w:rPr>
+          <w:lang w:val="id-ID"/>
+        </w:rPr>
+        <w:t>penyusunan teks makalah, bantuan pembaruan kode eksperimen, dan perapian tabel/visualisasi; seluruh isi, analisis, dan keputusan akhir tetap diverifikasi.</w:t>
+      </w:r>
+    </w:p>
+    <w:p>
+      <w:pPr>
+        <w:pStyle w:val="BodyText"/>
+        <w:rPr>
+          <w:sz w:val="16"/>
+          <w:szCs w:val="16"/>
+          <w:lang w:val="id-ID"/>
+        </w:rPr>
+      </w:pPr>
+      <w:r>
+        <w:rPr>
+          <w:sz w:val="16"/>
+          <w:szCs w:val="16"/>
+          <w:lang w:val="id-ID"/>
+        </w:rPr>
+        <w:t>Penggunaan AI, apabila ada, hanya bersifat sebagai alat bantu dan tidak menggantikan peran saya sebagai penulis utama. Seluruh isi, analisis, serta kesimpulan dalam makalah ini tetap merupakan tanggung jawab saya sepenuhnya.</w:t>
+      </w:r>
+    </w:p>
+    <w:p>
+      <w:pPr>
+        <w:pStyle w:val="BodyText"/>
+        <w:jc w:val="right"/>
+        <w:rPr>
+          <w:sz w:val="16"/>
+          <w:szCs w:val="16"/>
+          <w:lang w:val="id-ID"/>
+        </w:rPr>
+      </w:pPr>
+      <w:r>
+        <w:rPr>
+          <w:sz w:val="16"/>
+          <w:szCs w:val="16"/>
+          <w:lang w:val="id-ID"/>
+        </w:rPr>
+        <w:t>Semarang, 9 Mei 2026</w:t>
+      </w:r>
+    </w:p>
+    <w:p>
+      <w:pPr>
+        <w:jc w:val="right"/>
+        <w:rPr>
+          <w:sz w:val="16"/>
+          <w:szCs w:val="16"/>
+        </w:rPr>
+      </w:pPr>
+      <w:r>
+        <w:rPr>
+          <w:noProof/>
+          <w:sz w:val="16"/>
+          <w:szCs w:val="16"/>
+        </w:rPr>
+        <w:drawing>
+          <wp:inline distT="0" distB="0" distL="0" distR="0" wp14:anchorId="39039C1A" wp14:editId="1D6A3EAA">
+            <wp:extent cx="1028552" cy="641782"/>
+            <wp:effectExtent l="0" t="0" r="635" b="6350"/>
+            <wp:docPr id="2078216888" name="Picture 1"/>
+            <wp:cNvGraphicFramePr>
+              <a:graphicFrameLocks xmlns:a="http://schemas.openxmlformats.org/drawingml/2006/main" noChangeAspect="1"/>
+            </wp:cNvGraphicFramePr>
+            <a:graphic xmlns:a="http://schemas.openxmlformats.org/drawingml/2006/main">
+              <a:graphicData uri="http://schemas.openxmlformats.org/drawingml/2006/picture">
+                <pic:pic xmlns:pic="http://schemas.openxmlformats.org/drawingml/2006/picture">
+                  <pic:nvPicPr>
+                    <pic:cNvPr id="0" name="Picture 1"/>
+                    <pic:cNvPicPr>
+                      <a:picLocks noChangeAspect="1" noChangeArrowheads="1"/>
+                    </pic:cNvPicPr>
+                  </pic:nvPicPr>
+                  <pic:blipFill rotWithShape="1">
+                    <a:blip r:embed="rId17" cstate="print">
+                      <a:extLst>
+                        <a:ext uri="{28A0092B-C50C-407E-A947-70E740481C1C}">
+                          <a14:useLocalDpi xmlns:a14="http://schemas.microsoft.com/office/drawing/2010/main" val="0"/>
+                        </a:ext>
+                      </a:extLst>
+                    </a:blip>
+                    <a:srcRect l="8062" t="15918" r="7365" b="14499"/>
+                    <a:stretch>
+                      <a:fillRect/>
+                    </a:stretch>
+                  </pic:blipFill>
+                  <pic:spPr bwMode="auto">
+                    <a:xfrm>
+                      <a:off x="0" y="0"/>
+                      <a:ext cx="1122040" cy="700115"/>
                     </a:xfrm>
                     <a:prstGeom prst="rect">
                       <a:avLst/>
@@ -6754,6 +8567,11 @@
                     <a:ln>
                       <a:noFill/>
                     </a:ln>
+                    <a:extLst>
+                      <a:ext uri="{53640926-AAD7-44D8-BBD7-CCE9431645EC}">
+                        <a14:shadowObscured xmlns:a14="http://schemas.microsoft.com/office/drawing/2010/main"/>
+                      </a:ext>
+                    </a:extLst>
                   </pic:spPr>
                 </pic:pic>
               </a:graphicData>
@@ -6765,16 +8583,32 @@
     <w:p>
       <w:pPr>
         <w:jc w:val="right"/>
-      </w:pPr>
-      <w:r>
+        <w:rPr>
+          <w:sz w:val="16"/>
+          <w:szCs w:val="16"/>
+        </w:rPr>
+      </w:pPr>
+      <w:r>
+        <w:rPr>
+          <w:sz w:val="16"/>
+          <w:szCs w:val="16"/>
+        </w:rPr>
         <w:t>Muchammad Yuda Tri Ananda</w:t>
       </w:r>
     </w:p>
     <w:p>
       <w:pPr>
         <w:jc w:val="right"/>
-      </w:pPr>
-      <w:r>
+        <w:rPr>
+          <w:sz w:val="16"/>
+          <w:szCs w:val="16"/>
+        </w:rPr>
+      </w:pPr>
+      <w:r>
+        <w:rPr>
+          <w:sz w:val="16"/>
+          <w:szCs w:val="16"/>
+        </w:rPr>
         <w:t>24060124110142</w:t>
       </w:r>
     </w:p>
@@ -6783,9 +8617,70 @@
       <w:pgSz w:w="12240" w:h="15840"/>
       <w:pgMar w:top="1440" w:right="1440" w:bottom="1440" w:left="1440" w:header="720" w:footer="720" w:gutter="0"/>
       <w:cols w:num="2" w:space="720"/>
+      <w:titlePg/>
+      <w:docGrid w:linePitch="272"/>
     </w:sectPr>
   </w:body>
 </w:document>
+</file>
+
+<file path=word/endnotes.xml><?xml version="1.0" encoding="utf-8"?>
+<w:endnotes xmlns:wpc="http://schemas.microsoft.com/office/word/2010/wordprocessingCanvas" xmlns:cx="http://schemas.microsoft.com/office/drawing/2014/chartex" xmlns:cx1="http://schemas.microsoft.com/office/drawing/2015/9/8/chartex" xmlns:cx2="http://schemas.microsoft.com/office/drawing/2015/10/21/chartex" xmlns:cx3="http://schemas.microsoft.com/office/drawing/2016/5/9/chartex" xmlns:cx4="http://schemas.microsoft.com/office/drawing/2016/5/10/chartex" xmlns:cx5="http://schemas.microsoft.com/office/drawing/2016/5/11/chartex" xmlns:cx6="http://schemas.microsoft.com/office/drawing/2016/5/12/chartex" xmlns:cx7="http://schemas.microsoft.com/office/drawing/2016/5/13/chartex" xmlns:cx8="http://schemas.microsoft.com/office/drawing/2016/5/14/chartex" xmlns:mc="http://schemas.openxmlformats.org/markup-compatibility/2006" xmlns:aink="http://schemas.microsoft.com/office/drawing/2016/ink" xmlns:am3d="http://schemas.microsoft.com/office/drawing/2017/model3d" xmlns:o="urn:schemas-microsoft-com:office:office" xmlns:oel="http://schemas.microsoft.com/office/2019/extlst" xmlns:r="http://schemas.openxmlformats.org/officeDocument/2006/relationships" xmlns:m="http://schemas.openxmlformats.org/officeDocument/2006/math" xmlns:v="urn:schemas-microsoft-com:vml" xmlns:wp14="http://schemas.microsoft.com/office/word/2010/wordprocessingDrawing" xmlns:wp="http://schemas.openxmlformats.org/drawingml/2006/wordprocessingDrawing" xmlns:w10="urn:schemas-microsoft-com:office:word" xmlns:w="http://schemas.openxmlformats.org/wordprocessingml/2006/main" xmlns:w14="http://schemas.microsoft.com/office/word/2010/wordml" xmlns:w15="http://schemas.microsoft.com/office/word/2012/wordml" xmlns:w16cex="http://schemas.microsoft.com/office/word/2018/wordml/cex" xmlns:w16cid="http://schemas.microsoft.com/office/word/2016/wordml/cid" xmlns:w16="http://schemas.microsoft.com/office/word/2018/wordml" xmlns:w16du="http://schemas.microsoft.com/office/word/2023/wordml/word16du" xmlns:w16sdtdh="http://schemas.microsoft.com/office/word/2020/wordml/sdtdatahash" xmlns:w16sdtfl="http://schemas.microsoft.com/office/word/2024/wordml/sdtformatlock" xmlns:w16se="http://schemas.microsoft.com/office/word/2015/wordml/symex" xmlns:wpg="http://schemas.microsoft.com/office/word/2010/wordprocessingGroup" xmlns:wpi="http://schemas.microsoft.com/office/word/2010/wordprocessingInk" xmlns:wne="http://schemas.microsoft.com/office/word/2006/wordml" xmlns:wps="http://schemas.microsoft.com/office/word/2010/wordprocessingShape" mc:Ignorable="w14 w15 w16se w16cid w16 w16cex w16sdtdh w16sdtfl w16du wp14">
+  <w:endnote w:type="separator" w:id="-1">
+    <w:p>
+      <w:r>
+        <w:separator/>
+      </w:r>
+    </w:p>
+  </w:endnote>
+  <w:endnote w:type="continuationSeparator" w:id="0">
+    <w:p>
+      <w:r>
+        <w:continuationSeparator/>
+      </w:r>
+    </w:p>
+  </w:endnote>
+</w:endnotes>
+</file>
+
+<file path=word/footer1.xml><?xml version="1.0" encoding="utf-8"?>
+<w:ftr xmlns:wpc="http://schemas.microsoft.com/office/word/2010/wordprocessingCanvas" xmlns:cx="http://schemas.microsoft.com/office/drawing/2014/chartex" xmlns:cx1="http://schemas.microsoft.com/office/drawing/2015/9/8/chartex" xmlns:cx2="http://schemas.microsoft.com/office/drawing/2015/10/21/chartex" xmlns:cx3="http://schemas.microsoft.com/office/drawing/2016/5/9/chartex" xmlns:cx4="http://schemas.microsoft.com/office/drawing/2016/5/10/chartex" xmlns:cx5="http://schemas.microsoft.com/office/drawing/2016/5/11/chartex" xmlns:cx6="http://schemas.microsoft.com/office/drawing/2016/5/12/chartex" xmlns:cx7="http://schemas.microsoft.com/office/drawing/2016/5/13/chartex" xmlns:cx8="http://schemas.microsoft.com/office/drawing/2016/5/14/chartex" xmlns:mc="http://schemas.openxmlformats.org/markup-compatibility/2006" xmlns:aink="http://schemas.microsoft.com/office/drawing/2016/ink" xmlns:am3d="http://schemas.microsoft.com/office/drawing/2017/model3d" xmlns:o="urn:schemas-microsoft-com:office:office" xmlns:oel="http://schemas.microsoft.com/office/2019/extlst" xmlns:r="http://schemas.openxmlformats.org/officeDocument/2006/relationships" xmlns:m="http://schemas.openxmlformats.org/officeDocument/2006/math" xmlns:v="urn:schemas-microsoft-com:vml" xmlns:wp14="http://schemas.microsoft.com/office/word/2010/wordprocessingDrawing" xmlns:wp="http://schemas.openxmlformats.org/drawingml/2006/wordprocessingDrawing" xmlns:w10="urn:schemas-microsoft-com:office:word" xmlns:w="http://schemas.openxmlformats.org/wordprocessingml/2006/main" xmlns:w14="http://schemas.microsoft.com/office/word/2010/wordml" xmlns:w15="http://schemas.microsoft.com/office/word/2012/wordml" xmlns:w16cex="http://schemas.microsoft.com/office/word/2018/wordml/cex" xmlns:w16cid="http://schemas.microsoft.com/office/word/2016/wordml/cid" xmlns:w16="http://schemas.microsoft.com/office/word/2018/wordml" xmlns:w16du="http://schemas.microsoft.com/office/word/2023/wordml/word16du" xmlns:w16sdtdh="http://schemas.microsoft.com/office/word/2020/wordml/sdtdatahash" xmlns:w16sdtfl="http://schemas.microsoft.com/office/word/2024/wordml/sdtformatlock" xmlns:w16se="http://schemas.microsoft.com/office/word/2015/wordml/symex" xmlns:wpg="http://schemas.microsoft.com/office/word/2010/wordprocessingGroup" xmlns:wpi="http://schemas.microsoft.com/office/word/2010/wordprocessingInk" xmlns:wne="http://schemas.microsoft.com/office/word/2006/wordml" xmlns:wps="http://schemas.microsoft.com/office/word/2010/wordprocessingShape" mc:Ignorable="w14 w15 w16se w16cid w16 w16cex w16sdtdh w16sdtfl w16du wp14">
+  <w:p>
+    <w:pPr>
+      <w:pStyle w:val="Footer"/>
+    </w:pPr>
+    <w:r>
+      <w:t>Proyek Makalah Analisis dan Strategi Algoritma</w:t>
+    </w:r>
+  </w:p>
+  <w:p>
+    <w:pPr>
+      <w:pStyle w:val="Footer"/>
+    </w:pPr>
+    <w:r>
+      <w:t>Semester Genap 2025/2026</w:t>
+    </w:r>
+  </w:p>
+</w:ftr>
+</file>
+
+<file path=word/footnotes.xml><?xml version="1.0" encoding="utf-8"?>
+<w:footnotes xmlns:wpc="http://schemas.microsoft.com/office/word/2010/wordprocessingCanvas" xmlns:cx="http://schemas.microsoft.com/office/drawing/2014/chartex" xmlns:cx1="http://schemas.microsoft.com/office/drawing/2015/9/8/chartex" xmlns:cx2="http://schemas.microsoft.com/office/drawing/2015/10/21/chartex" xmlns:cx3="http://schemas.microsoft.com/office/drawing/2016/5/9/chartex" xmlns:cx4="http://schemas.microsoft.com/office/drawing/2016/5/10/chartex" xmlns:cx5="http://schemas.microsoft.com/office/drawing/2016/5/11/chartex" xmlns:cx6="http://schemas.microsoft.com/office/drawing/2016/5/12/chartex" xmlns:cx7="http://schemas.microsoft.com/office/drawing/2016/5/13/chartex" xmlns:cx8="http://schemas.microsoft.com/office/drawing/2016/5/14/chartex" xmlns:mc="http://schemas.openxmlformats.org/markup-compatibility/2006" xmlns:aink="http://schemas.microsoft.com/office/drawing/2016/ink" xmlns:am3d="http://schemas.microsoft.com/office/drawing/2017/model3d" xmlns:o="urn:schemas-microsoft-com:office:office" xmlns:oel="http://schemas.microsoft.com/office/2019/extlst" xmlns:r="http://schemas.openxmlformats.org/officeDocument/2006/relationships" xmlns:m="http://schemas.openxmlformats.org/officeDocument/2006/math" xmlns:v="urn:schemas-microsoft-com:vml" xmlns:wp14="http://schemas.microsoft.com/office/word/2010/wordprocessingDrawing" xmlns:wp="http://schemas.openxmlformats.org/drawingml/2006/wordprocessingDrawing" xmlns:w10="urn:schemas-microsoft-com:office:word" xmlns:w="http://schemas.openxmlformats.org/wordprocessingml/2006/main" xmlns:w14="http://schemas.microsoft.com/office/word/2010/wordml" xmlns:w15="http://schemas.microsoft.com/office/word/2012/wordml" xmlns:w16cex="http://schemas.microsoft.com/office/word/2018/wordml/cex" xmlns:w16cid="http://schemas.microsoft.com/office/word/2016/wordml/cid" xmlns:w16="http://schemas.microsoft.com/office/word/2018/wordml" xmlns:w16du="http://schemas.microsoft.com/office/word/2023/wordml/word16du" xmlns:w16sdtdh="http://schemas.microsoft.com/office/word/2020/wordml/sdtdatahash" xmlns:w16sdtfl="http://schemas.microsoft.com/office/word/2024/wordml/sdtformatlock" xmlns:w16se="http://schemas.microsoft.com/office/word/2015/wordml/symex" xmlns:wpg="http://schemas.microsoft.com/office/word/2010/wordprocessingGroup" xmlns:wpi="http://schemas.microsoft.com/office/word/2010/wordprocessingInk" xmlns:wne="http://schemas.microsoft.com/office/word/2006/wordml" xmlns:wps="http://schemas.microsoft.com/office/word/2010/wordprocessingShape" mc:Ignorable="w14 w15 w16se w16cid w16 w16cex w16sdtdh w16sdtfl w16du wp14">
+  <w:footnote w:type="separator" w:id="-1">
+    <w:p>
+      <w:r>
+        <w:separator/>
+      </w:r>
+    </w:p>
+  </w:footnote>
+  <w:footnote w:type="continuationSeparator" w:id="0">
+    <w:p>
+      <w:r>
+        <w:continuationSeparator/>
+      </w:r>
+    </w:p>
+  </w:footnote>
+</w:footnotes>
 </file>
 
 <file path=word/numbering.xml><?xml version="1.0" encoding="utf-8"?>
@@ -7052,6 +8947,119 @@
     </w:lvl>
   </w:abstractNum>
   <w:abstractNum w:abstractNumId="2" w15:restartNumberingAfterBreak="0">
+    <w:nsid w:val="19546567"/>
+    <w:multiLevelType w:val="hybridMultilevel"/>
+    <w:tmpl w:val="DFC414C8"/>
+    <w:lvl w:ilvl="0" w:tplc="38090001">
+      <w:start w:val="1"/>
+      <w:numFmt w:val="bullet"/>
+      <w:lvlText w:val=""/>
+      <w:lvlJc w:val="left"/>
+      <w:pPr>
+        <w:ind w:left="1004" w:hanging="360"/>
+      </w:pPr>
+      <w:rPr>
+        <w:rFonts w:ascii="Symbol" w:hAnsi="Symbol" w:hint="default"/>
+      </w:rPr>
+    </w:lvl>
+    <w:lvl w:ilvl="1" w:tplc="38090003" w:tentative="1">
+      <w:start w:val="1"/>
+      <w:numFmt w:val="bullet"/>
+      <w:lvlText w:val="o"/>
+      <w:lvlJc w:val="left"/>
+      <w:pPr>
+        <w:ind w:left="1724" w:hanging="360"/>
+      </w:pPr>
+      <w:rPr>
+        <w:rFonts w:ascii="Courier New" w:hAnsi="Courier New" w:cs="Courier New" w:hint="default"/>
+      </w:rPr>
+    </w:lvl>
+    <w:lvl w:ilvl="2" w:tplc="38090005" w:tentative="1">
+      <w:start w:val="1"/>
+      <w:numFmt w:val="bullet"/>
+      <w:lvlText w:val=""/>
+      <w:lvlJc w:val="left"/>
+      <w:pPr>
+        <w:ind w:left="2444" w:hanging="360"/>
+      </w:pPr>
+      <w:rPr>
+        <w:rFonts w:ascii="Wingdings" w:hAnsi="Wingdings" w:hint="default"/>
+      </w:rPr>
+    </w:lvl>
+    <w:lvl w:ilvl="3" w:tplc="38090001" w:tentative="1">
+      <w:start w:val="1"/>
+      <w:numFmt w:val="bullet"/>
+      <w:lvlText w:val=""/>
+      <w:lvlJc w:val="left"/>
+      <w:pPr>
+        <w:ind w:left="3164" w:hanging="360"/>
+      </w:pPr>
+      <w:rPr>
+        <w:rFonts w:ascii="Symbol" w:hAnsi="Symbol" w:hint="default"/>
+      </w:rPr>
+    </w:lvl>
+    <w:lvl w:ilvl="4" w:tplc="38090003" w:tentative="1">
+      <w:start w:val="1"/>
+      <w:numFmt w:val="bullet"/>
+      <w:lvlText w:val="o"/>
+      <w:lvlJc w:val="left"/>
+      <w:pPr>
+        <w:ind w:left="3884" w:hanging="360"/>
+      </w:pPr>
+      <w:rPr>
+        <w:rFonts w:ascii="Courier New" w:hAnsi="Courier New" w:cs="Courier New" w:hint="default"/>
+      </w:rPr>
+    </w:lvl>
+    <w:lvl w:ilvl="5" w:tplc="38090005" w:tentative="1">
+      <w:start w:val="1"/>
+      <w:numFmt w:val="bullet"/>
+      <w:lvlText w:val=""/>
+      <w:lvlJc w:val="left"/>
+      <w:pPr>
+        <w:ind w:left="4604" w:hanging="360"/>
+      </w:pPr>
+      <w:rPr>
+        <w:rFonts w:ascii="Wingdings" w:hAnsi="Wingdings" w:hint="default"/>
+      </w:rPr>
+    </w:lvl>
+    <w:lvl w:ilvl="6" w:tplc="38090001" w:tentative="1">
+      <w:start w:val="1"/>
+      <w:numFmt w:val="bullet"/>
+      <w:lvlText w:val=""/>
+      <w:lvlJc w:val="left"/>
+      <w:pPr>
+        <w:ind w:left="5324" w:hanging="360"/>
+      </w:pPr>
+      <w:rPr>
+        <w:rFonts w:ascii="Symbol" w:hAnsi="Symbol" w:hint="default"/>
+      </w:rPr>
+    </w:lvl>
+    <w:lvl w:ilvl="7" w:tplc="38090003" w:tentative="1">
+      <w:start w:val="1"/>
+      <w:numFmt w:val="bullet"/>
+      <w:lvlText w:val="o"/>
+      <w:lvlJc w:val="left"/>
+      <w:pPr>
+        <w:ind w:left="6044" w:hanging="360"/>
+      </w:pPr>
+      <w:rPr>
+        <w:rFonts w:ascii="Courier New" w:hAnsi="Courier New" w:cs="Courier New" w:hint="default"/>
+      </w:rPr>
+    </w:lvl>
+    <w:lvl w:ilvl="8" w:tplc="38090005" w:tentative="1">
+      <w:start w:val="1"/>
+      <w:numFmt w:val="bullet"/>
+      <w:lvlText w:val=""/>
+      <w:lvlJc w:val="left"/>
+      <w:pPr>
+        <w:ind w:left="6764" w:hanging="360"/>
+      </w:pPr>
+      <w:rPr>
+        <w:rFonts w:ascii="Wingdings" w:hAnsi="Wingdings" w:hint="default"/>
+      </w:rPr>
+    </w:lvl>
+  </w:abstractNum>
+  <w:abstractNum w:abstractNumId="3" w15:restartNumberingAfterBreak="0">
     <w:nsid w:val="2FDA729A"/>
     <w:multiLevelType w:val="multilevel"/>
     <w:tmpl w:val="A9743600"/>
@@ -7192,7 +9200,7 @@
       </w:rPr>
     </w:lvl>
   </w:abstractNum>
-  <w:abstractNum w:abstractNumId="3" w15:restartNumberingAfterBreak="0">
+  <w:abstractNum w:abstractNumId="4" w15:restartNumberingAfterBreak="0">
     <w:nsid w:val="42736991"/>
     <w:multiLevelType w:val="multilevel"/>
     <w:tmpl w:val="53FE90E4"/>
@@ -7405,7 +9413,7 @@
       </w:rPr>
     </w:lvl>
   </w:abstractNum>
-  <w:abstractNum w:abstractNumId="4" w15:restartNumberingAfterBreak="0">
+  <w:abstractNum w:abstractNumId="5" w15:restartNumberingAfterBreak="0">
     <w:nsid w:val="502856FA"/>
     <w:multiLevelType w:val="multilevel"/>
     <w:tmpl w:val="E2BE411C"/>
@@ -7545,7 +9553,7 @@
       </w:rPr>
     </w:lvl>
   </w:abstractNum>
-  <w:abstractNum w:abstractNumId="5" w15:restartNumberingAfterBreak="0">
+  <w:abstractNum w:abstractNumId="6" w15:restartNumberingAfterBreak="0">
     <w:nsid w:val="5E7451FA"/>
     <w:multiLevelType w:val="multilevel"/>
     <w:tmpl w:val="6AE2DC24"/>
@@ -7707,7 +9715,7 @@
       </w:rPr>
     </w:lvl>
   </w:abstractNum>
-  <w:abstractNum w:abstractNumId="6" w15:restartNumberingAfterBreak="0">
+  <w:abstractNum w:abstractNumId="7" w15:restartNumberingAfterBreak="0">
     <w:nsid w:val="6AB021EA"/>
     <w:multiLevelType w:val="multilevel"/>
     <w:tmpl w:val="A5DC9D3C"/>
@@ -7830,7 +9838,7 @@
       </w:pPr>
     </w:lvl>
   </w:abstractNum>
-  <w:abstractNum w:abstractNumId="7" w15:restartNumberingAfterBreak="0">
+  <w:abstractNum w:abstractNumId="8" w15:restartNumberingAfterBreak="0">
     <w:nsid w:val="76655D9B"/>
     <w:multiLevelType w:val="multilevel"/>
     <w:tmpl w:val="B3BCD700"/>
@@ -7979,28 +9987,31 @@
     </w:lvl>
   </w:abstractNum>
   <w:num w:numId="1" w16cid:durableId="581255101">
+    <w:abstractNumId w:val="4"/>
+  </w:num>
+  <w:num w:numId="2" w16cid:durableId="337268444">
     <w:abstractNumId w:val="3"/>
   </w:num>
-  <w:num w:numId="2" w16cid:durableId="337268444">
-    <w:abstractNumId w:val="2"/>
-  </w:num>
   <w:num w:numId="3" w16cid:durableId="1332566258">
-    <w:abstractNumId w:val="7"/>
+    <w:abstractNumId w:val="8"/>
   </w:num>
   <w:num w:numId="4" w16cid:durableId="105658636">
-    <w:abstractNumId w:val="5"/>
+    <w:abstractNumId w:val="6"/>
   </w:num>
   <w:num w:numId="5" w16cid:durableId="1772125848">
     <w:abstractNumId w:val="0"/>
   </w:num>
   <w:num w:numId="6" w16cid:durableId="204371679">
-    <w:abstractNumId w:val="6"/>
+    <w:abstractNumId w:val="7"/>
   </w:num>
   <w:num w:numId="7" w16cid:durableId="1255088409">
     <w:abstractNumId w:val="1"/>
   </w:num>
   <w:num w:numId="8" w16cid:durableId="1675720759">
-    <w:abstractNumId w:val="4"/>
+    <w:abstractNumId w:val="5"/>
+  </w:num>
+  <w:num w:numId="9" w16cid:durableId="2040617449">
+    <w:abstractNumId w:val="2"/>
   </w:num>
 </w:numbering>
 </file>
@@ -8428,7 +10439,6 @@
   <w:style w:type="character" w:default="1" w:styleId="DefaultParagraphFont">
     <w:name w:val="Default Paragraph Font"/>
     <w:uiPriority w:val="1"/>
-    <w:semiHidden/>
     <w:unhideWhenUsed/>
   </w:style>
   <w:style w:type="table" w:default="1" w:styleId="TableNormal">

--- a/paper/Makalah_ASA_Robot_Path_Planning_UCS_Astar_RRTstar.docx
+++ b/paper/Makalah_ASA_Robot_Path_Planning_UCS_Astar_RRTstar.docx
@@ -6897,31 +6897,7 @@
         </w:rPr>
       </w:pPr>
       <w:r>
-        <w:t xml:space="preserve">Waktu eksekusi rata-rata dan simpangan </w:t>
-      </w:r>
-      <w:proofErr w:type="spellStart"/>
-      <w:r>
-        <w:t>baku</w:t>
-      </w:r>
-      <w:proofErr w:type="spellEnd"/>
-      <w:r>
-        <w:t xml:space="preserve"> pada </w:t>
-      </w:r>
-      <w:proofErr w:type="spellStart"/>
-      <w:r>
-        <w:t>setiap</w:t>
-      </w:r>
-      <w:proofErr w:type="spellEnd"/>
-      <w:r>
-        <w:t xml:space="preserve"> </w:t>
-      </w:r>
-      <w:proofErr w:type="spellStart"/>
-      <w:r>
-        <w:t>skenario</w:t>
-      </w:r>
-      <w:proofErr w:type="spellEnd"/>
-      <w:r>
-        <w:t>.</w:t>
+        <w:t>Waktu eksekusi rata-rata dan simpangan baku pada setiap skenario.</w:t>
       </w:r>
     </w:p>
     <w:p>
@@ -6930,114 +6906,25 @@
         <w:ind w:firstLine="289"/>
       </w:pPr>
       <w:r>
-        <w:t xml:space="preserve">Gambar 3 </w:t>
-      </w:r>
-      <w:proofErr w:type="spellStart"/>
-      <w:r>
-        <w:t>membandingkan</w:t>
-      </w:r>
-      <w:proofErr w:type="spellEnd"/>
-      <w:r>
-        <w:t xml:space="preserve"> processed UCS, GBFS, dan A*. A* </w:t>
-      </w:r>
-      <w:proofErr w:type="spellStart"/>
-      <w:r>
-        <w:t>mengurangi</w:t>
-      </w:r>
-      <w:proofErr w:type="spellEnd"/>
-      <w:r>
-        <w:t xml:space="preserve"> processed </w:t>
-      </w:r>
-      <w:proofErr w:type="spellStart"/>
-      <w:r>
-        <w:t>terhadap</w:t>
-      </w:r>
-      <w:proofErr w:type="spellEnd"/>
-      <w:r>
-        <w:t xml:space="preserve"> UCS </w:t>
-      </w:r>
-      <w:proofErr w:type="spellStart"/>
-      <w:r>
-        <w:t>sebesar</w:t>
-      </w:r>
-      <w:proofErr w:type="spellEnd"/>
+        <w:t>Gambar 3 membandingkan processed UCS, GBFS, dan A*. A* mengurangi processed terhadap UCS sebesar Mudah 88,3%, Sedang 83,1%, Sulit 42,6%, Padat 78,6%.</w:t>
+      </w:r>
       <w:r>
         <w:t xml:space="preserve"> </w:t>
       </w:r>
-      <w:proofErr w:type="spellStart"/>
-      <w:r>
-        <w:t>Mudah</w:t>
-      </w:r>
-      <w:proofErr w:type="spellEnd"/>
-      <w:r>
-        <w:t xml:space="preserve"> 88,3%, Sedang 83,1%, Sulit 42,6%, </w:t>
-      </w:r>
-      <w:proofErr w:type="spellStart"/>
-      <w:r>
-        <w:t>Padat</w:t>
-      </w:r>
-      <w:proofErr w:type="spellEnd"/>
-      <w:r>
-        <w:t xml:space="preserve"> 78,6%.</w:t>
+      <w:r>
+        <w:t xml:space="preserve">Pengurangan tersebut </w:t>
+      </w:r>
+      <w:r>
+        <w:t>tetap</w:t>
       </w:r>
       <w:r>
         <w:t xml:space="preserve"> </w:t>
       </w:r>
-      <w:proofErr w:type="spellStart"/>
-      <w:r>
-        <w:t>Pengurangan</w:t>
-      </w:r>
-      <w:proofErr w:type="spellEnd"/>
-      <w:r>
-        <w:t xml:space="preserve"> </w:t>
-      </w:r>
-      <w:proofErr w:type="spellStart"/>
-      <w:r>
-        <w:t>tersebut</w:t>
-      </w:r>
-      <w:proofErr w:type="spellEnd"/>
-      <w:r>
-        <w:t xml:space="preserve"> </w:t>
-      </w:r>
-      <w:proofErr w:type="spellStart"/>
-      <w:r>
-        <w:t>tetap</w:t>
-      </w:r>
-      <w:proofErr w:type="spellEnd"/>
-      <w:r>
-        <w:t xml:space="preserve"> </w:t>
-      </w:r>
-      <w:proofErr w:type="spellStart"/>
       <w:r>
         <w:t>menghasilkan</w:t>
       </w:r>
-      <w:proofErr w:type="spellEnd"/>
-      <w:r>
-        <w:t xml:space="preserve"> </w:t>
-      </w:r>
-      <w:proofErr w:type="spellStart"/>
-      <w:r>
-        <w:t>biaya</w:t>
-      </w:r>
-      <w:proofErr w:type="spellEnd"/>
-      <w:r>
-        <w:t xml:space="preserve"> dan </w:t>
-      </w:r>
-      <w:proofErr w:type="spellStart"/>
-      <w:r>
-        <w:t>keberhasilan</w:t>
-      </w:r>
-      <w:proofErr w:type="spellEnd"/>
-      <w:r>
-        <w:t xml:space="preserve"> yang </w:t>
-      </w:r>
-      <w:proofErr w:type="spellStart"/>
-      <w:r>
-        <w:t>samadengan</w:t>
-      </w:r>
-      <w:proofErr w:type="spellEnd"/>
-      <w:r>
-        <w:t xml:space="preserve"> UCS.</w:t>
+      <w:r>
+        <w:t xml:space="preserve"> biaya dan keberhasilan yang samadengan UCS.</w:t>
       </w:r>
     </w:p>
     <w:p>
@@ -7230,53 +7117,117 @@
         <w:pStyle w:val="figurecaption"/>
         <w:jc w:val="center"/>
       </w:pPr>
-      <w:proofErr w:type="spellStart"/>
-      <w:r>
-        <w:t>Keberhasilan</w:t>
-      </w:r>
-      <w:proofErr w:type="spellEnd"/>
-      <w:r>
-        <w:t xml:space="preserve">, detour ratio, dan waktu </w:t>
-      </w:r>
-      <w:proofErr w:type="spellStart"/>
-      <w:r>
-        <w:t>terhadap</w:t>
-      </w:r>
-      <w:proofErr w:type="spellEnd"/>
-      <w:r>
+      <w:r>
+        <w:t>Keberhasilan, detour ratio, dan waktu terhadap peningkatan jumlah hambatan.</w:t>
+      </w:r>
+    </w:p>
+    <w:p>
+      <w:pPr>
+        <w:pStyle w:val="Heading2"/>
+      </w:pPr>
+      <w:r>
+        <w:t>Analisis Perbandingan Algoritma</w:t>
+      </w:r>
+    </w:p>
+    <w:p>
+      <w:pPr>
+        <w:pStyle w:val="BodyText"/>
+        <w:rPr>
+          <w:lang w:val="id-ID"/>
+        </w:rPr>
+      </w:pPr>
+      <w:r>
+        <w:rPr>
+          <w:lang w:val="id-ID"/>
+        </w:rPr>
+        <w:t xml:space="preserve">Brute Force memiliki nilai pedagogis karena memperlihatkan cara paling langsung untuk mencoba kandidat solusi. Namun, pendekatan ini cepat kehilangan kelengkapan ketika jumlah kandidat </w:t>
+      </w:r>
+      <w:r>
+        <w:rPr>
+          <w:lang w:val="id-ID"/>
+        </w:rPr>
+        <w:t>dibatasi dan cepat kehilangan efisiensi ketika batasnya diperbesar. Dalam konteks robot sepak bola, Brute Force lebih cocok sebagai baseline kecil, bukan strategi utama.</w:t>
+      </w:r>
+    </w:p>
+    <w:p>
+      <w:pPr>
+        <w:pStyle w:val="BodyText"/>
+        <w:rPr>
+          <w:lang w:val="id-ID"/>
+        </w:rPr>
+      </w:pPr>
+      <w:r>
+        <w:t>Kelompok UCS, GBFS, dan A* memperlihatkan spektrum frontier yang konsisten pada eksperimen utama dan scaling. UCS paling menyeluruh, GBFS paling cepat tetapi menghasilkan detour lebih besar, dan A* mempertahankan biaya UCS dengan eksplorasi lebih kecil. Pada skenario Sulit, A* masih memproses 1030,8 simpul dibanding 1796,8 pada UCS karena dinding memaksa detour yang kurang terwakili oleh jarak Euclidean.</w:t>
+      </w:r>
+    </w:p>
+    <w:p>
+      <w:pPr>
+        <w:pStyle w:val="BodyText"/>
+        <w:rPr>
+          <w:lang w:val="id-ID"/>
+        </w:rPr>
+      </w:pPr>
+      <w:r>
+        <w:rPr>
+          <w:lang w:val="id-ID"/>
+        </w:rPr>
+        <w:t>RRT* memiliki keunggulan konseptual karena tidak harus membagi ruang menjadi grid. Pendekatan ini relevan untuk perencanaan gerak kontinu dan dapat dikembangkan untuk mempertimbangkan batasan robotik lebih nyata, termasuk melalui varian informed sampling seperti Informed RRT* [7]. Kekurangannya adalah performa lebih sulit diprediksi karena bergantung pada jumlah sampel, goal bias, dan konfigurasi hambatan.</w:t>
+      </w:r>
+    </w:p>
+    <w:p>
+      <w:pPr>
+        <w:pStyle w:val="Heading2"/>
+      </w:pPr>
+      <w:r>
+        <w:t>Implikasi untuk Robot Sepak Bola Humanoid</w:t>
+      </w:r>
+    </w:p>
+    <w:p>
+      <w:pPr>
+        <w:pStyle w:val="BodyText"/>
+        <w:rPr>
+          <w:lang w:val="id-ID"/>
+        </w:rPr>
+      </w:pPr>
+      <w:r>
+        <w:rPr>
+          <w:lang w:val="id-ID"/>
+        </w:rPr>
+        <w:t>Jika sistem robot membutuhkan keputusan cepat pada peta grid lokal, A* merupakan pilihan paling kuat karena kompromi antara kualitas solusi dan efisiensi komputasi. GBFS dapat digunakan ketika waktu sangat sempit dan sedikit penurunan kualitas jalur masih dapat diterima. UCS berguna sebagai pembanding optimal, Brute Force sebagai baseline, dan RRT* untuk pengembangan menuju ruang gerak kontinu.</w:t>
+      </w:r>
+    </w:p>
+    <w:p>
+      <w:pPr>
+        <w:pStyle w:val="Heading2"/>
+      </w:pPr>
+      <w:r>
+        <w:t>Validasi dan Keterbatasan Eksperimen</w:t>
+      </w:r>
+    </w:p>
+    <w:p>
+      <w:pPr>
+        <w:pStyle w:val="BodyText"/>
+        <w:rPr>
+          <w:lang w:val="id-ID"/>
+        </w:rPr>
+      </w:pPr>
+      <w:r>
+        <w:rPr>
+          <w:lang w:val="id-ID"/>
+        </w:rPr>
+        <w:t xml:space="preserve">Validasi dilakukan dengan memeriksa bahwa jalur tidak memotong area hambatan. Pada Brute Force dan </w:t>
+      </w:r>
+      <w:r>
+        <w:rPr>
+          <w:lang w:val="id-ID"/>
+        </w:rPr>
         <w:t xml:space="preserve"> </w:t>
       </w:r>
-      <w:proofErr w:type="spellStart"/>
-      <w:r>
-        <w:t>peningkatan</w:t>
-      </w:r>
-      <w:proofErr w:type="spellEnd"/>
-      <w:r>
-        <w:t xml:space="preserve"> </w:t>
-      </w:r>
-      <w:proofErr w:type="spellStart"/>
-      <w:r>
-        <w:t>jumlah</w:t>
-      </w:r>
-      <w:proofErr w:type="spellEnd"/>
-      <w:r>
-        <w:t xml:space="preserve"> </w:t>
-      </w:r>
-      <w:proofErr w:type="spellStart"/>
-      <w:r>
-        <w:t>hambatan</w:t>
-      </w:r>
-      <w:proofErr w:type="spellEnd"/>
-      <w:r>
-        <w:t>.</w:t>
-      </w:r>
-    </w:p>
-    <w:p>
-      <w:pPr>
-        <w:pStyle w:val="Heading2"/>
-      </w:pPr>
-      <w:r>
-        <w:t>Analisis Perbandingan Algoritma</w:t>
+      <w:r>
+        <w:rPr>
+          <w:lang w:val="id-ID"/>
+        </w:rPr>
+        <w:t>RRT*, setiap segmen garis diuji terhadap hambatan. Pada UCS, GBFS, dan A*, validasi dilakukan melalui pemeriksaan sel tetangga dan garis antar pusat sel agar gerak diagonal tidak melewati sudut hambatan.</w:t>
       </w:r>
     </w:p>
     <w:p>
@@ -7290,13 +7241,7 @@
         <w:rPr>
           <w:lang w:val="id-ID"/>
         </w:rPr>
-        <w:t xml:space="preserve">Brute Force memiliki nilai pedagogis karena memperlihatkan cara paling langsung untuk mencoba kandidat solusi. Namun, pendekatan ini cepat kehilangan kelengkapan ketika jumlah kandidat </w:t>
-      </w:r>
-      <w:r>
-        <w:rPr>
-          <w:lang w:val="id-ID"/>
-        </w:rPr>
-        <w:t>dibatasi dan cepat kehilangan efisiensi ketika batasnya diperbesar. Dalam konteks robot sepak bola, Brute Force lebih cocok sebagai baseline kecil, bukan strategi utama.</w:t>
+        <w:t>Keterbatasan utama eksperimen adalah bentuk robot direduksi menjadi titik. Dalam robot humanoid nyata, tubuh robot memiliki lebar, postur, dan stabilitas berjalan yang perlu diperhitungkan. Selain itu, peta bersifat statis, sedangkan pertandingan robot sepak bola memiliki objek dinamis dan ketidakpastian sensor.</w:t>
       </w:r>
     </w:p>
     <w:p>
@@ -7307,7 +7252,10 @@
         </w:rPr>
       </w:pPr>
       <w:r>
-        <w:t>Kelompok UCS, GBFS, dan A* memperlihatkan spektrum frontier yang konsisten pada eksperimen utama dan scaling. UCS paling menyeluruh, GBFS paling cepat tetapi menghasilkan detour lebih besar, dan A* mempertahankan biaya UCS dengan eksplorasi lebih kecil. Pada skenario Sulit, A* masih memproses 1030,8 simpul dibanding 1796,8 pada UCS karena dinding memaksa detour yang kurang terwakili oleh jarak Euclidean.</w:t>
+        <w:rPr>
+          <w:lang w:val="id-ID"/>
+        </w:rPr>
+        <w:t>Sebagai bagian dari validasi, perbandingan ini tidak sepenuhnya identik karena setiap pendekatan memakai representasi ruang yang berbeda. UCS, GBFS, dan A* bekerja pada grid diskret; Brute Force bekerja pada kandidat waypoint dan segmen garis; sedangkan RRT* bekerja melalui sampling di ruang kontinu. Akibatnya, biaya lintasan A* dapat disebut optimal pada representasi grid, tetapi tidak otomatis menjadi optimum global pada ruang kontinu.</w:t>
       </w:r>
     </w:p>
     <w:p>
@@ -7318,149 +7266,9 @@
         </w:rPr>
       </w:pPr>
       <w:r>
-        <w:rPr>
-          <w:lang w:val="id-ID"/>
-        </w:rPr>
-        <w:t>RRT* memiliki keunggulan konseptual karena tidak harus membagi ruang menjadi grid. Pendekatan ini relevan untuk perencanaan gerak kontinu dan dapat dikembangkan untuk mempertimbangkan batasan robotik lebih nyata, termasuk melalui varian informed sampling seperti Informed RRT* [7]. Kekurangannya adalah performa lebih sulit diprediksi karena bergantung pada jumlah sampel, goal bias, dan konfigurasi hambatan.</w:t>
-      </w:r>
-    </w:p>
-    <w:p>
-      <w:pPr>
-        <w:pStyle w:val="Heading2"/>
-      </w:pPr>
-      <w:r>
-        <w:t>Implikasi untuk Robot Sepak Bola Humanoid</w:t>
-      </w:r>
-    </w:p>
-    <w:p>
-      <w:pPr>
-        <w:pStyle w:val="BodyText"/>
-        <w:rPr>
-          <w:lang w:val="id-ID"/>
-        </w:rPr>
-      </w:pPr>
-      <w:r>
-        <w:rPr>
-          <w:lang w:val="id-ID"/>
-        </w:rPr>
-        <w:t>Jika sistem robot membutuhkan keputusan cepat pada peta grid lokal, A* merupakan pilihan paling kuat karena kompromi antara kualitas solusi dan efisiensi komputasi. GBFS dapat digunakan ketika waktu sangat sempit dan sedikit penurunan kualitas jalur masih dapat diterima. UCS berguna sebagai pembanding optimal, Brute Force sebagai baseline, dan RRT* untuk pengembangan menuju ruang gerak kontinu.</w:t>
-      </w:r>
-    </w:p>
-    <w:p>
-      <w:pPr>
-        <w:pStyle w:val="Heading2"/>
-      </w:pPr>
-      <w:r>
-        <w:t>Validasi dan Keterbatasan Eksperimen</w:t>
-      </w:r>
-    </w:p>
-    <w:p>
-      <w:pPr>
-        <w:pStyle w:val="BodyText"/>
-        <w:rPr>
-          <w:lang w:val="id-ID"/>
-        </w:rPr>
-      </w:pPr>
-      <w:r>
-        <w:rPr>
-          <w:lang w:val="id-ID"/>
-        </w:rPr>
-        <w:t xml:space="preserve">Validasi dilakukan dengan memeriksa bahwa jalur tidak memotong area hambatan. Pada Brute Force dan </w:t>
-      </w:r>
-      <w:r>
-        <w:rPr>
-          <w:lang w:val="id-ID"/>
-        </w:rPr>
-        <w:t xml:space="preserve"> </w:t>
-      </w:r>
-      <w:r>
-        <w:rPr>
-          <w:lang w:val="id-ID"/>
-        </w:rPr>
-        <w:t>RRT*, setiap segmen garis diuji terhadap hambatan. Pada UCS, GBFS, dan A*, validasi dilakukan melalui pemeriksaan sel tetangga dan garis antar pusat sel agar gerak diagonal tidak melewati sudut hambatan.</w:t>
-      </w:r>
-    </w:p>
-    <w:p>
-      <w:pPr>
-        <w:pStyle w:val="BodyText"/>
-        <w:rPr>
-          <w:lang w:val="id-ID"/>
-        </w:rPr>
-      </w:pPr>
-      <w:r>
-        <w:rPr>
-          <w:lang w:val="id-ID"/>
-        </w:rPr>
-        <w:t>Keterbatasan utama eksperimen adalah bentuk robot direduksi menjadi titik. Dalam robot humanoid nyata, tubuh robot memiliki lebar, postur, dan stabilitas berjalan yang perlu diperhitungkan. Selain itu, peta bersifat statis, sedangkan pertandingan robot sepak bola memiliki objek dinamis dan ketidakpastian sensor.</w:t>
-      </w:r>
-    </w:p>
-    <w:p>
-      <w:pPr>
-        <w:pStyle w:val="BodyText"/>
-        <w:rPr>
-          <w:lang w:val="id-ID"/>
-        </w:rPr>
-      </w:pPr>
-      <w:r>
-        <w:rPr>
-          <w:lang w:val="id-ID"/>
-        </w:rPr>
-        <w:t>Sebagai bagian dari validasi, perbandingan ini tidak sepenuhnya identik karena setiap pendekatan memakai representasi ruang yang berbeda. UCS, GBFS, dan A* bekerja pada grid diskret; Brute Force bekerja pada kandidat waypoint dan segmen garis; sedangkan RRT* bekerja melalui sampling di ruang kontinu. Akibatnya, biaya lintasan A* dapat disebut optimal pada representasi grid, tetapi tidak otomatis menjadi optimum global pada ruang kontinu.</w:t>
-      </w:r>
-    </w:p>
-    <w:p>
-      <w:pPr>
-        <w:pStyle w:val="BodyText"/>
-        <w:rPr>
-          <w:lang w:val="id-ID"/>
-        </w:rPr>
-      </w:pPr>
-      <w:proofErr w:type="spellStart"/>
-      <w:r>
         <w:lastRenderedPageBreak/>
-        <w:t>Validitas</w:t>
-      </w:r>
-      <w:proofErr w:type="spellEnd"/>
-      <w:r>
-        <w:t xml:space="preserve"> </w:t>
-      </w:r>
-      <w:proofErr w:type="spellStart"/>
-      <w:r>
-        <w:t>diperkuat</w:t>
-      </w:r>
-      <w:proofErr w:type="spellEnd"/>
-      <w:r>
-        <w:t xml:space="preserve"> </w:t>
-      </w:r>
-      <w:proofErr w:type="spellStart"/>
-      <w:r>
-        <w:t>dengan</w:t>
-      </w:r>
-      <w:proofErr w:type="spellEnd"/>
-      <w:r>
-        <w:t xml:space="preserve"> </w:t>
-      </w:r>
-      <w:proofErr w:type="spellStart"/>
-      <w:r>
-        <w:t>sepuluh</w:t>
-      </w:r>
-      <w:proofErr w:type="spellEnd"/>
-      <w:r>
-        <w:t xml:space="preserve"> seed, peta yang dipastikan feasible, dan tiga pengulangan timing. Namun, regresi scaling hanya menggambarkan rentang 600-9.600 sel dan tidak menggantikan analisis asimtotik. Implementasi Python, parameter waypoint/RRT*, serta bentuk robot titik tetap membatasi generalisasi. Seluruh algoritma dijalankan pada peta, perangkat, dan validator </w:t>
-      </w:r>
-      <w:proofErr w:type="spellStart"/>
-      <w:r>
-        <w:t>tabrakan</w:t>
-      </w:r>
-      <w:proofErr w:type="spellEnd"/>
-      <w:r>
-        <w:t xml:space="preserve"> yang </w:t>
-      </w:r>
-      <w:proofErr w:type="spellStart"/>
-      <w:r>
-        <w:t>sama.</w:t>
-      </w:r>
-      <w:proofErr w:type="spellEnd"/>
+        <w:t>Validitas diperkuat dengan sepuluh seed, peta yang dipastikan feasible, dan tiga pengulangan timing. Namun, regresi scaling hanya menggambarkan rentang 600-9.600 sel dan tidak menggantikan analisis asimtotik. Implementasi Python, parameter waypoint/RRT*, serta bentuk robot titik tetap membatasi generalisasi. Seluruh algoritma dijalankan pada peta, perangkat, dan validator tabrakan yang sama.</w:t>
+      </w:r>
       <w:r>
         <w:rPr>
           <w:lang w:val="id-ID"/>
@@ -7632,19 +7440,14 @@
         </w:rPr>
         <w:t xml:space="preserve"> </w:t>
       </w:r>
-      <w:hyperlink r:id="rId15" w:history="1">
-        <w:r>
-          <w:rPr>
-            <w:rStyle w:val="Hyperlink"/>
-            <w:color w:val="auto"/>
-            <w:sz w:val="16"/>
-            <w:szCs w:val="16"/>
-            <w:u w:val="none"/>
-            <w:lang w:val="id-ID"/>
-          </w:rPr>
-          <w:t>https://youtu.be/gW-vJh0jpOA?si=Jcxtga3KlfvjNRMc</w:t>
-        </w:r>
-      </w:hyperlink>
+      <w:r>
+        <w:rPr>
+          <w:sz w:val="16"/>
+          <w:szCs w:val="16"/>
+          <w:lang w:val="id-ID"/>
+        </w:rPr>
+        <w:t>https://youtu.be/6qeD83UTYG8</w:t>
+      </w:r>
     </w:p>
     <w:p>
       <w:pPr>
@@ -7683,7 +7486,7 @@
         </w:rPr>
         <w:t xml:space="preserve"> </w:t>
       </w:r>
-      <w:hyperlink r:id="rId16" w:history="1">
+      <w:hyperlink r:id="rId15" w:history="1">
         <w:r>
           <w:rPr>
             <w:rStyle w:val="Hyperlink"/>
@@ -7718,7 +7521,10 @@
         <w:pStyle w:val="references"/>
       </w:pPr>
       <w:r>
-        <w:t>P. E. Hart, N. J. Nilsson, and B. Raphael, “A formal basis for the heuristic determination of minimum cost paths,” IEEE Transactions on Systems Science and Cybernetics, vol. 4, no. 2, pp. 100–107, 1968.</w:t>
+        <w:t xml:space="preserve">P. E. Hart, N. J. Nilsson, and B. Raphael, “A formal basis for the heuristic determination of minimum cost paths,” IEEE </w:t>
+      </w:r>
+      <w:r>
+        <w:t>Transactions on Systems Science and Cybernetics, vol. 4, no. 2, pp. 100–107, 1968.</w:t>
       </w:r>
     </w:p>
     <w:p>
@@ -7802,269 +7608,8 @@
         </w:numPr>
         <w:spacing w:line="240" w:lineRule="auto"/>
       </w:pPr>
-      <w:proofErr w:type="spellStart"/>
-      <w:r>
-        <w:t>Dengan</w:t>
-      </w:r>
-      <w:proofErr w:type="spellEnd"/>
-      <w:r>
-        <w:t xml:space="preserve"> </w:t>
-      </w:r>
-      <w:proofErr w:type="spellStart"/>
-      <w:r>
-        <w:t>ini</w:t>
-      </w:r>
-      <w:proofErr w:type="spellEnd"/>
-      <w:r>
-        <w:t xml:space="preserve"> </w:t>
-      </w:r>
-      <w:proofErr w:type="spellStart"/>
-      <w:r>
-        <w:t>saya</w:t>
-      </w:r>
-      <w:proofErr w:type="spellEnd"/>
-      <w:r>
-        <w:t xml:space="preserve"> </w:t>
-      </w:r>
-      <w:proofErr w:type="spellStart"/>
-      <w:r>
-        <w:t>menyatakan</w:t>
-      </w:r>
-      <w:proofErr w:type="spellEnd"/>
-      <w:r>
-        <w:t xml:space="preserve"> </w:t>
-      </w:r>
-      <w:proofErr w:type="spellStart"/>
-      <w:r>
-        <w:t>bahwa</w:t>
-      </w:r>
-      <w:proofErr w:type="spellEnd"/>
-      <w:r>
-        <w:t xml:space="preserve"> </w:t>
-      </w:r>
-      <w:proofErr w:type="spellStart"/>
-      <w:r>
-        <w:t>makalah</w:t>
-      </w:r>
-      <w:proofErr w:type="spellEnd"/>
-      <w:r>
-        <w:t xml:space="preserve"> yang </w:t>
-      </w:r>
-      <w:proofErr w:type="spellStart"/>
-      <w:r>
-        <w:t>saya</w:t>
-      </w:r>
-      <w:proofErr w:type="spellEnd"/>
-      <w:r>
-        <w:t xml:space="preserve"> </w:t>
-      </w:r>
-      <w:proofErr w:type="spellStart"/>
-      <w:r>
-        <w:t>susun</w:t>
-      </w:r>
-      <w:proofErr w:type="spellEnd"/>
-      <w:r>
-        <w:t xml:space="preserve"> </w:t>
-      </w:r>
-      <w:proofErr w:type="spellStart"/>
-      <w:r>
-        <w:t>merupakan</w:t>
-      </w:r>
-      <w:proofErr w:type="spellEnd"/>
-      <w:r>
-        <w:t xml:space="preserve"> </w:t>
-      </w:r>
-      <w:proofErr w:type="spellStart"/>
-      <w:r>
-        <w:t>hasil</w:t>
-      </w:r>
-      <w:proofErr w:type="spellEnd"/>
-      <w:r>
-        <w:t xml:space="preserve"> </w:t>
-      </w:r>
-      <w:proofErr w:type="spellStart"/>
-      <w:r>
-        <w:t>karya</w:t>
-      </w:r>
-      <w:proofErr w:type="spellEnd"/>
-      <w:r>
-        <w:t xml:space="preserve"> </w:t>
-      </w:r>
-      <w:proofErr w:type="spellStart"/>
-      <w:r>
-        <w:t>saya</w:t>
-      </w:r>
-      <w:proofErr w:type="spellEnd"/>
-      <w:r>
-        <w:t xml:space="preserve"> </w:t>
-      </w:r>
-      <w:proofErr w:type="spellStart"/>
-      <w:r>
-        <w:t>sendiri</w:t>
-      </w:r>
-      <w:proofErr w:type="spellEnd"/>
-      <w:r>
-        <w:t xml:space="preserve"> dan </w:t>
-      </w:r>
-      <w:proofErr w:type="spellStart"/>
-      <w:r>
-        <w:t>tidak</w:t>
-      </w:r>
-      <w:proofErr w:type="spellEnd"/>
-      <w:r>
-        <w:t xml:space="preserve"> </w:t>
-      </w:r>
-      <w:proofErr w:type="spellStart"/>
-      <w:r>
-        <w:t>merupakan</w:t>
-      </w:r>
-      <w:proofErr w:type="spellEnd"/>
-      <w:r>
-        <w:t xml:space="preserve"> </w:t>
-      </w:r>
-      <w:proofErr w:type="spellStart"/>
-      <w:r>
-        <w:t>saduran</w:t>
-      </w:r>
-      <w:proofErr w:type="spellEnd"/>
-      <w:r>
-        <w:t xml:space="preserve">, </w:t>
-      </w:r>
-      <w:proofErr w:type="spellStart"/>
-      <w:r>
-        <w:t>terjemahan</w:t>
-      </w:r>
-      <w:proofErr w:type="spellEnd"/>
-      <w:r>
-        <w:t xml:space="preserve">, </w:t>
-      </w:r>
-      <w:proofErr w:type="spellStart"/>
-      <w:r>
-        <w:t>maupun</w:t>
-      </w:r>
-      <w:proofErr w:type="spellEnd"/>
-      <w:r>
-        <w:t xml:space="preserve"> </w:t>
-      </w:r>
-      <w:proofErr w:type="spellStart"/>
-      <w:r>
-        <w:t>plagiasi</w:t>
-      </w:r>
-      <w:proofErr w:type="spellEnd"/>
-      <w:r>
-        <w:t xml:space="preserve"> </w:t>
-      </w:r>
-      <w:proofErr w:type="spellStart"/>
-      <w:r>
-        <w:t>dari</w:t>
-      </w:r>
-      <w:proofErr w:type="spellEnd"/>
-      <w:r>
-        <w:t xml:space="preserve"> </w:t>
-      </w:r>
-      <w:proofErr w:type="spellStart"/>
-      <w:r>
-        <w:t>karya</w:t>
-      </w:r>
-      <w:proofErr w:type="spellEnd"/>
-      <w:r>
-        <w:t xml:space="preserve"> orang lain. </w:t>
-      </w:r>
-      <w:proofErr w:type="spellStart"/>
-      <w:r>
-        <w:t>Seluruh</w:t>
-      </w:r>
-      <w:proofErr w:type="spellEnd"/>
-      <w:r>
-        <w:t xml:space="preserve"> </w:t>
-      </w:r>
-      <w:proofErr w:type="spellStart"/>
-      <w:r>
-        <w:t>sumber</w:t>
-      </w:r>
-      <w:proofErr w:type="spellEnd"/>
-      <w:r>
-        <w:t xml:space="preserve"> yang </w:t>
-      </w:r>
-      <w:proofErr w:type="spellStart"/>
-      <w:r>
-        <w:t>digunakan</w:t>
-      </w:r>
-      <w:proofErr w:type="spellEnd"/>
-      <w:r>
-        <w:t xml:space="preserve"> </w:t>
-      </w:r>
-      <w:proofErr w:type="spellStart"/>
-      <w:r>
-        <w:t>telah</w:t>
-      </w:r>
-      <w:proofErr w:type="spellEnd"/>
-      <w:r>
-        <w:t xml:space="preserve"> </w:t>
-      </w:r>
-      <w:proofErr w:type="spellStart"/>
-      <w:r>
-        <w:t>dicantumkan</w:t>
-      </w:r>
-      <w:proofErr w:type="spellEnd"/>
-      <w:r>
-        <w:t xml:space="preserve"> </w:t>
-      </w:r>
-      <w:proofErr w:type="spellStart"/>
-      <w:r>
-        <w:t>secara</w:t>
-      </w:r>
-      <w:proofErr w:type="spellEnd"/>
-      <w:r>
-        <w:t xml:space="preserve"> </w:t>
-      </w:r>
-      <w:proofErr w:type="spellStart"/>
-      <w:r>
-        <w:t>benar</w:t>
-      </w:r>
-      <w:proofErr w:type="spellEnd"/>
-      <w:r>
-        <w:t xml:space="preserve"> </w:t>
-      </w:r>
-      <w:proofErr w:type="spellStart"/>
-      <w:r>
-        <w:t>sesuai</w:t>
-      </w:r>
-      <w:proofErr w:type="spellEnd"/>
-      <w:r>
-        <w:t xml:space="preserve"> </w:t>
-      </w:r>
-      <w:proofErr w:type="spellStart"/>
-      <w:r>
-        <w:t>dengan</w:t>
-      </w:r>
-      <w:proofErr w:type="spellEnd"/>
-      <w:r>
-        <w:t xml:space="preserve"> </w:t>
-      </w:r>
-      <w:proofErr w:type="spellStart"/>
-      <w:r>
-        <w:t>kaidah</w:t>
-      </w:r>
-      <w:proofErr w:type="spellEnd"/>
-      <w:r>
-        <w:t xml:space="preserve"> </w:t>
-      </w:r>
-      <w:proofErr w:type="spellStart"/>
-      <w:r>
-        <w:t>penulisan</w:t>
-      </w:r>
-      <w:proofErr w:type="spellEnd"/>
-      <w:r>
-        <w:t xml:space="preserve"> </w:t>
-      </w:r>
-      <w:proofErr w:type="spellStart"/>
-      <w:r>
-        <w:t>ilmiah</w:t>
-      </w:r>
-      <w:proofErr w:type="spellEnd"/>
-      <w:r>
-        <w:t>.</w:t>
+      <w:r>
+        <w:t>Dengan ini saya menyatakan bahwa makalah yang saya susun merupakan hasil karya saya sendiri dan tidak merupakan saduran, terjemahan, maupun plagiasi dari karya orang lain. Seluruh sumber yang digunakan telah dicantumkan secara benar sesuai dengan kaidah penulisan ilmiah.</w:t>
       </w:r>
     </w:p>
     <w:p>
@@ -8075,77 +7620,8 @@
           <w:numId w:val="0"/>
         </w:numPr>
       </w:pPr>
-      <w:proofErr w:type="spellStart"/>
-      <w:r>
-        <w:t>Terkait</w:t>
-      </w:r>
-      <w:proofErr w:type="spellEnd"/>
-      <w:r>
-        <w:t xml:space="preserve"> </w:t>
-      </w:r>
-      <w:proofErr w:type="spellStart"/>
-      <w:r>
-        <w:t>penggunaan</w:t>
-      </w:r>
-      <w:proofErr w:type="spellEnd"/>
-      <w:r>
-        <w:t xml:space="preserve"> </w:t>
-      </w:r>
-      <w:proofErr w:type="spellStart"/>
-      <w:r>
-        <w:t>teknologi</w:t>
-      </w:r>
-      <w:proofErr w:type="spellEnd"/>
-      <w:r>
-        <w:t xml:space="preserve"> </w:t>
-      </w:r>
-      <w:proofErr w:type="spellStart"/>
-      <w:r>
-        <w:t>kecerdasan</w:t>
-      </w:r>
-      <w:proofErr w:type="spellEnd"/>
-      <w:r>
-        <w:t xml:space="preserve"> </w:t>
-      </w:r>
-      <w:proofErr w:type="spellStart"/>
-      <w:r>
-        <w:t>buatan</w:t>
-      </w:r>
-      <w:proofErr w:type="spellEnd"/>
-      <w:r>
-        <w:t xml:space="preserve"> (Artificial Intelligence), </w:t>
-      </w:r>
-      <w:proofErr w:type="spellStart"/>
-      <w:r>
-        <w:t>saya</w:t>
-      </w:r>
-      <w:proofErr w:type="spellEnd"/>
-      <w:r>
-        <w:t xml:space="preserve"> </w:t>
-      </w:r>
-      <w:proofErr w:type="spellStart"/>
-      <w:r>
-        <w:t>menyatakan</w:t>
-      </w:r>
-      <w:proofErr w:type="spellEnd"/>
-      <w:r>
-        <w:t xml:space="preserve"> </w:t>
-      </w:r>
-      <w:proofErr w:type="spellStart"/>
-      <w:r>
-        <w:t>bahwa</w:t>
-      </w:r>
-      <w:proofErr w:type="spellEnd"/>
-      <w:r>
-        <w:t xml:space="preserve"> (hapus salah </w:t>
-      </w:r>
-      <w:proofErr w:type="spellStart"/>
-      <w:r>
-        <w:t>satu</w:t>
-      </w:r>
-      <w:proofErr w:type="spellEnd"/>
-      <w:r>
-        <w:t>):</w:t>
+      <w:r>
+        <w:t>Terkait penggunaan teknologi kecerdasan buatan (Artificial Intelligence), saya menyatakan bahwa (hapus salah satu):</w:t>
       </w:r>
     </w:p>
     <w:p>
@@ -8170,81 +7646,15 @@
         <w:tab/>
         <w:t xml:space="preserve">Saya </w:t>
       </w:r>
-      <w:proofErr w:type="spellStart"/>
       <w:r>
         <w:rPr>
           <w:b/>
           <w:bCs/>
         </w:rPr>
-        <w:t>tidak</w:t>
-      </w:r>
-      <w:proofErr w:type="spellEnd"/>
-      <w:r>
-        <w:rPr>
-          <w:b/>
-          <w:bCs/>
-        </w:rPr>
-        <w:t xml:space="preserve"> </w:t>
-      </w:r>
-      <w:proofErr w:type="spellStart"/>
-      <w:r>
-        <w:rPr>
-          <w:b/>
-          <w:bCs/>
-        </w:rPr>
-        <w:t>menggunakan</w:t>
-      </w:r>
-      <w:proofErr w:type="spellEnd"/>
-      <w:r>
-        <w:t xml:space="preserve"> </w:t>
-      </w:r>
-      <w:proofErr w:type="spellStart"/>
-      <w:r>
-        <w:t>alat</w:t>
-      </w:r>
-      <w:proofErr w:type="spellEnd"/>
-      <w:r>
-        <w:t xml:space="preserve"> </w:t>
-      </w:r>
-      <w:proofErr w:type="spellStart"/>
-      <w:r>
-        <w:t>bantu</w:t>
-      </w:r>
-      <w:proofErr w:type="spellEnd"/>
-      <w:r>
-        <w:t xml:space="preserve"> AI </w:t>
-      </w:r>
-      <w:proofErr w:type="spellStart"/>
-      <w:r>
-        <w:t>dalam</w:t>
-      </w:r>
-      <w:proofErr w:type="spellEnd"/>
-      <w:r>
-        <w:t xml:space="preserve"> proses </w:t>
-      </w:r>
-      <w:proofErr w:type="spellStart"/>
-      <w:r>
-        <w:t>penyusunan</w:t>
-      </w:r>
-      <w:proofErr w:type="spellEnd"/>
-      <w:r>
-        <w:t xml:space="preserve"> </w:t>
-      </w:r>
-      <w:proofErr w:type="spellStart"/>
-      <w:r>
-        <w:t>makalah</w:t>
-      </w:r>
-      <w:proofErr w:type="spellEnd"/>
-      <w:r>
-        <w:t xml:space="preserve"> </w:t>
-      </w:r>
-      <w:proofErr w:type="spellStart"/>
-      <w:r>
-        <w:t>ini</w:t>
-      </w:r>
-      <w:proofErr w:type="spellEnd"/>
-      <w:r>
-        <w:t>.</w:t>
+        <w:t>tidak menggunakan</w:t>
+      </w:r>
+      <w:r>
+        <w:t xml:space="preserve"> alat bantu AI dalam proses penyusunan makalah ini.</w:t>
       </w:r>
     </w:p>
     <w:p>
@@ -8267,7 +7677,6 @@
         <w:tab/>
         <w:t xml:space="preserve">Saya </w:t>
       </w:r>
-      <w:proofErr w:type="spellStart"/>
       <w:r>
         <w:rPr>
           <w:b/>
@@ -8275,105 +7684,8 @@
         </w:rPr>
         <w:t>menggunakan</w:t>
       </w:r>
-      <w:proofErr w:type="spellEnd"/>
-      <w:r>
-        <w:t xml:space="preserve"> </w:t>
-      </w:r>
-      <w:proofErr w:type="spellStart"/>
-      <w:r>
-        <w:t>alat</w:t>
-      </w:r>
-      <w:proofErr w:type="spellEnd"/>
-      <w:r>
-        <w:t xml:space="preserve"> </w:t>
-      </w:r>
-      <w:proofErr w:type="spellStart"/>
-      <w:r>
-        <w:t>bantu</w:t>
-      </w:r>
-      <w:proofErr w:type="spellEnd"/>
-      <w:r>
-        <w:t xml:space="preserve"> AI </w:t>
-      </w:r>
-      <w:proofErr w:type="spellStart"/>
-      <w:r>
-        <w:t>sebagai</w:t>
-      </w:r>
-      <w:proofErr w:type="spellEnd"/>
-      <w:r>
-        <w:t xml:space="preserve"> </w:t>
-      </w:r>
-      <w:proofErr w:type="spellStart"/>
-      <w:r>
-        <w:t>pendukung</w:t>
-      </w:r>
-      <w:proofErr w:type="spellEnd"/>
-      <w:r>
-        <w:t xml:space="preserve"> </w:t>
-      </w:r>
-      <w:proofErr w:type="spellStart"/>
-      <w:r>
-        <w:t>dalam</w:t>
-      </w:r>
-      <w:proofErr w:type="spellEnd"/>
-      <w:r>
-        <w:t xml:space="preserve"> </w:t>
-      </w:r>
-      <w:proofErr w:type="spellStart"/>
-      <w:r>
-        <w:t>penyusunan</w:t>
-      </w:r>
-      <w:proofErr w:type="spellEnd"/>
-      <w:r>
-        <w:t xml:space="preserve"> </w:t>
-      </w:r>
-      <w:proofErr w:type="spellStart"/>
-      <w:r>
-        <w:t>makalah</w:t>
-      </w:r>
-      <w:proofErr w:type="spellEnd"/>
-      <w:r>
-        <w:t xml:space="preserve"> </w:t>
-      </w:r>
-      <w:proofErr w:type="spellStart"/>
-      <w:r>
-        <w:t>ini</w:t>
-      </w:r>
-      <w:proofErr w:type="spellEnd"/>
-      <w:r>
-        <w:t xml:space="preserve"> </w:t>
-      </w:r>
-      <w:proofErr w:type="spellStart"/>
-      <w:r>
-        <w:t>dengan</w:t>
-      </w:r>
-      <w:proofErr w:type="spellEnd"/>
-      <w:r>
-        <w:t xml:space="preserve"> </w:t>
-      </w:r>
-      <w:proofErr w:type="spellStart"/>
-      <w:r>
-        <w:t>rincian</w:t>
-      </w:r>
-      <w:proofErr w:type="spellEnd"/>
-      <w:r>
-        <w:t xml:space="preserve"> </w:t>
-      </w:r>
-      <w:proofErr w:type="spellStart"/>
-      <w:r>
-        <w:t>sebagai</w:t>
-      </w:r>
-      <w:proofErr w:type="spellEnd"/>
-      <w:r>
-        <w:t xml:space="preserve"> </w:t>
-      </w:r>
-      <w:proofErr w:type="spellStart"/>
-      <w:r>
-        <w:t>berikut</w:t>
-      </w:r>
-      <w:proofErr w:type="spellEnd"/>
-      <w:r>
-        <w:t>:</w:t>
+      <w:r>
+        <w:t xml:space="preserve"> alat bantu AI sebagai pendukung dalam penyusunan makalah ini dengan rincian sebagai berikut:</w:t>
       </w:r>
     </w:p>
     <w:p>
@@ -8387,15 +7699,7 @@
         <w:ind w:left="567" w:hanging="207"/>
       </w:pPr>
       <w:r>
-        <w:t xml:space="preserve">Nama </w:t>
-      </w:r>
-      <w:proofErr w:type="spellStart"/>
-      <w:r>
-        <w:t>alat</w:t>
-      </w:r>
-      <w:proofErr w:type="spellEnd"/>
-      <w:r>
-        <w:t xml:space="preserve"> AI: </w:t>
+        <w:t xml:space="preserve">Nama alat AI: </w:t>
       </w:r>
       <w:r>
         <w:rPr>
@@ -8421,15 +7725,7 @@
         <w:ind w:left="567" w:hanging="207"/>
       </w:pPr>
       <w:r>
-        <w:t xml:space="preserve">Tujuan </w:t>
-      </w:r>
-      <w:proofErr w:type="spellStart"/>
-      <w:r>
-        <w:t>penggunaan</w:t>
-      </w:r>
-      <w:proofErr w:type="spellEnd"/>
-      <w:r>
-        <w:t xml:space="preserve">: </w:t>
+        <w:t xml:space="preserve">Tujuan penggunaan: </w:t>
       </w:r>
       <w:r>
         <w:rPr>
@@ -8449,23 +7745,7 @@
         <w:ind w:left="567" w:hanging="207"/>
       </w:pPr>
       <w:r>
-        <w:t xml:space="preserve">Ruang </w:t>
-      </w:r>
-      <w:proofErr w:type="spellStart"/>
-      <w:r>
-        <w:t>lingkup</w:t>
-      </w:r>
-      <w:proofErr w:type="spellEnd"/>
-      <w:r>
-        <w:t xml:space="preserve"> </w:t>
-      </w:r>
-      <w:proofErr w:type="spellStart"/>
-      <w:r>
-        <w:t>penggunaan</w:t>
-      </w:r>
-      <w:proofErr w:type="spellEnd"/>
-      <w:r>
-        <w:t xml:space="preserve">: </w:t>
+        <w:t xml:space="preserve">Ruang lingkup penggunaan: </w:t>
       </w:r>
       <w:r>
         <w:rPr>
@@ -8543,7 +7823,7 @@
                     </pic:cNvPicPr>
                   </pic:nvPicPr>
                   <pic:blipFill rotWithShape="1">
-                    <a:blip r:embed="rId17" cstate="print">
+                    <a:blip r:embed="rId16" cstate="print">
                       <a:extLst>
                         <a:ext uri="{28A0092B-C50C-407E-A947-70E740481C1C}">
                           <a14:useLocalDpi xmlns:a14="http://schemas.microsoft.com/office/drawing/2010/main" val="0"/>
@@ -10439,6 +9719,7 @@
   <w:style w:type="character" w:default="1" w:styleId="DefaultParagraphFont">
     <w:name w:val="Default Paragraph Font"/>
     <w:uiPriority w:val="1"/>
+    <w:semiHidden/>
     <w:unhideWhenUsed/>
   </w:style>
   <w:style w:type="table" w:default="1" w:styleId="TableNormal">
